--- a/zht/docx/044.content.docx
+++ b/zht/docx/044.content.docx
@@ -149,27 +149,7 @@
         <w:rPr>
           <w:lang w:val="zh_TW" w:bidi="zh_TW"/>
         </w:rPr>
-        <w:t>guang</w:t>
-      </w:r>
-      <w:r>
-        <w:rPr>
-          <w:lang w:val="zh_TW" w:bidi="zh_TW"/>
-        </w:rPr>
-      </w:r>
-    </w:p>
-    <w:p>
-      <w:pPr/>
-      <w:r>
-        <w:rPr>
-          <w:lang w:val="zh_TW" w:bidi="zh_TW"/>
-        </w:rPr>
-      </w:r>
-      <w:r>
-        <w:rPr>
-          <w:i/>
-          <w:lang w:val="zh_TW" w:bidi="zh_TW"/>
-        </w:rPr>
-        <w:t>光</w:t>
+        <w:t>gu</w:t>
       </w:r>
       <w:r>
         <w:rPr>
@@ -232,7 +212,7 @@
         <w:rPr>
           <w:lang w:val="zh_TW" w:bidi="zh_TW"/>
         </w:rPr>
-        <w:t>光</w:t>
+        <w:t>古實（地名）</w:t>
       </w:r>
       <w:r>
         <w:rPr>
@@ -251,18 +231,7 @@
         <w:rPr>
           <w:lang w:val="zh_TW" w:bidi="zh_TW"/>
         </w:rPr>
-        <w:t>使眼睛得以看見的亮光。</w:t>
-      </w:r>
-    </w:p>
-    <w:p>
-      <w:pPr>
-        <w:pStyle w:val="Heading3"/>
-      </w:pPr>
-      <w:r>
-        <w:rPr>
-          <w:lang w:val="zh_TW" w:bidi="zh_TW"/>
-        </w:rPr>
-        <w:t>舊約聖經中的光</w:t>
+        <w:t>古實這名稱出現在埃及文、亞喀得文（Akkadian）及希伯來文的文獻中，是用來指位於埃及以南、尼羅河上游沿岸的諸國。較狹義地說，古實是指尼羅河第二與第四瀑布（大急流）之間的地區，大致相當於現今蘇丹的北部，這一帶在古代也被稱為努比亞（Nubia）。</w:t>
       </w:r>
     </w:p>
     <w:p>
@@ -276,97 +245,18 @@
         <w:rPr>
           <w:lang w:val="zh_TW" w:bidi="zh_TW"/>
         </w:rPr>
-        <w:t>在舊約聖經裡，「光」有許多不同的意思。它通常是指普通、物質的光，但也象徵屬靈的真理。神創造的第一樣事物就是光 （</w:t>
-      </w:r>
-      <w:hyperlink r:id="rId13">
-        <w:r>
-          <w:rPr>
-            <w:lang w:val="zh_TW" w:bidi="zh_TW"/>
-          </w:rPr>
-          <w:rPr>
-            <w:color w:val="0000EE"/>
-            <w:u w:val="single"/>
-          </w:rPr>
-          <w:t>創1:3</w:t>
-        </w:r>
-      </w:hyperlink>
-      <w:r>
-        <w:rPr>
-          <w:lang w:val="zh_TW" w:bidi="zh_TW"/>
-        </w:rPr>
-        <w:t>）。祂也創造了日、月、星辰來發光 （</w:t>
-      </w:r>
-      <w:hyperlink r:id="rId14">
-        <w:r>
-          <w:rPr>
-            <w:lang w:val="zh_TW" w:bidi="zh_TW"/>
-          </w:rPr>
-          <w:rPr>
-            <w:color w:val="0000EE"/>
-            <w:u w:val="single"/>
-          </w:rPr>
-          <w:t>創1:16</w:t>
-        </w:r>
-      </w:hyperlink>
-      <w:r>
-        <w:rPr>
-          <w:lang w:val="zh_TW" w:bidi="zh_TW"/>
-        </w:rPr>
-        <w:t>）。有時候聖經會把光擬人化，例如約伯把光描寫成住在無人能至之處 （</w:t>
-      </w:r>
-      <w:hyperlink r:id="rId15">
-        <w:r>
-          <w:rPr>
-            <w:lang w:val="zh_TW" w:bidi="zh_TW"/>
-          </w:rPr>
-          <w:rPr>
-            <w:color w:val="0000EE"/>
-            <w:u w:val="single"/>
-          </w:rPr>
-          <w:t>伯38:19</w:t>
-        </w:r>
-      </w:hyperlink>
-      <w:r>
-        <w:rPr>
-          <w:lang w:val="zh_TW" w:bidi="zh_TW"/>
-        </w:rPr>
-        <w:t>，參</w:t>
-      </w:r>
-      <w:hyperlink r:id="rId16">
-        <w:r>
-          <w:rPr>
-            <w:lang w:val="zh_TW" w:bidi="zh_TW"/>
-          </w:rPr>
-          <w:rPr>
-            <w:color w:val="0000EE"/>
-            <w:u w:val="single"/>
-          </w:rPr>
-          <w:t>24</w:t>
-        </w:r>
-      </w:hyperlink>
-      <w:r>
-        <w:rPr>
-          <w:lang w:val="zh_TW" w:bidi="zh_TW"/>
-        </w:rPr>
-        <w:t>節）。以色列人在會幕裡也使用人造的光（</w:t>
-      </w:r>
-      <w:hyperlink r:id="rId17">
-        <w:r>
-          <w:rPr>
-            <w:lang w:val="zh_TW" w:bidi="zh_TW"/>
-          </w:rPr>
-          <w:rPr>
-            <w:color w:val="0000EE"/>
-            <w:u w:val="single"/>
-          </w:rPr>
-          <w:t>出25:37</w:t>
-        </w:r>
-      </w:hyperlink>
-      <w:r>
-        <w:rPr>
-          <w:lang w:val="zh_TW" w:bidi="zh_TW"/>
-        </w:rPr>
-        <w:t>）。</w:t>
+        <w:t>舊約聖經一般採用這個較狹義的用法。希臘人稱此地為衣索匹亞，這名稱後來成為今日衣索匹亞之名的由來（現代的衣索匹亞位於更南、更東的地區）。</w:t>
+      </w:r>
+    </w:p>
+    <w:p>
+      <w:pPr>
+        <w:pStyle w:val="Heading3"/>
+      </w:pPr>
+      <w:r>
+        <w:rPr>
+          <w:lang w:val="zh_TW" w:bidi="zh_TW"/>
+        </w:rPr>
+        <w:t>創世記中的古實</w:t>
       </w:r>
     </w:p>
     <w:p>
@@ -380,9 +270,9 @@
         <w:rPr>
           <w:lang w:val="zh_TW" w:bidi="zh_TW"/>
         </w:rPr>
-        <w:t>光是良善、振奮，或與重要人物（尤其是神）相關的象徵。傳道書中的傳道者說：「光本是佳美的」（</w:t>
-      </w:r>
-      <w:hyperlink r:id="rId18">
+        <w:t>「古實」在創世記中的意思並不十分明確。在伊甸園的記述中，古實似乎位於美索不達米亞（</w:t>
+      </w:r>
+      <w:hyperlink r:id="rId13">
         <w:r>
           <w:rPr>
             <w:lang w:val="zh_TW" w:bidi="zh_TW"/>
@@ -391,16 +281,16 @@
             <w:color w:val="0000EE"/>
             <w:u w:val="single"/>
           </w:rPr>
-          <w:t>傳11:7</w:t>
+          <w:t>創2:13</w:t>
         </w:r>
       </w:hyperlink>
       <w:r>
         <w:rPr>
           <w:lang w:val="zh_TW" w:bidi="zh_TW"/>
         </w:rPr>
-        <w:t>）。在埃及的十災期間，埃及人陷入黑暗，而以色列人卻有光（</w:t>
-      </w:r>
-      <w:hyperlink r:id="rId19">
+        <w:t>），也就是底格里斯河與幼發拉底河流域（</w:t>
+      </w:r>
+      <w:hyperlink r:id="rId14">
         <w:r>
           <w:rPr>
             <w:lang w:val="zh_TW" w:bidi="zh_TW"/>
@@ -409,116 +299,14 @@
             <w:color w:val="0000EE"/>
             <w:u w:val="single"/>
           </w:rPr>
-          <w:t>出10:23</w:t>
+          <w:t>14</w:t>
         </w:r>
       </w:hyperlink>
       <w:r>
         <w:rPr>
           <w:lang w:val="zh_TW" w:bidi="zh_TW"/>
         </w:rPr>
-        <w:t>）。當以色列人出埃及時，神在白日用雲柱引導他們，又在黑夜用火柱光照他們（</w:t>
-      </w:r>
-      <w:hyperlink r:id="rId20">
-        <w:r>
-          <w:rPr>
-            <w:lang w:val="zh_TW" w:bidi="zh_TW"/>
-          </w:rPr>
-          <w:rPr>
-            <w:color w:val="0000EE"/>
-            <w:u w:val="single"/>
-          </w:rPr>
-          <w:t>出13:21</w:t>
-        </w:r>
-      </w:hyperlink>
-      <w:r>
-        <w:rPr>
-          <w:lang w:val="zh_TW" w:bidi="zh_TW"/>
-        </w:rPr>
-        <w:t>）。這火柱在仇敵處於黑暗時，給以色列人光明（</w:t>
-      </w:r>
-      <w:hyperlink r:id="rId21">
-        <w:r>
-          <w:rPr>
-            <w:lang w:val="zh_TW" w:bidi="zh_TW"/>
-          </w:rPr>
-          <w:rPr>
-            <w:color w:val="0000EE"/>
-            <w:u w:val="single"/>
-          </w:rPr>
-          <w:t>出14:20</w:t>
-        </w:r>
-      </w:hyperlink>
-      <w:r>
-        <w:rPr>
-          <w:lang w:val="zh_TW" w:bidi="zh_TW"/>
-        </w:rPr>
-        <w:t>）。即使以色列犯罪，他們仍記得神沒有丟棄他們。火柱仍然存在，引導他們（</w:t>
-      </w:r>
-      <w:hyperlink r:id="rId22">
-        <w:r>
-          <w:rPr>
-            <w:lang w:val="zh_TW" w:bidi="zh_TW"/>
-          </w:rPr>
-          <w:rPr>
-            <w:color w:val="0000EE"/>
-            <w:u w:val="single"/>
-          </w:rPr>
-          <w:t>尼9:19</w:t>
-        </w:r>
-      </w:hyperlink>
-      <w:r>
-        <w:rPr>
-          <w:lang w:val="zh_TW" w:bidi="zh_TW"/>
-        </w:rPr>
-        <w:t>；參</w:t>
-      </w:r>
-      <w:hyperlink r:id="rId23">
-        <w:r>
-          <w:rPr>
-            <w:lang w:val="zh_TW" w:bidi="zh_TW"/>
-          </w:rPr>
-          <w:rPr>
-            <w:color w:val="0000EE"/>
-            <w:u w:val="single"/>
-          </w:rPr>
-          <w:t>尼9:12</w:t>
-        </w:r>
-      </w:hyperlink>
-      <w:r>
-        <w:rPr>
-          <w:lang w:val="zh_TW" w:bidi="zh_TW"/>
-        </w:rPr>
-        <w:t>；</w:t>
-      </w:r>
-      <w:hyperlink r:id="rId24">
-        <w:r>
-          <w:rPr>
-            <w:lang w:val="zh_TW" w:bidi="zh_TW"/>
-          </w:rPr>
-          <w:rPr>
-            <w:color w:val="0000EE"/>
-            <w:u w:val="single"/>
-          </w:rPr>
-          <w:t>詩78:14，</w:t>
-        </w:r>
-      </w:hyperlink>
-      <w:hyperlink r:id="rId25">
-        <w:r>
-          <w:rPr>
-            <w:lang w:val="zh_TW" w:bidi="zh_TW"/>
-          </w:rPr>
-          <w:rPr>
-            <w:color w:val="0000EE"/>
-            <w:u w:val="single"/>
-          </w:rPr>
-          <w:t>105:39</w:t>
-        </w:r>
-      </w:hyperlink>
-      <w:r>
-        <w:rPr>
-          <w:lang w:val="zh_TW" w:bidi="zh_TW"/>
-        </w:rPr>
-        <w:t>）。</w:t>
+        <w:t>節）。這裡所說的「古實」可能就是加瑟（Kassite，又稱哥西安〔Cossaean〕），加瑟是公元前十二世紀以前統治美索不達米亞約五百年的巴比倫統治者的名稱。</w:t>
       </w:r>
     </w:p>
     <w:p>
@@ -532,9 +320,9 @@
         <w:rPr>
           <w:lang w:val="zh_TW" w:bidi="zh_TW"/>
         </w:rPr>
-        <w:t>在舊約聖經中，光常代表神的祝福。約伯說：「他將深奧的事從黑暗中彰顯， 使死蔭顯為光明」（</w:t>
-      </w:r>
-      <w:hyperlink r:id="rId26">
+        <w:t>因此，</w:t>
+      </w:r>
+      <w:hyperlink r:id="rId15">
         <w:r>
           <w:rPr>
             <w:lang w:val="zh_TW" w:bidi="zh_TW"/>
@@ -543,16 +331,16 @@
             <w:color w:val="0000EE"/>
             <w:u w:val="single"/>
           </w:rPr>
-          <w:t>伯12:22</w:t>
+          <w:t>創世記十章6至8節</w:t>
         </w:r>
       </w:hyperlink>
       <w:r>
         <w:rPr>
           <w:lang w:val="zh_TW" w:bidi="zh_TW"/>
         </w:rPr>
-        <w:t>）。當約伯遭遇患難時，他記得從前神光照他的道路，使他覺得安穩（</w:t>
-      </w:r>
-      <w:hyperlink r:id="rId27">
+        <w:t>中提到的古實可能是指兩個不同的地區：努比亞（</w:t>
+      </w:r>
+      <w:hyperlink r:id="rId16">
         <w:r>
           <w:rPr>
             <w:lang w:val="zh_TW" w:bidi="zh_TW"/>
@@ -561,16 +349,16 @@
             <w:color w:val="0000EE"/>
             <w:u w:val="single"/>
           </w:rPr>
-          <w:t>伯29:2–3</w:t>
+          <w:t>6–7</w:t>
         </w:r>
       </w:hyperlink>
       <w:r>
         <w:rPr>
           <w:lang w:val="zh_TW" w:bidi="zh_TW"/>
         </w:rPr>
-        <w:t>）。約伯的朋友以利法也說，若約伯聽從他的勸告，「亮光也必照耀你的路」（</w:t>
-      </w:r>
-      <w:hyperlink r:id="rId28">
+        <w:t>節）和美索不達米亞（</w:t>
+      </w:r>
+      <w:hyperlink r:id="rId17">
         <w:r>
           <w:rPr>
             <w:lang w:val="zh_TW" w:bidi="zh_TW"/>
@@ -579,16 +367,16 @@
             <w:color w:val="0000EE"/>
             <w:u w:val="single"/>
           </w:rPr>
-          <w:t>伯22:28</w:t>
+          <w:t>9–12</w:t>
         </w:r>
       </w:hyperlink>
       <w:r>
         <w:rPr>
           <w:lang w:val="zh_TW" w:bidi="zh_TW"/>
         </w:rPr>
-        <w:t>）。詩篇的作者同樣把神點亮他的燈視為賜福（</w:t>
-      </w:r>
-      <w:hyperlink r:id="rId29">
+        <w:t>節）。另一種可能是，</w:t>
+      </w:r>
+      <w:hyperlink r:id="rId13">
         <w:r>
           <w:rPr>
             <w:lang w:val="zh_TW" w:bidi="zh_TW"/>
@@ -597,10 +385,16 @@
             <w:color w:val="0000EE"/>
             <w:u w:val="single"/>
           </w:rPr>
-          <w:t>詩18:28，</w:t>
+          <w:t>創世記二章13節</w:t>
         </w:r>
       </w:hyperlink>
-      <w:hyperlink r:id="rId30">
+      <w:r>
+        <w:rPr>
+          <w:lang w:val="zh_TW" w:bidi="zh_TW"/>
+        </w:rPr>
+        <w:t>和</w:t>
+      </w:r>
+      <w:hyperlink r:id="rId18">
         <w:r>
           <w:rPr>
             <w:lang w:val="zh_TW" w:bidi="zh_TW"/>
@@ -609,50 +403,25 @@
             <w:color w:val="0000EE"/>
             <w:u w:val="single"/>
           </w:rPr>
-          <w:t>118:27</w:t>
+          <w:t>十章8節</w:t>
         </w:r>
       </w:hyperlink>
       <w:r>
         <w:rPr>
           <w:lang w:val="zh_TW" w:bidi="zh_TW"/>
         </w:rPr>
-        <w:t>；參</w:t>
-      </w:r>
-      <w:hyperlink r:id="rId31">
-        <w:r>
-          <w:rPr>
-            <w:lang w:val="zh_TW" w:bidi="zh_TW"/>
-          </w:rPr>
-          <w:rPr>
-            <w:color w:val="0000EE"/>
-            <w:u w:val="single"/>
-          </w:rPr>
-          <w:t>97:11</w:t>
-        </w:r>
-      </w:hyperlink>
-      <w:r>
-        <w:rPr>
-          <w:lang w:val="zh_TW" w:bidi="zh_TW"/>
-        </w:rPr>
-        <w:t>，</w:t>
-      </w:r>
-      <w:hyperlink r:id="rId32">
-        <w:r>
-          <w:rPr>
-            <w:lang w:val="zh_TW" w:bidi="zh_TW"/>
-          </w:rPr>
-          <w:rPr>
-            <w:color w:val="0000EE"/>
-            <w:u w:val="single"/>
-          </w:rPr>
-          <w:t>112:4</w:t>
-        </w:r>
-      </w:hyperlink>
-      <w:r>
-        <w:rPr>
-          <w:lang w:val="zh_TW" w:bidi="zh_TW"/>
-        </w:rPr>
-        <w:t>）。</w:t>
+        <w:t>中的古實可能是基士（Kish），這是美索不達米亞的一座城，傳統上視之為洪水之後第一個蘇美王朝的所在地。</w:t>
+      </w:r>
+    </w:p>
+    <w:p>
+      <w:pPr>
+        <w:pStyle w:val="Heading3"/>
+      </w:pPr>
+      <w:r>
+        <w:rPr>
+          <w:lang w:val="zh_TW" w:bidi="zh_TW"/>
+        </w:rPr>
+        <w:t>聖經中的古實人</w:t>
       </w:r>
     </w:p>
     <w:p>
@@ -666,9 +435,9 @@
         <w:rPr>
           <w:lang w:val="zh_TW" w:bidi="zh_TW"/>
         </w:rPr>
-        <w:t>光與神密切相連。聖經甚至說神就是光：「耶和華卻要作你永遠的光」（</w:t>
-      </w:r>
-      <w:hyperlink r:id="rId33">
+        <w:t>關於「古實人」一詞的意義，聖經中較少出現混淆。除了</w:t>
+      </w:r>
+      <w:hyperlink r:id="rId19">
         <w:r>
           <w:rPr>
             <w:lang w:val="zh_TW" w:bidi="zh_TW"/>
@@ -677,104 +446,14 @@
             <w:color w:val="0000EE"/>
             <w:u w:val="single"/>
           </w:rPr>
-          <w:t>賽60:19–20</w:t>
+          <w:t>民數記十二章1節</w:t>
         </w:r>
       </w:hyperlink>
       <w:r>
         <w:rPr>
           <w:lang w:val="zh_TW" w:bidi="zh_TW"/>
         </w:rPr>
-        <w:t>）。詩人歡欣地說：「耶和華是我的亮光，是我的拯救」（</w:t>
-      </w:r>
-      <w:hyperlink r:id="rId34">
-        <w:r>
-          <w:rPr>
-            <w:lang w:val="zh_TW" w:bidi="zh_TW"/>
-          </w:rPr>
-          <w:rPr>
-            <w:color w:val="0000EE"/>
-            <w:u w:val="single"/>
-          </w:rPr>
-          <w:t>詩27:1</w:t>
-        </w:r>
-      </w:hyperlink>
-      <w:r>
-        <w:rPr>
-          <w:lang w:val="zh_TW" w:bidi="zh_TW"/>
-        </w:rPr>
-        <w:t>）。詩人描述神披上亮光，如披外袍（</w:t>
-      </w:r>
-      <w:hyperlink r:id="rId35">
-        <w:r>
-          <w:rPr>
-            <w:lang w:val="zh_TW" w:bidi="zh_TW"/>
-          </w:rPr>
-          <w:rPr>
-            <w:color w:val="0000EE"/>
-            <w:u w:val="single"/>
-          </w:rPr>
-          <w:t>詩104:2</w:t>
-        </w:r>
-      </w:hyperlink>
-      <w:r>
-        <w:rPr>
-          <w:lang w:val="zh_TW" w:bidi="zh_TW"/>
-        </w:rPr>
-        <w:t>），光明也與祂同居（</w:t>
-      </w:r>
-      <w:hyperlink r:id="rId36">
-        <w:r>
-          <w:rPr>
-            <w:lang w:val="zh_TW" w:bidi="zh_TW"/>
-          </w:rPr>
-          <w:rPr>
-            <w:color w:val="0000EE"/>
-            <w:u w:val="single"/>
-          </w:rPr>
-          <w:t>但2:22</w:t>
-        </w:r>
-      </w:hyperlink>
-      <w:r>
-        <w:rPr>
-          <w:lang w:val="zh_TW" w:bidi="zh_TW"/>
-        </w:rPr>
-        <w:t>）。對神來說，黑暗和光都是一樣的，沒有什麼能向祂隱藏（</w:t>
-      </w:r>
-      <w:hyperlink r:id="rId37">
-        <w:r>
-          <w:rPr>
-            <w:lang w:val="zh_TW" w:bidi="zh_TW"/>
-          </w:rPr>
-          <w:rPr>
-            <w:color w:val="0000EE"/>
-            <w:u w:val="single"/>
-          </w:rPr>
-          <w:t>詩139:12</w:t>
-        </w:r>
-      </w:hyperlink>
-      <w:r>
-        <w:rPr>
-          <w:lang w:val="zh_TW" w:bidi="zh_TW"/>
-        </w:rPr>
-        <w:t>）。先知彌迦也描述神為光，祂要使祂的僕人進入光明（</w:t>
-      </w:r>
-      <w:hyperlink r:id="rId38">
-        <w:r>
-          <w:rPr>
-            <w:lang w:val="zh_TW" w:bidi="zh_TW"/>
-          </w:rPr>
-          <w:rPr>
-            <w:color w:val="0000EE"/>
-            <w:u w:val="single"/>
-          </w:rPr>
-          <w:t>彌7:8–9</w:t>
-        </w:r>
-      </w:hyperlink>
-      <w:r>
-        <w:rPr>
-          <w:lang w:val="zh_TW" w:bidi="zh_TW"/>
-        </w:rPr>
-        <w:t>），顯明神要賜福給祂的百姓，使他們得勝。</w:t>
+        <w:t>可能是一個例外之外，古實人通常指努比亞（非洲的古實）的居民。</w:t>
       </w:r>
     </w:p>
     <w:p>
@@ -788,9 +467,9 @@
         <w:rPr>
           <w:lang w:val="zh_TW" w:bidi="zh_TW"/>
         </w:rPr>
-        <w:t>神的賜福常被形容為「他臉上的光」。在</w:t>
-      </w:r>
-      <w:hyperlink r:id="rId39">
+        <w:t>大衛王的元帥約押派去向大衛報告押沙龍戰敗消息的第一位使者，就是一位古實人（</w:t>
+      </w:r>
+      <w:hyperlink r:id="rId20">
         <w:r>
           <w:rPr>
             <w:lang w:val="zh_TW" w:bidi="zh_TW"/>
@@ -799,122 +478,14 @@
             <w:color w:val="0000EE"/>
             <w:u w:val="single"/>
           </w:rPr>
-          <w:t>詩篇四篇6節</w:t>
+          <w:t>撒下18:21–32</w:t>
         </w:r>
       </w:hyperlink>
       <w:r>
         <w:rPr>
           <w:lang w:val="zh_TW" w:bidi="zh_TW"/>
         </w:rPr>
-        <w:t>中，詩人說：「耶和華啊，求你仰起臉來，光照我們。」這裡的光就是指神的恩惠。</w:t>
-      </w:r>
-      <w:hyperlink r:id="rId40">
-        <w:r>
-          <w:rPr>
-            <w:lang w:val="zh_TW" w:bidi="zh_TW"/>
-          </w:rPr>
-          <w:rPr>
-            <w:color w:val="0000EE"/>
-            <w:u w:val="single"/>
-          </w:rPr>
-          <w:t>詩篇四十四篇3節</w:t>
-        </w:r>
-      </w:hyperlink>
-      <w:r>
-        <w:rPr>
-          <w:lang w:val="zh_TW" w:bidi="zh_TW"/>
-        </w:rPr>
-        <w:t>表明，神的光、祂的右手和祂的慈愛，使祂的百姓得勝。那些行在神光中的人是有福的（</w:t>
-      </w:r>
-      <w:hyperlink r:id="rId41">
-        <w:r>
-          <w:rPr>
-            <w:lang w:val="zh_TW" w:bidi="zh_TW"/>
-          </w:rPr>
-          <w:rPr>
-            <w:color w:val="0000EE"/>
-            <w:u w:val="single"/>
-          </w:rPr>
-          <w:t>詩89:15</w:t>
-        </w:r>
-      </w:hyperlink>
-      <w:r>
-        <w:rPr>
-          <w:lang w:val="zh_TW" w:bidi="zh_TW"/>
-        </w:rPr>
-        <w:t>），但這光也揭露隱而未現的罪（</w:t>
-      </w:r>
-      <w:hyperlink r:id="rId42">
-        <w:r>
-          <w:rPr>
-            <w:lang w:val="zh_TW" w:bidi="zh_TW"/>
-          </w:rPr>
-          <w:rPr>
-            <w:color w:val="0000EE"/>
-            <w:u w:val="single"/>
-          </w:rPr>
-          <w:t>詩90:8</w:t>
-        </w:r>
-      </w:hyperlink>
-      <w:r>
-        <w:rPr>
-          <w:lang w:val="zh_TW" w:bidi="zh_TW"/>
-        </w:rPr>
-        <w:t>）。沒有人能躲避神的鑒察，但祂的光主要代表祂同在所帶來的賜福。有一次，約伯也用這個詞語來形容來自他人的恩待（</w:t>
-      </w:r>
-      <w:hyperlink r:id="rId43">
-        <w:r>
-          <w:rPr>
-            <w:lang w:val="zh_TW" w:bidi="zh_TW"/>
-          </w:rPr>
-          <w:rPr>
-            <w:color w:val="0000EE"/>
-            <w:u w:val="single"/>
-          </w:rPr>
-          <w:t>約29:24</w:t>
-        </w:r>
-      </w:hyperlink>
-      <w:r>
-        <w:rPr>
-          <w:lang w:val="zh_TW" w:bidi="zh_TW"/>
-        </w:rPr>
-        <w:t>）。神所賜的光，使祂的僕人能與人分享祂的賜福（</w:t>
-      </w:r>
-      <w:hyperlink r:id="rId44">
-        <w:r>
-          <w:rPr>
-            <w:lang w:val="zh_TW" w:bidi="zh_TW"/>
-          </w:rPr>
-          <w:rPr>
-            <w:color w:val="0000EE"/>
-            <w:u w:val="single"/>
-          </w:rPr>
-          <w:t>賽42:6</w:t>
-        </w:r>
-      </w:hyperlink>
-      <w:r>
-        <w:rPr>
-          <w:lang w:val="zh_TW" w:bidi="zh_TW"/>
-        </w:rPr>
-        <w:t>，</w:t>
-      </w:r>
-      <w:hyperlink r:id="rId45">
-        <w:r>
-          <w:rPr>
-            <w:lang w:val="zh_TW" w:bidi="zh_TW"/>
-          </w:rPr>
-          <w:rPr>
-            <w:color w:val="0000EE"/>
-            <w:u w:val="single"/>
-          </w:rPr>
-          <w:t>49:6</w:t>
-        </w:r>
-      </w:hyperlink>
-      <w:r>
-        <w:rPr>
-          <w:lang w:val="zh_TW" w:bidi="zh_TW"/>
-        </w:rPr>
-        <w:t>）。</w:t>
+        <w:t>）。從經文可見，這位使者是外邦人，因為他不知道捷徑，傳遞消息也沒有顧及大衛的感受。有些譯本將這個希伯來字詞譯作人名「古示」（Cushi），但多數學者認為這並不正確。大多數英文聖經在其它地方出現「古實（Cush）」或「古實人（Cushite）」時，都譯為「衣索匹亞（Ethiopia）」或「衣索匹亞人（Ethiopians）」。</w:t>
       </w:r>
     </w:p>
     <w:p>
@@ -928,9 +499,9 @@
         <w:rPr>
           <w:lang w:val="zh_TW" w:bidi="zh_TW"/>
         </w:rPr>
-        <w:t>神的公義也與光相連。祂說：「我必堅定我的公理為萬民之光」（</w:t>
-      </w:r>
-      <w:hyperlink r:id="rId46">
+        <w:t>摩西曾娶一位被稱為古實女子的妻子（</w:t>
+      </w:r>
+      <w:hyperlink r:id="rId19">
         <w:r>
           <w:rPr>
             <w:lang w:val="zh_TW" w:bidi="zh_TW"/>
@@ -939,32 +510,72 @@
             <w:color w:val="0000EE"/>
             <w:u w:val="single"/>
           </w:rPr>
-          <w:t>賽51:4</w:t>
+          <w:t>民12:1</w:t>
         </w:r>
       </w:hyperlink>
       <w:r>
         <w:rPr>
           <w:lang w:val="zh_TW" w:bidi="zh_TW"/>
         </w:rPr>
-        <w:t>）。在這上下文中，神的光是大有能力的，好像烈火一般。光也與善行有關，正如箴言所說：「但義人的路好像黎明的光」（</w:t>
-      </w:r>
-      <w:hyperlink r:id="rId47">
-        <w:r>
-          <w:rPr>
-            <w:lang w:val="zh_TW" w:bidi="zh_TW"/>
-          </w:rPr>
-          <w:rPr>
-            <w:color w:val="0000EE"/>
-            <w:u w:val="single"/>
-          </w:rPr>
-          <w:t>箴4:18</w:t>
-        </w:r>
-      </w:hyperlink>
-      <w:r>
-        <w:rPr>
-          <w:lang w:val="zh_TW" w:bidi="zh_TW"/>
-        </w:rPr>
-        <w:t>）。</w:t>
+        <w:t>）。這個稱呼有幾種可能的理解：</w:t>
+      </w:r>
+    </w:p>
+    <w:p>
+      <w:pPr>
+        <w:pStyle w:val="ListNumber"/>
+        <w:numPr>
+          <w:ilvl w:val="0"/>
+          <w:numId w:val="14"/>
+        </w:numPr>
+        <w:spacing w:line="240" w:lineRule="auto"/>
+        <w:ind w:left="720"/>
+      </w:pPr>
+      <w:r>
+        <w:rPr>
+          <w:lang w:val="zh_TW" w:bidi="zh_TW"/>
+        </w:rPr>
+      </w:r>
+      <w:r>
+        <w:rPr>
+          <w:lang w:val="zh_TW" w:bidi="zh_TW"/>
+        </w:rPr>
+        <w:t>她可能來自努比亞，若是如此，她應是摩西的第二任妻子，並非西坡拉。</w:t>
+      </w:r>
+    </w:p>
+    <w:p>
+      <w:pPr>
+        <w:pStyle w:val="ListNumber"/>
+        <w:spacing w:line="240" w:lineRule="auto"/>
+        <w:ind w:left="720"/>
+      </w:pPr>
+      <w:r>
+        <w:rPr>
+          <w:lang w:val="zh_TW" w:bidi="zh_TW"/>
+        </w:rPr>
+      </w:r>
+      <w:r>
+        <w:rPr>
+          <w:lang w:val="zh_TW" w:bidi="zh_TW"/>
+        </w:rPr>
+        <w:t>她可能來自古珊，因此可能是米甸女子，也就是西坡拉本人。</w:t>
+      </w:r>
+    </w:p>
+    <w:p>
+      <w:pPr>
+        <w:pStyle w:val="ListNumber"/>
+        <w:spacing w:line="240" w:lineRule="auto"/>
+        <w:ind w:left="720"/>
+      </w:pPr>
+      <w:r>
+        <w:rPr>
+          <w:lang w:val="zh_TW" w:bidi="zh_TW"/>
+        </w:rPr>
+      </w:r>
+      <w:r>
+        <w:rPr>
+          <w:lang w:val="zh_TW" w:bidi="zh_TW"/>
+        </w:rPr>
+        <w:t>這個稱呼可能只是指她膚色較深、出身外族，不一定特指西坡拉。</w:t>
       </w:r>
     </w:p>
     <w:p>
@@ -976,74 +587,56 @@
       </w:r>
       <w:r>
         <w:rPr>
-          <w:lang w:val="zh_TW" w:bidi="zh_TW"/>
-        </w:rPr>
-        <w:t>光的缺乏被用來象徵災難。有些人「無光，在黑暗中摸索」（</w:t>
-      </w:r>
-      <w:hyperlink r:id="rId48">
-        <w:r>
-          <w:rPr>
-            <w:lang w:val="zh_TW" w:bidi="zh_TW"/>
-          </w:rPr>
-          <w:rPr>
-            <w:color w:val="0000EE"/>
-            <w:u w:val="single"/>
-          </w:rPr>
-          <w:t>伯12:25</w:t>
-        </w:r>
-      </w:hyperlink>
-      <w:r>
-        <w:rPr>
-          <w:lang w:val="zh_TW" w:bidi="zh_TW"/>
-        </w:rPr>
-        <w:t>）。約伯的朋友比勒達認為惡人的燈必因懲罰而熄滅（</w:t>
-      </w:r>
-      <w:hyperlink r:id="rId49">
-        <w:r>
-          <w:rPr>
-            <w:lang w:val="zh_TW" w:bidi="zh_TW"/>
-          </w:rPr>
-          <w:rPr>
-            <w:color w:val="0000EE"/>
-            <w:u w:val="single"/>
-          </w:rPr>
-          <w:t>伯18:5–17</w:t>
-        </w:r>
-      </w:hyperlink>
-      <w:r>
-        <w:rPr>
-          <w:lang w:val="zh_TW" w:bidi="zh_TW"/>
-        </w:rPr>
-        <w:t>）。巴比倫毀滅耶路撒冷之後，百姓哀歎說：「他引導我，使我行在黑暗中， 不行在光明裡」（</w:t>
-      </w:r>
-      <w:hyperlink r:id="rId50">
-        <w:r>
-          <w:rPr>
-            <w:lang w:val="zh_TW" w:bidi="zh_TW"/>
-          </w:rPr>
-          <w:rPr>
-            <w:color w:val="0000EE"/>
-            <w:u w:val="single"/>
-          </w:rPr>
-          <w:t>哀3:2</w:t>
-        </w:r>
-      </w:hyperlink>
-      <w:r>
-        <w:rPr>
-          <w:lang w:val="zh_TW" w:bidi="zh_TW"/>
-        </w:rPr>
-        <w:t>）。</w:t>
-      </w:r>
-    </w:p>
-    <w:p>
-      <w:pPr>
-        <w:pStyle w:val="Heading3"/>
-      </w:pPr>
-      <w:r>
-        <w:rPr>
-          <w:lang w:val="zh_TW" w:bidi="zh_TW"/>
-        </w:rPr>
-        <w:t>新約聖經中的光</w:t>
+          <w:i/>
+          <w:lang w:val="zh_TW" w:bidi="zh_TW"/>
+        </w:rPr>
+        <w:t>另見</w:t>
+      </w:r>
+      <w:r>
+        <w:rPr>
+          <w:lang w:val="zh_TW" w:bidi="zh_TW"/>
+        </w:rPr>
+        <w:t>古珊</w:t>
+      </w:r>
+      <w:r>
+        <w:rPr>
+          <w:lang w:val="zh_TW" w:bidi="zh_TW"/>
+        </w:rPr>
+        <w:t>；</w:t>
+      </w:r>
+      <w:r>
+        <w:rPr>
+          <w:lang w:val="zh_TW" w:bidi="zh_TW"/>
+        </w:rPr>
+        <w:t>古示 #1</w:t>
+      </w:r>
+      <w:r>
+        <w:rPr>
+          <w:lang w:val="zh_TW" w:bidi="zh_TW"/>
+        </w:rPr>
+        <w:t>；</w:t>
+      </w:r>
+      <w:r>
+        <w:rPr>
+          <w:lang w:val="zh_TW" w:bidi="zh_TW"/>
+        </w:rPr>
+        <w:t>衣索匹亞</w:t>
+      </w:r>
+      <w:r>
+        <w:rPr>
+          <w:lang w:val="zh_TW" w:bidi="zh_TW"/>
+        </w:rPr>
+        <w:t>。</w:t>
+      </w:r>
+      <w:r>
+        <w:rPr>
+          <w:lang w:val="zh_TW" w:bidi="zh_TW"/>
+        </w:rPr>
+      </w:r>
+      <w:r>
+        <w:rPr>
+          <w:lang w:val="zh_TW" w:bidi="zh_TW"/>
+        </w:rPr>
       </w:r>
     </w:p>
     <w:p>
@@ -1053,119 +646,21 @@
           <w:lang w:val="zh_TW" w:bidi="zh_TW"/>
         </w:rPr>
       </w:r>
-      <w:r>
-        <w:rPr>
-          <w:lang w:val="zh_TW" w:bidi="zh_TW"/>
-        </w:rPr>
-        <w:t>新約聖經所提到的光，通常具有象徵意義。例如，大數的掃羅在往大馬士革的路上遇見「從天上發光」（</w:t>
-      </w:r>
-      <w:hyperlink r:id="rId51">
-        <w:r>
-          <w:rPr>
-            <w:lang w:val="zh_TW" w:bidi="zh_TW"/>
-          </w:rPr>
-          <w:rPr>
-            <w:color w:val="0000EE"/>
-            <w:u w:val="single"/>
-          </w:rPr>
-          <w:t>徒9:3</w:t>
-        </w:r>
-      </w:hyperlink>
-      <w:r>
-        <w:rPr>
-          <w:lang w:val="zh_TW" w:bidi="zh_TW"/>
-        </w:rPr>
-        <w:t>；參</w:t>
-      </w:r>
-      <w:hyperlink r:id="rId52">
-        <w:r>
-          <w:rPr>
-            <w:lang w:val="zh_TW" w:bidi="zh_TW"/>
-          </w:rPr>
-          <w:rPr>
-            <w:color w:val="0000EE"/>
-            <w:u w:val="single"/>
-          </w:rPr>
-          <w:t>22:6–11</w:t>
-        </w:r>
-      </w:hyperlink>
-      <w:r>
-        <w:rPr>
-          <w:lang w:val="zh_TW" w:bidi="zh_TW"/>
-        </w:rPr>
-        <w:t>，</w:t>
-      </w:r>
-      <w:hyperlink r:id="rId53">
-        <w:r>
-          <w:rPr>
-            <w:lang w:val="zh_TW" w:bidi="zh_TW"/>
-          </w:rPr>
-          <w:rPr>
-            <w:color w:val="0000EE"/>
-            <w:u w:val="single"/>
-          </w:rPr>
-          <w:t>26:13</w:t>
-        </w:r>
-      </w:hyperlink>
-      <w:r>
-        <w:rPr>
-          <w:lang w:val="zh_TW" w:bidi="zh_TW"/>
-        </w:rPr>
-        <w:t>），那到底是普通的光，還是別的東西，並不明確。同樣，彼得在監獄裡時，「屋裡有光照耀」（</w:t>
-      </w:r>
-      <w:hyperlink r:id="rId54">
-        <w:r>
-          <w:rPr>
-            <w:lang w:val="zh_TW" w:bidi="zh_TW"/>
-          </w:rPr>
-          <w:rPr>
-            <w:color w:val="0000EE"/>
-            <w:u w:val="single"/>
-          </w:rPr>
-          <w:t>徒12:7</w:t>
-        </w:r>
-      </w:hyperlink>
-      <w:r>
-        <w:rPr>
-          <w:lang w:val="zh_TW" w:bidi="zh_TW"/>
-        </w:rPr>
-        <w:t>）。而天上的城不需要物質的光，因為「主神要光照他們」（</w:t>
-      </w:r>
-      <w:hyperlink r:id="rId55">
-        <w:r>
-          <w:rPr>
-            <w:lang w:val="zh_TW" w:bidi="zh_TW"/>
-          </w:rPr>
-          <w:rPr>
-            <w:color w:val="0000EE"/>
-            <w:u w:val="single"/>
-          </w:rPr>
-          <w:t>啟22:5</w:t>
-        </w:r>
-      </w:hyperlink>
-      <w:r>
-        <w:rPr>
-          <w:lang w:val="zh_TW" w:bidi="zh_TW"/>
-        </w:rPr>
-        <w:t>，參</w:t>
-      </w:r>
-      <w:hyperlink r:id="rId56">
-        <w:r>
-          <w:rPr>
-            <w:lang w:val="zh_TW" w:bidi="zh_TW"/>
-          </w:rPr>
-          <w:rPr>
-            <w:color w:val="0000EE"/>
-            <w:u w:val="single"/>
-          </w:rPr>
-          <w:t>21:11、23–24</w:t>
-        </w:r>
-      </w:hyperlink>
-      <w:r>
-        <w:rPr>
-          <w:lang w:val="zh_TW" w:bidi="zh_TW"/>
-        </w:rPr>
-        <w:t>）。</w:t>
+    </w:p>
+    <w:p>
+      <w:pPr>
+        <w:pStyle w:val="Heading2"/>
+      </w:pPr>
+      <w:r>
+        <w:rPr>
+          <w:lang w:val="zh_TW" w:bidi="zh_TW"/>
+        </w:rPr>
+        <w:t>骨頭</w:t>
+      </w:r>
+      <w:r>
+        <w:rPr>
+          <w:lang w:val="zh_TW" w:bidi="zh_TW"/>
+        </w:rPr>
       </w:r>
     </w:p>
     <w:p>
@@ -1179,253 +674,7 @@
         <w:rPr>
           <w:lang w:val="zh_TW" w:bidi="zh_TW"/>
         </w:rPr>
-        <w:t>神與光的連繫是新約聖經的常見主題。使徒約翰寫道：「神就是光，在他毫無黑暗」（</w:t>
-      </w:r>
-      <w:hyperlink r:id="rId57">
-        <w:r>
-          <w:rPr>
-            <w:lang w:val="zh_TW" w:bidi="zh_TW"/>
-          </w:rPr>
-          <w:rPr>
-            <w:color w:val="0000EE"/>
-            <w:u w:val="single"/>
-          </w:rPr>
-          <w:t>約一1:5</w:t>
-        </w:r>
-      </w:hyperlink>
-      <w:r>
-        <w:rPr>
-          <w:lang w:val="zh_TW" w:bidi="zh_TW"/>
-        </w:rPr>
-        <w:t>）。雅各書稱神為「眾光之父」（</w:t>
-      </w:r>
-      <w:hyperlink r:id="rId58">
-        <w:r>
-          <w:rPr>
-            <w:lang w:val="zh_TW" w:bidi="zh_TW"/>
-          </w:rPr>
-          <w:rPr>
-            <w:color w:val="0000EE"/>
-            <w:u w:val="single"/>
-          </w:rPr>
-          <w:t>雅1:17</w:t>
-        </w:r>
-      </w:hyperlink>
-      <w:r>
-        <w:rPr>
-          <w:lang w:val="zh_TW" w:bidi="zh_TW"/>
-        </w:rPr>
-        <w:t>）。聖經也形容神住在人不能靠近的光裡（</w:t>
-      </w:r>
-      <w:hyperlink r:id="rId59">
-        <w:r>
-          <w:rPr>
-            <w:lang w:val="zh_TW" w:bidi="zh_TW"/>
-          </w:rPr>
-          <w:rPr>
-            <w:color w:val="0000EE"/>
-            <w:u w:val="single"/>
-          </w:rPr>
-          <w:t>提前6:16</w:t>
-        </w:r>
-      </w:hyperlink>
-      <w:r>
-        <w:rPr>
-          <w:lang w:val="zh_TW" w:bidi="zh_TW"/>
-        </w:rPr>
-        <w:t>；另見</w:t>
-      </w:r>
-      <w:hyperlink r:id="rId60">
-        <w:r>
-          <w:rPr>
-            <w:lang w:val="zh_TW" w:bidi="zh_TW"/>
-          </w:rPr>
-          <w:rPr>
-            <w:color w:val="0000EE"/>
-            <w:u w:val="single"/>
-          </w:rPr>
-          <w:t>約一1:7</w:t>
-        </w:r>
-      </w:hyperlink>
-      <w:r>
-        <w:rPr>
-          <w:lang w:val="zh_TW" w:bidi="zh_TW"/>
-        </w:rPr>
-        <w:t>）。耶穌說：「我是世界的光」（</w:t>
-      </w:r>
-      <w:hyperlink r:id="rId61">
-        <w:r>
-          <w:rPr>
-            <w:lang w:val="zh_TW" w:bidi="zh_TW"/>
-          </w:rPr>
-          <w:rPr>
-            <w:color w:val="0000EE"/>
-            <w:u w:val="single"/>
-          </w:rPr>
-          <w:t>約8:12</w:t>
-        </w:r>
-      </w:hyperlink>
-      <w:r>
-        <w:rPr>
-          <w:lang w:val="zh_TW" w:bidi="zh_TW"/>
-        </w:rPr>
-        <w:t>，另見</w:t>
-      </w:r>
-      <w:hyperlink r:id="rId62">
-        <w:r>
-          <w:rPr>
-            <w:lang w:val="zh_TW" w:bidi="zh_TW"/>
-          </w:rPr>
-          <w:rPr>
-            <w:color w:val="0000EE"/>
-            <w:u w:val="single"/>
-          </w:rPr>
-          <w:t>9:5</w:t>
-        </w:r>
-      </w:hyperlink>
-      <w:r>
-        <w:rPr>
-          <w:lang w:val="zh_TW" w:bidi="zh_TW"/>
-        </w:rPr>
-        <w:t>），並且「我到世上來，乃是光，叫凡信我的，不住在黑暗裡」（</w:t>
-      </w:r>
-      <w:hyperlink r:id="rId63">
-        <w:r>
-          <w:rPr>
-            <w:lang w:val="zh_TW" w:bidi="zh_TW"/>
-          </w:rPr>
-          <w:rPr>
-            <w:color w:val="0000EE"/>
-            <w:u w:val="single"/>
-          </w:rPr>
-          <w:t>約12:46</w:t>
-        </w:r>
-      </w:hyperlink>
-      <w:r>
-        <w:rPr>
-          <w:lang w:val="zh_TW" w:bidi="zh_TW"/>
-        </w:rPr>
-        <w:t>）。使徒約翰說，耶穌自己就是光（</w:t>
-      </w:r>
-      <w:hyperlink r:id="rId64">
-        <w:r>
-          <w:rPr>
-            <w:lang w:val="zh_TW" w:bidi="zh_TW"/>
-          </w:rPr>
-          <w:rPr>
-            <w:color w:val="0000EE"/>
-            <w:u w:val="single"/>
-          </w:rPr>
-          <w:t>約1:1–10</w:t>
-        </w:r>
-      </w:hyperlink>
-      <w:r>
-        <w:rPr>
-          <w:lang w:val="zh_TW" w:bidi="zh_TW"/>
-        </w:rPr>
-        <w:t>）。施洗約翰來為這光作見證，好叫眾人因他可以信（</w:t>
-      </w:r>
-      <w:hyperlink r:id="rId65">
-        <w:r>
-          <w:rPr>
-            <w:lang w:val="zh_TW" w:bidi="zh_TW"/>
-          </w:rPr>
-          <w:rPr>
-            <w:color w:val="0000EE"/>
-            <w:u w:val="single"/>
-          </w:rPr>
-          <w:t>約1:7–8</w:t>
-        </w:r>
-      </w:hyperlink>
-      <w:r>
-        <w:rPr>
-          <w:lang w:val="zh_TW" w:bidi="zh_TW"/>
-        </w:rPr>
-        <w:t>）。凡接受這光的人，就得著權柄，作神的兒女（</w:t>
-      </w:r>
-      <w:hyperlink r:id="rId66">
-        <w:r>
-          <w:rPr>
-            <w:lang w:val="zh_TW" w:bidi="zh_TW"/>
-          </w:rPr>
-          <w:rPr>
-            <w:color w:val="0000EE"/>
-            <w:u w:val="single"/>
-          </w:rPr>
-          <w:t>約1:9–12</w:t>
-        </w:r>
-      </w:hyperlink>
-      <w:r>
-        <w:rPr>
-          <w:lang w:val="zh_TW" w:bidi="zh_TW"/>
-        </w:rPr>
-        <w:t>）。有時，光也用來表示人認識神與祂救恩的啟示（</w:t>
-      </w:r>
-      <w:hyperlink r:id="rId67">
-        <w:r>
-          <w:rPr>
-            <w:lang w:val="zh_TW" w:bidi="zh_TW"/>
-          </w:rPr>
-          <w:rPr>
-            <w:color w:val="0000EE"/>
-            <w:u w:val="single"/>
-          </w:rPr>
-          <w:t>太4:16</w:t>
-        </w:r>
-      </w:hyperlink>
-      <w:r>
-        <w:rPr>
-          <w:lang w:val="zh_TW" w:bidi="zh_TW"/>
-        </w:rPr>
-        <w:t>；</w:t>
-      </w:r>
-      <w:hyperlink r:id="rId68">
-        <w:r>
-          <w:rPr>
-            <w:lang w:val="zh_TW" w:bidi="zh_TW"/>
-          </w:rPr>
-          <w:rPr>
-            <w:color w:val="0000EE"/>
-            <w:u w:val="single"/>
-          </w:rPr>
-          <w:t>路2:32</w:t>
-        </w:r>
-      </w:hyperlink>
-      <w:r>
-        <w:rPr>
-          <w:lang w:val="zh_TW" w:bidi="zh_TW"/>
-        </w:rPr>
-        <w:t>；</w:t>
-      </w:r>
-      <w:hyperlink r:id="rId69">
-        <w:r>
-          <w:rPr>
-            <w:lang w:val="zh_TW" w:bidi="zh_TW"/>
-          </w:rPr>
-          <w:rPr>
-            <w:color w:val="0000EE"/>
-            <w:u w:val="single"/>
-          </w:rPr>
-          <w:t>徒13:47，</w:t>
-        </w:r>
-      </w:hyperlink>
-      <w:hyperlink r:id="rId70">
-        <w:r>
-          <w:rPr>
-            <w:lang w:val="zh_TW" w:bidi="zh_TW"/>
-          </w:rPr>
-          <w:rPr>
-            <w:color w:val="0000EE"/>
-            <w:u w:val="single"/>
-          </w:rPr>
-          <w:t>26:18</w:t>
-        </w:r>
-      </w:hyperlink>
-      <w:r>
-        <w:rPr>
-          <w:lang w:val="zh_TW" w:bidi="zh_TW"/>
-        </w:rPr>
-        <w:t>）。</w:t>
+        <w:t>骨頭是構成人與動物骨架的堅硬部分。人或動物死後，即使身體的軟組織腐壞，骨頭仍能長久保持原形。因此，人們往往把骨頭與死亡聯想在一起。</w:t>
       </w:r>
     </w:p>
     <w:p>
@@ -1439,9 +688,9 @@
         <w:rPr>
           <w:lang w:val="zh_TW" w:bidi="zh_TW"/>
         </w:rPr>
-        <w:t>約翰寫道，那光照在黑暗裡，黑暗卻不接受光（</w:t>
-      </w:r>
-      <w:hyperlink r:id="rId71">
+        <w:t>古代以色列人認為，以尊重的方式安葬死者是極為重要的（</w:t>
+      </w:r>
+      <w:hyperlink r:id="rId21">
         <w:r>
           <w:rPr>
             <w:lang w:val="zh_TW" w:bidi="zh_TW"/>
@@ -1450,16 +699,16 @@
             <w:color w:val="0000EE"/>
             <w:u w:val="single"/>
           </w:rPr>
-          <w:t>約1:5</w:t>
+          <w:t>創50:25</w:t>
         </w:r>
       </w:hyperlink>
       <w:r>
         <w:rPr>
           <w:lang w:val="zh_TW" w:bidi="zh_TW"/>
         </w:rPr>
-        <w:t>；參</w:t>
-      </w:r>
-      <w:hyperlink r:id="rId72">
+        <w:t>；</w:t>
+      </w:r>
+      <w:hyperlink r:id="rId22">
         <w:r>
           <w:rPr>
             <w:lang w:val="zh_TW" w:bidi="zh_TW"/>
@@ -1468,16 +717,16 @@
             <w:color w:val="0000EE"/>
             <w:u w:val="single"/>
           </w:rPr>
-          <w:t>約一2:8</w:t>
+          <w:t>撒上31:11–13</w:t>
         </w:r>
       </w:hyperlink>
       <w:r>
         <w:rPr>
           <w:lang w:val="zh_TW" w:bidi="zh_TW"/>
         </w:rPr>
-        <w:t>）。他還說：「光來到世間，世人因自己的行為是惡的，不愛光，倒愛黑暗」（</w:t>
-      </w:r>
-      <w:hyperlink r:id="rId73">
+        <w:t>；</w:t>
+      </w:r>
+      <w:hyperlink r:id="rId23">
         <w:r>
           <w:rPr>
             <w:lang w:val="zh_TW" w:bidi="zh_TW"/>
@@ -1486,16 +735,16 @@
             <w:color w:val="0000EE"/>
             <w:u w:val="single"/>
           </w:rPr>
-          <w:t>約3:19</w:t>
+          <w:t>王下23:14–18</w:t>
         </w:r>
       </w:hyperlink>
       <w:r>
         <w:rPr>
           <w:lang w:val="zh_TW" w:bidi="zh_TW"/>
         </w:rPr>
-        <w:t>）。作惡的人避開光，行真理的人卻來就光（</w:t>
-      </w:r>
-      <w:hyperlink r:id="rId74">
+        <w:t>；</w:t>
+      </w:r>
+      <w:hyperlink r:id="rId24">
         <w:r>
           <w:rPr>
             <w:lang w:val="zh_TW" w:bidi="zh_TW"/>
@@ -1504,16 +753,16 @@
             <w:color w:val="0000EE"/>
             <w:u w:val="single"/>
           </w:rPr>
-          <w:t>約3:20–21</w:t>
+          <w:t>結39:14–16</w:t>
         </w:r>
       </w:hyperlink>
       <w:r>
         <w:rPr>
           <w:lang w:val="zh_TW" w:bidi="zh_TW"/>
         </w:rPr>
-        <w:t>）。當約翰記載拉撒路復活時，耶穌說人若在黑夜行走，就必跌倒，因為他沒有光（</w:t>
-      </w:r>
-      <w:hyperlink r:id="rId75">
+        <w:t>；</w:t>
+      </w:r>
+      <w:hyperlink r:id="rId25">
         <w:r>
           <w:rPr>
             <w:lang w:val="zh_TW" w:bidi="zh_TW"/>
@@ -1522,25 +771,7 @@
             <w:color w:val="0000EE"/>
             <w:u w:val="single"/>
           </w:rPr>
-          <w:t>約11:10</w:t>
-        </w:r>
-      </w:hyperlink>
-      <w:r>
-        <w:rPr>
-          <w:lang w:val="zh_TW" w:bidi="zh_TW"/>
-        </w:rPr>
-        <w:t>）。耶穌說眾人沒有光「在」他們裡面，表明這光是屬靈的（</w:t>
-      </w:r>
-      <w:hyperlink r:id="rId61">
-        <w:r>
-          <w:rPr>
-            <w:lang w:val="zh_TW" w:bidi="zh_TW"/>
-          </w:rPr>
-          <w:rPr>
-            <w:color w:val="0000EE"/>
-            <w:u w:val="single"/>
-          </w:rPr>
-          <w:t>約8:12</w:t>
+          <w:t>摩2:1</w:t>
         </w:r>
       </w:hyperlink>
       <w:r>
@@ -1561,9 +792,9 @@
         <w:rPr>
           <w:lang w:val="zh_TW" w:bidi="zh_TW"/>
         </w:rPr>
-        <w:t>信徒被描述為「光明之子」（</w:t>
-      </w:r>
-      <w:hyperlink r:id="rId76">
+        <w:t>在以西結書中，神讓先知看見一個充滿枯骨的平原。這些骨頭代表失去盼望的以色列民，但神應許要賜下祂的靈，使祂的百姓重新得著生命，就像使這些死去的骨頭再生一般（</w:t>
+      </w:r>
+      <w:hyperlink r:id="rId26">
         <w:r>
           <w:rPr>
             <w:lang w:val="zh_TW" w:bidi="zh_TW"/>
@@ -1572,16 +803,16 @@
             <w:color w:val="0000EE"/>
             <w:u w:val="single"/>
           </w:rPr>
-          <w:t>約12:36</w:t>
+          <w:t>結37:1–14</w:t>
         </w:r>
       </w:hyperlink>
       <w:r>
         <w:rPr>
           <w:lang w:val="zh_TW" w:bidi="zh_TW"/>
         </w:rPr>
-        <w:t>；另見</w:t>
-      </w:r>
-      <w:hyperlink r:id="rId77">
+        <w:t>）。其實，在活著的身體裡，骨頭是有生命的組織。以西結也寫到斷骨可以痊癒（</w:t>
+      </w:r>
+      <w:hyperlink r:id="rId27">
         <w:r>
           <w:rPr>
             <w:lang w:val="zh_TW" w:bidi="zh_TW"/>
@@ -1590,50 +821,14 @@
             <w:color w:val="0000EE"/>
             <w:u w:val="single"/>
           </w:rPr>
-          <w:t>路16:8</w:t>
+          <w:t>結30:21</w:t>
         </w:r>
       </w:hyperlink>
       <w:r>
         <w:rPr>
           <w:lang w:val="zh_TW" w:bidi="zh_TW"/>
         </w:rPr>
-        <w:t>）。他們的生命因與光的連結而改變。保羅也寫道，基督徒「都是光明之子，都是白晝之子」（</w:t>
-      </w:r>
-      <w:hyperlink r:id="rId78">
-        <w:r>
-          <w:rPr>
-            <w:lang w:val="zh_TW" w:bidi="zh_TW"/>
-          </w:rPr>
-          <w:rPr>
-            <w:color w:val="0000EE"/>
-            <w:u w:val="single"/>
-          </w:rPr>
-          <w:t>帖前5:5</w:t>
-        </w:r>
-      </w:hyperlink>
-      <w:r>
-        <w:rPr>
-          <w:lang w:val="zh_TW" w:bidi="zh_TW"/>
-        </w:rPr>
-        <w:t>）。約翰壹書勸勉基督徒要「在光明中行」（</w:t>
-      </w:r>
-      <w:hyperlink r:id="rId60">
-        <w:r>
-          <w:rPr>
-            <w:lang w:val="zh_TW" w:bidi="zh_TW"/>
-          </w:rPr>
-          <w:rPr>
-            <w:color w:val="0000EE"/>
-            <w:u w:val="single"/>
-          </w:rPr>
-          <w:t>約一1:7</w:t>
-        </w:r>
-      </w:hyperlink>
-      <w:r>
-        <w:rPr>
-          <w:lang w:val="zh_TW" w:bidi="zh_TW"/>
-        </w:rPr>
-        <w:t>），意思是他們應當活出良善和真理的生命。</w:t>
+        <w:t>）。</w:t>
       </w:r>
     </w:p>
     <w:p>
@@ -1647,9 +842,9 @@
         <w:rPr>
           <w:lang w:val="zh_TW" w:bidi="zh_TW"/>
         </w:rPr>
-        <w:t>耶穌告訴祂的跟隨者：「你們是世上的光」（</w:t>
-      </w:r>
-      <w:hyperlink r:id="rId79">
+        <w:t>以色列人守逾越節時，必須獻上一隻毫無殘疾的羊羔，其中一項要求是羊羔的骨頭一根也不可折斷（</w:t>
+      </w:r>
+      <w:hyperlink r:id="rId28">
         <w:r>
           <w:rPr>
             <w:lang w:val="zh_TW" w:bidi="zh_TW"/>
@@ -1658,16 +853,16 @@
             <w:color w:val="0000EE"/>
             <w:u w:val="single"/>
           </w:rPr>
-          <w:t>太5:14</w:t>
+          <w:t>出12:46</w:t>
         </w:r>
       </w:hyperlink>
       <w:r>
         <w:rPr>
           <w:lang w:val="zh_TW" w:bidi="zh_TW"/>
         </w:rPr>
-        <w:t>）。這句話的意思是，基督徒應當藉著敬虔的生活反映神的光。當耶穌被稱為世上的光時，意思是祂能拯救世人，並顯明真理。而當信徒被稱為世上的光時，並不是說他們能拯救世人，而是他們藉著生命指示世人通往救恩的道路。耶穌吩咐他們要藉著善行讓光照在人前，使人將榮耀歸給神（</w:t>
-      </w:r>
-      <w:hyperlink r:id="rId79">
+        <w:t>；</w:t>
+      </w:r>
+      <w:hyperlink r:id="rId29">
         <w:r>
           <w:rPr>
             <w:lang w:val="zh_TW" w:bidi="zh_TW"/>
@@ -1676,16 +871,16 @@
             <w:color w:val="0000EE"/>
             <w:u w:val="single"/>
           </w:rPr>
-          <w:t>太5:16</w:t>
+          <w:t>民9:11–12</w:t>
         </w:r>
       </w:hyperlink>
       <w:r>
         <w:rPr>
           <w:lang w:val="zh_TW" w:bidi="zh_TW"/>
         </w:rPr>
-        <w:t>）。基督徒必須充分使用他們所得的光，若忽視它而仍活在黑暗中，他們的處境更為可悲，因為他們明白真理卻選擇背棄它（</w:t>
-      </w:r>
-      <w:hyperlink r:id="rId80">
+        <w:t>）。這項律例在新約聖經中具有特別的意義。羅馬兵丁通常會打斷被釘十字架之人的腿，使其更快死亡，但當耶穌被釘十字架時，他們並沒有打斷祂的腿。這正應驗了舊約聖經中關於耶穌的話——祂被稱為「神的羔羊」（</w:t>
+      </w:r>
+      <w:hyperlink r:id="rId30">
         <w:r>
           <w:rPr>
             <w:lang w:val="zh_TW" w:bidi="zh_TW"/>
@@ -1694,7 +889,7 @@
             <w:color w:val="0000EE"/>
             <w:u w:val="single"/>
           </w:rPr>
-          <w:t>太6:23</w:t>
+          <w:t>詩34:20</w:t>
         </w:r>
       </w:hyperlink>
       <w:r>
@@ -1703,7 +898,7 @@
         </w:rPr>
         <w:t>；</w:t>
       </w:r>
-      <w:hyperlink r:id="rId81">
+      <w:hyperlink r:id="rId31">
         <w:r>
           <w:rPr>
             <w:lang w:val="zh_TW" w:bidi="zh_TW"/>
@@ -1712,7 +907,19 @@
             <w:color w:val="0000EE"/>
             <w:u w:val="single"/>
           </w:rPr>
-          <w:t>路11:35</w:t>
+          <w:t>約1:36，</w:t>
+        </w:r>
+      </w:hyperlink>
+      <w:hyperlink r:id="rId32">
+        <w:r>
+          <w:rPr>
+            <w:lang w:val="zh_TW" w:bidi="zh_TW"/>
+          </w:rPr>
+          <w:rPr>
+            <w:color w:val="0000EE"/>
+            <w:u w:val="single"/>
+          </w:rPr>
+          <w:t>約19:30–37</w:t>
         </w:r>
       </w:hyperlink>
       <w:r>
@@ -1733,40 +940,115 @@
         <w:rPr>
           <w:lang w:val="zh_TW" w:bidi="zh_TW"/>
         </w:rPr>
-        <w:t>現代人並不容易接受光的比喻。但聖經教導說，基督的光已經照亮所有基督徒。如果他們忽視這光，仍像活在黑暗裡，那麼他們就仍舊陷在深暗之中。他們比其他人更糟，因為他們知道光是什麼，也知道光對他們的意義，卻轉身離棄它。</w:t>
-      </w:r>
-    </w:p>
-    <w:p>
-      <w:pPr/>
-      <w:r>
-        <w:rPr>
-          <w:lang w:val="zh_TW" w:bidi="zh_TW"/>
-        </w:rPr>
-      </w:r>
-      <w:r>
-        <w:rPr>
-          <w:i/>
-          <w:lang w:val="zh_TW" w:bidi="zh_TW"/>
-        </w:rPr>
-        <w:t>另見</w:t>
-      </w:r>
-      <w:r>
-        <w:rPr>
-          <w:lang w:val="zh_TW" w:bidi="zh_TW"/>
-        </w:rPr>
-        <w:t xml:space="preserve"> </w:t>
-      </w:r>
-      <w:r>
-        <w:rPr>
-          <w:lang w:val="zh_TW" w:bidi="zh_TW"/>
-        </w:rPr>
-        <w:t>黑暗</w:t>
-      </w:r>
-      <w:r>
-        <w:rPr>
-          <w:lang w:val="zh_TW" w:bidi="zh_TW"/>
-        </w:rPr>
-        <w:t>。</w:t>
+        <w:t>在聖經的某些地方，人們會以骨頭來表達強烈的情感（</w:t>
+      </w:r>
+      <w:hyperlink r:id="rId33">
+        <w:r>
+          <w:rPr>
+            <w:lang w:val="zh_TW" w:bidi="zh_TW"/>
+          </w:rPr>
+          <w:rPr>
+            <w:color w:val="0000EE"/>
+            <w:u w:val="single"/>
+          </w:rPr>
+          <w:t>伯2:5</w:t>
+        </w:r>
+      </w:hyperlink>
+      <w:r>
+        <w:rPr>
+          <w:lang w:val="zh_TW" w:bidi="zh_TW"/>
+        </w:rPr>
+        <w:t>，</w:t>
+      </w:r>
+      <w:hyperlink r:id="rId34">
+        <w:r>
+          <w:rPr>
+            <w:lang w:val="zh_TW" w:bidi="zh_TW"/>
+          </w:rPr>
+          <w:rPr>
+            <w:color w:val="0000EE"/>
+            <w:u w:val="single"/>
+          </w:rPr>
+          <w:t>19:20</w:t>
+        </w:r>
+      </w:hyperlink>
+      <w:r>
+        <w:rPr>
+          <w:lang w:val="zh_TW" w:bidi="zh_TW"/>
+        </w:rPr>
+        <w:t>，</w:t>
+      </w:r>
+      <w:hyperlink r:id="rId35">
+        <w:r>
+          <w:rPr>
+            <w:lang w:val="zh_TW" w:bidi="zh_TW"/>
+          </w:rPr>
+          <w:rPr>
+            <w:color w:val="0000EE"/>
+            <w:u w:val="single"/>
+          </w:rPr>
+          <w:t>30:30</w:t>
+        </w:r>
+      </w:hyperlink>
+      <w:r>
+        <w:rPr>
+          <w:lang w:val="zh_TW" w:bidi="zh_TW"/>
+        </w:rPr>
+        <w:t>）。聖經也使用「骨肉」這個片語來表明人之間的親屬關係。當人說某人是自己的「骨肉」時的意思是他是家人，就像今日我們說「血肉之親」一樣（參</w:t>
+      </w:r>
+      <w:hyperlink r:id="rId36">
+        <w:r>
+          <w:rPr>
+            <w:lang w:val="zh_TW" w:bidi="zh_TW"/>
+          </w:rPr>
+          <w:rPr>
+            <w:color w:val="0000EE"/>
+            <w:u w:val="single"/>
+          </w:rPr>
+          <w:t>創2:23</w:t>
+        </w:r>
+      </w:hyperlink>
+      <w:r>
+        <w:rPr>
+          <w:lang w:val="zh_TW" w:bidi="zh_TW"/>
+        </w:rPr>
+        <w:t>，</w:t>
+      </w:r>
+      <w:hyperlink r:id="rId37">
+        <w:r>
+          <w:rPr>
+            <w:lang w:val="zh_TW" w:bidi="zh_TW"/>
+          </w:rPr>
+          <w:rPr>
+            <w:color w:val="0000EE"/>
+            <w:u w:val="single"/>
+          </w:rPr>
+          <w:t>29:14</w:t>
+        </w:r>
+      </w:hyperlink>
+      <w:r>
+        <w:rPr>
+          <w:lang w:val="zh_TW" w:bidi="zh_TW"/>
+        </w:rPr>
+        <w:t>；</w:t>
+      </w:r>
+      <w:hyperlink r:id="rId38">
+        <w:r>
+          <w:rPr>
+            <w:lang w:val="zh_TW" w:bidi="zh_TW"/>
+          </w:rPr>
+          <w:rPr>
+            <w:color w:val="0000EE"/>
+            <w:u w:val="single"/>
+          </w:rPr>
+          <w:t>士9:2</w:t>
+        </w:r>
+      </w:hyperlink>
+      <w:r>
+        <w:rPr>
+          <w:lang w:val="zh_TW" w:bidi="zh_TW"/>
+        </w:rPr>
+        <w:t>）。</w:t>
       </w:r>
       <w:r>
         <w:rPr>
@@ -3668,6 +2950,12 @@
   </w:num>
   <w:num w:numId="13" w16cid:durableId="592781308">
     <w:abstractNumId w:val="11"/>
+  </w:num>
+  <w:num w:numId="14">
+    <w:abstractNumId w:val="3"/>
+    <w:lvlOverride w:ilvl="0">
+      <w:startOverride w:val="1"/>
+    </w:lvlOverride>
   </w:num>
   <w:numIdMacAtCleanup w:val="10"/>
 </w:numbering>

--- a/zht/docx/044.content.docx
+++ b/zht/docx/044.content.docx
@@ -19,7 +19,7 @@
         <w:rPr>
           <w:lang w:val="zh_TW" w:bidi="zh_TW"/>
         </w:rPr>
-        <w:t>Resource: 聖經詞典 (Tyndale)</w:t>
+        <w:t>Resource: Tyndale Open Bible Dictionary</w:t>
       </w:r>
       <w:r>
         <w:rPr>
@@ -112,7 +112,7 @@
         <w:rPr>
           <w:lang w:val="zh_TW" w:bidi="zh_TW"/>
         </w:rPr>
-        <w:t>聖經詞典 (Tyndale)</w:t>
+        <w:t>Tyndale Open Bible Dictionary</w:t>
       </w:r>
     </w:p>
     <w:p>
@@ -149,7 +149,7 @@
         <w:rPr>
           <w:lang w:val="zh_TW" w:bidi="zh_TW"/>
         </w:rPr>
-        <w:t>gu</w:t>
+        <w:t>ge</w:t>
       </w:r>
       <w:r>
         <w:rPr>
@@ -212,7 +212,7 @@
         <w:rPr>
           <w:lang w:val="zh_TW" w:bidi="zh_TW"/>
         </w:rPr>
-        <w:t>古實（地名）</w:t>
+        <w:t>哥林多前書</w:t>
       </w:r>
       <w:r>
         <w:rPr>
@@ -231,302 +231,12 @@
         <w:rPr>
           <w:lang w:val="zh_TW" w:bidi="zh_TW"/>
         </w:rPr>
-        <w:t>古實這名稱出現在埃及文、亞喀得文（Akkadian）及希伯來文的文獻中，是用來指位於埃及以南、尼羅河上游沿岸的諸國。較狹義地說，古實是指尼羅河第二與第四瀑布（大急流）之間的地區，大致相當於現今蘇丹的北部，這一帶在古代也被稱為努比亞（Nubia）。</w:t>
-      </w:r>
-    </w:p>
-    <w:p>
-      <w:pPr/>
-      <w:r>
-        <w:rPr>
-          <w:lang w:val="zh_TW" w:bidi="zh_TW"/>
-        </w:rPr>
-      </w:r>
-      <w:r>
-        <w:rPr>
-          <w:lang w:val="zh_TW" w:bidi="zh_TW"/>
-        </w:rPr>
-        <w:t>舊約聖經一般採用這個較狹義的用法。希臘人稱此地為衣索匹亞，這名稱後來成為今日衣索匹亞之名的由來（現代的衣索匹亞位於更南、更東的地區）。</w:t>
-      </w:r>
-    </w:p>
-    <w:p>
-      <w:pPr>
-        <w:pStyle w:val="Heading3"/>
-      </w:pPr>
-      <w:r>
-        <w:rPr>
-          <w:lang w:val="zh_TW" w:bidi="zh_TW"/>
-        </w:rPr>
-        <w:t>創世記中的古實</w:t>
-      </w:r>
-    </w:p>
-    <w:p>
-      <w:pPr/>
-      <w:r>
-        <w:rPr>
-          <w:lang w:val="zh_TW" w:bidi="zh_TW"/>
-        </w:rPr>
-      </w:r>
-      <w:r>
-        <w:rPr>
-          <w:lang w:val="zh_TW" w:bidi="zh_TW"/>
-        </w:rPr>
-        <w:t>「古實」在創世記中的意思並不十分明確。在伊甸園的記述中，古實似乎位於美索不達米亞（</w:t>
-      </w:r>
-      <w:hyperlink r:id="rId13">
-        <w:r>
-          <w:rPr>
-            <w:lang w:val="zh_TW" w:bidi="zh_TW"/>
-          </w:rPr>
-          <w:rPr>
-            <w:color w:val="0000EE"/>
-            <w:u w:val="single"/>
-          </w:rPr>
-          <w:t>創2:13</w:t>
-        </w:r>
-      </w:hyperlink>
-      <w:r>
-        <w:rPr>
-          <w:lang w:val="zh_TW" w:bidi="zh_TW"/>
-        </w:rPr>
-        <w:t>），也就是底格里斯河與幼發拉底河流域（</w:t>
-      </w:r>
-      <w:hyperlink r:id="rId14">
-        <w:r>
-          <w:rPr>
-            <w:lang w:val="zh_TW" w:bidi="zh_TW"/>
-          </w:rPr>
-          <w:rPr>
-            <w:color w:val="0000EE"/>
-            <w:u w:val="single"/>
-          </w:rPr>
-          <w:t>14</w:t>
-        </w:r>
-      </w:hyperlink>
-      <w:r>
-        <w:rPr>
-          <w:lang w:val="zh_TW" w:bidi="zh_TW"/>
-        </w:rPr>
-        <w:t>節）。這裡所說的「古實」可能就是加瑟（Kassite，又稱哥西安〔Cossaean〕），加瑟是公元前十二世紀以前統治美索不達米亞約五百年的巴比倫統治者的名稱。</w:t>
-      </w:r>
-    </w:p>
-    <w:p>
-      <w:pPr/>
-      <w:r>
-        <w:rPr>
-          <w:lang w:val="zh_TW" w:bidi="zh_TW"/>
-        </w:rPr>
-      </w:r>
-      <w:r>
-        <w:rPr>
-          <w:lang w:val="zh_TW" w:bidi="zh_TW"/>
-        </w:rPr>
-        <w:t>因此，</w:t>
-      </w:r>
-      <w:hyperlink r:id="rId15">
-        <w:r>
-          <w:rPr>
-            <w:lang w:val="zh_TW" w:bidi="zh_TW"/>
-          </w:rPr>
-          <w:rPr>
-            <w:color w:val="0000EE"/>
-            <w:u w:val="single"/>
-          </w:rPr>
-          <w:t>創世記十章6至8節</w:t>
-        </w:r>
-      </w:hyperlink>
-      <w:r>
-        <w:rPr>
-          <w:lang w:val="zh_TW" w:bidi="zh_TW"/>
-        </w:rPr>
-        <w:t>中提到的古實可能是指兩個不同的地區：努比亞（</w:t>
-      </w:r>
-      <w:hyperlink r:id="rId16">
-        <w:r>
-          <w:rPr>
-            <w:lang w:val="zh_TW" w:bidi="zh_TW"/>
-          </w:rPr>
-          <w:rPr>
-            <w:color w:val="0000EE"/>
-            <w:u w:val="single"/>
-          </w:rPr>
-          <w:t>6–7</w:t>
-        </w:r>
-      </w:hyperlink>
-      <w:r>
-        <w:rPr>
-          <w:lang w:val="zh_TW" w:bidi="zh_TW"/>
-        </w:rPr>
-        <w:t>節）和美索不達米亞（</w:t>
-      </w:r>
-      <w:hyperlink r:id="rId17">
-        <w:r>
-          <w:rPr>
-            <w:lang w:val="zh_TW" w:bidi="zh_TW"/>
-          </w:rPr>
-          <w:rPr>
-            <w:color w:val="0000EE"/>
-            <w:u w:val="single"/>
-          </w:rPr>
-          <w:t>9–12</w:t>
-        </w:r>
-      </w:hyperlink>
-      <w:r>
-        <w:rPr>
-          <w:lang w:val="zh_TW" w:bidi="zh_TW"/>
-        </w:rPr>
-        <w:t>節）。另一種可能是，</w:t>
-      </w:r>
-      <w:hyperlink r:id="rId13">
-        <w:r>
-          <w:rPr>
-            <w:lang w:val="zh_TW" w:bidi="zh_TW"/>
-          </w:rPr>
-          <w:rPr>
-            <w:color w:val="0000EE"/>
-            <w:u w:val="single"/>
-          </w:rPr>
-          <w:t>創世記二章13節</w:t>
-        </w:r>
-      </w:hyperlink>
-      <w:r>
-        <w:rPr>
-          <w:lang w:val="zh_TW" w:bidi="zh_TW"/>
-        </w:rPr>
-        <w:t>和</w:t>
-      </w:r>
-      <w:hyperlink r:id="rId18">
-        <w:r>
-          <w:rPr>
-            <w:lang w:val="zh_TW" w:bidi="zh_TW"/>
-          </w:rPr>
-          <w:rPr>
-            <w:color w:val="0000EE"/>
-            <w:u w:val="single"/>
-          </w:rPr>
-          <w:t>十章8節</w:t>
-        </w:r>
-      </w:hyperlink>
-      <w:r>
-        <w:rPr>
-          <w:lang w:val="zh_TW" w:bidi="zh_TW"/>
-        </w:rPr>
-        <w:t>中的古實可能是基士（Kish），這是美索不達米亞的一座城，傳統上視之為洪水之後第一個蘇美王朝的所在地。</w:t>
-      </w:r>
-    </w:p>
-    <w:p>
-      <w:pPr>
-        <w:pStyle w:val="Heading3"/>
-      </w:pPr>
-      <w:r>
-        <w:rPr>
-          <w:lang w:val="zh_TW" w:bidi="zh_TW"/>
-        </w:rPr>
-        <w:t>聖經中的古實人</w:t>
-      </w:r>
-    </w:p>
-    <w:p>
-      <w:pPr/>
-      <w:r>
-        <w:rPr>
-          <w:lang w:val="zh_TW" w:bidi="zh_TW"/>
-        </w:rPr>
-      </w:r>
-      <w:r>
-        <w:rPr>
-          <w:lang w:val="zh_TW" w:bidi="zh_TW"/>
-        </w:rPr>
-        <w:t>關於「古實人」一詞的意義，聖經中較少出現混淆。除了</w:t>
-      </w:r>
-      <w:hyperlink r:id="rId19">
-        <w:r>
-          <w:rPr>
-            <w:lang w:val="zh_TW" w:bidi="zh_TW"/>
-          </w:rPr>
-          <w:rPr>
-            <w:color w:val="0000EE"/>
-            <w:u w:val="single"/>
-          </w:rPr>
-          <w:t>民數記十二章1節</w:t>
-        </w:r>
-      </w:hyperlink>
-      <w:r>
-        <w:rPr>
-          <w:lang w:val="zh_TW" w:bidi="zh_TW"/>
-        </w:rPr>
-        <w:t>可能是一個例外之外，古實人通常指努比亞（非洲的古實）的居民。</w:t>
-      </w:r>
-    </w:p>
-    <w:p>
-      <w:pPr/>
-      <w:r>
-        <w:rPr>
-          <w:lang w:val="zh_TW" w:bidi="zh_TW"/>
-        </w:rPr>
-      </w:r>
-      <w:r>
-        <w:rPr>
-          <w:lang w:val="zh_TW" w:bidi="zh_TW"/>
-        </w:rPr>
-        <w:t>大衛王的元帥約押派去向大衛報告押沙龍戰敗消息的第一位使者，就是一位古實人（</w:t>
-      </w:r>
-      <w:hyperlink r:id="rId20">
-        <w:r>
-          <w:rPr>
-            <w:lang w:val="zh_TW" w:bidi="zh_TW"/>
-          </w:rPr>
-          <w:rPr>
-            <w:color w:val="0000EE"/>
-            <w:u w:val="single"/>
-          </w:rPr>
-          <w:t>撒下18:21–32</w:t>
-        </w:r>
-      </w:hyperlink>
-      <w:r>
-        <w:rPr>
-          <w:lang w:val="zh_TW" w:bidi="zh_TW"/>
-        </w:rPr>
-        <w:t>）。從經文可見，這位使者是外邦人，因為他不知道捷徑，傳遞消息也沒有顧及大衛的感受。有些譯本將這個希伯來字詞譯作人名「古示」（Cushi），但多數學者認為這並不正確。大多數英文聖經在其它地方出現「古實（Cush）」或「古實人（Cushite）」時，都譯為「衣索匹亞（Ethiopia）」或「衣索匹亞人（Ethiopians）」。</w:t>
-      </w:r>
-    </w:p>
-    <w:p>
-      <w:pPr/>
-      <w:r>
-        <w:rPr>
-          <w:lang w:val="zh_TW" w:bidi="zh_TW"/>
-        </w:rPr>
-      </w:r>
-      <w:r>
-        <w:rPr>
-          <w:lang w:val="zh_TW" w:bidi="zh_TW"/>
-        </w:rPr>
-        <w:t>摩西曾娶一位被稱為古實女子的妻子（</w:t>
-      </w:r>
-      <w:hyperlink r:id="rId19">
-        <w:r>
-          <w:rPr>
-            <w:lang w:val="zh_TW" w:bidi="zh_TW"/>
-          </w:rPr>
-          <w:rPr>
-            <w:color w:val="0000EE"/>
-            <w:u w:val="single"/>
-          </w:rPr>
-          <w:t>民12:1</w:t>
-        </w:r>
-      </w:hyperlink>
-      <w:r>
-        <w:rPr>
-          <w:lang w:val="zh_TW" w:bidi="zh_TW"/>
-        </w:rPr>
-        <w:t>）。這個稱呼有幾種可能的理解：</w:t>
-      </w:r>
-    </w:p>
-    <w:p>
-      <w:pPr>
-        <w:pStyle w:val="ListNumber"/>
-        <w:numPr>
-          <w:ilvl w:val="0"/>
-          <w:numId w:val="14"/>
-        </w:numPr>
+        <w:t>概述</w:t>
+      </w:r>
+    </w:p>
+    <w:p>
+      <w:pPr>
+        <w:pStyle w:val="ListBullet"/>
         <w:spacing w:line="240" w:lineRule="auto"/>
         <w:ind w:left="720"/>
       </w:pPr>
@@ -539,12 +249,12 @@
         <w:rPr>
           <w:lang w:val="zh_TW" w:bidi="zh_TW"/>
         </w:rPr>
-        <w:t>她可能來自努比亞，若是如此，她應是摩西的第二任妻子，並非西坡拉。</w:t>
-      </w:r>
-    </w:p>
-    <w:p>
-      <w:pPr>
-        <w:pStyle w:val="ListNumber"/>
+        <w:t>作者</w:t>
+      </w:r>
+    </w:p>
+    <w:p>
+      <w:pPr>
+        <w:pStyle w:val="ListBullet"/>
         <w:spacing w:line="240" w:lineRule="auto"/>
         <w:ind w:left="720"/>
       </w:pPr>
@@ -557,12 +267,12 @@
         <w:rPr>
           <w:lang w:val="zh_TW" w:bidi="zh_TW"/>
         </w:rPr>
-        <w:t>她可能來自古珊，因此可能是米甸女子，也就是西坡拉本人。</w:t>
-      </w:r>
-    </w:p>
-    <w:p>
-      <w:pPr>
-        <w:pStyle w:val="ListNumber"/>
+        <w:t>寫作日期與寫作地點</w:t>
+      </w:r>
+    </w:p>
+    <w:p>
+      <w:pPr>
+        <w:pStyle w:val="ListBullet"/>
         <w:spacing w:line="240" w:lineRule="auto"/>
         <w:ind w:left="720"/>
       </w:pPr>
@@ -575,7 +285,54 @@
         <w:rPr>
           <w:lang w:val="zh_TW" w:bidi="zh_TW"/>
         </w:rPr>
-        <w:t>這個稱呼可能只是指她膚色較深、出身外族，不一定特指西坡拉。</w:t>
+        <w:t>背景</w:t>
+      </w:r>
+    </w:p>
+    <w:p>
+      <w:pPr>
+        <w:pStyle w:val="ListBullet"/>
+        <w:spacing w:line="240" w:lineRule="auto"/>
+        <w:ind w:left="720"/>
+      </w:pPr>
+      <w:r>
+        <w:rPr>
+          <w:lang w:val="zh_TW" w:bidi="zh_TW"/>
+        </w:rPr>
+      </w:r>
+      <w:r>
+        <w:rPr>
+          <w:lang w:val="zh_TW" w:bidi="zh_TW"/>
+        </w:rPr>
+        <w:t>目的與教導</w:t>
+      </w:r>
+    </w:p>
+    <w:p>
+      <w:pPr>
+        <w:pStyle w:val="ListBullet"/>
+        <w:spacing w:line="240" w:lineRule="auto"/>
+        <w:ind w:left="720"/>
+      </w:pPr>
+      <w:r>
+        <w:rPr>
+          <w:lang w:val="zh_TW" w:bidi="zh_TW"/>
+        </w:rPr>
+      </w:r>
+      <w:r>
+        <w:rPr>
+          <w:lang w:val="zh_TW" w:bidi="zh_TW"/>
+        </w:rPr>
+        <w:t>內容</w:t>
+      </w:r>
+    </w:p>
+    <w:p>
+      <w:pPr>
+        <w:pStyle w:val="Heading3"/>
+      </w:pPr>
+      <w:r>
+        <w:rPr>
+          <w:lang w:val="zh_TW" w:bidi="zh_TW"/>
+        </w:rPr>
+        <w:t>作者</w:t>
       </w:r>
     </w:p>
     <w:p>
@@ -587,43 +344,4242 @@
       </w:r>
       <w:r>
         <w:rPr>
+          <w:lang w:val="zh_TW" w:bidi="zh_TW"/>
+        </w:rPr>
+        <w:t>所有學者都無疑的同意哥林多前書是由使徒保羅在第三次宣教旅程中，住在以弗所時寫下的。那時保羅已是一位成熟的中年（大約55歲）宣教士，他在地中海地區約四分之一的地方建立教會，並且累積了豐富的植堂經驗。</w:t>
+      </w:r>
+    </w:p>
+    <w:p>
+      <w:pPr>
+        <w:pStyle w:val="Heading3"/>
+      </w:pPr>
+      <w:r>
+        <w:rPr>
+          <w:lang w:val="zh_TW" w:bidi="zh_TW"/>
+        </w:rPr>
+        <w:t>寫作日期與寫作地點</w:t>
+      </w:r>
+    </w:p>
+    <w:p>
+      <w:pPr/>
+      <w:r>
+        <w:rPr>
+          <w:lang w:val="zh_TW" w:bidi="zh_TW"/>
+        </w:rPr>
+      </w:r>
+      <w:r>
+        <w:rPr>
+          <w:lang w:val="zh_TW" w:bidi="zh_TW"/>
+        </w:rPr>
+        <w:t>保羅在約公元50年至52年間於哥林多進行事工。他在耶路撒冷短暫停留後，便繼續他的宣教工作，這次是停留在以弗所（</w:t>
+      </w:r>
+      <w:hyperlink r:id="rId13">
+        <w:r>
+          <w:rPr>
+            <w:lang w:val="zh_TW" w:bidi="zh_TW"/>
+          </w:rPr>
+          <w:rPr>
+            <w:color w:val="0000EE"/>
+            <w:u w:val="single"/>
+          </w:rPr>
+          <w:t>徒19章</w:t>
+        </w:r>
+      </w:hyperlink>
+      <w:r>
+        <w:rPr>
+          <w:lang w:val="zh_TW" w:bidi="zh_TW"/>
+        </w:rPr>
+        <w:t>），並且在那裡服事了三年（公元53–55/56）。在此期間，他至少寫了三封信給哥林多教會，並親自訪問過一次。他的第一封信，通常稱為「先前的信」，在</w:t>
+      </w:r>
+      <w:hyperlink r:id="rId14">
+        <w:r>
+          <w:rPr>
+            <w:lang w:val="zh_TW" w:bidi="zh_TW"/>
+          </w:rPr>
+          <w:rPr>
+            <w:color w:val="0000EE"/>
+            <w:u w:val="single"/>
+          </w:rPr>
+          <w:t>哥林多前書五章9至11節</w:t>
+        </w:r>
+      </w:hyperlink>
+      <w:r>
+        <w:rPr>
+          <w:lang w:val="zh_TW" w:bidi="zh_TW"/>
+        </w:rPr>
+        <w:t>中提到過。從這處經文得知，該信被誤解，但因為那封信已經遺失，所以其內容我們所知甚少。</w:t>
+      </w:r>
+    </w:p>
+    <w:p>
+      <w:pPr/>
+      <w:r>
+        <w:rPr>
+          <w:lang w:val="zh_TW" w:bidi="zh_TW"/>
+        </w:rPr>
+      </w:r>
+      <w:r>
+        <w:rPr>
+          <w:lang w:val="zh_TW" w:bidi="zh_TW"/>
+        </w:rPr>
+        <w:t>大約在公元55年，保羅從革來氏家的家人（可能是革來氏家庭教會的成員）聽到了有關哥林多教會的事情（</w:t>
+      </w:r>
+      <w:hyperlink r:id="rId15">
+        <w:r>
+          <w:rPr>
+            <w:lang w:val="zh_TW" w:bidi="zh_TW"/>
+          </w:rPr>
+          <w:rPr>
+            <w:color w:val="0000EE"/>
+            <w:u w:val="single"/>
+          </w:rPr>
+          <w:t>林前1:11</w:t>
+        </w:r>
+      </w:hyperlink>
+      <w:r>
+        <w:rPr>
+          <w:lang w:val="zh_TW" w:bidi="zh_TW"/>
+        </w:rPr>
+        <w:t>）。隨後他口述了第二封信給哥林多教會，即我們的哥林多前書。這封信很可能由司提法那、福徒拿都和亞該古（</w:t>
+      </w:r>
+      <w:hyperlink r:id="rId16">
+        <w:r>
+          <w:rPr>
+            <w:lang w:val="zh_TW" w:bidi="zh_TW"/>
+          </w:rPr>
+          <w:rPr>
+            <w:color w:val="0000EE"/>
+            <w:u w:val="single"/>
+          </w:rPr>
+          <w:t>16:17</w:t>
+        </w:r>
+      </w:hyperlink>
+      <w:r>
+        <w:rPr>
+          <w:lang w:val="zh_TW" w:bidi="zh_TW"/>
+        </w:rPr>
+        <w:t>）帶去。保羅後來又寫了第三封信給哥林多，稱為「憂愁的信」（</w:t>
+      </w:r>
+      <w:hyperlink r:id="rId17">
+        <w:r>
+          <w:rPr>
+            <w:lang w:val="zh_TW" w:bidi="zh_TW"/>
+          </w:rPr>
+          <w:rPr>
+            <w:color w:val="0000EE"/>
+            <w:u w:val="single"/>
+          </w:rPr>
+          <w:t>林後2:2–3</w:t>
+        </w:r>
+      </w:hyperlink>
+      <w:r>
+        <w:rPr>
+          <w:lang w:val="zh_TW" w:bidi="zh_TW"/>
+        </w:rPr>
+        <w:t>），然後才寫了哥林多後書。</w:t>
+      </w:r>
+    </w:p>
+    <w:p>
+      <w:pPr>
+        <w:pStyle w:val="Heading3"/>
+      </w:pPr>
+      <w:r>
+        <w:rPr>
+          <w:lang w:val="zh_TW" w:bidi="zh_TW"/>
+        </w:rPr>
+        <w:t>背景</w:t>
+      </w:r>
+    </w:p>
+    <w:p>
+      <w:pPr/>
+      <w:r>
+        <w:rPr>
+          <w:lang w:val="zh_TW" w:bidi="zh_TW"/>
+        </w:rPr>
+      </w:r>
+      <w:r>
+        <w:rPr>
+          <w:lang w:val="zh_TW" w:bidi="zh_TW"/>
+        </w:rPr>
+        <w:t>哥林多是一個港口城，在公元前146年遭到羅馬人摧毀，然後在公元前46年由猶流·凱撒（Julius Caesar）重建。公元前27年之後，它成為亞該亞的羅馬首府，方伯（proconsul）在此居住（</w:t>
+      </w:r>
+      <w:hyperlink r:id="rId18">
+        <w:r>
+          <w:rPr>
+            <w:lang w:val="zh_TW" w:bidi="zh_TW"/>
+          </w:rPr>
+          <w:rPr>
+            <w:color w:val="0000EE"/>
+            <w:u w:val="single"/>
+          </w:rPr>
+          <w:t>徒18:12</w:t>
+        </w:r>
+      </w:hyperlink>
+      <w:r>
+        <w:rPr>
+          <w:lang w:val="zh_TW" w:bidi="zh_TW"/>
+        </w:rPr>
+        <w:t>）。這個城實際上由三個部分所組成：東方約八英里（13公里）處的堅革哩（Cenchrea）港口，愛琴海的船隻會在此卸貨；西方約一英里（1.6公里）處的利奇昂（Lechaion）港口，靠近哥林多灣，船隻會在此重新裝載貨物。貨物經由地峽上的車輛運輸，船隻則放置於滾軸上運送；哥林多城本身則位於兩個港口之間的高地上。</w:t>
+      </w:r>
+    </w:p>
+    <w:p>
+      <w:pPr/>
+      <w:r>
+        <w:rPr>
+          <w:lang w:val="zh_TW" w:bidi="zh_TW"/>
+        </w:rPr>
+      </w:r>
+      <w:r>
+        <w:rPr>
+          <w:lang w:val="zh_TW" w:bidi="zh_TW"/>
+        </w:rPr>
+        <w:t>城的衛城（acropolis）位於陡峭而高聳的</w:t>
+      </w:r>
+      <w:r>
+        <w:rPr>
+          <w:lang w:val="zh_TW" w:bidi="zh_TW"/>
+        </w:rPr>
+        <w:t>阿克羅哥林多</w:t>
+      </w:r>
+      <w:r>
+        <w:rPr>
+          <w:lang w:val="zh_TW" w:bidi="zh_TW"/>
+        </w:rPr>
+        <w:t>（Acrocorinth）山頂上，裡面有</w:t>
+      </w:r>
+      <w:r>
+        <w:rPr>
+          <w:lang w:val="zh_TW" w:bidi="zh_TW"/>
+        </w:rPr>
+        <w:t>阿芙蘿黛蒂（</w:t>
+      </w:r>
+      <w:r>
+        <w:rPr>
+          <w:lang w:val="zh_TW" w:bidi="zh_TW"/>
+        </w:rPr>
+        <w:t>Aphrodite</w:t>
+      </w:r>
+      <w:r>
+        <w:rPr>
+          <w:lang w:val="zh_TW" w:bidi="zh_TW"/>
+        </w:rPr>
+        <w:t>）</w:t>
+      </w:r>
+      <w:r>
+        <w:rPr>
+          <w:lang w:val="zh_TW" w:bidi="zh_TW"/>
+        </w:rPr>
+        <w:t>的神廟，這位愛神的神廟擁有1000名女奴，專門奉獻於此女神的崇拜活動。哥林多獨特的宗教崇拜形式，專門敬拜愛與美的女神阿芙蘿黛蒂（羅馬稱為維納斯〔Venus〕）。與這些宗教儀式相關的是普遍的道德敗壞，哥林多的道德風氣以腐敗而聞名，即使與異教的羅馬相比也是如此。在城中低地有一個猶太會堂（</w:t>
+      </w:r>
+      <w:hyperlink r:id="rId19">
+        <w:r>
+          <w:rPr>
+            <w:lang w:val="zh_TW" w:bidi="zh_TW"/>
+          </w:rPr>
+          <w:rPr>
+            <w:color w:val="0000EE"/>
+            <w:u w:val="single"/>
+          </w:rPr>
+          <w:t>徒18:4</w:t>
+        </w:r>
+      </w:hyperlink>
+      <w:r>
+        <w:rPr>
+          <w:lang w:val="zh_TW" w:bidi="zh_TW"/>
+        </w:rPr>
+        <w:t>），因為儘管這座羅馬殖民地主要的居民是義大利人，但也吸引不少地中海其他地區的族群（包括猶太人）居住。</w:t>
+      </w:r>
+    </w:p>
+    <w:p>
+      <w:pPr>
+        <w:pStyle w:val="Heading3"/>
+      </w:pPr>
+      <w:r>
+        <w:rPr>
+          <w:lang w:val="zh_TW" w:bidi="zh_TW"/>
+        </w:rPr>
+        <w:t>目的和教導</w:t>
+      </w:r>
+    </w:p>
+    <w:p>
+      <w:pPr/>
+      <w:r>
+        <w:rPr>
+          <w:lang w:val="zh_TW" w:bidi="zh_TW"/>
+        </w:rPr>
+      </w:r>
+      <w:r>
+        <w:rPr>
+          <w:lang w:val="zh_TW" w:bidi="zh_TW"/>
+        </w:rPr>
+        <w:t>保羅在哥林多前書中主要關注的是教會的合一。哥林多教會內有一種自我中心的態度，導致了教會內部的結黨分裂、炫耀知識與自由，以及在崇拜中自私的行為。</w:t>
+      </w:r>
+    </w:p>
+    <w:p>
+      <w:pPr/>
+      <w:r>
+        <w:rPr>
+          <w:lang w:val="zh_TW" w:bidi="zh_TW"/>
+        </w:rPr>
+      </w:r>
+      <w:r>
+        <w:rPr>
+          <w:lang w:val="zh_TW" w:bidi="zh_TW"/>
+        </w:rPr>
+        <w:t>此外，書信還涉及兩個主要問題：首先，對於哥林多教會受異教風俗影響的寬鬆性道德標準，保羅需要設立一些界限。其次，關於接受身體復活的爭議，保羅意識到這個問題直接關乎信仰的核心，因此堅定宣告復活的真理。</w:t>
+      </w:r>
+    </w:p>
+    <w:p>
+      <w:pPr/>
+      <w:r>
+        <w:rPr>
+          <w:lang w:val="zh_TW" w:bidi="zh_TW"/>
+        </w:rPr>
+      </w:r>
+      <w:r>
+        <w:rPr>
+          <w:lang w:val="zh_TW" w:bidi="zh_TW"/>
+        </w:rPr>
+        <w:t>有學者認為，這兩個問題以及教會合一的爭論（尤其是與知識相關的問題）反映了諾斯底主義的影響，並推斷保羅反對的是哥林多教會內一個諾斯底派別。然而，仔細研究顯示出哥林多當時的文化背景中，雖有一些後來與諾斯底主義相關的元素，但將其稱為諾斯底派是不符合時代背景的。即使意識到哥林多的情境中有原始諾斯底的概念，仍需將詮釋限制在公元一世紀的時代脈絡中。</w:t>
+      </w:r>
+    </w:p>
+    <w:p>
+      <w:pPr/>
+      <w:r>
+        <w:rPr>
+          <w:lang w:val="zh_TW" w:bidi="zh_TW"/>
+        </w:rPr>
+      </w:r>
+      <w:r>
+        <w:rPr>
+          <w:lang w:val="zh_TW" w:bidi="zh_TW"/>
+        </w:rPr>
+        <w:t>因此，保羅的核心關注是教會的合一與純潔。他竭力防止教會因道德和教義的分歧，而分裂為互相爭吵的派別。同時，他希望教會將焦點放在耶穌這位被高舉的主身上。</w:t>
+      </w:r>
+    </w:p>
+    <w:p>
+      <w:pPr>
+        <w:pStyle w:val="Heading3"/>
+      </w:pPr>
+      <w:r>
+        <w:rPr>
+          <w:lang w:val="zh_TW" w:bidi="zh_TW"/>
+        </w:rPr>
+        <w:t>內容</w:t>
+      </w:r>
+    </w:p>
+    <w:p>
+      <w:pPr>
+        <w:pStyle w:val="Heading4"/>
+      </w:pPr>
+      <w:r>
+        <w:rPr>
+          <w:lang w:val="zh_TW" w:bidi="zh_TW"/>
+        </w:rPr>
+        <w:t>問安，</w:t>
+      </w:r>
+      <w:hyperlink r:id="rId20">
+        <w:r>
+          <w:rPr>
+            <w:lang w:val="zh_TW" w:bidi="zh_TW"/>
+          </w:rPr>
+          <w:rPr>
+            <w:color w:val="0000EE"/>
+            <w:u w:val="single"/>
+          </w:rPr>
+          <w:t>一章1至9節</w:t>
+        </w:r>
+      </w:hyperlink>
+    </w:p>
+    <w:p>
+      <w:pPr/>
+      <w:r>
+        <w:rPr>
+          <w:lang w:val="zh_TW" w:bidi="zh_TW"/>
+        </w:rPr>
+      </w:r>
+      <w:r>
+        <w:rPr>
+          <w:lang w:val="zh_TW" w:bidi="zh_TW"/>
+        </w:rPr>
+        <w:t>保羅以標準的問安開始，隨後是他慣常的感恩禱告。兩個特點值得注意：首先，問安中提到所提尼與保羅同在。雖無法確定所提尼的具體身分，但他顯然為哥林多信徒所熟知，很可能是</w:t>
+      </w:r>
+      <w:hyperlink r:id="rId21">
+        <w:r>
+          <w:rPr>
+            <w:lang w:val="zh_TW" w:bidi="zh_TW"/>
+          </w:rPr>
+          <w:rPr>
+            <w:color w:val="0000EE"/>
+            <w:u w:val="single"/>
+          </w:rPr>
+          <w:t>使徒行傳十八章17節</w:t>
+        </w:r>
+      </w:hyperlink>
+      <w:r>
+        <w:rPr>
+          <w:lang w:val="zh_TW" w:bidi="zh_TW"/>
+        </w:rPr>
+        <w:t>中提到的猶太會堂的管理者，在基利司布歸信後接任此職。</w:t>
+      </w:r>
+    </w:p>
+    <w:p>
+      <w:pPr/>
+      <w:r>
+        <w:rPr>
+          <w:lang w:val="zh_TW" w:bidi="zh_TW"/>
+        </w:rPr>
+      </w:r>
+      <w:r>
+        <w:rPr>
+          <w:lang w:val="zh_TW" w:bidi="zh_TW"/>
+        </w:rPr>
+        <w:t>其次，保羅強調哥林多信徒在言語、知識和屬靈恩賜上的能力。這些恩賜是真實的，但他們卻在濫用這些恩賜。保羅的解決方法不是抑制這些恩賜（事實上，他為此感謝神），而是賦予它們新的意義和定位。</w:t>
+      </w:r>
+    </w:p>
+    <w:p>
+      <w:pPr>
+        <w:pStyle w:val="Heading4"/>
+      </w:pPr>
+      <w:r>
+        <w:rPr>
+          <w:lang w:val="zh_TW" w:bidi="zh_TW"/>
+        </w:rPr>
+        <w:t>革來氏家人帶來的報告，</w:t>
+      </w:r>
+      <w:hyperlink r:id="rId22">
+        <w:r>
+          <w:rPr>
+            <w:lang w:val="zh_TW" w:bidi="zh_TW"/>
+          </w:rPr>
+          <w:rPr>
+            <w:color w:val="0000EE"/>
+            <w:u w:val="single"/>
+          </w:rPr>
+          <w:t>一章10節至四章21節</w:t>
+        </w:r>
+      </w:hyperlink>
+    </w:p>
+    <w:p>
+      <w:pPr/>
+      <w:r>
+        <w:rPr>
+          <w:lang w:val="zh_TW" w:bidi="zh_TW"/>
+        </w:rPr>
+      </w:r>
+      <w:r>
+        <w:rPr>
+          <w:lang w:val="zh_TW" w:bidi="zh_TW"/>
+        </w:rPr>
+        <w:t>哥林多信徒將保羅、磯法（彼得）、亞波羅，甚至基督分別視為不同派系的領袖。我們無法確定每個派別的立場，但可以推測：保羅的派別可能強調他的「自由」主張；彼得的派別可能支持猶太教的實踐；亞波羅的派別可能重視哲學理解和演說。無論派別立場如何，保羅對教會的分裂感到震驚。他首先指出，他的行為並非為了建立自己的跟隨者，而是為要指向基督。他並未堅持親自為歸信者施洗，因為施洗者並不重要，重要的是他們都歸入基督。</w:t>
+      </w:r>
+    </w:p>
+    <w:p>
+      <w:pPr/>
+      <w:r>
+        <w:rPr>
+          <w:lang w:val="zh_TW" w:bidi="zh_TW"/>
+        </w:rPr>
+      </w:r>
+      <w:r>
+        <w:rPr>
+          <w:lang w:val="zh_TW" w:bidi="zh_TW"/>
+        </w:rPr>
+        <w:t>接著，保羅進一步探討根本問題，即教會中有人試圖彰顯自己比其它派別的人更優越或更有智慧。這種尋求世俗智慧的行為與保羅所傳的福音互相矛盾。</w:t>
+      </w:r>
+    </w:p>
+    <w:p>
+      <w:pPr/>
+      <w:r>
+        <w:rPr>
+          <w:lang w:val="zh_TW" w:bidi="zh_TW"/>
+        </w:rPr>
+      </w:r>
+      <w:r>
+        <w:rPr>
+          <w:lang w:val="zh_TW" w:bidi="zh_TW"/>
+        </w:rPr>
+        <w:t>首先，釘十字架的基督（</w:t>
+      </w:r>
+      <w:hyperlink r:id="rId23">
+        <w:r>
+          <w:rPr>
+            <w:lang w:val="zh_TW" w:bidi="zh_TW"/>
+          </w:rPr>
+          <w:rPr>
+            <w:color w:val="0000EE"/>
+            <w:u w:val="single"/>
+          </w:rPr>
+          <w:t>1:18</w:t>
+        </w:r>
+      </w:hyperlink>
+      <w:r>
+        <w:rPr>
+          <w:lang w:val="zh_TW" w:bidi="zh_TW"/>
+        </w:rPr>
+        <w:t>）所傳達的信息在猶太人或希臘人的智慧和價值觀中是沒有意義的。因其要求人以全新的方式——神的方式——來看待生命。</w:t>
+      </w:r>
+    </w:p>
+    <w:p>
+      <w:pPr/>
+      <w:r>
+        <w:rPr>
+          <w:lang w:val="zh_TW" w:bidi="zh_TW"/>
+        </w:rPr>
+      </w:r>
+      <w:r>
+        <w:rPr>
+          <w:lang w:val="zh_TW" w:bidi="zh_TW"/>
+        </w:rPr>
+        <w:t>其次，神揀選他們的標準並非基於社會地位，反之，神使他們唯一的身分地位就是他們從神那裡得來的平等身分（</w:t>
+      </w:r>
+      <w:hyperlink r:id="rId24">
+        <w:r>
+          <w:rPr>
+            <w:lang w:val="zh_TW" w:bidi="zh_TW"/>
+          </w:rPr>
+          <w:rPr>
+            <w:color w:val="0000EE"/>
+            <w:u w:val="single"/>
+          </w:rPr>
+          <w:t>1:26–31</w:t>
+        </w:r>
+      </w:hyperlink>
+      <w:r>
+        <w:rPr>
+          <w:lang w:val="zh_TW" w:bidi="zh_TW"/>
+        </w:rPr>
+        <w:t>）。</w:t>
+      </w:r>
+    </w:p>
+    <w:p>
+      <w:pPr/>
+      <w:r>
+        <w:rPr>
+          <w:lang w:val="zh_TW" w:bidi="zh_TW"/>
+        </w:rPr>
+      </w:r>
+      <w:r>
+        <w:rPr>
+          <w:lang w:val="zh_TW" w:bidi="zh_TW"/>
+        </w:rPr>
+        <w:t>第三，他們的信心不是建立在保羅的口才上，而是建立在聖靈的恩賜上（</w:t>
+      </w:r>
+      <w:hyperlink r:id="rId25">
+        <w:r>
+          <w:rPr>
+            <w:lang w:val="zh_TW" w:bidi="zh_TW"/>
+          </w:rPr>
+          <w:rPr>
+            <w:color w:val="0000EE"/>
+            <w:u w:val="single"/>
+          </w:rPr>
+          <w:t>2:4</w:t>
+        </w:r>
+      </w:hyperlink>
+      <w:r>
+        <w:rPr>
+          <w:lang w:val="zh_TW" w:bidi="zh_TW"/>
+        </w:rPr>
+        <w:t>），因為聖靈證明了神透過保羅在行事。因此，引導他們到神面前的不是辯論，而是神的靈。因此，引導他們歸向神的是聖靈，而非人的理性。除非他們在世界的思考方式上變得愚拙，否則他們永遠無法從賜予真正智慧靈的角度重新思考生命。</w:t>
+      </w:r>
+    </w:p>
+    <w:p>
+      <w:pPr/>
+      <w:r>
+        <w:rPr>
+          <w:lang w:val="zh_TW" w:bidi="zh_TW"/>
+        </w:rPr>
+      </w:r>
+      <w:r>
+        <w:rPr>
+          <w:lang w:val="zh_TW" w:bidi="zh_TW"/>
+        </w:rPr>
+        <w:t>第四，當他們將保羅和其他人視為派系領袖時，這表現出人性中邪惡的本能（即「肉體」或「墮落的人性」），因為這是高舉人而非高舉神的作為，而神在每人身上的作為是平等的。</w:t>
+      </w:r>
+    </w:p>
+    <w:p>
+      <w:pPr/>
+      <w:r>
+        <w:rPr>
+          <w:lang w:val="zh_TW" w:bidi="zh_TW"/>
+        </w:rPr>
+      </w:r>
+      <w:r>
+        <w:rPr>
+          <w:lang w:val="zh_TW" w:bidi="zh_TW"/>
+        </w:rPr>
+        <w:t>第五，這些僕人共同為神建造一個「殿」，就是教會，以基督為根基。只有神會審判每個基督徒如何為建造教會的工作出力。但分裂教會的人將受到神的毀滅性審判，因為「若有人毀壞神的殿，神必要毀壞那人」（</w:t>
+      </w:r>
+      <w:hyperlink r:id="rId26">
+        <w:r>
+          <w:rPr>
+            <w:lang w:val="zh_TW" w:bidi="zh_TW"/>
+          </w:rPr>
+          <w:rPr>
+            <w:color w:val="0000EE"/>
+            <w:u w:val="single"/>
+          </w:rPr>
+          <w:t>3:17</w:t>
+        </w:r>
+      </w:hyperlink>
+      <w:r>
+        <w:rPr>
+          <w:lang w:val="zh_TW" w:bidi="zh_TW"/>
+        </w:rPr>
+        <w:t>）（請注意，這裡的殿是指教會的集體意象，而在第</w:t>
+      </w:r>
+      <w:hyperlink r:id="rId27">
+        <w:r>
+          <w:rPr>
+            <w:lang w:val="zh_TW" w:bidi="zh_TW"/>
+          </w:rPr>
+          <w:rPr>
+            <w:color w:val="0000EE"/>
+            <w:u w:val="single"/>
+          </w:rPr>
+          <w:t>六</w:t>
+        </w:r>
+      </w:hyperlink>
+      <w:r>
+        <w:rPr>
+          <w:lang w:val="zh_TW" w:bidi="zh_TW"/>
+        </w:rPr>
+        <w:t>章中，這個意象則是指個別使用——每一位基督徒都是神的殿。）</w:t>
+      </w:r>
+    </w:p>
+    <w:p>
+      <w:pPr/>
+      <w:r>
+        <w:rPr>
+          <w:lang w:val="zh_TW" w:bidi="zh_TW"/>
+        </w:rPr>
+      </w:r>
+      <w:r>
+        <w:rPr>
+          <w:lang w:val="zh_TW" w:bidi="zh_TW"/>
+        </w:rPr>
+        <w:t>最後，保羅指出他們過度實現的末世論。哥林多信徒因擁有屬靈恩賜（真實的）和自誇的智慧（世俗的）而聲稱自己與基督一同作王（</w:t>
+      </w:r>
+      <w:hyperlink r:id="rId28">
+        <w:r>
+          <w:rPr>
+            <w:lang w:val="zh_TW" w:bidi="zh_TW"/>
+          </w:rPr>
+          <w:rPr>
+            <w:color w:val="0000EE"/>
+            <w:u w:val="single"/>
+          </w:rPr>
+          <w:t>4:8–13</w:t>
+        </w:r>
+      </w:hyperlink>
+      <w:r>
+        <w:rPr>
+          <w:lang w:val="zh_TW" w:bidi="zh_TW"/>
+        </w:rPr>
+        <w:t>）。保羅以諷刺的語氣指出，這種主張與使徒的生活方式大相逕庭。使徒像耶穌一樣過著受苦的生活，盼望將來得榮耀，而哥林多信徒卻試圖在未經受苦的情況下提前享有榮耀。</w:t>
+      </w:r>
+    </w:p>
+    <w:p>
+      <w:pPr/>
+      <w:r>
+        <w:rPr>
+          <w:lang w:val="zh_TW" w:bidi="zh_TW"/>
+        </w:rPr>
+      </w:r>
+      <w:r>
+        <w:rPr>
+          <w:lang w:val="zh_TW" w:bidi="zh_TW"/>
+        </w:rPr>
+        <w:t>最後，保羅勸誡他們，語氣對某些可能接受教導的人較為溫和，勸他們效法自己的生活方式（</w:t>
+      </w:r>
+      <w:hyperlink r:id="rId29">
+        <w:r>
+          <w:rPr>
+            <w:lang w:val="zh_TW" w:bidi="zh_TW"/>
+          </w:rPr>
+          <w:rPr>
+            <w:color w:val="0000EE"/>
+            <w:u w:val="single"/>
+          </w:rPr>
+          <w:t>14–16</w:t>
+        </w:r>
+      </w:hyperlink>
+      <w:r>
+        <w:rPr>
+          <w:lang w:val="zh_TW" w:bidi="zh_TW"/>
+        </w:rPr>
+        <w:t>節）。提摩太也在他們面前忠實地活出真理。同時，保羅對那些「自高自大」之人提出警告（</w:t>
+      </w:r>
+      <w:hyperlink r:id="rId30">
+        <w:r>
+          <w:rPr>
+            <w:lang w:val="zh_TW" w:bidi="zh_TW"/>
+          </w:rPr>
+          <w:rPr>
+            <w:color w:val="0000EE"/>
+            <w:u w:val="single"/>
+          </w:rPr>
+          <w:t>18</w:t>
+        </w:r>
+      </w:hyperlink>
+      <w:r>
+        <w:rPr>
+          <w:lang w:val="zh_TW" w:bidi="zh_TW"/>
+        </w:rPr>
+        <w:t>節），並指出如果他親自前來，將不是檢驗他們的言詞，而是屬靈的能力。</w:t>
+      </w:r>
+    </w:p>
+    <w:p>
+      <w:pPr>
+        <w:pStyle w:val="Heading4"/>
+      </w:pPr>
+      <w:r>
+        <w:rPr>
+          <w:lang w:val="zh_TW" w:bidi="zh_TW"/>
+        </w:rPr>
+        <w:t>哥林多使者的報告，</w:t>
+      </w:r>
+      <w:hyperlink r:id="rId31">
+        <w:r>
+          <w:rPr>
+            <w:lang w:val="zh_TW" w:bidi="zh_TW"/>
+          </w:rPr>
+          <w:rPr>
+            <w:color w:val="0000EE"/>
+            <w:u w:val="single"/>
+          </w:rPr>
+          <w:t>五章1節至六章20節</w:t>
+        </w:r>
+      </w:hyperlink>
+    </w:p>
+    <w:p>
+      <w:pPr/>
+      <w:r>
+        <w:rPr>
+          <w:lang w:val="zh_TW" w:bidi="zh_TW"/>
+        </w:rPr>
+      </w:r>
+      <w:r>
+        <w:rPr>
+          <w:lang w:val="zh_TW" w:bidi="zh_TW"/>
+        </w:rPr>
+        <w:t>保羅在這部分處理使者帶來的口頭報告中所提出的三個問題。</w:t>
+      </w:r>
+    </w:p>
+    <w:p>
+      <w:pPr/>
+      <w:r>
+        <w:rPr>
+          <w:lang w:val="zh_TW" w:bidi="zh_TW"/>
+        </w:rPr>
+      </w:r>
+      <w:r>
+        <w:rPr>
+          <w:lang w:val="zh_TW" w:bidi="zh_TW"/>
+        </w:rPr>
+        <w:t>第一個問題關於教會紀律（</w:t>
+      </w:r>
+      <w:hyperlink r:id="rId32">
+        <w:r>
+          <w:rPr>
+            <w:lang w:val="zh_TW" w:bidi="zh_TW"/>
+          </w:rPr>
+          <w:rPr>
+            <w:color w:val="0000EE"/>
+            <w:u w:val="single"/>
+          </w:rPr>
+          <w:t>5:12–13</w:t>
+        </w:r>
+      </w:hyperlink>
+      <w:r>
+        <w:rPr>
+          <w:lang w:val="zh_TW" w:bidi="zh_TW"/>
+        </w:rPr>
+        <w:t>）。保羅引用了一個明顯道德敗壞的案例——亂倫。這種不道德的行為甚至連外邦人都認為不應當，因此並非出於對基督教原則的無知。然而，教會並未採取任何行動，反而以自己的寬容為榮，可能是基於對保羅關於「不受律法約束的自由」教導的誤解。</w:t>
+      </w:r>
+    </w:p>
+    <w:p>
+      <w:pPr/>
+      <w:r>
+        <w:rPr>
+          <w:lang w:val="zh_TW" w:bidi="zh_TW"/>
+        </w:rPr>
+      </w:r>
+      <w:r>
+        <w:rPr>
+          <w:lang w:val="zh_TW" w:bidi="zh_TW"/>
+        </w:rPr>
+        <w:t>保羅在這部分提出三個教會紀律的原則：（1）首要目標是使犯罪者悔改並恢復；（2）次要目標是保護教會（</w:t>
+      </w:r>
+      <w:hyperlink r:id="rId33">
+        <w:r>
+          <w:rPr>
+            <w:lang w:val="zh_TW" w:bidi="zh_TW"/>
+          </w:rPr>
+          <w:rPr>
+            <w:color w:val="0000EE"/>
+            <w:u w:val="single"/>
+          </w:rPr>
+          <w:t>5:6–8</w:t>
+        </w:r>
+      </w:hyperlink>
+      <w:r>
+        <w:rPr>
+          <w:lang w:val="zh_TW" w:bidi="zh_TW"/>
+        </w:rPr>
+        <w:t>）；（3）教會不應尋求審判或控制世界上惡人的行為，那是神的責任，但應管教教會內部的成員（</w:t>
+      </w:r>
+      <w:hyperlink r:id="rId34">
+        <w:r>
+          <w:rPr>
+            <w:lang w:val="zh_TW" w:bidi="zh_TW"/>
+          </w:rPr>
+          <w:rPr>
+            <w:color w:val="0000EE"/>
+            <w:u w:val="single"/>
+          </w:rPr>
+          <w:t>9–13</w:t>
+        </w:r>
+      </w:hyperlink>
+      <w:r>
+        <w:rPr>
+          <w:lang w:val="zh_TW" w:bidi="zh_TW"/>
+        </w:rPr>
+        <w:t>）。保羅也在後續章節中運用這些原則（參</w:t>
+      </w:r>
+      <w:hyperlink r:id="rId35">
+        <w:r>
+          <w:rPr>
+            <w:lang w:val="zh_TW" w:bidi="zh_TW"/>
+          </w:rPr>
+          <w:rPr>
+            <w:color w:val="0000EE"/>
+            <w:u w:val="single"/>
+          </w:rPr>
+          <w:t>7:12–16</w:t>
+        </w:r>
+      </w:hyperlink>
+      <w:r>
+        <w:rPr>
+          <w:lang w:val="zh_TW" w:bidi="zh_TW"/>
+        </w:rPr>
+        <w:t>）。</w:t>
+      </w:r>
+    </w:p>
+    <w:p>
+      <w:pPr/>
+      <w:r>
+        <w:rPr>
+          <w:lang w:val="zh_TW" w:bidi="zh_TW"/>
+        </w:rPr>
+      </w:r>
+      <w:r>
+        <w:rPr>
+          <w:lang w:val="zh_TW" w:bidi="zh_TW"/>
+        </w:rPr>
+        <w:t>第二個問題是基督徒之間的訴訟（</w:t>
+      </w:r>
+      <w:hyperlink r:id="rId36">
+        <w:r>
+          <w:rPr>
+            <w:lang w:val="zh_TW" w:bidi="zh_TW"/>
+          </w:rPr>
+          <w:rPr>
+            <w:color w:val="0000EE"/>
+            <w:u w:val="single"/>
+          </w:rPr>
+          <w:t>6:1–11</w:t>
+        </w:r>
+      </w:hyperlink>
+      <w:r>
+        <w:rPr>
+          <w:lang w:val="zh_TW" w:bidi="zh_TW"/>
+        </w:rPr>
+        <w:t>）。哥林多社會與現代社會一樣熱衷於訴訟，基督徒之間互相控告對方的情況也屢見不鮮。這讓保羅感到憂心。如果基督徒將來要審判世界，那麼他們當然不應讓世俗法庭來裁決教會內的問題。保羅認為，基督徒應避免將案件提交給「教會所輕看的人」（</w:t>
+      </w:r>
+      <w:hyperlink r:id="rId37">
+        <w:r>
+          <w:rPr>
+            <w:lang w:val="zh_TW" w:bidi="zh_TW"/>
+          </w:rPr>
+          <w:rPr>
+            <w:color w:val="0000EE"/>
+            <w:u w:val="single"/>
+          </w:rPr>
+          <w:t>6:4</w:t>
+        </w:r>
+      </w:hyperlink>
+      <w:r>
+        <w:rPr>
+          <w:lang w:val="zh_TW" w:bidi="zh_TW"/>
+        </w:rPr>
+        <w:t>，即外邦法官），而應在教會內部解決爭端。</w:t>
+      </w:r>
+    </w:p>
+    <w:p>
+      <w:pPr/>
+      <w:r>
+        <w:rPr>
+          <w:lang w:val="zh_TW" w:bidi="zh_TW"/>
+        </w:rPr>
+      </w:r>
+      <w:r>
+        <w:rPr>
+          <w:lang w:val="zh_TW" w:bidi="zh_TW"/>
+        </w:rPr>
+        <w:t>保羅進一步提出更好的解決方式：選擇忍受不公（</w:t>
+      </w:r>
+      <w:hyperlink r:id="rId38">
+        <w:r>
+          <w:rPr>
+            <w:lang w:val="zh_TW" w:bidi="zh_TW"/>
+          </w:rPr>
+          <w:rPr>
+            <w:color w:val="0000EE"/>
+            <w:u w:val="single"/>
+          </w:rPr>
+          <w:t>林前6:7</w:t>
+        </w:r>
+      </w:hyperlink>
+      <w:r>
+        <w:rPr>
+          <w:lang w:val="zh_TW" w:bidi="zh_TW"/>
+        </w:rPr>
+        <w:t>）。保羅非常直白地應用耶穌的教導（</w:t>
+      </w:r>
+      <w:hyperlink r:id="rId39">
+        <w:r>
+          <w:rPr>
+            <w:lang w:val="zh_TW" w:bidi="zh_TW"/>
+          </w:rPr>
+          <w:rPr>
+            <w:color w:val="0000EE"/>
+            <w:u w:val="single"/>
+          </w:rPr>
+          <w:t>太5:38–42</w:t>
+        </w:r>
+      </w:hyperlink>
+      <w:r>
+        <w:rPr>
+          <w:lang w:val="zh_TW" w:bidi="zh_TW"/>
+        </w:rPr>
+        <w:t>），認為最好允許自己被欺騙。然而，哥林多信徒卻更願意踐踏自己的弟兄，只為爭取他們自以為該有的權利。這反映了他們內心是否仍然存有貪婪（</w:t>
+      </w:r>
+      <w:hyperlink r:id="rId40">
+        <w:r>
+          <w:rPr>
+            <w:lang w:val="zh_TW" w:bidi="zh_TW"/>
+          </w:rPr>
+          <w:rPr>
+            <w:color w:val="0000EE"/>
+            <w:u w:val="single"/>
+          </w:rPr>
+          <w:t>林前6:9–11</w:t>
+        </w:r>
+      </w:hyperlink>
+      <w:r>
+        <w:rPr>
+          <w:lang w:val="zh_TW" w:bidi="zh_TW"/>
+        </w:rPr>
+        <w:t>）。保羅雖然接納曾行各種惡行的人（因為耶穌已經潔淨了他們），但他明確指出，凡現在仍實行貪婪或不道德行為的人，無論他們的教義立場如何，都不屬於神的國。</w:t>
+      </w:r>
+    </w:p>
+    <w:p>
+      <w:pPr/>
+      <w:r>
+        <w:rPr>
+          <w:lang w:val="zh_TW" w:bidi="zh_TW"/>
+        </w:rPr>
+      </w:r>
+      <w:r>
+        <w:rPr>
+          <w:lang w:val="zh_TW" w:bidi="zh_TW"/>
+        </w:rPr>
+        <w:t>最後一個問題是隨意的性行為（</w:t>
+      </w:r>
+      <w:hyperlink r:id="rId41">
+        <w:r>
+          <w:rPr>
+            <w:lang w:val="zh_TW" w:bidi="zh_TW"/>
+          </w:rPr>
+          <w:rPr>
+            <w:color w:val="0000EE"/>
+            <w:u w:val="single"/>
+          </w:rPr>
+          <w:t>6:12–20</w:t>
+        </w:r>
+      </w:hyperlink>
+      <w:r>
+        <w:rPr>
+          <w:lang w:val="zh_TW" w:bidi="zh_TW"/>
+        </w:rPr>
+        <w:t>）。在哥林多的文化中，女子若希望結婚，必須保持貞潔；但在</w:t>
+      </w:r>
+      <w:r>
+        <w:rPr>
+          <w:lang w:val="zh_TW" w:bidi="zh_TW"/>
+        </w:rPr>
+        <w:t>阿芙蘿黛蒂（</w:t>
+      </w:r>
+      <w:r>
+        <w:rPr>
+          <w:lang w:val="zh_TW" w:bidi="zh_TW"/>
+        </w:rPr>
+        <w:t>Aphrodite</w:t>
+      </w:r>
+      <w:r>
+        <w:rPr>
+          <w:lang w:val="zh_TW" w:bidi="zh_TW"/>
+        </w:rPr>
+        <w:t>）</w:t>
+      </w:r>
+      <w:r>
+        <w:rPr>
+          <w:lang w:val="zh_TW" w:bidi="zh_TW"/>
+        </w:rPr>
+        <w:t>的神廟中的奴隸，則作為娼妓供人使用，這使得賣淫成為主要形式的隨意性行為。一些自由派信徒使用兩個口號來支持這樣的行為：「凡事我都可行」，這句話很可能源自保羅的教導，以及「食物是為肚腹，肚腹是為食物」——意即既然身體的運作是這樣，這必然是造物主的目的。保羅並未完全反駁這些口號，而是對其調整：自由應服從於更高的目標（</w:t>
+      </w:r>
+      <w:hyperlink r:id="rId42">
+        <w:r>
+          <w:rPr>
+            <w:lang w:val="zh_TW" w:bidi="zh_TW"/>
+          </w:rPr>
+          <w:rPr>
+            <w:color w:val="0000EE"/>
+            <w:u w:val="single"/>
+          </w:rPr>
+          <w:t>6:12、20</w:t>
+        </w:r>
+      </w:hyperlink>
+      <w:r>
+        <w:rPr>
+          <w:lang w:val="zh_TW" w:bidi="zh_TW"/>
+        </w:rPr>
+        <w:t>）。人的身體不是為任意使用，而是為主所用，如復活的教義所示（</w:t>
+      </w:r>
+      <w:hyperlink r:id="rId43">
+        <w:r>
+          <w:rPr>
+            <w:lang w:val="zh_TW" w:bidi="zh_TW"/>
+          </w:rPr>
+          <w:rPr>
+            <w:color w:val="0000EE"/>
+            <w:u w:val="single"/>
+          </w:rPr>
+          <w:t>13–14</w:t>
+        </w:r>
+      </w:hyperlink>
+      <w:r>
+        <w:rPr>
+          <w:lang w:val="zh_TW" w:bidi="zh_TW"/>
+        </w:rPr>
+        <w:t>節）。</w:t>
+      </w:r>
+    </w:p>
+    <w:p>
+      <w:pPr/>
+      <w:r>
+        <w:rPr>
+          <w:lang w:val="zh_TW" w:bidi="zh_TW"/>
+        </w:rPr>
+      </w:r>
+      <w:r>
+        <w:rPr>
+          <w:lang w:val="zh_TW" w:bidi="zh_TW"/>
+        </w:rPr>
+        <w:t>此外，保羅指出，性行為是涉及整個人的行動，與進食不同（保羅引用</w:t>
+      </w:r>
+      <w:hyperlink r:id="rId44">
+        <w:r>
+          <w:rPr>
+            <w:lang w:val="zh_TW" w:bidi="zh_TW"/>
+          </w:rPr>
+          <w:rPr>
+            <w:color w:val="0000EE"/>
+            <w:u w:val="single"/>
+          </w:rPr>
+          <w:t>創2:24</w:t>
+        </w:r>
+      </w:hyperlink>
+      <w:r>
+        <w:rPr>
+          <w:lang w:val="zh_TW" w:bidi="zh_TW"/>
+        </w:rPr>
+        <w:t>；參耶穌在</w:t>
+      </w:r>
+      <w:hyperlink r:id="rId45">
+        <w:r>
+          <w:rPr>
+            <w:lang w:val="zh_TW" w:bidi="zh_TW"/>
+          </w:rPr>
+          <w:rPr>
+            <w:color w:val="0000EE"/>
+            <w:u w:val="single"/>
+          </w:rPr>
+          <w:t>太19:5</w:t>
+        </w:r>
+      </w:hyperlink>
+      <w:r>
+        <w:rPr>
+          <w:lang w:val="zh_TW" w:bidi="zh_TW"/>
+        </w:rPr>
+        <w:t>的話）。因此，性行為將基督的肢體（即信徒）與妓女聯合為一（</w:t>
+      </w:r>
+      <w:hyperlink r:id="rId46">
+        <w:r>
+          <w:rPr>
+            <w:lang w:val="zh_TW" w:bidi="zh_TW"/>
+          </w:rPr>
+          <w:rPr>
+            <w:color w:val="0000EE"/>
+            <w:u w:val="single"/>
+          </w:rPr>
+          <w:t>林前6:15–17</w:t>
+        </w:r>
+      </w:hyperlink>
+      <w:r>
+        <w:rPr>
+          <w:lang w:val="zh_TW" w:bidi="zh_TW"/>
+        </w:rPr>
+        <w:t>）。因此，不道德的性行為不同於外在的罪，因為它改變了自身，並玷污了身體，而身體是聖靈的居所。這種行為忽視了基督已救贖身體的事實，並且忘記了基督徒全人是屬於神的，而非屬於自己。</w:t>
+      </w:r>
+    </w:p>
+    <w:p>
+      <w:pPr>
+        <w:pStyle w:val="Heading4"/>
+      </w:pPr>
+      <w:r>
+        <w:rPr>
+          <w:lang w:val="zh_TW" w:bidi="zh_TW"/>
+        </w:rPr>
+        <w:t>保羅對哥林多信徒的回應，</w:t>
+      </w:r>
+      <w:hyperlink r:id="rId47">
+        <w:r>
+          <w:rPr>
+            <w:lang w:val="zh_TW" w:bidi="zh_TW"/>
+          </w:rPr>
+          <w:rPr>
+            <w:color w:val="0000EE"/>
+            <w:u w:val="single"/>
+          </w:rPr>
+          <w:t>七章1節至十六章4節</w:t>
+        </w:r>
+      </w:hyperlink>
+    </w:p>
+    <w:p>
+      <w:pPr/>
+      <w:r>
+        <w:rPr>
+          <w:lang w:val="zh_TW" w:bidi="zh_TW"/>
+        </w:rPr>
+      </w:r>
+      <w:r>
+        <w:rPr>
+          <w:lang w:val="zh_TW" w:bidi="zh_TW"/>
+        </w:rPr>
+        <w:t>保羅現在開始回應哥林多信徒提出的具體問題，並基於他先前已解釋過的一些問題，作進一步的討論。</w:t>
+      </w:r>
+    </w:p>
+    <w:p>
+      <w:pPr/>
+      <w:r>
+        <w:rPr>
+          <w:lang w:val="zh_TW" w:bidi="zh_TW"/>
+        </w:rPr>
+      </w:r>
+      <w:r>
+        <w:rPr>
+          <w:lang w:val="zh_TW" w:bidi="zh_TW"/>
+        </w:rPr>
+        <w:t>第一個問題是關於婚姻（</w:t>
+      </w:r>
+      <w:hyperlink r:id="rId48">
+        <w:r>
+          <w:rPr>
+            <w:lang w:val="zh_TW" w:bidi="zh_TW"/>
+          </w:rPr>
+          <w:rPr>
+            <w:color w:val="0000EE"/>
+            <w:u w:val="single"/>
+          </w:rPr>
+          <w:t>7:1–24</w:t>
+        </w:r>
+      </w:hyperlink>
+      <w:r>
+        <w:rPr>
+          <w:lang w:val="zh_TW" w:bidi="zh_TW"/>
+        </w:rPr>
+        <w:t>）。哥林多的禁慾派（可能是對第</w:t>
+      </w:r>
+      <w:hyperlink r:id="rId27">
+        <w:r>
+          <w:rPr>
+            <w:lang w:val="zh_TW" w:bidi="zh_TW"/>
+          </w:rPr>
+          <w:rPr>
+            <w:color w:val="0000EE"/>
+            <w:u w:val="single"/>
+          </w:rPr>
+          <w:t>六</w:t>
+        </w:r>
+      </w:hyperlink>
+      <w:r>
+        <w:rPr>
+          <w:lang w:val="zh_TW" w:bidi="zh_TW"/>
+        </w:rPr>
+        <w:t>章自由派的反應）提出了口號「男不近女倒好」（</w:t>
+      </w:r>
+      <w:hyperlink r:id="rId49">
+        <w:r>
+          <w:rPr>
+            <w:lang w:val="zh_TW" w:bidi="zh_TW"/>
+          </w:rPr>
+          <w:rPr>
+            <w:color w:val="0000EE"/>
+            <w:u w:val="single"/>
+          </w:rPr>
+          <w:t>7:1</w:t>
+        </w:r>
+      </w:hyperlink>
+      <w:r>
+        <w:rPr>
+          <w:lang w:val="zh_TW" w:bidi="zh_TW"/>
+        </w:rPr>
+        <w:t>）。哥林多信徒將這個口號應用於已婚和未婚者，主張基督徒夫妻應禁慾。對此，保羅以三點澄清：首先，完全禁慾不切實際：完全禁慾可能導致淫亂（</w:t>
+      </w:r>
+      <w:hyperlink r:id="rId50">
+        <w:r>
+          <w:rPr>
+            <w:lang w:val="zh_TW" w:bidi="zh_TW"/>
+          </w:rPr>
+          <w:rPr>
+            <w:color w:val="0000EE"/>
+            <w:u w:val="single"/>
+          </w:rPr>
+          <w:t>2、7–9</w:t>
+        </w:r>
+      </w:hyperlink>
+      <w:r>
+        <w:rPr>
+          <w:lang w:val="zh_TW" w:bidi="zh_TW"/>
+        </w:rPr>
+        <w:t>節）。其次，當人們結婚後，夫妻的身體不屬於自己，而是彼此為對方的益處（</w:t>
+      </w:r>
+      <w:hyperlink r:id="rId51">
+        <w:r>
+          <w:rPr>
+            <w:lang w:val="zh_TW" w:bidi="zh_TW"/>
+          </w:rPr>
+          <w:rPr>
+            <w:color w:val="0000EE"/>
+            <w:u w:val="single"/>
+          </w:rPr>
+          <w:t>3–4</w:t>
+        </w:r>
+      </w:hyperlink>
+      <w:r>
+        <w:rPr>
+          <w:lang w:val="zh_TW" w:bidi="zh_TW"/>
+        </w:rPr>
+        <w:t>節）。拒絕性關係剝奪了配偶應得的權利。第三，禁慾僅在雙方同意下，作為一種專注於基督的禁食（</w:t>
+      </w:r>
+      <w:hyperlink r:id="rId52">
+        <w:r>
+          <w:rPr>
+            <w:lang w:val="zh_TW" w:bidi="zh_TW"/>
+          </w:rPr>
+          <w:rPr>
+            <w:color w:val="0000EE"/>
+            <w:u w:val="single"/>
+          </w:rPr>
+          <w:t>5</w:t>
+        </w:r>
+      </w:hyperlink>
+      <w:r>
+        <w:rPr>
+          <w:lang w:val="zh_TW" w:bidi="zh_TW"/>
+        </w:rPr>
+        <w:t>節）。</w:t>
+      </w:r>
+    </w:p>
+    <w:p>
+      <w:pPr/>
+      <w:r>
+        <w:rPr>
+          <w:lang w:val="zh_TW" w:bidi="zh_TW"/>
+        </w:rPr>
+      </w:r>
+      <w:r>
+        <w:rPr>
+          <w:lang w:val="zh_TW" w:bidi="zh_TW"/>
+        </w:rPr>
+        <w:t>雖然保羅會在</w:t>
+      </w:r>
+      <w:hyperlink r:id="rId53">
+        <w:r>
+          <w:rPr>
+            <w:lang w:val="zh_TW" w:bidi="zh_TW"/>
+          </w:rPr>
+          <w:rPr>
+            <w:color w:val="0000EE"/>
+            <w:u w:val="single"/>
+          </w:rPr>
+          <w:t>七章25至40節</w:t>
+        </w:r>
+      </w:hyperlink>
+      <w:r>
+        <w:rPr>
+          <w:lang w:val="zh_TW" w:bidi="zh_TW"/>
+        </w:rPr>
+        <w:t>中更全面地討論未婚的問題，但在一個旁註中，他提到自己樂於保持單身。然而，對於沒有這恩賜的人來說，婚姻中正當的性表達比克制情欲更好（</w:t>
+      </w:r>
+      <w:hyperlink r:id="rId54">
+        <w:r>
+          <w:rPr>
+            <w:lang w:val="zh_TW" w:bidi="zh_TW"/>
+          </w:rPr>
+          <w:rPr>
+            <w:color w:val="0000EE"/>
+            <w:u w:val="single"/>
+          </w:rPr>
+          <w:t>7:7–9</w:t>
+        </w:r>
+      </w:hyperlink>
+      <w:r>
+        <w:rPr>
+          <w:lang w:val="zh_TW" w:bidi="zh_TW"/>
+        </w:rPr>
+        <w:t>）。兩個基督徒一旦結婚，離婚是不被接受的。保羅引用耶穌的明確教導（</w:t>
+      </w:r>
+      <w:hyperlink r:id="rId55">
+        <w:r>
+          <w:rPr>
+            <w:lang w:val="zh_TW" w:bidi="zh_TW"/>
+          </w:rPr>
+          <w:rPr>
+            <w:color w:val="0000EE"/>
+            <w:u w:val="single"/>
+          </w:rPr>
+          <w:t>太5:31–32</w:t>
+        </w:r>
+      </w:hyperlink>
+      <w:r>
+        <w:rPr>
+          <w:lang w:val="zh_TW" w:bidi="zh_TW"/>
+        </w:rPr>
+        <w:t>；</w:t>
+      </w:r>
+      <w:hyperlink r:id="rId56">
+        <w:r>
+          <w:rPr>
+            <w:lang w:val="zh_TW" w:bidi="zh_TW"/>
+          </w:rPr>
+          <w:rPr>
+            <w:color w:val="0000EE"/>
+            <w:u w:val="single"/>
+          </w:rPr>
+          <w:t>可10:11–12</w:t>
+        </w:r>
+      </w:hyperlink>
+      <w:r>
+        <w:rPr>
+          <w:lang w:val="zh_TW" w:bidi="zh_TW"/>
+        </w:rPr>
+        <w:t>；</w:t>
+      </w:r>
+      <w:hyperlink r:id="rId57">
+        <w:r>
+          <w:rPr>
+            <w:lang w:val="zh_TW" w:bidi="zh_TW"/>
+          </w:rPr>
+          <w:rPr>
+            <w:color w:val="0000EE"/>
+            <w:u w:val="single"/>
+          </w:rPr>
+          <w:t>路16:18</w:t>
+        </w:r>
+      </w:hyperlink>
+      <w:r>
+        <w:rPr>
+          <w:lang w:val="zh_TW" w:bidi="zh_TW"/>
+        </w:rPr>
+        <w:t>及其平行經文）強調婚姻的神聖，並認為沒有例外情況（保羅可能不知道</w:t>
+      </w:r>
+      <w:hyperlink r:id="rId58">
+        <w:r>
+          <w:rPr>
+            <w:lang w:val="zh_TW" w:bidi="zh_TW"/>
+          </w:rPr>
+          <w:rPr>
+            <w:color w:val="0000EE"/>
+            <w:u w:val="single"/>
+          </w:rPr>
+          <w:t>太19:9</w:t>
+        </w:r>
+      </w:hyperlink>
+      <w:r>
+        <w:rPr>
+          <w:lang w:val="zh_TW" w:bidi="zh_TW"/>
+        </w:rPr>
+        <w:t>中的例外條款，或者他將其理解為指婚前發現的不貞行為，而非婚後的通姦行為）。儘管在某些情況下，基督徒夫婦可能會分開生活，但這總是以和好為目的。耶穌的教導不允許他認為婚姻已經結束（</w:t>
+      </w:r>
+      <w:hyperlink r:id="rId59">
+        <w:r>
+          <w:rPr>
+            <w:lang w:val="zh_TW" w:bidi="zh_TW"/>
+          </w:rPr>
+          <w:rPr>
+            <w:color w:val="0000EE"/>
+            <w:u w:val="single"/>
+          </w:rPr>
+          <w:t>林前7:10–11</w:t>
+        </w:r>
+      </w:hyperlink>
+      <w:r>
+        <w:rPr>
+          <w:lang w:val="zh_TW" w:bidi="zh_TW"/>
+        </w:rPr>
+        <w:t>）。</w:t>
+      </w:r>
+    </w:p>
+    <w:p>
+      <w:pPr/>
+      <w:r>
+        <w:rPr>
+          <w:lang w:val="zh_TW" w:bidi="zh_TW"/>
+        </w:rPr>
+      </w:r>
+      <w:r>
+        <w:rPr>
+          <w:lang w:val="zh_TW" w:bidi="zh_TW"/>
+        </w:rPr>
+        <w:t>但是，如果配偶不是基督徒呢？保羅針對耶穌未直接講論的情況提出原則：首先，既然耶穌告訴基督徒不可休妻，即使配偶是非信徒，也應持守婚姻（</w:t>
+      </w:r>
+      <w:hyperlink r:id="rId60">
+        <w:r>
+          <w:rPr>
+            <w:lang w:val="zh_TW" w:bidi="zh_TW"/>
+          </w:rPr>
+          <w:rPr>
+            <w:color w:val="0000EE"/>
+            <w:u w:val="single"/>
+          </w:rPr>
+          <w:t>7:12–13</w:t>
+        </w:r>
+      </w:hyperlink>
+      <w:r>
+        <w:rPr>
+          <w:lang w:val="zh_TW" w:bidi="zh_TW"/>
+        </w:rPr>
+        <w:t>）。其次，基督徒無需掌控或審判非信徒的行為（</w:t>
+      </w:r>
+      <w:hyperlink r:id="rId61">
+        <w:r>
+          <w:rPr>
+            <w:lang w:val="zh_TW" w:bidi="zh_TW"/>
+          </w:rPr>
+          <w:rPr>
+            <w:color w:val="0000EE"/>
+            <w:u w:val="single"/>
+          </w:rPr>
+          <w:t>6:12–13</w:t>
+        </w:r>
+      </w:hyperlink>
+      <w:r>
+        <w:rPr>
+          <w:lang w:val="zh_TW" w:bidi="zh_TW"/>
+        </w:rPr>
+        <w:t>），若非信徒堅持離婚，基督徒可接受（</w:t>
+      </w:r>
+      <w:hyperlink r:id="rId62">
+        <w:r>
+          <w:rPr>
+            <w:lang w:val="zh_TW" w:bidi="zh_TW"/>
+          </w:rPr>
+          <w:rPr>
+            <w:color w:val="0000EE"/>
+            <w:u w:val="single"/>
+          </w:rPr>
+          <w:t>7:15</w:t>
+        </w:r>
+      </w:hyperlink>
+      <w:r>
+        <w:rPr>
+          <w:lang w:val="zh_TW" w:bidi="zh_TW"/>
+        </w:rPr>
+        <w:t>）。第三，這段關係不僅不會玷污基督徒（如同</w:t>
+      </w:r>
+      <w:hyperlink r:id="rId63">
+        <w:r>
+          <w:rPr>
+            <w:lang w:val="zh_TW" w:bidi="zh_TW"/>
+          </w:rPr>
+          <w:rPr>
+            <w:color w:val="0000EE"/>
+            <w:u w:val="single"/>
+          </w:rPr>
+          <w:t>6:15</w:t>
+        </w:r>
+      </w:hyperlink>
+      <w:r>
+        <w:rPr>
+          <w:lang w:val="zh_TW" w:bidi="zh_TW"/>
+        </w:rPr>
+        <w:t>中的關係），反而基督徒會使婚姻關係成為聖潔，對孩子有積極的影響，並可能促成配偶的救恩（</w:t>
+      </w:r>
+      <w:hyperlink r:id="rId64">
+        <w:r>
+          <w:rPr>
+            <w:lang w:val="zh_TW" w:bidi="zh_TW"/>
+          </w:rPr>
+          <w:rPr>
+            <w:color w:val="0000EE"/>
+            <w:u w:val="single"/>
+          </w:rPr>
+          <w:t>7:14、16</w:t>
+        </w:r>
+      </w:hyperlink>
+      <w:r>
+        <w:rPr>
+          <w:lang w:val="zh_TW" w:bidi="zh_TW"/>
+        </w:rPr>
+        <w:t>）。這並不意味必須忍受身體虐待或性虐待，而是要求對混合婚姻持忠誠態度。</w:t>
+      </w:r>
+    </w:p>
+    <w:p>
+      <w:pPr/>
+      <w:r>
+        <w:rPr>
+          <w:lang w:val="zh_TW" w:bidi="zh_TW"/>
+        </w:rPr>
+      </w:r>
+      <w:r>
+        <w:rPr>
+          <w:lang w:val="zh_TW" w:bidi="zh_TW"/>
+        </w:rPr>
+        <w:t>保羅強調，通常情況下，基督徒無需改變生命狀態來服事基督（</w:t>
+      </w:r>
+      <w:hyperlink r:id="rId65">
+        <w:r>
+          <w:rPr>
+            <w:lang w:val="zh_TW" w:bidi="zh_TW"/>
+          </w:rPr>
+          <w:rPr>
+            <w:color w:val="0000EE"/>
+            <w:u w:val="single"/>
+          </w:rPr>
+          <w:t>7:17–24</w:t>
+        </w:r>
+      </w:hyperlink>
+      <w:r>
+        <w:rPr>
+          <w:lang w:val="zh_TW" w:bidi="zh_TW"/>
+        </w:rPr>
+        <w:t>）。無論是單身或已婚、猶太人（受割禮的）或外邦人、奴隸或自由人，都不影響他們在神面前的真實身分和服事能力。就奴隸而言，如果有機會獲得自由，他們可以接受，但這對他們在神面前的真實狀態或事奉基督的能力並沒有本質上的區別（</w:t>
+      </w:r>
+      <w:hyperlink r:id="rId66">
+        <w:r>
+          <w:rPr>
+            <w:lang w:val="zh_TW" w:bidi="zh_TW"/>
+          </w:rPr>
+          <w:rPr>
+            <w:color w:val="0000EE"/>
+            <w:u w:val="single"/>
+          </w:rPr>
+          <w:t>21–23</w:t>
+        </w:r>
+      </w:hyperlink>
+      <w:r>
+        <w:rPr>
+          <w:lang w:val="zh_TW" w:bidi="zh_TW"/>
+        </w:rPr>
+        <w:t>節）。</w:t>
+      </w:r>
+    </w:p>
+    <w:p>
+      <w:pPr/>
+      <w:r>
+        <w:rPr>
+          <w:lang w:val="zh_TW" w:bidi="zh_TW"/>
+        </w:rPr>
+      </w:r>
+      <w:r>
+        <w:rPr>
+          <w:lang w:val="zh_TW" w:bidi="zh_TW"/>
+        </w:rPr>
+        <w:t>第二個問題是未婚者的問題（</w:t>
+      </w:r>
+      <w:hyperlink r:id="rId53">
+        <w:r>
+          <w:rPr>
+            <w:lang w:val="zh_TW" w:bidi="zh_TW"/>
+          </w:rPr>
+          <w:rPr>
+            <w:color w:val="0000EE"/>
+            <w:u w:val="single"/>
+          </w:rPr>
+          <w:t>7:25–40</w:t>
+        </w:r>
+      </w:hyperlink>
+      <w:r>
+        <w:rPr>
+          <w:lang w:val="zh_TW" w:bidi="zh_TW"/>
+        </w:rPr>
+        <w:t>）。保羅認為單身者和寡婦可以結婚，這並無錯誤，但他建議他們保持單身。因為現今的世代將要過去，單身可以避免婚姻帶來的額外苦難（</w:t>
+      </w:r>
+      <w:hyperlink r:id="rId67">
+        <w:r>
+          <w:rPr>
+            <w:lang w:val="zh_TW" w:bidi="zh_TW"/>
+          </w:rPr>
+          <w:rPr>
+            <w:color w:val="0000EE"/>
+            <w:u w:val="single"/>
+          </w:rPr>
+          <w:t>25–31</w:t>
+        </w:r>
+      </w:hyperlink>
+      <w:r>
+        <w:rPr>
+          <w:lang w:val="zh_TW" w:bidi="zh_TW"/>
+        </w:rPr>
+        <w:t>節）。此外，婚姻會分散注意力，讓人同時需要關注主和配偶的需求。一個人不應該拋棄配偶或忽視他或她的需求來事奉主，而單身則能將全部精力專注於主（</w:t>
+      </w:r>
+      <w:hyperlink r:id="rId68">
+        <w:r>
+          <w:rPr>
+            <w:lang w:val="zh_TW" w:bidi="zh_TW"/>
+          </w:rPr>
+          <w:rPr>
+            <w:color w:val="0000EE"/>
+            <w:u w:val="single"/>
+          </w:rPr>
+          <w:t>32–35</w:t>
+        </w:r>
+      </w:hyperlink>
+      <w:r>
+        <w:rPr>
+          <w:lang w:val="zh_TW" w:bidi="zh_TW"/>
+        </w:rPr>
+        <w:t>節）。最後，若某人處於預期結婚的情境，他必須自行決定是為了女子的緣故（或可能為了更廣大家庭的利益）而與她結婚，還是能夠且應該以單身的身分照顧她（</w:t>
+      </w:r>
+      <w:hyperlink r:id="rId69">
+        <w:r>
+          <w:rPr>
+            <w:lang w:val="zh_TW" w:bidi="zh_TW"/>
+          </w:rPr>
+          <w:rPr>
+            <w:color w:val="0000EE"/>
+            <w:u w:val="single"/>
+          </w:rPr>
+          <w:t>36–38</w:t>
+        </w:r>
+      </w:hyperlink>
+      <w:r>
+        <w:rPr>
+          <w:lang w:val="zh_TW" w:bidi="zh_TW"/>
+        </w:rPr>
+        <w:t>節）。保羅以重申他的基本原則來結束這一部分（</w:t>
+      </w:r>
+      <w:hyperlink r:id="rId70">
+        <w:r>
+          <w:rPr>
+            <w:lang w:val="zh_TW" w:bidi="zh_TW"/>
+          </w:rPr>
+          <w:rPr>
+            <w:color w:val="0000EE"/>
+            <w:u w:val="single"/>
+          </w:rPr>
+          <w:t>39–40</w:t>
+        </w:r>
+      </w:hyperlink>
+      <w:r>
+        <w:rPr>
+          <w:lang w:val="zh_TW" w:bidi="zh_TW"/>
+        </w:rPr>
+        <w:t>節）。</w:t>
+      </w:r>
+    </w:p>
+    <w:p>
+      <w:pPr/>
+      <w:r>
+        <w:rPr>
+          <w:lang w:val="zh_TW" w:bidi="zh_TW"/>
+        </w:rPr>
+      </w:r>
+      <w:r>
+        <w:rPr>
+          <w:lang w:val="zh_TW" w:bidi="zh_TW"/>
+        </w:rPr>
+        <w:t>保羅處理的第三個問題是關於吃祭偶像之物（</w:t>
+      </w:r>
+      <w:hyperlink r:id="rId71">
+        <w:r>
+          <w:rPr>
+            <w:lang w:val="zh_TW" w:bidi="zh_TW"/>
+          </w:rPr>
+          <w:rPr>
+            <w:color w:val="0000EE"/>
+            <w:u w:val="single"/>
+          </w:rPr>
+          <w:t>8:1–11:1</w:t>
+        </w:r>
+      </w:hyperlink>
+      <w:r>
+        <w:rPr>
+          <w:lang w:val="zh_TW" w:bidi="zh_TW"/>
+        </w:rPr>
+        <w:t>）。當時市場上大多數的肉來自於神廟獻祭的動物，或是群體獻祭中部分動物的獻祭肉品。對於嚴謹的猶太人而言，這些肉類全都被視為不潔而不會碰。此外，異教徒會邀請基督徒參加家庭筵席，或是在異教神廟範圍內舉辦的私人筵席，這些筵席通常也是商業行會的聚會地點。保羅藉由討論這些問題來教導更廣泛的基督徒行為原則。</w:t>
+      </w:r>
+    </w:p>
+    <w:p>
+      <w:pPr/>
+      <w:r>
+        <w:rPr>
+          <w:lang w:val="zh_TW" w:bidi="zh_TW"/>
+        </w:rPr>
+      </w:r>
+      <w:r>
+        <w:rPr>
+          <w:lang w:val="zh_TW" w:bidi="zh_TW"/>
+        </w:rPr>
+        <w:t>首先，是愛，而不是知識，是正確行為的關鍵（</w:t>
+      </w:r>
+      <w:hyperlink r:id="rId72">
+        <w:r>
+          <w:rPr>
+            <w:lang w:val="zh_TW" w:bidi="zh_TW"/>
+          </w:rPr>
+          <w:rPr>
+            <w:color w:val="0000EE"/>
+            <w:u w:val="single"/>
+          </w:rPr>
+          <w:t>8:1–13</w:t>
+        </w:r>
+      </w:hyperlink>
+      <w:r>
+        <w:rPr>
+          <w:lang w:val="zh_TW" w:bidi="zh_TW"/>
+        </w:rPr>
+        <w:t>）。有些哥林多信徒覺得自己優越，因為他們相信偶像並不存在（只有一位神），因此任何獻給偶像的食物仍然適合食用。保羅接受他們的口號，但補充說：「知識是叫人自高自大，惟有愛心能造就人」（</w:t>
+      </w:r>
+      <w:hyperlink r:id="rId73">
+        <w:r>
+          <w:rPr>
+            <w:lang w:val="zh_TW" w:bidi="zh_TW"/>
+          </w:rPr>
+          <w:rPr>
+            <w:color w:val="0000EE"/>
+            <w:u w:val="single"/>
+          </w:rPr>
+          <w:t>1</w:t>
+        </w:r>
+      </w:hyperlink>
+      <w:r>
+        <w:rPr>
+          <w:lang w:val="zh_TW" w:bidi="zh_TW"/>
+        </w:rPr>
+        <w:t>節）。神並不在意我們知道什麼或吃什麼，而是在意我們是否愛其他的基督徒。保羅的關注不是某位基督徒因為看到他人參與而感到憤怒，而是擔心他們軟弱的良心可能受到影響，導致自己也去吃這些食物，即使他們認為這是錯的，這樣就等於在自己的良心中背棄了信仰（即反抗基督）。這種使人跌倒的行為並非愛的表現。保羅認為，寧可永遠不吃肉，也不要使弟兄或姊妹陷入罪中。</w:t>
+      </w:r>
+    </w:p>
+    <w:p>
+      <w:pPr/>
+      <w:r>
+        <w:rPr>
+          <w:lang w:val="zh_TW" w:bidi="zh_TW"/>
+        </w:rPr>
+      </w:r>
+      <w:r>
+        <w:rPr>
+          <w:lang w:val="zh_TW" w:bidi="zh_TW"/>
+        </w:rPr>
+        <w:t>其次，保羅指出，應將自己的利益置於他人之下，特別是基督和福音的利益之下（</w:t>
+      </w:r>
+      <w:hyperlink r:id="rId74">
+        <w:r>
+          <w:rPr>
+            <w:lang w:val="zh_TW" w:bidi="zh_TW"/>
+          </w:rPr>
+          <w:rPr>
+            <w:color w:val="0000EE"/>
+            <w:u w:val="single"/>
+          </w:rPr>
+          <w:t>9:1–23</w:t>
+        </w:r>
+      </w:hyperlink>
+      <w:r>
+        <w:rPr>
+          <w:lang w:val="zh_TW" w:bidi="zh_TW"/>
+        </w:rPr>
+        <w:t>）。使徒的榜樣和聖經都證明，保羅有權利要求哥林多教會支持他和他的家庭（參</w:t>
+      </w:r>
+      <w:hyperlink r:id="rId75">
+        <w:r>
+          <w:rPr>
+            <w:lang w:val="zh_TW" w:bidi="zh_TW"/>
+          </w:rPr>
+          <w:rPr>
+            <w:color w:val="0000EE"/>
+            <w:u w:val="single"/>
+          </w:rPr>
+          <w:t>路10:5–7</w:t>
+        </w:r>
+      </w:hyperlink>
+      <w:r>
+        <w:rPr>
+          <w:lang w:val="zh_TW" w:bidi="zh_TW"/>
+        </w:rPr>
+        <w:t>）。然而，保羅通常透過製作帳棚來支持自己的事工，儘管他接受過其它教會的捐助。保羅之所以選擇這樣做，是為了避免人們認為他是在以宗教謀利（</w:t>
+      </w:r>
+      <w:hyperlink r:id="rId76">
+        <w:r>
+          <w:rPr>
+            <w:lang w:val="zh_TW" w:bidi="zh_TW"/>
+          </w:rPr>
+          <w:rPr>
+            <w:color w:val="0000EE"/>
+            <w:u w:val="single"/>
+          </w:rPr>
+          <w:t>9:12</w:t>
+        </w:r>
+      </w:hyperlink>
+      <w:r>
+        <w:rPr>
+          <w:lang w:val="zh_TW" w:bidi="zh_TW"/>
+        </w:rPr>
+        <w:t>），同時他也為了個人的滿足感，甘願做超出義務的事（</w:t>
+      </w:r>
+      <w:hyperlink r:id="rId77">
+        <w:r>
+          <w:rPr>
+            <w:lang w:val="zh_TW" w:bidi="zh_TW"/>
+          </w:rPr>
+          <w:rPr>
+            <w:color w:val="0000EE"/>
+            <w:u w:val="single"/>
+          </w:rPr>
+          <w:t>16–17</w:t>
+        </w:r>
+      </w:hyperlink>
+      <w:r>
+        <w:rPr>
+          <w:lang w:val="zh_TW" w:bidi="zh_TW"/>
+        </w:rPr>
+        <w:t>節）。這是保羅更廣泛政策的一部分，即將個人的偏好和利益服從於基督和福音的需要（</w:t>
+      </w:r>
+      <w:hyperlink r:id="rId78">
+        <w:r>
+          <w:rPr>
+            <w:lang w:val="zh_TW" w:bidi="zh_TW"/>
+          </w:rPr>
+          <w:rPr>
+            <w:color w:val="0000EE"/>
+            <w:u w:val="single"/>
+          </w:rPr>
+          <w:t>19–23</w:t>
+        </w:r>
+      </w:hyperlink>
+      <w:r>
+        <w:rPr>
+          <w:lang w:val="zh_TW" w:bidi="zh_TW"/>
+        </w:rPr>
+        <w:t>節）。</w:t>
+      </w:r>
+    </w:p>
+    <w:p>
+      <w:pPr/>
+      <w:r>
+        <w:rPr>
+          <w:lang w:val="zh_TW" w:bidi="zh_TW"/>
+        </w:rPr>
+      </w:r>
+      <w:r>
+        <w:rPr>
+          <w:lang w:val="zh_TW" w:bidi="zh_TW"/>
+        </w:rPr>
+        <w:t>第三，堅強者炫耀自己的自由而忽視其他基督徒的行為是屬靈上的危險（</w:t>
+      </w:r>
+      <w:hyperlink r:id="rId79">
+        <w:r>
+          <w:rPr>
+            <w:lang w:val="zh_TW" w:bidi="zh_TW"/>
+          </w:rPr>
+          <w:rPr>
+            <w:color w:val="0000EE"/>
+            <w:u w:val="single"/>
+          </w:rPr>
+          <w:t>9:24–10:22</w:t>
+        </w:r>
+      </w:hyperlink>
+      <w:r>
+        <w:rPr>
+          <w:lang w:val="zh_TW" w:bidi="zh_TW"/>
+        </w:rPr>
+        <w:t>）。基督徒的生活中，重要的不是誰開始，而是誰完成，因此這是一種需要自律而非放縱的生命（</w:t>
+      </w:r>
+      <w:hyperlink r:id="rId80">
+        <w:r>
+          <w:rPr>
+            <w:lang w:val="zh_TW" w:bidi="zh_TW"/>
+          </w:rPr>
+          <w:rPr>
+            <w:color w:val="0000EE"/>
+            <w:u w:val="single"/>
+          </w:rPr>
+          <w:t>9:24–27</w:t>
+        </w:r>
+      </w:hyperlink>
+      <w:r>
+        <w:rPr>
+          <w:lang w:val="zh_TW" w:bidi="zh_TW"/>
+        </w:rPr>
+        <w:t>）。以色列人在曠野的經歷提供了一個失敗的例子。他們有「洗禮」和「聖餐」（</w:t>
+      </w:r>
+      <w:hyperlink r:id="rId81">
+        <w:r>
+          <w:rPr>
+            <w:lang w:val="zh_TW" w:bidi="zh_TW"/>
+          </w:rPr>
+          <w:rPr>
+            <w:color w:val="0000EE"/>
+            <w:u w:val="single"/>
+          </w:rPr>
+          <w:t>10:2–4</w:t>
+        </w:r>
+      </w:hyperlink>
+      <w:r>
+        <w:rPr>
+          <w:lang w:val="zh_TW" w:bidi="zh_TW"/>
+        </w:rPr>
+        <w:t>），如同教會一樣，然而大多數人未能進入應許之地。神毀滅他們的原因很簡單：他們轉向了罪惡。同樣，基督徒必須謹慎，不要因信心與自由而自滿，從而對罪掉以輕心，導致信仰的跌倒（</w:t>
+      </w:r>
+      <w:hyperlink r:id="rId82">
+        <w:r>
+          <w:rPr>
+            <w:lang w:val="zh_TW" w:bidi="zh_TW"/>
+          </w:rPr>
+          <w:rPr>
+            <w:color w:val="0000EE"/>
+            <w:u w:val="single"/>
+          </w:rPr>
+          <w:t>12</w:t>
+        </w:r>
+      </w:hyperlink>
+      <w:r>
+        <w:rPr>
+          <w:lang w:val="zh_TW" w:bidi="zh_TW"/>
+        </w:rPr>
+        <w:t>節）。另一方面，基督徒也不需要懼怕，因為試探並不比他們的能力更強大。神已經提供了逃脫的方法，只要他們願意採取行動（</w:t>
+      </w:r>
+      <w:hyperlink r:id="rId83">
+        <w:r>
+          <w:rPr>
+            <w:lang w:val="zh_TW" w:bidi="zh_TW"/>
+          </w:rPr>
+          <w:rPr>
+            <w:color w:val="0000EE"/>
+            <w:u w:val="single"/>
+          </w:rPr>
+          <w:t>13</w:t>
+        </w:r>
+      </w:hyperlink>
+      <w:r>
+        <w:rPr>
+          <w:lang w:val="zh_TW" w:bidi="zh_TW"/>
+        </w:rPr>
+        <w:t>節）。</w:t>
+      </w:r>
+    </w:p>
+    <w:p>
+      <w:pPr/>
+      <w:r>
+        <w:rPr>
+          <w:lang w:val="zh_TW" w:bidi="zh_TW"/>
+        </w:rPr>
+      </w:r>
+      <w:r>
+        <w:rPr>
+          <w:lang w:val="zh_TW" w:bidi="zh_TW"/>
+        </w:rPr>
+        <w:t>另一個將以色列人與哥林多信徒聯繫起來的問題是參與獻祭的筵席（</w:t>
+      </w:r>
+      <w:hyperlink r:id="rId84">
+        <w:r>
+          <w:rPr>
+            <w:lang w:val="zh_TW" w:bidi="zh_TW"/>
+          </w:rPr>
+          <w:rPr>
+            <w:color w:val="0000EE"/>
+            <w:u w:val="single"/>
+          </w:rPr>
+          <w:t>10:14–22</w:t>
+        </w:r>
+      </w:hyperlink>
+      <w:r>
+        <w:rPr>
+          <w:lang w:val="zh_TW" w:bidi="zh_TW"/>
+        </w:rPr>
+        <w:t>）。在聖餐中，基督徒共享基督的血與身體，這與以色列人在祭壇上獻祭一樣真實。而吃祭偶像之物則是與偶像背後的真實邪靈相交，而非與所謂的神相交。試圖同時參與這兩張桌子，就會激起神的嫉妒，正如以色列人曾經所做的那樣（</w:t>
+      </w:r>
+      <w:hyperlink r:id="rId85">
+        <w:r>
+          <w:rPr>
+            <w:lang w:val="zh_TW" w:bidi="zh_TW"/>
+          </w:rPr>
+          <w:rPr>
+            <w:color w:val="0000EE"/>
+            <w:u w:val="single"/>
+          </w:rPr>
+          <w:t>22</w:t>
+        </w:r>
+      </w:hyperlink>
+      <w:r>
+        <w:rPr>
+          <w:lang w:val="zh_TW" w:bidi="zh_TW"/>
+        </w:rPr>
+        <w:t>節）。</w:t>
+      </w:r>
+    </w:p>
+    <w:p>
+      <w:pPr/>
+      <w:r>
+        <w:rPr>
+          <w:lang w:val="zh_TW" w:bidi="zh_TW"/>
+        </w:rPr>
+      </w:r>
+      <w:r>
+        <w:rPr>
+          <w:lang w:val="zh_TW" w:bidi="zh_TW"/>
+        </w:rPr>
+        <w:t>對這段討論的總結將這三章的內容結合起來（</w:t>
+      </w:r>
+      <w:hyperlink r:id="rId86">
+        <w:r>
+          <w:rPr>
+            <w:lang w:val="zh_TW" w:bidi="zh_TW"/>
+          </w:rPr>
+          <w:rPr>
+            <w:color w:val="0000EE"/>
+            <w:u w:val="single"/>
+          </w:rPr>
+          <w:t>10:23–11:1</w:t>
+        </w:r>
+      </w:hyperlink>
+      <w:r>
+        <w:rPr>
+          <w:lang w:val="zh_TW" w:bidi="zh_TW"/>
+        </w:rPr>
+        <w:t>）。既然祭偶像的食物並未因此改變其本質，且所有食物都屬於神，人就可以食用市場上出售的任何食物——不用提出疑問（</w:t>
+      </w:r>
+      <w:hyperlink r:id="rId87">
+        <w:r>
+          <w:rPr>
+            <w:lang w:val="zh_TW" w:bidi="zh_TW"/>
+          </w:rPr>
+          <w:rPr>
+            <w:color w:val="0000EE"/>
+            <w:u w:val="single"/>
+          </w:rPr>
+          <w:t>10:25–26</w:t>
+        </w:r>
+      </w:hyperlink>
+      <w:r>
+        <w:rPr>
+          <w:lang w:val="zh_TW" w:bidi="zh_TW"/>
+        </w:rPr>
+        <w:t>）。同樣，基督徒可以食用不信者家中提供的任何食物。然而，如果有人指出這食物曾經獻給偶像，基督徒不應該食用，這不是因為食物會傷害他，而是出於對提出此問題之人的顧慮，基督徒關心的是鄰舍的益處（</w:t>
+      </w:r>
+      <w:hyperlink r:id="rId88">
+        <w:r>
+          <w:rPr>
+            <w:lang w:val="zh_TW" w:bidi="zh_TW"/>
+          </w:rPr>
+          <w:rPr>
+            <w:color w:val="0000EE"/>
+            <w:u w:val="single"/>
+          </w:rPr>
+          <w:t>27–30</w:t>
+        </w:r>
+      </w:hyperlink>
+      <w:r>
+        <w:rPr>
+          <w:lang w:val="zh_TW" w:bidi="zh_TW"/>
+        </w:rPr>
+        <w:t>）。換句話說，效法保羅的榜樣，而保羅則效法基督。基督服事他人而非服事自己。行事為人要讓神的名和品格即使在飲食上也能彰顯（</w:t>
+      </w:r>
+      <w:hyperlink r:id="rId89">
+        <w:r>
+          <w:rPr>
+            <w:lang w:val="zh_TW" w:bidi="zh_TW"/>
+          </w:rPr>
+          <w:rPr>
+            <w:color w:val="0000EE"/>
+            <w:u w:val="single"/>
+          </w:rPr>
+          <w:t>31</w:t>
+        </w:r>
+      </w:hyperlink>
+      <w:r>
+        <w:rPr>
+          <w:lang w:val="zh_TW" w:bidi="zh_TW"/>
+        </w:rPr>
+        <w:t>節）；盡量不冒犯任何人，而是尋求使每個人得益處，幫助將他們走向救恩（</w:t>
+      </w:r>
+      <w:hyperlink r:id="rId90">
+        <w:r>
+          <w:rPr>
+            <w:lang w:val="zh_TW" w:bidi="zh_TW"/>
+          </w:rPr>
+          <w:rPr>
+            <w:color w:val="0000EE"/>
+            <w:u w:val="single"/>
+          </w:rPr>
+          <w:t>32</w:t>
+        </w:r>
+      </w:hyperlink>
+      <w:r>
+        <w:rPr>
+          <w:lang w:val="zh_TW" w:bidi="zh_TW"/>
+        </w:rPr>
+        <w:t>節）。</w:t>
+      </w:r>
+    </w:p>
+    <w:p>
+      <w:pPr/>
+      <w:r>
+        <w:rPr>
+          <w:lang w:val="zh_TW" w:bidi="zh_TW"/>
+        </w:rPr>
+      </w:r>
+      <w:r>
+        <w:rPr>
+          <w:lang w:val="zh_TW" w:bidi="zh_TW"/>
+        </w:rPr>
+        <w:t>保羅處理的第四個問題是教會聚會的秩序（</w:t>
+      </w:r>
+      <w:hyperlink r:id="rId91">
+        <w:r>
+          <w:rPr>
+            <w:lang w:val="zh_TW" w:bidi="zh_TW"/>
+          </w:rPr>
+          <w:rPr>
+            <w:color w:val="0000EE"/>
+            <w:u w:val="single"/>
+          </w:rPr>
+          <w:t>11:2–14:40</w:t>
+        </w:r>
+      </w:hyperlink>
+      <w:r>
+        <w:rPr>
+          <w:lang w:val="zh_TW" w:bidi="zh_TW"/>
+        </w:rPr>
+        <w:t>）。哥林多的家庭教會聚會非常活躍，但不是表現出在基督裡的合一，而是顯露出自私。保羅並不想改變他們做什麼，但他希望改變他們如何做。</w:t>
+      </w:r>
+    </w:p>
+    <w:p>
+      <w:pPr/>
+      <w:r>
+        <w:rPr>
+          <w:lang w:val="zh_TW" w:bidi="zh_TW"/>
+        </w:rPr>
+      </w:r>
+      <w:r>
+        <w:rPr>
+          <w:lang w:val="zh_TW" w:bidi="zh_TW"/>
+        </w:rPr>
+        <w:t>聚會中的第一個問題是已婚婦女的行為（</w:t>
+      </w:r>
+      <w:hyperlink r:id="rId92">
+        <w:r>
+          <w:rPr>
+            <w:lang w:val="zh_TW" w:bidi="zh_TW"/>
+          </w:rPr>
+          <w:rPr>
+            <w:color w:val="0000EE"/>
+            <w:u w:val="single"/>
+          </w:rPr>
+          <w:t>11:1–16</w:t>
+        </w:r>
+      </w:hyperlink>
+      <w:r>
+        <w:rPr>
+          <w:lang w:val="zh_TW" w:bidi="zh_TW"/>
+        </w:rPr>
+        <w:t>）。當時婚姻的象徵是戴面紗或特定的髮型，就像今天的結婚戒指。婦女在教會中禱告和講預言對保羅而言並不是問題，但婦女可能認為這使她們脫離與丈夫的聯繫（參</w:t>
+      </w:r>
+      <w:hyperlink r:id="rId93">
+        <w:r>
+          <w:rPr>
+            <w:lang w:val="zh_TW" w:bidi="zh_TW"/>
+          </w:rPr>
+          <w:rPr>
+            <w:color w:val="0000EE"/>
+            <w:u w:val="single"/>
+          </w:rPr>
+          <w:t>可12:25</w:t>
+        </w:r>
+      </w:hyperlink>
+      <w:r>
+        <w:rPr>
+          <w:lang w:val="zh_TW" w:bidi="zh_TW"/>
+        </w:rPr>
+        <w:t>），因此成為不戴面紗的理由。保羅指出，丈夫和妻子親密相連，正如人與神相連（</w:t>
+      </w:r>
+      <w:hyperlink r:id="rId94">
+        <w:r>
+          <w:rPr>
+            <w:lang w:val="zh_TW" w:bidi="zh_TW"/>
+          </w:rPr>
+          <w:rPr>
+            <w:color w:val="0000EE"/>
+            <w:u w:val="single"/>
+          </w:rPr>
+          <w:t>林前11:3</w:t>
+        </w:r>
+      </w:hyperlink>
+      <w:r>
+        <w:rPr>
+          <w:lang w:val="zh_TW" w:bidi="zh_TW"/>
+        </w:rPr>
+        <w:t>）。因此，正如人不應羞辱神，而應榮耀神，妻子也應如此對待丈夫。因此，雖然保羅支持婦女的事奉，但他優先強調婚姻的關係。</w:t>
+      </w:r>
+    </w:p>
+    <w:p>
+      <w:pPr/>
+      <w:r>
+        <w:rPr>
+          <w:lang w:val="zh_TW" w:bidi="zh_TW"/>
+        </w:rPr>
+      </w:r>
+      <w:r>
+        <w:rPr>
+          <w:lang w:val="zh_TW" w:bidi="zh_TW"/>
+        </w:rPr>
+        <w:t>聚會中的第二個問題是階級區分（</w:t>
+      </w:r>
+      <w:hyperlink r:id="rId95">
+        <w:r>
+          <w:rPr>
+            <w:lang w:val="zh_TW" w:bidi="zh_TW"/>
+          </w:rPr>
+          <w:rPr>
+            <w:color w:val="0000EE"/>
+            <w:u w:val="single"/>
+          </w:rPr>
+          <w:t>11:17–34</w:t>
+        </w:r>
+      </w:hyperlink>
+      <w:r>
+        <w:rPr>
+          <w:lang w:val="zh_TW" w:bidi="zh_TW"/>
+        </w:rPr>
+        <w:t>）。直到主餐在公元三、四世紀逐漸演變為彌撒的獻祭儀式之前，它一直是一場完整的共享餐宴。中上階層的基督徒能夠更早抵達聚會，並為自己提供更好的食物和飲料。他們沿襲異教俱樂部的習俗，認為只要為無法早到的奴隸和農民提供簡單的食物，就可以毫無顧忌地提早開始宴會，享受符合其階級的盛宴（</w:t>
+      </w:r>
+      <w:hyperlink r:id="rId96">
+        <w:r>
+          <w:rPr>
+            <w:lang w:val="zh_TW" w:bidi="zh_TW"/>
+          </w:rPr>
+          <w:rPr>
+            <w:color w:val="0000EE"/>
+            <w:u w:val="single"/>
+          </w:rPr>
+          <w:t>21</w:t>
+        </w:r>
+      </w:hyperlink>
+      <w:r>
+        <w:rPr>
+          <w:lang w:val="zh_TW" w:bidi="zh_TW"/>
+        </w:rPr>
+        <w:t>節）。這使貧窮的基督徒感到羞辱，並深刻地意識到階級的區別（</w:t>
+      </w:r>
+      <w:hyperlink r:id="rId97">
+        <w:r>
+          <w:rPr>
+            <w:lang w:val="zh_TW" w:bidi="zh_TW"/>
+          </w:rPr>
+          <w:rPr>
+            <w:color w:val="0000EE"/>
+            <w:u w:val="single"/>
+          </w:rPr>
+          <w:t>22</w:t>
+        </w:r>
+      </w:hyperlink>
+      <w:r>
+        <w:rPr>
+          <w:lang w:val="zh_TW" w:bidi="zh_TW"/>
+        </w:rPr>
+        <w:t>節）。保羅認為，這不是聖餐，而是一場虛假的宴會（</w:t>
+      </w:r>
+      <w:hyperlink r:id="rId98">
+        <w:r>
+          <w:rPr>
+            <w:lang w:val="zh_TW" w:bidi="zh_TW"/>
+          </w:rPr>
+          <w:rPr>
+            <w:color w:val="0000EE"/>
+            <w:u w:val="single"/>
+          </w:rPr>
+          <w:t>20</w:t>
+        </w:r>
+      </w:hyperlink>
+      <w:r>
+        <w:rPr>
+          <w:lang w:val="zh_TW" w:bidi="zh_TW"/>
+        </w:rPr>
+        <w:t>節）。</w:t>
+      </w:r>
+    </w:p>
+    <w:p>
+      <w:pPr/>
+      <w:r>
+        <w:rPr>
+          <w:lang w:val="zh_TW" w:bidi="zh_TW"/>
+        </w:rPr>
+      </w:r>
+      <w:r>
+        <w:rPr>
+          <w:lang w:val="zh_TW" w:bidi="zh_TW"/>
+        </w:rPr>
+        <w:t>保羅重申設立聖餐的話語，指出他們領受的是基督的身體和血（參</w:t>
+      </w:r>
+      <w:hyperlink r:id="rId99">
+        <w:r>
+          <w:rPr>
+            <w:lang w:val="zh_TW" w:bidi="zh_TW"/>
+          </w:rPr>
+          <w:rPr>
+            <w:color w:val="0000EE"/>
+            <w:u w:val="single"/>
+          </w:rPr>
+          <w:t>10:16–17</w:t>
+        </w:r>
+      </w:hyperlink>
+      <w:r>
+        <w:rPr>
+          <w:lang w:val="zh_TW" w:bidi="zh_TW"/>
+        </w:rPr>
+        <w:t>），而非各自的餐宴。以不配的方式領聖餐，或帶著分裂和階級區分的態度，這樣是褻瀆聖餐，未能體現基督身體——教會的合一（</w:t>
+      </w:r>
+      <w:hyperlink r:id="rId100">
+        <w:r>
+          <w:rPr>
+            <w:lang w:val="zh_TW" w:bidi="zh_TW"/>
+          </w:rPr>
+          <w:rPr>
+            <w:color w:val="0000EE"/>
+            <w:u w:val="single"/>
+          </w:rPr>
+          <w:t>11:29</w:t>
+        </w:r>
+      </w:hyperlink>
+      <w:r>
+        <w:rPr>
+          <w:lang w:val="zh_TW" w:bidi="zh_TW"/>
+        </w:rPr>
+        <w:t>），因此招致神的審判，而這審判他們已經在經歷了。相反，他們應該省察自己的動機，真誠地聚集在一起，共同分享這一餐宴。</w:t>
+      </w:r>
+    </w:p>
+    <w:p>
+      <w:pPr/>
+      <w:r>
+        <w:rPr>
+          <w:lang w:val="zh_TW" w:bidi="zh_TW"/>
+        </w:rPr>
+      </w:r>
+      <w:r>
+        <w:rPr>
+          <w:lang w:val="zh_TW" w:bidi="zh_TW"/>
+        </w:rPr>
+        <w:t>聚會中的第三個問題是屬靈恩賜的運用（</w:t>
+      </w:r>
+      <w:hyperlink r:id="rId101">
+        <w:r>
+          <w:rPr>
+            <w:lang w:val="zh_TW" w:bidi="zh_TW"/>
+          </w:rPr>
+          <w:rPr>
+            <w:color w:val="0000EE"/>
+            <w:u w:val="single"/>
+          </w:rPr>
+          <w:t>12:1–14:40</w:t>
+        </w:r>
+      </w:hyperlink>
+      <w:r>
+        <w:rPr>
+          <w:lang w:val="zh_TW" w:bidi="zh_TW"/>
+        </w:rPr>
+        <w:t>）。在這些家庭教會中，有些人可能受諾斯底思想影響，認為靈性是善的，物質是惡的，並在感覺受某個靈感動時喊出「咒詛耶穌（這裡的耶穌指人類的耶穌，而非屬靈的基督）」。保羅指出，這並非出於神的靈，因為神的靈引導基督徒宣告的是基本的信仰認信：「耶穌是主。」</w:t>
+      </w:r>
+    </w:p>
+    <w:p>
+      <w:pPr/>
+      <w:r>
+        <w:rPr>
+          <w:lang w:val="zh_TW" w:bidi="zh_TW"/>
+        </w:rPr>
+      </w:r>
+      <w:r>
+        <w:rPr>
+          <w:lang w:val="zh_TW" w:bidi="zh_TW"/>
+        </w:rPr>
+        <w:t>教會中也有一些人高舉自己特定的恩賜，特別是說方言的恩賜，打斷他人或拒絕給予他人發言的機會。保羅強調，只有一位聖靈，祂分賜所有的恩賜（</w:t>
+      </w:r>
+      <w:hyperlink r:id="rId102">
+        <w:r>
+          <w:rPr>
+            <w:lang w:val="zh_TW" w:bidi="zh_TW"/>
+          </w:rPr>
+          <w:rPr>
+            <w:color w:val="0000EE"/>
+            <w:u w:val="single"/>
+          </w:rPr>
+          <w:t>12:4–6</w:t>
+        </w:r>
+      </w:hyperlink>
+      <w:r>
+        <w:rPr>
+          <w:lang w:val="zh_TW" w:bidi="zh_TW"/>
+        </w:rPr>
+        <w:t>）。聖靈在每位基督徒身上主權地彰顯，不僅是為了個人的益處，更是為了所有人的益處（</w:t>
+      </w:r>
+      <w:hyperlink r:id="rId103">
+        <w:r>
+          <w:rPr>
+            <w:lang w:val="zh_TW" w:bidi="zh_TW"/>
+          </w:rPr>
+          <w:rPr>
+            <w:color w:val="0000EE"/>
+            <w:u w:val="single"/>
+          </w:rPr>
+          <w:t>7</w:t>
+        </w:r>
+      </w:hyperlink>
+      <w:r>
+        <w:rPr>
+          <w:lang w:val="zh_TW" w:bidi="zh_TW"/>
+        </w:rPr>
+        <w:t>節）。基督徒擁有的是聖靈本身，而非特定的彰顯，因此恩賜的彰顯可能在不同聚會中有所變化。</w:t>
+      </w:r>
+    </w:p>
+    <w:p>
+      <w:pPr/>
+      <w:r>
+        <w:rPr>
+          <w:lang w:val="zh_TW" w:bidi="zh_TW"/>
+        </w:rPr>
+      </w:r>
+      <w:r>
+        <w:rPr>
+          <w:lang w:val="zh_TW" w:bidi="zh_TW"/>
+        </w:rPr>
+        <w:t>同一位聖靈使所有基督徒在基督裡成為一個有機的整體（</w:t>
+      </w:r>
+      <w:hyperlink r:id="rId104">
+        <w:r>
+          <w:rPr>
+            <w:lang w:val="zh_TW" w:bidi="zh_TW"/>
+          </w:rPr>
+          <w:rPr>
+            <w:color w:val="0000EE"/>
+            <w:u w:val="single"/>
+          </w:rPr>
+          <w:t>12:12–13</w:t>
+        </w:r>
+      </w:hyperlink>
+      <w:r>
+        <w:rPr>
+          <w:lang w:val="zh_TW" w:bidi="zh_TW"/>
+        </w:rPr>
+        <w:t>）。因此，不僅聖靈賜下所有的恩賜——所有的恩賜都同樣受聖靈啟示——而且所有的恩賜對基督身體的正常運作都是同樣需要的（</w:t>
+      </w:r>
+      <w:hyperlink r:id="rId105">
+        <w:r>
+          <w:rPr>
+            <w:lang w:val="zh_TW" w:bidi="zh_TW"/>
+          </w:rPr>
+          <w:rPr>
+            <w:color w:val="0000EE"/>
+            <w:u w:val="single"/>
+          </w:rPr>
+          <w:t>14–26</w:t>
+        </w:r>
+      </w:hyperlink>
+      <w:r>
+        <w:rPr>
+          <w:lang w:val="zh_TW" w:bidi="zh_TW"/>
+        </w:rPr>
+        <w:t>節）。沒有人可以因自己缺少某種恩賜而認為自己不是身體的一部分；事實上，那些不太顯眼的恩賜反而可能更為重要。因此，在基督的身體中，不僅在特定聚會中通過個體有不同的聖靈彰顯，個體在身體中也有不同的職分或功能（</w:t>
+      </w:r>
+      <w:hyperlink r:id="rId106">
+        <w:r>
+          <w:rPr>
+            <w:lang w:val="zh_TW" w:bidi="zh_TW"/>
+          </w:rPr>
+          <w:rPr>
+            <w:color w:val="0000EE"/>
+            <w:u w:val="single"/>
+          </w:rPr>
+          <w:t>27–31</w:t>
+        </w:r>
+      </w:hyperlink>
+      <w:r>
+        <w:rPr>
+          <w:lang w:val="zh_TW" w:bidi="zh_TW"/>
+        </w:rPr>
+        <w:t>節）。</w:t>
+      </w:r>
+    </w:p>
+    <w:p>
+      <w:pPr/>
+      <w:r>
+        <w:rPr>
+          <w:lang w:val="zh_TW" w:bidi="zh_TW"/>
+        </w:rPr>
+      </w:r>
+      <w:r>
+        <w:rPr>
+          <w:lang w:val="zh_TW" w:bidi="zh_TW"/>
+        </w:rPr>
+        <w:t>因此，並非某項特定恩賜的展現顯示一個人的靈性，而是看他如何展現恩賜——也就是說，是否以愛心來彰顯（</w:t>
+      </w:r>
+      <w:hyperlink r:id="rId107">
+        <w:r>
+          <w:rPr>
+            <w:lang w:val="zh_TW" w:bidi="zh_TW"/>
+          </w:rPr>
+          <w:rPr>
+            <w:color w:val="0000EE"/>
+            <w:u w:val="single"/>
+          </w:rPr>
+          <w:t>13:1–13</w:t>
+        </w:r>
+      </w:hyperlink>
+      <w:r>
+        <w:rPr>
+          <w:lang w:val="zh_TW" w:bidi="zh_TW"/>
+        </w:rPr>
+        <w:t>）。任何出於自私目的而運用的恩賜，即使是真正來自聖靈的恩賜，對於個人而言也是毫無價值的（</w:t>
+      </w:r>
+      <w:hyperlink r:id="rId108">
+        <w:r>
+          <w:rPr>
+            <w:lang w:val="zh_TW" w:bidi="zh_TW"/>
+          </w:rPr>
+          <w:rPr>
+            <w:color w:val="0000EE"/>
+            <w:u w:val="single"/>
+          </w:rPr>
+          <w:t>1–3</w:t>
+        </w:r>
+      </w:hyperlink>
+      <w:r>
+        <w:rPr>
+          <w:lang w:val="zh_TW" w:bidi="zh_TW"/>
+        </w:rPr>
+        <w:t>節）。這是因為愛與自私是對立的（</w:t>
+      </w:r>
+      <w:hyperlink r:id="rId109">
+        <w:r>
+          <w:rPr>
+            <w:lang w:val="zh_TW" w:bidi="zh_TW"/>
+          </w:rPr>
+          <w:rPr>
+            <w:color w:val="0000EE"/>
+            <w:u w:val="single"/>
+          </w:rPr>
+          <w:t>4–7</w:t>
+        </w:r>
+      </w:hyperlink>
+      <w:r>
+        <w:rPr>
+          <w:lang w:val="zh_TW" w:bidi="zh_TW"/>
+        </w:rPr>
+        <w:t>節）。事實上，聖靈的恩賜僅適用於耶穌第一次降臨與第二次降臨之間的這段期間，當神的國完全顯明，君王親自臨在時，聖靈的中介性恩賜將不再需要（</w:t>
+      </w:r>
+      <w:hyperlink r:id="rId110">
+        <w:r>
+          <w:rPr>
+            <w:lang w:val="zh_TW" w:bidi="zh_TW"/>
+          </w:rPr>
+          <w:rPr>
+            <w:color w:val="0000EE"/>
+            <w:u w:val="single"/>
+          </w:rPr>
+          <w:t>10、12</w:t>
+        </w:r>
+      </w:hyperlink>
+      <w:r>
+        <w:rPr>
+          <w:lang w:val="zh_TW" w:bidi="zh_TW"/>
+        </w:rPr>
+        <w:t>節）。到那時，得賞賜的不是恩賜，而是信心和盼望，並且愛是最大的，因為當基督徒彼此之間以及與耶穌在完全的愛中生活時，愛將永遠持續（</w:t>
+      </w:r>
+      <w:hyperlink r:id="rId111">
+        <w:r>
+          <w:rPr>
+            <w:lang w:val="zh_TW" w:bidi="zh_TW"/>
+          </w:rPr>
+          <w:rPr>
+            <w:color w:val="0000EE"/>
+            <w:u w:val="single"/>
+          </w:rPr>
+          <w:t>13</w:t>
+        </w:r>
+      </w:hyperlink>
+      <w:r>
+        <w:rPr>
+          <w:lang w:val="zh_TW" w:bidi="zh_TW"/>
+        </w:rPr>
+        <w:t>節）。</w:t>
+      </w:r>
+    </w:p>
+    <w:p>
+      <w:pPr/>
+      <w:r>
+        <w:rPr>
+          <w:lang w:val="zh_TW" w:bidi="zh_TW"/>
+        </w:rPr>
+      </w:r>
+      <w:r>
+        <w:rPr>
+          <w:lang w:val="zh_TW" w:bidi="zh_TW"/>
+        </w:rPr>
+        <w:t>將此應用於哥林多，保羅認為，雖然人應當渴求所有的恩賜，但愛的原則表明，預言應該是教會聚會中首選的恩賜（</w:t>
+      </w:r>
+      <w:hyperlink r:id="rId112">
+        <w:r>
+          <w:rPr>
+            <w:lang w:val="zh_TW" w:bidi="zh_TW"/>
+          </w:rPr>
+          <w:rPr>
+            <w:color w:val="0000EE"/>
+            <w:u w:val="single"/>
+          </w:rPr>
+          <w:t>14:1–25</w:t>
+        </w:r>
+      </w:hyperlink>
+      <w:r>
+        <w:rPr>
+          <w:lang w:val="zh_TW" w:bidi="zh_TW"/>
+        </w:rPr>
+        <w:t>）。哥林多信徒顯然過分強調方言，但未經解釋的方言對講話者以外的人幾乎沒有價值。它不能造就他人，對局外人而言則似乎是一種瘋狂的行為。在教會聚會之外，方言有其作用，比如作為審判的記號（</w:t>
+      </w:r>
+      <w:hyperlink r:id="rId113">
+        <w:r>
+          <w:rPr>
+            <w:lang w:val="zh_TW" w:bidi="zh_TW"/>
+          </w:rPr>
+          <w:rPr>
+            <w:color w:val="0000EE"/>
+            <w:u w:val="single"/>
+          </w:rPr>
+          <w:t>21</w:t>
+        </w:r>
+      </w:hyperlink>
+      <w:r>
+        <w:rPr>
+          <w:lang w:val="zh_TW" w:bidi="zh_TW"/>
+        </w:rPr>
+        <w:t>節）或用於個人靈修（</w:t>
+      </w:r>
+      <w:hyperlink r:id="rId114">
+        <w:r>
+          <w:rPr>
+            <w:lang w:val="zh_TW" w:bidi="zh_TW"/>
+          </w:rPr>
+          <w:rPr>
+            <w:color w:val="0000EE"/>
+            <w:u w:val="single"/>
+          </w:rPr>
+          <w:t>18</w:t>
+        </w:r>
+      </w:hyperlink>
+      <w:r>
+        <w:rPr>
+          <w:lang w:val="zh_TW" w:bidi="zh_TW"/>
+        </w:rPr>
+        <w:t>節），但在教會聚會中，必須要有對方言的解釋。不過，預言既能造就人也能使人知罪，因此在聚會中應當被追求。</w:t>
+      </w:r>
+    </w:p>
+    <w:p>
+      <w:pPr/>
+      <w:r>
+        <w:rPr>
+          <w:lang w:val="zh_TW" w:bidi="zh_TW"/>
+        </w:rPr>
+      </w:r>
+      <w:r>
+        <w:rPr>
+          <w:lang w:val="zh_TW" w:bidi="zh_TW"/>
+        </w:rPr>
+        <w:t>在教會聚會中，恩賜的運用和秩序應當同時存在（</w:t>
+      </w:r>
+      <w:hyperlink r:id="rId115">
+        <w:r>
+          <w:rPr>
+            <w:lang w:val="zh_TW" w:bidi="zh_TW"/>
+          </w:rPr>
+          <w:rPr>
+            <w:color w:val="0000EE"/>
+            <w:u w:val="single"/>
+          </w:rPr>
+          <w:t>14:26–40</w:t>
+        </w:r>
+      </w:hyperlink>
+      <w:r>
+        <w:rPr>
+          <w:lang w:val="zh_TW" w:bidi="zh_TW"/>
+        </w:rPr>
+        <w:t>）。各種恩賜都可以得到表達，但目的是為了彼此造就，而非自私的炫耀（</w:t>
+      </w:r>
+      <w:hyperlink r:id="rId116">
+        <w:r>
+          <w:rPr>
+            <w:lang w:val="zh_TW" w:bidi="zh_TW"/>
+          </w:rPr>
+          <w:rPr>
+            <w:color w:val="0000EE"/>
+            <w:u w:val="single"/>
+          </w:rPr>
+          <w:t>26</w:t>
+        </w:r>
+      </w:hyperlink>
+      <w:r>
+        <w:rPr>
+          <w:lang w:val="zh_TW" w:bidi="zh_TW"/>
+        </w:rPr>
+        <w:t>節）。說方言者必須有翻譯；說方言和講預言的人都應輪流發言，每隔幾位講者後需要時間來評估言論（</w:t>
+      </w:r>
+      <w:hyperlink r:id="rId117">
+        <w:r>
+          <w:rPr>
+            <w:lang w:val="zh_TW" w:bidi="zh_TW"/>
+          </w:rPr>
+          <w:rPr>
+            <w:color w:val="0000EE"/>
+            <w:u w:val="single"/>
+          </w:rPr>
+          <w:t>27–33</w:t>
+        </w:r>
+      </w:hyperlink>
+      <w:r>
+        <w:rPr>
+          <w:lang w:val="zh_TW" w:bidi="zh_TW"/>
+        </w:rPr>
+        <w:t>節）。此外，婦女可能會在聚會中聊天（可能是受猶太會堂的習慣影響，因為她們在猶太會堂中通常是被隔離且不參與的），她們應停止聊天，專心聆聽和學習，若不明白，應回家詢問（</w:t>
+      </w:r>
+      <w:hyperlink r:id="rId118">
+        <w:r>
+          <w:rPr>
+            <w:lang w:val="zh_TW" w:bidi="zh_TW"/>
+          </w:rPr>
+          <w:rPr>
+            <w:color w:val="0000EE"/>
+            <w:u w:val="single"/>
+          </w:rPr>
+          <w:t>34–36</w:t>
+        </w:r>
+      </w:hyperlink>
+      <w:r>
+        <w:rPr>
+          <w:lang w:val="zh_TW" w:bidi="zh_TW"/>
+        </w:rPr>
+        <w:t>節）。保羅在總結中指出，一切都應該按秩序進行（</w:t>
+      </w:r>
+      <w:hyperlink r:id="rId119">
+        <w:r>
+          <w:rPr>
+            <w:lang w:val="zh_TW" w:bidi="zh_TW"/>
+          </w:rPr>
+          <w:rPr>
+            <w:color w:val="0000EE"/>
+            <w:u w:val="single"/>
+          </w:rPr>
+          <w:t>37–40</w:t>
+        </w:r>
+      </w:hyperlink>
+      <w:r>
+        <w:rPr>
+          <w:lang w:val="zh_TW" w:bidi="zh_TW"/>
+        </w:rPr>
+        <w:t>節）。</w:t>
+      </w:r>
+    </w:p>
+    <w:p>
+      <w:pPr/>
+      <w:r>
+        <w:rPr>
+          <w:lang w:val="zh_TW" w:bidi="zh_TW"/>
+        </w:rPr>
+      </w:r>
+      <w:r>
+        <w:rPr>
+          <w:lang w:val="zh_TW" w:bidi="zh_TW"/>
+        </w:rPr>
+        <w:t>保羅處理的第五個問題是關於死人的復活（</w:t>
+      </w:r>
+      <w:hyperlink r:id="rId120">
+        <w:r>
+          <w:rPr>
+            <w:lang w:val="zh_TW" w:bidi="zh_TW"/>
+          </w:rPr>
+          <w:rPr>
+            <w:color w:val="0000EE"/>
+            <w:u w:val="single"/>
+          </w:rPr>
+          <w:t>15</w:t>
+        </w:r>
+      </w:hyperlink>
+      <w:r>
+        <w:rPr>
+          <w:lang w:val="zh_TW" w:bidi="zh_TW"/>
+        </w:rPr>
+        <w:t>章）。先前提到的一些問題，如寬鬆的道德標準（</w:t>
+      </w:r>
+      <w:hyperlink r:id="rId31">
+        <w:r>
+          <w:rPr>
+            <w:lang w:val="zh_TW" w:bidi="zh_TW"/>
+          </w:rPr>
+          <w:rPr>
+            <w:color w:val="0000EE"/>
+            <w:u w:val="single"/>
+          </w:rPr>
+          <w:t>5–6</w:t>
+        </w:r>
+      </w:hyperlink>
+      <w:r>
+        <w:rPr>
+          <w:lang w:val="zh_TW" w:bidi="zh_TW"/>
+        </w:rPr>
+        <w:t>章）、禁慾主義的否認、關於性行為的問題（</w:t>
+      </w:r>
+      <w:hyperlink r:id="rId121">
+        <w:r>
+          <w:rPr>
+            <w:lang w:val="zh_TW" w:bidi="zh_TW"/>
+          </w:rPr>
+          <w:rPr>
+            <w:color w:val="0000EE"/>
+            <w:u w:val="single"/>
+          </w:rPr>
+          <w:t>7</w:t>
+        </w:r>
+      </w:hyperlink>
+      <w:r>
+        <w:rPr>
+          <w:lang w:val="zh_TW" w:bidi="zh_TW"/>
+        </w:rPr>
+        <w:t>章），或認為自己已經復活（</w:t>
+      </w:r>
+      <w:hyperlink r:id="rId120">
+        <w:r>
+          <w:rPr>
+            <w:lang w:val="zh_TW" w:bidi="zh_TW"/>
+          </w:rPr>
+          <w:rPr>
+            <w:color w:val="0000EE"/>
+            <w:u w:val="single"/>
+          </w:rPr>
+          <w:t>15</w:t>
+        </w:r>
+      </w:hyperlink>
+      <w:r>
+        <w:rPr>
+          <w:lang w:val="zh_TW" w:bidi="zh_TW"/>
+        </w:rPr>
+        <w:t>章），表明一些哥林多信徒並不相信身體的復活，儘管他們顯然相信耶穌的復活和靈魂的不朽性。</w:t>
+      </w:r>
+    </w:p>
+    <w:p>
+      <w:pPr/>
+      <w:r>
+        <w:rPr>
+          <w:lang w:val="zh_TW" w:bidi="zh_TW"/>
+        </w:rPr>
+      </w:r>
+      <w:r>
+        <w:rPr>
+          <w:lang w:val="zh_TW" w:bidi="zh_TW"/>
+        </w:rPr>
+        <w:t>保羅重申，耶穌的復活是福音信息的重要部分（</w:t>
+      </w:r>
+      <w:hyperlink r:id="rId122">
+        <w:r>
+          <w:rPr>
+            <w:lang w:val="zh_TW" w:bidi="zh_TW"/>
+          </w:rPr>
+          <w:rPr>
+            <w:color w:val="0000EE"/>
+            <w:u w:val="single"/>
+          </w:rPr>
+          <w:t>15:1–19</w:t>
+        </w:r>
+      </w:hyperlink>
+      <w:r>
+        <w:rPr>
+          <w:lang w:val="zh_TW" w:bidi="zh_TW"/>
+        </w:rPr>
+        <w:t>）。教會一致的見證是，耶穌不僅死了，還復活了，並向許多見證人顯現（</w:t>
+      </w:r>
+      <w:hyperlink r:id="rId123">
+        <w:r>
+          <w:rPr>
+            <w:lang w:val="zh_TW" w:bidi="zh_TW"/>
+          </w:rPr>
+          <w:rPr>
+            <w:color w:val="0000EE"/>
+            <w:u w:val="single"/>
+          </w:rPr>
+          <w:t>3–11</w:t>
+        </w:r>
+      </w:hyperlink>
+      <w:r>
+        <w:rPr>
+          <w:lang w:val="zh_TW" w:bidi="zh_TW"/>
+        </w:rPr>
+        <w:t>節）。若依他們反對復活的主張來看，基督的復活便無法成立。然而，如果基督沒有復活，那整個福音信息就是虛假的，他們對救恩的所有盼望也都落空了（</w:t>
+      </w:r>
+      <w:hyperlink r:id="rId124">
+        <w:r>
+          <w:rPr>
+            <w:lang w:val="zh_TW" w:bidi="zh_TW"/>
+          </w:rPr>
+          <w:rPr>
+            <w:color w:val="0000EE"/>
+            <w:u w:val="single"/>
+          </w:rPr>
+          <w:t>12–19</w:t>
+        </w:r>
+      </w:hyperlink>
+      <w:r>
+        <w:rPr>
+          <w:lang w:val="zh_TW" w:bidi="zh_TW"/>
+        </w:rPr>
+        <w:t>節）。</w:t>
+      </w:r>
+    </w:p>
+    <w:p>
+      <w:pPr/>
+      <w:r>
+        <w:rPr>
+          <w:lang w:val="zh_TW" w:bidi="zh_TW"/>
+        </w:rPr>
+      </w:r>
+      <w:r>
+        <w:rPr>
+          <w:lang w:val="zh_TW" w:bidi="zh_TW"/>
+        </w:rPr>
+        <w:t>既然基督已經復活，基督徒也必因與基督的聯合而復活（</w:t>
+      </w:r>
+      <w:hyperlink r:id="rId125">
+        <w:r>
+          <w:rPr>
+            <w:lang w:val="zh_TW" w:bidi="zh_TW"/>
+          </w:rPr>
+          <w:rPr>
+            <w:color w:val="0000EE"/>
+            <w:u w:val="single"/>
+          </w:rPr>
+          <w:t>15:20–28</w:t>
+        </w:r>
+      </w:hyperlink>
+      <w:r>
+        <w:rPr>
+          <w:lang w:val="zh_TW" w:bidi="zh_TW"/>
+        </w:rPr>
+        <w:t>）。正如他們曾經經歷在亞當裡的結果，現在他們也將經歷在基督裡的結果。然而，復活並非一次性完成，而是階段性的：（a）基督首先復活；（b）基督徒將在祂再來時復活；（c）基督必須作王，直到祂將國度的統治延展到全世界，消滅所有的邪靈權勢（包括死亡本身）；（d）然後祂將完全的國度交還給父神（</w:t>
+      </w:r>
+      <w:hyperlink r:id="rId126">
+        <w:r>
+          <w:rPr>
+            <w:lang w:val="zh_TW" w:bidi="zh_TW"/>
+          </w:rPr>
+          <w:rPr>
+            <w:color w:val="0000EE"/>
+            <w:u w:val="single"/>
+          </w:rPr>
+          <w:t>23–28</w:t>
+        </w:r>
+      </w:hyperlink>
+      <w:r>
+        <w:rPr>
+          <w:lang w:val="zh_TW" w:bidi="zh_TW"/>
+        </w:rPr>
+        <w:t>節）。</w:t>
+      </w:r>
+    </w:p>
+    <w:p>
+      <w:pPr/>
+      <w:r>
+        <w:rPr>
+          <w:lang w:val="zh_TW" w:bidi="zh_TW"/>
+        </w:rPr>
+      </w:r>
+      <w:r>
+        <w:rPr>
+          <w:lang w:val="zh_TW" w:bidi="zh_TW"/>
+        </w:rPr>
+        <w:t>復活的盼望也解釋了基督徒的一些實踐，例如替那些已死之人施洗（可能是指那些歸信基督但在受洗前去世的人，</w:t>
+      </w:r>
+      <w:hyperlink r:id="rId127">
+        <w:r>
+          <w:rPr>
+            <w:lang w:val="zh_TW" w:bidi="zh_TW"/>
+          </w:rPr>
+          <w:rPr>
+            <w:color w:val="0000EE"/>
+            <w:u w:val="single"/>
+          </w:rPr>
+          <w:t>15:29</w:t>
+        </w:r>
+      </w:hyperlink>
+      <w:r>
+        <w:rPr>
+          <w:lang w:val="zh_TW" w:bidi="zh_TW"/>
+        </w:rPr>
+        <w:t>），以及願意為基督冒生命危險（</w:t>
+      </w:r>
+      <w:hyperlink r:id="rId128">
+        <w:r>
+          <w:rPr>
+            <w:lang w:val="zh_TW" w:bidi="zh_TW"/>
+          </w:rPr>
+          <w:rPr>
+            <w:color w:val="0000EE"/>
+            <w:u w:val="single"/>
+          </w:rPr>
+          <w:t>30–32</w:t>
+        </w:r>
+      </w:hyperlink>
+      <w:r>
+        <w:rPr>
+          <w:lang w:val="zh_TW" w:bidi="zh_TW"/>
+        </w:rPr>
+        <w:t>節）。</w:t>
+      </w:r>
+    </w:p>
+    <w:p>
+      <w:pPr/>
+      <w:r>
+        <w:rPr>
+          <w:lang w:val="zh_TW" w:bidi="zh_TW"/>
+        </w:rPr>
+      </w:r>
+      <w:r>
+        <w:rPr>
+          <w:lang w:val="zh_TW" w:bidi="zh_TW"/>
+        </w:rPr>
+        <w:t>保羅承認復活涉及一些智識上的問題，但當人認識到復活既包含連續性又包含不連續性時，這些問題便能得到解決（</w:t>
+      </w:r>
+      <w:hyperlink r:id="rId129">
+        <w:r>
+          <w:rPr>
+            <w:lang w:val="zh_TW" w:bidi="zh_TW"/>
+          </w:rPr>
+          <w:rPr>
+            <w:color w:val="0000EE"/>
+            <w:u w:val="single"/>
+          </w:rPr>
+          <w:t>15:35–50</w:t>
+        </w:r>
+      </w:hyperlink>
+      <w:r>
+        <w:rPr>
+          <w:lang w:val="zh_TW" w:bidi="zh_TW"/>
+        </w:rPr>
+        <w:t>）。正如種子和植物既相同又不同，並且有多種不同的身體存在，復活的情形也是如此。凡是會朽壞的、卑賤的、軟弱的、屬肉體的（即在亞當裡的），將會被復活為不朽壞的、榮耀的、有能力的、屬靈的（即在基督裡的）。事實上，唯有當基督徒成為像基督——那屬天之人——他們才能成為神國的一部分。</w:t>
+      </w:r>
+    </w:p>
+    <w:p>
+      <w:pPr/>
+      <w:r>
+        <w:rPr>
+          <w:lang w:val="zh_TW" w:bidi="zh_TW"/>
+        </w:rPr>
+      </w:r>
+      <w:r>
+        <w:rPr>
+          <w:lang w:val="zh_TW" w:bidi="zh_TW"/>
+        </w:rPr>
+        <w:t>保羅興奮地分享他真正的盼望，即生命的轉變（</w:t>
+      </w:r>
+      <w:hyperlink r:id="rId130">
+        <w:r>
+          <w:rPr>
+            <w:lang w:val="zh_TW" w:bidi="zh_TW"/>
+          </w:rPr>
+          <w:rPr>
+            <w:color w:val="0000EE"/>
+            <w:u w:val="single"/>
+          </w:rPr>
+          <w:t>15:51–58</w:t>
+        </w:r>
+      </w:hyperlink>
+      <w:r>
+        <w:rPr>
+          <w:lang w:val="zh_TW" w:bidi="zh_TW"/>
+        </w:rPr>
+        <w:t>）。在基督再來時，死去的人將復活並轉變。然而，活著的人也需要轉變，這將在瞬間完成，使他們都不再受死亡的威脅。那時，他們將真正明白耶穌復活中已經帶來的得勝（</w:t>
+      </w:r>
+      <w:hyperlink r:id="rId131">
+        <w:r>
+          <w:rPr>
+            <w:lang w:val="zh_TW" w:bidi="zh_TW"/>
+          </w:rPr>
+          <w:rPr>
+            <w:color w:val="0000EE"/>
+            <w:u w:val="single"/>
+          </w:rPr>
+          <w:t>54–57</w:t>
+        </w:r>
+      </w:hyperlink>
+      <w:r>
+        <w:rPr>
+          <w:lang w:val="zh_TW" w:bidi="zh_TW"/>
+        </w:rPr>
+        <w:t>節）。最後的總結引出了實際的結論，即這一教導應當使他們確信，凡現在為基督所做的事都將有賞賜（</w:t>
+      </w:r>
+      <w:hyperlink r:id="rId132">
+        <w:r>
+          <w:rPr>
+            <w:lang w:val="zh_TW" w:bidi="zh_TW"/>
+          </w:rPr>
+          <w:rPr>
+            <w:color w:val="0000EE"/>
+            <w:u w:val="single"/>
+          </w:rPr>
+          <w:t>58</w:t>
+        </w:r>
+      </w:hyperlink>
+      <w:r>
+        <w:rPr>
+          <w:lang w:val="zh_TW" w:bidi="zh_TW"/>
+        </w:rPr>
+        <w:t>節）。</w:t>
+      </w:r>
+    </w:p>
+    <w:p>
+      <w:pPr/>
+      <w:r>
+        <w:rPr>
+          <w:lang w:val="zh_TW" w:bidi="zh_TW"/>
+        </w:rPr>
+      </w:r>
+      <w:r>
+        <w:rPr>
+          <w:lang w:val="zh_TW" w:bidi="zh_TW"/>
+        </w:rPr>
+        <w:t>保羅處理的第六個問題是為耶路撒冷貧困教會的奉獻（</w:t>
+      </w:r>
+      <w:hyperlink r:id="rId133">
+        <w:r>
+          <w:rPr>
+            <w:lang w:val="zh_TW" w:bidi="zh_TW"/>
+          </w:rPr>
+          <w:rPr>
+            <w:color w:val="0000EE"/>
+            <w:u w:val="single"/>
+          </w:rPr>
+          <w:t>16:1–4</w:t>
+        </w:r>
+      </w:hyperlink>
+      <w:r>
+        <w:rPr>
+          <w:lang w:val="zh_TW" w:bidi="zh_TW"/>
+        </w:rPr>
+        <w:t>）。由於公元40年間猶太地區的饑荒，那裡的教會變得十分貧困。部分是出於需求，部分是為了促進教會的合一，保羅在他的一些教會中為猶太地區的教會進行了奉獻的募集。他回應了哥林多信徒提出的實際問題，說奉獻應當每週按能力進行，而不是等保羅到達時才一次性奉獻（</w:t>
+      </w:r>
+      <w:hyperlink r:id="rId134">
+        <w:r>
+          <w:rPr>
+            <w:lang w:val="zh_TW" w:bidi="zh_TW"/>
+          </w:rPr>
+          <w:rPr>
+            <w:color w:val="0000EE"/>
+            <w:u w:val="single"/>
+          </w:rPr>
+          <w:t>16:2</w:t>
+        </w:r>
+      </w:hyperlink>
+      <w:r>
+        <w:rPr>
+          <w:lang w:val="zh_TW" w:bidi="zh_TW"/>
+        </w:rPr>
+        <w:t>）。當他到達時，將由他們自己的使者帶著奉獻款項出發。至於保羅是否會與他們同行，他保持模糊態度，以打消對他可能從中牟利的懷疑（參</w:t>
+      </w:r>
+      <w:hyperlink r:id="rId135">
+        <w:r>
+          <w:rPr>
+            <w:lang w:val="zh_TW" w:bidi="zh_TW"/>
+          </w:rPr>
+          <w:rPr>
+            <w:color w:val="0000EE"/>
+            <w:u w:val="single"/>
+          </w:rPr>
+          <w:t>林後8–9章</w:t>
+        </w:r>
+      </w:hyperlink>
+      <w:r>
+        <w:rPr>
+          <w:lang w:val="zh_TW" w:bidi="zh_TW"/>
+        </w:rPr>
+        <w:t>）。</w:t>
+      </w:r>
+    </w:p>
+    <w:p>
+      <w:pPr>
+        <w:pStyle w:val="Heading4"/>
+      </w:pPr>
+      <w:r>
+        <w:rPr>
+          <w:lang w:val="zh_TW" w:bidi="zh_TW"/>
+        </w:rPr>
+        <w:t>結語與問安，</w:t>
+      </w:r>
+      <w:hyperlink r:id="rId136">
+        <w:r>
+          <w:rPr>
+            <w:lang w:val="zh_TW" w:bidi="zh_TW"/>
+          </w:rPr>
+          <w:rPr>
+            <w:color w:val="0000EE"/>
+            <w:u w:val="single"/>
+          </w:rPr>
+          <w:t>十六章5至24節</w:t>
+        </w:r>
+      </w:hyperlink>
+    </w:p>
+    <w:p>
+      <w:pPr/>
+      <w:r>
+        <w:rPr>
+          <w:lang w:val="zh_TW" w:bidi="zh_TW"/>
+        </w:rPr>
+      </w:r>
+      <w:r>
+        <w:rPr>
+          <w:lang w:val="zh_TW" w:bidi="zh_TW"/>
+        </w:rPr>
+        <w:t>在信的結尾，保羅討論了他的旅行計劃，包括他離開以弗所後長期停留的打算（參</w:t>
+      </w:r>
+      <w:hyperlink r:id="rId137">
+        <w:r>
+          <w:rPr>
+            <w:lang w:val="zh_TW" w:bidi="zh_TW"/>
+          </w:rPr>
+          <w:rPr>
+            <w:color w:val="0000EE"/>
+            <w:u w:val="single"/>
+          </w:rPr>
+          <w:t>林後1章</w:t>
+        </w:r>
+      </w:hyperlink>
+      <w:r>
+        <w:rPr>
+          <w:lang w:val="zh_TW" w:bidi="zh_TW"/>
+        </w:rPr>
+        <w:t>）。提摩太或者與這封信一同前來，又或在完成另一項任務後不久到達；他們應該尊重提摩太並幫助他返回。保羅指出，他曾勸亞波羅訪問哥林多，以免有人懷疑保羅與亞波羅對立。信末保羅作出正式的勸勉，勉勵信徒堅定信仰並持守愛心，隨後是他慣常的問安。他讚揚哥林多的使者，他們曾將信帶給保羅（</w:t>
+      </w:r>
+      <w:hyperlink r:id="rId138">
+        <w:r>
+          <w:rPr>
+            <w:lang w:val="zh_TW" w:bidi="zh_TW"/>
+          </w:rPr>
+          <w:rPr>
+            <w:color w:val="0000EE"/>
+            <w:u w:val="single"/>
+          </w:rPr>
+          <w:t>16:15–18</w:t>
+        </w:r>
+      </w:hyperlink>
+      <w:r>
+        <w:rPr>
+          <w:lang w:val="zh_TW" w:bidi="zh_TW"/>
+        </w:rPr>
+        <w:t>），並帶來了來自他共事的亞居拉和百基拉（Priscilla）的問候，他們曾幫助保羅在哥林多建立教會（</w:t>
+      </w:r>
+      <w:hyperlink r:id="rId139">
+        <w:r>
+          <w:rPr>
+            <w:lang w:val="zh_TW" w:bidi="zh_TW"/>
+          </w:rPr>
+          <w:rPr>
+            <w:color w:val="0000EE"/>
+            <w:u w:val="single"/>
+          </w:rPr>
+          <w:t>徒18:2–3、18</w:t>
+        </w:r>
+      </w:hyperlink>
+      <w:r>
+        <w:rPr>
+          <w:lang w:val="zh_TW" w:bidi="zh_TW"/>
+        </w:rPr>
+        <w:t>）。他提到教會中慣例的問安方式，囑咐他們彼此親嘴問安（</w:t>
+      </w:r>
+      <w:hyperlink r:id="rId140">
+        <w:r>
+          <w:rPr>
+            <w:lang w:val="zh_TW" w:bidi="zh_TW"/>
+          </w:rPr>
+          <w:rPr>
+            <w:color w:val="0000EE"/>
+            <w:u w:val="single"/>
+          </w:rPr>
+          <w:t>16:20</w:t>
+        </w:r>
+      </w:hyperlink>
+      <w:r>
+        <w:rPr>
+          <w:lang w:val="zh_TW" w:bidi="zh_TW"/>
+        </w:rPr>
+        <w:t>）。保羅隨後從書記手中接過筆，按照常規親自寫下結語——對那些不愛耶穌的人發出咒詛，並引用教會中常用的亞蘭文表達「主必要來！」（</w:t>
+      </w:r>
+      <w:r>
+        <w:rPr>
           <w:i/>
           <w:lang w:val="zh_TW" w:bidi="zh_TW"/>
         </w:rPr>
+        <w:t>Marana tha，</w:t>
+      </w:r>
+      <w:r>
+        <w:rPr>
+          <w:lang w:val="zh_TW" w:bidi="zh_TW"/>
+        </w:rPr>
+        <w:t>可能用於聚會的結束），並向他們保證自己的愛（</w:t>
+      </w:r>
+      <w:hyperlink r:id="rId141">
+        <w:r>
+          <w:rPr>
+            <w:lang w:val="zh_TW" w:bidi="zh_TW"/>
+          </w:rPr>
+          <w:rPr>
+            <w:color w:val="0000EE"/>
+            <w:u w:val="single"/>
+          </w:rPr>
+          <w:t>21–24</w:t>
+        </w:r>
+      </w:hyperlink>
+      <w:r>
+        <w:rPr>
+          <w:lang w:val="zh_TW" w:bidi="zh_TW"/>
+        </w:rPr>
+        <w:t>節）。</w:t>
+      </w:r>
+    </w:p>
+    <w:p>
+      <w:pPr/>
+      <w:r>
+        <w:rPr>
+          <w:lang w:val="zh_TW" w:bidi="zh_TW"/>
+        </w:rPr>
+      </w:r>
+      <w:r>
+        <w:rPr>
+          <w:i/>
+          <w:lang w:val="zh_TW" w:bidi="zh_TW"/>
+        </w:rPr>
         <w:t>另見</w:t>
       </w:r>
       <w:r>
         <w:rPr>
           <w:lang w:val="zh_TW" w:bidi="zh_TW"/>
         </w:rPr>
-        <w:t>古珊</w:t>
-      </w:r>
+        <w:t xml:space="preserve"> </w:t>
+      </w:r>
+      <w:r>
+        <w:rPr>
+          <w:lang w:val="zh_TW" w:bidi="zh_TW"/>
+        </w:rPr>
+        <w:t>使徒行傳；</w:t>
+      </w:r>
+      <w:r>
+        <w:rPr>
+          <w:lang w:val="zh_TW" w:bidi="zh_TW"/>
+        </w:rPr>
+        <w:t>哥林多；</w:t>
+      </w:r>
+      <w:r>
+        <w:rPr>
+          <w:lang w:val="zh_TW" w:bidi="zh_TW"/>
+        </w:rPr>
+        <w:t>哥林多後書；</w:t>
+      </w:r>
+      <w:r>
+        <w:rPr>
+          <w:lang w:val="zh_TW" w:bidi="zh_TW"/>
+        </w:rPr>
+        <w:t>使徒保羅</w:t>
+      </w:r>
+      <w:r>
+        <w:rPr>
+          <w:lang w:val="zh_TW" w:bidi="zh_TW"/>
+        </w:rPr>
+        <w:t>。</w:t>
+      </w:r>
+      <w:r>
+        <w:rPr>
+          <w:lang w:val="zh_TW" w:bidi="zh_TW"/>
+        </w:rPr>
+      </w:r>
+      <w:r>
+        <w:rPr>
+          <w:lang w:val="zh_TW" w:bidi="zh_TW"/>
+        </w:rPr>
+      </w:r>
+    </w:p>
+    <w:p>
+      <w:pPr/>
+      <w:r>
+        <w:rPr>
+          <w:lang w:val="zh_TW" w:bidi="zh_TW"/>
+        </w:rPr>
+      </w:r>
+    </w:p>
+    <w:p>
+      <w:pPr>
+        <w:pStyle w:val="Heading2"/>
+      </w:pPr>
+      <w:r>
+        <w:rPr>
+          <w:lang w:val="zh_TW" w:bidi="zh_TW"/>
+        </w:rPr>
+        <w:t>割禮</w:t>
+      </w:r>
+      <w:r>
+        <w:rPr>
+          <w:lang w:val="zh_TW" w:bidi="zh_TW"/>
+        </w:rPr>
+      </w:r>
+    </w:p>
+    <w:p>
+      <w:pPr/>
+      <w:r>
+        <w:rPr>
+          <w:lang w:val="zh_TW" w:bidi="zh_TW"/>
+        </w:rPr>
+      </w:r>
+      <w:r>
+        <w:rPr>
+          <w:lang w:val="zh_TW" w:bidi="zh_TW"/>
+        </w:rPr>
+        <w:t>切除男性生殖器官的包皮的外科手術。在聖經時代，割禮是神與亞伯拉罕立約的印記（</w:t>
+      </w:r>
+      <w:hyperlink r:id="rId142">
+        <w:r>
+          <w:rPr>
+            <w:lang w:val="zh_TW" w:bidi="zh_TW"/>
+          </w:rPr>
+          <w:rPr>
+            <w:color w:val="0000EE"/>
+            <w:u w:val="single"/>
+          </w:rPr>
+          <w:t>創17:1–14</w:t>
+        </w:r>
+      </w:hyperlink>
+      <w:r>
+        <w:rPr>
+          <w:lang w:val="zh_TW" w:bidi="zh_TW"/>
+        </w:rPr>
+        <w:t>）。雖然割禮起源於古代部落或宗教儀式，但自本世紀初以來，它在西方國家已被運用於衛生目的。許多醫生認為割禮有助於預防男性及其妻子的生殖器癌症，因此在北美，幾乎所有新生男嬰在出生幾天後都會接受這項小手術。在猶太教之外，這個手術不再具有宗教意義。</w:t>
+      </w:r>
+    </w:p>
+    <w:p>
+      <w:pPr/>
+      <w:r>
+        <w:rPr>
+          <w:lang w:val="zh_TW" w:bidi="zh_TW"/>
+        </w:rPr>
+      </w:r>
+      <w:r>
+        <w:rPr>
+          <w:lang w:val="zh_TW" w:bidi="zh_TW"/>
+        </w:rPr>
+        <w:t>概述</w:t>
+      </w:r>
+    </w:p>
+    <w:p>
+      <w:pPr>
+        <w:pStyle w:val="ListBullet"/>
+        <w:spacing w:line="240" w:lineRule="auto"/>
+        <w:ind w:left="720"/>
+      </w:pPr>
+      <w:r>
+        <w:rPr>
+          <w:lang w:val="zh_TW" w:bidi="zh_TW"/>
+        </w:rPr>
+      </w:r>
+      <w:r>
+        <w:rPr>
+          <w:lang w:val="zh_TW" w:bidi="zh_TW"/>
+        </w:rPr>
+        <w:t>古代世界的割禮</w:t>
+      </w:r>
+    </w:p>
+    <w:p>
+      <w:pPr>
+        <w:pStyle w:val="ListBullet"/>
+        <w:spacing w:line="240" w:lineRule="auto"/>
+        <w:ind w:left="720"/>
+      </w:pPr>
+      <w:r>
+        <w:rPr>
+          <w:lang w:val="zh_TW" w:bidi="zh_TW"/>
+        </w:rPr>
+      </w:r>
+      <w:r>
+        <w:rPr>
+          <w:lang w:val="zh_TW" w:bidi="zh_TW"/>
+        </w:rPr>
+        <w:t>舊約中的割禮</w:t>
+      </w:r>
+    </w:p>
+    <w:p>
+      <w:pPr>
+        <w:pStyle w:val="ListBullet"/>
+        <w:spacing w:line="240" w:lineRule="auto"/>
+        <w:ind w:left="720"/>
+      </w:pPr>
+      <w:r>
+        <w:rPr>
+          <w:lang w:val="zh_TW" w:bidi="zh_TW"/>
+        </w:rPr>
+      </w:r>
+      <w:r>
+        <w:rPr>
+          <w:lang w:val="zh_TW" w:bidi="zh_TW"/>
+        </w:rPr>
+        <w:t>新約中的割禮</w:t>
+      </w:r>
+    </w:p>
+    <w:p>
+      <w:pPr>
+        <w:pStyle w:val="Heading3"/>
+      </w:pPr>
+      <w:r>
+        <w:rPr>
+          <w:lang w:val="zh_TW" w:bidi="zh_TW"/>
+        </w:rPr>
+        <w:t>古代世界的割禮</w:t>
+      </w:r>
+    </w:p>
+    <w:p>
+      <w:pPr/>
+      <w:r>
+        <w:rPr>
+          <w:lang w:val="zh_TW" w:bidi="zh_TW"/>
+        </w:rPr>
+      </w:r>
+      <w:r>
+        <w:rPr>
+          <w:lang w:val="zh_TW" w:bidi="zh_TW"/>
+        </w:rPr>
+        <w:t>割禮儀式的歷史遠早於希伯來人的歷史。洞穴壁畫證明在史前時代就有割禮。埃及神廟的繪畫顯示，割禮在公元前4000年甚至更早時期就已經普及。實行割禮的民族幾乎遍及各大州。這種儀式在中南美洲印第安人、波利尼西亞人、新幾內亞人民、許多澳洲和非洲部落、埃及人以及前伊斯蘭的阿拉伯人中都有實行。可蘭經中未有提及這個儀式，但由於穆罕默德受過割禮，因此傳統規定男性穆斯林應遵循這個古老的習俗。阿拉伯人的祖先經由以實瑪利（</w:t>
+      </w:r>
+      <w:hyperlink r:id="rId143">
+        <w:r>
+          <w:rPr>
+            <w:lang w:val="zh_TW" w:bidi="zh_TW"/>
+          </w:rPr>
+          <w:rPr>
+            <w:color w:val="0000EE"/>
+            <w:u w:val="single"/>
+          </w:rPr>
+          <w:t>創17:20</w:t>
+        </w:r>
+      </w:hyperlink>
+      <w:r>
+        <w:rPr>
+          <w:lang w:val="zh_TW" w:bidi="zh_TW"/>
+        </w:rPr>
+        <w:t>）可追溯到亞伯拉罕，穆斯林行割禮的一般年齡是在13歲，因為以實瑪利在這個年齡接受了割禮（</w:t>
+      </w:r>
+      <w:hyperlink r:id="rId144">
+        <w:r>
+          <w:rPr>
+            <w:lang w:val="zh_TW" w:bidi="zh_TW"/>
+          </w:rPr>
+          <w:rPr>
+            <w:color w:val="0000EE"/>
+            <w:u w:val="single"/>
+          </w:rPr>
+          <w:t>25</w:t>
+        </w:r>
+      </w:hyperlink>
+      <w:r>
+        <w:rPr>
+          <w:lang w:val="zh_TW" w:bidi="zh_TW"/>
+        </w:rPr>
+        <w:t>節）。</w:t>
+      </w:r>
+    </w:p>
+    <w:p>
+      <w:pPr/>
+      <w:r>
+        <w:rPr>
+          <w:lang w:val="zh_TW" w:bidi="zh_TW"/>
+        </w:rPr>
+      </w:r>
+      <w:r>
+        <w:rPr>
+          <w:lang w:val="zh_TW" w:bidi="zh_TW"/>
+        </w:rPr>
+        <w:t>在西閃族人中，亞捫人、以東人、米甸人、摩押人和腓尼基人都實行割禮（</w:t>
+      </w:r>
+      <w:hyperlink r:id="rId145">
+        <w:r>
+          <w:rPr>
+            <w:lang w:val="zh_TW" w:bidi="zh_TW"/>
+          </w:rPr>
+          <w:rPr>
+            <w:color w:val="0000EE"/>
+            <w:u w:val="single"/>
+          </w:rPr>
+          <w:t>耶9:25–26</w:t>
+        </w:r>
+      </w:hyperlink>
+      <w:r>
+        <w:rPr>
+          <w:lang w:val="zh_TW" w:bidi="zh_TW"/>
+        </w:rPr>
+        <w:t>），但非利士人卻沒有實行（</w:t>
+      </w:r>
+      <w:hyperlink r:id="rId146">
+        <w:r>
+          <w:rPr>
+            <w:lang w:val="zh_TW" w:bidi="zh_TW"/>
+          </w:rPr>
+          <w:rPr>
+            <w:color w:val="0000EE"/>
+            <w:u w:val="single"/>
+          </w:rPr>
+          <w:t>士14:3</w:t>
+        </w:r>
+      </w:hyperlink>
+      <w:r>
+        <w:rPr>
+          <w:lang w:val="zh_TW" w:bidi="zh_TW"/>
+        </w:rPr>
+        <w:t>，</w:t>
+      </w:r>
+      <w:hyperlink r:id="rId147">
+        <w:r>
+          <w:rPr>
+            <w:lang w:val="zh_TW" w:bidi="zh_TW"/>
+          </w:rPr>
+          <w:rPr>
+            <w:color w:val="0000EE"/>
+            <w:u w:val="single"/>
+          </w:rPr>
+          <w:t>15:18</w:t>
+        </w:r>
+      </w:hyperlink>
       <w:r>
         <w:rPr>
           <w:lang w:val="zh_TW" w:bidi="zh_TW"/>
         </w:rPr>
         <w:t>；</w:t>
       </w:r>
-      <w:r>
-        <w:rPr>
-          <w:lang w:val="zh_TW" w:bidi="zh_TW"/>
-        </w:rPr>
-        <w:t>古示 #1</w:t>
-      </w:r>
+      <w:hyperlink r:id="rId148">
+        <w:r>
+          <w:rPr>
+            <w:lang w:val="zh_TW" w:bidi="zh_TW"/>
+          </w:rPr>
+          <w:rPr>
+            <w:color w:val="0000EE"/>
+            <w:u w:val="single"/>
+          </w:rPr>
+          <w:t>撒上14:6</w:t>
+        </w:r>
+      </w:hyperlink>
+      <w:r>
+        <w:rPr>
+          <w:lang w:val="zh_TW" w:bidi="zh_TW"/>
+        </w:rPr>
+        <w:t>，</w:t>
+      </w:r>
+      <w:hyperlink r:id="rId149">
+        <w:r>
+          <w:rPr>
+            <w:lang w:val="zh_TW" w:bidi="zh_TW"/>
+          </w:rPr>
+          <w:rPr>
+            <w:color w:val="0000EE"/>
+            <w:u w:val="single"/>
+          </w:rPr>
+          <w:t>17:26、36</w:t>
+        </w:r>
+      </w:hyperlink>
+      <w:r>
+        <w:rPr>
+          <w:lang w:val="zh_TW" w:bidi="zh_TW"/>
+        </w:rPr>
+        <w:t>，</w:t>
+      </w:r>
+      <w:hyperlink r:id="rId150">
+        <w:r>
+          <w:rPr>
+            <w:lang w:val="zh_TW" w:bidi="zh_TW"/>
+          </w:rPr>
+          <w:rPr>
+            <w:color w:val="0000EE"/>
+            <w:u w:val="single"/>
+          </w:rPr>
+          <w:t>18:25、27</w:t>
+        </w:r>
+      </w:hyperlink>
+      <w:r>
+        <w:rPr>
+          <w:lang w:val="zh_TW" w:bidi="zh_TW"/>
+        </w:rPr>
+        <w:t>，</w:t>
+      </w:r>
+      <w:hyperlink r:id="rId151">
+        <w:r>
+          <w:rPr>
+            <w:lang w:val="zh_TW" w:bidi="zh_TW"/>
+          </w:rPr>
+          <w:rPr>
+            <w:color w:val="0000EE"/>
+            <w:u w:val="single"/>
+          </w:rPr>
+          <w:t>31:4</w:t>
+        </w:r>
+      </w:hyperlink>
       <w:r>
         <w:rPr>
           <w:lang w:val="zh_TW" w:bidi="zh_TW"/>
         </w:rPr>
         <w:t>；</w:t>
       </w:r>
-      <w:r>
-        <w:rPr>
-          <w:lang w:val="zh_TW" w:bidi="zh_TW"/>
-        </w:rPr>
-        <w:t>衣索匹亞</w:t>
-      </w:r>
-      <w:r>
-        <w:rPr>
+      <w:hyperlink r:id="rId152">
+        <w:r>
+          <w:rPr>
+            <w:lang w:val="zh_TW" w:bidi="zh_TW"/>
+          </w:rPr>
+          <w:rPr>
+            <w:color w:val="0000EE"/>
+            <w:u w:val="single"/>
+          </w:rPr>
+          <w:t>撒下1:20</w:t>
+        </w:r>
+      </w:hyperlink>
+      <w:r>
+        <w:rPr>
+          <w:lang w:val="zh_TW" w:bidi="zh_TW"/>
+        </w:rPr>
+        <w:t>，</w:t>
+      </w:r>
+      <w:hyperlink r:id="rId153">
+        <w:r>
+          <w:rPr>
+            <w:lang w:val="zh_TW" w:bidi="zh_TW"/>
+          </w:rPr>
+          <w:rPr>
+            <w:color w:val="0000EE"/>
+            <w:u w:val="single"/>
+          </w:rPr>
+          <w:t>3:14；</w:t>
+        </w:r>
+      </w:hyperlink>
+      <w:hyperlink r:id="rId154">
+        <w:r>
+          <w:rPr>
+            <w:lang w:val="zh_TW" w:bidi="zh_TW"/>
+          </w:rPr>
+          <w:rPr>
+            <w:color w:val="0000EE"/>
+            <w:u w:val="single"/>
+          </w:rPr>
+          <w:t>代上10:4</w:t>
+        </w:r>
+      </w:hyperlink>
+      <w:r>
+        <w:rPr>
+          <w:lang w:val="zh_TW" w:bidi="zh_TW"/>
+        </w:rPr>
+        <w:t>）。</w:t>
+      </w:r>
+    </w:p>
+    <w:p>
+      <w:pPr/>
+      <w:r>
+        <w:rPr>
+          <w:lang w:val="zh_TW" w:bidi="zh_TW"/>
+        </w:rPr>
+      </w:r>
+      <w:r>
+        <w:rPr>
+          <w:lang w:val="zh_TW" w:bidi="zh_TW"/>
+        </w:rPr>
+        <w:t>年輕男子通常在青春期時受割禮，顯然是為了準備結婚和承擔完整部落的責任做準備。希伯來人是古代唯一在嬰兒期進行割禮的人，從而擺脫了割禮與生育儀式的關係。</w:t>
+      </w:r>
+    </w:p>
+    <w:p>
+      <w:pPr>
+        <w:pStyle w:val="Heading3"/>
+      </w:pPr>
+      <w:r>
+        <w:rPr>
+          <w:lang w:val="zh_TW" w:bidi="zh_TW"/>
+        </w:rPr>
+        <w:t>舊約中的割禮</w:t>
+      </w:r>
+    </w:p>
+    <w:p>
+      <w:pPr/>
+      <w:r>
+        <w:rPr>
+          <w:lang w:val="zh_TW" w:bidi="zh_TW"/>
+        </w:rPr>
+      </w:r>
+      <w:r>
+        <w:rPr>
+          <w:lang w:val="zh_TW" w:bidi="zh_TW"/>
+        </w:rPr>
+        <w:t>在聖經中，割禮的實踐始於</w:t>
+      </w:r>
+      <w:hyperlink r:id="rId155">
+        <w:r>
+          <w:rPr>
+            <w:lang w:val="zh_TW" w:bidi="zh_TW"/>
+          </w:rPr>
+          <w:rPr>
+            <w:color w:val="0000EE"/>
+            <w:u w:val="single"/>
+          </w:rPr>
+          <w:t>創世記17</w:t>
+        </w:r>
+      </w:hyperlink>
+      <w:r>
+        <w:rPr>
+          <w:lang w:val="zh_TW" w:bidi="zh_TW"/>
+        </w:rPr>
+        <w:t>，作為神與亞伯拉罕之間的立約記號。神應許給亞伯拉罕一塊土地，並通過尚未懷上的兒子，使他有無數的後裔，甚至有君王從他後裔中出現。祝福將臨到亞伯拉罕，並通過他臨到萬國（</w:t>
+      </w:r>
+      <w:hyperlink r:id="rId156">
+        <w:r>
+          <w:rPr>
+            <w:lang w:val="zh_TW" w:bidi="zh_TW"/>
+          </w:rPr>
+          <w:rPr>
+            <w:color w:val="0000EE"/>
+            <w:u w:val="single"/>
+          </w:rPr>
+          <w:t>創12:1–3</w:t>
+        </w:r>
+      </w:hyperlink>
+      <w:r>
+        <w:rPr>
+          <w:lang w:val="zh_TW" w:bidi="zh_TW"/>
+        </w:rPr>
+        <w:t>）。在正式立約後（</w:t>
+      </w:r>
+      <w:hyperlink r:id="rId157">
+        <w:r>
+          <w:rPr>
+            <w:lang w:val="zh_TW" w:bidi="zh_TW"/>
+          </w:rPr>
+          <w:rPr>
+            <w:color w:val="0000EE"/>
+            <w:u w:val="single"/>
+          </w:rPr>
+          <w:t>15</w:t>
+        </w:r>
+      </w:hyperlink>
+      <w:r>
+        <w:rPr>
+          <w:lang w:val="zh_TW" w:bidi="zh_TW"/>
+        </w:rPr>
+        <w:t>章），神命令亞伯拉罕和他家中的所有男性受割禮來作為立約的證據（創</w:t>
+      </w:r>
+      <w:hyperlink r:id="rId158">
+        <w:r>
+          <w:rPr>
+            <w:lang w:val="zh_TW" w:bidi="zh_TW"/>
+          </w:rPr>
+          <w:rPr>
+            <w:color w:val="0000EE"/>
+            <w:u w:val="single"/>
+          </w:rPr>
+          <w:t>17:9–13</w:t>
+        </w:r>
+      </w:hyperlink>
+      <w:r>
+        <w:rPr>
+          <w:lang w:val="zh_TW" w:bidi="zh_TW"/>
+        </w:rPr>
+        <w:t>）。</w:t>
+      </w:r>
+    </w:p>
+    <w:p>
+      <w:pPr/>
+      <w:r>
+        <w:rPr>
+          <w:lang w:val="zh_TW" w:bidi="zh_TW"/>
+        </w:rPr>
+      </w:r>
+      <w:r>
+        <w:rPr>
+          <w:lang w:val="zh_TW" w:bidi="zh_TW"/>
+        </w:rPr>
+        <w:t>割禮是對神的應許將會實現的信心表達。由於亞伯拉罕已經見證了神威嚴的奇妙顯現（</w:t>
+      </w:r>
+      <w:hyperlink r:id="rId159">
+        <w:r>
+          <w:rPr>
+            <w:lang w:val="zh_TW" w:bidi="zh_TW"/>
+          </w:rPr>
+          <w:rPr>
+            <w:color w:val="0000EE"/>
+            <w:u w:val="single"/>
+          </w:rPr>
+          <w:t>15:9–17</w:t>
+        </w:r>
+      </w:hyperlink>
+      <w:r>
+        <w:rPr>
+          <w:lang w:val="zh_TW" w:bidi="zh_TW"/>
+        </w:rPr>
+        <w:t>），但他的信心仍然動搖（</w:t>
+      </w:r>
+      <w:hyperlink r:id="rId160">
+        <w:r>
+          <w:rPr>
+            <w:lang w:val="zh_TW" w:bidi="zh_TW"/>
+          </w:rPr>
+          <w:rPr>
+            <w:color w:val="0000EE"/>
+            <w:u w:val="single"/>
+          </w:rPr>
+          <w:t>創16章</w:t>
+        </w:r>
+      </w:hyperlink>
+      <w:r>
+        <w:rPr>
+          <w:lang w:val="zh_TW" w:bidi="zh_TW"/>
+        </w:rPr>
+        <w:t>），因此神在他和他男性後裔的身體上留下了一個永久的記號，以提醒他神立約的應許（</w:t>
+      </w:r>
+      <w:hyperlink r:id="rId161">
+        <w:r>
+          <w:rPr>
+            <w:lang w:val="zh_TW" w:bidi="zh_TW"/>
+          </w:rPr>
+          <w:rPr>
+            <w:color w:val="0000EE"/>
+            <w:u w:val="single"/>
+          </w:rPr>
+          <w:t>17:11</w:t>
+        </w:r>
+      </w:hyperlink>
+      <w:r>
+        <w:rPr>
+          <w:lang w:val="zh_TW" w:bidi="zh_TW"/>
+        </w:rPr>
+        <w:t>）。這個記號與神立約的應許有如此密切的關係，以至於這個儀式本身可以稱為「約（covenant）」（</w:t>
+      </w:r>
+      <w:hyperlink r:id="rId162">
+        <w:r>
+          <w:rPr>
+            <w:lang w:val="zh_TW" w:bidi="zh_TW"/>
+          </w:rPr>
+          <w:rPr>
+            <w:color w:val="0000EE"/>
+            <w:u w:val="single"/>
+          </w:rPr>
+          <w:t>創17:10</w:t>
+        </w:r>
+      </w:hyperlink>
+      <w:r>
+        <w:rPr>
+          <w:lang w:val="zh_TW" w:bidi="zh_TW"/>
+        </w:rPr>
+        <w:t>；</w:t>
+      </w:r>
+      <w:hyperlink r:id="rId163">
+        <w:r>
+          <w:rPr>
+            <w:lang w:val="zh_TW" w:bidi="zh_TW"/>
+          </w:rPr>
+          <w:rPr>
+            <w:color w:val="0000EE"/>
+            <w:u w:val="single"/>
+          </w:rPr>
+          <w:t>徒7:8</w:t>
+        </w:r>
+      </w:hyperlink>
+      <w:r>
+        <w:rPr>
+          <w:lang w:val="zh_TW" w:bidi="zh_TW"/>
+        </w:rPr>
+        <w:t>）。</w:t>
+      </w:r>
+    </w:p>
+    <w:p>
+      <w:pPr/>
+      <w:r>
+        <w:rPr>
+          <w:lang w:val="zh_TW" w:bidi="zh_TW"/>
+        </w:rPr>
+      </w:r>
+      <w:r>
+        <w:rPr>
+          <w:lang w:val="zh_TW" w:bidi="zh_TW"/>
+        </w:rPr>
+        <w:t>割禮應在孩子出生後第八天進行（</w:t>
+      </w:r>
+      <w:hyperlink r:id="rId164">
+        <w:r>
+          <w:rPr>
+            <w:lang w:val="zh_TW" w:bidi="zh_TW"/>
+          </w:rPr>
+          <w:rPr>
+            <w:color w:val="0000EE"/>
+            <w:u w:val="single"/>
+          </w:rPr>
+          <w:t>創17:12</w:t>
+        </w:r>
+      </w:hyperlink>
+      <w:r>
+        <w:rPr>
+          <w:lang w:val="zh_TW" w:bidi="zh_TW"/>
+        </w:rPr>
+        <w:t>；</w:t>
+      </w:r>
+      <w:hyperlink r:id="rId165">
+        <w:r>
+          <w:rPr>
+            <w:lang w:val="zh_TW" w:bidi="zh_TW"/>
+          </w:rPr>
+          <w:rPr>
+            <w:color w:val="0000EE"/>
+            <w:u w:val="single"/>
+          </w:rPr>
+          <w:t>利12:1–3</w:t>
+        </w:r>
+      </w:hyperlink>
+      <w:r>
+        <w:rPr>
+          <w:lang w:val="zh_TW" w:bidi="zh_TW"/>
+        </w:rPr>
+        <w:t>；見</w:t>
+      </w:r>
+      <w:hyperlink r:id="rId166">
+        <w:r>
+          <w:rPr>
+            <w:lang w:val="zh_TW" w:bidi="zh_TW"/>
+          </w:rPr>
+          <w:rPr>
+            <w:color w:val="0000EE"/>
+            <w:u w:val="single"/>
+          </w:rPr>
+          <w:t>創21:4</w:t>
+        </w:r>
+      </w:hyperlink>
+      <w:r>
+        <w:rPr>
+          <w:lang w:val="zh_TW" w:bidi="zh_TW"/>
+        </w:rPr>
+        <w:t>；</w:t>
+      </w:r>
+      <w:hyperlink r:id="rId167">
+        <w:r>
+          <w:rPr>
+            <w:lang w:val="zh_TW" w:bidi="zh_TW"/>
+          </w:rPr>
+          <w:rPr>
+            <w:color w:val="0000EE"/>
+            <w:u w:val="single"/>
+          </w:rPr>
+          <w:t>路1:59</w:t>
+        </w:r>
+      </w:hyperlink>
+      <w:r>
+        <w:rPr>
+          <w:lang w:val="zh_TW" w:bidi="zh_TW"/>
+        </w:rPr>
+        <w:t>，</w:t>
+      </w:r>
+      <w:hyperlink r:id="rId168">
+        <w:r>
+          <w:rPr>
+            <w:lang w:val="zh_TW" w:bidi="zh_TW"/>
+          </w:rPr>
+          <w:rPr>
+            <w:color w:val="0000EE"/>
+            <w:u w:val="single"/>
+          </w:rPr>
+          <w:t>2:21</w:t>
+        </w:r>
+      </w:hyperlink>
+      <w:r>
+        <w:rPr>
+          <w:lang w:val="zh_TW" w:bidi="zh_TW"/>
+        </w:rPr>
+        <w:t>；</w:t>
+      </w:r>
+      <w:hyperlink r:id="rId163">
+        <w:r>
+          <w:rPr>
+            <w:lang w:val="zh_TW" w:bidi="zh_TW"/>
+          </w:rPr>
+          <w:rPr>
+            <w:color w:val="0000EE"/>
+            <w:u w:val="single"/>
+          </w:rPr>
+          <w:t>徒7:8</w:t>
+        </w:r>
+      </w:hyperlink>
+      <w:r>
+        <w:rPr>
+          <w:lang w:val="zh_TW" w:bidi="zh_TW"/>
+        </w:rPr>
+        <w:t>；</w:t>
+      </w:r>
+      <w:hyperlink r:id="rId169">
+        <w:r>
+          <w:rPr>
+            <w:lang w:val="zh_TW" w:bidi="zh_TW"/>
+          </w:rPr>
+          <w:rPr>
+            <w:color w:val="0000EE"/>
+            <w:u w:val="single"/>
+          </w:rPr>
+          <w:t>腓3:5</w:t>
+        </w:r>
+      </w:hyperlink>
+      <w:r>
+        <w:rPr>
+          <w:lang w:val="zh_TW" w:bidi="zh_TW"/>
+        </w:rPr>
+        <w:t>），通常由男孩的父親為他施行（</w:t>
+      </w:r>
+      <w:hyperlink r:id="rId170">
+        <w:r>
+          <w:rPr>
+            <w:lang w:val="zh_TW" w:bidi="zh_TW"/>
+          </w:rPr>
+          <w:rPr>
+            <w:color w:val="0000EE"/>
+            <w:u w:val="single"/>
+          </w:rPr>
+          <w:t>創17:23</w:t>
+        </w:r>
+      </w:hyperlink>
+      <w:r>
+        <w:rPr>
+          <w:lang w:val="zh_TW" w:bidi="zh_TW"/>
+        </w:rPr>
+        <w:t>，</w:t>
+      </w:r>
+      <w:hyperlink r:id="rId166">
+        <w:r>
+          <w:rPr>
+            <w:lang w:val="zh_TW" w:bidi="zh_TW"/>
+          </w:rPr>
+          <w:rPr>
+            <w:color w:val="0000EE"/>
+            <w:u w:val="single"/>
+          </w:rPr>
+          <w:t>21:4</w:t>
+        </w:r>
+      </w:hyperlink>
+      <w:r>
+        <w:rPr>
+          <w:lang w:val="zh_TW" w:bidi="zh_TW"/>
+        </w:rPr>
+        <w:t>；</w:t>
+      </w:r>
+      <w:hyperlink r:id="rId163">
+        <w:r>
+          <w:rPr>
+            <w:lang w:val="zh_TW" w:bidi="zh_TW"/>
+          </w:rPr>
+          <w:rPr>
+            <w:color w:val="0000EE"/>
+            <w:u w:val="single"/>
+          </w:rPr>
+          <w:t>徒7:8</w:t>
+        </w:r>
+      </w:hyperlink>
+      <w:r>
+        <w:rPr>
+          <w:lang w:val="zh_TW" w:bidi="zh_TW"/>
+        </w:rPr>
+        <w:t>），同時會為男孩取名（</w:t>
+      </w:r>
+      <w:hyperlink r:id="rId167">
+        <w:r>
+          <w:rPr>
+            <w:lang w:val="zh_TW" w:bidi="zh_TW"/>
+          </w:rPr>
+          <w:rPr>
+            <w:color w:val="0000EE"/>
+            <w:u w:val="single"/>
+          </w:rPr>
+          <w:t>路1:59，</w:t>
+        </w:r>
+      </w:hyperlink>
+      <w:hyperlink r:id="rId168">
+        <w:r>
+          <w:rPr>
+            <w:lang w:val="zh_TW" w:bidi="zh_TW"/>
+          </w:rPr>
+          <w:rPr>
+            <w:color w:val="0000EE"/>
+            <w:u w:val="single"/>
+          </w:rPr>
+          <w:t>2:21</w:t>
+        </w:r>
+      </w:hyperlink>
+      <w:r>
+        <w:rPr>
+          <w:lang w:val="zh_TW" w:bidi="zh_TW"/>
+        </w:rPr>
+        <w:t>）。在早期，使用火石刀來進行這一儀式（</w:t>
+      </w:r>
+      <w:hyperlink r:id="rId171">
+        <w:r>
+          <w:rPr>
+            <w:lang w:val="zh_TW" w:bidi="zh_TW"/>
+          </w:rPr>
+          <w:rPr>
+            <w:color w:val="0000EE"/>
+            <w:u w:val="single"/>
+          </w:rPr>
+          <w:t>出4:25</w:t>
+        </w:r>
+      </w:hyperlink>
+      <w:r>
+        <w:rPr>
+          <w:lang w:val="zh_TW" w:bidi="zh_TW"/>
+        </w:rPr>
+        <w:t>；</w:t>
+      </w:r>
+      <w:hyperlink r:id="rId172">
+        <w:r>
+          <w:rPr>
+            <w:lang w:val="zh_TW" w:bidi="zh_TW"/>
+          </w:rPr>
+          <w:rPr>
+            <w:color w:val="0000EE"/>
+            <w:u w:val="single"/>
+          </w:rPr>
+          <w:t>書5:2–3</w:t>
+        </w:r>
+      </w:hyperlink>
+      <w:r>
+        <w:rPr>
+          <w:lang w:val="zh_TW" w:bidi="zh_TW"/>
+        </w:rPr>
+        <w:t>）。後來，這一儀式由一名受過訓練的割禮師（mohel）來執行</w:t>
+      </w:r>
+      <w:r>
+        <w:rPr>
+          <w:i/>
           <w:lang w:val="zh_TW" w:bidi="zh_TW"/>
         </w:rPr>
         <w:t>。</w:t>
@@ -632,11 +4588,18 @@
         <w:rPr>
           <w:lang w:val="zh_TW" w:bidi="zh_TW"/>
         </w:rPr>
-      </w:r>
-      <w:r>
-        <w:rPr>
-          <w:lang w:val="zh_TW" w:bidi="zh_TW"/>
-        </w:rPr>
+        <w:t>醫學研究已經確定，凝血酶原（prothrombin）是一種有助於凝血的血液物質，在出生後第八天，它在體內的含量比生命中的任何其它時間都高。</w:t>
+      </w:r>
+    </w:p>
+    <w:p>
+      <w:pPr>
+        <w:pStyle w:val="Heading4"/>
+      </w:pPr>
+      <w:r>
+        <w:rPr>
+          <w:lang w:val="zh_TW" w:bidi="zh_TW"/>
+        </w:rPr>
+        <w:t>神學意義</w:t>
       </w:r>
     </w:p>
     <w:p>
@@ -646,6 +4609,1392 @@
           <w:lang w:val="zh_TW" w:bidi="zh_TW"/>
         </w:rPr>
       </w:r>
+      <w:r>
+        <w:rPr>
+          <w:lang w:val="zh_TW" w:bidi="zh_TW"/>
+        </w:rPr>
+        <w:t>割禮與神之於亞伯拉罕後裔應許的實現有關（</w:t>
+      </w:r>
+      <w:hyperlink r:id="rId173">
+        <w:r>
+          <w:rPr>
+            <w:lang w:val="zh_TW" w:bidi="zh_TW"/>
+          </w:rPr>
+          <w:rPr>
+            <w:color w:val="0000EE"/>
+            <w:u w:val="single"/>
+          </w:rPr>
+          <w:t>創17:9–12</w:t>
+        </w:r>
+      </w:hyperlink>
+      <w:r>
+        <w:rPr>
+          <w:lang w:val="zh_TW" w:bidi="zh_TW"/>
+        </w:rPr>
+        <w:t>）。由於這一記號涉及生殖器官，因此它與族群的繁衍息息相關。對八天大的嬰孩施行割禮，顯示神對亞伯拉罕後裔應許的恩典性質，並表明神的子民從出生起就需要潔淨的恩典（</w:t>
+      </w:r>
+      <w:hyperlink r:id="rId165">
+        <w:r>
+          <w:rPr>
+            <w:lang w:val="zh_TW" w:bidi="zh_TW"/>
+          </w:rPr>
+          <w:rPr>
+            <w:color w:val="0000EE"/>
+            <w:u w:val="single"/>
+          </w:rPr>
+          <w:t>利12:1–3</w:t>
+        </w:r>
+      </w:hyperlink>
+      <w:r>
+        <w:rPr>
+          <w:lang w:val="zh_TW" w:bidi="zh_TW"/>
+        </w:rPr>
+        <w:t>）。這約的應許在每一代人中都會得到重申，無論他們是出於信心還是不信，這一應許都與之相關。無論神選民的心如何，都不能改變神對亞伯拉罕及其後裔所賜應許的最終實現。</w:t>
+      </w:r>
+    </w:p>
+    <w:p>
+      <w:pPr/>
+      <w:r>
+        <w:rPr>
+          <w:lang w:val="zh_TW" w:bidi="zh_TW"/>
+        </w:rPr>
+      </w:r>
+      <w:r>
+        <w:rPr>
+          <w:lang w:val="zh_TW" w:bidi="zh_TW"/>
+        </w:rPr>
+        <w:t>割禮同時也與神於土地應許的實現有關（</w:t>
+      </w:r>
+      <w:hyperlink r:id="rId174">
+        <w:r>
+          <w:rPr>
+            <w:lang w:val="zh_TW" w:bidi="zh_TW"/>
+          </w:rPr>
+          <w:rPr>
+            <w:color w:val="0000EE"/>
+            <w:u w:val="single"/>
+          </w:rPr>
+          <w:t>創17:8</w:t>
+        </w:r>
+      </w:hyperlink>
+      <w:r>
+        <w:rPr>
+          <w:lang w:val="zh_TW" w:bidi="zh_TW"/>
+        </w:rPr>
+        <w:t>）。這片土地是神的聖潔產業，以色列人必須聖潔才能擁有它。當約瑟和他的後代在埃及時，他們繼續為他們的兒子行割禮。但由於百姓在出埃及後，於西奈山犯下大罪，不信的以色列人未能在曠野漂流期間給他們的兒女行割禮。因為新一代人沒有受割禮，百姓未準備好進入應許之地。因此，神命令約書亞為以色列的男子行割禮。百姓順服的回應是一種信心的表現，因為敵人的軍隊正駐紮在附近，若以色列的戰士們行割禮，將無法應戰（</w:t>
+      </w:r>
+      <w:hyperlink r:id="rId175">
+        <w:r>
+          <w:rPr>
+            <w:lang w:val="zh_TW" w:bidi="zh_TW"/>
+          </w:rPr>
+          <w:rPr>
+            <w:color w:val="0000EE"/>
+            <w:u w:val="single"/>
+          </w:rPr>
+          <w:t>書5:2–9</w:t>
+        </w:r>
+      </w:hyperlink>
+      <w:r>
+        <w:rPr>
+          <w:lang w:val="zh_TW" w:bidi="zh_TW"/>
+        </w:rPr>
+        <w:t>）。</w:t>
+      </w:r>
+    </w:p>
+    <w:p>
+      <w:pPr/>
+      <w:r>
+        <w:rPr>
+          <w:lang w:val="zh_TW" w:bidi="zh_TW"/>
+        </w:rPr>
+      </w:r>
+      <w:r>
+        <w:rPr>
+          <w:lang w:val="zh_TW" w:bidi="zh_TW"/>
+        </w:rPr>
+        <w:t>從一開始，亞伯拉罕家族之外的人就可以參與這約的應許（</w:t>
+      </w:r>
+      <w:hyperlink r:id="rId176">
+        <w:r>
+          <w:rPr>
+            <w:lang w:val="zh_TW" w:bidi="zh_TW"/>
+          </w:rPr>
+          <w:rPr>
+            <w:color w:val="0000EE"/>
+            <w:u w:val="single"/>
+          </w:rPr>
+          <w:t>創17:12–13</w:t>
+        </w:r>
+      </w:hyperlink>
+      <w:r>
+        <w:rPr>
+          <w:lang w:val="zh_TW" w:bidi="zh_TW"/>
+        </w:rPr>
+        <w:t>）。</w:t>
+      </w:r>
+      <w:hyperlink r:id="rId177">
+        <w:r>
+          <w:rPr>
+            <w:lang w:val="zh_TW" w:bidi="zh_TW"/>
+          </w:rPr>
+          <w:rPr>
+            <w:color w:val="0000EE"/>
+            <w:u w:val="single"/>
+          </w:rPr>
+          <w:t>出埃及記十二章43至49節</w:t>
+        </w:r>
+      </w:hyperlink>
+      <w:r>
+        <w:rPr>
+          <w:lang w:val="zh_TW" w:bidi="zh_TW"/>
+        </w:rPr>
+        <w:t>給非以色列人參與逾越節的機會，只要他們願意遵守與猶太人相同的規定——行割禮。</w:t>
+      </w:r>
+    </w:p>
+    <w:p>
+      <w:pPr>
+        <w:pStyle w:val="Heading3"/>
+      </w:pPr>
+      <w:r>
+        <w:rPr>
+          <w:lang w:val="zh_TW" w:bidi="zh_TW"/>
+        </w:rPr>
+        <w:t>新約中的割禮</w:t>
+      </w:r>
+    </w:p>
+    <w:p>
+      <w:pPr/>
+      <w:r>
+        <w:rPr>
+          <w:lang w:val="zh_TW" w:bidi="zh_TW"/>
+        </w:rPr>
+      </w:r>
+      <w:r>
+        <w:rPr>
+          <w:lang w:val="zh_TW" w:bidi="zh_TW"/>
+        </w:rPr>
+        <w:t>施洗約翰受了割禮，耶穌和保羅也是如此（</w:t>
+      </w:r>
+      <w:hyperlink r:id="rId167">
+        <w:r>
+          <w:rPr>
+            <w:lang w:val="zh_TW" w:bidi="zh_TW"/>
+          </w:rPr>
+          <w:rPr>
+            <w:color w:val="0000EE"/>
+            <w:u w:val="single"/>
+          </w:rPr>
+          <w:t>路1:59</w:t>
+        </w:r>
+      </w:hyperlink>
+      <w:r>
+        <w:rPr>
+          <w:lang w:val="zh_TW" w:bidi="zh_TW"/>
+        </w:rPr>
+        <w:t>，</w:t>
+      </w:r>
+      <w:hyperlink r:id="rId168">
+        <w:r>
+          <w:rPr>
+            <w:lang w:val="zh_TW" w:bidi="zh_TW"/>
+          </w:rPr>
+          <w:rPr>
+            <w:color w:val="0000EE"/>
+            <w:u w:val="single"/>
+          </w:rPr>
+          <w:t>2:21；</w:t>
+        </w:r>
+      </w:hyperlink>
+      <w:hyperlink r:id="rId169">
+        <w:r>
+          <w:rPr>
+            <w:lang w:val="zh_TW" w:bidi="zh_TW"/>
+          </w:rPr>
+          <w:rPr>
+            <w:color w:val="0000EE"/>
+            <w:u w:val="single"/>
+          </w:rPr>
+          <w:t>腓3:5</w:t>
+        </w:r>
+      </w:hyperlink>
+      <w:r>
+        <w:rPr>
+          <w:lang w:val="zh_TW" w:bidi="zh_TW"/>
+        </w:rPr>
+        <w:t>）。耶穌承認割禮具有潔淨的意義（</w:t>
+      </w:r>
+      <w:hyperlink r:id="rId178">
+        <w:r>
+          <w:rPr>
+            <w:lang w:val="zh_TW" w:bidi="zh_TW"/>
+          </w:rPr>
+          <w:rPr>
+            <w:color w:val="0000EE"/>
+            <w:u w:val="single"/>
+          </w:rPr>
+          <w:t>約7:22–23</w:t>
+        </w:r>
+      </w:hyperlink>
+      <w:r>
+        <w:rPr>
+          <w:lang w:val="zh_TW" w:bidi="zh_TW"/>
+        </w:rPr>
+        <w:t>），並將這一儀式與祂的醫治事工進行對比，祂的醫治事工使人完全康復，因此在儀式上是「潔淨的」。司提反在被石頭打死之前，提到割禮之約，並指責他的猶太控告者像他們的祖先一樣，是硬著頸項、心與耳未受割禮的人，而且時常抗拒聖靈（</w:t>
+      </w:r>
+      <w:hyperlink r:id="rId163">
+        <w:r>
+          <w:rPr>
+            <w:lang w:val="zh_TW" w:bidi="zh_TW"/>
+          </w:rPr>
+          <w:rPr>
+            <w:color w:val="0000EE"/>
+            <w:u w:val="single"/>
+          </w:rPr>
+          <w:t>徒7:8、51</w:t>
+        </w:r>
+      </w:hyperlink>
+      <w:r>
+        <w:rPr>
+          <w:lang w:val="zh_TW" w:bidi="zh_TW"/>
+        </w:rPr>
+        <w:t>）。</w:t>
+      </w:r>
+    </w:p>
+    <w:p>
+      <w:pPr/>
+      <w:r>
+        <w:rPr>
+          <w:lang w:val="zh_TW" w:bidi="zh_TW"/>
+        </w:rPr>
+      </w:r>
+      <w:r>
+        <w:rPr>
+          <w:lang w:val="zh_TW" w:bidi="zh_TW"/>
+        </w:rPr>
+        <w:t>最初，早期的基督徒繼續參與猶太人的儀式和習俗，甚至參加聖殿的崇拜（</w:t>
+      </w:r>
+      <w:hyperlink r:id="rId179">
+        <w:r>
+          <w:rPr>
+            <w:lang w:val="zh_TW" w:bidi="zh_TW"/>
+          </w:rPr>
+          <w:rPr>
+            <w:color w:val="0000EE"/>
+            <w:u w:val="single"/>
+          </w:rPr>
+          <w:t>徒3:1</w:t>
+        </w:r>
+      </w:hyperlink>
+      <w:r>
+        <w:rPr>
+          <w:lang w:val="zh_TW" w:bidi="zh_TW"/>
+        </w:rPr>
+        <w:t>，</w:t>
+      </w:r>
+      <w:hyperlink r:id="rId180">
+        <w:r>
+          <w:rPr>
+            <w:lang w:val="zh_TW" w:bidi="zh_TW"/>
+          </w:rPr>
+          <w:rPr>
+            <w:color w:val="0000EE"/>
+            <w:u w:val="single"/>
+          </w:rPr>
+          <w:t>5:21、42</w:t>
+        </w:r>
+      </w:hyperlink>
+      <w:r>
+        <w:rPr>
+          <w:lang w:val="zh_TW" w:bidi="zh_TW"/>
+        </w:rPr>
+        <w:t>）。隨著外邦人歸信基督，爭論隨之而起：有人認為參與立約團體的人需要受割禮；另一方面，有人相信這一割禮儀式並非必要。有人認為，既然彌賽亞的立約應許是賜給猶太人的，外邦人必須先受割禮，成為猶太人，才能在基督裡得到救恩。</w:t>
+      </w:r>
+    </w:p>
+    <w:p>
+      <w:pPr/>
+      <w:r>
+        <w:rPr>
+          <w:lang w:val="zh_TW" w:bidi="zh_TW"/>
+        </w:rPr>
+      </w:r>
+      <w:r>
+        <w:rPr>
+          <w:lang w:val="zh_TW" w:bidi="zh_TW"/>
+        </w:rPr>
+        <w:t>在基督的時代，許多猶太人誤解了割禮的意義，認為身體上的行為是得救的必要條件和保證。因此，對猶太人來說，遵守割禮儀式不僅成為宗教特權的象徵，也成為種族驕傲的來源（</w:t>
+      </w:r>
+      <w:hyperlink r:id="rId181">
+        <w:r>
+          <w:rPr>
+            <w:lang w:val="zh_TW" w:bidi="zh_TW"/>
+          </w:rPr>
+          <w:rPr>
+            <w:color w:val="0000EE"/>
+            <w:u w:val="single"/>
+          </w:rPr>
+          <w:t>腓3:4–6</w:t>
+        </w:r>
+      </w:hyperlink>
+      <w:r>
+        <w:rPr>
+          <w:lang w:val="zh_TW" w:bidi="zh_TW"/>
+        </w:rPr>
+        <w:t>）。這些猶太人將這一儀式與摩西律法聯繫起來，而不是與對亞伯拉罕的應許聯繫起來（</w:t>
+      </w:r>
+      <w:hyperlink r:id="rId182">
+        <w:r>
+          <w:rPr>
+            <w:lang w:val="zh_TW" w:bidi="zh_TW"/>
+          </w:rPr>
+          <w:rPr>
+            <w:color w:val="0000EE"/>
+            <w:u w:val="single"/>
+          </w:rPr>
+          <w:t>約7:22</w:t>
+        </w:r>
+      </w:hyperlink>
+      <w:r>
+        <w:rPr>
+          <w:lang w:val="zh_TW" w:bidi="zh_TW"/>
+        </w:rPr>
+        <w:t>；</w:t>
+      </w:r>
+      <w:hyperlink r:id="rId183">
+        <w:r>
+          <w:rPr>
+            <w:lang w:val="zh_TW" w:bidi="zh_TW"/>
+          </w:rPr>
+          <w:rPr>
+            <w:color w:val="0000EE"/>
+            <w:u w:val="single"/>
+          </w:rPr>
+          <w:t>徒15:1</w:t>
+        </w:r>
+      </w:hyperlink>
+      <w:r>
+        <w:rPr>
+          <w:lang w:val="zh_TW" w:bidi="zh_TW"/>
+        </w:rPr>
+        <w:t>）。由於希臘人和羅馬人不行割禮，所以猶太人被稱為「受割禮的」（</w:t>
+      </w:r>
+      <w:hyperlink r:id="rId184">
+        <w:r>
+          <w:rPr>
+            <w:lang w:val="zh_TW" w:bidi="zh_TW"/>
+          </w:rPr>
+          <w:rPr>
+            <w:color w:val="0000EE"/>
+            <w:u w:val="single"/>
+          </w:rPr>
+          <w:t>徒10:45</w:t>
+        </w:r>
+      </w:hyperlink>
+      <w:r>
+        <w:rPr>
+          <w:lang w:val="zh_TW" w:bidi="zh_TW"/>
+        </w:rPr>
+        <w:t>，</w:t>
+      </w:r>
+      <w:hyperlink r:id="rId185">
+        <w:r>
+          <w:rPr>
+            <w:lang w:val="zh_TW" w:bidi="zh_TW"/>
+          </w:rPr>
+          <w:rPr>
+            <w:color w:val="0000EE"/>
+            <w:u w:val="single"/>
+          </w:rPr>
+          <w:t>11:2</w:t>
+        </w:r>
+      </w:hyperlink>
+      <w:r>
+        <w:rPr>
+          <w:lang w:val="zh_TW" w:bidi="zh_TW"/>
+        </w:rPr>
+        <w:t>；</w:t>
+      </w:r>
+      <w:hyperlink r:id="rId186">
+        <w:r>
+          <w:rPr>
+            <w:lang w:val="zh_TW" w:bidi="zh_TW"/>
+          </w:rPr>
+          <w:rPr>
+            <w:color w:val="0000EE"/>
+            <w:u w:val="single"/>
+          </w:rPr>
+          <w:t>羅15:8</w:t>
+        </w:r>
+      </w:hyperlink>
+      <w:r>
+        <w:rPr>
+          <w:lang w:val="zh_TW" w:bidi="zh_TW"/>
+        </w:rPr>
+        <w:t>；</w:t>
+      </w:r>
+      <w:hyperlink r:id="rId187">
+        <w:r>
+          <w:rPr>
+            <w:lang w:val="zh_TW" w:bidi="zh_TW"/>
+          </w:rPr>
+          <w:rPr>
+            <w:color w:val="0000EE"/>
+            <w:u w:val="single"/>
+          </w:rPr>
+          <w:t>加2:7–9</w:t>
+        </w:r>
+      </w:hyperlink>
+      <w:r>
+        <w:rPr>
+          <w:lang w:val="zh_TW" w:bidi="zh_TW"/>
+        </w:rPr>
+        <w:t>；</w:t>
+      </w:r>
+      <w:hyperlink r:id="rId188">
+        <w:r>
+          <w:rPr>
+            <w:lang w:val="zh_TW" w:bidi="zh_TW"/>
+          </w:rPr>
+          <w:rPr>
+            <w:color w:val="0000EE"/>
+            <w:u w:val="single"/>
+          </w:rPr>
+          <w:t>弗2:11</w:t>
+        </w:r>
+      </w:hyperlink>
+      <w:r>
+        <w:rPr>
+          <w:lang w:val="zh_TW" w:bidi="zh_TW"/>
+        </w:rPr>
+        <w:t>；</w:t>
+      </w:r>
+      <w:hyperlink r:id="rId189">
+        <w:r>
+          <w:rPr>
+            <w:lang w:val="zh_TW" w:bidi="zh_TW"/>
+          </w:rPr>
+          <w:rPr>
+            <w:color w:val="0000EE"/>
+            <w:u w:val="single"/>
+          </w:rPr>
+          <w:t>多1:10</w:t>
+        </w:r>
+      </w:hyperlink>
+      <w:r>
+        <w:rPr>
+          <w:lang w:val="zh_TW" w:bidi="zh_TW"/>
+        </w:rPr>
+        <w:t>），而按照舊約猶太人的慣例（</w:t>
+      </w:r>
+      <w:hyperlink r:id="rId190">
+        <w:r>
+          <w:rPr>
+            <w:lang w:val="zh_TW" w:bidi="zh_TW"/>
+          </w:rPr>
+          <w:rPr>
+            <w:color w:val="0000EE"/>
+            <w:u w:val="single"/>
+          </w:rPr>
+          <w:t>結28:10</w:t>
+        </w:r>
+      </w:hyperlink>
+      <w:r>
+        <w:rPr>
+          <w:lang w:val="zh_TW" w:bidi="zh_TW"/>
+        </w:rPr>
+        <w:t>，</w:t>
+      </w:r>
+      <w:hyperlink r:id="rId191">
+        <w:r>
+          <w:rPr>
+            <w:lang w:val="zh_TW" w:bidi="zh_TW"/>
+          </w:rPr>
+          <w:rPr>
+            <w:color w:val="0000EE"/>
+            <w:u w:val="single"/>
+          </w:rPr>
+          <w:t>31:18</w:t>
+        </w:r>
+      </w:hyperlink>
+      <w:r>
+        <w:rPr>
+          <w:lang w:val="zh_TW" w:bidi="zh_TW"/>
+        </w:rPr>
+        <w:t>，</w:t>
+      </w:r>
+      <w:hyperlink r:id="rId192">
+        <w:r>
+          <w:rPr>
+            <w:lang w:val="zh_TW" w:bidi="zh_TW"/>
+          </w:rPr>
+          <w:rPr>
+            <w:color w:val="0000EE"/>
+            <w:u w:val="single"/>
+          </w:rPr>
+          <w:t>32:19–32</w:t>
+        </w:r>
+      </w:hyperlink>
+      <w:r>
+        <w:rPr>
+          <w:lang w:val="zh_TW" w:bidi="zh_TW"/>
+        </w:rPr>
+        <w:t>），外邦人被稱為「未受割禮的」（</w:t>
+      </w:r>
+      <w:hyperlink r:id="rId193">
+        <w:r>
+          <w:rPr>
+            <w:lang w:val="zh_TW" w:bidi="zh_TW"/>
+          </w:rPr>
+          <w:rPr>
+            <w:color w:val="0000EE"/>
+            <w:u w:val="single"/>
+          </w:rPr>
+          <w:t>加2:7</w:t>
+        </w:r>
+      </w:hyperlink>
+      <w:r>
+        <w:rPr>
+          <w:lang w:val="zh_TW" w:bidi="zh_TW"/>
+        </w:rPr>
+        <w:t>；</w:t>
+      </w:r>
+      <w:hyperlink r:id="rId188">
+        <w:r>
+          <w:rPr>
+            <w:lang w:val="zh_TW" w:bidi="zh_TW"/>
+          </w:rPr>
+          <w:rPr>
+            <w:color w:val="0000EE"/>
+            <w:u w:val="single"/>
+          </w:rPr>
+          <w:t>弗2:11</w:t>
+        </w:r>
+      </w:hyperlink>
+      <w:r>
+        <w:rPr>
+          <w:lang w:val="zh_TW" w:bidi="zh_TW"/>
+        </w:rPr>
+        <w:t>）。</w:t>
+      </w:r>
+    </w:p>
+    <w:p>
+      <w:pPr/>
+      <w:r>
+        <w:rPr>
+          <w:lang w:val="zh_TW" w:bidi="zh_TW"/>
+        </w:rPr>
+      </w:r>
+      <w:r>
+        <w:rPr>
+          <w:lang w:val="zh_TW" w:bidi="zh_TW"/>
+        </w:rPr>
+        <w:t>在猶太信徒訪問凱撒利亞期間，他們驚訝地發現未受割禮的外邦人也接受了聖靈潔淨的恩賜（</w:t>
+      </w:r>
+      <w:hyperlink r:id="rId194">
+        <w:r>
+          <w:rPr>
+            <w:lang w:val="zh_TW" w:bidi="zh_TW"/>
+          </w:rPr>
+          <w:rPr>
+            <w:color w:val="0000EE"/>
+            <w:u w:val="single"/>
+          </w:rPr>
+          <w:t>徒10:44–48</w:t>
+        </w:r>
+      </w:hyperlink>
+      <w:r>
+        <w:rPr>
+          <w:lang w:val="zh_TW" w:bidi="zh_TW"/>
+        </w:rPr>
+        <w:t>）。摩西曾應許神會除掉祂子民心中的污穢，使他們全心全意愛主（</w:t>
+      </w:r>
+      <w:hyperlink r:id="rId195">
+        <w:r>
+          <w:rPr>
+            <w:lang w:val="zh_TW" w:bidi="zh_TW"/>
+          </w:rPr>
+          <w:rPr>
+            <w:color w:val="0000EE"/>
+            <w:u w:val="single"/>
+          </w:rPr>
+          <w:t>申30:6</w:t>
+        </w:r>
+      </w:hyperlink>
+      <w:r>
+        <w:rPr>
+          <w:lang w:val="zh_TW" w:bidi="zh_TW"/>
+        </w:rPr>
+        <w:t>）。以西結曾預言耶和華會將潔淨的水灑在祂的子民身上，賜給他們一顆新心，並將祂的靈放在他們裡面（</w:t>
+      </w:r>
+      <w:hyperlink r:id="rId196">
+        <w:r>
+          <w:rPr>
+            <w:lang w:val="zh_TW" w:bidi="zh_TW"/>
+          </w:rPr>
+          <w:rPr>
+            <w:color w:val="0000EE"/>
+            <w:u w:val="single"/>
+          </w:rPr>
+          <w:t>結36:25–27</w:t>
+        </w:r>
+      </w:hyperlink>
+      <w:r>
+        <w:rPr>
+          <w:lang w:val="zh_TW" w:bidi="zh_TW"/>
+        </w:rPr>
+        <w:t>）。當這些猶太信徒見證了神將祂的靈澆灌在凡有血氣的人身上的預言應驗（</w:t>
+      </w:r>
+      <w:hyperlink r:id="rId197">
+        <w:r>
+          <w:rPr>
+            <w:lang w:val="zh_TW" w:bidi="zh_TW"/>
+          </w:rPr>
+          <w:rPr>
+            <w:color w:val="0000EE"/>
+            <w:u w:val="single"/>
+          </w:rPr>
+          <w:t>珥2:28</w:t>
+        </w:r>
+      </w:hyperlink>
+      <w:r>
+        <w:rPr>
+          <w:lang w:val="zh_TW" w:bidi="zh_TW"/>
+        </w:rPr>
+        <w:t>；</w:t>
+      </w:r>
+      <w:hyperlink r:id="rId198">
+        <w:r>
+          <w:rPr>
+            <w:lang w:val="zh_TW" w:bidi="zh_TW"/>
+          </w:rPr>
+          <w:rPr>
+            <w:color w:val="0000EE"/>
+            <w:u w:val="single"/>
+          </w:rPr>
+          <w:t>徒2:17</w:t>
+        </w:r>
+      </w:hyperlink>
+      <w:r>
+        <w:rPr>
+          <w:lang w:val="zh_TW" w:bidi="zh_TW"/>
+        </w:rPr>
+        <w:t>）時，他們意識到割禮所象徵的內在實質是可以在沒有身體記號的情況下實現。因此，當時的外邦信徒立刻受洗。</w:t>
+      </w:r>
+    </w:p>
+    <w:p>
+      <w:pPr/>
+      <w:r>
+        <w:rPr>
+          <w:lang w:val="zh_TW" w:bidi="zh_TW"/>
+        </w:rPr>
+      </w:r>
+      <w:r>
+        <w:rPr>
+          <w:lang w:val="zh_TW" w:bidi="zh_TW"/>
+        </w:rPr>
+        <w:t>然而，並非所有猶太信徒都立即願意接納外邦人進入教會。當彼得到訪凱撒利亞後再回到耶路撒冷時，「奉割禮的門徒」批評他。但在彼得說到聖靈如何降臨在外邦人身上之後，他宣稱自己不能違抗神。當時猶太信徒都默然不語，並榮耀神，因為悔改得生命的恩典已經賜給外邦人（</w:t>
+      </w:r>
+      <w:hyperlink r:id="rId199">
+        <w:r>
+          <w:rPr>
+            <w:lang w:val="zh_TW" w:bidi="zh_TW"/>
+          </w:rPr>
+          <w:rPr>
+            <w:color w:val="0000EE"/>
+            <w:u w:val="single"/>
+          </w:rPr>
+          <w:t>徒11:1–3，15:8</w:t>
+        </w:r>
+      </w:hyperlink>
+      <w:r>
+        <w:rPr>
+          <w:lang w:val="zh_TW" w:bidi="zh_TW"/>
+        </w:rPr>
+        <w:t>）。</w:t>
+      </w:r>
+    </w:p>
+    <w:p>
+      <w:pPr/>
+      <w:r>
+        <w:rPr>
+          <w:lang w:val="zh_TW" w:bidi="zh_TW"/>
+        </w:rPr>
+      </w:r>
+      <w:r>
+        <w:rPr>
+          <w:lang w:val="zh_TW" w:bidi="zh_TW"/>
+        </w:rPr>
+        <w:t>某些法利賽黨的「猶太主義者」（Judaizers，也譯</w:t>
+      </w:r>
+      <w:r>
+        <w:rPr>
+          <w:lang w:val="zh_TW" w:bidi="zh_TW"/>
+        </w:rPr>
+        <w:t>猶太派基督徒</w:t>
+      </w:r>
+      <w:r>
+        <w:rPr>
+          <w:lang w:val="zh_TW" w:bidi="zh_TW"/>
+        </w:rPr>
+        <w:t>）教導安提阿的基督徒，割禮是得救的必要條件（</w:t>
+      </w:r>
+      <w:hyperlink r:id="rId183">
+        <w:r>
+          <w:rPr>
+            <w:lang w:val="zh_TW" w:bidi="zh_TW"/>
+          </w:rPr>
+          <w:rPr>
+            <w:color w:val="0000EE"/>
+            <w:u w:val="single"/>
+          </w:rPr>
+          <w:t>徒15:1、5</w:t>
+        </w:r>
+      </w:hyperlink>
+      <w:r>
+        <w:rPr>
+          <w:lang w:val="zh_TW" w:bidi="zh_TW"/>
+        </w:rPr>
+        <w:t>）。保羅和巴拿巴與這些人辯論之後，他們前往耶路撒冷與其他使徒和長老商議此事（見</w:t>
+      </w:r>
+      <w:hyperlink r:id="rId200">
+        <w:r>
+          <w:rPr>
+            <w:lang w:val="zh_TW" w:bidi="zh_TW"/>
+          </w:rPr>
+          <w:rPr>
+            <w:color w:val="0000EE"/>
+            <w:u w:val="single"/>
+          </w:rPr>
+          <w:t>2節</w:t>
+        </w:r>
+      </w:hyperlink>
+      <w:r>
+        <w:rPr>
+          <w:lang w:val="zh_TW" w:bidi="zh_TW"/>
+        </w:rPr>
+        <w:t>）。彼得主張神已將聖靈賜給外邦人，並且「藉著信潔淨了他們的心」，確認「我們得救乃是因主耶穌的恩，和他們一樣」（</w:t>
+      </w:r>
+      <w:hyperlink r:id="rId201">
+        <w:r>
+          <w:rPr>
+            <w:lang w:val="zh_TW" w:bidi="zh_TW"/>
+          </w:rPr>
+          <w:rPr>
+            <w:color w:val="0000EE"/>
+            <w:u w:val="single"/>
+          </w:rPr>
+          <w:t>8–9</w:t>
+        </w:r>
+      </w:hyperlink>
+      <w:r>
+        <w:rPr>
+          <w:lang w:val="zh_TW" w:bidi="zh_TW"/>
+        </w:rPr>
+        <w:t>、</w:t>
+      </w:r>
+      <w:hyperlink r:id="rId202">
+        <w:r>
+          <w:rPr>
+            <w:lang w:val="zh_TW" w:bidi="zh_TW"/>
+          </w:rPr>
+          <w:rPr>
+            <w:color w:val="0000EE"/>
+            <w:u w:val="single"/>
+          </w:rPr>
+          <w:t>11節</w:t>
+        </w:r>
+      </w:hyperlink>
+      <w:r>
+        <w:rPr>
+          <w:lang w:val="zh_TW" w:bidi="zh_TW"/>
+        </w:rPr>
+        <w:t>）。因此，雅各和其他耶路撒冷的領袖都同意不應該將割禮強加於外邦人（</w:t>
+      </w:r>
+      <w:hyperlink r:id="rId203">
+        <w:r>
+          <w:rPr>
+            <w:lang w:val="zh_TW" w:bidi="zh_TW"/>
+          </w:rPr>
+          <w:rPr>
+            <w:color w:val="0000EE"/>
+            <w:u w:val="single"/>
+          </w:rPr>
+          <w:t>13–21節</w:t>
+        </w:r>
+      </w:hyperlink>
+      <w:r>
+        <w:rPr>
+          <w:lang w:val="zh_TW" w:bidi="zh_TW"/>
+        </w:rPr>
+        <w:t>）。</w:t>
+      </w:r>
+    </w:p>
+    <w:p>
+      <w:pPr/>
+      <w:r>
+        <w:rPr>
+          <w:lang w:val="zh_TW" w:bidi="zh_TW"/>
+        </w:rPr>
+      </w:r>
+      <w:r>
+        <w:rPr>
+          <w:lang w:val="zh_TW" w:bidi="zh_TW"/>
+        </w:rPr>
+        <w:t>彼得、雅各和約翰受託付傳福音給「受割禮的人」，而保羅和巴拿巴則向「未受割禮的人」傳福音（</w:t>
+      </w:r>
+      <w:hyperlink r:id="rId187">
+        <w:r>
+          <w:rPr>
+            <w:lang w:val="zh_TW" w:bidi="zh_TW"/>
+          </w:rPr>
+          <w:rPr>
+            <w:color w:val="0000EE"/>
+            <w:u w:val="single"/>
+          </w:rPr>
+          <w:t>加2:7–9</w:t>
+        </w:r>
+      </w:hyperlink>
+      <w:r>
+        <w:rPr>
+          <w:lang w:val="zh_TW" w:bidi="zh_TW"/>
+        </w:rPr>
+        <w:t>）。由於保羅的傳福音政策是要在屬靈上無關緊要的習俗問題上「向甚麼樣的人，我就作甚麼樣的人」（</w:t>
+      </w:r>
+      <w:hyperlink r:id="rId78">
+        <w:r>
+          <w:rPr>
+            <w:lang w:val="zh_TW" w:bidi="zh_TW"/>
+          </w:rPr>
+          <w:rPr>
+            <w:color w:val="0000EE"/>
+            <w:u w:val="single"/>
+          </w:rPr>
+          <w:t>林前9:19–23</w:t>
+        </w:r>
+      </w:hyperlink>
+      <w:r>
+        <w:rPr>
+          <w:lang w:val="zh_TW" w:bidi="zh_TW"/>
+        </w:rPr>
+        <w:t>），所以保羅讓提摩太行了割禮。提摩太被猶太人認為是他們的同胞，因為他的母親是猶太人（</w:t>
+      </w:r>
+      <w:hyperlink r:id="rId204">
+        <w:r>
+          <w:rPr>
+            <w:lang w:val="zh_TW" w:bidi="zh_TW"/>
+          </w:rPr>
+          <w:rPr>
+            <w:color w:val="0000EE"/>
+            <w:u w:val="single"/>
+          </w:rPr>
+          <w:t>徒16:1–2</w:t>
+        </w:r>
+      </w:hyperlink>
+      <w:r>
+        <w:rPr>
+          <w:lang w:val="zh_TW" w:bidi="zh_TW"/>
+        </w:rPr>
+        <w:t>）。但保羅反對讓提多受割禮，因為他是外邦人（</w:t>
+      </w:r>
+      <w:hyperlink r:id="rId205">
+        <w:r>
+          <w:rPr>
+            <w:lang w:val="zh_TW" w:bidi="zh_TW"/>
+          </w:rPr>
+          <w:rPr>
+            <w:color w:val="0000EE"/>
+            <w:u w:val="single"/>
+          </w:rPr>
+          <w:t>加2:3</w:t>
+        </w:r>
+      </w:hyperlink>
+      <w:r>
+        <w:rPr>
+          <w:lang w:val="zh_TW" w:bidi="zh_TW"/>
+        </w:rPr>
+        <w:t>）。保羅也明顯地允許猶太信徒為他們的兒子行割禮（</w:t>
+      </w:r>
+      <w:hyperlink r:id="rId206">
+        <w:r>
+          <w:rPr>
+            <w:lang w:val="zh_TW" w:bidi="zh_TW"/>
+          </w:rPr>
+          <w:rPr>
+            <w:color w:val="0000EE"/>
+            <w:u w:val="single"/>
+          </w:rPr>
+          <w:t>徒21:21</w:t>
+        </w:r>
+      </w:hyperlink>
+      <w:r>
+        <w:rPr>
+          <w:lang w:val="zh_TW" w:bidi="zh_TW"/>
+        </w:rPr>
+        <w:t>）。</w:t>
+      </w:r>
+    </w:p>
+    <w:p>
+      <w:pPr/>
+      <w:r>
+        <w:rPr>
+          <w:lang w:val="zh_TW" w:bidi="zh_TW"/>
+        </w:rPr>
+      </w:r>
+      <w:r>
+        <w:rPr>
+          <w:lang w:val="zh_TW" w:bidi="zh_TW"/>
+        </w:rPr>
+        <w:t>然而，保羅指責那些主張加拉太基督徒必須行割禮並遵守律法的人，說他們自己並沒有遵守律法，而是想在加拉太人的肉體上誇口，並避免因基督的十字架而受逼迫（</w:t>
+      </w:r>
+      <w:hyperlink r:id="rId207">
+        <w:r>
+          <w:rPr>
+            <w:lang w:val="zh_TW" w:bidi="zh_TW"/>
+          </w:rPr>
+          <w:rPr>
+            <w:color w:val="0000EE"/>
+            <w:u w:val="single"/>
+          </w:rPr>
+          <w:t>加6:12–13</w:t>
+        </w:r>
+      </w:hyperlink>
+      <w:r>
+        <w:rPr>
+          <w:lang w:val="zh_TW" w:bidi="zh_TW"/>
+        </w:rPr>
+        <w:t>）——這些逼迫是保羅自己願意承受的（</w:t>
+      </w:r>
+      <w:hyperlink r:id="rId208">
+        <w:r>
+          <w:rPr>
+            <w:lang w:val="zh_TW" w:bidi="zh_TW"/>
+          </w:rPr>
+          <w:rPr>
+            <w:color w:val="0000EE"/>
+            <w:u w:val="single"/>
+          </w:rPr>
+          <w:t>5:11</w:t>
+        </w:r>
+      </w:hyperlink>
+      <w:r>
+        <w:rPr>
+          <w:lang w:val="zh_TW" w:bidi="zh_TW"/>
+        </w:rPr>
+        <w:t>）。為了辯論的緣故，保羅假定法利賽人可以藉由遵守律法獲得救恩，他宣稱那些接受割禮的人必須遵守所有其它猶太律法（</w:t>
+      </w:r>
+      <w:hyperlink r:id="rId209">
+        <w:r>
+          <w:rPr>
+            <w:lang w:val="zh_TW" w:bidi="zh_TW"/>
+          </w:rPr>
+          <w:rPr>
+            <w:color w:val="0000EE"/>
+            <w:u w:val="single"/>
+          </w:rPr>
+          <w:t>2–3節</w:t>
+        </w:r>
+      </w:hyperlink>
+      <w:r>
+        <w:rPr>
+          <w:lang w:val="zh_TW" w:bidi="zh_TW"/>
+        </w:rPr>
+        <w:t>）。對那些想要「靠律法稱義」的人來說，基督是「毫無益處」的；這種試圖只追求行為上的義的做法，證明加拉太人已「與基督隔絕」，「從恩典中墜落」了（</w:t>
+      </w:r>
+      <w:hyperlink r:id="rId210">
+        <w:r>
+          <w:rPr>
+            <w:lang w:val="zh_TW" w:bidi="zh_TW"/>
+          </w:rPr>
+          <w:rPr>
+            <w:color w:val="0000EE"/>
+            <w:u w:val="single"/>
+          </w:rPr>
+          <w:t>2–4節</w:t>
+        </w:r>
+      </w:hyperlink>
+      <w:r>
+        <w:rPr>
+          <w:lang w:val="zh_TW" w:bidi="zh_TW"/>
+        </w:rPr>
+        <w:t>）。這些基督徒正受到誘惑轉向「另一個福音」（</w:t>
+      </w:r>
+      <w:hyperlink r:id="rId211">
+        <w:r>
+          <w:rPr>
+            <w:lang w:val="zh_TW" w:bidi="zh_TW"/>
+          </w:rPr>
+          <w:rPr>
+            <w:color w:val="0000EE"/>
+            <w:u w:val="single"/>
+          </w:rPr>
+          <w:t>1:6–7</w:t>
+        </w:r>
+      </w:hyperlink>
+      <w:r>
+        <w:rPr>
+          <w:lang w:val="zh_TW" w:bidi="zh_TW"/>
+        </w:rPr>
+        <w:t>）。</w:t>
+      </w:r>
+    </w:p>
+    <w:p>
+      <w:pPr/>
+      <w:r>
+        <w:rPr>
+          <w:lang w:val="zh_TW" w:bidi="zh_TW"/>
+        </w:rPr>
+      </w:r>
+      <w:r>
+        <w:rPr>
+          <w:lang w:val="zh_TW" w:bidi="zh_TW"/>
+        </w:rPr>
+        <w:t>由於猶太主義者對白白恩典（free grace）的福音構成了嚴重威脅，保羅甚至希望那些擾亂加拉太人的人「把自己割絕」（</w:t>
+      </w:r>
+      <w:hyperlink r:id="rId212">
+        <w:r>
+          <w:rPr>
+            <w:lang w:val="zh_TW" w:bidi="zh_TW"/>
+          </w:rPr>
+          <w:rPr>
+            <w:color w:val="0000EE"/>
+            <w:u w:val="single"/>
+          </w:rPr>
+          <w:t>加5:12</w:t>
+        </w:r>
+      </w:hyperlink>
+      <w:r>
+        <w:rPr>
+          <w:lang w:val="zh_TW" w:bidi="zh_TW"/>
+        </w:rPr>
+        <w:t>）。他稱猶太教徒為「犬類」和「作惡的」（「妄自行割的」），並宣稱基督徒是「真受割禮的」，因為他們靠著聖靈敬拜神，並以基督耶穌為榮，不靠人的行為得救（</w:t>
+      </w:r>
+      <w:hyperlink r:id="rId213">
+        <w:r>
+          <w:rPr>
+            <w:lang w:val="zh_TW" w:bidi="zh_TW"/>
+          </w:rPr>
+          <w:rPr>
+            <w:color w:val="0000EE"/>
+            <w:u w:val="single"/>
+          </w:rPr>
+          <w:t>腓3:2–3</w:t>
+        </w:r>
+      </w:hyperlink>
+      <w:r>
+        <w:rPr>
+          <w:lang w:val="zh_TW" w:bidi="zh_TW"/>
+        </w:rPr>
+        <w:t>）。</w:t>
+      </w:r>
+    </w:p>
+    <w:p>
+      <w:pPr/>
+      <w:r>
+        <w:rPr>
+          <w:lang w:val="zh_TW" w:bidi="zh_TW"/>
+        </w:rPr>
+      </w:r>
+      <w:r>
+        <w:rPr>
+          <w:lang w:val="zh_TW" w:bidi="zh_TW"/>
+        </w:rPr>
+        <w:t>保羅教導說，割禮對猶太人來說確實是有價值的，因為這是表明神的「聖言（oracles of God）」已交託給他們，即有關救恩應許的話語（</w:t>
+      </w:r>
+      <w:hyperlink r:id="rId214">
+        <w:r>
+          <w:rPr>
+            <w:lang w:val="zh_TW" w:bidi="zh_TW"/>
+          </w:rPr>
+          <w:rPr>
+            <w:color w:val="0000EE"/>
+            <w:u w:val="single"/>
+          </w:rPr>
+          <w:t>羅3:1–3</w:t>
+        </w:r>
+      </w:hyperlink>
+      <w:r>
+        <w:rPr>
+          <w:lang w:val="zh_TW" w:bidi="zh_TW"/>
+        </w:rPr>
+        <w:t>）。他提醒驕傲的以弗所人，他們作為外邦人，「在所應許的諸約上」曾經是「局外人」，身體上沒有約的記號（</w:t>
+      </w:r>
+      <w:hyperlink r:id="rId215">
+        <w:r>
+          <w:rPr>
+            <w:lang w:val="zh_TW" w:bidi="zh_TW"/>
+          </w:rPr>
+          <w:rPr>
+            <w:color w:val="0000EE"/>
+            <w:u w:val="single"/>
+          </w:rPr>
+          <w:t>弗2:11–12</w:t>
+        </w:r>
+      </w:hyperlink>
+      <w:r>
+        <w:rPr>
+          <w:lang w:val="zh_TW" w:bidi="zh_TW"/>
+        </w:rPr>
+        <w:t>；見</w:t>
+      </w:r>
+      <w:hyperlink r:id="rId216">
+        <w:r>
+          <w:rPr>
+            <w:lang w:val="zh_TW" w:bidi="zh_TW"/>
+          </w:rPr>
+          <w:rPr>
+            <w:color w:val="0000EE"/>
+            <w:u w:val="single"/>
+          </w:rPr>
+          <w:t>西2:13</w:t>
+        </w:r>
+      </w:hyperlink>
+      <w:r>
+        <w:rPr>
+          <w:lang w:val="zh_TW" w:bidi="zh_TW"/>
+        </w:rPr>
+        <w:t>）。同樣，猶太人也沒有驕傲的理由，因為不順從神，會使受過外在割禮的人也被視為未受割禮（</w:t>
+      </w:r>
+      <w:hyperlink r:id="rId217">
+        <w:r>
+          <w:rPr>
+            <w:lang w:val="zh_TW" w:bidi="zh_TW"/>
+          </w:rPr>
+          <w:rPr>
+            <w:color w:val="0000EE"/>
+            <w:u w:val="single"/>
+          </w:rPr>
+          <w:t>羅2:25</w:t>
+        </w:r>
+      </w:hyperlink>
+      <w:r>
+        <w:rPr>
+          <w:lang w:val="zh_TW" w:bidi="zh_TW"/>
+        </w:rPr>
+        <w:t>）。</w:t>
+      </w:r>
+    </w:p>
+    <w:p>
+      <w:pPr/>
+      <w:r>
+        <w:rPr>
+          <w:lang w:val="zh_TW" w:bidi="zh_TW"/>
+        </w:rPr>
+      </w:r>
+      <w:r>
+        <w:rPr>
+          <w:lang w:val="zh_TW" w:bidi="zh_TW"/>
+        </w:rPr>
+        <w:t>保羅和其他使徒跟隨摩西和舊約先知的教導，認為真正的割禮在於心靈。新約的教導更進一步確認，忠心的信徒即使在身體上未受割禮，也被神視為已受割禮的人，「因為外面作猶太人的，不是真猶太人；外面肉身的割禮，也不是真割禮。」（</w:t>
+      </w:r>
+      <w:hyperlink r:id="rId218">
+        <w:r>
+          <w:rPr>
+            <w:lang w:val="zh_TW" w:bidi="zh_TW"/>
+          </w:rPr>
+          <w:rPr>
+            <w:color w:val="0000EE"/>
+            <w:u w:val="single"/>
+          </w:rPr>
+          <w:t>羅2:28）</w:t>
+        </w:r>
+      </w:hyperlink>
+      <w:r>
+        <w:rPr>
+          <w:lang w:val="zh_TW" w:bidi="zh_TW"/>
+        </w:rPr>
+        <w:t>。猶太人和外邦人都是因恩典得救（</w:t>
+      </w:r>
+      <w:hyperlink r:id="rId202">
+        <w:r>
+          <w:rPr>
+            <w:lang w:val="zh_TW" w:bidi="zh_TW"/>
+          </w:rPr>
+          <w:rPr>
+            <w:color w:val="0000EE"/>
+            <w:u w:val="single"/>
+          </w:rPr>
+          <w:t>徒15:11</w:t>
+        </w:r>
+      </w:hyperlink>
+      <w:r>
+        <w:rPr>
+          <w:lang w:val="zh_TW" w:bidi="zh_TW"/>
+        </w:rPr>
+        <w:t>），受割禮和未受割禮的人都因信稱義，不在乎遵行律法與否（</w:t>
+      </w:r>
+      <w:hyperlink r:id="rId219">
+        <w:r>
+          <w:rPr>
+            <w:lang w:val="zh_TW" w:bidi="zh_TW"/>
+          </w:rPr>
+          <w:rPr>
+            <w:color w:val="0000EE"/>
+            <w:u w:val="single"/>
+          </w:rPr>
+          <w:t>羅3:28–30</w:t>
+        </w:r>
+      </w:hyperlink>
+      <w:r>
+        <w:rPr>
+          <w:lang w:val="zh_TW" w:bidi="zh_TW"/>
+        </w:rPr>
+        <w:t>）。</w:t>
+      </w:r>
+    </w:p>
+    <w:p>
+      <w:pPr/>
+      <w:r>
+        <w:rPr>
+          <w:lang w:val="zh_TW" w:bidi="zh_TW"/>
+        </w:rPr>
+      </w:r>
+      <w:r>
+        <w:rPr>
+          <w:lang w:val="zh_TW" w:bidi="zh_TW"/>
+        </w:rPr>
+        <w:t>亞伯拉罕是因信稱義的典範（</w:t>
+      </w:r>
+      <w:hyperlink r:id="rId220">
+        <w:r>
+          <w:rPr>
+            <w:lang w:val="zh_TW" w:bidi="zh_TW"/>
+          </w:rPr>
+          <w:rPr>
+            <w:color w:val="0000EE"/>
+            <w:u w:val="single"/>
+          </w:rPr>
+          <w:t>羅4:3</w:t>
+        </w:r>
+      </w:hyperlink>
+      <w:r>
+        <w:rPr>
+          <w:lang w:val="zh_TW" w:bidi="zh_TW"/>
+        </w:rPr>
+        <w:t>；見</w:t>
+      </w:r>
+      <w:hyperlink r:id="rId221">
+        <w:r>
+          <w:rPr>
+            <w:lang w:val="zh_TW" w:bidi="zh_TW"/>
+          </w:rPr>
+          <w:rPr>
+            <w:color w:val="0000EE"/>
+            <w:u w:val="single"/>
+          </w:rPr>
+          <w:t>創15:6</w:t>
+        </w:r>
+      </w:hyperlink>
+      <w:r>
+        <w:rPr>
+          <w:lang w:val="zh_TW" w:bidi="zh_TW"/>
+        </w:rPr>
+        <w:t>）。保羅認為外邦人和猶太人都是因信稱義，因為亞伯拉罕在受割禮之前就被算為義。亞伯拉罕受割禮不是為了得著義，而是作為他在未受割禮時因信稱義的記號或印證。因此，亞伯拉罕是所有未受割禮而信之人的父，也是那些受了割禮但也效法亞伯拉罕信心之人的父（</w:t>
+      </w:r>
+      <w:hyperlink r:id="rId222">
+        <w:r>
+          <w:rPr>
+            <w:lang w:val="zh_TW" w:bidi="zh_TW"/>
+          </w:rPr>
+          <w:rPr>
+            <w:color w:val="0000EE"/>
+            <w:u w:val="single"/>
+          </w:rPr>
+          <w:t>羅4:9–12</w:t>
+        </w:r>
+      </w:hyperlink>
+      <w:r>
+        <w:rPr>
+          <w:lang w:val="zh_TW" w:bidi="zh_TW"/>
+        </w:rPr>
+        <w:t>；見</w:t>
+      </w:r>
+      <w:hyperlink r:id="rId223">
+        <w:r>
+          <w:rPr>
+            <w:lang w:val="zh_TW" w:bidi="zh_TW"/>
+          </w:rPr>
+          <w:rPr>
+            <w:color w:val="0000EE"/>
+            <w:u w:val="single"/>
+          </w:rPr>
+          <w:t>加3:6–9</w:t>
+        </w:r>
+      </w:hyperlink>
+      <w:r>
+        <w:rPr>
+          <w:lang w:val="zh_TW" w:bidi="zh_TW"/>
+        </w:rPr>
+        <w:t>）。</w:t>
+      </w:r>
+    </w:p>
+    <w:p>
+      <w:pPr/>
+      <w:r>
+        <w:rPr>
+          <w:lang w:val="zh_TW" w:bidi="zh_TW"/>
+        </w:rPr>
+      </w:r>
+      <w:r>
+        <w:rPr>
+          <w:i/>
+          <w:lang w:val="zh_TW" w:bidi="zh_TW"/>
+        </w:rPr>
+        <w:t>另見</w:t>
+      </w:r>
+      <w:r>
+        <w:rPr>
+          <w:lang w:val="zh_TW" w:bidi="zh_TW"/>
+        </w:rPr>
+        <w:t>洗禮</w:t>
+      </w:r>
+      <w:r>
+        <w:rPr>
+          <w:lang w:val="zh_TW" w:bidi="zh_TW"/>
+        </w:rPr>
+        <w:t>；</w:t>
+      </w:r>
+      <w:r>
+        <w:rPr>
+          <w:lang w:val="zh_TW" w:bidi="zh_TW"/>
+        </w:rPr>
+        <w:t>潔淨與不潔淨的相關條例</w:t>
+      </w:r>
+      <w:r>
+        <w:rPr>
+          <w:lang w:val="zh_TW" w:bidi="zh_TW"/>
+        </w:rPr>
+        <w:t>；</w:t>
+      </w:r>
+      <w:r>
+        <w:rPr>
+          <w:lang w:val="zh_TW" w:bidi="zh_TW"/>
+        </w:rPr>
+        <w:t>未受割禮</w:t>
+      </w:r>
+      <w:r>
+        <w:rPr>
+          <w:lang w:val="zh_TW" w:bidi="zh_TW"/>
+        </w:rPr>
+        <w:t>。</w:t>
+      </w:r>
+      <w:r>
+        <w:rPr>
+          <w:lang w:val="zh_TW" w:bidi="zh_TW"/>
+        </w:rPr>
+      </w:r>
+      <w:r>
+        <w:rPr>
+          <w:lang w:val="zh_TW" w:bidi="zh_TW"/>
+        </w:rPr>
+      </w:r>
+    </w:p>
+    <w:p>
+      <w:pPr/>
+      <w:r>
+        <w:rPr>
+          <w:lang w:val="zh_TW" w:bidi="zh_TW"/>
+        </w:rPr>
+      </w:r>
     </w:p>
     <w:p>
       <w:pPr>
@@ -655,7 +6004,7 @@
         <w:rPr>
           <w:lang w:val="zh_TW" w:bidi="zh_TW"/>
         </w:rPr>
-        <w:t>骨頭</w:t>
+        <w:t>歌斐木</w:t>
       </w:r>
       <w:r>
         <w:rPr>
@@ -674,7 +6023,54 @@
         <w:rPr>
           <w:lang w:val="zh_TW" w:bidi="zh_TW"/>
         </w:rPr>
-        <w:t>骨頭是構成人與動物骨架的堅硬部分。人或動物死後，即使身體的軟組織腐壞，骨頭仍能長久保持原形。因此，人們往往把骨頭與死亡聯想在一起。</w:t>
+        <w:t>挪亞用來建造方舟的材料 （</w:t>
+      </w:r>
+      <w:hyperlink r:id="rId224">
+        <w:r>
+          <w:rPr>
+            <w:lang w:val="zh_TW" w:bidi="zh_TW"/>
+          </w:rPr>
+          <w:rPr>
+            <w:color w:val="0000EE"/>
+            <w:u w:val="single"/>
+          </w:rPr>
+          <w:t>創6:14</w:t>
+        </w:r>
+      </w:hyperlink>
+      <w:r>
+        <w:rPr>
+          <w:lang w:val="zh_TW" w:bidi="zh_TW"/>
+        </w:rPr>
+        <w:t>）。</w:t>
+      </w:r>
+      <w:r>
+        <w:rPr>
+          <w:i/>
+          <w:lang w:val="zh_TW" w:bidi="zh_TW"/>
+        </w:rPr>
+        <w:t>見</w:t>
+      </w:r>
+      <w:r>
+        <w:rPr>
+          <w:lang w:val="zh_TW" w:bidi="zh_TW"/>
+        </w:rPr>
+        <w:t>植物（柏樹）</w:t>
+      </w:r>
+      <w:r>
+        <w:rPr>
+          <w:lang w:val="zh_TW" w:bidi="zh_TW"/>
+        </w:rPr>
+        <w:t>。</w:t>
+      </w:r>
+      <w:r>
+        <w:rPr>
+          <w:lang w:val="zh_TW" w:bidi="zh_TW"/>
+        </w:rPr>
+      </w:r>
+      <w:r>
+        <w:rPr>
+          <w:lang w:val="zh_TW" w:bidi="zh_TW"/>
+        </w:rPr>
       </w:r>
     </w:p>
     <w:p>
@@ -684,22 +6080,46 @@
           <w:lang w:val="zh_TW" w:bidi="zh_TW"/>
         </w:rPr>
       </w:r>
-      <w:r>
-        <w:rPr>
-          <w:lang w:val="zh_TW" w:bidi="zh_TW"/>
-        </w:rPr>
-        <w:t>古代以色列人認為，以尊重的方式安葬死者是極為重要的（</w:t>
-      </w:r>
-      <w:hyperlink r:id="rId21">
-        <w:r>
-          <w:rPr>
-            <w:lang w:val="zh_TW" w:bidi="zh_TW"/>
-          </w:rPr>
-          <w:rPr>
-            <w:color w:val="0000EE"/>
-            <w:u w:val="single"/>
-          </w:rPr>
-          <w:t>創50:25</w:t>
+    </w:p>
+    <w:p>
+      <w:pPr>
+        <w:pStyle w:val="Heading2"/>
+      </w:pPr>
+      <w:r>
+        <w:rPr>
+          <w:lang w:val="zh_TW" w:bidi="zh_TW"/>
+        </w:rPr>
+        <w:t>革迦撒人</w:t>
+      </w:r>
+      <w:r>
+        <w:rPr>
+          <w:lang w:val="zh_TW" w:bidi="zh_TW"/>
+        </w:rPr>
+      </w:r>
+    </w:p>
+    <w:p>
+      <w:pPr/>
+      <w:r>
+        <w:rPr>
+          <w:lang w:val="zh_TW" w:bidi="zh_TW"/>
+        </w:rPr>
+      </w:r>
+      <w:r>
+        <w:rPr>
+          <w:lang w:val="zh_TW" w:bidi="zh_TW"/>
+        </w:rPr>
+        <w:t>一個迦南支派（</w:t>
+      </w:r>
+      <w:hyperlink r:id="rId225">
+        <w:r>
+          <w:rPr>
+            <w:lang w:val="zh_TW" w:bidi="zh_TW"/>
+          </w:rPr>
+          <w:rPr>
+            <w:color w:val="0000EE"/>
+            <w:u w:val="single"/>
+          </w:rPr>
+          <w:t>創10:16</w:t>
         </w:r>
       </w:hyperlink>
       <w:r>
@@ -708,16 +6128,34 @@
         </w:rPr>
         <w:t>；</w:t>
       </w:r>
-      <w:hyperlink r:id="rId22">
-        <w:r>
-          <w:rPr>
-            <w:lang w:val="zh_TW" w:bidi="zh_TW"/>
-          </w:rPr>
-          <w:rPr>
-            <w:color w:val="0000EE"/>
-            <w:u w:val="single"/>
-          </w:rPr>
-          <w:t>撒上31:11–13</w:t>
+      <w:hyperlink r:id="rId226">
+        <w:r>
+          <w:rPr>
+            <w:lang w:val="zh_TW" w:bidi="zh_TW"/>
+          </w:rPr>
+          <w:rPr>
+            <w:color w:val="0000EE"/>
+            <w:u w:val="single"/>
+          </w:rPr>
+          <w:t>代上1:14</w:t>
+        </w:r>
+      </w:hyperlink>
+      <w:r>
+        <w:rPr>
+          <w:lang w:val="zh_TW" w:bidi="zh_TW"/>
+        </w:rPr>
+        <w:t>），其土地曾應許𧶽給亞伯拉罕（</w:t>
+      </w:r>
+      <w:hyperlink r:id="rId227">
+        <w:r>
+          <w:rPr>
+            <w:lang w:val="zh_TW" w:bidi="zh_TW"/>
+          </w:rPr>
+          <w:rPr>
+            <w:color w:val="0000EE"/>
+            <w:u w:val="single"/>
+          </w:rPr>
+          <w:t>創15:21</w:t>
         </w:r>
       </w:hyperlink>
       <w:r>
@@ -726,16 +6164,16 @@
         </w:rPr>
         <w:t>；</w:t>
       </w:r>
-      <w:hyperlink r:id="rId23">
-        <w:r>
-          <w:rPr>
-            <w:lang w:val="zh_TW" w:bidi="zh_TW"/>
-          </w:rPr>
-          <w:rPr>
-            <w:color w:val="0000EE"/>
-            <w:u w:val="single"/>
-          </w:rPr>
-          <w:t>王下23:14–18</w:t>
+      <w:hyperlink r:id="rId228">
+        <w:r>
+          <w:rPr>
+            <w:lang w:val="zh_TW" w:bidi="zh_TW"/>
+          </w:rPr>
+          <w:rPr>
+            <w:color w:val="0000EE"/>
+            <w:u w:val="single"/>
+          </w:rPr>
+          <w:t>申7:1</w:t>
         </w:r>
       </w:hyperlink>
       <w:r>
@@ -744,16 +6182,34 @@
         </w:rPr>
         <w:t>；</w:t>
       </w:r>
-      <w:hyperlink r:id="rId24">
-        <w:r>
-          <w:rPr>
-            <w:lang w:val="zh_TW" w:bidi="zh_TW"/>
-          </w:rPr>
-          <w:rPr>
-            <w:color w:val="0000EE"/>
-            <w:u w:val="single"/>
-          </w:rPr>
-          <w:t>結39:14–16</w:t>
+      <w:hyperlink r:id="rId229">
+        <w:r>
+          <w:rPr>
+            <w:lang w:val="zh_TW" w:bidi="zh_TW"/>
+          </w:rPr>
+          <w:rPr>
+            <w:color w:val="0000EE"/>
+            <w:u w:val="single"/>
+          </w:rPr>
+          <w:t>書3:10</w:t>
+        </w:r>
+      </w:hyperlink>
+      <w:r>
+        <w:rPr>
+          <w:lang w:val="zh_TW" w:bidi="zh_TW"/>
+        </w:rPr>
+        <w:t>）。這片土地最終被以色列人所得（</w:t>
+      </w:r>
+      <w:hyperlink r:id="rId230">
+        <w:r>
+          <w:rPr>
+            <w:lang w:val="zh_TW" w:bidi="zh_TW"/>
+          </w:rPr>
+          <w:rPr>
+            <w:color w:val="0000EE"/>
+            <w:u w:val="single"/>
+          </w:rPr>
+          <w:t>書24:11</w:t>
         </w:r>
       </w:hyperlink>
       <w:r>
@@ -762,16 +6218,167 @@
         </w:rPr>
         <w:t>；</w:t>
       </w:r>
-      <w:hyperlink r:id="rId25">
-        <w:r>
-          <w:rPr>
-            <w:lang w:val="zh_TW" w:bidi="zh_TW"/>
-          </w:rPr>
-          <w:rPr>
-            <w:color w:val="0000EE"/>
-            <w:u w:val="single"/>
-          </w:rPr>
-          <w:t>摩2:1</w:t>
+      <w:hyperlink r:id="rId231">
+        <w:r>
+          <w:rPr>
+            <w:lang w:val="zh_TW" w:bidi="zh_TW"/>
+          </w:rPr>
+          <w:rPr>
+            <w:color w:val="0000EE"/>
+            <w:u w:val="single"/>
+          </w:rPr>
+          <w:t>尼9:8</w:t>
+        </w:r>
+      </w:hyperlink>
+      <w:r>
+        <w:rPr>
+          <w:lang w:val="zh_TW" w:bidi="zh_TW"/>
+        </w:rPr>
+        <w:t>）。然而，這個支派的確切位置無法確定。他們可能居住在赫人文獻中提到的卡爾基沙城（Karkisha），或位於底格里斯河以東的基爾基沙提（Kirkishati）地區。</w:t>
+      </w:r>
+      <w:r>
+        <w:rPr>
+          <w:i/>
+          <w:lang w:val="zh_TW" w:bidi="zh_TW"/>
+        </w:rPr>
+        <w:t>Gresh</w:t>
+      </w:r>
+      <w:r>
+        <w:rPr>
+          <w:lang w:val="zh_TW" w:bidi="zh_TW"/>
+        </w:rPr>
+        <w:t>這個名稱出現在公元前13世紀的烏加里特文獻（Ugaritic texts）中，可能指的是一個族群。在</w:t>
+      </w:r>
+      <w:hyperlink r:id="rId232">
+        <w:r>
+          <w:rPr>
+            <w:lang w:val="zh_TW" w:bidi="zh_TW"/>
+          </w:rPr>
+          <w:rPr>
+            <w:color w:val="0000EE"/>
+            <w:u w:val="single"/>
+          </w:rPr>
+          <w:t>馬太福音八章28節</w:t>
+        </w:r>
+      </w:hyperlink>
+      <w:r>
+        <w:rPr>
+          <w:lang w:val="zh_TW" w:bidi="zh_TW"/>
+        </w:rPr>
+        <w:t>；</w:t>
+      </w:r>
+      <w:hyperlink r:id="rId233">
+        <w:r>
+          <w:rPr>
+            <w:lang w:val="zh_TW" w:bidi="zh_TW"/>
+          </w:rPr>
+          <w:rPr>
+            <w:color w:val="0000EE"/>
+            <w:u w:val="single"/>
+          </w:rPr>
+          <w:t>馬可福音五章1節</w:t>
+        </w:r>
+      </w:hyperlink>
+      <w:r>
+        <w:rPr>
+          <w:lang w:val="zh_TW" w:bidi="zh_TW"/>
+        </w:rPr>
+        <w:t>；和</w:t>
+      </w:r>
+      <w:hyperlink r:id="rId234">
+        <w:r>
+          <w:rPr>
+            <w:lang w:val="zh_TW" w:bidi="zh_TW"/>
+          </w:rPr>
+          <w:rPr>
+            <w:color w:val="0000EE"/>
+            <w:u w:val="single"/>
+          </w:rPr>
+          <w:t>路加福音八章26節</w:t>
+        </w:r>
+      </w:hyperlink>
+      <w:r>
+        <w:rPr>
+          <w:lang w:val="zh_TW" w:bidi="zh_TW"/>
+        </w:rPr>
+        <w:t>中，該名稱譯為「加大拉人（Gergesenes）」、「格拉森人（Gerasene）」，和「格拉森人（Gadarenes）」，這可能保留了革迦撒人曾居住於巴勒斯坦的傳統。</w:t>
+      </w:r>
+      <w:r>
+        <w:rPr>
+          <w:lang w:val="zh_TW" w:bidi="zh_TW"/>
+        </w:rPr>
+      </w:r>
+      <w:r>
+        <w:rPr>
+          <w:lang w:val="zh_TW" w:bidi="zh_TW"/>
+        </w:rPr>
+      </w:r>
+    </w:p>
+    <w:p>
+      <w:pPr/>
+      <w:r>
+        <w:rPr>
+          <w:lang w:val="zh_TW" w:bidi="zh_TW"/>
+        </w:rPr>
+      </w:r>
+    </w:p>
+    <w:p>
+      <w:pPr>
+        <w:pStyle w:val="Heading2"/>
+      </w:pPr>
+      <w:r>
+        <w:rPr>
+          <w:lang w:val="zh_TW" w:bidi="zh_TW"/>
+        </w:rPr>
+        <w:t>革尼撒勒</w:t>
+      </w:r>
+      <w:r>
+        <w:rPr>
+          <w:lang w:val="zh_TW" w:bidi="zh_TW"/>
+        </w:rPr>
+      </w:r>
+    </w:p>
+    <w:p>
+      <w:pPr/>
+      <w:r>
+        <w:rPr>
+          <w:lang w:val="zh_TW" w:bidi="zh_TW"/>
+        </w:rPr>
+      </w:r>
+      <w:r>
+        <w:rPr>
+          <w:lang w:val="zh_TW" w:bidi="zh_TW"/>
+        </w:rPr>
+        <w:t>位於加利利海西北岸的地區，位於迦百農與抹大拉之間，這裡是耶穌行多次施行醫治神蹟的地方（</w:t>
+      </w:r>
+      <w:hyperlink r:id="rId235">
+        <w:r>
+          <w:rPr>
+            <w:lang w:val="zh_TW" w:bidi="zh_TW"/>
+          </w:rPr>
+          <w:rPr>
+            <w:color w:val="0000EE"/>
+            <w:u w:val="single"/>
+          </w:rPr>
+          <w:t>太14:34</w:t>
+        </w:r>
+      </w:hyperlink>
+      <w:r>
+        <w:rPr>
+          <w:lang w:val="zh_TW" w:bidi="zh_TW"/>
+        </w:rPr>
+        <w:t>；</w:t>
+      </w:r>
+      <w:hyperlink r:id="rId236">
+        <w:r>
+          <w:rPr>
+            <w:lang w:val="zh_TW" w:bidi="zh_TW"/>
+          </w:rPr>
+          <w:rPr>
+            <w:color w:val="0000EE"/>
+            <w:u w:val="single"/>
+          </w:rPr>
+          <w:t>可6:53</w:t>
         </w:r>
       </w:hyperlink>
       <w:r>
@@ -792,43 +6399,7 @@
         <w:rPr>
           <w:lang w:val="zh_TW" w:bidi="zh_TW"/>
         </w:rPr>
-        <w:t>在以西結書中，神讓先知看見一個充滿枯骨的平原。這些骨頭代表失去盼望的以色列民，但神應許要賜下祂的靈，使祂的百姓重新得著生命，就像使這些死去的骨頭再生一般（</w:t>
-      </w:r>
-      <w:hyperlink r:id="rId26">
-        <w:r>
-          <w:rPr>
-            <w:lang w:val="zh_TW" w:bidi="zh_TW"/>
-          </w:rPr>
-          <w:rPr>
-            <w:color w:val="0000EE"/>
-            <w:u w:val="single"/>
-          </w:rPr>
-          <w:t>結37:1–14</w:t>
-        </w:r>
-      </w:hyperlink>
-      <w:r>
-        <w:rPr>
-          <w:lang w:val="zh_TW" w:bidi="zh_TW"/>
-        </w:rPr>
-        <w:t>）。其實，在活著的身體裡，骨頭是有生命的組織。以西結也寫到斷骨可以痊癒（</w:t>
-      </w:r>
-      <w:hyperlink r:id="rId27">
-        <w:r>
-          <w:rPr>
-            <w:lang w:val="zh_TW" w:bidi="zh_TW"/>
-          </w:rPr>
-          <w:rPr>
-            <w:color w:val="0000EE"/>
-            <w:u w:val="single"/>
-          </w:rPr>
-          <w:t>結30:21</w:t>
-        </w:r>
-      </w:hyperlink>
-      <w:r>
-        <w:rPr>
-          <w:lang w:val="zh_TW" w:bidi="zh_TW"/>
-        </w:rPr>
-        <w:t>）。</w:t>
+        <w:t>這個地區稱為革尼撒勒平原，沿海岸線延伸約四英里（6.5公里），從海邊到山腳的平均寬度約一英里（1.6公里）。地形大致平坦，但接近邊界山脈的土地逐漸升高。此地以異常肥沃的土壤著稱，遍佈流動的溪流和河流，農業產量豐富。氣候介乎炎熱到溫和，讓此地擁有長期的植物生長季節和豐富的農作物。革尼撒勒的果實極為優質，以至於拉比們不允許將其帶入耶路撒冷的節期聚會中，擔心人們僅僅為享用美味的果實而參加。拉比稱這個地區為神的花園。在耶穌的時代，這片地區被視為巴勒斯坦的花園。像核桃樹、棕櫚樹、橄欖樹和無花果樹等需要多樣生長條件的樹木都能在此茂盛生長。葡萄、核桃、稻米、小麥、蔬菜和瓜類的豐收，以及野生樹木和花卉的繁茂景象在此地十分常見。然而，經過幾個世紀荒廢土地，使這片平原大部分被荊棘叢佔據，儘管近年來，部分地區已被清理，生產力得以恢復。</w:t>
       </w:r>
     </w:p>
     <w:p>
@@ -842,91 +6413,266 @@
         <w:rPr>
           <w:lang w:val="zh_TW" w:bidi="zh_TW"/>
         </w:rPr>
-        <w:t>以色列人守逾越節時，必須獻上一隻毫無殘疾的羊羔，其中一項要求是羊羔的骨頭一根也不可折斷（</w:t>
-      </w:r>
-      <w:hyperlink r:id="rId28">
-        <w:r>
-          <w:rPr>
-            <w:lang w:val="zh_TW" w:bidi="zh_TW"/>
-          </w:rPr>
-          <w:rPr>
-            <w:color w:val="0000EE"/>
-            <w:u w:val="single"/>
-          </w:rPr>
-          <w:t>出12:46</w:t>
-        </w:r>
-      </w:hyperlink>
+        <w:t>在</w:t>
+      </w:r>
+      <w:hyperlink r:id="rId237">
+        <w:r>
+          <w:rPr>
+            <w:lang w:val="zh_TW" w:bidi="zh_TW"/>
+          </w:rPr>
+          <w:rPr>
+            <w:color w:val="0000EE"/>
+            <w:u w:val="single"/>
+          </w:rPr>
+          <w:t>路加福音五章1節</w:t>
+        </w:r>
+      </w:hyperlink>
+      <w:r>
+        <w:rPr>
+          <w:lang w:val="zh_TW" w:bidi="zh_TW"/>
+        </w:rPr>
+        <w:t>中，加利利海被稱為革尼撒勒湖。這個名稱無疑源自毗鄰的革尼撒勒平原。</w:t>
+      </w:r>
+    </w:p>
+    <w:p>
+      <w:pPr/>
+      <w:r>
+        <w:rPr>
+          <w:lang w:val="zh_TW" w:bidi="zh_TW"/>
+        </w:rPr>
+      </w:r>
+      <w:r>
+        <w:rPr>
+          <w:lang w:val="zh_TW" w:bidi="zh_TW"/>
+        </w:rPr>
+        <w:t>革尼撒勒（更準確地說，應為革尼撒〔Gennesar〕）也是後來的基尼烈城（</w:t>
+      </w:r>
+      <w:hyperlink r:id="rId238">
+        <w:r>
+          <w:rPr>
+            <w:lang w:val="zh_TW" w:bidi="zh_TW"/>
+          </w:rPr>
+          <w:rPr>
+            <w:color w:val="0000EE"/>
+            <w:u w:val="single"/>
+          </w:rPr>
+          <w:t>書11:2</w:t>
+        </w:r>
+      </w:hyperlink>
+      <w:r>
+        <w:rPr>
+          <w:lang w:val="zh_TW" w:bidi="zh_TW"/>
+        </w:rPr>
+        <w:t>），這是一座在耶穌時代就早已荒廢的古城。</w:t>
+      </w:r>
+      <w:r>
+        <w:rPr>
+          <w:lang w:val="zh_TW" w:bidi="zh_TW"/>
+        </w:rPr>
+      </w:r>
+      <w:r>
+        <w:rPr>
+          <w:lang w:val="zh_TW" w:bidi="zh_TW"/>
+        </w:rPr>
+      </w:r>
+    </w:p>
+    <w:p>
+      <w:pPr/>
+      <w:r>
+        <w:rPr>
+          <w:lang w:val="zh_TW" w:bidi="zh_TW"/>
+        </w:rPr>
+      </w:r>
+    </w:p>
+    <w:p>
+      <w:pPr>
+        <w:pStyle w:val="Heading2"/>
+      </w:pPr>
+      <w:r>
+        <w:rPr>
+          <w:lang w:val="zh_TW" w:bidi="zh_TW"/>
+        </w:rPr>
+        <w:t>格拉森，格拉森人</w:t>
+      </w:r>
+      <w:r>
+        <w:rPr>
+          <w:lang w:val="zh_TW" w:bidi="zh_TW"/>
+        </w:rPr>
+      </w:r>
+    </w:p>
+    <w:p>
+      <w:pPr/>
+      <w:r>
+        <w:rPr>
+          <w:lang w:val="zh_TW" w:bidi="zh_TW"/>
+        </w:rPr>
+      </w:r>
+      <w:r>
+        <w:rPr>
+          <w:lang w:val="zh_TW" w:bidi="zh_TW"/>
+        </w:rPr>
+        <w:t>位於低加坡里地區的城及其周邊區域。格拉森是位於外約旦河山丘上的一個著名羅馬城，距離加利利海約35英里（56公里），距離約旦河東方約19英里（31公里）。這座城最初由亞歷山大大帝於公元前333年建立為一座希臘城。在公元前85年，猶太君主亞歷山大‧</w:t>
+      </w:r>
+      <w:r>
+        <w:rPr>
+          <w:lang w:val="zh_TW" w:bidi="zh_TW"/>
+        </w:rPr>
+        <w:t>詹納烏斯</w:t>
+      </w:r>
+      <w:r>
+        <w:rPr>
+          <w:lang w:val="zh_TW" w:bidi="zh_TW"/>
+        </w:rPr>
+        <w:t>（Alexander Janneus）奪取了這座城。一直處於猶太人控制之下，直到龐培（Pompey）於公元前63年將其納入羅馬統治範圍，並將其劃入敘利亞行省，隨後被包括在低加坡里之內。今日的傑拉什（Jerash）即為格拉森的遺址。</w:t>
+      </w:r>
+    </w:p>
+    <w:p>
+      <w:pPr/>
+      <w:r>
+        <w:rPr>
+          <w:lang w:val="zh_TW" w:bidi="zh_TW"/>
+        </w:rPr>
+      </w:r>
+      <w:r>
+        <w:rPr>
+          <w:lang w:val="zh_TW" w:bidi="zh_TW"/>
+        </w:rPr>
+        <w:t>雖然新約沒有提到該城，但</w:t>
+      </w:r>
+      <w:hyperlink r:id="rId233">
+        <w:r>
+          <w:rPr>
+            <w:lang w:val="zh_TW" w:bidi="zh_TW"/>
+          </w:rPr>
+          <w:rPr>
+            <w:color w:val="0000EE"/>
+            <w:u w:val="single"/>
+          </w:rPr>
+          <w:t>馬可福音五章1節</w:t>
+        </w:r>
+      </w:hyperlink>
+      <w:r>
+        <w:rPr>
+          <w:lang w:val="zh_TW" w:bidi="zh_TW"/>
+        </w:rPr>
+        <w:t>和</w:t>
+      </w:r>
+      <w:hyperlink r:id="rId239">
+        <w:r>
+          <w:rPr>
+            <w:lang w:val="zh_TW" w:bidi="zh_TW"/>
+          </w:rPr>
+          <w:rPr>
+            <w:color w:val="0000EE"/>
+            <w:u w:val="single"/>
+          </w:rPr>
+          <w:t>路加福音八章26至7節</w:t>
+        </w:r>
+      </w:hyperlink>
+      <w:r>
+        <w:rPr>
+          <w:lang w:val="zh_TW" w:bidi="zh_TW"/>
+        </w:rPr>
+        <w:t>提到「格拉森人的地方」，正是耶穌醫治被鬼附的人和豬群在加利利海溺死的地方。</w:t>
+      </w:r>
+      <w:hyperlink r:id="rId232">
+        <w:r>
+          <w:rPr>
+            <w:lang w:val="zh_TW" w:bidi="zh_TW"/>
+          </w:rPr>
+          <w:rPr>
+            <w:color w:val="0000EE"/>
+            <w:u w:val="single"/>
+          </w:rPr>
+          <w:t>馬太福音八章28節</w:t>
+        </w:r>
+      </w:hyperlink>
+      <w:r>
+        <w:rPr>
+          <w:lang w:val="zh_TW" w:bidi="zh_TW"/>
+        </w:rPr>
+        <w:t>中的平行經文則寫作「加大拉人的地方」。</w:t>
+      </w:r>
+    </w:p>
+    <w:p>
+      <w:pPr/>
+      <w:r>
+        <w:rPr>
+          <w:lang w:val="zh_TW" w:bidi="zh_TW"/>
+        </w:rPr>
+      </w:r>
+      <w:r>
+        <w:rPr>
+          <w:lang w:val="zh_TW" w:bidi="zh_TW"/>
+        </w:rPr>
+        <w:t>「格拉森人（Gerasenes）」的讀法在馬可福音和路加福音的較佳抄本中出現，被認為優於後來抄寫員修改過的譯本的讀法：「加大拉人（Gadarenes）」和「格拉森人（Gergesenes）」。加大拉是低加坡里的一個重要的城，其政治管轄範圍可能延伸至加利利海東岸，後來抄寫員或許為了使馬可福音和路加福音的記載與馬太福音一致而加入此名稱。格格森（Gergesa）是加利利海東海岸的一座城，其名稱或許被插入馬可福音和路加福音的經文中，以使耶穌行神蹟的地點在地理上更具合理性。然而，「格拉森人的地方」具有最佳的文本支持，應被理解為馬可福音和路加福音所意指的耶穌趕鬼和行神蹟的地點。對於非巴勒斯坦地區的羅馬和希臘讀者而言，加大拉這樣的小地區可能不為人知；然而，富裕的羅馬城格拉森在當時廣為人知，是加利利海神蹟地點的合適地理描述。</w:t>
+      </w:r>
+    </w:p>
+    <w:p>
+      <w:pPr/>
+      <w:r>
+        <w:rPr>
+          <w:lang w:val="zh_TW" w:bidi="zh_TW"/>
+        </w:rPr>
+      </w:r>
+      <w:r>
+        <w:rPr>
+          <w:i/>
+          <w:lang w:val="zh_TW" w:bidi="zh_TW"/>
+        </w:rPr>
+        <w:t>另見</w:t>
+      </w:r>
+      <w:r>
+        <w:rPr>
+          <w:lang w:val="zh_TW" w:bidi="zh_TW"/>
+        </w:rPr>
+        <w:t xml:space="preserve"> </w:t>
+      </w:r>
+      <w:r>
+        <w:rPr>
+          <w:lang w:val="zh_TW" w:bidi="zh_TW"/>
+        </w:rPr>
+        <w:t>低加坡里</w:t>
+      </w:r>
       <w:r>
         <w:rPr>
           <w:lang w:val="zh_TW" w:bidi="zh_TW"/>
         </w:rPr>
         <w:t>；</w:t>
       </w:r>
-      <w:hyperlink r:id="rId29">
-        <w:r>
-          <w:rPr>
-            <w:lang w:val="zh_TW" w:bidi="zh_TW"/>
-          </w:rPr>
-          <w:rPr>
-            <w:color w:val="0000EE"/>
-            <w:u w:val="single"/>
-          </w:rPr>
-          <w:t>民9:11–12</w:t>
-        </w:r>
-      </w:hyperlink>
-      <w:r>
-        <w:rPr>
-          <w:lang w:val="zh_TW" w:bidi="zh_TW"/>
-        </w:rPr>
-        <w:t>）。這項律例在新約聖經中具有特別的意義。羅馬兵丁通常會打斷被釘十字架之人的腿，使其更快死亡，但當耶穌被釘十字架時，他們並沒有打斷祂的腿。這正應驗了舊約聖經中關於耶穌的話——祂被稱為「神的羔羊」（</w:t>
-      </w:r>
-      <w:hyperlink r:id="rId30">
-        <w:r>
-          <w:rPr>
-            <w:lang w:val="zh_TW" w:bidi="zh_TW"/>
-          </w:rPr>
-          <w:rPr>
-            <w:color w:val="0000EE"/>
-            <w:u w:val="single"/>
-          </w:rPr>
-          <w:t>詩34:20</w:t>
-        </w:r>
-      </w:hyperlink>
+      <w:r>
+        <w:rPr>
+          <w:lang w:val="zh_TW" w:bidi="zh_TW"/>
+        </w:rPr>
+        <w:t>加大拉，加大拉人</w:t>
+      </w:r>
       <w:r>
         <w:rPr>
           <w:lang w:val="zh_TW" w:bidi="zh_TW"/>
         </w:rPr>
         <w:t>；</w:t>
       </w:r>
-      <w:hyperlink r:id="rId31">
-        <w:r>
-          <w:rPr>
-            <w:lang w:val="zh_TW" w:bidi="zh_TW"/>
-          </w:rPr>
-          <w:rPr>
-            <w:color w:val="0000EE"/>
-            <w:u w:val="single"/>
-          </w:rPr>
-          <w:t>約1:36，</w:t>
-        </w:r>
-      </w:hyperlink>
-      <w:hyperlink r:id="rId32">
-        <w:r>
-          <w:rPr>
-            <w:lang w:val="zh_TW" w:bidi="zh_TW"/>
-          </w:rPr>
-          <w:rPr>
-            <w:color w:val="0000EE"/>
-            <w:u w:val="single"/>
-          </w:rPr>
-          <w:t>約19:30–37</w:t>
-        </w:r>
-      </w:hyperlink>
-      <w:r>
-        <w:rPr>
-          <w:lang w:val="zh_TW" w:bidi="zh_TW"/>
-        </w:rPr>
-        <w:t>）。</w:t>
+      <w:r>
+        <w:rPr>
+          <w:lang w:val="zh_TW" w:bidi="zh_TW"/>
+        </w:rPr>
+        <w:t>革迦撒人</w:t>
+      </w:r>
+      <w:r>
+        <w:rPr>
+          <w:lang w:val="zh_TW" w:bidi="zh_TW"/>
+        </w:rPr>
+        <w:t>。</w:t>
+      </w:r>
+      <w:r>
+        <w:rPr>
+          <w:lang w:val="zh_TW" w:bidi="zh_TW"/>
+        </w:rPr>
+      </w:r>
+      <w:r>
+        <w:rPr>
+          <w:lang w:val="zh_TW" w:bidi="zh_TW"/>
+        </w:rPr>
       </w:r>
     </w:p>
     <w:p>
@@ -936,22 +6682,59 @@
           <w:lang w:val="zh_TW" w:bidi="zh_TW"/>
         </w:rPr>
       </w:r>
-      <w:r>
-        <w:rPr>
-          <w:lang w:val="zh_TW" w:bidi="zh_TW"/>
-        </w:rPr>
-        <w:t>在聖經的某些地方，人們會以骨頭來表達強烈的情感（</w:t>
-      </w:r>
-      <w:hyperlink r:id="rId33">
-        <w:r>
-          <w:rPr>
-            <w:lang w:val="zh_TW" w:bidi="zh_TW"/>
-          </w:rPr>
-          <w:rPr>
-            <w:color w:val="0000EE"/>
-            <w:u w:val="single"/>
-          </w:rPr>
-          <w:t>伯2:5</w:t>
+    </w:p>
+    <w:p>
+      <w:pPr>
+        <w:pStyle w:val="Heading2"/>
+      </w:pPr>
+      <w:r>
+        <w:rPr>
+          <w:lang w:val="zh_TW" w:bidi="zh_TW"/>
+        </w:rPr>
+        <w:t>格言</w:t>
+      </w:r>
+      <w:r>
+        <w:rPr>
+          <w:lang w:val="zh_TW" w:bidi="zh_TW"/>
+        </w:rPr>
+      </w:r>
+    </w:p>
+    <w:p>
+      <w:pPr/>
+      <w:r>
+        <w:rPr>
+          <w:lang w:val="zh_TW" w:bidi="zh_TW"/>
+        </w:rPr>
+      </w:r>
+      <w:r>
+        <w:rPr>
+          <w:lang w:val="zh_TW" w:bidi="zh_TW"/>
+        </w:rPr>
+        <w:t>一句簡短而精闢的話。某些聖經學者使用「</w:t>
+      </w:r>
+      <w:r>
+        <w:rPr>
+          <w:i/>
+          <w:lang w:val="zh_TW" w:bidi="zh_TW"/>
+        </w:rPr>
+        <w:t>格言（apothegm）</w:t>
+      </w:r>
+      <w:r>
+        <w:rPr>
+          <w:lang w:val="zh_TW" w:bidi="zh_TW"/>
+        </w:rPr>
+        <w:t>」一詞來指福音書中，以耶穌的言論作為結尾的簡短故事。例子見於</w:t>
+      </w:r>
+      <w:hyperlink r:id="rId240">
+        <w:r>
+          <w:rPr>
+            <w:lang w:val="zh_TW" w:bidi="zh_TW"/>
+          </w:rPr>
+          <w:rPr>
+            <w:color w:val="0000EE"/>
+            <w:u w:val="single"/>
+          </w:rPr>
+          <w:t>馬太福音八章18–22節</w:t>
         </w:r>
       </w:hyperlink>
       <w:r>
@@ -960,16 +6743,16 @@
         </w:rPr>
         <w:t>，</w:t>
       </w:r>
-      <w:hyperlink r:id="rId34">
-        <w:r>
-          <w:rPr>
-            <w:lang w:val="zh_TW" w:bidi="zh_TW"/>
-          </w:rPr>
-          <w:rPr>
-            <w:color w:val="0000EE"/>
-            <w:u w:val="single"/>
-          </w:rPr>
-          <w:t>19:20</w:t>
+      <w:hyperlink r:id="rId241">
+        <w:r>
+          <w:rPr>
+            <w:lang w:val="zh_TW" w:bidi="zh_TW"/>
+          </w:rPr>
+          <w:rPr>
+            <w:color w:val="0000EE"/>
+            <w:u w:val="single"/>
+          </w:rPr>
+          <w:t>九章10–13節</w:t>
         </w:r>
       </w:hyperlink>
       <w:r>
@@ -978,34 +6761,34 @@
         </w:rPr>
         <w:t>，</w:t>
       </w:r>
-      <w:hyperlink r:id="rId35">
-        <w:r>
-          <w:rPr>
-            <w:lang w:val="zh_TW" w:bidi="zh_TW"/>
-          </w:rPr>
-          <w:rPr>
-            <w:color w:val="0000EE"/>
-            <w:u w:val="single"/>
-          </w:rPr>
-          <w:t>30:30</w:t>
-        </w:r>
-      </w:hyperlink>
-      <w:r>
-        <w:rPr>
-          <w:lang w:val="zh_TW" w:bidi="zh_TW"/>
-        </w:rPr>
-        <w:t>）。聖經也使用「骨肉」這個片語來表明人之間的親屬關係。當人說某人是自己的「骨肉」時的意思是他是家人，就像今日我們說「血肉之親」一樣（參</w:t>
-      </w:r>
-      <w:hyperlink r:id="rId36">
-        <w:r>
-          <w:rPr>
-            <w:lang w:val="zh_TW" w:bidi="zh_TW"/>
-          </w:rPr>
-          <w:rPr>
-            <w:color w:val="0000EE"/>
-            <w:u w:val="single"/>
-          </w:rPr>
-          <w:t>創2:23</w:t>
+      <w:hyperlink r:id="rId242">
+        <w:r>
+          <w:rPr>
+            <w:lang w:val="zh_TW" w:bidi="zh_TW"/>
+          </w:rPr>
+          <w:rPr>
+            <w:color w:val="0000EE"/>
+            <w:u w:val="single"/>
+          </w:rPr>
+          <w:t>十六章1–4節</w:t>
+        </w:r>
+      </w:hyperlink>
+      <w:r>
+        <w:rPr>
+          <w:lang w:val="zh_TW" w:bidi="zh_TW"/>
+        </w:rPr>
+        <w:t>；</w:t>
+      </w:r>
+      <w:hyperlink r:id="rId243">
+        <w:r>
+          <w:rPr>
+            <w:lang w:val="zh_TW" w:bidi="zh_TW"/>
+          </w:rPr>
+          <w:rPr>
+            <w:color w:val="0000EE"/>
+            <w:u w:val="single"/>
+          </w:rPr>
+          <w:t>馬可福音二章18–22節</w:t>
         </w:r>
       </w:hyperlink>
       <w:r>
@@ -1014,16 +6797,16 @@
         </w:rPr>
         <w:t>，</w:t>
       </w:r>
-      <w:hyperlink r:id="rId37">
-        <w:r>
-          <w:rPr>
-            <w:lang w:val="zh_TW" w:bidi="zh_TW"/>
-          </w:rPr>
-          <w:rPr>
-            <w:color w:val="0000EE"/>
-            <w:u w:val="single"/>
-          </w:rPr>
-          <w:t>29:14</w:t>
+      <w:hyperlink r:id="rId244">
+        <w:r>
+          <w:rPr>
+            <w:lang w:val="zh_TW" w:bidi="zh_TW"/>
+          </w:rPr>
+          <w:rPr>
+            <w:color w:val="0000EE"/>
+            <w:u w:val="single"/>
+          </w:rPr>
+          <w:t>十章13–15節</w:t>
         </w:r>
       </w:hyperlink>
       <w:r>
@@ -1032,16 +6815,211 @@
         </w:rPr>
         <w:t>；</w:t>
       </w:r>
-      <w:hyperlink r:id="rId38">
-        <w:r>
-          <w:rPr>
-            <w:lang w:val="zh_TW" w:bidi="zh_TW"/>
-          </w:rPr>
-          <w:rPr>
-            <w:color w:val="0000EE"/>
-            <w:u w:val="single"/>
-          </w:rPr>
-          <w:t>士9:2</w:t>
+      <w:hyperlink r:id="rId245">
+        <w:r>
+          <w:rPr>
+            <w:lang w:val="zh_TW" w:bidi="zh_TW"/>
+          </w:rPr>
+          <w:rPr>
+            <w:color w:val="0000EE"/>
+            <w:u w:val="single"/>
+          </w:rPr>
+          <w:t>路加福音六章1–5節</w:t>
+        </w:r>
+      </w:hyperlink>
+      <w:r>
+        <w:rPr>
+          <w:lang w:val="zh_TW" w:bidi="zh_TW"/>
+        </w:rPr>
+        <w:t>，</w:t>
+      </w:r>
+      <w:hyperlink r:id="rId246">
+        <w:r>
+          <w:rPr>
+            <w:lang w:val="zh_TW" w:bidi="zh_TW"/>
+          </w:rPr>
+          <w:rPr>
+            <w:color w:val="0000EE"/>
+            <w:u w:val="single"/>
+          </w:rPr>
+          <w:t>十一章37–44節</w:t>
+        </w:r>
+      </w:hyperlink>
+      <w:r>
+        <w:rPr>
+          <w:lang w:val="zh_TW" w:bidi="zh_TW"/>
+        </w:rPr>
+        <w:t>。這些話也被稱為「宣言故事（pronouncement stories）」。這些「格言」（apothegmata，複數）缺乏較大的歷史背景，僅包含足夠的細節，以使耶穌的言辭明白易懂。這些故事對早期教會非常重要，因為它們被用於崇拜、對新進基督徒的教導以及糾正錯誤的教義。</w:t>
+      </w:r>
+      <w:r>
+        <w:rPr>
+          <w:lang w:val="zh_TW" w:bidi="zh_TW"/>
+        </w:rPr>
+      </w:r>
+      <w:r>
+        <w:rPr>
+          <w:lang w:val="zh_TW" w:bidi="zh_TW"/>
+        </w:rPr>
+      </w:r>
+    </w:p>
+    <w:p>
+      <w:pPr/>
+      <w:r>
+        <w:rPr>
+          <w:lang w:val="zh_TW" w:bidi="zh_TW"/>
+        </w:rPr>
+      </w:r>
+    </w:p>
+    <w:p>
+      <w:pPr>
+        <w:pStyle w:val="Heading2"/>
+      </w:pPr>
+      <w:r>
+        <w:rPr>
+          <w:lang w:val="zh_TW" w:bidi="zh_TW"/>
+        </w:rPr>
+        <w:t>各耳板</w:t>
+      </w:r>
+      <w:r>
+        <w:rPr>
+          <w:lang w:val="zh_TW" w:bidi="zh_TW"/>
+        </w:rPr>
+      </w:r>
+    </w:p>
+    <w:p>
+      <w:pPr/>
+      <w:r>
+        <w:rPr>
+          <w:lang w:val="zh_TW" w:bidi="zh_TW"/>
+        </w:rPr>
+      </w:r>
+      <w:r>
+        <w:rPr>
+          <w:lang w:val="zh_TW" w:bidi="zh_TW"/>
+        </w:rPr>
+        <w:t>各耳板（Corban）是希臘文對希伯來文詞語</w:t>
+      </w:r>
+      <w:r>
+        <w:rPr>
+          <w:i/>
+          <w:lang w:val="zh_TW" w:bidi="zh_TW"/>
+        </w:rPr>
+        <w:t>korban</w:t>
+      </w:r>
+      <w:r>
+        <w:rPr>
+          <w:lang w:val="zh_TW" w:bidi="zh_TW"/>
+        </w:rPr>
+        <w:t>的音譯，僅出現在</w:t>
+      </w:r>
+      <w:hyperlink r:id="rId247">
+        <w:r>
+          <w:rPr>
+            <w:lang w:val="zh_TW" w:bidi="zh_TW"/>
+          </w:rPr>
+          <w:rPr>
+            <w:color w:val="0000EE"/>
+            <w:u w:val="single"/>
+          </w:rPr>
+          <w:t>馬可福音七章11節</w:t>
+        </w:r>
+      </w:hyperlink>
+      <w:r>
+        <w:rPr>
+          <w:lang w:val="zh_TW" w:bidi="zh_TW"/>
+        </w:rPr>
+        <w:t>，馬可在該處經文提供了解釋：各耳板就是「供獻」的意思，也就是「奉獻或獻給神」。因此，各耳板是一種獻祭的供物。</w:t>
+      </w:r>
+    </w:p>
+    <w:p>
+      <w:pPr/>
+      <w:r>
+        <w:rPr>
+          <w:lang w:val="zh_TW" w:bidi="zh_TW"/>
+        </w:rPr>
+      </w:r>
+      <w:r>
+        <w:rPr>
+          <w:lang w:val="zh_TW" w:bidi="zh_TW"/>
+        </w:rPr>
+        <w:t>猶太律法允許個人將自己的服事或財產指定為「獻給神」，從而將其從世俗用途中分別出來，賦予其獻祭給神的性質。這個做法是一項嚴肅的決定（根據猶太教經典米示拿·論許願），通常很少撤銷（論許願5章），因為違背「各耳板」的誓言可能導致神嚴厲的審判。在</w:t>
+      </w:r>
+      <w:hyperlink r:id="rId248">
+        <w:r>
+          <w:rPr>
+            <w:lang w:val="zh_TW" w:bidi="zh_TW"/>
+          </w:rPr>
+          <w:rPr>
+            <w:color w:val="0000EE"/>
+            <w:u w:val="single"/>
+          </w:rPr>
+          <w:t>馬可福音第七章</w:t>
+        </w:r>
+      </w:hyperlink>
+      <w:r>
+        <w:rPr>
+          <w:lang w:val="zh_TW" w:bidi="zh_TW"/>
+        </w:rPr>
+        <w:t>中，耶穌責備文士，因為理論上，一個兒子可以通過將自己的財產宣告為「已經作了各耳板」，來使父母不再得到其任何財產（</w:t>
+      </w:r>
+      <w:r>
+        <w:rPr>
+          <w:lang w:val="zh_TW" w:bidi="zh_TW"/>
+        </w:rPr>
+        <w:t>比如兒子的供養）</w:t>
+      </w:r>
+      <w:r>
+        <w:rPr>
+          <w:lang w:val="zh_TW" w:bidi="zh_TW"/>
+        </w:rPr>
+        <w:t>。此舉實際上使第五誡命變得無效（見</w:t>
+      </w:r>
+      <w:hyperlink r:id="rId249">
+        <w:r>
+          <w:rPr>
+            <w:lang w:val="zh_TW" w:bidi="zh_TW"/>
+          </w:rPr>
+          <w:rPr>
+            <w:color w:val="0000EE"/>
+            <w:u w:val="single"/>
+          </w:rPr>
+          <w:t>出20:12</w:t>
+        </w:r>
+      </w:hyperlink>
+      <w:r>
+        <w:rPr>
+          <w:lang w:val="zh_TW" w:bidi="zh_TW"/>
+        </w:rPr>
+        <w:t>），並令拉比的傳統與摩西律法相矛盾。更糟糕的是，如果兒子對他起的誓感到後悔——聲稱當初是倉促才作出的決定——拉比法庭仍可能禁止撤回「各耳板」（</w:t>
+      </w:r>
+      <w:hyperlink r:id="rId250">
+        <w:r>
+          <w:rPr>
+            <w:lang w:val="zh_TW" w:bidi="zh_TW"/>
+          </w:rPr>
+          <w:rPr>
+            <w:color w:val="0000EE"/>
+            <w:u w:val="single"/>
+          </w:rPr>
+          <w:t>可7:12</w:t>
+        </w:r>
+      </w:hyperlink>
+      <w:r>
+        <w:rPr>
+          <w:lang w:val="zh_TW" w:bidi="zh_TW"/>
+        </w:rPr>
+        <w:t>；參</w:t>
+      </w:r>
+      <w:hyperlink r:id="rId251">
+        <w:r>
+          <w:rPr>
+            <w:lang w:val="zh_TW" w:bidi="zh_TW"/>
+          </w:rPr>
+          <w:rPr>
+            <w:color w:val="0000EE"/>
+            <w:u w:val="single"/>
+          </w:rPr>
+          <w:t>民30:1–2</w:t>
         </w:r>
       </w:hyperlink>
       <w:r>
@@ -2951,12 +8929,6 @@
   <w:num w:numId="13" w16cid:durableId="592781308">
     <w:abstractNumId w:val="11"/>
   </w:num>
-  <w:num w:numId="14">
-    <w:abstractNumId w:val="3"/>
-    <w:lvlOverride w:ilvl="0">
-      <w:startOverride w:val="1"/>
-    </w:lvlOverride>
-  </w:num>
   <w:numIdMacAtCleanup w:val="10"/>
 </w:numbering>
 </file>

--- a/zht/docx/044.content.docx
+++ b/zht/docx/044.content.docx
@@ -149,7 +149,7 @@
         <w:rPr>
           <w:lang w:val="zh_TW" w:bidi="zh_TW"/>
         </w:rPr>
-        <w:t>gao</w:t>
+        <w:t>gan</w:t>
       </w:r>
       <w:r>
         <w:rPr>
@@ -212,7 +212,7 @@
         <w:rPr>
           <w:lang w:val="zh_TW" w:bidi="zh_TW"/>
         </w:rPr>
-        <w:t>高拉尼提斯</w:t>
+        <w:t>橄欖山</w:t>
       </w:r>
       <w:r>
         <w:rPr>
@@ -231,31 +231,121 @@
         <w:rPr>
           <w:lang w:val="zh_TW" w:bidi="zh_TW"/>
         </w:rPr>
-        <w:t>一個位於加利利海以東的小省，位於黑門山與</w:t>
-      </w:r>
-      <w:r>
-        <w:rPr>
-          <w:lang w:val="zh_TW" w:bidi="zh_TW"/>
-        </w:rPr>
-        <w:t>亞爾穆克河（</w:t>
-      </w:r>
-      <w:r>
-        <w:rPr>
-          <w:lang w:val="zh_TW" w:bidi="zh_TW"/>
-        </w:rPr>
-        <w:t>Yarmuk River</w:t>
-      </w:r>
-      <w:r>
-        <w:rPr>
-          <w:lang w:val="zh_TW" w:bidi="zh_TW"/>
-        </w:rPr>
-        <w:t>）</w:t>
-      </w:r>
-      <w:r>
-        <w:rPr>
-          <w:lang w:val="zh_TW" w:bidi="zh_TW"/>
-        </w:rPr>
-        <w:t>之間，可能延伸至約旦河。該地得名於古城哥蘭（Golan）。考古學家在距加利利海以東約17英里（27公里）處發現了大量被認為是哥蘭的遺址。摩西曾將哥蘭命名為約旦河東方瑪拿西半支派的逃城（</w:t>
+        <w:t>橄欖山是猶太地山脈中一條由北向南延伸的大山脊。它位於耶路撒冷的正東方，毗鄰汲淪溪谷。這座山有三個山峰，兩個山谷位於它們之間。北面的山峰是斯科普斯山。斯科普斯山的南面有一個小鞍部（</w:t>
+      </w:r>
+      <w:r>
+        <w:rPr>
+          <w:lang w:val="zh_TW" w:bidi="zh_TW"/>
+        </w:rPr>
+        <w:t>山</w:t>
+      </w:r>
+      <w:r>
+        <w:rPr>
+          <w:lang w:val="zh_TW" w:bidi="zh_TW"/>
+        </w:rPr>
+        <w:t>脊上</w:t>
+      </w:r>
+      <w:r>
+        <w:rPr>
+          <w:lang w:val="zh_TW" w:bidi="zh_TW"/>
+        </w:rPr>
+        <w:t>兩山間的低淺處</w:t>
+      </w:r>
+      <w:r>
+        <w:rPr>
+          <w:lang w:val="zh_TW" w:bidi="zh_TW"/>
+        </w:rPr>
+        <w:t>），古羅馬通往耶利哥的道路曾經經過此處。中央的山峰是為人所知的橄欖山，高818.1米（2,684英尺），與聖殿上的平台（</w:t>
+      </w:r>
+      <w:r>
+        <w:rPr>
+          <w:i/>
+          <w:lang w:val="zh_TW" w:bidi="zh_TW"/>
+        </w:rPr>
+        <w:t>Haram esh-Sherif</w:t>
+      </w:r>
+      <w:r>
+        <w:rPr>
+          <w:lang w:val="zh_TW" w:bidi="zh_TW"/>
+        </w:rPr>
+        <w:t>，阿拉伯人稱為高貴的至聖所</w:t>
+      </w:r>
+      <w:r>
+        <w:rPr>
+          <w:lang w:val="zh_TW" w:bidi="zh_TW"/>
+        </w:rPr>
+        <w:t>〔</w:t>
+      </w:r>
+      <w:r>
+        <w:rPr>
+          <w:lang w:val="zh_TW" w:bidi="zh_TW"/>
+        </w:rPr>
+        <w:t>The Noble Sanctuary</w:t>
+      </w:r>
+      <w:r>
+        <w:rPr>
+          <w:lang w:val="zh_TW" w:bidi="zh_TW"/>
+        </w:rPr>
+        <w:t>〕</w:t>
+      </w:r>
+      <w:r>
+        <w:rPr>
+          <w:lang w:val="zh_TW" w:bidi="zh_TW"/>
+        </w:rPr>
+        <w:t>）相對。</w:t>
+      </w:r>
+    </w:p>
+    <w:p>
+      <w:pPr>
+        <w:pStyle w:val="Heading3"/>
+      </w:pPr>
+      <w:r>
+        <w:rPr>
+          <w:lang w:val="zh_TW" w:bidi="zh_TW"/>
+        </w:rPr>
+        <w:t>著名地點與特色</w:t>
+      </w:r>
+    </w:p>
+    <w:p>
+      <w:pPr/>
+      <w:r>
+        <w:rPr>
+          <w:lang w:val="zh_TW" w:bidi="zh_TW"/>
+        </w:rPr>
+      </w:r>
+      <w:r>
+        <w:rPr>
+          <w:lang w:val="zh_TW" w:bidi="zh_TW"/>
+        </w:rPr>
+        <w:t>在主峰上，君士坦丁皇帝於公元325年左右，建造了一座大型教堂。這座教堂名為升天堂（the Church of the Ascension），他將其獻給他的母親海倫娜。在這座教會的南邊，有一個低窪地區，今天通往伯大尼的道路經過這處。</w:t>
+      </w:r>
+    </w:p>
+    <w:p>
+      <w:pPr/>
+      <w:r>
+        <w:rPr>
+          <w:lang w:val="zh_TW" w:bidi="zh_TW"/>
+        </w:rPr>
+      </w:r>
+      <w:r>
+        <w:rPr>
+          <w:lang w:val="zh_TW" w:bidi="zh_TW"/>
+        </w:rPr>
+        <w:t>南峰俯瞰著耶路撒冷最古老的部份，這裡曾被稱為大衛城。這座山峰有一個特別的名字：「犯罪山」（Mount of Offense）。它之所以有這個名字，是因為所羅門王在此為外邦妻子的神建造廟宇，違背了神的命令。在這南峰的底部有一個名為西爾萬（Silwan）的阿拉伯村莊。這裡是汲淪溪谷和欣嫩谷的匯合處。</w:t>
+      </w:r>
+    </w:p>
+    <w:p>
+      <w:pPr/>
+      <w:r>
+        <w:rPr>
+          <w:lang w:val="zh_TW" w:bidi="zh_TW"/>
+        </w:rPr>
+      </w:r>
+      <w:r>
+        <w:rPr>
+          <w:lang w:val="zh_TW" w:bidi="zh_TW"/>
+        </w:rPr>
+        <w:t>橄欖山因其長有大量橄欖樹而得名。在古代社會中，這些橄欖樹林非常著名且重要（</w:t>
       </w:r>
       <w:hyperlink r:id="rId13">
         <w:r>
@@ -266,14 +356,14 @@
             <w:color w:val="0000EE"/>
             <w:u w:val="single"/>
           </w:rPr>
-          <w:t>申4:41、43</w:t>
+          <w:t>亞14:4</w:t>
         </w:r>
       </w:hyperlink>
       <w:r>
         <w:rPr>
           <w:lang w:val="zh_TW" w:bidi="zh_TW"/>
         </w:rPr>
-        <w:t>），約書亞將其分配給革順族利未人（</w:t>
+        <w:t>；</w:t>
       </w:r>
       <w:hyperlink r:id="rId14">
         <w:r>
@@ -284,9 +374,54 @@
             <w:color w:val="0000EE"/>
             <w:u w:val="single"/>
           </w:rPr>
-          <w:t>書20:8，</w:t>
+          <w:t>可11:1</w:t>
         </w:r>
       </w:hyperlink>
+      <w:r>
+        <w:rPr>
+          <w:lang w:val="zh_TW" w:bidi="zh_TW"/>
+        </w:rPr>
+        <w:t>）。橄欖山的西側從地中海獲得雨水。這些雨水，加上由風化岩石形成的肥沃土壤，幫助許多果樹在此茁壯成長。</w:t>
+      </w:r>
+    </w:p>
+    <w:p>
+      <w:pPr/>
+      <w:r>
+        <w:rPr>
+          <w:lang w:val="zh_TW" w:bidi="zh_TW"/>
+        </w:rPr>
+      </w:r>
+      <w:r>
+        <w:rPr>
+          <w:lang w:val="zh_TW" w:bidi="zh_TW"/>
+        </w:rPr>
+        <w:t>橄欖山的東側標誌著猶太地曠野的開始。新約聖經中提到的兩個村莊，伯大尼和伯法其，就是位於其東邊的山坡上。</w:t>
+      </w:r>
+    </w:p>
+    <w:p>
+      <w:pPr>
+        <w:pStyle w:val="Heading3"/>
+      </w:pPr>
+      <w:r>
+        <w:rPr>
+          <w:lang w:val="zh_TW" w:bidi="zh_TW"/>
+        </w:rPr>
+        <w:t>舊約聖經中的橄欖山</w:t>
+      </w:r>
+    </w:p>
+    <w:p>
+      <w:pPr/>
+      <w:r>
+        <w:rPr>
+          <w:lang w:val="zh_TW" w:bidi="zh_TW"/>
+        </w:rPr>
+      </w:r>
+      <w:r>
+        <w:rPr>
+          <w:lang w:val="zh_TW" w:bidi="zh_TW"/>
+        </w:rPr>
+        <w:t>舊約聖經第一次出現橄欖山，是在關於大衛王的故事中。大衛因為他的兒子押沙龍試圖奪取他的王位，而不得不逃離耶路撒冷。大衛向東逃跑，攀登橄欖山，逃往約旦河谷（</w:t>
+      </w:r>
       <w:hyperlink r:id="rId15">
         <w:r>
           <w:rPr>
@@ -296,14 +431,28 @@
             <w:color w:val="0000EE"/>
             <w:u w:val="single"/>
           </w:rPr>
-          <w:t>21:27</w:t>
+          <w:t>撒下15:30</w:t>
         </w:r>
       </w:hyperlink>
       <w:r>
         <w:rPr>
           <w:lang w:val="zh_TW" w:bidi="zh_TW"/>
         </w:rPr>
-        <w:t>；</w:t>
+        <w:t>）。</w:t>
+      </w:r>
+    </w:p>
+    <w:p>
+      <w:pPr/>
+      <w:r>
+        <w:rPr>
+          <w:lang w:val="zh_TW" w:bidi="zh_TW"/>
+        </w:rPr>
+      </w:r>
+      <w:r>
+        <w:rPr>
+          <w:lang w:val="zh_TW" w:bidi="zh_TW"/>
+        </w:rPr>
+        <w:t>後來，大衛的兒子所羅門王在山上，為外邦神建造了邱壇。這些神包括西頓、摩押和亞捫人所崇拜的神（</w:t>
       </w:r>
       <w:hyperlink r:id="rId16">
         <w:r>
@@ -314,27 +463,14 @@
             <w:color w:val="0000EE"/>
             <w:u w:val="single"/>
           </w:rPr>
-          <w:t>代上6:71</w:t>
+          <w:t>王上11:7</w:t>
         </w:r>
       </w:hyperlink>
       <w:r>
         <w:rPr>
           <w:lang w:val="zh_TW" w:bidi="zh_TW"/>
         </w:rPr>
-        <w:t>）。根據約瑟夫（Josephus）的記載，亞歷山大·詹納烏斯（Alexander Janneus）在此地遭受重創，後來摧毀了該城（</w:t>
-      </w:r>
-      <w:r>
-        <w:rPr>
-          <w:i/>
-          <w:lang w:val="zh_TW" w:bidi="zh_TW"/>
-        </w:rPr>
-        <w:t>猶太古史記</w:t>
-      </w:r>
-      <w:r>
-        <w:rPr>
-          <w:lang w:val="zh_TW" w:bidi="zh_TW"/>
-        </w:rPr>
-        <w:t xml:space="preserve"> 8.2.3）。約瑟夫還提到一位名叫猶大的人曾在此地發動稅務起義（18.1.1），而路加稱他為加利利人（</w:t>
+        <w:t>）。多年後，另一位名叫約西亞的王摧毀了這些崇拜場所，因為它們違背了神的律法（</w:t>
       </w:r>
       <w:hyperlink r:id="rId17">
         <w:r>
@@ -345,40 +481,14 @@
             <w:color w:val="0000EE"/>
             <w:u w:val="single"/>
           </w:rPr>
-          <w:t>徒5:37</w:t>
+          <w:t>王下23:13</w:t>
         </w:r>
       </w:hyperlink>
       <w:r>
         <w:rPr>
           <w:lang w:val="zh_TW" w:bidi="zh_TW"/>
         </w:rPr>
-        <w:t>）。後來，約瑟夫也稱他為加利利人（</w:t>
-      </w:r>
-      <w:r>
-        <w:rPr>
-          <w:i/>
-          <w:lang w:val="zh_TW" w:bidi="zh_TW"/>
-        </w:rPr>
-        <w:t>猶太古史記</w:t>
-      </w:r>
-      <w:r>
-        <w:rPr>
-          <w:lang w:val="zh_TW" w:bidi="zh_TW"/>
-        </w:rPr>
-        <w:t xml:space="preserve"> 20.5.2；</w:t>
-      </w:r>
-      <w:r>
-        <w:rPr>
-          <w:i/>
-          <w:lang w:val="zh_TW" w:bidi="zh_TW"/>
-        </w:rPr>
-        <w:t>猶太戰史</w:t>
-      </w:r>
-      <w:r>
-        <w:rPr>
-          <w:lang w:val="zh_TW" w:bidi="zh_TW"/>
-        </w:rPr>
-        <w:t xml:space="preserve"> 2.8.1）。這位猶大很可能在不同時期居住在這些地方。</w:t>
+        <w:t>）。</w:t>
       </w:r>
     </w:p>
     <w:p>
@@ -392,19 +502,7 @@
         <w:rPr>
           <w:lang w:val="zh_TW" w:bidi="zh_TW"/>
         </w:rPr>
-        <w:t>公元前4年，希律王去世後，其子腓力繼承了</w:t>
-      </w:r>
-      <w:r>
-        <w:rPr>
-          <w:lang w:val="zh_TW" w:bidi="zh_TW"/>
-        </w:rPr>
-        <w:t>高拉尼提斯</w:t>
-      </w:r>
-      <w:r>
-        <w:rPr>
-          <w:lang w:val="zh_TW" w:bidi="zh_TW"/>
-        </w:rPr>
-        <w:t>，將他的首都設在伯賽大猶利亞城（Julias），該城由他重建並以凱撒奧古斯都的女兒命名。耶穌曾到過此地（</w:t>
+        <w:t>先知以西結寫道，他看到神的榮耀離開耶路撒冷的聖殿，移到橄欖山（</w:t>
       </w:r>
       <w:hyperlink r:id="rId18">
         <w:r>
@@ -415,9 +513,41 @@
             <w:color w:val="0000EE"/>
             <w:u w:val="single"/>
           </w:rPr>
-          <w:t>可6:45，</w:t>
+          <w:t>結11:23</w:t>
         </w:r>
       </w:hyperlink>
+      <w:r>
+        <w:rPr>
+          <w:lang w:val="zh_TW" w:bidi="zh_TW"/>
+        </w:rPr>
+        <w:t>）。另一位先知撒迦利亞，寫下對橄欖山的描述，是最為人所知的一段。在他關於末後的異象中，他寫道：</w:t>
+      </w:r>
+    </w:p>
+    <w:p>
+      <w:pPr/>
+      <w:r>
+        <w:rPr>
+          <w:lang w:val="zh_TW" w:bidi="zh_TW"/>
+        </w:rPr>
+      </w:r>
+      <w:r>
+        <w:rPr>
+          <w:lang w:val="zh_TW" w:bidi="zh_TW"/>
+        </w:rPr>
+        <w:t>「</w:t>
+      </w:r>
+      <w:r>
+        <w:rPr>
+          <w:lang w:val="zh_TW" w:bidi="zh_TW"/>
+        </w:rPr>
+        <w:t>那日，他的腳必站在耶路撒冷前面朝東的橄欖山上。這山必從中間分裂，自東至西成為極大的谷。山的一半向北挪移，一半向南挪移。</w:t>
+      </w:r>
+      <w:r>
+        <w:rPr>
+          <w:lang w:val="zh_TW" w:bidi="zh_TW"/>
+        </w:rPr>
+        <w:t>」（</w:t>
+      </w:r>
       <w:hyperlink r:id="rId19">
         <w:r>
           <w:rPr>
@@ -427,14 +557,43 @@
             <w:color w:val="0000EE"/>
             <w:u w:val="single"/>
           </w:rPr>
-          <w:t>8:22</w:t>
+          <w:t>亞14:1–5</w:t>
         </w:r>
       </w:hyperlink>
       <w:r>
         <w:rPr>
           <w:lang w:val="zh_TW" w:bidi="zh_TW"/>
         </w:rPr>
-        <w:t>），該地直到公元66年猶太戰爭爆發前，一直處於羅馬的嚴密統治之下。隨後，猶太起義者曾藏匿於該城的高地，羅馬人在此地進行了多次戰役。</w:t>
+        <w:t>，第</w:t>
+      </w:r>
+      <w:hyperlink r:id="rId13">
+        <w:r>
+          <w:rPr>
+            <w:lang w:val="zh_TW" w:bidi="zh_TW"/>
+          </w:rPr>
+          <w:rPr>
+            <w:color w:val="0000EE"/>
+            <w:u w:val="single"/>
+          </w:rPr>
+          <w:t>4</w:t>
+        </w:r>
+      </w:hyperlink>
+      <w:r>
+        <w:rPr>
+          <w:lang w:val="zh_TW" w:bidi="zh_TW"/>
+        </w:rPr>
+        <w:t>節）。</w:t>
+      </w:r>
+    </w:p>
+    <w:p>
+      <w:pPr>
+        <w:pStyle w:val="Heading3"/>
+      </w:pPr>
+      <w:r>
+        <w:rPr>
+          <w:lang w:val="zh_TW" w:bidi="zh_TW"/>
+        </w:rPr>
+        <w:t>新約聖經中的橄欖山</w:t>
       </w:r>
     </w:p>
     <w:p>
@@ -446,102 +605,27 @@
       </w:r>
       <w:r>
         <w:rPr>
-          <w:i/>
-          <w:lang w:val="zh_TW" w:bidi="zh_TW"/>
-        </w:rPr>
-        <w:t>另見</w:t>
-      </w:r>
-      <w:r>
-        <w:rPr>
-          <w:lang w:val="zh_TW" w:bidi="zh_TW"/>
-        </w:rPr>
-        <w:t xml:space="preserve"> </w:t>
-      </w:r>
-      <w:r>
-        <w:rPr>
-          <w:lang w:val="zh_TW" w:bidi="zh_TW"/>
-        </w:rPr>
-        <w:t>哥蘭</w:t>
-      </w:r>
-      <w:r>
-        <w:rPr>
-          <w:lang w:val="zh_TW" w:bidi="zh_TW"/>
-        </w:rPr>
-        <w:t>；</w:t>
-      </w:r>
-      <w:r>
-        <w:rPr>
-          <w:lang w:val="zh_TW" w:bidi="zh_TW"/>
-        </w:rPr>
-        <w:t>希律，希律家族</w:t>
-      </w:r>
-      <w:r>
-        <w:rPr>
-          <w:lang w:val="zh_TW" w:bidi="zh_TW"/>
-        </w:rPr>
-        <w:t>。</w:t>
-      </w:r>
-      <w:r>
-        <w:rPr>
-          <w:lang w:val="zh_TW" w:bidi="zh_TW"/>
-        </w:rPr>
-      </w:r>
-      <w:r>
-        <w:rPr>
-          <w:lang w:val="zh_TW" w:bidi="zh_TW"/>
-        </w:rPr>
+          <w:lang w:val="zh_TW" w:bidi="zh_TW"/>
+        </w:rPr>
+        <w:t>在新約聖經中，大多數關於耶穌在橄欖山的故事，發生在祂生命的最後一週，基督徒稱之為聖週。在山上的村莊伯大尼，還有兩個較早發生的故事：</w:t>
       </w:r>
     </w:p>
     <w:p>
-      <w:pPr/>
-      <w:r>
-        <w:rPr>
-          <w:lang w:val="zh_TW" w:bidi="zh_TW"/>
-        </w:rPr>
-      </w:r>
-    </w:p>
-    <w:p>
-      <w:pPr>
-        <w:pStyle w:val="Heading2"/>
-      </w:pPr>
-      <w:r>
-        <w:rPr>
-          <w:lang w:val="zh_TW" w:bidi="zh_TW"/>
-        </w:rPr>
-        <w:t>膏抹</w:t>
-      </w:r>
-      <w:r>
-        <w:rPr>
-          <w:lang w:val="zh_TW" w:bidi="zh_TW"/>
-        </w:rPr>
-      </w:r>
-    </w:p>
-    <w:p>
-      <w:pPr/>
-      <w:r>
-        <w:rPr>
-          <w:lang w:val="zh_TW" w:bidi="zh_TW"/>
-        </w:rPr>
-      </w:r>
-      <w:r>
-        <w:rPr>
-          <w:lang w:val="zh_TW" w:bidi="zh_TW"/>
-        </w:rPr>
-        <w:t>將油或香膏塗抹於人或物上，作為儀式或典禮的一部分。</w:t>
-      </w:r>
-    </w:p>
-    <w:p>
-      <w:pPr/>
-      <w:r>
-        <w:rPr>
-          <w:lang w:val="zh_TW" w:bidi="zh_TW"/>
-        </w:rPr>
-      </w:r>
-      <w:r>
-        <w:rPr>
-          <w:lang w:val="zh_TW" w:bidi="zh_TW"/>
-        </w:rPr>
-        <w:t>膏抹這個希伯來文詞語首次出現在</w:t>
+      <w:pPr>
+        <w:pStyle w:val="ListBullet"/>
+        <w:spacing w:line="240" w:lineRule="auto"/>
+        <w:ind w:left="720"/>
+      </w:pPr>
+      <w:r>
+        <w:rPr>
+          <w:lang w:val="zh_TW" w:bidi="zh_TW"/>
+        </w:rPr>
+      </w:r>
+      <w:r>
+        <w:rPr>
+          <w:lang w:val="zh_TW" w:bidi="zh_TW"/>
+        </w:rPr>
+        <w:t>耶穌拜訪了祂的朋友馬利亞和馬大（</w:t>
       </w:r>
       <w:hyperlink r:id="rId20">
         <w:r>
@@ -552,14 +636,32 @@
             <w:color w:val="0000EE"/>
             <w:u w:val="single"/>
           </w:rPr>
-          <w:t>創世記三十一章13節</w:t>
+          <w:t>路10:38–42</w:t>
         </w:r>
       </w:hyperlink>
       <w:r>
         <w:rPr>
           <w:lang w:val="zh_TW" w:bidi="zh_TW"/>
         </w:rPr>
-        <w:t>，當時雅各將油澆在伯特利的石頭上（</w:t>
+        <w:t>），</w:t>
+      </w:r>
+    </w:p>
+    <w:p>
+      <w:pPr>
+        <w:pStyle w:val="ListBullet"/>
+        <w:spacing w:line="240" w:lineRule="auto"/>
+        <w:ind w:left="720"/>
+      </w:pPr>
+      <w:r>
+        <w:rPr>
+          <w:lang w:val="zh_TW" w:bidi="zh_TW"/>
+        </w:rPr>
+      </w:r>
+      <w:r>
+        <w:rPr>
+          <w:lang w:val="zh_TW" w:bidi="zh_TW"/>
+        </w:rPr>
+        <w:t>耶穌使祂的朋友拉撒路復活（</w:t>
       </w:r>
       <w:hyperlink r:id="rId21">
         <w:r>
@@ -570,32 +672,28 @@
             <w:color w:val="0000EE"/>
             <w:u w:val="single"/>
           </w:rPr>
-          <w:t>創28:18</w:t>
+          <w:t>約11:17–44</w:t>
         </w:r>
       </w:hyperlink>
       <w:r>
         <w:rPr>
           <w:lang w:val="zh_TW" w:bidi="zh_TW"/>
         </w:rPr>
-        <w:t>–</w:t>
-      </w:r>
-      <w:hyperlink r:id="rId21">
-        <w:r>
-          <w:rPr>
-            <w:lang w:val="zh_TW" w:bidi="zh_TW"/>
-          </w:rPr>
-          <w:rPr>
-            <w:color w:val="0000EE"/>
-            <w:u w:val="single"/>
-          </w:rPr>
-          <w:t>19</w:t>
-        </w:r>
-      </w:hyperlink>
-      <w:r>
-        <w:rPr>
-          <w:lang w:val="zh_TW" w:bidi="zh_TW"/>
-        </w:rPr>
-        <w:t>），後來又重複了這一儀式（</w:t>
+        <w:t>）。</w:t>
+      </w:r>
+    </w:p>
+    <w:p>
+      <w:pPr/>
+      <w:r>
+        <w:rPr>
+          <w:lang w:val="zh_TW" w:bidi="zh_TW"/>
+        </w:rPr>
+      </w:r>
+      <w:r>
+        <w:rPr>
+          <w:lang w:val="zh_TW" w:bidi="zh_TW"/>
+        </w:rPr>
+        <w:t>耶穌最後一次來到耶路撒冷，是從耶利哥城出發，從東方越過橄欖山，然後下到汲淪溪谷（</w:t>
       </w:r>
       <w:hyperlink r:id="rId22">
         <w:r>
@@ -606,32 +704,14 @@
             <w:color w:val="0000EE"/>
             <w:u w:val="single"/>
           </w:rPr>
-          <w:t>創35:9</w:t>
+          <w:t>可11:1–10）</w:t>
         </w:r>
       </w:hyperlink>
       <w:r>
         <w:rPr>
           <w:lang w:val="zh_TW" w:bidi="zh_TW"/>
         </w:rPr>
-        <w:t>–</w:t>
-      </w:r>
-      <w:hyperlink r:id="rId22">
-        <w:r>
-          <w:rPr>
-            <w:lang w:val="zh_TW" w:bidi="zh_TW"/>
-          </w:rPr>
-          <w:rPr>
-            <w:color w:val="0000EE"/>
-            <w:u w:val="single"/>
-          </w:rPr>
-          <w:t>15</w:t>
-        </w:r>
-      </w:hyperlink>
-      <w:r>
-        <w:rPr>
-          <w:lang w:val="zh_TW" w:bidi="zh_TW"/>
-        </w:rPr>
-        <w:t>）。這是一種宗教儀式，表示該地的被分別為聖，為神所用。</w:t>
+        <w:t>。這一天，人們迎接祂如同迎接君王，在路上鋪上棕樹枝。</w:t>
       </w:r>
     </w:p>
     <w:p>
@@ -645,21 +725,7 @@
         <w:rPr>
           <w:lang w:val="zh_TW" w:bidi="zh_TW"/>
         </w:rPr>
-        <w:t>膏抹作為宗教行為，象徵受膏者具備某些神的特質。自古以來，希伯來人以油膏抹新領袖的頭，以示他們開始在群體中的職分。這種做法同樣用於分別器物，專為神使用。</w:t>
-      </w:r>
-    </w:p>
-    <w:p>
-      <w:pPr/>
-      <w:r>
-        <w:rPr>
-          <w:lang w:val="zh_TW" w:bidi="zh_TW"/>
-        </w:rPr>
-      </w:r>
-      <w:r>
-        <w:rPr>
-          <w:lang w:val="zh_TW" w:bidi="zh_TW"/>
-        </w:rPr>
-        <w:t>聖經並未詳細記錄如何為正式的事物或人膏抹。例如，雅各只是將油澆在石頭上，並說了一些話。當撒母耳（一位先知和士師）膏抹以色列的第一位王掃羅時，他先將掃羅帶到一旁教導他（</w:t>
+        <w:t>當耶穌下山看到耶路撒冷時，祂停下來哭泣，因為祂深知這座城市未來會發生什麼事（</w:t>
       </w:r>
       <w:hyperlink r:id="rId23">
         <w:r>
@@ -670,32 +736,28 @@
             <w:color w:val="0000EE"/>
             <w:u w:val="single"/>
           </w:rPr>
-          <w:t>撒上9:25</w:t>
+          <w:t>路19:41–44</w:t>
         </w:r>
       </w:hyperlink>
       <w:r>
         <w:rPr>
           <w:lang w:val="zh_TW" w:bidi="zh_TW"/>
         </w:rPr>
-        <w:t>–</w:t>
-      </w:r>
-      <w:hyperlink r:id="rId23">
-        <w:r>
-          <w:rPr>
-            <w:lang w:val="zh_TW" w:bidi="zh_TW"/>
-          </w:rPr>
-          <w:rPr>
-            <w:color w:val="0000EE"/>
-            <w:u w:val="single"/>
-          </w:rPr>
-          <w:t>27</w:t>
-        </w:r>
-      </w:hyperlink>
-      <w:r>
-        <w:rPr>
-          <w:lang w:val="zh_TW" w:bidi="zh_TW"/>
-        </w:rPr>
-        <w:t>），然後撒母耳「拿瓶膏油倒在掃羅的頭上，與他親嘴，說：『這不是耶和華膏你作他產業的君嗎？』」（</w:t>
+        <w:t>）。</w:t>
+      </w:r>
+    </w:p>
+    <w:p>
+      <w:pPr/>
+      <w:r>
+        <w:rPr>
+          <w:lang w:val="zh_TW" w:bidi="zh_TW"/>
+        </w:rPr>
+      </w:r>
+      <w:r>
+        <w:rPr>
+          <w:lang w:val="zh_TW" w:bidi="zh_TW"/>
+        </w:rPr>
+        <w:t>耶穌生命的最後一周，祂花了大部份時間待在橄欖山。祂白天在那裡教導人（</w:t>
       </w:r>
       <w:hyperlink r:id="rId24">
         <w:r>
@@ -706,28 +768,14 @@
             <w:color w:val="0000EE"/>
             <w:u w:val="single"/>
           </w:rPr>
-          <w:t>撒上10:1</w:t>
+          <w:t>可13</w:t>
         </w:r>
       </w:hyperlink>
       <w:r>
         <w:rPr>
           <w:lang w:val="zh_TW" w:bidi="zh_TW"/>
         </w:rPr>
-        <w:t>）。</w:t>
-      </w:r>
-    </w:p>
-    <w:p>
-      <w:pPr/>
-      <w:r>
-        <w:rPr>
-          <w:lang w:val="zh_TW" w:bidi="zh_TW"/>
-        </w:rPr>
-      </w:r>
-      <w:r>
-        <w:rPr>
-          <w:lang w:val="zh_TW" w:bidi="zh_TW"/>
-        </w:rPr>
-        <w:t>為了膏抹會幕（敬拜用的特別帳幕）及其祭司，以色列人製作了一種特別的油，由技藝精湛香料製造者，將上品的香料（沒藥、香肉桂、菖蒲、桂皮）與橄欖油混合而成（</w:t>
+        <w:t>）；晚上，住在山上或附近的村莊伯大尼（</w:t>
       </w:r>
       <w:hyperlink r:id="rId25">
         <w:r>
@@ -738,32 +786,26 @@
             <w:color w:val="0000EE"/>
             <w:u w:val="single"/>
           </w:rPr>
-          <w:t>出30:22</w:t>
+          <w:t>路21:37</w:t>
         </w:r>
       </w:hyperlink>
       <w:r>
         <w:rPr>
           <w:lang w:val="zh_TW" w:bidi="zh_TW"/>
         </w:rPr>
-        <w:t>–</w:t>
-      </w:r>
-      <w:hyperlink r:id="rId25">
-        <w:r>
-          <w:rPr>
-            <w:lang w:val="zh_TW" w:bidi="zh_TW"/>
-          </w:rPr>
-          <w:rPr>
-            <w:color w:val="0000EE"/>
-            <w:u w:val="single"/>
-          </w:rPr>
-          <w:t>25</w:t>
-        </w:r>
-      </w:hyperlink>
-      <w:r>
-        <w:rPr>
-          <w:lang w:val="zh_TW" w:bidi="zh_TW"/>
-        </w:rPr>
-        <w:t>）。</w:t>
+        <w:t>，這裡的</w:t>
+      </w:r>
+      <w:r>
+        <w:rPr>
+          <w:lang w:val="zh_TW" w:bidi="zh_TW"/>
+        </w:rPr>
+        <w:t>橄欖山</w:t>
+      </w:r>
+      <w:r>
+        <w:rPr>
+          <w:lang w:val="zh_TW" w:bidi="zh_TW"/>
+        </w:rPr>
+        <w:t>可能指的是伯大尼）。</w:t>
       </w:r>
     </w:p>
     <w:p>
@@ -777,7 +819,7 @@
         <w:rPr>
           <w:lang w:val="zh_TW" w:bidi="zh_TW"/>
         </w:rPr>
-        <w:t>耶和華指示以色列人，要膏抹所有為神分別為聖的事物和人，包括會幕、約櫃、桌子及其器具、燈台及其器具、香壇、燔祭壇、洗濯盆，以及大祭司亞倫和他的兒子（</w:t>
+        <w:t>在最後的晚餐之後，耶穌來到橄欖山禱告（</w:t>
       </w:r>
       <w:hyperlink r:id="rId26">
         <w:r>
@@ -788,16 +830,16 @@
             <w:color w:val="0000EE"/>
             <w:u w:val="single"/>
           </w:rPr>
-          <w:t>出30:26</w:t>
+          <w:t>可14:26</w:t>
         </w:r>
       </w:hyperlink>
       <w:r>
         <w:rPr>
           <w:lang w:val="zh_TW" w:bidi="zh_TW"/>
         </w:rPr>
-        <w:t>–</w:t>
-      </w:r>
-      <w:hyperlink r:id="rId26">
+        <w:t>）。祂在客西馬尼園的榨油器具旁邊被捕（第</w:t>
+      </w:r>
+      <w:hyperlink r:id="rId27">
         <w:r>
           <w:rPr>
             <w:lang w:val="zh_TW" w:bidi="zh_TW"/>
@@ -813,39 +855,7 @@
         <w:rPr>
           <w:lang w:val="zh_TW" w:bidi="zh_TW"/>
         </w:rPr>
-        <w:t>）。這使至聖所配有聖潔的家具、聖潔的敬拜工具和聖潔的祭司，這些都被分別為聖，專屬於神。</w:t>
-      </w:r>
-    </w:p>
-    <w:p>
-      <w:pPr/>
-      <w:r>
-        <w:rPr>
-          <w:lang w:val="zh_TW" w:bidi="zh_TW"/>
-        </w:rPr>
-      </w:r>
-      <w:r>
-        <w:rPr>
-          <w:lang w:val="zh_TW" w:bidi="zh_TW"/>
-        </w:rPr>
-        <w:t>在以色列，三種主要的職分均要被膏抹：先知、祭司和君王。先知有時通過正式的膏抹開始其事奉，但並不總是如此（</w:t>
-      </w:r>
-      <w:hyperlink r:id="rId27">
-        <w:r>
-          <w:rPr>
-            <w:lang w:val="zh_TW" w:bidi="zh_TW"/>
-          </w:rPr>
-          <w:rPr>
-            <w:color w:val="0000EE"/>
-            <w:u w:val="single"/>
-          </w:rPr>
-          <w:t>王上19:16</w:t>
-        </w:r>
-      </w:hyperlink>
-      <w:r>
-        <w:rPr>
-          <w:lang w:val="zh_TW" w:bidi="zh_TW"/>
-        </w:rPr>
-        <w:t>）。人們可以稱他們為神的受膏者（</w:t>
+        <w:t>節）。後來，耶穌從死裡復活，與祂的門徒在橄欖山作最後會面。正當他們觀看時，耶穌被提升到天上。基督徒稱這個事件為升天（</w:t>
       </w:r>
       <w:hyperlink r:id="rId28">
         <w:r>
@@ -856,613 +866,7 @@
             <w:color w:val="0000EE"/>
             <w:u w:val="single"/>
           </w:rPr>
-          <w:t>代上16:22</w:t>
-        </w:r>
-      </w:hyperlink>
-      <w:r>
-        <w:rPr>
-          <w:lang w:val="zh_TW" w:bidi="zh_TW"/>
-        </w:rPr>
-        <w:t>；</w:t>
-      </w:r>
-      <w:hyperlink r:id="rId29">
-        <w:r>
-          <w:rPr>
-            <w:lang w:val="zh_TW" w:bidi="zh_TW"/>
-          </w:rPr>
-          <w:rPr>
-            <w:color w:val="0000EE"/>
-            <w:u w:val="single"/>
-          </w:rPr>
-          <w:t>詩105:15</w:t>
-        </w:r>
-      </w:hyperlink>
-      <w:r>
-        <w:rPr>
-          <w:lang w:val="zh_TW" w:bidi="zh_TW"/>
-        </w:rPr>
-        <w:t>）。當利未祭司職分開始時，所有祭司都被膏抹，包括亞倫的兒子和亞倫本人（</w:t>
-      </w:r>
-      <w:hyperlink r:id="rId30">
-        <w:r>
-          <w:rPr>
-            <w:lang w:val="zh_TW" w:bidi="zh_TW"/>
-          </w:rPr>
-          <w:rPr>
-            <w:color w:val="0000EE"/>
-            <w:u w:val="single"/>
-          </w:rPr>
-          <w:t>出40:12</w:t>
-        </w:r>
-      </w:hyperlink>
-      <w:r>
-        <w:rPr>
-          <w:lang w:val="zh_TW" w:bidi="zh_TW"/>
-        </w:rPr>
-        <w:t>–</w:t>
-      </w:r>
-      <w:hyperlink r:id="rId30">
-        <w:r>
-          <w:rPr>
-            <w:lang w:val="zh_TW" w:bidi="zh_TW"/>
-          </w:rPr>
-          <w:rPr>
-            <w:color w:val="0000EE"/>
-            <w:u w:val="single"/>
-          </w:rPr>
-          <w:t>15</w:t>
-        </w:r>
-      </w:hyperlink>
-      <w:r>
-        <w:rPr>
-          <w:lang w:val="zh_TW" w:bidi="zh_TW"/>
-        </w:rPr>
-        <w:t>；</w:t>
-      </w:r>
-      <w:hyperlink r:id="rId31">
-        <w:r>
-          <w:rPr>
-            <w:lang w:val="zh_TW" w:bidi="zh_TW"/>
-          </w:rPr>
-          <w:rPr>
-            <w:color w:val="0000EE"/>
-            <w:u w:val="single"/>
-          </w:rPr>
-          <w:t>民3:3</w:t>
-        </w:r>
-      </w:hyperlink>
-      <w:r>
-        <w:rPr>
-          <w:lang w:val="zh_TW" w:bidi="zh_TW"/>
-        </w:rPr>
-        <w:t>）。此後，祭司開始事奉時不再受膏抹，膏抹通常只用於大祭司（</w:t>
-      </w:r>
-      <w:hyperlink r:id="rId32">
-        <w:r>
-          <w:rPr>
-            <w:lang w:val="zh_TW" w:bidi="zh_TW"/>
-          </w:rPr>
-          <w:rPr>
-            <w:color w:val="0000EE"/>
-            <w:u w:val="single"/>
-          </w:rPr>
-          <w:t>出29:29</w:t>
-        </w:r>
-      </w:hyperlink>
-      <w:r>
-        <w:rPr>
-          <w:lang w:val="zh_TW" w:bidi="zh_TW"/>
-        </w:rPr>
-        <w:t>；</w:t>
-      </w:r>
-      <w:hyperlink r:id="rId33">
-        <w:r>
-          <w:rPr>
-            <w:lang w:val="zh_TW" w:bidi="zh_TW"/>
-          </w:rPr>
-          <w:rPr>
-            <w:color w:val="0000EE"/>
-            <w:u w:val="single"/>
-          </w:rPr>
-          <w:t>利16:32</w:t>
-        </w:r>
-      </w:hyperlink>
-      <w:r>
-        <w:rPr>
-          <w:lang w:val="zh_TW" w:bidi="zh_TW"/>
-        </w:rPr>
-        <w:t>）。</w:t>
-      </w:r>
-    </w:p>
-    <w:p>
-      <w:pPr/>
-      <w:r>
-        <w:rPr>
-          <w:lang w:val="zh_TW" w:bidi="zh_TW"/>
-        </w:rPr>
-      </w:r>
-      <w:r>
-        <w:rPr>
-          <w:lang w:val="zh_TW" w:bidi="zh_TW"/>
-        </w:rPr>
-        <w:t>在以色列人有君王統治之前，他們已經知道膏抹是象征君王登基開始的儀式（</w:t>
-      </w:r>
-      <w:hyperlink r:id="rId34">
-        <w:r>
-          <w:rPr>
-            <w:lang w:val="zh_TW" w:bidi="zh_TW"/>
-          </w:rPr>
-          <w:rPr>
-            <w:color w:val="0000EE"/>
-            <w:u w:val="single"/>
-          </w:rPr>
-          <w:t>士9:8</w:t>
-        </w:r>
-      </w:hyperlink>
-      <w:r>
-        <w:rPr>
-          <w:lang w:val="zh_TW" w:bidi="zh_TW"/>
-        </w:rPr>
-        <w:t>、15）。膏抹成為神命定的猶大和以色列諸王登基的儀式（</w:t>
-      </w:r>
-      <w:hyperlink r:id="rId35">
-        <w:r>
-          <w:rPr>
-            <w:lang w:val="zh_TW" w:bidi="zh_TW"/>
-          </w:rPr>
-          <w:rPr>
-            <w:color w:val="0000EE"/>
-            <w:u w:val="single"/>
-          </w:rPr>
-          <w:t>王下9:1</w:t>
-        </w:r>
-      </w:hyperlink>
-      <w:r>
-        <w:rPr>
-          <w:lang w:val="zh_TW" w:bidi="zh_TW"/>
-        </w:rPr>
-        <w:t>–</w:t>
-      </w:r>
-      <w:hyperlink r:id="rId35">
-        <w:r>
-          <w:rPr>
-            <w:lang w:val="zh_TW" w:bidi="zh_TW"/>
-          </w:rPr>
-          <w:rPr>
-            <w:color w:val="0000EE"/>
-            <w:u w:val="single"/>
-          </w:rPr>
-          <w:t>6，</w:t>
-        </w:r>
-      </w:hyperlink>
-      <w:hyperlink r:id="rId36">
-        <w:r>
-          <w:rPr>
-            <w:lang w:val="zh_TW" w:bidi="zh_TW"/>
-          </w:rPr>
-          <w:rPr>
-            <w:color w:val="0000EE"/>
-            <w:u w:val="single"/>
-          </w:rPr>
-          <w:t>11:12</w:t>
-        </w:r>
-      </w:hyperlink>
-      <w:r>
-        <w:rPr>
-          <w:lang w:val="zh_TW" w:bidi="zh_TW"/>
-        </w:rPr>
-        <w:t>。掃羅是第一位被膏的王（</w:t>
-      </w:r>
-      <w:hyperlink r:id="rId24">
-        <w:r>
-          <w:rPr>
-            <w:lang w:val="zh_TW" w:bidi="zh_TW"/>
-          </w:rPr>
-          <w:rPr>
-            <w:color w:val="0000EE"/>
-            <w:u w:val="single"/>
-          </w:rPr>
-          <w:t>撒上10:1</w:t>
-        </w:r>
-      </w:hyperlink>
-      <w:r>
-        <w:rPr>
-          <w:lang w:val="zh_TW" w:bidi="zh_TW"/>
-        </w:rPr>
-        <w:t>；</w:t>
-      </w:r>
-      <w:hyperlink r:id="rId37">
-        <w:r>
-          <w:rPr>
-            <w:lang w:val="zh_TW" w:bidi="zh_TW"/>
-          </w:rPr>
-          <w:rPr>
-            <w:color w:val="0000EE"/>
-            <w:u w:val="single"/>
-          </w:rPr>
-          <w:t>王上1:39</w:t>
-        </w:r>
-      </w:hyperlink>
-      <w:r>
-        <w:rPr>
-          <w:lang w:val="zh_TW" w:bidi="zh_TW"/>
-        </w:rPr>
-        <w:t>）。大衛被膏抹了三次（</w:t>
-      </w:r>
-      <w:hyperlink r:id="rId38">
-        <w:r>
-          <w:rPr>
-            <w:lang w:val="zh_TW" w:bidi="zh_TW"/>
-          </w:rPr>
-          <w:rPr>
-            <w:color w:val="0000EE"/>
-            <w:u w:val="single"/>
-          </w:rPr>
-          <w:t>撒上16:1、13</w:t>
-        </w:r>
-      </w:hyperlink>
-      <w:r>
-        <w:rPr>
-          <w:lang w:val="zh_TW" w:bidi="zh_TW"/>
-        </w:rPr>
-        <w:t>；</w:t>
-      </w:r>
-      <w:hyperlink r:id="rId39">
-        <w:r>
-          <w:rPr>
-            <w:lang w:val="zh_TW" w:bidi="zh_TW"/>
-          </w:rPr>
-          <w:rPr>
-            <w:color w:val="0000EE"/>
-            <w:u w:val="single"/>
-          </w:rPr>
-          <w:t>撒下2:4，</w:t>
-        </w:r>
-      </w:hyperlink>
-      <w:hyperlink r:id="rId40">
-        <w:r>
-          <w:rPr>
-            <w:lang w:val="zh_TW" w:bidi="zh_TW"/>
-          </w:rPr>
-          <w:rPr>
-            <w:color w:val="0000EE"/>
-            <w:u w:val="single"/>
-          </w:rPr>
-          <w:t>5:1</w:t>
-        </w:r>
-      </w:hyperlink>
-      <w:r>
-        <w:rPr>
-          <w:lang w:val="zh_TW" w:bidi="zh_TW"/>
-        </w:rPr>
-        <w:t>–</w:t>
-      </w:r>
-      <w:hyperlink r:id="rId40">
-        <w:r>
-          <w:rPr>
-            <w:lang w:val="zh_TW" w:bidi="zh_TW"/>
-          </w:rPr>
-          <w:rPr>
-            <w:color w:val="0000EE"/>
-            <w:u w:val="single"/>
-          </w:rPr>
-          <w:t>4</w:t>
-        </w:r>
-      </w:hyperlink>
-      <w:r>
-        <w:rPr>
-          <w:lang w:val="zh_TW" w:bidi="zh_TW"/>
-        </w:rPr>
-        <w:t>）。「耶和華的受膏者」成為以色列王的常用稱呼（</w:t>
-      </w:r>
-      <w:hyperlink r:id="rId41">
-        <w:r>
-          <w:rPr>
-            <w:lang w:val="zh_TW" w:bidi="zh_TW"/>
-          </w:rPr>
-          <w:rPr>
-            <w:color w:val="0000EE"/>
-            <w:u w:val="single"/>
-          </w:rPr>
-          <w:t>撒上12:3</w:t>
-        </w:r>
-      </w:hyperlink>
-      <w:r>
-        <w:rPr>
-          <w:lang w:val="zh_TW" w:bidi="zh_TW"/>
-        </w:rPr>
-        <w:t>–</w:t>
-      </w:r>
-      <w:hyperlink r:id="rId41">
-        <w:r>
-          <w:rPr>
-            <w:lang w:val="zh_TW" w:bidi="zh_TW"/>
-          </w:rPr>
-          <w:rPr>
-            <w:color w:val="0000EE"/>
-            <w:u w:val="single"/>
-          </w:rPr>
-          <w:t>5</w:t>
-        </w:r>
-      </w:hyperlink>
-      <w:r>
-        <w:rPr>
-          <w:lang w:val="zh_TW" w:bidi="zh_TW"/>
-        </w:rPr>
-        <w:t>；</w:t>
-      </w:r>
-      <w:hyperlink r:id="rId42">
-        <w:r>
-          <w:rPr>
-            <w:lang w:val="zh_TW" w:bidi="zh_TW"/>
-          </w:rPr>
-          <w:rPr>
-            <w:color w:val="0000EE"/>
-            <w:u w:val="single"/>
-          </w:rPr>
-          <w:t>撒下1:14</w:t>
-        </w:r>
-      </w:hyperlink>
-      <w:r>
-        <w:rPr>
-          <w:lang w:val="zh_TW" w:bidi="zh_TW"/>
-        </w:rPr>
-        <w:t>–</w:t>
-      </w:r>
-      <w:hyperlink r:id="rId42">
-        <w:r>
-          <w:rPr>
-            <w:lang w:val="zh_TW" w:bidi="zh_TW"/>
-          </w:rPr>
-          <w:rPr>
-            <w:color w:val="0000EE"/>
-            <w:u w:val="single"/>
-          </w:rPr>
-          <w:t>16</w:t>
-        </w:r>
-      </w:hyperlink>
-      <w:r>
-        <w:rPr>
-          <w:lang w:val="zh_TW" w:bidi="zh_TW"/>
-        </w:rPr>
-        <w:t>；</w:t>
-      </w:r>
-      <w:hyperlink r:id="rId43">
-        <w:r>
-          <w:rPr>
-            <w:lang w:val="zh_TW" w:bidi="zh_TW"/>
-          </w:rPr>
-          <w:rPr>
-            <w:color w:val="0000EE"/>
-            <w:u w:val="single"/>
-          </w:rPr>
-          <w:t>詩89:38、51</w:t>
-        </w:r>
-      </w:hyperlink>
-      <w:r>
-        <w:rPr>
-          <w:lang w:val="zh_TW" w:bidi="zh_TW"/>
-        </w:rPr>
-        <w:t>；</w:t>
-      </w:r>
-      <w:hyperlink r:id="rId44">
-        <w:r>
-          <w:rPr>
-            <w:lang w:val="zh_TW" w:bidi="zh_TW"/>
-          </w:rPr>
-          <w:rPr>
-            <w:color w:val="0000EE"/>
-            <w:u w:val="single"/>
-          </w:rPr>
-          <w:t>哀4:20</w:t>
-        </w:r>
-      </w:hyperlink>
-      <w:r>
-        <w:rPr>
-          <w:lang w:val="zh_TW" w:bidi="zh_TW"/>
-        </w:rPr>
-        <w:t>）。</w:t>
-      </w:r>
-    </w:p>
-    <w:p>
-      <w:pPr/>
-      <w:r>
-        <w:rPr>
-          <w:lang w:val="zh_TW" w:bidi="zh_TW"/>
-        </w:rPr>
-      </w:r>
-      <w:r>
-        <w:rPr>
-          <w:lang w:val="zh_TW" w:bidi="zh_TW"/>
-        </w:rPr>
-        <w:t>膏抹並不僅限於宗教用途。埃及人和敘利亞人也用膏抹作為健康和美容的手段。聖經顯示以色列人也有類似的膏抹用法（</w:t>
-      </w:r>
-      <w:hyperlink r:id="rId45">
-        <w:r>
-          <w:rPr>
-            <w:lang w:val="zh_TW" w:bidi="zh_TW"/>
-          </w:rPr>
-          <w:rPr>
-            <w:color w:val="0000EE"/>
-            <w:u w:val="single"/>
-          </w:rPr>
-          <w:t>撒下12:20</w:t>
-        </w:r>
-      </w:hyperlink>
-      <w:r>
-        <w:rPr>
-          <w:lang w:val="zh_TW" w:bidi="zh_TW"/>
-        </w:rPr>
-        <w:t>；</w:t>
-      </w:r>
-      <w:hyperlink r:id="rId46">
-        <w:r>
-          <w:rPr>
-            <w:lang w:val="zh_TW" w:bidi="zh_TW"/>
-          </w:rPr>
-          <w:rPr>
-            <w:color w:val="0000EE"/>
-            <w:u w:val="single"/>
-          </w:rPr>
-          <w:t>得3:3</w:t>
-        </w:r>
-      </w:hyperlink>
-      <w:r>
-        <w:rPr>
-          <w:lang w:val="zh_TW" w:bidi="zh_TW"/>
-        </w:rPr>
-        <w:t>；</w:t>
-      </w:r>
-      <w:hyperlink r:id="rId47">
-        <w:r>
-          <w:rPr>
-            <w:lang w:val="zh_TW" w:bidi="zh_TW"/>
-          </w:rPr>
-          <w:rPr>
-            <w:color w:val="0000EE"/>
-            <w:u w:val="single"/>
-          </w:rPr>
-          <w:t>彌6:15</w:t>
-        </w:r>
-      </w:hyperlink>
-      <w:r>
-        <w:rPr>
-          <w:lang w:val="zh_TW" w:bidi="zh_TW"/>
-        </w:rPr>
-        <w:t>）。當人不膏抹或不在自己身上抹香膏時，就表示他們正哀傷或困苦（</w:t>
-      </w:r>
-      <w:hyperlink r:id="rId48">
-        <w:r>
-          <w:rPr>
-            <w:lang w:val="zh_TW" w:bidi="zh_TW"/>
-          </w:rPr>
-          <w:rPr>
-            <w:color w:val="0000EE"/>
-            <w:u w:val="single"/>
-          </w:rPr>
-          <w:t>撒下14:2</w:t>
-        </w:r>
-      </w:hyperlink>
-      <w:r>
-        <w:rPr>
-          <w:lang w:val="zh_TW" w:bidi="zh_TW"/>
-        </w:rPr>
-        <w:t>；</w:t>
-      </w:r>
-      <w:hyperlink r:id="rId49">
-        <w:r>
-          <w:rPr>
-            <w:lang w:val="zh_TW" w:bidi="zh_TW"/>
-          </w:rPr>
-          <w:rPr>
-            <w:color w:val="0000EE"/>
-            <w:u w:val="single"/>
-          </w:rPr>
-          <w:t>但10:3</w:t>
-        </w:r>
-      </w:hyperlink>
-      <w:r>
-        <w:rPr>
-          <w:lang w:val="zh_TW" w:bidi="zh_TW"/>
-        </w:rPr>
-        <w:t>；</w:t>
-      </w:r>
-      <w:hyperlink r:id="rId50">
-        <w:r>
-          <w:rPr>
-            <w:lang w:val="zh_TW" w:bidi="zh_TW"/>
-          </w:rPr>
-          <w:rPr>
-            <w:color w:val="0000EE"/>
-            <w:u w:val="single"/>
-          </w:rPr>
-          <w:t>太6:17</w:t>
-        </w:r>
-      </w:hyperlink>
-      <w:r>
-        <w:rPr>
-          <w:lang w:val="zh_TW" w:bidi="zh_TW"/>
-        </w:rPr>
-        <w:t>）。</w:t>
-      </w:r>
-    </w:p>
-    <w:p>
-      <w:pPr/>
-      <w:r>
-        <w:rPr>
-          <w:lang w:val="zh_TW" w:bidi="zh_TW"/>
-        </w:rPr>
-      </w:r>
-      <w:r>
-        <w:rPr>
-          <w:lang w:val="zh_TW" w:bidi="zh_TW"/>
-        </w:rPr>
-        <w:t>新約聖經建議，當病人要求用油膏抹他們時，可以這樣做。教會領袖在這過程中為病人禱告求醫治（</w:t>
-      </w:r>
-      <w:hyperlink r:id="rId51">
-        <w:r>
-          <w:rPr>
-            <w:lang w:val="zh_TW" w:bidi="zh_TW"/>
-          </w:rPr>
-          <w:rPr>
-            <w:color w:val="0000EE"/>
-            <w:u w:val="single"/>
-          </w:rPr>
-          <w:t>雅5:14</w:t>
-        </w:r>
-      </w:hyperlink>
-      <w:r>
-        <w:rPr>
-          <w:lang w:val="zh_TW" w:bidi="zh_TW"/>
-        </w:rPr>
-        <w:t>–</w:t>
-      </w:r>
-      <w:hyperlink r:id="rId51">
-        <w:r>
-          <w:rPr>
-            <w:lang w:val="zh_TW" w:bidi="zh_TW"/>
-          </w:rPr>
-          <w:rPr>
-            <w:color w:val="0000EE"/>
-            <w:u w:val="single"/>
-          </w:rPr>
-          <w:t>16</w:t>
-        </w:r>
-      </w:hyperlink>
-      <w:r>
-        <w:rPr>
-          <w:lang w:val="zh_TW" w:bidi="zh_TW"/>
-        </w:rPr>
-        <w:t>）。使徒（早期基督教領袖）在醫治時也用油膏抹病人（</w:t>
-      </w:r>
-      <w:hyperlink r:id="rId52">
-        <w:r>
-          <w:rPr>
-            <w:lang w:val="zh_TW" w:bidi="zh_TW"/>
-          </w:rPr>
-          <w:rPr>
-            <w:color w:val="0000EE"/>
-            <w:u w:val="single"/>
-          </w:rPr>
-          <w:t>可6:12</w:t>
-        </w:r>
-      </w:hyperlink>
-      <w:r>
-        <w:rPr>
-          <w:lang w:val="zh_TW" w:bidi="zh_TW"/>
-        </w:rPr>
-        <w:t>–</w:t>
-      </w:r>
-      <w:hyperlink r:id="rId52">
-        <w:r>
-          <w:rPr>
-            <w:lang w:val="zh_TW" w:bidi="zh_TW"/>
-          </w:rPr>
-          <w:rPr>
-            <w:color w:val="0000EE"/>
-            <w:u w:val="single"/>
-          </w:rPr>
-          <w:t>13</w:t>
+          <w:t>徒1:12</w:t>
         </w:r>
       </w:hyperlink>
       <w:r>

--- a/zht/docx/044.content.docx
+++ b/zht/docx/044.content.docx
@@ -19,7 +19,7 @@
         <w:rPr>
           <w:lang w:val="zh_TW" w:bidi="zh_TW"/>
         </w:rPr>
-        <w:t>Resource: Tyndale Open Bible Dictionary</w:t>
+        <w:t>Resource: Aquifer Open Bible Dictionary</w:t>
       </w:r>
       <w:r>
         <w:rPr>
@@ -112,7 +112,7 @@
         <w:rPr>
           <w:lang w:val="zh_TW" w:bidi="zh_TW"/>
         </w:rPr>
-        <w:t>Tyndale Open Bible Dictionary</w:t>
+        <w:t>Aquifer Open Bible Dictionary</w:t>
       </w:r>
     </w:p>
     <w:p>

--- a/zht/docx/044.content.docx
+++ b/zht/docx/044.content.docx
@@ -149,7 +149,7 @@
         <w:rPr>
           <w:lang w:val="zh_TW" w:bidi="zh_TW"/>
         </w:rPr>
-        <w:t>gan</w:t>
+        <w:t>fu</w:t>
       </w:r>
       <w:r>
         <w:rPr>
@@ -212,7 +212,131 @@
         <w:rPr>
           <w:lang w:val="zh_TW" w:bidi="zh_TW"/>
         </w:rPr>
-        <w:t>橄欖山</w:t>
+        <w:t>弗</w:t>
+      </w:r>
+      <w:r>
+        <w:rPr>
+          <w:lang w:val="zh_TW" w:bidi="zh_TW"/>
+        </w:rPr>
+      </w:r>
+    </w:p>
+    <w:p>
+      <w:pPr>
+        <w:pStyle w:val="ListNumber"/>
+        <w:numPr>
+          <w:ilvl w:val="0"/>
+          <w:numId w:val="14"/>
+        </w:numPr>
+        <w:spacing w:line="240" w:lineRule="auto"/>
+        <w:ind w:left="720"/>
+      </w:pPr>
+      <w:r>
+        <w:rPr>
+          <w:lang w:val="zh_TW" w:bidi="zh_TW"/>
+        </w:rPr>
+      </w:r>
+      <w:r>
+        <w:rPr>
+          <w:lang w:val="zh_TW" w:bidi="zh_TW"/>
+        </w:rPr>
+        <w:t>弗（Put）在某些譯本中的拼寫形式，是指含的第三個兒子，可見於</w:t>
+      </w:r>
+      <w:hyperlink r:id="rId13">
+        <w:r>
+          <w:rPr>
+            <w:lang w:val="zh_TW" w:bidi="zh_TW"/>
+          </w:rPr>
+          <w:rPr>
+            <w:color w:val="0000EE"/>
+            <w:u w:val="single"/>
+          </w:rPr>
+          <w:t>創世記十章6節</w:t>
+        </w:r>
+      </w:hyperlink>
+      <w:r>
+        <w:rPr>
+          <w:lang w:val="zh_TW" w:bidi="zh_TW"/>
+        </w:rPr>
+        <w:t>。</w:t>
+      </w:r>
+      <w:r>
+        <w:rPr>
+          <w:i/>
+          <w:lang w:val="zh_TW" w:bidi="zh_TW"/>
+        </w:rPr>
+        <w:t>見</w:t>
+      </w:r>
+      <w:r>
+        <w:rPr>
+          <w:lang w:val="zh_TW" w:bidi="zh_TW"/>
+        </w:rPr>
+        <w:t>弗（人物）</w:t>
+      </w:r>
+      <w:r>
+        <w:rPr>
+          <w:lang w:val="zh_TW" w:bidi="zh_TW"/>
+        </w:rPr>
+        <w:t>。</w:t>
+      </w:r>
+    </w:p>
+    <w:p>
+      <w:pPr>
+        <w:pStyle w:val="ListNumber"/>
+        <w:spacing w:line="240" w:lineRule="auto"/>
+        <w:ind w:left="720"/>
+      </w:pPr>
+      <w:r>
+        <w:rPr>
+          <w:lang w:val="zh_TW" w:bidi="zh_TW"/>
+        </w:rPr>
+      </w:r>
+      <w:r>
+        <w:rPr>
+          <w:lang w:val="zh_TW" w:bidi="zh_TW"/>
+        </w:rPr>
+        <w:t>弗（Put）在某些譯本中的拼寫形式，是指靠近埃及、位於地中海沿岸的一個地區，可見於</w:t>
+      </w:r>
+      <w:hyperlink r:id="rId14">
+        <w:r>
+          <w:rPr>
+            <w:lang w:val="zh_TW" w:bidi="zh_TW"/>
+          </w:rPr>
+          <w:rPr>
+            <w:color w:val="0000EE"/>
+            <w:u w:val="single"/>
+          </w:rPr>
+          <w:t>以西結書二十七章10節</w:t>
+        </w:r>
+      </w:hyperlink>
+      <w:r>
+        <w:rPr>
+          <w:lang w:val="zh_TW" w:bidi="zh_TW"/>
+        </w:rPr>
+        <w:t>。</w:t>
+      </w:r>
+      <w:r>
+        <w:rPr>
+          <w:i/>
+          <w:lang w:val="zh_TW" w:bidi="zh_TW"/>
+        </w:rPr>
+        <w:t>見</w:t>
+      </w:r>
+      <w:r>
+        <w:rPr>
+          <w:lang w:val="zh_TW" w:bidi="zh_TW"/>
+        </w:rPr>
+        <w:t>弗（地方）</w:t>
+      </w:r>
+      <w:r>
+        <w:rPr>
+          <w:lang w:val="zh_TW" w:bidi="zh_TW"/>
+        </w:rPr>
+        <w:t>。</w:t>
+      </w:r>
+      <w:r>
+        <w:rPr>
+          <w:lang w:val="zh_TW" w:bidi="zh_TW"/>
+        </w:rPr>
       </w:r>
       <w:r>
         <w:rPr>
@@ -227,72 +351,63 @@
           <w:lang w:val="zh_TW" w:bidi="zh_TW"/>
         </w:rPr>
       </w:r>
-      <w:r>
-        <w:rPr>
-          <w:lang w:val="zh_TW" w:bidi="zh_TW"/>
-        </w:rPr>
-        <w:t>橄欖山是猶太地山脈中一條由北向南延伸的大山脊。它位於耶路撒冷的正東方，毗鄰汲淪溪谷。這座山有三個山峰，兩個山谷位於它們之間。北面的山峰是斯科普斯山。斯科普斯山的南面有一個小鞍部（</w:t>
-      </w:r>
-      <w:r>
-        <w:rPr>
-          <w:lang w:val="zh_TW" w:bidi="zh_TW"/>
-        </w:rPr>
-        <w:t>山</w:t>
-      </w:r>
-      <w:r>
-        <w:rPr>
-          <w:lang w:val="zh_TW" w:bidi="zh_TW"/>
-        </w:rPr>
-        <w:t>脊上</w:t>
-      </w:r>
-      <w:r>
-        <w:rPr>
-          <w:lang w:val="zh_TW" w:bidi="zh_TW"/>
-        </w:rPr>
-        <w:t>兩山間的低淺處</w:t>
-      </w:r>
-      <w:r>
-        <w:rPr>
-          <w:lang w:val="zh_TW" w:bidi="zh_TW"/>
-        </w:rPr>
-        <w:t>），古羅馬通往耶利哥的道路曾經經過此處。中央的山峰是為人所知的橄欖山，高818.1米（2,684英尺），與聖殿上的平台（</w:t>
-      </w:r>
-      <w:r>
-        <w:rPr>
-          <w:i/>
-          <w:lang w:val="zh_TW" w:bidi="zh_TW"/>
-        </w:rPr>
-        <w:t>Haram esh-Sherif</w:t>
-      </w:r>
-      <w:r>
-        <w:rPr>
-          <w:lang w:val="zh_TW" w:bidi="zh_TW"/>
-        </w:rPr>
-        <w:t>，阿拉伯人稱為高貴的至聖所</w:t>
-      </w:r>
-      <w:r>
-        <w:rPr>
-          <w:lang w:val="zh_TW" w:bidi="zh_TW"/>
-        </w:rPr>
-        <w:t>〔</w:t>
-      </w:r>
-      <w:r>
-        <w:rPr>
-          <w:lang w:val="zh_TW" w:bidi="zh_TW"/>
-        </w:rPr>
-        <w:t>The Noble Sanctuary</w:t>
-      </w:r>
-      <w:r>
-        <w:rPr>
-          <w:lang w:val="zh_TW" w:bidi="zh_TW"/>
-        </w:rPr>
-        <w:t>〕</w:t>
-      </w:r>
-      <w:r>
-        <w:rPr>
-          <w:lang w:val="zh_TW" w:bidi="zh_TW"/>
-        </w:rPr>
-        <w:t>）相對。</w:t>
+    </w:p>
+    <w:p>
+      <w:pPr>
+        <w:pStyle w:val="Heading2"/>
+      </w:pPr>
+      <w:r>
+        <w:rPr>
+          <w:lang w:val="zh_TW" w:bidi="zh_TW"/>
+        </w:rPr>
+        <w:t>弗 (地方)</w:t>
+      </w:r>
+      <w:r>
+        <w:rPr>
+          <w:lang w:val="zh_TW" w:bidi="zh_TW"/>
+        </w:rPr>
+      </w:r>
+    </w:p>
+    <w:p>
+      <w:pPr/>
+      <w:r>
+        <w:rPr>
+          <w:lang w:val="zh_TW" w:bidi="zh_TW"/>
+        </w:rPr>
+      </w:r>
+      <w:r>
+        <w:rPr>
+          <w:lang w:val="zh_TW" w:bidi="zh_TW"/>
+        </w:rPr>
+        <w:t>弗是古代北非的一個地區，很可能是位於今日的利比亞（Libya）一帶。有些學者認為，弗可能就是古埃及文獻中提到的邦特（Punt），該地大概位於非洲東北岸，或接近今日的索馬利亞（Somalia）一帶。</w:t>
+      </w:r>
+    </w:p>
+    <w:p>
+      <w:pPr/>
+      <w:r>
+        <w:rPr>
+          <w:lang w:val="zh_TW" w:bidi="zh_TW"/>
+        </w:rPr>
+      </w:r>
+      <w:r>
+        <w:rPr>
+          <w:lang w:val="zh_TW" w:bidi="zh_TW"/>
+        </w:rPr>
+        <w:t>弗的人民與埃及、古實（Cush，另一個古代東北非洲的名稱）和迦南有密切往來。不過，根據舊約聖經中對「弗」一詞的用法顯示，它更可能是指利比亞。在舊約聖經中，利比亞人被稱為「路比人」（Lubim），而且總是以複數形式出現。</w:t>
+      </w:r>
+    </w:p>
+    <w:p>
+      <w:pPr/>
+      <w:r>
+        <w:rPr>
+          <w:lang w:val="zh_TW" w:bidi="zh_TW"/>
+        </w:rPr>
+      </w:r>
+      <w:r>
+        <w:rPr>
+          <w:lang w:val="zh_TW" w:bidi="zh_TW"/>
+        </w:rPr>
+        <w:t>弗原本是人名，後來成為由其後裔所形成之民族的名稱。</w:t>
       </w:r>
     </w:p>
     <w:p>
@@ -303,7 +418,7 @@
         <w:rPr>
           <w:lang w:val="zh_TW" w:bidi="zh_TW"/>
         </w:rPr>
-        <w:t>著名地點與特色</w:t>
+        <w:t>古代利比亞</w:t>
       </w:r>
     </w:p>
     <w:p>
@@ -317,297 +432,7 @@
         <w:rPr>
           <w:lang w:val="zh_TW" w:bidi="zh_TW"/>
         </w:rPr>
-        <w:t>在主峰上，君士坦丁皇帝於公元325年左右，建造了一座大型教堂。這座教堂名為升天堂（the Church of the Ascension），他將其獻給他的母親海倫娜。在這座教會的南邊，有一個低窪地區，今天通往伯大尼的道路經過這處。</w:t>
-      </w:r>
-    </w:p>
-    <w:p>
-      <w:pPr/>
-      <w:r>
-        <w:rPr>
-          <w:lang w:val="zh_TW" w:bidi="zh_TW"/>
-        </w:rPr>
-      </w:r>
-      <w:r>
-        <w:rPr>
-          <w:lang w:val="zh_TW" w:bidi="zh_TW"/>
-        </w:rPr>
-        <w:t>南峰俯瞰著耶路撒冷最古老的部份，這裡曾被稱為大衛城。這座山峰有一個特別的名字：「犯罪山」（Mount of Offense）。它之所以有這個名字，是因為所羅門王在此為外邦妻子的神建造廟宇，違背了神的命令。在這南峰的底部有一個名為西爾萬（Silwan）的阿拉伯村莊。這裡是汲淪溪谷和欣嫩谷的匯合處。</w:t>
-      </w:r>
-    </w:p>
-    <w:p>
-      <w:pPr/>
-      <w:r>
-        <w:rPr>
-          <w:lang w:val="zh_TW" w:bidi="zh_TW"/>
-        </w:rPr>
-      </w:r>
-      <w:r>
-        <w:rPr>
-          <w:lang w:val="zh_TW" w:bidi="zh_TW"/>
-        </w:rPr>
-        <w:t>橄欖山因其長有大量橄欖樹而得名。在古代社會中，這些橄欖樹林非常著名且重要（</w:t>
-      </w:r>
-      <w:hyperlink r:id="rId13">
-        <w:r>
-          <w:rPr>
-            <w:lang w:val="zh_TW" w:bidi="zh_TW"/>
-          </w:rPr>
-          <w:rPr>
-            <w:color w:val="0000EE"/>
-            <w:u w:val="single"/>
-          </w:rPr>
-          <w:t>亞14:4</w:t>
-        </w:r>
-      </w:hyperlink>
-      <w:r>
-        <w:rPr>
-          <w:lang w:val="zh_TW" w:bidi="zh_TW"/>
-        </w:rPr>
-        <w:t>；</w:t>
-      </w:r>
-      <w:hyperlink r:id="rId14">
-        <w:r>
-          <w:rPr>
-            <w:lang w:val="zh_TW" w:bidi="zh_TW"/>
-          </w:rPr>
-          <w:rPr>
-            <w:color w:val="0000EE"/>
-            <w:u w:val="single"/>
-          </w:rPr>
-          <w:t>可11:1</w:t>
-        </w:r>
-      </w:hyperlink>
-      <w:r>
-        <w:rPr>
-          <w:lang w:val="zh_TW" w:bidi="zh_TW"/>
-        </w:rPr>
-        <w:t>）。橄欖山的西側從地中海獲得雨水。這些雨水，加上由風化岩石形成的肥沃土壤，幫助許多果樹在此茁壯成長。</w:t>
-      </w:r>
-    </w:p>
-    <w:p>
-      <w:pPr/>
-      <w:r>
-        <w:rPr>
-          <w:lang w:val="zh_TW" w:bidi="zh_TW"/>
-        </w:rPr>
-      </w:r>
-      <w:r>
-        <w:rPr>
-          <w:lang w:val="zh_TW" w:bidi="zh_TW"/>
-        </w:rPr>
-        <w:t>橄欖山的東側標誌著猶太地曠野的開始。新約聖經中提到的兩個村莊，伯大尼和伯法其，就是位於其東邊的山坡上。</w:t>
-      </w:r>
-    </w:p>
-    <w:p>
-      <w:pPr>
-        <w:pStyle w:val="Heading3"/>
-      </w:pPr>
-      <w:r>
-        <w:rPr>
-          <w:lang w:val="zh_TW" w:bidi="zh_TW"/>
-        </w:rPr>
-        <w:t>舊約聖經中的橄欖山</w:t>
-      </w:r>
-    </w:p>
-    <w:p>
-      <w:pPr/>
-      <w:r>
-        <w:rPr>
-          <w:lang w:val="zh_TW" w:bidi="zh_TW"/>
-        </w:rPr>
-      </w:r>
-      <w:r>
-        <w:rPr>
-          <w:lang w:val="zh_TW" w:bidi="zh_TW"/>
-        </w:rPr>
-        <w:t>舊約聖經第一次出現橄欖山，是在關於大衛王的故事中。大衛因為他的兒子押沙龍試圖奪取他的王位，而不得不逃離耶路撒冷。大衛向東逃跑，攀登橄欖山，逃往約旦河谷（</w:t>
-      </w:r>
-      <w:hyperlink r:id="rId15">
-        <w:r>
-          <w:rPr>
-            <w:lang w:val="zh_TW" w:bidi="zh_TW"/>
-          </w:rPr>
-          <w:rPr>
-            <w:color w:val="0000EE"/>
-            <w:u w:val="single"/>
-          </w:rPr>
-          <w:t>撒下15:30</w:t>
-        </w:r>
-      </w:hyperlink>
-      <w:r>
-        <w:rPr>
-          <w:lang w:val="zh_TW" w:bidi="zh_TW"/>
-        </w:rPr>
-        <w:t>）。</w:t>
-      </w:r>
-    </w:p>
-    <w:p>
-      <w:pPr/>
-      <w:r>
-        <w:rPr>
-          <w:lang w:val="zh_TW" w:bidi="zh_TW"/>
-        </w:rPr>
-      </w:r>
-      <w:r>
-        <w:rPr>
-          <w:lang w:val="zh_TW" w:bidi="zh_TW"/>
-        </w:rPr>
-        <w:t>後來，大衛的兒子所羅門王在山上，為外邦神建造了邱壇。這些神包括西頓、摩押和亞捫人所崇拜的神（</w:t>
-      </w:r>
-      <w:hyperlink r:id="rId16">
-        <w:r>
-          <w:rPr>
-            <w:lang w:val="zh_TW" w:bidi="zh_TW"/>
-          </w:rPr>
-          <w:rPr>
-            <w:color w:val="0000EE"/>
-            <w:u w:val="single"/>
-          </w:rPr>
-          <w:t>王上11:7</w:t>
-        </w:r>
-      </w:hyperlink>
-      <w:r>
-        <w:rPr>
-          <w:lang w:val="zh_TW" w:bidi="zh_TW"/>
-        </w:rPr>
-        <w:t>）。多年後，另一位名叫約西亞的王摧毀了這些崇拜場所，因為它們違背了神的律法（</w:t>
-      </w:r>
-      <w:hyperlink r:id="rId17">
-        <w:r>
-          <w:rPr>
-            <w:lang w:val="zh_TW" w:bidi="zh_TW"/>
-          </w:rPr>
-          <w:rPr>
-            <w:color w:val="0000EE"/>
-            <w:u w:val="single"/>
-          </w:rPr>
-          <w:t>王下23:13</w:t>
-        </w:r>
-      </w:hyperlink>
-      <w:r>
-        <w:rPr>
-          <w:lang w:val="zh_TW" w:bidi="zh_TW"/>
-        </w:rPr>
-        <w:t>）。</w:t>
-      </w:r>
-    </w:p>
-    <w:p>
-      <w:pPr/>
-      <w:r>
-        <w:rPr>
-          <w:lang w:val="zh_TW" w:bidi="zh_TW"/>
-        </w:rPr>
-      </w:r>
-      <w:r>
-        <w:rPr>
-          <w:lang w:val="zh_TW" w:bidi="zh_TW"/>
-        </w:rPr>
-        <w:t>先知以西結寫道，他看到神的榮耀離開耶路撒冷的聖殿，移到橄欖山（</w:t>
-      </w:r>
-      <w:hyperlink r:id="rId18">
-        <w:r>
-          <w:rPr>
-            <w:lang w:val="zh_TW" w:bidi="zh_TW"/>
-          </w:rPr>
-          <w:rPr>
-            <w:color w:val="0000EE"/>
-            <w:u w:val="single"/>
-          </w:rPr>
-          <w:t>結11:23</w:t>
-        </w:r>
-      </w:hyperlink>
-      <w:r>
-        <w:rPr>
-          <w:lang w:val="zh_TW" w:bidi="zh_TW"/>
-        </w:rPr>
-        <w:t>）。另一位先知撒迦利亞，寫下對橄欖山的描述，是最為人所知的一段。在他關於末後的異象中，他寫道：</w:t>
-      </w:r>
-    </w:p>
-    <w:p>
-      <w:pPr/>
-      <w:r>
-        <w:rPr>
-          <w:lang w:val="zh_TW" w:bidi="zh_TW"/>
-        </w:rPr>
-      </w:r>
-      <w:r>
-        <w:rPr>
-          <w:lang w:val="zh_TW" w:bidi="zh_TW"/>
-        </w:rPr>
-        <w:t>「</w:t>
-      </w:r>
-      <w:r>
-        <w:rPr>
-          <w:lang w:val="zh_TW" w:bidi="zh_TW"/>
-        </w:rPr>
-        <w:t>那日，他的腳必站在耶路撒冷前面朝東的橄欖山上。這山必從中間分裂，自東至西成為極大的谷。山的一半向北挪移，一半向南挪移。</w:t>
-      </w:r>
-      <w:r>
-        <w:rPr>
-          <w:lang w:val="zh_TW" w:bidi="zh_TW"/>
-        </w:rPr>
-        <w:t>」（</w:t>
-      </w:r>
-      <w:hyperlink r:id="rId19">
-        <w:r>
-          <w:rPr>
-            <w:lang w:val="zh_TW" w:bidi="zh_TW"/>
-          </w:rPr>
-          <w:rPr>
-            <w:color w:val="0000EE"/>
-            <w:u w:val="single"/>
-          </w:rPr>
-          <w:t>亞14:1–5</w:t>
-        </w:r>
-      </w:hyperlink>
-      <w:r>
-        <w:rPr>
-          <w:lang w:val="zh_TW" w:bidi="zh_TW"/>
-        </w:rPr>
-        <w:t>，第</w:t>
-      </w:r>
-      <w:hyperlink r:id="rId13">
-        <w:r>
-          <w:rPr>
-            <w:lang w:val="zh_TW" w:bidi="zh_TW"/>
-          </w:rPr>
-          <w:rPr>
-            <w:color w:val="0000EE"/>
-            <w:u w:val="single"/>
-          </w:rPr>
-          <w:t>4</w:t>
-        </w:r>
-      </w:hyperlink>
-      <w:r>
-        <w:rPr>
-          <w:lang w:val="zh_TW" w:bidi="zh_TW"/>
-        </w:rPr>
-        <w:t>節）。</w:t>
-      </w:r>
-    </w:p>
-    <w:p>
-      <w:pPr>
-        <w:pStyle w:val="Heading3"/>
-      </w:pPr>
-      <w:r>
-        <w:rPr>
-          <w:lang w:val="zh_TW" w:bidi="zh_TW"/>
-        </w:rPr>
-        <w:t>新約聖經中的橄欖山</w:t>
-      </w:r>
-    </w:p>
-    <w:p>
-      <w:pPr/>
-      <w:r>
-        <w:rPr>
-          <w:lang w:val="zh_TW" w:bidi="zh_TW"/>
-        </w:rPr>
-      </w:r>
-      <w:r>
-        <w:rPr>
-          <w:lang w:val="zh_TW" w:bidi="zh_TW"/>
-        </w:rPr>
-        <w:t>在新約聖經中，大多數關於耶穌在橄欖山的故事，發生在祂生命的最後一週，基督徒稱之為聖週。在山上的村莊伯大尼，還有兩個較早發生的故事：</w:t>
+        <w:t>古代利比亞位於埃及以西、地中海沿岸，即今日的利比亞一帶。埃及文獻提到三個主要的利比亞族群：</w:t>
       </w:r>
     </w:p>
     <w:p>
@@ -625,25 +450,7 @@
         <w:rPr>
           <w:lang w:val="zh_TW" w:bidi="zh_TW"/>
         </w:rPr>
-        <w:t>耶穌拜訪了祂的朋友馬利亞和馬大（</w:t>
-      </w:r>
-      <w:hyperlink r:id="rId20">
-        <w:r>
-          <w:rPr>
-            <w:lang w:val="zh_TW" w:bidi="zh_TW"/>
-          </w:rPr>
-          <w:rPr>
-            <w:color w:val="0000EE"/>
-            <w:u w:val="single"/>
-          </w:rPr>
-          <w:t>路10:38–42</w:t>
-        </w:r>
-      </w:hyperlink>
-      <w:r>
-        <w:rPr>
-          <w:lang w:val="zh_TW" w:bidi="zh_TW"/>
-        </w:rPr>
-        <w:t>），</w:t>
+        <w:t>提赫努人（Tjehenu）：這些人在沿海地區居住，主要從事畜牧業。埃及藝術中常描繪他們留長髮，只穿腰帶和簡單的遮體布。他們被列為九弓（Nine Bows）之一，這是埃及人對主要敵人的統稱。</w:t>
       </w:r>
     </w:p>
     <w:p>
@@ -661,7 +468,304 @@
         <w:rPr>
           <w:lang w:val="zh_TW" w:bidi="zh_TW"/>
         </w:rPr>
-        <w:t>耶穌使祂的朋友拉撒路復活（</w:t>
+        <w:t>提赫穆人（Tjemehu）：這些人是遊牧民族，四處遷徙。他們擁有淺色的頭髮和藍色的眼睛，外貌與其它非洲族群不同。自古王國時期（約公元前2700至2200年）以來，他們就與埃及有接觸，並多次嘗試進入埃及領土。</w:t>
+      </w:r>
+    </w:p>
+    <w:p>
+      <w:pPr>
+        <w:pStyle w:val="ListBullet"/>
+        <w:spacing w:line="240" w:lineRule="auto"/>
+        <w:ind w:left="720"/>
+      </w:pPr>
+      <w:r>
+        <w:rPr>
+          <w:lang w:val="zh_TW" w:bidi="zh_TW"/>
+        </w:rPr>
+      </w:r>
+      <w:r>
+        <w:rPr>
+          <w:lang w:val="zh_TW" w:bidi="zh_TW"/>
+        </w:rPr>
+        <w:t>利比人（Libu）：此族名成為利比亞一詞的來源。他們與美什維什（Meshwesh）族一樣，被描述為膚色較白、有刺青，且穿皮革衣物。</w:t>
+      </w:r>
+    </w:p>
+    <w:p>
+      <w:pPr/>
+      <w:r>
+        <w:rPr>
+          <w:lang w:val="zh_TW" w:bidi="zh_TW"/>
+        </w:rPr>
+      </w:r>
+      <w:r>
+        <w:rPr>
+          <w:lang w:val="zh_TW" w:bidi="zh_TW"/>
+        </w:rPr>
+        <w:t>埃及與利比亞在歷史上既有貿易往來，也有多次戰爭。利比亞人經常自西北方進入埃及。從中王國時期開始，有一個關於西努赫（Sinuhe）的故事（約公元前2000年）。故事開始時，阿梅內姆赫特一世（Amenemhet I）去世，他的兒子辛努塞爾特（Senusert；塞斯托里斯</w:t>
+      </w:r>
+      <w:r>
+        <w:rPr>
+          <w:lang w:val="zh_TW" w:bidi="zh_TW"/>
+        </w:rPr>
+        <w:t>〔</w:t>
+      </w:r>
+      <w:r>
+        <w:rPr>
+          <w:lang w:val="zh_TW" w:bidi="zh_TW"/>
+        </w:rPr>
+        <w:t>Sesostris</w:t>
+      </w:r>
+      <w:r>
+        <w:rPr>
+          <w:lang w:val="zh_TW" w:bidi="zh_TW"/>
+        </w:rPr>
+        <w:t>〕</w:t>
+      </w:r>
+      <w:r>
+        <w:rPr>
+          <w:lang w:val="zh_TW" w:bidi="zh_TW"/>
+        </w:rPr>
+        <w:t>）正在西部三角洲與利比亞人作戰。</w:t>
+        <w:br/>
+        <w:br/>
+      </w:r>
+      <w:r>
+        <w:rPr>
+          <w:lang w:val="zh_TW" w:bidi="zh_TW"/>
+        </w:rPr>
+        <w:t>後來，利比亞人民逐漸遷入尼羅河三角洲地區。兩位埃及國王，塞提一世（Seti I）和蘭塞二世（Ramses II），也曾為控制該地區而與利比亞人交戰。後來，梅爾奈普塔王（King Merneptah）在一塊名為梅爾奈普塔石碑（Merneptah Stele）的大型石碑上記錄了與利比亞人爭戰的勝利（約公元前1224–1214年）。另一位埃及王，蘭塞三世（Ramses III），後來也與利比亞人爭戰，並將他們趕出西部三角洲地區。這事發生的時候，埃及同時與海上民族（the Sea Peoples）作戰，那戰鬥發生在陸地和海上。</w:t>
+      </w:r>
+    </w:p>
+    <w:p>
+      <w:pPr/>
+      <w:r>
+        <w:rPr>
+          <w:lang w:val="zh_TW" w:bidi="zh_TW"/>
+        </w:rPr>
+      </w:r>
+      <w:r>
+        <w:rPr>
+          <w:lang w:val="zh_TW" w:bidi="zh_TW"/>
+        </w:rPr>
+        <w:t>後來，利比亞人變得更強大，最終控制了埃及。他們有兩個王室家族（或王朝）統治埃及。第一個稱為布巴實提（Bubastite）王朝（約公元前946–720年），而第二個則是塔尼特（Tanitic）王朝（約公元前792–720年）。這些利比亞王的名字與傳統的埃及名字不同，例如舍順克（Sheshonk）、奧索康（Osorkon）和塔克洛特（Takelot）。其中的舍順克便是舊約聖經中所指的</w:t>
+      </w:r>
+      <w:r>
+        <w:rPr>
+          <w:lang w:val="zh_TW" w:bidi="zh_TW"/>
+        </w:rPr>
+        <w:t>示撒（</w:t>
+      </w:r>
+      <w:r>
+        <w:rPr>
+          <w:lang w:val="zh_TW" w:bidi="zh_TW"/>
+        </w:rPr>
+        <w:t>Shishak</w:t>
+      </w:r>
+      <w:r>
+        <w:rPr>
+          <w:lang w:val="zh_TW" w:bidi="zh_TW"/>
+        </w:rPr>
+        <w:t>）</w:t>
+      </w:r>
+      <w:r>
+        <w:rPr>
+          <w:lang w:val="zh_TW" w:bidi="zh_TW"/>
+        </w:rPr>
+        <w:t>（</w:t>
+      </w:r>
+      <w:hyperlink r:id="rId15">
+        <w:r>
+          <w:rPr>
+            <w:lang w:val="zh_TW" w:bidi="zh_TW"/>
+          </w:rPr>
+          <w:rPr>
+            <w:color w:val="0000EE"/>
+            <w:u w:val="single"/>
+          </w:rPr>
+          <w:t>王上11:40</w:t>
+        </w:r>
+      </w:hyperlink>
+      <w:r>
+        <w:rPr>
+          <w:lang w:val="zh_TW" w:bidi="zh_TW"/>
+        </w:rPr>
+        <w:t>，</w:t>
+      </w:r>
+      <w:hyperlink r:id="rId16">
+        <w:r>
+          <w:rPr>
+            <w:lang w:val="zh_TW" w:bidi="zh_TW"/>
+          </w:rPr>
+          <w:rPr>
+            <w:color w:val="0000EE"/>
+            <w:u w:val="single"/>
+          </w:rPr>
+          <w:t>14:25</w:t>
+        </w:r>
+      </w:hyperlink>
+      <w:r>
+        <w:rPr>
+          <w:lang w:val="zh_TW" w:bidi="zh_TW"/>
+        </w:rPr>
+        <w:t>；</w:t>
+      </w:r>
+      <w:hyperlink r:id="rId17">
+        <w:r>
+          <w:rPr>
+            <w:lang w:val="zh_TW" w:bidi="zh_TW"/>
+          </w:rPr>
+          <w:rPr>
+            <w:color w:val="0000EE"/>
+            <w:u w:val="single"/>
+          </w:rPr>
+          <w:t>代下12:2–9</w:t>
+        </w:r>
+      </w:hyperlink>
+      <w:r>
+        <w:rPr>
+          <w:lang w:val="zh_TW" w:bidi="zh_TW"/>
+        </w:rPr>
+        <w:t>）。</w:t>
+      </w:r>
+    </w:p>
+    <w:p>
+      <w:pPr>
+        <w:pStyle w:val="Heading3"/>
+      </w:pPr>
+      <w:r>
+        <w:rPr>
+          <w:lang w:val="zh_TW" w:bidi="zh_TW"/>
+        </w:rPr>
+        <w:t>聖經中的弗</w:t>
+      </w:r>
+    </w:p>
+    <w:p>
+      <w:pPr/>
+      <w:r>
+        <w:rPr>
+          <w:lang w:val="zh_TW" w:bidi="zh_TW"/>
+        </w:rPr>
+      </w:r>
+      <w:r>
+        <w:rPr>
+          <w:lang w:val="zh_TW" w:bidi="zh_TW"/>
+        </w:rPr>
+        <w:t>聖經首次提到弗是在列國表（table of nations）中（</w:t>
+      </w:r>
+      <w:hyperlink r:id="rId18">
+        <w:r>
+          <w:rPr>
+            <w:lang w:val="zh_TW" w:bidi="zh_TW"/>
+          </w:rPr>
+          <w:rPr>
+            <w:color w:val="0000EE"/>
+            <w:u w:val="single"/>
+          </w:rPr>
+          <w:t>創10章</w:t>
+        </w:r>
+      </w:hyperlink>
+      <w:r>
+        <w:rPr>
+          <w:lang w:val="zh_TW" w:bidi="zh_TW"/>
+        </w:rPr>
+        <w:t>）。弗被列為含的兒子之一，與古實（努比亞，</w:t>
+      </w:r>
+      <w:r>
+        <w:rPr>
+          <w:lang w:val="zh_TW" w:bidi="zh_TW"/>
+        </w:rPr>
+        <w:t>埃塞俄比</w:t>
+      </w:r>
+      <w:r>
+        <w:rPr>
+          <w:lang w:val="zh_TW" w:bidi="zh_TW"/>
+        </w:rPr>
+        <w:t>亞）、埃及和迦南並列（</w:t>
+      </w:r>
+      <w:hyperlink r:id="rId13">
+        <w:r>
+          <w:rPr>
+            <w:lang w:val="zh_TW" w:bidi="zh_TW"/>
+          </w:rPr>
+          <w:rPr>
+            <w:color w:val="0000EE"/>
+            <w:u w:val="single"/>
+          </w:rPr>
+          <w:t>創10:6</w:t>
+        </w:r>
+      </w:hyperlink>
+      <w:r>
+        <w:rPr>
+          <w:lang w:val="zh_TW" w:bidi="zh_TW"/>
+        </w:rPr>
+        <w:t>；參</w:t>
+      </w:r>
+      <w:hyperlink r:id="rId19">
+        <w:r>
+          <w:rPr>
+            <w:lang w:val="zh_TW" w:bidi="zh_TW"/>
+          </w:rPr>
+          <w:rPr>
+            <w:color w:val="0000EE"/>
+            <w:u w:val="single"/>
+          </w:rPr>
+          <w:t>代上1:8</w:t>
+        </w:r>
+      </w:hyperlink>
+      <w:r>
+        <w:rPr>
+          <w:lang w:val="zh_TW" w:bidi="zh_TW"/>
+        </w:rPr>
+        <w:t>）。</w:t>
+      </w:r>
+    </w:p>
+    <w:p>
+      <w:pPr/>
+      <w:r>
+        <w:rPr>
+          <w:lang w:val="zh_TW" w:bidi="zh_TW"/>
+        </w:rPr>
+      </w:r>
+      <w:r>
+        <w:rPr>
+          <w:lang w:val="zh_TW" w:bidi="zh_TW"/>
+        </w:rPr>
+        <w:t>耶利米先知形容弗和古實（即古代的埃塞俄比亞）的士兵是埃及軍中的精銳戰士，於迦基米設（Carchemish）戰役中手持盾牌（</w:t>
+      </w:r>
+      <w:hyperlink r:id="rId20">
+        <w:r>
+          <w:rPr>
+            <w:lang w:val="zh_TW" w:bidi="zh_TW"/>
+          </w:rPr>
+          <w:rPr>
+            <w:color w:val="0000EE"/>
+            <w:u w:val="single"/>
+          </w:rPr>
+          <w:t>耶46:9</w:t>
+        </w:r>
+      </w:hyperlink>
+      <w:r>
+        <w:rPr>
+          <w:lang w:val="zh_TW" w:bidi="zh_TW"/>
+        </w:rPr>
+        <w:t>）。先知以西結告訴我們，弗的士兵也在泰爾城的軍隊中服役，與來自波斯和路德的戰士一起（</w:t>
+      </w:r>
+      <w:hyperlink r:id="rId14">
+        <w:r>
+          <w:rPr>
+            <w:lang w:val="zh_TW" w:bidi="zh_TW"/>
+          </w:rPr>
+          <w:rPr>
+            <w:color w:val="0000EE"/>
+            <w:u w:val="single"/>
+          </w:rPr>
+          <w:t>結27:10</w:t>
+        </w:r>
+      </w:hyperlink>
+      <w:r>
+        <w:rPr>
+          <w:lang w:val="zh_TW" w:bidi="zh_TW"/>
+        </w:rPr>
+        <w:t>）。在另一個記載中，先知那鴻提到弗和利比亞人是埃及底比斯（Thebes）的盟友，但他們無法阻止亞述軍隊的征服（</w:t>
       </w:r>
       <w:hyperlink r:id="rId21">
         <w:r>
@@ -672,6 +776,6792 @@
             <w:color w:val="0000EE"/>
             <w:u w:val="single"/>
           </w:rPr>
+          <w:t>鴻3:9</w:t>
+        </w:r>
+      </w:hyperlink>
+      <w:r>
+        <w:rPr>
+          <w:lang w:val="zh_TW" w:bidi="zh_TW"/>
+        </w:rPr>
+        <w:t>）。但以理預言，一位將來的強權統治者會控制利比亞、埃及、古實等地（</w:t>
+      </w:r>
+      <w:hyperlink r:id="rId22">
+        <w:r>
+          <w:rPr>
+            <w:lang w:val="zh_TW" w:bidi="zh_TW"/>
+          </w:rPr>
+          <w:rPr>
+            <w:color w:val="0000EE"/>
+            <w:u w:val="single"/>
+          </w:rPr>
+          <w:t>但11:43</w:t>
+        </w:r>
+      </w:hyperlink>
+      <w:r>
+        <w:rPr>
+          <w:lang w:val="zh_TW" w:bidi="zh_TW"/>
+        </w:rPr>
+        <w:t>）。</w:t>
+      </w:r>
+    </w:p>
+    <w:p>
+      <w:pPr/>
+      <w:r>
+        <w:rPr>
+          <w:lang w:val="zh_TW" w:bidi="zh_TW"/>
+        </w:rPr>
+      </w:r>
+      <w:r>
+        <w:rPr>
+          <w:lang w:val="zh_TW" w:bidi="zh_TW"/>
+        </w:rPr>
+        <w:t>以賽亞書在希伯來文本中提到一個名為「普勒（Pul）」的地方，但希臘文譯本的舊約聖經則使用「弗（Put）」（</w:t>
+      </w:r>
+      <w:hyperlink r:id="rId23">
+        <w:r>
+          <w:rPr>
+            <w:lang w:val="zh_TW" w:bidi="zh_TW"/>
+          </w:rPr>
+          <w:rPr>
+            <w:color w:val="0000EE"/>
+            <w:u w:val="single"/>
+          </w:rPr>
+          <w:t>賽66:19</w:t>
+        </w:r>
+      </w:hyperlink>
+      <w:r>
+        <w:rPr>
+          <w:lang w:val="zh_TW" w:bidi="zh_TW"/>
+        </w:rPr>
+        <w:t>）。大多數英文譯本採用希臘文的版本。在這段經文中，弗出現在一個國家列表中，位於他施和路德之間。這些國家將會聽聞神的榮耀。</w:t>
+      </w:r>
+    </w:p>
+    <w:p>
+      <w:pPr/>
+      <w:r>
+        <w:rPr>
+          <w:lang w:val="zh_TW" w:bidi="zh_TW"/>
+        </w:rPr>
+      </w:r>
+      <w:r>
+        <w:rPr>
+          <w:lang w:val="zh_TW" w:bidi="zh_TW"/>
+        </w:rPr>
+        <w:t>在以西結書中，學者對於提到利比亞的名字有不同的看法。有些人認為「弗」這個詞指的是利比亞（</w:t>
+      </w:r>
+      <w:hyperlink r:id="rId24">
+        <w:r>
+          <w:rPr>
+            <w:lang w:val="zh_TW" w:bidi="zh_TW"/>
+          </w:rPr>
+          <w:rPr>
+            <w:color w:val="0000EE"/>
+            <w:u w:val="single"/>
+          </w:rPr>
+          <w:t>結30:5</w:t>
+        </w:r>
+      </w:hyperlink>
+      <w:r>
+        <w:rPr>
+          <w:lang w:val="zh_TW" w:bidi="zh_TW"/>
+        </w:rPr>
+        <w:t>）。其他人則認為同一節經文中的另一個詞「Cub」指的是利比亞。</w:t>
+      </w:r>
+    </w:p>
+    <w:p>
+      <w:pPr>
+        <w:pStyle w:val="Heading3"/>
+      </w:pPr>
+      <w:r>
+        <w:rPr>
+          <w:lang w:val="zh_TW" w:bidi="zh_TW"/>
+        </w:rPr>
+        <w:t>其它歷史記載</w:t>
+      </w:r>
+    </w:p>
+    <w:p>
+      <w:pPr/>
+      <w:r>
+        <w:rPr>
+          <w:lang w:val="zh_TW" w:bidi="zh_TW"/>
+        </w:rPr>
+      </w:r>
+      <w:r>
+        <w:rPr>
+          <w:lang w:val="zh_TW" w:bidi="zh_TW"/>
+        </w:rPr>
+        <w:t>聖經以外的歷史資料亦提及利比亞。根據在公元前485至465年間統治波斯的王薛西（King Xerxes of Persia）的文件，利比亞是被列為他掌控的國家之一。</w:t>
+      </w:r>
+      <w:r>
+        <w:rPr>
+          <w:lang w:val="zh_TW" w:bidi="zh_TW"/>
+        </w:rPr>
+      </w:r>
+      <w:r>
+        <w:rPr>
+          <w:lang w:val="zh_TW" w:bidi="zh_TW"/>
+        </w:rPr>
+      </w:r>
+    </w:p>
+    <w:p>
+      <w:pPr/>
+      <w:r>
+        <w:rPr>
+          <w:lang w:val="zh_TW" w:bidi="zh_TW"/>
+        </w:rPr>
+      </w:r>
+    </w:p>
+    <w:p>
+      <w:pPr>
+        <w:pStyle w:val="Heading2"/>
+      </w:pPr>
+      <w:r>
+        <w:rPr>
+          <w:lang w:val="zh_TW" w:bidi="zh_TW"/>
+        </w:rPr>
+        <w:t>弗 (人物)</w:t>
+      </w:r>
+      <w:r>
+        <w:rPr>
+          <w:lang w:val="zh_TW" w:bidi="zh_TW"/>
+        </w:rPr>
+      </w:r>
+    </w:p>
+    <w:p>
+      <w:pPr/>
+      <w:r>
+        <w:rPr>
+          <w:lang w:val="zh_TW" w:bidi="zh_TW"/>
+        </w:rPr>
+      </w:r>
+      <w:r>
+        <w:rPr>
+          <w:lang w:val="zh_TW" w:bidi="zh_TW"/>
+        </w:rPr>
+        <w:t>含四個兒子中的第三個兒子，極可能定居於北非，被認為是埃及人和利比亞人的先祖（</w:t>
+      </w:r>
+      <w:hyperlink r:id="rId13">
+        <w:r>
+          <w:rPr>
+            <w:lang w:val="zh_TW" w:bidi="zh_TW"/>
+          </w:rPr>
+          <w:rPr>
+            <w:color w:val="0000EE"/>
+            <w:u w:val="single"/>
+          </w:rPr>
+          <w:t>創10:6</w:t>
+        </w:r>
+      </w:hyperlink>
+      <w:r>
+        <w:rPr>
+          <w:lang w:val="zh_TW" w:bidi="zh_TW"/>
+        </w:rPr>
+        <w:t>；</w:t>
+      </w:r>
+      <w:hyperlink r:id="rId19">
+        <w:r>
+          <w:rPr>
+            <w:lang w:val="zh_TW" w:bidi="zh_TW"/>
+          </w:rPr>
+          <w:rPr>
+            <w:color w:val="0000EE"/>
+            <w:u w:val="single"/>
+          </w:rPr>
+          <w:t>代上1:8</w:t>
+        </w:r>
+      </w:hyperlink>
+      <w:r>
+        <w:rPr>
+          <w:lang w:val="zh_TW" w:bidi="zh_TW"/>
+        </w:rPr>
+        <w:t>）。</w:t>
+      </w:r>
+    </w:p>
+    <w:p>
+      <w:pPr/>
+      <w:r>
+        <w:rPr>
+          <w:lang w:val="zh_TW" w:bidi="zh_TW"/>
+        </w:rPr>
+      </w:r>
+      <w:r>
+        <w:rPr>
+          <w:i/>
+          <w:lang w:val="zh_TW" w:bidi="zh_TW"/>
+        </w:rPr>
+        <w:t>另見</w:t>
+      </w:r>
+      <w:r>
+        <w:rPr>
+          <w:lang w:val="zh_TW" w:bidi="zh_TW"/>
+        </w:rPr>
+        <w:t>弗（地方）</w:t>
+      </w:r>
+      <w:r>
+        <w:rPr>
+          <w:lang w:val="zh_TW" w:bidi="zh_TW"/>
+        </w:rPr>
+        <w:t>。</w:t>
+      </w:r>
+      <w:r>
+        <w:rPr>
+          <w:lang w:val="zh_TW" w:bidi="zh_TW"/>
+        </w:rPr>
+      </w:r>
+      <w:r>
+        <w:rPr>
+          <w:lang w:val="zh_TW" w:bidi="zh_TW"/>
+        </w:rPr>
+      </w:r>
+    </w:p>
+    <w:p>
+      <w:pPr/>
+      <w:r>
+        <w:rPr>
+          <w:lang w:val="zh_TW" w:bidi="zh_TW"/>
+        </w:rPr>
+      </w:r>
+    </w:p>
+    <w:p>
+      <w:pPr>
+        <w:pStyle w:val="Heading2"/>
+      </w:pPr>
+      <w:r>
+        <w:rPr>
+          <w:lang w:val="zh_TW" w:bidi="zh_TW"/>
+        </w:rPr>
+        <w:t>福音</w:t>
+      </w:r>
+      <w:r>
+        <w:rPr>
+          <w:lang w:val="zh_TW" w:bidi="zh_TW"/>
+        </w:rPr>
+      </w:r>
+    </w:p>
+    <w:p>
+      <w:pPr/>
+      <w:r>
+        <w:rPr>
+          <w:lang w:val="zh_TW" w:bidi="zh_TW"/>
+        </w:rPr>
+      </w:r>
+      <w:r>
+        <w:rPr>
+          <w:lang w:val="zh_TW" w:bidi="zh_TW"/>
+        </w:rPr>
+        <w:t>是一個術語，可以透過不同方式，描述神藉耶穌基督賜下救恩的好消息。</w:t>
+      </w:r>
+    </w:p>
+    <w:p>
+      <w:pPr>
+        <w:pStyle w:val="Heading3"/>
+      </w:pPr>
+      <w:r>
+        <w:rPr>
+          <w:lang w:val="zh_TW" w:bidi="zh_TW"/>
+        </w:rPr>
+        <w:t>概述</w:t>
+      </w:r>
+    </w:p>
+    <w:p>
+      <w:pPr>
+        <w:pStyle w:val="ListBullet"/>
+        <w:spacing w:line="240" w:lineRule="auto"/>
+        <w:ind w:left="720"/>
+      </w:pPr>
+      <w:r>
+        <w:rPr>
+          <w:lang w:val="zh_TW" w:bidi="zh_TW"/>
+        </w:rPr>
+      </w:r>
+      <w:r>
+        <w:rPr>
+          <w:lang w:val="zh_TW" w:bidi="zh_TW"/>
+        </w:rPr>
+        <w:t>以賽亞的福音信息</w:t>
+      </w:r>
+    </w:p>
+    <w:p>
+      <w:pPr>
+        <w:pStyle w:val="ListBullet"/>
+        <w:spacing w:line="240" w:lineRule="auto"/>
+        <w:ind w:left="720"/>
+      </w:pPr>
+      <w:r>
+        <w:rPr>
+          <w:lang w:val="zh_TW" w:bidi="zh_TW"/>
+        </w:rPr>
+      </w:r>
+      <w:r>
+        <w:rPr>
+          <w:lang w:val="zh_TW" w:bidi="zh_TW"/>
+        </w:rPr>
+        <w:t>新約中的福音</w:t>
+      </w:r>
+    </w:p>
+    <w:p>
+      <w:pPr>
+        <w:pStyle w:val="ListBullet"/>
+        <w:spacing w:line="240" w:lineRule="auto"/>
+        <w:ind w:left="720"/>
+      </w:pPr>
+      <w:r>
+        <w:rPr>
+          <w:lang w:val="zh_TW" w:bidi="zh_TW"/>
+        </w:rPr>
+      </w:r>
+      <w:r>
+        <w:rPr>
+          <w:lang w:val="zh_TW" w:bidi="zh_TW"/>
+        </w:rPr>
+        <w:t>基督降臨的好消息</w:t>
+      </w:r>
+    </w:p>
+    <w:p>
+      <w:pPr>
+        <w:pStyle w:val="ListBullet"/>
+        <w:spacing w:line="240" w:lineRule="auto"/>
+        <w:ind w:left="720"/>
+      </w:pPr>
+      <w:r>
+        <w:rPr>
+          <w:lang w:val="zh_TW" w:bidi="zh_TW"/>
+        </w:rPr>
+      </w:r>
+      <w:r>
+        <w:rPr>
+          <w:lang w:val="zh_TW" w:bidi="zh_TW"/>
+        </w:rPr>
+        <w:t>耶穌的福音</w:t>
+      </w:r>
+    </w:p>
+    <w:p>
+      <w:pPr>
+        <w:pStyle w:val="ListBullet"/>
+        <w:spacing w:line="240" w:lineRule="auto"/>
+        <w:ind w:left="720"/>
+      </w:pPr>
+      <w:r>
+        <w:rPr>
+          <w:lang w:val="zh_TW" w:bidi="zh_TW"/>
+        </w:rPr>
+      </w:r>
+      <w:r>
+        <w:rPr>
+          <w:lang w:val="zh_TW" w:bidi="zh_TW"/>
+        </w:rPr>
+        <w:t>耶穌復活後的福音</w:t>
+      </w:r>
+    </w:p>
+    <w:p>
+      <w:pPr>
+        <w:pStyle w:val="Heading3"/>
+      </w:pPr>
+      <w:r>
+        <w:rPr>
+          <w:lang w:val="zh_TW" w:bidi="zh_TW"/>
+        </w:rPr>
+        <w:t>以賽亞的福音信息</w:t>
+      </w:r>
+    </w:p>
+    <w:p>
+      <w:pPr/>
+      <w:r>
+        <w:rPr>
+          <w:lang w:val="zh_TW" w:bidi="zh_TW"/>
+        </w:rPr>
+      </w:r>
+      <w:r>
+        <w:rPr>
+          <w:lang w:val="zh_TW" w:bidi="zh_TW"/>
+        </w:rPr>
+        <w:t>新約福音書引用多段舊約經文，而在所有引用的經文中，以賽亞書的經文提供了最重要的背景。根據以賽亞的福音，只有神能施行拯救。除了神自己的本性以外，沒有任何理由可以解釋祂的拯救行動。以色列並不配得拯救，她現在不比被擄時更配得神的愛。無論她為過去的罪付出多少代價（</w:t>
+      </w:r>
+      <w:hyperlink r:id="rId25">
+        <w:r>
+          <w:rPr>
+            <w:lang w:val="zh_TW" w:bidi="zh_TW"/>
+          </w:rPr>
+          <w:rPr>
+            <w:color w:val="0000EE"/>
+            <w:u w:val="single"/>
+          </w:rPr>
+          <w:t>賽40:2</w:t>
+        </w:r>
+      </w:hyperlink>
+      <w:r>
+        <w:rPr>
+          <w:lang w:val="zh_TW" w:bidi="zh_TW"/>
+        </w:rPr>
+        <w:t>），她仍然是有罪的民族（</w:t>
+      </w:r>
+      <w:hyperlink r:id="rId26">
+        <w:r>
+          <w:rPr>
+            <w:lang w:val="zh_TW" w:bidi="zh_TW"/>
+          </w:rPr>
+          <w:rPr>
+            <w:color w:val="0000EE"/>
+            <w:u w:val="single"/>
+          </w:rPr>
+          <w:t>42:25</w:t>
+        </w:r>
+      </w:hyperlink>
+      <w:r>
+        <w:rPr>
+          <w:lang w:val="zh_TW" w:bidi="zh_TW"/>
+        </w:rPr>
+        <w:t>，</w:t>
+      </w:r>
+      <w:hyperlink r:id="rId27">
+        <w:r>
+          <w:rPr>
+            <w:lang w:val="zh_TW" w:bidi="zh_TW"/>
+          </w:rPr>
+          <w:rPr>
+            <w:color w:val="0000EE"/>
+            <w:u w:val="single"/>
+          </w:rPr>
+          <w:t>46:12–13</w:t>
+        </w:r>
+      </w:hyperlink>
+      <w:r>
+        <w:rPr>
+          <w:lang w:val="zh_TW" w:bidi="zh_TW"/>
+        </w:rPr>
+        <w:t>，</w:t>
+      </w:r>
+      <w:hyperlink r:id="rId28">
+        <w:r>
+          <w:rPr>
+            <w:lang w:val="zh_TW" w:bidi="zh_TW"/>
+          </w:rPr>
+          <w:rPr>
+            <w:color w:val="0000EE"/>
+            <w:u w:val="single"/>
+          </w:rPr>
+          <w:t>48:1</w:t>
+        </w:r>
+      </w:hyperlink>
+      <w:r>
+        <w:rPr>
+          <w:lang w:val="zh_TW" w:bidi="zh_TW"/>
+        </w:rPr>
+        <w:t>）;唯有藉著神的恩典，她才能得救（</w:t>
+      </w:r>
+      <w:hyperlink r:id="rId29">
+        <w:r>
+          <w:rPr>
+            <w:lang w:val="zh_TW" w:bidi="zh_TW"/>
+          </w:rPr>
+          <w:rPr>
+            <w:color w:val="0000EE"/>
+            <w:u w:val="single"/>
+          </w:rPr>
+          <w:t>55:1–7</w:t>
+        </w:r>
+      </w:hyperlink>
+      <w:r>
+        <w:rPr>
+          <w:lang w:val="zh_TW" w:bidi="zh_TW"/>
+        </w:rPr>
+        <w:t>）。按照神的設計，以色列得救不是取決於她的義，而是取決於神的公義（</w:t>
+      </w:r>
+      <w:hyperlink r:id="rId30">
+        <w:r>
+          <w:rPr>
+            <w:lang w:val="zh_TW" w:bidi="zh_TW"/>
+          </w:rPr>
+          <w:rPr>
+            <w:color w:val="0000EE"/>
+            <w:u w:val="single"/>
+          </w:rPr>
+          <w:t>41:10</w:t>
+        </w:r>
+      </w:hyperlink>
+      <w:r>
+        <w:rPr>
+          <w:lang w:val="zh_TW" w:bidi="zh_TW"/>
+        </w:rPr>
+        <w:t>，</w:t>
+      </w:r>
+      <w:hyperlink r:id="rId31">
+        <w:r>
+          <w:rPr>
+            <w:lang w:val="zh_TW" w:bidi="zh_TW"/>
+          </w:rPr>
+          <w:rPr>
+            <w:color w:val="0000EE"/>
+            <w:u w:val="single"/>
+          </w:rPr>
+          <w:t>45:24</w:t>
+        </w:r>
+      </w:hyperlink>
+      <w:r>
+        <w:rPr>
+          <w:lang w:val="zh_TW" w:bidi="zh_TW"/>
+        </w:rPr>
+        <w:t>，</w:t>
+      </w:r>
+      <w:hyperlink r:id="rId32">
+        <w:r>
+          <w:rPr>
+            <w:lang w:val="zh_TW" w:bidi="zh_TW"/>
+          </w:rPr>
+          <w:rPr>
+            <w:color w:val="0000EE"/>
+            <w:u w:val="single"/>
+          </w:rPr>
+          <w:t>46:13</w:t>
+        </w:r>
+      </w:hyperlink>
+      <w:r>
+        <w:rPr>
+          <w:lang w:val="zh_TW" w:bidi="zh_TW"/>
+        </w:rPr>
+        <w:t>，</w:t>
+      </w:r>
+      <w:hyperlink r:id="rId33">
+        <w:r>
+          <w:rPr>
+            <w:lang w:val="zh_TW" w:bidi="zh_TW"/>
+          </w:rPr>
+          <w:rPr>
+            <w:color w:val="0000EE"/>
+            <w:u w:val="single"/>
+          </w:rPr>
+          <w:t>51:5–6</w:t>
+        </w:r>
+      </w:hyperlink>
+      <w:r>
+        <w:rPr>
+          <w:lang w:val="zh_TW" w:bidi="zh_TW"/>
+        </w:rPr>
+        <w:t>）。由於以色列沒有公義可以獎賞，耶和華自己在以色列中</w:t>
+      </w:r>
+      <w:r>
+        <w:rPr>
+          <w:i/>
+          <w:lang w:val="zh_TW" w:bidi="zh_TW"/>
+        </w:rPr>
+        <w:t>創造</w:t>
+      </w:r>
+      <w:r>
+        <w:rPr>
+          <w:lang w:val="zh_TW" w:bidi="zh_TW"/>
+        </w:rPr>
+        <w:t>公義（</w:t>
+      </w:r>
+      <w:hyperlink r:id="rId34">
+        <w:r>
+          <w:rPr>
+            <w:lang w:val="zh_TW" w:bidi="zh_TW"/>
+          </w:rPr>
+          <w:rPr>
+            <w:color w:val="0000EE"/>
+            <w:u w:val="single"/>
+          </w:rPr>
+          <w:t>45:8</w:t>
+        </w:r>
+      </w:hyperlink>
+      <w:r>
+        <w:rPr>
+          <w:lang w:val="zh_TW" w:bidi="zh_TW"/>
+        </w:rPr>
+        <w:t>，</w:t>
+      </w:r>
+      <w:hyperlink r:id="rId35">
+        <w:r>
+          <w:rPr>
+            <w:lang w:val="zh_TW" w:bidi="zh_TW"/>
+          </w:rPr>
+          <w:rPr>
+            <w:color w:val="0000EE"/>
+            <w:u w:val="single"/>
+          </w:rPr>
+          <w:t>61:3、10–11</w:t>
+        </w:r>
+      </w:hyperlink>
+      <w:r>
+        <w:rPr>
+          <w:lang w:val="zh_TW" w:bidi="zh_TW"/>
+        </w:rPr>
+        <w:t>）。</w:t>
+      </w:r>
+    </w:p>
+    <w:p>
+      <w:pPr/>
+      <w:r>
+        <w:rPr>
+          <w:lang w:val="zh_TW" w:bidi="zh_TW"/>
+        </w:rPr>
+      </w:r>
+      <w:r>
+        <w:rPr>
+          <w:lang w:val="zh_TW" w:bidi="zh_TW"/>
+        </w:rPr>
+        <w:t>然而，正如這些經文所表明，要完成救恩並不會犧牲公義。以色列人需要為他們所犯的罪，而承受完全的懲罰。神的憐憫並未因此受到質疑。相反，正在這裡，神的憐憫最為深刻地表現出來，因為懲罰不是加在祂的子民身上，而是加在那受命代替他們的僕人身上（</w:t>
+      </w:r>
+      <w:hyperlink r:id="rId36">
+        <w:r>
+          <w:rPr>
+            <w:lang w:val="zh_TW" w:bidi="zh_TW"/>
+          </w:rPr>
+          <w:rPr>
+            <w:color w:val="0000EE"/>
+            <w:u w:val="single"/>
+          </w:rPr>
+          <w:t>賽53:4–12</w:t>
+        </w:r>
+      </w:hyperlink>
+      <w:r>
+        <w:rPr>
+          <w:lang w:val="zh_TW" w:bidi="zh_TW"/>
+        </w:rPr>
+        <w:t>）。通過僕人的工作，許多人得以稱義（</w:t>
+      </w:r>
+      <w:hyperlink r:id="rId37">
+        <w:r>
+          <w:rPr>
+            <w:lang w:val="zh_TW" w:bidi="zh_TW"/>
+          </w:rPr>
+          <w:rPr>
+            <w:color w:val="0000EE"/>
+            <w:u w:val="single"/>
+          </w:rPr>
+          <w:t>53:11</w:t>
+        </w:r>
+      </w:hyperlink>
+      <w:r>
+        <w:rPr>
+          <w:lang w:val="zh_TW" w:bidi="zh_TW"/>
+        </w:rPr>
+        <w:t>）。正如</w:t>
+      </w:r>
+      <w:hyperlink r:id="rId38">
+        <w:r>
+          <w:rPr>
+            <w:lang w:val="zh_TW" w:bidi="zh_TW"/>
+          </w:rPr>
+          <w:rPr>
+            <w:color w:val="0000EE"/>
+            <w:u w:val="single"/>
+          </w:rPr>
+          <w:t>以賽亞書六十一章</w:t>
+        </w:r>
+      </w:hyperlink>
+      <w:r>
+        <w:rPr>
+          <w:lang w:val="zh_TW" w:bidi="zh_TW"/>
+        </w:rPr>
+        <w:t>預言所說，傳道者（傳好消息的人）將會來臨。祂被稱為受膏者（</w:t>
+      </w:r>
+      <w:hyperlink r:id="rId39">
+        <w:r>
+          <w:rPr>
+            <w:lang w:val="zh_TW" w:bidi="zh_TW"/>
+          </w:rPr>
+          <w:rPr>
+            <w:color w:val="0000EE"/>
+            <w:u w:val="single"/>
+          </w:rPr>
+          <w:t>1</w:t>
+        </w:r>
+      </w:hyperlink>
+      <w:r>
+        <w:rPr>
+          <w:lang w:val="zh_TW" w:bidi="zh_TW"/>
+        </w:rPr>
+        <w:t>節），祂報告耶和華的恩年（</w:t>
+      </w:r>
+      <w:hyperlink r:id="rId40">
+        <w:r>
+          <w:rPr>
+            <w:lang w:val="zh_TW" w:bidi="zh_TW"/>
+          </w:rPr>
+          <w:rPr>
+            <w:color w:val="0000EE"/>
+            <w:u w:val="single"/>
+          </w:rPr>
+          <w:t>2</w:t>
+        </w:r>
+      </w:hyperlink>
+      <w:r>
+        <w:rPr>
+          <w:lang w:val="zh_TW" w:bidi="zh_TW"/>
+        </w:rPr>
+        <w:t>節）。神會藉著祂的宣講得到榮耀（</w:t>
+      </w:r>
+      <w:hyperlink r:id="rId41">
+        <w:r>
+          <w:rPr>
+            <w:lang w:val="zh_TW" w:bidi="zh_TW"/>
+          </w:rPr>
+          <w:rPr>
+            <w:color w:val="0000EE"/>
+            <w:u w:val="single"/>
+          </w:rPr>
+          <w:t>3</w:t>
+        </w:r>
+      </w:hyperlink>
+      <w:r>
+        <w:rPr>
+          <w:lang w:val="zh_TW" w:bidi="zh_TW"/>
+        </w:rPr>
+        <w:t>節）。</w:t>
+      </w:r>
+    </w:p>
+    <w:p>
+      <w:pPr>
+        <w:pStyle w:val="Heading3"/>
+      </w:pPr>
+      <w:r>
+        <w:rPr>
+          <w:lang w:val="zh_TW" w:bidi="zh_TW"/>
+        </w:rPr>
+        <w:t>新約中的福音</w:t>
+      </w:r>
+    </w:p>
+    <w:p>
+      <w:pPr/>
+      <w:r>
+        <w:rPr>
+          <w:lang w:val="zh_TW" w:bidi="zh_TW"/>
+        </w:rPr>
+      </w:r>
+      <w:r>
+        <w:rPr>
+          <w:lang w:val="zh_TW" w:bidi="zh_TW"/>
+        </w:rPr>
+        <w:t>在新約聖經中，只有兩處（</w:t>
+      </w:r>
+      <w:hyperlink r:id="rId42">
+        <w:r>
+          <w:rPr>
+            <w:lang w:val="zh_TW" w:bidi="zh_TW"/>
+          </w:rPr>
+          <w:rPr>
+            <w:color w:val="0000EE"/>
+            <w:u w:val="single"/>
+          </w:rPr>
+          <w:t>加3:8</w:t>
+        </w:r>
+      </w:hyperlink>
+      <w:r>
+        <w:rPr>
+          <w:lang w:val="zh_TW" w:bidi="zh_TW"/>
+        </w:rPr>
+        <w:t>；</w:t>
+      </w:r>
+      <w:hyperlink r:id="rId43">
+        <w:r>
+          <w:rPr>
+            <w:lang w:val="zh_TW" w:bidi="zh_TW"/>
+          </w:rPr>
+          <w:rPr>
+            <w:color w:val="0000EE"/>
+            <w:u w:val="single"/>
+          </w:rPr>
+          <w:t>來4:2、6</w:t>
+        </w:r>
+      </w:hyperlink>
+      <w:r>
+        <w:rPr>
+          <w:lang w:val="zh_TW" w:bidi="zh_TW"/>
+        </w:rPr>
+        <w:t>）提到在基督教時代之前福音的宣講。這一點非常重要，原因有三：</w:t>
+      </w:r>
+    </w:p>
+    <w:p>
+      <w:pPr>
+        <w:pStyle w:val="ListNumber"/>
+        <w:numPr>
+          <w:ilvl w:val="0"/>
+          <w:numId w:val="15"/>
+        </w:numPr>
+        <w:spacing w:line="240" w:lineRule="auto"/>
+        <w:ind w:left="720"/>
+      </w:pPr>
+      <w:r>
+        <w:rPr>
+          <w:lang w:val="zh_TW" w:bidi="zh_TW"/>
+        </w:rPr>
+      </w:r>
+      <w:r>
+        <w:rPr>
+          <w:lang w:val="zh_TW" w:bidi="zh_TW"/>
+        </w:rPr>
+        <w:t>因為舊約中明顯存在福音的內容。</w:t>
+      </w:r>
+    </w:p>
+    <w:p>
+      <w:pPr>
+        <w:pStyle w:val="ListNumber"/>
+        <w:spacing w:line="240" w:lineRule="auto"/>
+        <w:ind w:left="720"/>
+      </w:pPr>
+      <w:r>
+        <w:rPr>
+          <w:lang w:val="zh_TW" w:bidi="zh_TW"/>
+        </w:rPr>
+      </w:r>
+      <w:r>
+        <w:rPr>
+          <w:lang w:val="zh_TW" w:bidi="zh_TW"/>
+        </w:rPr>
+        <w:t>因為新約中使用了大量福音的術語（希臘文中的名詞出現了76次，動詞出現了54次）</w:t>
+      </w:r>
+    </w:p>
+    <w:p>
+      <w:pPr>
+        <w:pStyle w:val="ListNumber"/>
+        <w:spacing w:line="240" w:lineRule="auto"/>
+        <w:ind w:left="720"/>
+      </w:pPr>
+      <w:r>
+        <w:rPr>
+          <w:lang w:val="zh_TW" w:bidi="zh_TW"/>
+        </w:rPr>
+      </w:r>
+      <w:r>
+        <w:rPr>
+          <w:lang w:val="zh_TW" w:bidi="zh_TW"/>
+        </w:rPr>
+        <w:t>因為新約將基督呈現為舊約的應驗，並大量引用舊約來解釋祂的身分和工作。</w:t>
+      </w:r>
+    </w:p>
+    <w:p>
+      <w:pPr/>
+      <w:r>
+        <w:rPr>
+          <w:lang w:val="zh_TW" w:bidi="zh_TW"/>
+        </w:rPr>
+      </w:r>
+      <w:r>
+        <w:rPr>
+          <w:lang w:val="zh_TW" w:bidi="zh_TW"/>
+        </w:rPr>
+        <w:t>這不僅非常重要，而且意義重大。這表明新約中福音的用法，不僅取決於信息的</w:t>
+      </w:r>
+      <w:r>
+        <w:rPr>
+          <w:i/>
+          <w:lang w:val="zh_TW" w:bidi="zh_TW"/>
+        </w:rPr>
+        <w:t>性質</w:t>
+      </w:r>
+      <w:r>
+        <w:rPr>
+          <w:lang w:val="zh_TW" w:bidi="zh_TW"/>
+        </w:rPr>
+        <w:t>（關於救恩的真理），還取決於</w:t>
+      </w:r>
+      <w:r>
+        <w:rPr>
+          <w:i/>
+          <w:lang w:val="zh_TW" w:bidi="zh_TW"/>
+        </w:rPr>
+        <w:t>歷史事件。</w:t>
+      </w:r>
+      <w:r>
+        <w:rPr>
+          <w:lang w:val="zh_TW" w:bidi="zh_TW"/>
+        </w:rPr>
+        <w:t xml:space="preserve"> 新約幾乎毫無例外，將福音術語的應用限制在應驗時代的宣告上——即舊約應許的救恩真正實現的時代。新約所關注的不是救恩的應許，而是救恩的消息。根據</w:t>
+      </w:r>
+      <w:hyperlink r:id="rId44">
+        <w:r>
+          <w:rPr>
+            <w:lang w:val="zh_TW" w:bidi="zh_TW"/>
+          </w:rPr>
+          <w:rPr>
+            <w:color w:val="0000EE"/>
+            <w:u w:val="single"/>
+          </w:rPr>
+          <w:t>馬可福音一章1至4節</w:t>
+        </w:r>
+      </w:hyperlink>
+      <w:r>
+        <w:rPr>
+          <w:lang w:val="zh_TW" w:bidi="zh_TW"/>
+        </w:rPr>
+        <w:t>，福音的「起頭」不是在舊約，而是從施洗約翰開始，他的工作應驗了舊約的預言。在</w:t>
+      </w:r>
+      <w:hyperlink r:id="rId45">
+        <w:r>
+          <w:rPr>
+            <w:lang w:val="zh_TW" w:bidi="zh_TW"/>
+          </w:rPr>
+          <w:rPr>
+            <w:color w:val="0000EE"/>
+            <w:u w:val="single"/>
+          </w:rPr>
+          <w:t>羅馬書一章1至5節</w:t>
+        </w:r>
+      </w:hyperlink>
+      <w:r>
+        <w:rPr>
+          <w:lang w:val="zh_TW" w:bidi="zh_TW"/>
+        </w:rPr>
+        <w:t>中，福音被描述為舊約中應許的祝福，但直到耶穌來臨時才真正賜下（另見</w:t>
+      </w:r>
+      <w:hyperlink r:id="rId46">
+        <w:r>
+          <w:rPr>
+            <w:lang w:val="zh_TW" w:bidi="zh_TW"/>
+          </w:rPr>
+          <w:rPr>
+            <w:color w:val="0000EE"/>
+            <w:u w:val="single"/>
+          </w:rPr>
+          <w:t>徒13:32–33</w:t>
+        </w:r>
+      </w:hyperlink>
+      <w:r>
+        <w:rPr>
+          <w:lang w:val="zh_TW" w:bidi="zh_TW"/>
+        </w:rPr>
+        <w:t>）。</w:t>
+      </w:r>
+    </w:p>
+    <w:p>
+      <w:pPr>
+        <w:pStyle w:val="Heading3"/>
+      </w:pPr>
+      <w:r>
+        <w:rPr>
+          <w:lang w:val="zh_TW" w:bidi="zh_TW"/>
+        </w:rPr>
+        <w:t>基督降臨的好消息</w:t>
+      </w:r>
+    </w:p>
+    <w:p>
+      <w:pPr/>
+      <w:r>
+        <w:rPr>
+          <w:lang w:val="zh_TW" w:bidi="zh_TW"/>
+        </w:rPr>
+      </w:r>
+      <w:r>
+        <w:rPr>
+          <w:lang w:val="zh_TW" w:bidi="zh_TW"/>
+        </w:rPr>
+        <w:t>上帝應許施洗約翰的誕生，是個好消息（</w:t>
+      </w:r>
+      <w:hyperlink r:id="rId47">
+        <w:r>
+          <w:rPr>
+            <w:lang w:val="zh_TW" w:bidi="zh_TW"/>
+          </w:rPr>
+          <w:rPr>
+            <w:color w:val="0000EE"/>
+            <w:u w:val="single"/>
+          </w:rPr>
+          <w:t>路1:19</w:t>
+        </w:r>
+      </w:hyperlink>
+      <w:r>
+        <w:rPr>
+          <w:lang w:val="zh_TW" w:bidi="zh_TW"/>
+        </w:rPr>
+        <w:t>），不僅是他父母的好消息（</w:t>
+      </w:r>
+      <w:hyperlink r:id="rId48">
+        <w:r>
+          <w:rPr>
+            <w:lang w:val="zh_TW" w:bidi="zh_TW"/>
+          </w:rPr>
+          <w:rPr>
+            <w:color w:val="0000EE"/>
+            <w:u w:val="single"/>
+          </w:rPr>
+          <w:t>7、24–25</w:t>
+        </w:r>
+      </w:hyperlink>
+      <w:r>
+        <w:rPr>
+          <w:lang w:val="zh_TW" w:bidi="zh_TW"/>
+        </w:rPr>
+        <w:t>節），也是所有人的好消息：約翰奉差派，為彌賽亞的來臨做準備（</w:t>
+      </w:r>
+      <w:hyperlink r:id="rId49">
+        <w:r>
+          <w:rPr>
+            <w:lang w:val="zh_TW" w:bidi="zh_TW"/>
+          </w:rPr>
+          <w:rPr>
+            <w:color w:val="0000EE"/>
+            <w:u w:val="single"/>
+          </w:rPr>
+          <w:t>14–17、67–79</w:t>
+        </w:r>
+      </w:hyperlink>
+      <w:r>
+        <w:rPr>
+          <w:lang w:val="zh_TW" w:bidi="zh_TW"/>
+        </w:rPr>
+        <w:t>節）。出於同樣的原因，約翰自己所傳的道也是好消息（</w:t>
+      </w:r>
+      <w:hyperlink r:id="rId50">
+        <w:r>
+          <w:rPr>
+            <w:lang w:val="zh_TW" w:bidi="zh_TW"/>
+          </w:rPr>
+          <w:rPr>
+            <w:color w:val="0000EE"/>
+            <w:u w:val="single"/>
+          </w:rPr>
+          <w:t>3:18</w:t>
+        </w:r>
+      </w:hyperlink>
+      <w:r>
+        <w:rPr>
+          <w:lang w:val="zh_TW" w:bidi="zh_TW"/>
+        </w:rPr>
+        <w:t>）。彌賽亞（神的受膏者）將要來施行審判。這是一個既涉及定罪，又涉及救贖的過程（</w:t>
+      </w:r>
+      <w:hyperlink r:id="rId51">
+        <w:r>
+          <w:rPr>
+            <w:lang w:val="zh_TW" w:bidi="zh_TW"/>
+          </w:rPr>
+          <w:rPr>
+            <w:color w:val="0000EE"/>
+            <w:u w:val="single"/>
+          </w:rPr>
+          <w:t>3–17</w:t>
+        </w:r>
+      </w:hyperlink>
+      <w:r>
+        <w:rPr>
+          <w:lang w:val="zh_TW" w:bidi="zh_TW"/>
+        </w:rPr>
+        <w:t>節）。約翰的信息對罪人來說是好消息，因為約翰警告他們說災難即將來臨，並敦促他們在斧子砍下之前悔改（</w:t>
+      </w:r>
+      <w:hyperlink r:id="rId52">
+        <w:r>
+          <w:rPr>
+            <w:lang w:val="zh_TW" w:bidi="zh_TW"/>
+          </w:rPr>
+          <w:rPr>
+            <w:color w:val="0000EE"/>
+            <w:u w:val="single"/>
+          </w:rPr>
+          <w:t>7–9</w:t>
+        </w:r>
+      </w:hyperlink>
+      <w:r>
+        <w:rPr>
+          <w:lang w:val="zh_TW" w:bidi="zh_TW"/>
+        </w:rPr>
+        <w:t>節）。對於那些悔改的人來說，這是好消息，因為他們蒙應許得到赦免（</w:t>
+      </w:r>
+      <w:hyperlink r:id="rId53">
+        <w:r>
+          <w:rPr>
+            <w:lang w:val="zh_TW" w:bidi="zh_TW"/>
+          </w:rPr>
+          <w:rPr>
+            <w:color w:val="0000EE"/>
+            <w:u w:val="single"/>
+          </w:rPr>
+          <w:t>3</w:t>
+        </w:r>
+      </w:hyperlink>
+      <w:r>
+        <w:rPr>
+          <w:lang w:val="zh_TW" w:bidi="zh_TW"/>
+        </w:rPr>
+        <w:t>節）並成為彌賽亞群體的一員（</w:t>
+      </w:r>
+      <w:hyperlink r:id="rId54">
+        <w:r>
+          <w:rPr>
+            <w:lang w:val="zh_TW" w:bidi="zh_TW"/>
+          </w:rPr>
+          <w:rPr>
+            <w:color w:val="0000EE"/>
+            <w:u w:val="single"/>
+          </w:rPr>
+          <w:t>17</w:t>
+        </w:r>
+      </w:hyperlink>
+      <w:r>
+        <w:rPr>
+          <w:lang w:val="zh_TW" w:bidi="zh_TW"/>
+        </w:rPr>
+        <w:t>節）。救主降生的宣告，也是帶來極大喜樂的好消息（</w:t>
+      </w:r>
+      <w:hyperlink r:id="rId55">
+        <w:r>
+          <w:rPr>
+            <w:lang w:val="zh_TW" w:bidi="zh_TW"/>
+          </w:rPr>
+          <w:rPr>
+            <w:color w:val="0000EE"/>
+            <w:u w:val="single"/>
+          </w:rPr>
+          <w:t>2:10–11</w:t>
+        </w:r>
+      </w:hyperlink>
+      <w:r>
+        <w:rPr>
+          <w:lang w:val="zh_TW" w:bidi="zh_TW"/>
+        </w:rPr>
+        <w:t>）。</w:t>
+      </w:r>
+    </w:p>
+    <w:p>
+      <w:pPr>
+        <w:pStyle w:val="Heading3"/>
+      </w:pPr>
+      <w:r>
+        <w:rPr>
+          <w:lang w:val="zh_TW" w:bidi="zh_TW"/>
+        </w:rPr>
+        <w:t>耶穌的福音</w:t>
+      </w:r>
+    </w:p>
+    <w:p>
+      <w:pPr>
+        <w:pStyle w:val="Heading4"/>
+      </w:pPr>
+      <w:r>
+        <w:rPr>
+          <w:lang w:val="zh_TW" w:bidi="zh_TW"/>
+        </w:rPr>
+        <w:t>神國的來臨</w:t>
+      </w:r>
+    </w:p>
+    <w:p>
+      <w:pPr/>
+      <w:r>
+        <w:rPr>
+          <w:lang w:val="zh_TW" w:bidi="zh_TW"/>
+        </w:rPr>
+      </w:r>
+      <w:r>
+        <w:rPr>
+          <w:lang w:val="zh_TW" w:bidi="zh_TW"/>
+        </w:rPr>
+        <w:t>耶穌獲神授權，並由聖靈膏立來宣揚福音（</w:t>
+      </w:r>
+      <w:hyperlink r:id="rId56">
+        <w:r>
+          <w:rPr>
+            <w:lang w:val="zh_TW" w:bidi="zh_TW"/>
+          </w:rPr>
+          <w:rPr>
+            <w:color w:val="0000EE"/>
+            <w:u w:val="single"/>
+          </w:rPr>
+          <w:t>可1:14</w:t>
+        </w:r>
+      </w:hyperlink>
+      <w:r>
+        <w:rPr>
+          <w:lang w:val="zh_TW" w:bidi="zh_TW"/>
+        </w:rPr>
+        <w:t>；</w:t>
+      </w:r>
+      <w:hyperlink r:id="rId57">
+        <w:r>
+          <w:rPr>
+            <w:lang w:val="zh_TW" w:bidi="zh_TW"/>
+          </w:rPr>
+          <w:rPr>
+            <w:color w:val="0000EE"/>
+            <w:u w:val="single"/>
+          </w:rPr>
+          <w:t>路4:18</w:t>
+        </w:r>
+      </w:hyperlink>
+      <w:r>
+        <w:rPr>
+          <w:lang w:val="zh_TW" w:bidi="zh_TW"/>
+        </w:rPr>
+        <w:t>）。祂傳道的核心是宣布「日期滿了，神的國近了。你們當悔改，信福音！」（</w:t>
+      </w:r>
+      <w:hyperlink r:id="rId58">
+        <w:r>
+          <w:rPr>
+            <w:lang w:val="zh_TW" w:bidi="zh_TW"/>
+          </w:rPr>
+          <w:rPr>
+            <w:color w:val="0000EE"/>
+            <w:u w:val="single"/>
+          </w:rPr>
+          <w:t>可1:15</w:t>
+        </w:r>
+      </w:hyperlink>
+      <w:r>
+        <w:rPr>
+          <w:lang w:val="zh_TW" w:bidi="zh_TW"/>
+        </w:rPr>
+        <w:t>）。（有關此福音的進一步參考，見</w:t>
+      </w:r>
+      <w:hyperlink r:id="rId59">
+        <w:r>
+          <w:rPr>
+            <w:lang w:val="zh_TW" w:bidi="zh_TW"/>
+          </w:rPr>
+          <w:rPr>
+            <w:color w:val="0000EE"/>
+            <w:u w:val="single"/>
+          </w:rPr>
+          <w:t>太4:23</w:t>
+        </w:r>
+      </w:hyperlink>
+      <w:r>
+        <w:rPr>
+          <w:lang w:val="zh_TW" w:bidi="zh_TW"/>
+        </w:rPr>
+        <w:t>，</w:t>
+      </w:r>
+      <w:hyperlink r:id="rId60">
+        <w:r>
+          <w:rPr>
+            <w:lang w:val="zh_TW" w:bidi="zh_TW"/>
+          </w:rPr>
+          <w:rPr>
+            <w:color w:val="0000EE"/>
+            <w:u w:val="single"/>
+          </w:rPr>
+          <w:t>9:35</w:t>
+        </w:r>
+      </w:hyperlink>
+      <w:r>
+        <w:rPr>
+          <w:lang w:val="zh_TW" w:bidi="zh_TW"/>
+        </w:rPr>
+        <w:t>，</w:t>
+      </w:r>
+      <w:hyperlink r:id="rId61">
+        <w:r>
+          <w:rPr>
+            <w:lang w:val="zh_TW" w:bidi="zh_TW"/>
+          </w:rPr>
+          <w:rPr>
+            <w:color w:val="0000EE"/>
+            <w:u w:val="single"/>
+          </w:rPr>
+          <w:t>24:14</w:t>
+        </w:r>
+      </w:hyperlink>
+      <w:r>
+        <w:rPr>
+          <w:lang w:val="zh_TW" w:bidi="zh_TW"/>
+        </w:rPr>
+        <w:t>，</w:t>
+      </w:r>
+      <w:hyperlink r:id="rId62">
+        <w:r>
+          <w:rPr>
+            <w:lang w:val="zh_TW" w:bidi="zh_TW"/>
+          </w:rPr>
+          <w:rPr>
+            <w:color w:val="0000EE"/>
+            <w:u w:val="single"/>
+          </w:rPr>
+          <w:t>26:13</w:t>
+        </w:r>
+      </w:hyperlink>
+      <w:r>
+        <w:rPr>
+          <w:lang w:val="zh_TW" w:bidi="zh_TW"/>
+        </w:rPr>
+        <w:t>；</w:t>
+      </w:r>
+      <w:hyperlink r:id="rId63">
+        <w:r>
+          <w:rPr>
+            <w:lang w:val="zh_TW" w:bidi="zh_TW"/>
+          </w:rPr>
+          <w:rPr>
+            <w:color w:val="0000EE"/>
+            <w:u w:val="single"/>
+          </w:rPr>
+          <w:t>可8:35</w:t>
+        </w:r>
+      </w:hyperlink>
+      <w:r>
+        <w:rPr>
+          <w:lang w:val="zh_TW" w:bidi="zh_TW"/>
+        </w:rPr>
+        <w:t>，</w:t>
+      </w:r>
+      <w:hyperlink r:id="rId64">
+        <w:r>
+          <w:rPr>
+            <w:lang w:val="zh_TW" w:bidi="zh_TW"/>
+          </w:rPr>
+          <w:rPr>
+            <w:color w:val="0000EE"/>
+            <w:u w:val="single"/>
+          </w:rPr>
+          <w:t>10:29</w:t>
+        </w:r>
+      </w:hyperlink>
+      <w:r>
+        <w:rPr>
+          <w:lang w:val="zh_TW" w:bidi="zh_TW"/>
+        </w:rPr>
+        <w:t>，</w:t>
+      </w:r>
+      <w:hyperlink r:id="rId65">
+        <w:r>
+          <w:rPr>
+            <w:lang w:val="zh_TW" w:bidi="zh_TW"/>
+          </w:rPr>
+          <w:rPr>
+            <w:color w:val="0000EE"/>
+            <w:u w:val="single"/>
+          </w:rPr>
+          <w:t>13:10</w:t>
+        </w:r>
+      </w:hyperlink>
+      <w:r>
+        <w:rPr>
+          <w:lang w:val="zh_TW" w:bidi="zh_TW"/>
+        </w:rPr>
+        <w:t>，</w:t>
+      </w:r>
+      <w:hyperlink r:id="rId66">
+        <w:r>
+          <w:rPr>
+            <w:lang w:val="zh_TW" w:bidi="zh_TW"/>
+          </w:rPr>
+          <w:rPr>
+            <w:color w:val="0000EE"/>
+            <w:u w:val="single"/>
+          </w:rPr>
+          <w:t>14:9</w:t>
+        </w:r>
+      </w:hyperlink>
+      <w:r>
+        <w:rPr>
+          <w:lang w:val="zh_TW" w:bidi="zh_TW"/>
+        </w:rPr>
+        <w:t>；</w:t>
+      </w:r>
+      <w:hyperlink r:id="rId67">
+        <w:r>
+          <w:rPr>
+            <w:lang w:val="zh_TW" w:bidi="zh_TW"/>
+          </w:rPr>
+          <w:rPr>
+            <w:color w:val="0000EE"/>
+            <w:u w:val="single"/>
+          </w:rPr>
+          <w:t>路4:43</w:t>
+        </w:r>
+      </w:hyperlink>
+      <w:r>
+        <w:rPr>
+          <w:lang w:val="zh_TW" w:bidi="zh_TW"/>
+        </w:rPr>
+        <w:t>，</w:t>
+      </w:r>
+      <w:hyperlink r:id="rId68">
+        <w:r>
+          <w:rPr>
+            <w:lang w:val="zh_TW" w:bidi="zh_TW"/>
+          </w:rPr>
+          <w:rPr>
+            <w:color w:val="0000EE"/>
+            <w:u w:val="single"/>
+          </w:rPr>
+          <w:t>8:1</w:t>
+        </w:r>
+      </w:hyperlink>
+      <w:r>
+        <w:rPr>
+          <w:lang w:val="zh_TW" w:bidi="zh_TW"/>
+        </w:rPr>
+        <w:t>，</w:t>
+      </w:r>
+      <w:hyperlink r:id="rId69">
+        <w:r>
+          <w:rPr>
+            <w:lang w:val="zh_TW" w:bidi="zh_TW"/>
+          </w:rPr>
+          <w:rPr>
+            <w:color w:val="0000EE"/>
+            <w:u w:val="single"/>
+          </w:rPr>
+          <w:t>16:16</w:t>
+        </w:r>
+      </w:hyperlink>
+      <w:r>
+        <w:rPr>
+          <w:lang w:val="zh_TW" w:bidi="zh_TW"/>
+        </w:rPr>
+        <w:t>。）這信息是好消息，原因有幾個：</w:t>
+      </w:r>
+    </w:p>
+    <w:p>
+      <w:pPr>
+        <w:pStyle w:val="ListNumber"/>
+        <w:numPr>
+          <w:ilvl w:val="0"/>
+          <w:numId w:val="16"/>
+        </w:numPr>
+        <w:spacing w:line="240" w:lineRule="auto"/>
+        <w:ind w:left="720"/>
+      </w:pPr>
+      <w:r>
+        <w:rPr>
+          <w:lang w:val="zh_TW" w:bidi="zh_TW"/>
+        </w:rPr>
+      </w:r>
+      <w:r>
+        <w:rPr>
+          <w:lang w:val="zh_TW" w:bidi="zh_TW"/>
+        </w:rPr>
+        <w:t>國度即將來臨。耶穌所宣告的神，是掌管萬有的最高統治者。惟儘管如此，祂的統治尚未完全實現：祂的旨意並未如同在天上一樣，在地上成就。是錯誤而非公義，在地上佔有主導地位。但根據耶穌的宣告，這些情況並非最終的結果。當國度來臨時，神的統治將會完成。錯誤會受審判，公義建立，祂的百姓將會蒙福。</w:t>
+      </w:r>
+    </w:p>
+    <w:p>
+      <w:pPr>
+        <w:pStyle w:val="ListNumber"/>
+        <w:spacing w:line="240" w:lineRule="auto"/>
+        <w:ind w:left="720"/>
+      </w:pPr>
+      <w:r>
+        <w:rPr>
+          <w:lang w:val="zh_TW" w:bidi="zh_TW"/>
+        </w:rPr>
+      </w:r>
+      <w:r>
+        <w:rPr>
+          <w:lang w:val="zh_TW" w:bidi="zh_TW"/>
+        </w:rPr>
+        <w:t>國度</w:t>
+      </w:r>
+      <w:r>
+        <w:rPr>
+          <w:i/>
+          <w:lang w:val="zh_TW" w:bidi="zh_TW"/>
+        </w:rPr>
+        <w:t>現在就</w:t>
+      </w:r>
+      <w:r>
+        <w:rPr>
+          <w:lang w:val="zh_TW" w:bidi="zh_TW"/>
+        </w:rPr>
+        <w:t>開始了。耶穌宣告：「日期滿了」（</w:t>
+      </w:r>
+      <w:hyperlink r:id="rId58">
+        <w:r>
+          <w:rPr>
+            <w:lang w:val="zh_TW" w:bidi="zh_TW"/>
+          </w:rPr>
+          <w:rPr>
+            <w:color w:val="0000EE"/>
+            <w:u w:val="single"/>
+          </w:rPr>
+          <w:t>可1:15上</w:t>
+        </w:r>
+      </w:hyperlink>
+      <w:r>
+        <w:rPr>
+          <w:lang w:val="zh_TW" w:bidi="zh_TW"/>
+        </w:rPr>
+        <w:t>）。實現舊約應許的時刻已經到來。</w:t>
+      </w:r>
+    </w:p>
+    <w:p>
+      <w:pPr>
+        <w:pStyle w:val="ListNumber"/>
+        <w:spacing w:line="240" w:lineRule="auto"/>
+        <w:ind w:left="720"/>
+      </w:pPr>
+      <w:r>
+        <w:rPr>
+          <w:lang w:val="zh_TW" w:bidi="zh_TW"/>
+        </w:rPr>
+      </w:r>
+      <w:r>
+        <w:rPr>
+          <w:lang w:val="zh_TW" w:bidi="zh_TW"/>
+        </w:rPr>
+        <w:t>因此，國度的圓滿不再遙不可及，神統治的完全實現已經「近了」（</w:t>
+      </w:r>
+      <w:hyperlink r:id="rId58">
+        <w:r>
+          <w:rPr>
+            <w:lang w:val="zh_TW" w:bidi="zh_TW"/>
+          </w:rPr>
+          <w:rPr>
+            <w:color w:val="0000EE"/>
+            <w:u w:val="single"/>
+          </w:rPr>
+          <w:t>可1:15中</w:t>
+        </w:r>
+      </w:hyperlink>
+      <w:r>
+        <w:rPr>
+          <w:lang w:val="zh_TW" w:bidi="zh_TW"/>
+        </w:rPr>
+        <w:t>）。</w:t>
+      </w:r>
+    </w:p>
+    <w:p>
+      <w:pPr>
+        <w:pStyle w:val="ListNumber"/>
+        <w:spacing w:line="240" w:lineRule="auto"/>
+        <w:ind w:left="720"/>
+      </w:pPr>
+      <w:r>
+        <w:rPr>
+          <w:lang w:val="zh_TW" w:bidi="zh_TW"/>
+        </w:rPr>
+      </w:r>
+      <w:r>
+        <w:rPr>
+          <w:lang w:val="zh_TW" w:bidi="zh_TW"/>
+        </w:rPr>
+        <w:t>神正在為拯救而建立祂的統治。耶穌呼召人悔改的話語中，已經有所暗示（</w:t>
+      </w:r>
+      <w:hyperlink r:id="rId58">
+        <w:r>
+          <w:rPr>
+            <w:lang w:val="zh_TW" w:bidi="zh_TW"/>
+          </w:rPr>
+          <w:rPr>
+            <w:color w:val="0000EE"/>
+            <w:u w:val="single"/>
+          </w:rPr>
+          <w:t>可1:15下</w:t>
+        </w:r>
+      </w:hyperlink>
+      <w:r>
+        <w:rPr>
+          <w:lang w:val="zh_TW" w:bidi="zh_TW"/>
+        </w:rPr>
+        <w:t>）。在接下來的經文中，這一點尤為明顯。</w:t>
+      </w:r>
+    </w:p>
+    <w:p>
+      <w:pPr>
+        <w:pStyle w:val="Heading4"/>
+      </w:pPr>
+      <w:r>
+        <w:rPr>
+          <w:lang w:val="zh_TW" w:bidi="zh_TW"/>
+        </w:rPr>
+        <w:t>貧窮者的救恩</w:t>
+      </w:r>
+    </w:p>
+    <w:p>
+      <w:pPr/>
+      <w:r>
+        <w:rPr>
+          <w:lang w:val="zh_TW" w:bidi="zh_TW"/>
+        </w:rPr>
+      </w:r>
+      <w:r>
+        <w:rPr>
+          <w:lang w:val="zh_TW" w:bidi="zh_TW"/>
+        </w:rPr>
+        <w:t>耶穌在拿撒勒的會堂中，獲邀請讀經時，祂翻到</w:t>
+      </w:r>
+      <w:hyperlink r:id="rId38">
+        <w:r>
+          <w:rPr>
+            <w:lang w:val="zh_TW" w:bidi="zh_TW"/>
+          </w:rPr>
+          <w:rPr>
+            <w:color w:val="0000EE"/>
+            <w:u w:val="single"/>
+          </w:rPr>
+          <w:t>以賽亞書第六十一章</w:t>
+        </w:r>
+      </w:hyperlink>
+      <w:r>
+        <w:rPr>
+          <w:lang w:val="zh_TW" w:bidi="zh_TW"/>
+        </w:rPr>
+        <w:t>：「主耶和華的靈在我身上； 因為耶和華用膏膏我，叫我傳好信息給謙卑的人，差遣我醫好傷心的人，報告被擄的得釋放， 被囚的出監牢；報告耶和華的恩年」（</w:t>
+      </w:r>
+      <w:hyperlink r:id="rId70">
+        <w:r>
+          <w:rPr>
+            <w:lang w:val="zh_TW" w:bidi="zh_TW"/>
+          </w:rPr>
+          <w:rPr>
+            <w:color w:val="0000EE"/>
+            <w:u w:val="single"/>
+          </w:rPr>
+          <w:t>路4:18–19</w:t>
+        </w:r>
+      </w:hyperlink>
+      <w:r>
+        <w:rPr>
+          <w:lang w:val="zh_TW" w:bidi="zh_TW"/>
+        </w:rPr>
+        <w:t>）。</w:t>
+      </w:r>
+    </w:p>
+    <w:p>
+      <w:pPr/>
+      <w:r>
+        <w:rPr>
+          <w:lang w:val="zh_TW" w:bidi="zh_TW"/>
+        </w:rPr>
+      </w:r>
+      <w:r>
+        <w:rPr>
+          <w:lang w:val="zh_TW" w:bidi="zh_TW"/>
+        </w:rPr>
+        <w:t>耶穌讀完這段預言後，宣布這處經文在祂的事工中應驗了（</w:t>
+      </w:r>
+      <w:hyperlink r:id="rId71">
+        <w:r>
+          <w:rPr>
+            <w:lang w:val="zh_TW" w:bidi="zh_TW"/>
+          </w:rPr>
+          <w:rPr>
+            <w:color w:val="0000EE"/>
+            <w:u w:val="single"/>
+          </w:rPr>
+          <w:t>21</w:t>
+        </w:r>
+      </w:hyperlink>
+      <w:r>
+        <w:rPr>
+          <w:lang w:val="zh_TW" w:bidi="zh_TW"/>
+        </w:rPr>
+        <w:t>節）。耶穌來釋放的人包括身體有病的，如瞎子（</w:t>
+      </w:r>
+      <w:hyperlink r:id="rId57">
+        <w:r>
+          <w:rPr>
+            <w:lang w:val="zh_TW" w:bidi="zh_TW"/>
+          </w:rPr>
+          <w:rPr>
+            <w:color w:val="0000EE"/>
+            <w:u w:val="single"/>
+          </w:rPr>
+          <w:t>18</w:t>
+        </w:r>
+      </w:hyperlink>
+      <w:r>
+        <w:rPr>
+          <w:lang w:val="zh_TW" w:bidi="zh_TW"/>
+        </w:rPr>
+        <w:t>節）和痲瘋病人（</w:t>
+      </w:r>
+      <w:hyperlink r:id="rId72">
+        <w:r>
+          <w:rPr>
+            <w:lang w:val="zh_TW" w:bidi="zh_TW"/>
+          </w:rPr>
+          <w:rPr>
+            <w:color w:val="0000EE"/>
+            <w:u w:val="single"/>
+          </w:rPr>
+          <w:t>27</w:t>
+        </w:r>
+      </w:hyperlink>
+      <w:r>
+        <w:rPr>
+          <w:lang w:val="zh_TW" w:bidi="zh_TW"/>
+        </w:rPr>
+        <w:t>節）。（參</w:t>
+      </w:r>
+      <w:hyperlink r:id="rId73">
+        <w:r>
+          <w:rPr>
+            <w:lang w:val="zh_TW" w:bidi="zh_TW"/>
+          </w:rPr>
+          <w:rPr>
+            <w:color w:val="0000EE"/>
+            <w:u w:val="single"/>
+          </w:rPr>
+          <w:t>23、33</w:t>
+        </w:r>
+      </w:hyperlink>
+      <w:r>
+        <w:rPr>
+          <w:lang w:val="zh_TW" w:bidi="zh_TW"/>
+        </w:rPr>
+        <w:t>–</w:t>
+      </w:r>
+      <w:hyperlink r:id="rId73">
+        <w:r>
+          <w:rPr>
+            <w:lang w:val="zh_TW" w:bidi="zh_TW"/>
+          </w:rPr>
+          <w:rPr>
+            <w:color w:val="0000EE"/>
+            <w:u w:val="single"/>
+          </w:rPr>
+          <w:t>41</w:t>
+        </w:r>
+      </w:hyperlink>
+      <w:r>
+        <w:rPr>
+          <w:lang w:val="zh_TW" w:bidi="zh_TW"/>
+        </w:rPr>
+        <w:t>節提到的醫治神蹟；在</w:t>
+      </w:r>
+      <w:hyperlink r:id="rId59">
+        <w:r>
+          <w:rPr>
+            <w:lang w:val="zh_TW" w:bidi="zh_TW"/>
+          </w:rPr>
+          <w:rPr>
+            <w:color w:val="0000EE"/>
+            <w:u w:val="single"/>
+          </w:rPr>
+          <w:t>太4:23</w:t>
+        </w:r>
+      </w:hyperlink>
+      <w:r>
+        <w:rPr>
+          <w:lang w:val="zh_TW" w:bidi="zh_TW"/>
+        </w:rPr>
+        <w:t>，</w:t>
+      </w:r>
+      <w:hyperlink r:id="rId60">
+        <w:r>
+          <w:rPr>
+            <w:lang w:val="zh_TW" w:bidi="zh_TW"/>
+          </w:rPr>
+          <w:rPr>
+            <w:color w:val="0000EE"/>
+            <w:u w:val="single"/>
+          </w:rPr>
+          <w:t>9:35</w:t>
+        </w:r>
+      </w:hyperlink>
+      <w:r>
+        <w:rPr>
+          <w:lang w:val="zh_TW" w:bidi="zh_TW"/>
+        </w:rPr>
+        <w:t>，</w:t>
+      </w:r>
+      <w:hyperlink r:id="rId74">
+        <w:r>
+          <w:rPr>
+            <w:lang w:val="zh_TW" w:bidi="zh_TW"/>
+          </w:rPr>
+          <w:rPr>
+            <w:color w:val="0000EE"/>
+            <w:u w:val="single"/>
+          </w:rPr>
+          <w:t>11:5</w:t>
+        </w:r>
+      </w:hyperlink>
+      <w:r>
+        <w:rPr>
+          <w:lang w:val="zh_TW" w:bidi="zh_TW"/>
+        </w:rPr>
+        <w:t>；</w:t>
+      </w:r>
+      <w:hyperlink r:id="rId75">
+        <w:r>
+          <w:rPr>
+            <w:lang w:val="zh_TW" w:bidi="zh_TW"/>
+          </w:rPr>
+          <w:rPr>
+            <w:color w:val="0000EE"/>
+            <w:u w:val="single"/>
+          </w:rPr>
+          <w:t>路7:21</w:t>
+        </w:r>
+      </w:hyperlink>
+      <w:r>
+        <w:rPr>
+          <w:lang w:val="zh_TW" w:bidi="zh_TW"/>
+        </w:rPr>
+        <w:t>–</w:t>
+      </w:r>
+      <w:hyperlink r:id="rId75">
+        <w:r>
+          <w:rPr>
+            <w:lang w:val="zh_TW" w:bidi="zh_TW"/>
+          </w:rPr>
+          <w:rPr>
+            <w:color w:val="0000EE"/>
+            <w:u w:val="single"/>
+          </w:rPr>
+          <w:t>22</w:t>
+        </w:r>
+      </w:hyperlink>
+      <w:r>
+        <w:rPr>
+          <w:lang w:val="zh_TW" w:bidi="zh_TW"/>
+        </w:rPr>
+        <w:t>，</w:t>
+      </w:r>
+      <w:hyperlink r:id="rId76">
+        <w:r>
+          <w:rPr>
+            <w:lang w:val="zh_TW" w:bidi="zh_TW"/>
+          </w:rPr>
+          <w:rPr>
+            <w:color w:val="0000EE"/>
+            <w:u w:val="single"/>
+          </w:rPr>
+          <w:t>9:6</w:t>
+        </w:r>
+      </w:hyperlink>
+      <w:r>
+        <w:rPr>
+          <w:lang w:val="zh_TW" w:bidi="zh_TW"/>
+        </w:rPr>
+        <w:t>中，傳福音和醫病的密切關係；以及在</w:t>
+      </w:r>
+      <w:hyperlink r:id="rId77">
+        <w:r>
+          <w:rPr>
+            <w:lang w:val="zh_TW" w:bidi="zh_TW"/>
+          </w:rPr>
+          <w:rPr>
+            <w:color w:val="0000EE"/>
+            <w:u w:val="single"/>
+          </w:rPr>
+          <w:t>太12:22</w:t>
+        </w:r>
+      </w:hyperlink>
+      <w:r>
+        <w:rPr>
+          <w:lang w:val="zh_TW" w:bidi="zh_TW"/>
+        </w:rPr>
+        <w:t>–</w:t>
+      </w:r>
+      <w:hyperlink r:id="rId77">
+        <w:r>
+          <w:rPr>
+            <w:lang w:val="zh_TW" w:bidi="zh_TW"/>
+          </w:rPr>
+          <w:rPr>
+            <w:color w:val="0000EE"/>
+            <w:u w:val="single"/>
+          </w:rPr>
+          <w:t>29</w:t>
+        </w:r>
+      </w:hyperlink>
+      <w:r>
+        <w:rPr>
+          <w:lang w:val="zh_TW" w:bidi="zh_TW"/>
+        </w:rPr>
+        <w:t>；</w:t>
+      </w:r>
+      <w:hyperlink r:id="rId78">
+        <w:r>
+          <w:rPr>
+            <w:lang w:val="zh_TW" w:bidi="zh_TW"/>
+          </w:rPr>
+          <w:rPr>
+            <w:color w:val="0000EE"/>
+            <w:u w:val="single"/>
+          </w:rPr>
+          <w:t>路13:11</w:t>
+        </w:r>
+      </w:hyperlink>
+      <w:r>
+        <w:rPr>
+          <w:lang w:val="zh_TW" w:bidi="zh_TW"/>
+        </w:rPr>
+        <w:t>–</w:t>
+      </w:r>
+      <w:hyperlink r:id="rId78">
+        <w:r>
+          <w:rPr>
+            <w:lang w:val="zh_TW" w:bidi="zh_TW"/>
+          </w:rPr>
+          <w:rPr>
+            <w:color w:val="0000EE"/>
+            <w:u w:val="single"/>
+          </w:rPr>
+          <w:t>16</w:t>
+        </w:r>
+      </w:hyperlink>
+      <w:r>
+        <w:rPr>
+          <w:lang w:val="zh_TW" w:bidi="zh_TW"/>
+        </w:rPr>
+        <w:t>中，描述身體受苦的人作為撒但的俘虜，現在被耶穌釋放）。此外，還包括物質貧乏的人——像以利亞在饑荒期間幫助的寡婦（</w:t>
+      </w:r>
+      <w:hyperlink r:id="rId79">
+        <w:r>
+          <w:rPr>
+            <w:lang w:val="zh_TW" w:bidi="zh_TW"/>
+          </w:rPr>
+          <w:rPr>
+            <w:color w:val="0000EE"/>
+            <w:u w:val="single"/>
+          </w:rPr>
+          <w:t>路4:25</w:t>
+        </w:r>
+      </w:hyperlink>
+      <w:r>
+        <w:rPr>
+          <w:lang w:val="zh_TW" w:bidi="zh_TW"/>
+        </w:rPr>
+        <w:t>–</w:t>
+      </w:r>
+      <w:hyperlink r:id="rId79">
+        <w:r>
+          <w:rPr>
+            <w:lang w:val="zh_TW" w:bidi="zh_TW"/>
+          </w:rPr>
+          <w:rPr>
+            <w:color w:val="0000EE"/>
+            <w:u w:val="single"/>
+          </w:rPr>
+          <w:t>26</w:t>
+        </w:r>
+      </w:hyperlink>
+      <w:r>
+        <w:rPr>
+          <w:lang w:val="zh_TW" w:bidi="zh_TW"/>
+        </w:rPr>
+        <w:t>）。耶穌在</w:t>
+      </w:r>
+      <w:hyperlink r:id="rId80">
+        <w:r>
+          <w:rPr>
+            <w:lang w:val="zh_TW" w:bidi="zh_TW"/>
+          </w:rPr>
+          <w:rPr>
+            <w:color w:val="0000EE"/>
+            <w:u w:val="single"/>
+          </w:rPr>
+          <w:t>路加福音六章20至21節</w:t>
+        </w:r>
+      </w:hyperlink>
+      <w:r>
+        <w:rPr>
+          <w:lang w:val="zh_TW" w:bidi="zh_TW"/>
+        </w:rPr>
+        <w:t>中，宣稱那些真正貧窮和飢餓的人「有福了」。</w:t>
+      </w:r>
+    </w:p>
+    <w:p>
+      <w:pPr/>
+      <w:r>
+        <w:rPr>
+          <w:lang w:val="zh_TW" w:bidi="zh_TW"/>
+        </w:rPr>
+      </w:r>
+      <w:r>
+        <w:rPr>
+          <w:lang w:val="zh_TW" w:bidi="zh_TW"/>
+        </w:rPr>
+        <w:t>然而，耶穌的主要關注，是「屬靈的」貧窮。耶穌在</w:t>
+      </w:r>
+      <w:hyperlink r:id="rId81">
+        <w:r>
+          <w:rPr>
+            <w:lang w:val="zh_TW" w:bidi="zh_TW"/>
+          </w:rPr>
+          <w:rPr>
+            <w:color w:val="0000EE"/>
+            <w:u w:val="single"/>
+          </w:rPr>
+          <w:t>馬太福音五章3節</w:t>
+        </w:r>
+      </w:hyperlink>
+      <w:r>
+        <w:rPr>
+          <w:lang w:val="zh_TW" w:bidi="zh_TW"/>
+        </w:rPr>
+        <w:t>引用</w:t>
+      </w:r>
+      <w:hyperlink r:id="rId38">
+        <w:r>
+          <w:rPr>
+            <w:lang w:val="zh_TW" w:bidi="zh_TW"/>
+          </w:rPr>
+          <w:rPr>
+            <w:color w:val="0000EE"/>
+            <w:u w:val="single"/>
+          </w:rPr>
+          <w:t>以賽亞書第六十一章</w:t>
+        </w:r>
+      </w:hyperlink>
+      <w:r>
+        <w:rPr>
+          <w:lang w:val="zh_TW" w:bidi="zh_TW"/>
+        </w:rPr>
+        <w:t>，提到「心靈貧窮的人」。這些人因為痛苦和貧窮、壓迫和不公、苦難和死亡、國的背道和個人的罪而破碎和憂傷；他們在危機中轉向神，渴望祂帶來公義、賜予憐憫並建立神的國度。耶穌為這些人帶來好消息（</w:t>
+      </w:r>
+      <w:hyperlink r:id="rId82">
+        <w:r>
+          <w:rPr>
+            <w:lang w:val="zh_TW" w:bidi="zh_TW"/>
+          </w:rPr>
+          <w:rPr>
+            <w:color w:val="0000EE"/>
+            <w:u w:val="single"/>
+          </w:rPr>
+          <w:t>太5:3–10</w:t>
+        </w:r>
+      </w:hyperlink>
+      <w:r>
+        <w:rPr>
+          <w:lang w:val="zh_TW" w:bidi="zh_TW"/>
+        </w:rPr>
+        <w:t>）。神差遣耶穌來開啟國度，拯救失喪的人，解放被奴役的人，醫治受苦的人，修補破碎的心靈，並赦免有罪的人（</w:t>
+      </w:r>
+      <w:hyperlink r:id="rId83">
+        <w:r>
+          <w:rPr>
+            <w:lang w:val="zh_TW" w:bidi="zh_TW"/>
+          </w:rPr>
+          <w:rPr>
+            <w:color w:val="0000EE"/>
+            <w:u w:val="single"/>
+          </w:rPr>
+          <w:t>可2:5、10、17</w:t>
+        </w:r>
+      </w:hyperlink>
+      <w:r>
+        <w:rPr>
+          <w:lang w:val="zh_TW" w:bidi="zh_TW"/>
+        </w:rPr>
+        <w:t>，</w:t>
+      </w:r>
+      <w:hyperlink r:id="rId84">
+        <w:r>
+          <w:rPr>
+            <w:lang w:val="zh_TW" w:bidi="zh_TW"/>
+          </w:rPr>
+          <w:rPr>
+            <w:color w:val="0000EE"/>
+            <w:u w:val="single"/>
+          </w:rPr>
+          <w:t>10:45</w:t>
+        </w:r>
+      </w:hyperlink>
+      <w:r>
+        <w:rPr>
+          <w:lang w:val="zh_TW" w:bidi="zh_TW"/>
+        </w:rPr>
+        <w:t>；</w:t>
+      </w:r>
+      <w:hyperlink r:id="rId85">
+        <w:r>
+          <w:rPr>
+            <w:lang w:val="zh_TW" w:bidi="zh_TW"/>
+          </w:rPr>
+          <w:rPr>
+            <w:color w:val="0000EE"/>
+            <w:u w:val="single"/>
+          </w:rPr>
+          <w:t>路4:18–21</w:t>
+        </w:r>
+      </w:hyperlink>
+      <w:r>
+        <w:rPr>
+          <w:lang w:val="zh_TW" w:bidi="zh_TW"/>
+        </w:rPr>
+        <w:t>，</w:t>
+      </w:r>
+      <w:hyperlink r:id="rId86">
+        <w:r>
+          <w:rPr>
+            <w:lang w:val="zh_TW" w:bidi="zh_TW"/>
+          </w:rPr>
+          <w:rPr>
+            <w:color w:val="0000EE"/>
+            <w:u w:val="single"/>
+          </w:rPr>
+          <w:t>7:48–49</w:t>
+        </w:r>
+      </w:hyperlink>
+      <w:r>
+        <w:rPr>
+          <w:lang w:val="zh_TW" w:bidi="zh_TW"/>
+        </w:rPr>
+        <w:t>，</w:t>
+      </w:r>
+      <w:hyperlink r:id="rId87">
+        <w:r>
+          <w:rPr>
+            <w:lang w:val="zh_TW" w:bidi="zh_TW"/>
+          </w:rPr>
+          <w:rPr>
+            <w:color w:val="0000EE"/>
+            <w:u w:val="single"/>
+          </w:rPr>
+          <w:t>15:1–32</w:t>
+        </w:r>
+      </w:hyperlink>
+      <w:r>
+        <w:rPr>
+          <w:lang w:val="zh_TW" w:bidi="zh_TW"/>
+        </w:rPr>
+        <w:t>，</w:t>
+      </w:r>
+      <w:hyperlink r:id="rId88">
+        <w:r>
+          <w:rPr>
+            <w:lang w:val="zh_TW" w:bidi="zh_TW"/>
+          </w:rPr>
+          <w:rPr>
+            <w:color w:val="0000EE"/>
+            <w:u w:val="single"/>
+          </w:rPr>
+          <w:t>19:10</w:t>
+        </w:r>
+      </w:hyperlink>
+      <w:r>
+        <w:rPr>
+          <w:lang w:val="zh_TW" w:bidi="zh_TW"/>
+        </w:rPr>
+        <w:t>）。</w:t>
+      </w:r>
+    </w:p>
+    <w:p>
+      <w:pPr>
+        <w:pStyle w:val="Heading4"/>
+      </w:pPr>
+      <w:r>
+        <w:rPr>
+          <w:lang w:val="zh_TW" w:bidi="zh_TW"/>
+        </w:rPr>
+        <w:t>恩典的禮物</w:t>
+      </w:r>
+    </w:p>
+    <w:p>
+      <w:pPr/>
+      <w:r>
+        <w:rPr>
+          <w:lang w:val="zh_TW" w:bidi="zh_TW"/>
+        </w:rPr>
+      </w:r>
+      <w:r>
+        <w:rPr>
+          <w:lang w:val="zh_TW" w:bidi="zh_TW"/>
+        </w:rPr>
+        <w:t>國度的來臨不是人努力的結果或獎賞，而是神對人困境的回應，是神樂意賜予的禮物（</w:t>
+      </w:r>
+      <w:hyperlink r:id="rId89">
+        <w:r>
+          <w:rPr>
+            <w:lang w:val="zh_TW" w:bidi="zh_TW"/>
+          </w:rPr>
+          <w:rPr>
+            <w:color w:val="0000EE"/>
+            <w:u w:val="single"/>
+          </w:rPr>
+          <w:t>路12:32</w:t>
+        </w:r>
+      </w:hyperlink>
+      <w:r>
+        <w:rPr>
+          <w:lang w:val="zh_TW" w:bidi="zh_TW"/>
+        </w:rPr>
+        <w:t>）。同樣，窮人之所以得著救恩，原因也是因著神的品格和性情。正如浪子（浪子比喻中的浪子）自己承認，他根本不配成為他父親的僕人，更不配作他的兒子。他所做的一切，甚至他的悔改，都不足以換來父親的愛（</w:t>
+      </w:r>
+      <w:hyperlink r:id="rId90">
+        <w:r>
+          <w:rPr>
+            <w:lang w:val="zh_TW" w:bidi="zh_TW"/>
+          </w:rPr>
+          <w:rPr>
+            <w:color w:val="0000EE"/>
+            <w:u w:val="single"/>
+          </w:rPr>
+          <w:t>15:11–32</w:t>
+        </w:r>
+      </w:hyperlink>
+      <w:r>
+        <w:rPr>
+          <w:lang w:val="zh_TW" w:bidi="zh_TW"/>
+        </w:rPr>
+        <w:t>）。</w:t>
+      </w:r>
+    </w:p>
+    <w:p>
+      <w:pPr/>
+      <w:r>
+        <w:rPr>
+          <w:lang w:val="zh_TW" w:bidi="zh_TW"/>
+        </w:rPr>
+      </w:r>
+      <w:r>
+        <w:rPr>
+          <w:lang w:val="zh_TW" w:bidi="zh_TW"/>
+        </w:rPr>
+        <w:t>在</w:t>
+      </w:r>
+      <w:hyperlink r:id="rId91">
+        <w:r>
+          <w:rPr>
+            <w:lang w:val="zh_TW" w:bidi="zh_TW"/>
+          </w:rPr>
+          <w:rPr>
+            <w:color w:val="0000EE"/>
+            <w:u w:val="single"/>
+          </w:rPr>
+          <w:t>馬太福音二十章1至16節</w:t>
+        </w:r>
+      </w:hyperlink>
+      <w:r>
+        <w:rPr>
+          <w:lang w:val="zh_TW" w:bidi="zh_TW"/>
+        </w:rPr>
+        <w:t>的比喻中，最後被雇用的工人之所以能得到整天的工資，完全歸因於雇主的良善。在</w:t>
+      </w:r>
+      <w:hyperlink r:id="rId92">
+        <w:r>
+          <w:rPr>
+            <w:lang w:val="zh_TW" w:bidi="zh_TW"/>
+          </w:rPr>
+          <w:rPr>
+            <w:color w:val="0000EE"/>
+            <w:u w:val="single"/>
+          </w:rPr>
+          <w:t>馬太福音十八章23至35節</w:t>
+        </w:r>
+      </w:hyperlink>
+      <w:r>
+        <w:rPr>
+          <w:lang w:val="zh_TW" w:bidi="zh_TW"/>
+        </w:rPr>
+        <w:t>的故事中，第一個欠債的人唯一「賺得」的，就是被賣為奴的權利，王反而取消了他巨額的債務。稅吏除了向神認罪並懇求憐憫外，沒有其它可以獻給神的，但他回家時卻得著稱義了（</w:t>
+      </w:r>
+      <w:hyperlink r:id="rId93">
+        <w:r>
+          <w:rPr>
+            <w:lang w:val="zh_TW" w:bidi="zh_TW"/>
+          </w:rPr>
+          <w:rPr>
+            <w:color w:val="0000EE"/>
+            <w:u w:val="single"/>
+          </w:rPr>
+          <w:t>路18:13–14</w:t>
+        </w:r>
+      </w:hyperlink>
+      <w:r>
+        <w:rPr>
+          <w:lang w:val="zh_TW" w:bidi="zh_TW"/>
+        </w:rPr>
+        <w:t>）。對於那些貧窮中的道德高尚者，如</w:t>
+      </w:r>
+      <w:hyperlink r:id="rId94">
+        <w:r>
+          <w:rPr>
+            <w:lang w:val="zh_TW" w:bidi="zh_TW"/>
+          </w:rPr>
+          <w:rPr>
+            <w:color w:val="0000EE"/>
+            <w:u w:val="single"/>
+          </w:rPr>
+          <w:t>馬太福音五章7至10節</w:t>
+        </w:r>
+      </w:hyperlink>
+      <w:r>
+        <w:rPr>
+          <w:lang w:val="zh_TW" w:bidi="zh_TW"/>
+        </w:rPr>
+        <w:t>描述的人，情況也是如此。他們的美德是真實的，而非想像出來的。然而，他們遵守神的誡命，並不意味著神虧欠他們什麼。他們只是盡自己的本分（</w:t>
+      </w:r>
+      <w:hyperlink r:id="rId95">
+        <w:r>
+          <w:rPr>
+            <w:lang w:val="zh_TW" w:bidi="zh_TW"/>
+          </w:rPr>
+          <w:rPr>
+            <w:color w:val="0000EE"/>
+            <w:u w:val="single"/>
+          </w:rPr>
+          <w:t>路17:7–10</w:t>
+        </w:r>
+      </w:hyperlink>
+      <w:r>
+        <w:rPr>
+          <w:lang w:val="zh_TW" w:bidi="zh_TW"/>
+        </w:rPr>
+        <w:t>）。</w:t>
+      </w:r>
+    </w:p>
+    <w:p>
+      <w:pPr/>
+      <w:r>
+        <w:rPr>
+          <w:lang w:val="zh_TW" w:bidi="zh_TW"/>
+        </w:rPr>
+      </w:r>
+      <w:r>
+        <w:rPr>
+          <w:lang w:val="zh_TW" w:bidi="zh_TW"/>
+        </w:rPr>
+        <w:t>此外，即使是最仁慈的人，也需要神的憐憫（</w:t>
+      </w:r>
+      <w:hyperlink r:id="rId96">
+        <w:r>
+          <w:rPr>
+            <w:lang w:val="zh_TW" w:bidi="zh_TW"/>
+          </w:rPr>
+          <w:rPr>
+            <w:color w:val="0000EE"/>
+            <w:u w:val="single"/>
+          </w:rPr>
+          <w:t>太5:7</w:t>
+        </w:r>
+      </w:hyperlink>
+      <w:r>
+        <w:rPr>
+          <w:lang w:val="zh_TW" w:bidi="zh_TW"/>
+        </w:rPr>
+        <w:t>）。因為即使是最渴望遵守神律法的人，也無法滿足律法的所有要求（參</w:t>
+      </w:r>
+      <w:hyperlink r:id="rId97">
+        <w:r>
+          <w:rPr>
+            <w:lang w:val="zh_TW" w:bidi="zh_TW"/>
+          </w:rPr>
+          <w:rPr>
+            <w:color w:val="0000EE"/>
+            <w:u w:val="single"/>
+          </w:rPr>
+          <w:t>11:28–30</w:t>
+        </w:r>
+      </w:hyperlink>
+      <w:r>
+        <w:rPr>
+          <w:lang w:val="zh_TW" w:bidi="zh_TW"/>
+        </w:rPr>
+        <w:t>）。</w:t>
+      </w:r>
+      <w:hyperlink r:id="rId92">
+        <w:r>
+          <w:rPr>
+            <w:lang w:val="zh_TW" w:bidi="zh_TW"/>
+          </w:rPr>
+          <w:rPr>
+            <w:color w:val="0000EE"/>
+            <w:u w:val="single"/>
+          </w:rPr>
+          <w:t>馬太福音十八章23至35節</w:t>
+        </w:r>
+      </w:hyperlink>
+      <w:r>
+        <w:rPr>
+          <w:lang w:val="zh_TW" w:bidi="zh_TW"/>
+        </w:rPr>
+        <w:t>中的第一個僕人欠的債，遠遠超過他所能償還的數額，這正好彰顯了王的慷慨。恩典的多寡，視乎施恩對象的能力高下（</w:t>
+      </w:r>
+      <w:hyperlink r:id="rId98">
+        <w:r>
+          <w:rPr>
+            <w:lang w:val="zh_TW" w:bidi="zh_TW"/>
+          </w:rPr>
+          <w:rPr>
+            <w:color w:val="0000EE"/>
+            <w:u w:val="single"/>
+          </w:rPr>
+          <w:t>路14:12–14</w:t>
+        </w:r>
+      </w:hyperlink>
+      <w:r>
+        <w:rPr>
+          <w:lang w:val="zh_TW" w:bidi="zh_TW"/>
+        </w:rPr>
+        <w:t>）。</w:t>
+      </w:r>
+    </w:p>
+    <w:p>
+      <w:pPr>
+        <w:pStyle w:val="Heading4"/>
+      </w:pPr>
+      <w:r>
+        <w:rPr>
+          <w:lang w:val="zh_TW" w:bidi="zh_TW"/>
+        </w:rPr>
+        <w:t>得救的呼召</w:t>
+      </w:r>
+    </w:p>
+    <w:p>
+      <w:pPr/>
+      <w:r>
+        <w:rPr>
+          <w:lang w:val="zh_TW" w:bidi="zh_TW"/>
+        </w:rPr>
+      </w:r>
+      <w:r>
+        <w:rPr>
+          <w:lang w:val="zh_TW" w:bidi="zh_TW"/>
+        </w:rPr>
+        <w:t>以色列人都是罪人，無一例外，他們都需要耶穌所帶來的救恩（</w:t>
+      </w:r>
+      <w:hyperlink r:id="rId99">
+        <w:r>
+          <w:rPr>
+            <w:lang w:val="zh_TW" w:bidi="zh_TW"/>
+          </w:rPr>
+          <w:rPr>
+            <w:color w:val="0000EE"/>
+            <w:u w:val="single"/>
+          </w:rPr>
+          <w:t>太1:21</w:t>
+        </w:r>
+      </w:hyperlink>
+      <w:r>
+        <w:rPr>
+          <w:lang w:val="zh_TW" w:bidi="zh_TW"/>
+        </w:rPr>
+        <w:t>；</w:t>
+      </w:r>
+      <w:hyperlink r:id="rId100">
+        <w:r>
+          <w:rPr>
+            <w:lang w:val="zh_TW" w:bidi="zh_TW"/>
+          </w:rPr>
+          <w:rPr>
+            <w:color w:val="0000EE"/>
+            <w:u w:val="single"/>
+          </w:rPr>
+          <w:t>路1:77</w:t>
+        </w:r>
+      </w:hyperlink>
+      <w:r>
+        <w:rPr>
+          <w:lang w:val="zh_TW" w:bidi="zh_TW"/>
+        </w:rPr>
+        <w:t>）。為了彰顯神的恩典，耶穌向整個民族宣講祂的福音（</w:t>
+      </w:r>
+      <w:hyperlink r:id="rId59">
+        <w:r>
+          <w:rPr>
+            <w:lang w:val="zh_TW" w:bidi="zh_TW"/>
+          </w:rPr>
+          <w:rPr>
+            <w:color w:val="0000EE"/>
+            <w:u w:val="single"/>
+          </w:rPr>
+          <w:t>太4:23</w:t>
+        </w:r>
+      </w:hyperlink>
+      <w:r>
+        <w:rPr>
+          <w:lang w:val="zh_TW" w:bidi="zh_TW"/>
+        </w:rPr>
+        <w:t>，</w:t>
+      </w:r>
+      <w:hyperlink r:id="rId60">
+        <w:r>
+          <w:rPr>
+            <w:lang w:val="zh_TW" w:bidi="zh_TW"/>
+          </w:rPr>
+          <w:rPr>
+            <w:color w:val="0000EE"/>
+            <w:u w:val="single"/>
+          </w:rPr>
+          <w:t>9:35</w:t>
+        </w:r>
+      </w:hyperlink>
+      <w:r>
+        <w:rPr>
+          <w:lang w:val="zh_TW" w:bidi="zh_TW"/>
+        </w:rPr>
+        <w:t>，</w:t>
+      </w:r>
+      <w:hyperlink r:id="rId101">
+        <w:r>
+          <w:rPr>
+            <w:lang w:val="zh_TW" w:bidi="zh_TW"/>
+          </w:rPr>
+          <w:rPr>
+            <w:color w:val="0000EE"/>
+            <w:u w:val="single"/>
+          </w:rPr>
+          <w:t>15:24</w:t>
+        </w:r>
+      </w:hyperlink>
+      <w:r>
+        <w:rPr>
+          <w:lang w:val="zh_TW" w:bidi="zh_TW"/>
+        </w:rPr>
+        <w:t>；</w:t>
+      </w:r>
+      <w:hyperlink r:id="rId67">
+        <w:r>
+          <w:rPr>
+            <w:lang w:val="zh_TW" w:bidi="zh_TW"/>
+          </w:rPr>
+          <w:rPr>
+            <w:color w:val="0000EE"/>
+            <w:u w:val="single"/>
+          </w:rPr>
+          <w:t>路4:43</w:t>
+        </w:r>
+      </w:hyperlink>
+      <w:r>
+        <w:rPr>
+          <w:lang w:val="zh_TW" w:bidi="zh_TW"/>
+        </w:rPr>
+        <w:t>，</w:t>
+      </w:r>
+      <w:hyperlink r:id="rId76">
+        <w:r>
+          <w:rPr>
+            <w:lang w:val="zh_TW" w:bidi="zh_TW"/>
+          </w:rPr>
+          <w:rPr>
+            <w:color w:val="0000EE"/>
+            <w:u w:val="single"/>
+          </w:rPr>
+          <w:t>9:6</w:t>
+        </w:r>
+      </w:hyperlink>
+      <w:r>
+        <w:rPr>
+          <w:lang w:val="zh_TW" w:bidi="zh_TW"/>
+        </w:rPr>
+        <w:t>，</w:t>
+      </w:r>
+      <w:hyperlink r:id="rId102">
+        <w:r>
+          <w:rPr>
+            <w:lang w:val="zh_TW" w:bidi="zh_TW"/>
+          </w:rPr>
+          <w:rPr>
+            <w:color w:val="0000EE"/>
+            <w:u w:val="single"/>
+          </w:rPr>
+          <w:t>20:1</w:t>
+        </w:r>
+      </w:hyperlink>
+      <w:r>
+        <w:rPr>
+          <w:lang w:val="zh_TW" w:bidi="zh_TW"/>
+        </w:rPr>
+        <w:t>）。無論是最受尊敬的人還是地位最卑微的人，都受到邀請來順服神的統治，並自由分享神所擺設的宴席（</w:t>
+      </w:r>
+      <w:hyperlink r:id="rId103">
+        <w:r>
+          <w:rPr>
+            <w:lang w:val="zh_TW" w:bidi="zh_TW"/>
+          </w:rPr>
+          <w:rPr>
+            <w:color w:val="0000EE"/>
+            <w:u w:val="single"/>
+          </w:rPr>
+          <w:t>路14:16–24</w:t>
+        </w:r>
+      </w:hyperlink>
+      <w:r>
+        <w:rPr>
+          <w:lang w:val="zh_TW" w:bidi="zh_TW"/>
+        </w:rPr>
+        <w:t>）。然而，人們必須接受救恩的禮物，才能真正體驗（</w:t>
+      </w:r>
+      <w:hyperlink r:id="rId104">
+        <w:r>
+          <w:rPr>
+            <w:lang w:val="zh_TW" w:bidi="zh_TW"/>
+          </w:rPr>
+          <w:rPr>
+            <w:color w:val="0000EE"/>
+            <w:u w:val="single"/>
+          </w:rPr>
+          <w:t>可10:15</w:t>
+        </w:r>
+      </w:hyperlink>
+      <w:r>
+        <w:rPr>
+          <w:lang w:val="zh_TW" w:bidi="zh_TW"/>
+        </w:rPr>
+        <w:t>）。這確實是一份白白的禮物，但也是無價的珍寶，明智的人會甘心為此犧牲一切（</w:t>
+      </w:r>
+      <w:hyperlink r:id="rId105">
+        <w:r>
+          <w:rPr>
+            <w:lang w:val="zh_TW" w:bidi="zh_TW"/>
+          </w:rPr>
+          <w:rPr>
+            <w:color w:val="0000EE"/>
+            <w:u w:val="single"/>
+          </w:rPr>
+          <w:t>太13:44–46</w:t>
+        </w:r>
+      </w:hyperlink>
+      <w:r>
+        <w:rPr>
+          <w:lang w:val="zh_TW" w:bidi="zh_TW"/>
+        </w:rPr>
+        <w:t>）。人接受福音，可能需要有所犧牲，但與拒絕福音的後果相比，這份犧牲都是微不足道的（</w:t>
+      </w:r>
+      <w:hyperlink r:id="rId106">
+        <w:r>
+          <w:rPr>
+            <w:lang w:val="zh_TW" w:bidi="zh_TW"/>
+          </w:rPr>
+          <w:rPr>
+            <w:color w:val="0000EE"/>
+            <w:u w:val="single"/>
+          </w:rPr>
+          <w:t>太11:20–24</w:t>
+        </w:r>
+      </w:hyperlink>
+      <w:r>
+        <w:rPr>
+          <w:lang w:val="zh_TW" w:bidi="zh_TW"/>
+        </w:rPr>
+        <w:t>；</w:t>
+      </w:r>
+      <w:hyperlink r:id="rId107">
+        <w:r>
+          <w:rPr>
+            <w:lang w:val="zh_TW" w:bidi="zh_TW"/>
+          </w:rPr>
+          <w:rPr>
+            <w:color w:val="0000EE"/>
+            <w:u w:val="single"/>
+          </w:rPr>
+          <w:t>可8:34–38</w:t>
+        </w:r>
+      </w:hyperlink>
+      <w:r>
+        <w:rPr>
+          <w:lang w:val="zh_TW" w:bidi="zh_TW"/>
+        </w:rPr>
+        <w:t>；</w:t>
+      </w:r>
+      <w:hyperlink r:id="rId108">
+        <w:r>
+          <w:rPr>
+            <w:lang w:val="zh_TW" w:bidi="zh_TW"/>
+          </w:rPr>
+          <w:rPr>
+            <w:color w:val="0000EE"/>
+            <w:u w:val="single"/>
+          </w:rPr>
+          <w:t>路14:24、33</w:t>
+        </w:r>
+      </w:hyperlink>
+      <w:r>
+        <w:rPr>
+          <w:lang w:val="zh_TW" w:bidi="zh_TW"/>
+        </w:rPr>
+        <w:t>）。</w:t>
+      </w:r>
+    </w:p>
+    <w:p>
+      <w:pPr/>
+      <w:r>
+        <w:rPr>
+          <w:lang w:val="zh_TW" w:bidi="zh_TW"/>
+        </w:rPr>
+      </w:r>
+      <w:r>
+        <w:rPr>
+          <w:lang w:val="zh_TW" w:bidi="zh_TW"/>
+        </w:rPr>
+        <w:t>耶穌命令說：「當悔改，信福音！」（</w:t>
+      </w:r>
+      <w:hyperlink r:id="rId58">
+        <w:r>
+          <w:rPr>
+            <w:lang w:val="zh_TW" w:bidi="zh_TW"/>
+          </w:rPr>
+          <w:rPr>
+            <w:color w:val="0000EE"/>
+            <w:u w:val="single"/>
+          </w:rPr>
+          <w:t>可1:15</w:t>
+        </w:r>
+      </w:hyperlink>
+      <w:r>
+        <w:rPr>
+          <w:lang w:val="zh_TW" w:bidi="zh_TW"/>
+        </w:rPr>
+        <w:t>）。自以為義和自滿的人，必須從他們虛假的安全感中醒來，謙卑承認他們需要神（</w:t>
+      </w:r>
+      <w:hyperlink r:id="rId109">
+        <w:r>
+          <w:rPr>
+            <w:lang w:val="zh_TW" w:bidi="zh_TW"/>
+          </w:rPr>
+          <w:rPr>
+            <w:color w:val="0000EE"/>
+            <w:u w:val="single"/>
+          </w:rPr>
+          <w:t>路6:24–26</w:t>
+        </w:r>
+      </w:hyperlink>
+      <w:r>
+        <w:rPr>
+          <w:lang w:val="zh_TW" w:bidi="zh_TW"/>
+        </w:rPr>
+        <w:t>）。只有這樣，耶穌對窮人的信息才會被視為福音；釋放的宣告（</w:t>
+      </w:r>
+      <w:hyperlink r:id="rId70">
+        <w:r>
+          <w:rPr>
+            <w:lang w:val="zh_TW" w:bidi="zh_TW"/>
+          </w:rPr>
+          <w:rPr>
+            <w:color w:val="0000EE"/>
+            <w:u w:val="single"/>
+          </w:rPr>
+          <w:t>4:18–19</w:t>
+        </w:r>
+      </w:hyperlink>
+      <w:r>
+        <w:rPr>
+          <w:lang w:val="zh_TW" w:bidi="zh_TW"/>
+        </w:rPr>
+        <w:t>），對那些被奴役並且有此意識的人來說，才是好消息。這一命令也適用於貧困和受苦的人，其中哀嘆自己命運的人，也必須為自己的罪悔改。</w:t>
+      </w:r>
+    </w:p>
+    <w:p>
+      <w:pPr/>
+      <w:r>
+        <w:rPr>
+          <w:lang w:val="zh_TW" w:bidi="zh_TW"/>
+        </w:rPr>
+      </w:r>
+      <w:r>
+        <w:rPr>
+          <w:lang w:val="zh_TW" w:bidi="zh_TW"/>
+        </w:rPr>
+        <w:t>然而，我們還需要更進一步，才能完整回應：一個人若不委身於有</w:t>
+      </w:r>
+      <w:r>
+        <w:rPr>
+          <w:i/>
+          <w:lang w:val="zh_TW" w:bidi="zh_TW"/>
+        </w:rPr>
+        <w:t>位格</w:t>
+      </w:r>
+      <w:r>
+        <w:rPr>
+          <w:lang w:val="zh_TW" w:bidi="zh_TW"/>
+        </w:rPr>
+        <w:t>的基督，就不能相信耶穌的福音（</w:t>
+      </w:r>
+      <w:hyperlink r:id="rId110">
+        <w:r>
+          <w:rPr>
+            <w:lang w:val="zh_TW" w:bidi="zh_TW"/>
+          </w:rPr>
+          <w:rPr>
+            <w:color w:val="0000EE"/>
+            <w:u w:val="single"/>
+          </w:rPr>
+          <w:t>約3:16</w:t>
+        </w:r>
+      </w:hyperlink>
+      <w:r>
+        <w:rPr>
+          <w:lang w:val="zh_TW" w:bidi="zh_TW"/>
+        </w:rPr>
+        <w:t>）。即便那人已經是前面所定義「心靈貧窮」的人，若不承認耶穌所宣稱的真理（</w:t>
+      </w:r>
+      <w:hyperlink r:id="rId111">
+        <w:r>
+          <w:rPr>
+            <w:lang w:val="zh_TW" w:bidi="zh_TW"/>
+          </w:rPr>
+          <w:rPr>
+            <w:color w:val="0000EE"/>
+            <w:u w:val="single"/>
+          </w:rPr>
+          <w:t>太11:6</w:t>
+        </w:r>
+      </w:hyperlink>
+      <w:r>
+        <w:rPr>
+          <w:lang w:val="zh_TW" w:bidi="zh_TW"/>
+        </w:rPr>
+        <w:t>），並按照祂的要求委身活出順服的生活，他們並不是真正「有福」（</w:t>
+      </w:r>
+      <w:hyperlink r:id="rId112">
+        <w:r>
+          <w:rPr>
+            <w:lang w:val="zh_TW" w:bidi="zh_TW"/>
+          </w:rPr>
+          <w:rPr>
+            <w:color w:val="0000EE"/>
+            <w:u w:val="single"/>
+          </w:rPr>
+          <w:t>7:21–27</w:t>
+        </w:r>
+      </w:hyperlink>
+      <w:r>
+        <w:rPr>
+          <w:lang w:val="zh_TW" w:bidi="zh_TW"/>
+        </w:rPr>
+        <w:t>）。這為我們進一步的理解作好準備。</w:t>
+      </w:r>
+    </w:p>
+    <w:p>
+      <w:pPr>
+        <w:pStyle w:val="Heading4"/>
+      </w:pPr>
+      <w:r>
+        <w:rPr>
+          <w:lang w:val="zh_TW" w:bidi="zh_TW"/>
+        </w:rPr>
+        <w:t>小結</w:t>
+      </w:r>
+    </w:p>
+    <w:p>
+      <w:pPr/>
+      <w:r>
+        <w:rPr>
+          <w:lang w:val="zh_TW" w:bidi="zh_TW"/>
+        </w:rPr>
+      </w:r>
+      <w:r>
+        <w:rPr>
+          <w:lang w:val="zh_TW" w:bidi="zh_TW"/>
+        </w:rPr>
+        <w:t>耶穌在世工作期間，祂的福音主題始終是神國逐步來臨（</w:t>
+      </w:r>
+      <w:hyperlink r:id="rId59">
+        <w:r>
+          <w:rPr>
+            <w:lang w:val="zh_TW" w:bidi="zh_TW"/>
+          </w:rPr>
+          <w:rPr>
+            <w:color w:val="0000EE"/>
+            <w:u w:val="single"/>
+          </w:rPr>
+          <w:t>太4:23</w:t>
+        </w:r>
+      </w:hyperlink>
+      <w:r>
+        <w:rPr>
+          <w:lang w:val="zh_TW" w:bidi="zh_TW"/>
+        </w:rPr>
+        <w:t>，</w:t>
+      </w:r>
+      <w:hyperlink r:id="rId61">
+        <w:r>
+          <w:rPr>
+            <w:lang w:val="zh_TW" w:bidi="zh_TW"/>
+          </w:rPr>
+          <w:rPr>
+            <w:color w:val="0000EE"/>
+            <w:u w:val="single"/>
+          </w:rPr>
+          <w:t>24:14</w:t>
+        </w:r>
+      </w:hyperlink>
+      <w:r>
+        <w:rPr>
+          <w:lang w:val="zh_TW" w:bidi="zh_TW"/>
+        </w:rPr>
+        <w:t>；</w:t>
+      </w:r>
+      <w:hyperlink r:id="rId67">
+        <w:r>
+          <w:rPr>
+            <w:lang w:val="zh_TW" w:bidi="zh_TW"/>
+          </w:rPr>
+          <w:rPr>
+            <w:color w:val="0000EE"/>
+            <w:u w:val="single"/>
+          </w:rPr>
+          <w:t>路4:43</w:t>
+        </w:r>
+      </w:hyperlink>
+      <w:r>
+        <w:rPr>
+          <w:lang w:val="zh_TW" w:bidi="zh_TW"/>
+        </w:rPr>
+        <w:t>，</w:t>
+      </w:r>
+      <w:hyperlink r:id="rId69">
+        <w:r>
+          <w:rPr>
+            <w:lang w:val="zh_TW" w:bidi="zh_TW"/>
+          </w:rPr>
+          <w:rPr>
+            <w:color w:val="0000EE"/>
+            <w:u w:val="single"/>
+          </w:rPr>
+          <w:t>16:16</w:t>
+        </w:r>
+      </w:hyperlink>
+      <w:r>
+        <w:rPr>
+          <w:lang w:val="zh_TW" w:bidi="zh_TW"/>
+        </w:rPr>
+        <w:t>），這個信息幾乎完全只向猶太人傳講（</w:t>
+      </w:r>
+      <w:hyperlink r:id="rId113">
+        <w:r>
+          <w:rPr>
+            <w:lang w:val="zh_TW" w:bidi="zh_TW"/>
+          </w:rPr>
+          <w:rPr>
+            <w:color w:val="0000EE"/>
+            <w:u w:val="single"/>
+          </w:rPr>
+          <w:t>太10:5–6</w:t>
+        </w:r>
+      </w:hyperlink>
+      <w:r>
+        <w:rPr>
+          <w:lang w:val="zh_TW" w:bidi="zh_TW"/>
+        </w:rPr>
+        <w:t>，</w:t>
+      </w:r>
+      <w:hyperlink r:id="rId101">
+        <w:r>
+          <w:rPr>
+            <w:lang w:val="zh_TW" w:bidi="zh_TW"/>
+          </w:rPr>
+          <w:rPr>
+            <w:color w:val="0000EE"/>
+            <w:u w:val="single"/>
+          </w:rPr>
+          <w:t>15:24</w:t>
+        </w:r>
+      </w:hyperlink>
+      <w:r>
+        <w:rPr>
+          <w:lang w:val="zh_TW" w:bidi="zh_TW"/>
+        </w:rPr>
+        <w:t>）。然而，耶穌也透過一些細節來預示，一旦祂完成地上的工作後，福音將會變成怎樣：</w:t>
+      </w:r>
+    </w:p>
+    <w:p>
+      <w:pPr>
+        <w:pStyle w:val="ListNumber"/>
+        <w:numPr>
+          <w:ilvl w:val="0"/>
+          <w:numId w:val="17"/>
+        </w:numPr>
+        <w:spacing w:line="240" w:lineRule="auto"/>
+        <w:ind w:left="720"/>
+      </w:pPr>
+      <w:r>
+        <w:rPr>
+          <w:lang w:val="zh_TW" w:bidi="zh_TW"/>
+        </w:rPr>
+      </w:r>
+      <w:r>
+        <w:rPr>
+          <w:lang w:val="zh_TW" w:bidi="zh_TW"/>
+        </w:rPr>
+        <w:t>在</w:t>
+      </w:r>
+      <w:hyperlink r:id="rId63">
+        <w:r>
+          <w:rPr>
+            <w:lang w:val="zh_TW" w:bidi="zh_TW"/>
+          </w:rPr>
+          <w:rPr>
+            <w:color w:val="0000EE"/>
+            <w:u w:val="single"/>
+          </w:rPr>
+          <w:t>馬可福音八章35節</w:t>
+        </w:r>
+      </w:hyperlink>
+      <w:r>
+        <w:rPr>
+          <w:lang w:val="zh_TW" w:bidi="zh_TW"/>
+        </w:rPr>
+        <w:t>和</w:t>
+      </w:r>
+      <w:hyperlink r:id="rId64">
+        <w:r>
+          <w:rPr>
+            <w:lang w:val="zh_TW" w:bidi="zh_TW"/>
+          </w:rPr>
+          <w:rPr>
+            <w:color w:val="0000EE"/>
+            <w:u w:val="single"/>
+          </w:rPr>
+          <w:t>十章29節</w:t>
+        </w:r>
+      </w:hyperlink>
+      <w:r>
+        <w:rPr>
+          <w:lang w:val="zh_TW" w:bidi="zh_TW"/>
+        </w:rPr>
+        <w:t>，耶穌提到那些「凡為我和福音」做出重大犧牲的人。儘管耶穌的位格和福音有所區別，但這裡將耶穌與福音緊密聯繫在一起。這表明那宣告福音的人，即將成為福音宣告的對象。</w:t>
+      </w:r>
+    </w:p>
+    <w:p>
+      <w:pPr>
+        <w:pStyle w:val="ListNumber"/>
+        <w:spacing w:line="240" w:lineRule="auto"/>
+        <w:ind w:left="720"/>
+      </w:pPr>
+      <w:r>
+        <w:rPr>
+          <w:lang w:val="zh_TW" w:bidi="zh_TW"/>
+        </w:rPr>
+      </w:r>
+      <w:r>
+        <w:rPr>
+          <w:lang w:val="zh_TW" w:bidi="zh_TW"/>
+        </w:rPr>
+        <w:t>在</w:t>
+      </w:r>
+      <w:hyperlink r:id="rId65">
+        <w:r>
+          <w:rPr>
+            <w:lang w:val="zh_TW" w:bidi="zh_TW"/>
+          </w:rPr>
+          <w:rPr>
+            <w:color w:val="0000EE"/>
+            <w:u w:val="single"/>
+          </w:rPr>
+          <w:t>馬可福音十三章10節</w:t>
+        </w:r>
+      </w:hyperlink>
+      <w:r>
+        <w:rPr>
+          <w:lang w:val="zh_TW" w:bidi="zh_TW"/>
+        </w:rPr>
+        <w:t>和</w:t>
+      </w:r>
+      <w:hyperlink r:id="rId61">
+        <w:r>
+          <w:rPr>
+            <w:lang w:val="zh_TW" w:bidi="zh_TW"/>
+          </w:rPr>
+          <w:rPr>
+            <w:color w:val="0000EE"/>
+            <w:u w:val="single"/>
+          </w:rPr>
+          <w:t>馬太福音二十四章14節</w:t>
+        </w:r>
+      </w:hyperlink>
+      <w:r>
+        <w:rPr>
+          <w:lang w:val="zh_TW" w:bidi="zh_TW"/>
+        </w:rPr>
+        <w:t>（以及經文上有爭議的</w:t>
+      </w:r>
+      <w:hyperlink r:id="rId114">
+        <w:r>
+          <w:rPr>
+            <w:lang w:val="zh_TW" w:bidi="zh_TW"/>
+          </w:rPr>
+          <w:rPr>
+            <w:color w:val="0000EE"/>
+            <w:u w:val="single"/>
+          </w:rPr>
+          <w:t>可16:15</w:t>
+        </w:r>
+      </w:hyperlink>
+      <w:r>
+        <w:rPr>
+          <w:lang w:val="zh_TW" w:bidi="zh_TW"/>
+        </w:rPr>
+        <w:t>）中，耶穌預言天國的福音將傳給外邦人。</w:t>
+      </w:r>
+    </w:p>
+    <w:p>
+      <w:pPr>
+        <w:pStyle w:val="ListNumber"/>
+        <w:spacing w:line="240" w:lineRule="auto"/>
+        <w:ind w:left="720"/>
+      </w:pPr>
+      <w:r>
+        <w:rPr>
+          <w:lang w:val="zh_TW" w:bidi="zh_TW"/>
+        </w:rPr>
+      </w:r>
+      <w:r>
+        <w:rPr>
+          <w:lang w:val="zh_TW" w:bidi="zh_TW"/>
+        </w:rPr>
+        <w:t>在</w:t>
+      </w:r>
+      <w:hyperlink r:id="rId115">
+        <w:r>
+          <w:rPr>
+            <w:lang w:val="zh_TW" w:bidi="zh_TW"/>
+          </w:rPr>
+          <w:rPr>
+            <w:color w:val="0000EE"/>
+            <w:u w:val="single"/>
+          </w:rPr>
+          <w:t>馬可福音第十四章</w:t>
+        </w:r>
+      </w:hyperlink>
+      <w:r>
+        <w:rPr>
+          <w:lang w:val="zh_TW" w:bidi="zh_TW"/>
+        </w:rPr>
+        <w:t>，耶穌解釋一位女人的行動（</w:t>
+      </w:r>
+      <w:hyperlink r:id="rId116">
+        <w:r>
+          <w:rPr>
+            <w:lang w:val="zh_TW" w:bidi="zh_TW"/>
+          </w:rPr>
+          <w:rPr>
+            <w:color w:val="0000EE"/>
+            <w:u w:val="single"/>
+          </w:rPr>
+          <w:t>3</w:t>
+        </w:r>
+      </w:hyperlink>
+      <w:r>
+        <w:rPr>
+          <w:lang w:val="zh_TW" w:bidi="zh_TW"/>
+        </w:rPr>
+        <w:t>節），說是她預先為祂的埋葬而膏抹祂的身體（</w:t>
+      </w:r>
+      <w:hyperlink r:id="rId117">
+        <w:r>
+          <w:rPr>
+            <w:lang w:val="zh_TW" w:bidi="zh_TW"/>
+          </w:rPr>
+          <w:rPr>
+            <w:color w:val="0000EE"/>
+            <w:u w:val="single"/>
+          </w:rPr>
+          <w:t>8</w:t>
+        </w:r>
+      </w:hyperlink>
+      <w:r>
+        <w:rPr>
+          <w:lang w:val="zh_TW" w:bidi="zh_TW"/>
+        </w:rPr>
+        <w:t>節），並宣告：「實在告訴你們，普天之下，無論在甚麼地方傳這福音，也要述說這女人所做的，以為記念（</w:t>
+      </w:r>
+      <w:hyperlink r:id="rId66">
+        <w:r>
+          <w:rPr>
+            <w:lang w:val="zh_TW" w:bidi="zh_TW"/>
+          </w:rPr>
+          <w:rPr>
+            <w:color w:val="0000EE"/>
+            <w:u w:val="single"/>
+          </w:rPr>
+          <w:t>9</w:t>
+        </w:r>
+      </w:hyperlink>
+      <w:r>
+        <w:rPr>
+          <w:lang w:val="zh_TW" w:bidi="zh_TW"/>
+        </w:rPr>
+        <w:t>節；參</w:t>
+      </w:r>
+      <w:hyperlink r:id="rId62">
+        <w:r>
+          <w:rPr>
+            <w:lang w:val="zh_TW" w:bidi="zh_TW"/>
+          </w:rPr>
+          <w:rPr>
+            <w:color w:val="0000EE"/>
+            <w:u w:val="single"/>
+          </w:rPr>
+          <w:t>太26:13</w:t>
+        </w:r>
+      </w:hyperlink>
+      <w:r>
+        <w:rPr>
+          <w:lang w:val="zh_TW" w:bidi="zh_TW"/>
+        </w:rPr>
+        <w:t>）。這句話強烈暗示耶穌的位格和祂的死亡事件，將在所要傳揚的信息中佔有重要地位；否則，福音與這特定行為莊嚴結合，就顯得很奇怪了。這處經文已經顯示出，耶穌的死亡對於救恩是何等重要，正如祂在福音所宣告的（參</w:t>
+      </w:r>
+      <w:hyperlink r:id="rId118">
+        <w:r>
+          <w:rPr>
+            <w:lang w:val="zh_TW" w:bidi="zh_TW"/>
+          </w:rPr>
+          <w:rPr>
+            <w:color w:val="0000EE"/>
+            <w:u w:val="single"/>
+          </w:rPr>
+          <w:t>可14:22–24</w:t>
+        </w:r>
+      </w:hyperlink>
+      <w:r>
+        <w:rPr>
+          <w:lang w:val="zh_TW" w:bidi="zh_TW"/>
+        </w:rPr>
+        <w:t>），以及對於開啟向外邦人傳福音的使命是何等的重要（</w:t>
+      </w:r>
+      <w:hyperlink r:id="rId119">
+        <w:r>
+          <w:rPr>
+            <w:lang w:val="zh_TW" w:bidi="zh_TW"/>
+          </w:rPr>
+          <w:rPr>
+            <w:color w:val="0000EE"/>
+            <w:u w:val="single"/>
+          </w:rPr>
+          <w:t>馬太福音二十章28節</w:t>
+        </w:r>
+      </w:hyperlink>
+      <w:r>
+        <w:rPr>
+          <w:lang w:val="zh_TW" w:bidi="zh_TW"/>
+        </w:rPr>
+        <w:t>對於解釋從</w:t>
+      </w:r>
+      <w:hyperlink r:id="rId101">
+        <w:r>
+          <w:rPr>
+            <w:lang w:val="zh_TW" w:bidi="zh_TW"/>
+          </w:rPr>
+          <w:rPr>
+            <w:color w:val="0000EE"/>
+            <w:u w:val="single"/>
+          </w:rPr>
+          <w:t>馬太福音十五章24節</w:t>
+        </w:r>
+      </w:hyperlink>
+      <w:r>
+        <w:rPr>
+          <w:lang w:val="zh_TW" w:bidi="zh_TW"/>
+        </w:rPr>
+        <w:t>到</w:t>
+      </w:r>
+      <w:hyperlink r:id="rId120">
+        <w:r>
+          <w:rPr>
+            <w:lang w:val="zh_TW" w:bidi="zh_TW"/>
+          </w:rPr>
+          <w:rPr>
+            <w:color w:val="0000EE"/>
+            <w:u w:val="single"/>
+          </w:rPr>
+          <w:t>二十八章18至20節</w:t>
+        </w:r>
+      </w:hyperlink>
+      <w:r>
+        <w:rPr>
+          <w:lang w:val="zh_TW" w:bidi="zh_TW"/>
+        </w:rPr>
+        <w:t>的轉變，是至關重要的）。</w:t>
+      </w:r>
+    </w:p>
+    <w:p>
+      <w:pPr>
+        <w:pStyle w:val="Heading3"/>
+      </w:pPr>
+      <w:r>
+        <w:rPr>
+          <w:lang w:val="zh_TW" w:bidi="zh_TW"/>
+        </w:rPr>
+        <w:t>耶穌復活後的福音</w:t>
+      </w:r>
+    </w:p>
+    <w:p>
+      <w:pPr/>
+      <w:r>
+        <w:rPr>
+          <w:lang w:val="zh_TW" w:bidi="zh_TW"/>
+        </w:rPr>
+      </w:r>
+      <w:r>
+        <w:rPr>
+          <w:lang w:val="zh_TW" w:bidi="zh_TW"/>
+        </w:rPr>
+        <w:t>耶穌復活後，福音由祂的見證人宣講。這福音的內容記錄在使徒行傳和保羅的書信中。希臘文</w:t>
+      </w:r>
+      <w:r>
+        <w:rPr>
+          <w:i/>
+          <w:lang w:val="zh_TW" w:bidi="zh_TW"/>
+        </w:rPr>
+        <w:t>euangelizomai</w:t>
+      </w:r>
+      <w:r>
+        <w:rPr>
+          <w:lang w:val="zh_TW" w:bidi="zh_TW"/>
+        </w:rPr>
+        <w:t>一詞可以翻譯為「傳福音」、「宣講」或「報好消息」。在新約四福音之外，</w:t>
+      </w:r>
+      <w:r>
+        <w:rPr>
+          <w:i/>
+          <w:lang w:val="zh_TW" w:bidi="zh_TW"/>
+        </w:rPr>
+        <w:t>euangelizomai</w:t>
+      </w:r>
+      <w:r>
+        <w:rPr>
+          <w:lang w:val="zh_TW" w:bidi="zh_TW"/>
+        </w:rPr>
+        <w:t>這個詞共出現43次，有15次出現在使徒行傳，21次出現在保羅的著作中。希臘文</w:t>
+      </w:r>
+      <w:r>
+        <w:rPr>
+          <w:i/>
+          <w:lang w:val="zh_TW" w:bidi="zh_TW"/>
+        </w:rPr>
+        <w:t>euangelion</w:t>
+      </w:r>
+      <w:r>
+        <w:rPr>
+          <w:lang w:val="zh_TW" w:bidi="zh_TW"/>
+        </w:rPr>
+        <w:t>一詞可以翻譯為「福音」或「好消息」，共出現64次，其中兩次出現在使徒行傳，保羅的書信中多達60次。</w:t>
+      </w:r>
+    </w:p>
+    <w:p>
+      <w:pPr>
+        <w:pStyle w:val="Heading4"/>
+      </w:pPr>
+      <w:r>
+        <w:rPr>
+          <w:lang w:val="zh_TW" w:bidi="zh_TW"/>
+        </w:rPr>
+        <w:t>基督的福音</w:t>
+      </w:r>
+    </w:p>
+    <w:p>
+      <w:pPr/>
+      <w:r>
+        <w:rPr>
+          <w:lang w:val="zh_TW" w:bidi="zh_TW"/>
+        </w:rPr>
+      </w:r>
+      <w:r>
+        <w:rPr>
+          <w:lang w:val="zh_TW" w:bidi="zh_TW"/>
+        </w:rPr>
+        <w:t>耶穌基督從死裡復活後，繼續傳福音（</w:t>
+      </w:r>
+      <w:hyperlink r:id="rId121">
+        <w:r>
+          <w:rPr>
+            <w:lang w:val="zh_TW" w:bidi="zh_TW"/>
+          </w:rPr>
+          <w:rPr>
+            <w:color w:val="0000EE"/>
+            <w:u w:val="single"/>
+          </w:rPr>
+          <w:t>弗2:16–17</w:t>
+        </w:r>
+      </w:hyperlink>
+      <w:r>
+        <w:rPr>
+          <w:lang w:val="zh_TW" w:bidi="zh_TW"/>
+        </w:rPr>
+        <w:t>），現在是通過祂所委派的代表來傳福音（</w:t>
+      </w:r>
+      <w:hyperlink r:id="rId122">
+        <w:r>
+          <w:rPr>
+            <w:lang w:val="zh_TW" w:bidi="zh_TW"/>
+          </w:rPr>
+          <w:rPr>
+            <w:color w:val="0000EE"/>
+            <w:u w:val="single"/>
+          </w:rPr>
+          <w:t>羅15:16–18</w:t>
+        </w:r>
+      </w:hyperlink>
+      <w:r>
+        <w:rPr>
+          <w:lang w:val="zh_TW" w:bidi="zh_TW"/>
+        </w:rPr>
+        <w:t>；</w:t>
+      </w:r>
+      <w:hyperlink r:id="rId123">
+        <w:r>
+          <w:rPr>
+            <w:lang w:val="zh_TW" w:bidi="zh_TW"/>
+          </w:rPr>
+          <w:rPr>
+            <w:color w:val="0000EE"/>
+            <w:u w:val="single"/>
+          </w:rPr>
+          <w:t>林前1:17</w:t>
+        </w:r>
+      </w:hyperlink>
+      <w:r>
+        <w:rPr>
+          <w:lang w:val="zh_TW" w:bidi="zh_TW"/>
+        </w:rPr>
+        <w:t>，</w:t>
+      </w:r>
+      <w:hyperlink r:id="rId124">
+        <w:r>
+          <w:rPr>
+            <w:lang w:val="zh_TW" w:bidi="zh_TW"/>
+          </w:rPr>
+          <w:rPr>
+            <w:color w:val="0000EE"/>
+            <w:u w:val="single"/>
+          </w:rPr>
+          <w:t>9:12–18</w:t>
+        </w:r>
+      </w:hyperlink>
+      <w:r>
+        <w:rPr>
+          <w:lang w:val="zh_TW" w:bidi="zh_TW"/>
+        </w:rPr>
+        <w:t>；</w:t>
+      </w:r>
+      <w:hyperlink r:id="rId125">
+        <w:r>
+          <w:rPr>
+            <w:lang w:val="zh_TW" w:bidi="zh_TW"/>
+          </w:rPr>
+          <w:rPr>
+            <w:color w:val="0000EE"/>
+            <w:u w:val="single"/>
+          </w:rPr>
+          <w:t>加4:13–14；</w:t>
+        </w:r>
+      </w:hyperlink>
+      <w:hyperlink r:id="rId126">
+        <w:r>
+          <w:rPr>
+            <w:lang w:val="zh_TW" w:bidi="zh_TW"/>
+          </w:rPr>
+          <w:rPr>
+            <w:color w:val="0000EE"/>
+            <w:u w:val="single"/>
+          </w:rPr>
+          <w:t>弗4:11</w:t>
+        </w:r>
+      </w:hyperlink>
+      <w:r>
+        <w:rPr>
+          <w:lang w:val="zh_TW" w:bidi="zh_TW"/>
+        </w:rPr>
+        <w:t>；</w:t>
+      </w:r>
+      <w:hyperlink r:id="rId127">
+        <w:r>
+          <w:rPr>
+            <w:lang w:val="zh_TW" w:bidi="zh_TW"/>
+          </w:rPr>
+          <w:rPr>
+            <w:color w:val="0000EE"/>
+            <w:u w:val="single"/>
+          </w:rPr>
+          <w:t>提後1:9–11</w:t>
+        </w:r>
+      </w:hyperlink>
+      <w:r>
+        <w:rPr>
+          <w:lang w:val="zh_TW" w:bidi="zh_TW"/>
+        </w:rPr>
+        <w:t>）。更重要的是，基督已成為福音的核心主題。傳福音的那位，如今成為福音本身的內容。這在使徒行傳（</w:t>
+      </w:r>
+      <w:hyperlink r:id="rId128">
+        <w:r>
+          <w:rPr>
+            <w:lang w:val="zh_TW" w:bidi="zh_TW"/>
+          </w:rPr>
+          <w:rPr>
+            <w:color w:val="0000EE"/>
+            <w:u w:val="single"/>
+          </w:rPr>
+          <w:t>徒5:42</w:t>
+        </w:r>
+      </w:hyperlink>
+      <w:r>
+        <w:rPr>
+          <w:lang w:val="zh_TW" w:bidi="zh_TW"/>
+        </w:rPr>
+        <w:t>，</w:t>
+      </w:r>
+      <w:hyperlink r:id="rId129">
+        <w:r>
+          <w:rPr>
+            <w:lang w:val="zh_TW" w:bidi="zh_TW"/>
+          </w:rPr>
+          <w:rPr>
+            <w:color w:val="0000EE"/>
+            <w:u w:val="single"/>
+          </w:rPr>
+          <w:t>8:4–5、35</w:t>
+        </w:r>
+      </w:hyperlink>
+      <w:r>
+        <w:rPr>
+          <w:lang w:val="zh_TW" w:bidi="zh_TW"/>
+        </w:rPr>
+        <w:t>，</w:t>
+      </w:r>
+      <w:hyperlink r:id="rId130">
+        <w:r>
+          <w:rPr>
+            <w:lang w:val="zh_TW" w:bidi="zh_TW"/>
+          </w:rPr>
+          <w:rPr>
+            <w:color w:val="0000EE"/>
+            <w:u w:val="single"/>
+          </w:rPr>
+          <w:t>11:20</w:t>
+        </w:r>
+      </w:hyperlink>
+      <w:r>
+        <w:rPr>
+          <w:lang w:val="zh_TW" w:bidi="zh_TW"/>
+        </w:rPr>
+        <w:t>，</w:t>
+      </w:r>
+      <w:hyperlink r:id="rId131">
+        <w:r>
+          <w:rPr>
+            <w:lang w:val="zh_TW" w:bidi="zh_TW"/>
+          </w:rPr>
+          <w:rPr>
+            <w:color w:val="0000EE"/>
+            <w:u w:val="single"/>
+          </w:rPr>
+          <w:t>17:18</w:t>
+        </w:r>
+      </w:hyperlink>
+      <w:r>
+        <w:rPr>
+          <w:lang w:val="zh_TW" w:bidi="zh_TW"/>
+        </w:rPr>
+        <w:t>）以及保羅的書信中（</w:t>
+      </w:r>
+      <w:hyperlink r:id="rId132">
+        <w:r>
+          <w:rPr>
+            <w:lang w:val="zh_TW" w:bidi="zh_TW"/>
+          </w:rPr>
+          <w:rPr>
+            <w:color w:val="0000EE"/>
+            <w:u w:val="single"/>
+          </w:rPr>
+          <w:t>羅1:1–4</w:t>
+        </w:r>
+      </w:hyperlink>
+      <w:r>
+        <w:rPr>
+          <w:lang w:val="zh_TW" w:bidi="zh_TW"/>
+        </w:rPr>
+        <w:t>，</w:t>
+      </w:r>
+      <w:hyperlink r:id="rId133">
+        <w:r>
+          <w:rPr>
+            <w:lang w:val="zh_TW" w:bidi="zh_TW"/>
+          </w:rPr>
+          <w:rPr>
+            <w:color w:val="0000EE"/>
+            <w:u w:val="single"/>
+          </w:rPr>
+          <w:t>10:8–17</w:t>
+        </w:r>
+      </w:hyperlink>
+      <w:r>
+        <w:rPr>
+          <w:lang w:val="zh_TW" w:bidi="zh_TW"/>
+        </w:rPr>
+        <w:t>，</w:t>
+      </w:r>
+      <w:hyperlink r:id="rId134">
+        <w:r>
+          <w:rPr>
+            <w:lang w:val="zh_TW" w:bidi="zh_TW"/>
+          </w:rPr>
+          <w:rPr>
+            <w:color w:val="0000EE"/>
+            <w:u w:val="single"/>
+          </w:rPr>
+          <w:t>15:19–20</w:t>
+        </w:r>
+      </w:hyperlink>
+      <w:r>
+        <w:rPr>
+          <w:lang w:val="zh_TW" w:bidi="zh_TW"/>
+        </w:rPr>
+        <w:t>；</w:t>
+      </w:r>
+      <w:hyperlink r:id="rId135">
+        <w:r>
+          <w:rPr>
+            <w:lang w:val="zh_TW" w:bidi="zh_TW"/>
+          </w:rPr>
+          <w:rPr>
+            <w:color w:val="0000EE"/>
+            <w:u w:val="single"/>
+          </w:rPr>
+          <w:t>林後4:4–6</w:t>
+        </w:r>
+      </w:hyperlink>
+      <w:r>
+        <w:rPr>
+          <w:lang w:val="zh_TW" w:bidi="zh_TW"/>
+        </w:rPr>
+        <w:t>，</w:t>
+      </w:r>
+      <w:hyperlink r:id="rId136">
+        <w:r>
+          <w:rPr>
+            <w:lang w:val="zh_TW" w:bidi="zh_TW"/>
+          </w:rPr>
+          <w:rPr>
+            <w:color w:val="0000EE"/>
+            <w:u w:val="single"/>
+          </w:rPr>
+          <w:t>11:4</w:t>
+        </w:r>
+      </w:hyperlink>
+      <w:r>
+        <w:rPr>
+          <w:lang w:val="zh_TW" w:bidi="zh_TW"/>
+        </w:rPr>
+        <w:t>；</w:t>
+      </w:r>
+      <w:hyperlink r:id="rId137">
+        <w:r>
+          <w:rPr>
+            <w:lang w:val="zh_TW" w:bidi="zh_TW"/>
+          </w:rPr>
+          <w:rPr>
+            <w:color w:val="0000EE"/>
+            <w:u w:val="single"/>
+          </w:rPr>
+          <w:t>加1:16</w:t>
+        </w:r>
+      </w:hyperlink>
+      <w:r>
+        <w:rPr>
+          <w:lang w:val="zh_TW" w:bidi="zh_TW"/>
+        </w:rPr>
+        <w:t>；</w:t>
+      </w:r>
+      <w:hyperlink r:id="rId138">
+        <w:r>
+          <w:rPr>
+            <w:lang w:val="zh_TW" w:bidi="zh_TW"/>
+          </w:rPr>
+          <w:rPr>
+            <w:color w:val="0000EE"/>
+            <w:u w:val="single"/>
+          </w:rPr>
+          <w:t>弗3:8</w:t>
+        </w:r>
+      </w:hyperlink>
+      <w:r>
+        <w:rPr>
+          <w:lang w:val="zh_TW" w:bidi="zh_TW"/>
+        </w:rPr>
+        <w:t>；</w:t>
+      </w:r>
+      <w:hyperlink r:id="rId139">
+        <w:r>
+          <w:rPr>
+            <w:lang w:val="zh_TW" w:bidi="zh_TW"/>
+          </w:rPr>
+          <w:rPr>
+            <w:color w:val="0000EE"/>
+            <w:u w:val="single"/>
+          </w:rPr>
+          <w:t>腓1:15–18</w:t>
+        </w:r>
+      </w:hyperlink>
+      <w:r>
+        <w:rPr>
+          <w:lang w:val="zh_TW" w:bidi="zh_TW"/>
+        </w:rPr>
+        <w:t>；</w:t>
+      </w:r>
+      <w:hyperlink r:id="rId140">
+        <w:r>
+          <w:rPr>
+            <w:lang w:val="zh_TW" w:bidi="zh_TW"/>
+          </w:rPr>
+          <w:rPr>
+            <w:color w:val="0000EE"/>
+            <w:u w:val="single"/>
+          </w:rPr>
+          <w:t>提後2:8</w:t>
+        </w:r>
+      </w:hyperlink>
+      <w:r>
+        <w:rPr>
+          <w:lang w:val="zh_TW" w:bidi="zh_TW"/>
+        </w:rPr>
+        <w:t>）反覆確認。新約聖經談論的，是那一個基督的</w:t>
+      </w:r>
+      <w:r>
+        <w:rPr>
+          <w:i/>
+          <w:lang w:val="zh_TW" w:bidi="zh_TW"/>
+        </w:rPr>
+        <w:t>福音</w:t>
+      </w:r>
+      <w:r>
+        <w:rPr>
+          <w:lang w:val="zh_TW" w:bidi="zh_TW"/>
+        </w:rPr>
+        <w:t>，而不是那幾個福音。另有福音就像另有基督一樣，是不可思議且沒有必要的。這是神唯一授權的福音（例如</w:t>
+      </w:r>
+      <w:hyperlink r:id="rId141">
+        <w:r>
+          <w:rPr>
+            <w:lang w:val="zh_TW" w:bidi="zh_TW"/>
+          </w:rPr>
+          <w:rPr>
+            <w:color w:val="0000EE"/>
+            <w:u w:val="single"/>
+          </w:rPr>
+          <w:t>羅1:1–17</w:t>
+        </w:r>
+      </w:hyperlink>
+      <w:r>
+        <w:rPr>
+          <w:lang w:val="zh_TW" w:bidi="zh_TW"/>
+        </w:rPr>
+        <w:t>），也是神所宣講的（例如</w:t>
+      </w:r>
+      <w:hyperlink r:id="rId142">
+        <w:r>
+          <w:rPr>
+            <w:lang w:val="zh_TW" w:bidi="zh_TW"/>
+          </w:rPr>
+          <w:rPr>
+            <w:color w:val="0000EE"/>
+            <w:u w:val="single"/>
+          </w:rPr>
+          <w:t>帖後2:13–14</w:t>
+        </w:r>
+      </w:hyperlink>
+      <w:r>
+        <w:rPr>
+          <w:lang w:val="zh_TW" w:bidi="zh_TW"/>
+        </w:rPr>
+        <w:t>）。</w:t>
+      </w:r>
+    </w:p>
+    <w:p>
+      <w:pPr/>
+      <w:r>
+        <w:rPr>
+          <w:lang w:val="zh_TW" w:bidi="zh_TW"/>
+        </w:rPr>
+      </w:r>
+      <w:hyperlink r:id="rId143">
+        <w:r>
+          <w:rPr>
+            <w:lang w:val="zh_TW" w:bidi="zh_TW"/>
+          </w:rPr>
+          <w:rPr>
+            <w:color w:val="0000EE"/>
+            <w:u w:val="single"/>
+          </w:rPr>
+          <w:t>加拉太書二章7至9節</w:t>
+        </w:r>
+      </w:hyperlink>
+      <w:r>
+        <w:rPr>
+          <w:lang w:val="zh_TW" w:bidi="zh_TW"/>
+        </w:rPr>
+        <w:t>說的，不是兩個福音，而是兩個不同的福音領域。保羅（向未受割禮者傳福音的使徒）和彼得（向已受割禮者傳福音的使徒）都受託付「基督的福音」（</w:t>
+      </w:r>
+      <w:hyperlink r:id="rId144">
+        <w:r>
+          <w:rPr>
+            <w:lang w:val="zh_TW" w:bidi="zh_TW"/>
+          </w:rPr>
+          <w:rPr>
+            <w:color w:val="0000EE"/>
+            <w:u w:val="single"/>
+          </w:rPr>
+          <w:t>加1:7</w:t>
+        </w:r>
+      </w:hyperlink>
+      <w:r>
+        <w:rPr>
+          <w:lang w:val="zh_TW" w:bidi="zh_TW"/>
+        </w:rPr>
+        <w:t>；參</w:t>
+      </w:r>
+      <w:hyperlink r:id="rId145">
+        <w:r>
+          <w:rPr>
+            <w:lang w:val="zh_TW" w:bidi="zh_TW"/>
+          </w:rPr>
+          <w:rPr>
+            <w:color w:val="0000EE"/>
+            <w:u w:val="single"/>
+          </w:rPr>
+          <w:t>林前15:1–11</w:t>
+        </w:r>
+      </w:hyperlink>
+      <w:r>
+        <w:rPr>
+          <w:lang w:val="zh_TW" w:bidi="zh_TW"/>
+        </w:rPr>
+        <w:t>），這是神所預定的信息，為拯救猶太人和外邦人（</w:t>
+      </w:r>
+      <w:hyperlink r:id="rId146">
+        <w:r>
+          <w:rPr>
+            <w:lang w:val="zh_TW" w:bidi="zh_TW"/>
+          </w:rPr>
+          <w:rPr>
+            <w:color w:val="0000EE"/>
+            <w:u w:val="single"/>
+          </w:rPr>
+          <w:t>羅1:16</w:t>
+        </w:r>
+      </w:hyperlink>
+      <w:r>
+        <w:rPr>
+          <w:lang w:val="zh_TW" w:bidi="zh_TW"/>
+        </w:rPr>
+        <w:t>）。保羅在</w:t>
+      </w:r>
+      <w:hyperlink r:id="rId147">
+        <w:r>
+          <w:rPr>
+            <w:lang w:val="zh_TW" w:bidi="zh_TW"/>
+          </w:rPr>
+          <w:rPr>
+            <w:color w:val="0000EE"/>
+            <w:u w:val="single"/>
+          </w:rPr>
+          <w:t>加拉太書一章6至9節</w:t>
+        </w:r>
+      </w:hyperlink>
+      <w:r>
+        <w:rPr>
+          <w:lang w:val="zh_TW" w:bidi="zh_TW"/>
+        </w:rPr>
+        <w:t>和</w:t>
+      </w:r>
+      <w:hyperlink r:id="rId136">
+        <w:r>
+          <w:rPr>
+            <w:lang w:val="zh_TW" w:bidi="zh_TW"/>
+          </w:rPr>
+          <w:rPr>
+            <w:color w:val="0000EE"/>
+            <w:u w:val="single"/>
+          </w:rPr>
+          <w:t>哥林多後書十一章4節</w:t>
+        </w:r>
+      </w:hyperlink>
+      <w:r>
+        <w:rPr>
+          <w:lang w:val="zh_TW" w:bidi="zh_TW"/>
+        </w:rPr>
+        <w:t>譴責的「另得一個福音」，不是另一個關於耶穌的福音，而是關於「另傳一個耶穌」的信息——不是那位真實的耶穌，而是僅存在於那些宣講祂的人心中和信息中的耶穌。傳講真實的基督就是傳講真實的福音，無論人的動機如何令人質疑（</w:t>
+      </w:r>
+      <w:hyperlink r:id="rId148">
+        <w:r>
+          <w:rPr>
+            <w:lang w:val="zh_TW" w:bidi="zh_TW"/>
+          </w:rPr>
+          <w:rPr>
+            <w:color w:val="0000EE"/>
+            <w:u w:val="single"/>
+          </w:rPr>
+          <w:t>腓1:15–18、27</w:t>
+        </w:r>
+      </w:hyperlink>
+      <w:r>
+        <w:rPr>
+          <w:lang w:val="zh_TW" w:bidi="zh_TW"/>
+        </w:rPr>
+        <w:t>），正確回應福音就是歸向基督（</w:t>
+      </w:r>
+      <w:hyperlink r:id="rId149">
+        <w:r>
+          <w:rPr>
+            <w:lang w:val="zh_TW" w:bidi="zh_TW"/>
+          </w:rPr>
+          <w:rPr>
+            <w:color w:val="0000EE"/>
+            <w:u w:val="single"/>
+          </w:rPr>
+          <w:t>徒11:20–21</w:t>
+        </w:r>
+      </w:hyperlink>
+      <w:r>
+        <w:rPr>
+          <w:lang w:val="zh_TW" w:bidi="zh_TW"/>
+        </w:rPr>
+        <w:t>；</w:t>
+      </w:r>
+      <w:hyperlink r:id="rId133">
+        <w:r>
+          <w:rPr>
+            <w:lang w:val="zh_TW" w:bidi="zh_TW"/>
+          </w:rPr>
+          <w:rPr>
+            <w:color w:val="0000EE"/>
+            <w:u w:val="single"/>
+          </w:rPr>
+          <w:t>羅10:8–17</w:t>
+        </w:r>
+      </w:hyperlink>
+      <w:r>
+        <w:rPr>
+          <w:lang w:val="zh_TW" w:bidi="zh_TW"/>
+        </w:rPr>
+        <w:t>；</w:t>
+      </w:r>
+      <w:hyperlink r:id="rId150">
+        <w:r>
+          <w:rPr>
+            <w:lang w:val="zh_TW" w:bidi="zh_TW"/>
+          </w:rPr>
+          <w:rPr>
+            <w:color w:val="0000EE"/>
+            <w:u w:val="single"/>
+          </w:rPr>
+          <w:t>加2:14–16</w:t>
+        </w:r>
+      </w:hyperlink>
+      <w:r>
+        <w:rPr>
+          <w:lang w:val="zh_TW" w:bidi="zh_TW"/>
+        </w:rPr>
+        <w:t>）。</w:t>
+      </w:r>
+    </w:p>
+    <w:p>
+      <w:pPr>
+        <w:pStyle w:val="Heading4"/>
+      </w:pPr>
+      <w:r>
+        <w:rPr>
+          <w:lang w:val="zh_TW" w:bidi="zh_TW"/>
+        </w:rPr>
+        <w:t>福音作為拯救事件的見證</w:t>
+      </w:r>
+    </w:p>
+    <w:p>
+      <w:pPr/>
+      <w:r>
+        <w:rPr>
+          <w:lang w:val="zh_TW" w:bidi="zh_TW"/>
+        </w:rPr>
+      </w:r>
+      <w:r>
+        <w:rPr>
+          <w:lang w:val="zh_TW" w:bidi="zh_TW"/>
+        </w:rPr>
+        <w:t>福音見證了基督救贖工作的各個方面，從祂的誕生（</w:t>
+      </w:r>
+      <w:hyperlink r:id="rId151">
+        <w:r>
+          <w:rPr>
+            <w:lang w:val="zh_TW" w:bidi="zh_TW"/>
+          </w:rPr>
+          <w:rPr>
+            <w:color w:val="0000EE"/>
+            <w:u w:val="single"/>
+          </w:rPr>
+          <w:t>羅1:3</w:t>
+        </w:r>
+      </w:hyperlink>
+      <w:r>
+        <w:rPr>
+          <w:lang w:val="zh_TW" w:bidi="zh_TW"/>
+        </w:rPr>
+        <w:t>；</w:t>
+      </w:r>
+      <w:hyperlink r:id="rId140">
+        <w:r>
+          <w:rPr>
+            <w:lang w:val="zh_TW" w:bidi="zh_TW"/>
+          </w:rPr>
+          <w:rPr>
+            <w:color w:val="0000EE"/>
+            <w:u w:val="single"/>
+          </w:rPr>
+          <w:t>提後2:8</w:t>
+        </w:r>
+      </w:hyperlink>
+      <w:r>
+        <w:rPr>
+          <w:lang w:val="zh_TW" w:bidi="zh_TW"/>
+        </w:rPr>
+        <w:t>）和公開事工（</w:t>
+      </w:r>
+      <w:hyperlink r:id="rId152">
+        <w:r>
+          <w:rPr>
+            <w:lang w:val="zh_TW" w:bidi="zh_TW"/>
+          </w:rPr>
+          <w:rPr>
+            <w:color w:val="0000EE"/>
+            <w:u w:val="single"/>
+          </w:rPr>
+          <w:t>可1:1</w:t>
+        </w:r>
+      </w:hyperlink>
+      <w:r>
+        <w:rPr>
+          <w:lang w:val="zh_TW" w:bidi="zh_TW"/>
+        </w:rPr>
+        <w:t>；</w:t>
+      </w:r>
+      <w:hyperlink r:id="rId153">
+        <w:r>
+          <w:rPr>
+            <w:lang w:val="zh_TW" w:bidi="zh_TW"/>
+          </w:rPr>
+          <w:rPr>
+            <w:color w:val="0000EE"/>
+            <w:u w:val="single"/>
+          </w:rPr>
+          <w:t>徒10:36</w:t>
+        </w:r>
+      </w:hyperlink>
+      <w:r>
+        <w:rPr>
+          <w:lang w:val="zh_TW" w:bidi="zh_TW"/>
+        </w:rPr>
+        <w:t>–</w:t>
+      </w:r>
+      <w:hyperlink r:id="rId153">
+        <w:r>
+          <w:rPr>
+            <w:lang w:val="zh_TW" w:bidi="zh_TW"/>
+          </w:rPr>
+          <w:rPr>
+            <w:color w:val="0000EE"/>
+            <w:u w:val="single"/>
+          </w:rPr>
+          <w:t>38</w:t>
+        </w:r>
+      </w:hyperlink>
+      <w:r>
+        <w:rPr>
+          <w:lang w:val="zh_TW" w:bidi="zh_TW"/>
+        </w:rPr>
+        <w:t>），到他的再來（</w:t>
+      </w:r>
+      <w:hyperlink r:id="rId154">
+        <w:r>
+          <w:rPr>
+            <w:lang w:val="zh_TW" w:bidi="zh_TW"/>
+          </w:rPr>
+          <w:rPr>
+            <w:color w:val="0000EE"/>
+            <w:u w:val="single"/>
+          </w:rPr>
+          <w:t>西1:5、23</w:t>
+        </w:r>
+      </w:hyperlink>
+      <w:r>
+        <w:rPr>
+          <w:lang w:val="zh_TW" w:bidi="zh_TW"/>
+        </w:rPr>
+        <w:t>；參</w:t>
+      </w:r>
+      <w:hyperlink r:id="rId155">
+        <w:r>
+          <w:rPr>
+            <w:lang w:val="zh_TW" w:bidi="zh_TW"/>
+          </w:rPr>
+          <w:rPr>
+            <w:color w:val="0000EE"/>
+            <w:u w:val="single"/>
+          </w:rPr>
+          <w:t>3:1</w:t>
+        </w:r>
+      </w:hyperlink>
+      <w:r>
+        <w:rPr>
+          <w:lang w:val="zh_TW" w:bidi="zh_TW"/>
+        </w:rPr>
+        <w:t>–</w:t>
+      </w:r>
+      <w:hyperlink r:id="rId155">
+        <w:r>
+          <w:rPr>
+            <w:lang w:val="zh_TW" w:bidi="zh_TW"/>
+          </w:rPr>
+          <w:rPr>
+            <w:color w:val="0000EE"/>
+            <w:u w:val="single"/>
+          </w:rPr>
+          <w:t>4</w:t>
+        </w:r>
+      </w:hyperlink>
+      <w:r>
+        <w:rPr>
+          <w:lang w:val="zh_TW" w:bidi="zh_TW"/>
+        </w:rPr>
+        <w:t>；</w:t>
+      </w:r>
+      <w:hyperlink r:id="rId156">
+        <w:r>
+          <w:rPr>
+            <w:lang w:val="zh_TW" w:bidi="zh_TW"/>
+          </w:rPr>
+          <w:rPr>
+            <w:color w:val="0000EE"/>
+            <w:u w:val="single"/>
+          </w:rPr>
+          <w:t>帖前1:5</w:t>
+        </w:r>
+      </w:hyperlink>
+      <w:r>
+        <w:rPr>
+          <w:lang w:val="zh_TW" w:bidi="zh_TW"/>
+        </w:rPr>
+        <w:t>–</w:t>
+      </w:r>
+      <w:hyperlink r:id="rId156">
+        <w:r>
+          <w:rPr>
+            <w:lang w:val="zh_TW" w:bidi="zh_TW"/>
+          </w:rPr>
+          <w:rPr>
+            <w:color w:val="0000EE"/>
+            <w:u w:val="single"/>
+          </w:rPr>
+          <w:t>10</w:t>
+        </w:r>
+      </w:hyperlink>
+      <w:r>
+        <w:rPr>
+          <w:lang w:val="zh_TW" w:bidi="zh_TW"/>
+        </w:rPr>
+        <w:t>）和最後的審判（</w:t>
+      </w:r>
+      <w:hyperlink r:id="rId157">
+        <w:r>
+          <w:rPr>
+            <w:lang w:val="zh_TW" w:bidi="zh_TW"/>
+          </w:rPr>
+          <w:rPr>
+            <w:color w:val="0000EE"/>
+            <w:u w:val="single"/>
+          </w:rPr>
+          <w:t>羅2:16</w:t>
+        </w:r>
+      </w:hyperlink>
+      <w:r>
+        <w:rPr>
+          <w:lang w:val="zh_TW" w:bidi="zh_TW"/>
+        </w:rPr>
+        <w:t>）。但基督的死亡和復活對於救恩的成就至關重要，因此在福音的見證中最為突出。這些是馬可福音宣告的高潮（</w:t>
+      </w:r>
+      <w:hyperlink r:id="rId158">
+        <w:r>
+          <w:rPr>
+            <w:lang w:val="zh_TW" w:bidi="zh_TW"/>
+          </w:rPr>
+          <w:rPr>
+            <w:color w:val="0000EE"/>
+            <w:u w:val="single"/>
+          </w:rPr>
+          <w:t>15–16</w:t>
+        </w:r>
+      </w:hyperlink>
+      <w:r>
+        <w:rPr>
+          <w:lang w:val="zh_TW" w:bidi="zh_TW"/>
+        </w:rPr>
+        <w:t>章），也是其他所有事件的準備（</w:t>
+      </w:r>
+      <w:hyperlink r:id="rId159">
+        <w:r>
+          <w:rPr>
+            <w:lang w:val="zh_TW" w:bidi="zh_TW"/>
+          </w:rPr>
+          <w:rPr>
+            <w:color w:val="0000EE"/>
+            <w:u w:val="single"/>
+          </w:rPr>
+          <w:t>8:31</w:t>
+        </w:r>
+      </w:hyperlink>
+      <w:r>
+        <w:rPr>
+          <w:lang w:val="zh_TW" w:bidi="zh_TW"/>
+        </w:rPr>
+        <w:t>，</w:t>
+      </w:r>
+      <w:hyperlink r:id="rId160">
+        <w:r>
+          <w:rPr>
+            <w:lang w:val="zh_TW" w:bidi="zh_TW"/>
+          </w:rPr>
+          <w:rPr>
+            <w:color w:val="0000EE"/>
+            <w:u w:val="single"/>
+          </w:rPr>
+          <w:t>9:31</w:t>
+        </w:r>
+      </w:hyperlink>
+      <w:r>
+        <w:rPr>
+          <w:lang w:val="zh_TW" w:bidi="zh_TW"/>
+        </w:rPr>
+        <w:t>，</w:t>
+      </w:r>
+      <w:hyperlink r:id="rId161">
+        <w:r>
+          <w:rPr>
+            <w:lang w:val="zh_TW" w:bidi="zh_TW"/>
+          </w:rPr>
+          <w:rPr>
+            <w:color w:val="0000EE"/>
+            <w:u w:val="single"/>
+          </w:rPr>
+          <w:t>10:33</w:t>
+        </w:r>
+      </w:hyperlink>
+      <w:r>
+        <w:rPr>
+          <w:lang w:val="zh_TW" w:bidi="zh_TW"/>
+        </w:rPr>
+        <w:t>–</w:t>
+      </w:r>
+      <w:hyperlink r:id="rId161">
+        <w:r>
+          <w:rPr>
+            <w:lang w:val="zh_TW" w:bidi="zh_TW"/>
+          </w:rPr>
+          <w:rPr>
+            <w:color w:val="0000EE"/>
+            <w:u w:val="single"/>
+          </w:rPr>
+          <w:t>34</w:t>
+        </w:r>
+      </w:hyperlink>
+      <w:r>
+        <w:rPr>
+          <w:lang w:val="zh_TW" w:bidi="zh_TW"/>
+        </w:rPr>
+        <w:t>，</w:t>
+      </w:r>
+      <w:hyperlink r:id="rId162">
+        <w:r>
+          <w:rPr>
+            <w:lang w:val="zh_TW" w:bidi="zh_TW"/>
+          </w:rPr>
+          <w:rPr>
+            <w:color w:val="0000EE"/>
+            <w:u w:val="single"/>
+          </w:rPr>
+          <w:t>12:6</w:t>
+        </w:r>
+      </w:hyperlink>
+      <w:r>
+        <w:rPr>
+          <w:lang w:val="zh_TW" w:bidi="zh_TW"/>
+        </w:rPr>
+        <w:t>–</w:t>
+      </w:r>
+      <w:hyperlink r:id="rId162">
+        <w:r>
+          <w:rPr>
+            <w:lang w:val="zh_TW" w:bidi="zh_TW"/>
+          </w:rPr>
+          <w:rPr>
+            <w:color w:val="0000EE"/>
+            <w:u w:val="single"/>
+          </w:rPr>
+          <w:t>8</w:t>
+        </w:r>
+      </w:hyperlink>
+      <w:r>
+        <w:rPr>
+          <w:lang w:val="zh_TW" w:bidi="zh_TW"/>
+        </w:rPr>
+        <w:t>）。馬可福音特別強調耶穌的死是救贖罪人的途徑（</w:t>
+      </w:r>
+      <w:hyperlink r:id="rId84">
+        <w:r>
+          <w:rPr>
+            <w:lang w:val="zh_TW" w:bidi="zh_TW"/>
+          </w:rPr>
+          <w:rPr>
+            <w:color w:val="0000EE"/>
+            <w:u w:val="single"/>
+          </w:rPr>
+          <w:t>10:45</w:t>
+        </w:r>
+      </w:hyperlink>
+      <w:r>
+        <w:rPr>
+          <w:lang w:val="zh_TW" w:bidi="zh_TW"/>
+        </w:rPr>
+        <w:t>，</w:t>
+      </w:r>
+      <w:hyperlink r:id="rId163">
+        <w:r>
+          <w:rPr>
+            <w:lang w:val="zh_TW" w:bidi="zh_TW"/>
+          </w:rPr>
+          <w:rPr>
+            <w:color w:val="0000EE"/>
+            <w:u w:val="single"/>
+          </w:rPr>
+          <w:t>14:3</w:t>
+        </w:r>
+      </w:hyperlink>
+      <w:r>
+        <w:rPr>
+          <w:lang w:val="zh_TW" w:bidi="zh_TW"/>
+        </w:rPr>
+        <w:t>–</w:t>
+      </w:r>
+      <w:hyperlink r:id="rId163">
+        <w:r>
+          <w:rPr>
+            <w:lang w:val="zh_TW" w:bidi="zh_TW"/>
+          </w:rPr>
+          <w:rPr>
+            <w:color w:val="0000EE"/>
+            <w:u w:val="single"/>
+          </w:rPr>
+          <w:t>9、22–24</w:t>
+        </w:r>
+      </w:hyperlink>
+      <w:r>
+        <w:rPr>
+          <w:lang w:val="zh_TW" w:bidi="zh_TW"/>
+        </w:rPr>
+        <w:t>）。</w:t>
+      </w:r>
+    </w:p>
+    <w:p>
+      <w:pPr/>
+      <w:r>
+        <w:rPr>
+          <w:lang w:val="zh_TW" w:bidi="zh_TW"/>
+        </w:rPr>
+      </w:r>
+      <w:r>
+        <w:rPr>
+          <w:lang w:val="zh_TW" w:bidi="zh_TW"/>
+        </w:rPr>
+        <w:t>在保羅的福音中，耶穌的死和復活是核心（</w:t>
+      </w:r>
+      <w:hyperlink r:id="rId164">
+        <w:r>
+          <w:rPr>
+            <w:lang w:val="zh_TW" w:bidi="zh_TW"/>
+          </w:rPr>
+          <w:rPr>
+            <w:color w:val="0000EE"/>
+            <w:u w:val="single"/>
+          </w:rPr>
+          <w:t>羅4:25</w:t>
+        </w:r>
+      </w:hyperlink>
+      <w:r>
+        <w:rPr>
+          <w:lang w:val="zh_TW" w:bidi="zh_TW"/>
+        </w:rPr>
+        <w:t>；</w:t>
+      </w:r>
+      <w:hyperlink r:id="rId165">
+        <w:r>
+          <w:rPr>
+            <w:lang w:val="zh_TW" w:bidi="zh_TW"/>
+          </w:rPr>
+          <w:rPr>
+            <w:color w:val="0000EE"/>
+            <w:u w:val="single"/>
+          </w:rPr>
+          <w:t>林前15:1</w:t>
+        </w:r>
+      </w:hyperlink>
+      <w:r>
+        <w:rPr>
+          <w:lang w:val="zh_TW" w:bidi="zh_TW"/>
+        </w:rPr>
+        <w:t>–</w:t>
+      </w:r>
+      <w:hyperlink r:id="rId165">
+        <w:r>
+          <w:rPr>
+            <w:lang w:val="zh_TW" w:bidi="zh_TW"/>
+          </w:rPr>
+          <w:rPr>
+            <w:color w:val="0000EE"/>
+            <w:u w:val="single"/>
+          </w:rPr>
+          <w:t>4</w:t>
+        </w:r>
+      </w:hyperlink>
+      <w:r>
+        <w:rPr>
+          <w:lang w:val="zh_TW" w:bidi="zh_TW"/>
+        </w:rPr>
+        <w:t>），而十字架佔據了中心位置（</w:t>
+      </w:r>
+      <w:hyperlink r:id="rId166">
+        <w:r>
+          <w:rPr>
+            <w:lang w:val="zh_TW" w:bidi="zh_TW"/>
+          </w:rPr>
+          <w:rPr>
+            <w:color w:val="0000EE"/>
+            <w:u w:val="single"/>
+          </w:rPr>
+          <w:t>林前1:17–2:5</w:t>
+        </w:r>
+      </w:hyperlink>
+      <w:r>
+        <w:rPr>
+          <w:lang w:val="zh_TW" w:bidi="zh_TW"/>
+        </w:rPr>
+        <w:t>）。保羅認為，如果基督沒有從死裡復活，那麼傳講十字架就是枉然（</w:t>
+      </w:r>
+      <w:hyperlink r:id="rId167">
+        <w:r>
+          <w:rPr>
+            <w:lang w:val="zh_TW" w:bidi="zh_TW"/>
+          </w:rPr>
+          <w:rPr>
+            <w:color w:val="0000EE"/>
+            <w:u w:val="single"/>
+          </w:rPr>
+          <w:t>林前15:14、17</w:t>
+        </w:r>
+      </w:hyperlink>
+      <w:r>
+        <w:rPr>
+          <w:lang w:val="zh_TW" w:bidi="zh_TW"/>
+        </w:rPr>
+        <w:t>；參</w:t>
+      </w:r>
+      <w:hyperlink r:id="rId168">
+        <w:r>
+          <w:rPr>
+            <w:lang w:val="zh_TW" w:bidi="zh_TW"/>
+          </w:rPr>
+          <w:rPr>
+            <w:color w:val="0000EE"/>
+            <w:u w:val="single"/>
+          </w:rPr>
+          <w:t>羅6:3</w:t>
+        </w:r>
+      </w:hyperlink>
+      <w:r>
+        <w:rPr>
+          <w:lang w:val="zh_TW" w:bidi="zh_TW"/>
+        </w:rPr>
+        <w:t>–</w:t>
+      </w:r>
+      <w:hyperlink r:id="rId168">
+        <w:r>
+          <w:rPr>
+            <w:lang w:val="zh_TW" w:bidi="zh_TW"/>
+          </w:rPr>
+          <w:rPr>
+            <w:color w:val="0000EE"/>
+            <w:u w:val="single"/>
+          </w:rPr>
+          <w:t>11</w:t>
+        </w:r>
+      </w:hyperlink>
+      <w:r>
+        <w:rPr>
+          <w:lang w:val="zh_TW" w:bidi="zh_TW"/>
+        </w:rPr>
+        <w:t>）。然而，既然基督已經復活，祂的死應該特別強調，因為這是神提供贖罪的地方（</w:t>
+      </w:r>
+      <w:hyperlink r:id="rId169">
+        <w:r>
+          <w:rPr>
+            <w:lang w:val="zh_TW" w:bidi="zh_TW"/>
+          </w:rPr>
+          <w:rPr>
+            <w:color w:val="0000EE"/>
+            <w:u w:val="single"/>
+          </w:rPr>
+          <w:t>羅3:21</w:t>
+        </w:r>
+      </w:hyperlink>
+      <w:r>
+        <w:rPr>
+          <w:lang w:val="zh_TW" w:bidi="zh_TW"/>
+        </w:rPr>
+        <w:t>–</w:t>
+      </w:r>
+      <w:hyperlink r:id="rId169">
+        <w:r>
+          <w:rPr>
+            <w:lang w:val="zh_TW" w:bidi="zh_TW"/>
+          </w:rPr>
+          <w:rPr>
+            <w:color w:val="0000EE"/>
+            <w:u w:val="single"/>
+          </w:rPr>
+          <w:t>26</w:t>
+        </w:r>
+      </w:hyperlink>
+      <w:r>
+        <w:rPr>
+          <w:lang w:val="zh_TW" w:bidi="zh_TW"/>
+        </w:rPr>
+        <w:t>，</w:t>
+      </w:r>
+      <w:hyperlink r:id="rId170">
+        <w:r>
+          <w:rPr>
+            <w:lang w:val="zh_TW" w:bidi="zh_TW"/>
+          </w:rPr>
+          <w:rPr>
+            <w:color w:val="0000EE"/>
+            <w:u w:val="single"/>
+          </w:rPr>
+          <w:t>5:6</w:t>
+        </w:r>
+      </w:hyperlink>
+      <w:r>
+        <w:rPr>
+          <w:lang w:val="zh_TW" w:bidi="zh_TW"/>
+        </w:rPr>
+        <w:t>–</w:t>
+      </w:r>
+      <w:hyperlink r:id="rId170">
+        <w:r>
+          <w:rPr>
+            <w:lang w:val="zh_TW" w:bidi="zh_TW"/>
+          </w:rPr>
+          <w:rPr>
+            <w:color w:val="0000EE"/>
+            <w:u w:val="single"/>
+          </w:rPr>
+          <w:t>11</w:t>
+        </w:r>
+      </w:hyperlink>
+      <w:r>
+        <w:rPr>
+          <w:lang w:val="zh_TW" w:bidi="zh_TW"/>
+        </w:rPr>
+        <w:t>；</w:t>
+      </w:r>
+      <w:hyperlink r:id="rId171">
+        <w:r>
+          <w:rPr>
+            <w:lang w:val="zh_TW" w:bidi="zh_TW"/>
+          </w:rPr>
+          <w:rPr>
+            <w:color w:val="0000EE"/>
+            <w:u w:val="single"/>
+          </w:rPr>
+          <w:t>林後5:14</w:t>
+        </w:r>
+      </w:hyperlink>
+      <w:r>
+        <w:rPr>
+          <w:lang w:val="zh_TW" w:bidi="zh_TW"/>
+        </w:rPr>
+        <w:t>–</w:t>
+      </w:r>
+      <w:hyperlink r:id="rId171">
+        <w:r>
+          <w:rPr>
+            <w:lang w:val="zh_TW" w:bidi="zh_TW"/>
+          </w:rPr>
+          <w:rPr>
+            <w:color w:val="0000EE"/>
+            <w:u w:val="single"/>
+          </w:rPr>
+          <w:t>21</w:t>
+        </w:r>
+      </w:hyperlink>
+      <w:r>
+        <w:rPr>
+          <w:lang w:val="zh_TW" w:bidi="zh_TW"/>
+        </w:rPr>
+        <w:t>；</w:t>
+      </w:r>
+      <w:hyperlink r:id="rId172">
+        <w:r>
+          <w:rPr>
+            <w:lang w:val="zh_TW" w:bidi="zh_TW"/>
+          </w:rPr>
+          <w:rPr>
+            <w:color w:val="0000EE"/>
+            <w:u w:val="single"/>
+          </w:rPr>
+          <w:t>弗1:7</w:t>
+        </w:r>
+      </w:hyperlink>
+      <w:r>
+        <w:rPr>
+          <w:lang w:val="zh_TW" w:bidi="zh_TW"/>
+        </w:rPr>
+        <w:t>）。（贖罪是神與人類建立個人關係的和好行動。）使徒行傳中的福音宣告耶穌的死亡（</w:t>
+      </w:r>
+      <w:hyperlink r:id="rId173">
+        <w:r>
+          <w:rPr>
+            <w:lang w:val="zh_TW" w:bidi="zh_TW"/>
+          </w:rPr>
+          <w:rPr>
+            <w:color w:val="0000EE"/>
+            <w:u w:val="single"/>
+          </w:rPr>
+          <w:t>徒8:25</w:t>
+        </w:r>
+      </w:hyperlink>
+      <w:r>
+        <w:rPr>
+          <w:lang w:val="zh_TW" w:bidi="zh_TW"/>
+        </w:rPr>
+        <w:t>，</w:t>
+      </w:r>
+      <w:hyperlink r:id="rId174">
+        <w:r>
+          <w:rPr>
+            <w:lang w:val="zh_TW" w:bidi="zh_TW"/>
+          </w:rPr>
+          <w:rPr>
+            <w:color w:val="0000EE"/>
+            <w:u w:val="single"/>
+          </w:rPr>
+          <w:t>20:24、28</w:t>
+        </w:r>
+      </w:hyperlink>
+      <w:r>
+        <w:rPr>
+          <w:lang w:val="zh_TW" w:bidi="zh_TW"/>
+        </w:rPr>
+        <w:t>；參</w:t>
+      </w:r>
+      <w:hyperlink r:id="rId175">
+        <w:r>
+          <w:rPr>
+            <w:lang w:val="zh_TW" w:bidi="zh_TW"/>
+          </w:rPr>
+          <w:rPr>
+            <w:color w:val="0000EE"/>
+            <w:u w:val="single"/>
+          </w:rPr>
+          <w:t>10:36</w:t>
+        </w:r>
+      </w:hyperlink>
+      <w:r>
+        <w:rPr>
+          <w:lang w:val="zh_TW" w:bidi="zh_TW"/>
+        </w:rPr>
+        <w:t>–</w:t>
+      </w:r>
+      <w:hyperlink r:id="rId175">
+        <w:r>
+          <w:rPr>
+            <w:lang w:val="zh_TW" w:bidi="zh_TW"/>
+          </w:rPr>
+          <w:rPr>
+            <w:color w:val="0000EE"/>
+            <w:u w:val="single"/>
+          </w:rPr>
+          <w:t>43</w:t>
+        </w:r>
+      </w:hyperlink>
+      <w:r>
+        <w:rPr>
+          <w:lang w:val="zh_TW" w:bidi="zh_TW"/>
+        </w:rPr>
+        <w:t>），特別是祂的復活，這一事件使祂勝過死亡，並被高舉為主和即將來臨的審判者（</w:t>
+      </w:r>
+      <w:hyperlink r:id="rId175">
+        <w:r>
+          <w:rPr>
+            <w:lang w:val="zh_TW" w:bidi="zh_TW"/>
+          </w:rPr>
+          <w:rPr>
+            <w:color w:val="0000EE"/>
+            <w:u w:val="single"/>
+          </w:rPr>
+          <w:t>10:36–43</w:t>
+        </w:r>
+      </w:hyperlink>
+      <w:r>
+        <w:rPr>
+          <w:lang w:val="zh_TW" w:bidi="zh_TW"/>
+        </w:rPr>
+        <w:t>，</w:t>
+      </w:r>
+      <w:hyperlink r:id="rId46">
+        <w:r>
+          <w:rPr>
+            <w:lang w:val="zh_TW" w:bidi="zh_TW"/>
+          </w:rPr>
+          <w:rPr>
+            <w:color w:val="0000EE"/>
+            <w:u w:val="single"/>
+          </w:rPr>
+          <w:t>13:32</w:t>
+        </w:r>
+      </w:hyperlink>
+      <w:r>
+        <w:rPr>
+          <w:lang w:val="zh_TW" w:bidi="zh_TW"/>
+        </w:rPr>
+        <w:t>–</w:t>
+      </w:r>
+      <w:hyperlink r:id="rId46">
+        <w:r>
+          <w:rPr>
+            <w:lang w:val="zh_TW" w:bidi="zh_TW"/>
+          </w:rPr>
+          <w:rPr>
+            <w:color w:val="0000EE"/>
+            <w:u w:val="single"/>
+          </w:rPr>
+          <w:t>33</w:t>
+        </w:r>
+      </w:hyperlink>
+      <w:r>
+        <w:rPr>
+          <w:lang w:val="zh_TW" w:bidi="zh_TW"/>
+        </w:rPr>
+        <w:t>，</w:t>
+      </w:r>
+      <w:hyperlink r:id="rId176">
+        <w:r>
+          <w:rPr>
+            <w:lang w:val="zh_TW" w:bidi="zh_TW"/>
+          </w:rPr>
+          <w:rPr>
+            <w:color w:val="0000EE"/>
+            <w:u w:val="single"/>
+          </w:rPr>
+          <w:t>17:18、31</w:t>
+        </w:r>
+      </w:hyperlink>
+      <w:r>
+        <w:rPr>
+          <w:lang w:val="zh_TW" w:bidi="zh_TW"/>
+        </w:rPr>
+        <w:t>）。根據彼得前書，傳福音的人（</w:t>
+      </w:r>
+      <w:hyperlink r:id="rId177">
+        <w:r>
+          <w:rPr>
+            <w:lang w:val="zh_TW" w:bidi="zh_TW"/>
+          </w:rPr>
+          <w:rPr>
+            <w:color w:val="0000EE"/>
+            <w:u w:val="single"/>
+          </w:rPr>
+          <w:t>彼前1:12</w:t>
+        </w:r>
+      </w:hyperlink>
+      <w:r>
+        <w:rPr>
+          <w:lang w:val="zh_TW" w:bidi="zh_TW"/>
+        </w:rPr>
+        <w:t>）像舊約的先知一樣，專注於「基督受苦難，後來得榮耀」（</w:t>
+      </w:r>
+      <w:hyperlink r:id="rId178">
+        <w:r>
+          <w:rPr>
+            <w:lang w:val="zh_TW" w:bidi="zh_TW"/>
+          </w:rPr>
+          <w:rPr>
+            <w:color w:val="0000EE"/>
+            <w:u w:val="single"/>
+          </w:rPr>
+          <w:t>1:11</w:t>
+        </w:r>
+      </w:hyperlink>
+      <w:r>
+        <w:rPr>
+          <w:lang w:val="zh_TW" w:bidi="zh_TW"/>
+        </w:rPr>
+        <w:t>；參</w:t>
+      </w:r>
+      <w:hyperlink r:id="rId179">
+        <w:r>
+          <w:rPr>
+            <w:lang w:val="zh_TW" w:bidi="zh_TW"/>
+          </w:rPr>
+          <w:rPr>
+            <w:color w:val="0000EE"/>
+            <w:u w:val="single"/>
+          </w:rPr>
+          <w:t>1:18</w:t>
+        </w:r>
+      </w:hyperlink>
+      <w:r>
+        <w:rPr>
+          <w:lang w:val="zh_TW" w:bidi="zh_TW"/>
+        </w:rPr>
+        <w:t>–</w:t>
+      </w:r>
+      <w:hyperlink r:id="rId179">
+        <w:r>
+          <w:rPr>
+            <w:lang w:val="zh_TW" w:bidi="zh_TW"/>
+          </w:rPr>
+          <w:rPr>
+            <w:color w:val="0000EE"/>
+            <w:u w:val="single"/>
+          </w:rPr>
+          <w:t>19</w:t>
+        </w:r>
+      </w:hyperlink>
+      <w:r>
+        <w:rPr>
+          <w:lang w:val="zh_TW" w:bidi="zh_TW"/>
+        </w:rPr>
+        <w:t>，</w:t>
+      </w:r>
+      <w:hyperlink r:id="rId180">
+        <w:r>
+          <w:rPr>
+            <w:lang w:val="zh_TW" w:bidi="zh_TW"/>
+          </w:rPr>
+          <w:rPr>
+            <w:color w:val="0000EE"/>
+            <w:u w:val="single"/>
+          </w:rPr>
+          <w:t>2:21</w:t>
+        </w:r>
+      </w:hyperlink>
+      <w:r>
+        <w:rPr>
+          <w:lang w:val="zh_TW" w:bidi="zh_TW"/>
+        </w:rPr>
+        <w:t>–</w:t>
+      </w:r>
+      <w:hyperlink r:id="rId180">
+        <w:r>
+          <w:rPr>
+            <w:lang w:val="zh_TW" w:bidi="zh_TW"/>
+          </w:rPr>
+          <w:rPr>
+            <w:color w:val="0000EE"/>
+            <w:u w:val="single"/>
+          </w:rPr>
+          <w:t>24</w:t>
+        </w:r>
+      </w:hyperlink>
+      <w:r>
+        <w:rPr>
+          <w:lang w:val="zh_TW" w:bidi="zh_TW"/>
+        </w:rPr>
+        <w:t>，</w:t>
+      </w:r>
+      <w:hyperlink r:id="rId181">
+        <w:r>
+          <w:rPr>
+            <w:lang w:val="zh_TW" w:bidi="zh_TW"/>
+          </w:rPr>
+          <w:rPr>
+            <w:color w:val="0000EE"/>
+            <w:u w:val="single"/>
+          </w:rPr>
+          <w:t>3:18</w:t>
+        </w:r>
+      </w:hyperlink>
+      <w:r>
+        <w:rPr>
+          <w:lang w:val="zh_TW" w:bidi="zh_TW"/>
+        </w:rPr>
+        <w:t>–</w:t>
+      </w:r>
+      <w:hyperlink r:id="rId181">
+        <w:r>
+          <w:rPr>
+            <w:lang w:val="zh_TW" w:bidi="zh_TW"/>
+          </w:rPr>
+          <w:rPr>
+            <w:color w:val="0000EE"/>
+            <w:u w:val="single"/>
+          </w:rPr>
+          <w:t>22</w:t>
+        </w:r>
+      </w:hyperlink>
+      <w:r>
+        <w:rPr>
+          <w:lang w:val="zh_TW" w:bidi="zh_TW"/>
+        </w:rPr>
+        <w:t>）。</w:t>
+      </w:r>
+    </w:p>
+    <w:p>
+      <w:pPr>
+        <w:pStyle w:val="Heading4"/>
+      </w:pPr>
+      <w:r>
+        <w:rPr>
+          <w:lang w:val="zh_TW" w:bidi="zh_TW"/>
+        </w:rPr>
+        <w:t>福音作為救恩的力量</w:t>
+      </w:r>
+    </w:p>
+    <w:p>
+      <w:pPr/>
+      <w:r>
+        <w:rPr>
+          <w:lang w:val="zh_TW" w:bidi="zh_TW"/>
+        </w:rPr>
+      </w:r>
+      <w:r>
+        <w:rPr>
+          <w:lang w:val="zh_TW" w:bidi="zh_TW"/>
+        </w:rPr>
+        <w:t>福音遠不止是對過去事件的報告和教義的闡述。保羅在</w:t>
+      </w:r>
+      <w:hyperlink r:id="rId182">
+        <w:r>
+          <w:rPr>
+            <w:lang w:val="zh_TW" w:bidi="zh_TW"/>
+          </w:rPr>
+          <w:rPr>
+            <w:color w:val="0000EE"/>
+            <w:u w:val="single"/>
+          </w:rPr>
+          <w:t>哥林多前書一章17至18節</w:t>
+        </w:r>
+      </w:hyperlink>
+      <w:r>
+        <w:rPr>
+          <w:lang w:val="zh_TW" w:bidi="zh_TW"/>
+        </w:rPr>
+        <w:t>和</w:t>
+      </w:r>
+      <w:hyperlink r:id="rId146">
+        <w:r>
+          <w:rPr>
+            <w:lang w:val="zh_TW" w:bidi="zh_TW"/>
+          </w:rPr>
+          <w:rPr>
+            <w:color w:val="0000EE"/>
+            <w:u w:val="single"/>
+          </w:rPr>
+          <w:t>羅馬書一章16節</w:t>
+        </w:r>
+      </w:hyperlink>
+      <w:r>
+        <w:rPr>
+          <w:lang w:val="zh_TW" w:bidi="zh_TW"/>
+        </w:rPr>
+        <w:t>，宣告福音是「神的大能」。福音不僅僅是神大能的見證，更是神大能的</w:t>
+      </w:r>
+      <w:r>
+        <w:rPr>
+          <w:i/>
+          <w:lang w:val="zh_TW" w:bidi="zh_TW"/>
+        </w:rPr>
+        <w:t>表現</w:t>
+      </w:r>
+      <w:r>
+        <w:rPr>
+          <w:lang w:val="zh_TW" w:bidi="zh_TW"/>
+        </w:rPr>
+        <w:t>。因此，它不能被約束（</w:t>
+      </w:r>
+      <w:hyperlink r:id="rId183">
+        <w:r>
+          <w:rPr>
+            <w:lang w:val="zh_TW" w:bidi="zh_TW"/>
+          </w:rPr>
+          <w:rPr>
+            <w:color w:val="0000EE"/>
+            <w:u w:val="single"/>
+          </w:rPr>
+          <w:t>提後2:8–9</w:t>
+        </w:r>
+      </w:hyperlink>
+      <w:r>
+        <w:rPr>
+          <w:lang w:val="zh_TW" w:bidi="zh_TW"/>
+        </w:rPr>
+        <w:t>）。保羅在</w:t>
+      </w:r>
+      <w:hyperlink r:id="rId184">
+        <w:r>
+          <w:rPr>
+            <w:lang w:val="zh_TW" w:bidi="zh_TW"/>
+          </w:rPr>
+          <w:rPr>
+            <w:color w:val="0000EE"/>
+            <w:u w:val="single"/>
+          </w:rPr>
+          <w:t>帖撒羅尼迦前書一章5節</w:t>
+        </w:r>
+      </w:hyperlink>
+      <w:r>
+        <w:rPr>
+          <w:lang w:val="zh_TW" w:bidi="zh_TW"/>
+        </w:rPr>
+        <w:t>寫道：「我們的福音傳到你們那裏，不獨在乎言語，也在乎權能」。他的意思不是說福音伴隨著異能（雖然這確實發生過；參</w:t>
+      </w:r>
+      <w:hyperlink r:id="rId185">
+        <w:r>
+          <w:rPr>
+            <w:lang w:val="zh_TW" w:bidi="zh_TW"/>
+          </w:rPr>
+          <w:rPr>
+            <w:color w:val="0000EE"/>
+            <w:u w:val="single"/>
+          </w:rPr>
+          <w:t>羅15:18–19</w:t>
+        </w:r>
+      </w:hyperlink>
+      <w:r>
+        <w:rPr>
+          <w:lang w:val="zh_TW" w:bidi="zh_TW"/>
+        </w:rPr>
+        <w:t>），而是福音本身就是大能的作為。神通過祂的聖靈，使福音成為如此（</w:t>
+      </w:r>
+      <w:hyperlink r:id="rId185">
+        <w:r>
+          <w:rPr>
+            <w:lang w:val="zh_TW" w:bidi="zh_TW"/>
+          </w:rPr>
+          <w:rPr>
+            <w:color w:val="0000EE"/>
+            <w:u w:val="single"/>
+          </w:rPr>
+          <w:t>羅15:18–19</w:t>
+        </w:r>
+      </w:hyperlink>
+      <w:r>
+        <w:rPr>
+          <w:lang w:val="zh_TW" w:bidi="zh_TW"/>
+        </w:rPr>
+        <w:t>；</w:t>
+      </w:r>
+      <w:hyperlink r:id="rId186">
+        <w:r>
+          <w:rPr>
+            <w:lang w:val="zh_TW" w:bidi="zh_TW"/>
+          </w:rPr>
+          <w:rPr>
+            <w:color w:val="0000EE"/>
+            <w:u w:val="single"/>
+          </w:rPr>
+          <w:t>林前2:1–5</w:t>
+        </w:r>
+      </w:hyperlink>
+      <w:r>
+        <w:rPr>
+          <w:lang w:val="zh_TW" w:bidi="zh_TW"/>
+        </w:rPr>
+        <w:t>；</w:t>
+      </w:r>
+      <w:hyperlink r:id="rId187">
+        <w:r>
+          <w:rPr>
+            <w:lang w:val="zh_TW" w:bidi="zh_TW"/>
+          </w:rPr>
+          <w:rPr>
+            <w:color w:val="0000EE"/>
+            <w:u w:val="single"/>
+          </w:rPr>
+          <w:t>帖前1:6</w:t>
+        </w:r>
+      </w:hyperlink>
+      <w:r>
+        <w:rPr>
+          <w:lang w:val="zh_TW" w:bidi="zh_TW"/>
+        </w:rPr>
+        <w:t>）。</w:t>
+      </w:r>
+    </w:p>
+    <w:p>
+      <w:pPr/>
+      <w:r>
+        <w:rPr>
+          <w:lang w:val="zh_TW" w:bidi="zh_TW"/>
+        </w:rPr>
+      </w:r>
+      <w:r>
+        <w:rPr>
+          <w:lang w:val="zh_TW" w:bidi="zh_TW"/>
+        </w:rPr>
+        <w:t>此外，神運用祂大能的唯一目的，就是要改變人的生命，使人從罪和死亡中得自由，並使人與神和好——簡言之，就是要拯救人類。福音大有能力，實現它所宣告的救恩，並賜下它所應許的生命（例如，</w:t>
+      </w:r>
+      <w:hyperlink r:id="rId146">
+        <w:r>
+          <w:rPr>
+            <w:lang w:val="zh_TW" w:bidi="zh_TW"/>
+          </w:rPr>
+          <w:rPr>
+            <w:color w:val="0000EE"/>
+            <w:u w:val="single"/>
+          </w:rPr>
+          <w:t>羅1:16</w:t>
+        </w:r>
+      </w:hyperlink>
+      <w:r>
+        <w:rPr>
+          <w:lang w:val="zh_TW" w:bidi="zh_TW"/>
+        </w:rPr>
+        <w:t>，</w:t>
+      </w:r>
+      <w:hyperlink r:id="rId133">
+        <w:r>
+          <w:rPr>
+            <w:lang w:val="zh_TW" w:bidi="zh_TW"/>
+          </w:rPr>
+          <w:rPr>
+            <w:color w:val="0000EE"/>
+            <w:u w:val="single"/>
+          </w:rPr>
+          <w:t>10:8–17</w:t>
+        </w:r>
+      </w:hyperlink>
+      <w:r>
+        <w:rPr>
+          <w:lang w:val="zh_TW" w:bidi="zh_TW"/>
+        </w:rPr>
+        <w:t>；</w:t>
+      </w:r>
+      <w:hyperlink r:id="rId182">
+        <w:r>
+          <w:rPr>
+            <w:lang w:val="zh_TW" w:bidi="zh_TW"/>
+          </w:rPr>
+          <w:rPr>
+            <w:color w:val="0000EE"/>
+            <w:u w:val="single"/>
+          </w:rPr>
+          <w:t>林前1:17–18</w:t>
+        </w:r>
+      </w:hyperlink>
+      <w:r>
+        <w:rPr>
+          <w:lang w:val="zh_TW" w:bidi="zh_TW"/>
+        </w:rPr>
+        <w:t>，</w:t>
+      </w:r>
+      <w:hyperlink r:id="rId188">
+        <w:r>
+          <w:rPr>
+            <w:lang w:val="zh_TW" w:bidi="zh_TW"/>
+          </w:rPr>
+          <w:rPr>
+            <w:color w:val="0000EE"/>
+            <w:u w:val="single"/>
+          </w:rPr>
+          <w:t>15:1–2</w:t>
+        </w:r>
+      </w:hyperlink>
+      <w:r>
+        <w:rPr>
+          <w:lang w:val="zh_TW" w:bidi="zh_TW"/>
+        </w:rPr>
+        <w:t>；</w:t>
+      </w:r>
+      <w:hyperlink r:id="rId189">
+        <w:r>
+          <w:rPr>
+            <w:lang w:val="zh_TW" w:bidi="zh_TW"/>
+          </w:rPr>
+          <w:rPr>
+            <w:color w:val="0000EE"/>
+            <w:u w:val="single"/>
+          </w:rPr>
+          <w:t>弗1:13</w:t>
+        </w:r>
+      </w:hyperlink>
+      <w:r>
+        <w:rPr>
+          <w:lang w:val="zh_TW" w:bidi="zh_TW"/>
+        </w:rPr>
+        <w:t>；</w:t>
+      </w:r>
+      <w:hyperlink r:id="rId142">
+        <w:r>
+          <w:rPr>
+            <w:lang w:val="zh_TW" w:bidi="zh_TW"/>
+          </w:rPr>
+          <w:rPr>
+            <w:color w:val="0000EE"/>
+            <w:u w:val="single"/>
+          </w:rPr>
+          <w:t>帖後2:13–14</w:t>
+        </w:r>
+      </w:hyperlink>
+      <w:r>
+        <w:rPr>
+          <w:lang w:val="zh_TW" w:bidi="zh_TW"/>
+        </w:rPr>
+        <w:t>；</w:t>
+      </w:r>
+      <w:hyperlink r:id="rId190">
+        <w:r>
+          <w:rPr>
+            <w:lang w:val="zh_TW" w:bidi="zh_TW"/>
+          </w:rPr>
+          <w:rPr>
+            <w:color w:val="0000EE"/>
+            <w:u w:val="single"/>
+          </w:rPr>
+          <w:t>提後1:8–11</w:t>
+        </w:r>
+      </w:hyperlink>
+      <w:r>
+        <w:rPr>
+          <w:lang w:val="zh_TW" w:bidi="zh_TW"/>
+        </w:rPr>
+        <w:t>；</w:t>
+      </w:r>
+      <w:hyperlink r:id="rId191">
+        <w:r>
+          <w:rPr>
+            <w:lang w:val="zh_TW" w:bidi="zh_TW"/>
+          </w:rPr>
+          <w:rPr>
+            <w:color w:val="0000EE"/>
+            <w:u w:val="single"/>
+          </w:rPr>
+          <w:t>彼前1:23–25</w:t>
+        </w:r>
+      </w:hyperlink>
+      <w:r>
+        <w:rPr>
+          <w:lang w:val="zh_TW" w:bidi="zh_TW"/>
+        </w:rPr>
+        <w:t>）。人若要經歷救恩，就必須聽見並相信福音。正是在這個信息中，並通過這個信息，基督（特別是在祂的死和復活中）所顯現的救恩大能才能傳達予世人，並在他們的生命中產生果效。同樣，神賜下聖靈給信徒，也與福音相關，或是人們接受福音的直接結果（</w:t>
+      </w:r>
+      <w:hyperlink r:id="rId192">
+        <w:r>
+          <w:rPr>
+            <w:lang w:val="zh_TW" w:bidi="zh_TW"/>
+          </w:rPr>
+          <w:rPr>
+            <w:color w:val="0000EE"/>
+            <w:u w:val="single"/>
+          </w:rPr>
+          <w:t>徒10:36–44</w:t>
+        </w:r>
+      </w:hyperlink>
+      <w:r>
+        <w:rPr>
+          <w:lang w:val="zh_TW" w:bidi="zh_TW"/>
+        </w:rPr>
+        <w:t>，</w:t>
+      </w:r>
+      <w:hyperlink r:id="rId193">
+        <w:r>
+          <w:rPr>
+            <w:lang w:val="zh_TW" w:bidi="zh_TW"/>
+          </w:rPr>
+          <w:rPr>
+            <w:color w:val="0000EE"/>
+            <w:u w:val="single"/>
+          </w:rPr>
+          <w:t>15:7–8</w:t>
+        </w:r>
+      </w:hyperlink>
+      <w:r>
+        <w:rPr>
+          <w:lang w:val="zh_TW" w:bidi="zh_TW"/>
+        </w:rPr>
+        <w:t>；</w:t>
+      </w:r>
+      <w:hyperlink r:id="rId136">
+        <w:r>
+          <w:rPr>
+            <w:lang w:val="zh_TW" w:bidi="zh_TW"/>
+          </w:rPr>
+          <w:rPr>
+            <w:color w:val="0000EE"/>
+            <w:u w:val="single"/>
+          </w:rPr>
+          <w:t>林後11:4</w:t>
+        </w:r>
+      </w:hyperlink>
+      <w:r>
+        <w:rPr>
+          <w:lang w:val="zh_TW" w:bidi="zh_TW"/>
+        </w:rPr>
+        <w:t>；</w:t>
+      </w:r>
+      <w:hyperlink r:id="rId194">
+        <w:r>
+          <w:rPr>
+            <w:lang w:val="zh_TW" w:bidi="zh_TW"/>
+          </w:rPr>
+          <w:rPr>
+            <w:color w:val="0000EE"/>
+            <w:u w:val="single"/>
+          </w:rPr>
+          <w:t>加3:1–2</w:t>
+        </w:r>
+      </w:hyperlink>
+      <w:r>
+        <w:rPr>
+          <w:lang w:val="zh_TW" w:bidi="zh_TW"/>
+        </w:rPr>
+        <w:t>）。簡而言之，福音是罪人與神——救主相遇的決定因素。</w:t>
+      </w:r>
+    </w:p>
+    <w:p>
+      <w:pPr>
+        <w:pStyle w:val="Heading4"/>
+      </w:pPr>
+      <w:r>
+        <w:rPr>
+          <w:lang w:val="zh_TW" w:bidi="zh_TW"/>
+        </w:rPr>
+        <w:t>恩典的福音</w:t>
+      </w:r>
+    </w:p>
+    <w:p>
+      <w:pPr/>
+      <w:r>
+        <w:rPr>
+          <w:lang w:val="zh_TW" w:bidi="zh_TW"/>
+        </w:rPr>
+      </w:r>
+      <w:r>
+        <w:rPr>
+          <w:lang w:val="zh_TW" w:bidi="zh_TW"/>
+        </w:rPr>
+        <w:t>根據彼得在耶路撒冷會議的見證（</w:t>
+      </w:r>
+      <w:hyperlink r:id="rId195">
+        <w:r>
+          <w:rPr>
+            <w:lang w:val="zh_TW" w:bidi="zh_TW"/>
+          </w:rPr>
+          <w:rPr>
+            <w:color w:val="0000EE"/>
+            <w:u w:val="single"/>
+          </w:rPr>
+          <w:t>徒15:7–11</w:t>
+        </w:r>
+      </w:hyperlink>
+      <w:r>
+        <w:rPr>
+          <w:lang w:val="zh_TW" w:bidi="zh_TW"/>
+        </w:rPr>
+        <w:t>），福音的一個重要部分，就是「因主耶穌的恩」得救，對外邦人和猶太人都是如此。保羅在傳道生涯的尾聲表示，他的基本關注是「證明神恩惠的福音」（</w:t>
+      </w:r>
+      <w:hyperlink r:id="rId196">
+        <w:r>
+          <w:rPr>
+            <w:lang w:val="zh_TW" w:bidi="zh_TW"/>
+          </w:rPr>
+          <w:rPr>
+            <w:color w:val="0000EE"/>
+            <w:u w:val="single"/>
+          </w:rPr>
+          <w:t>徒20:24</w:t>
+        </w:r>
+      </w:hyperlink>
+      <w:r>
+        <w:rPr>
+          <w:lang w:val="zh_TW" w:bidi="zh_TW"/>
+        </w:rPr>
+        <w:t>）。要正確理解這一陳述，就必需將其放在保羅對神公義的概念中，尤其是羅馬書的論述。保羅在此不僅闡述神的屬性，更確切地說，他是在演繹神的行動——神的義「在今時」（</w:t>
+      </w:r>
+      <w:hyperlink r:id="rId197">
+        <w:r>
+          <w:rPr>
+            <w:lang w:val="zh_TW" w:bidi="zh_TW"/>
+          </w:rPr>
+          <w:rPr>
+            <w:color w:val="0000EE"/>
+            <w:u w:val="single"/>
+          </w:rPr>
+          <w:t>羅3:26</w:t>
+        </w:r>
+      </w:hyperlink>
+      <w:r>
+        <w:rPr>
+          <w:lang w:val="zh_TW" w:bidi="zh_TW"/>
+        </w:rPr>
+        <w:t>）顯明，在耶穌來臨所開啟的這個新時代中顯明。這種顯明有兩個方面，將這兩個方面結合，並置於以賽亞和耶穌所宣告的福音背景中（他們都對保羅有很大的影響），將有助我們理解為什麼保羅談到「神恩惠的福音」。</w:t>
+      </w:r>
+    </w:p>
+    <w:p>
+      <w:pPr/>
+      <w:r>
+        <w:rPr>
+          <w:lang w:val="zh_TW" w:bidi="zh_TW"/>
+        </w:rPr>
+      </w:r>
+      <w:r>
+        <w:rPr>
+          <w:lang w:val="zh_TW" w:bidi="zh_TW"/>
+        </w:rPr>
+        <w:t>首先，福音是對神恩典的</w:t>
+      </w:r>
+      <w:r>
+        <w:rPr>
+          <w:i/>
+          <w:lang w:val="zh_TW" w:bidi="zh_TW"/>
+        </w:rPr>
+        <w:t>見證</w:t>
+      </w:r>
+      <w:r>
+        <w:rPr>
+          <w:lang w:val="zh_TW" w:bidi="zh_TW"/>
+        </w:rPr>
+        <w:t>。藉著神將祂的兒子作為挽回祭（</w:t>
+      </w:r>
+      <w:hyperlink r:id="rId198">
+        <w:r>
+          <w:rPr>
+            <w:lang w:val="zh_TW" w:bidi="zh_TW"/>
+          </w:rPr>
+          <w:rPr>
+            <w:color w:val="0000EE"/>
+            <w:u w:val="single"/>
+          </w:rPr>
+          <w:t>羅3:25上</w:t>
+        </w:r>
+      </w:hyperlink>
+      <w:r>
+        <w:rPr>
+          <w:lang w:val="zh_TW" w:bidi="zh_TW"/>
+        </w:rPr>
+        <w:t>），顯明神的義（</w:t>
+      </w:r>
+      <w:hyperlink r:id="rId199">
+        <w:r>
+          <w:rPr>
+            <w:lang w:val="zh_TW" w:bidi="zh_TW"/>
+          </w:rPr>
+          <w:rPr>
+            <w:color w:val="0000EE"/>
+            <w:u w:val="single"/>
+          </w:rPr>
+          <w:t>25中-26</w:t>
+        </w:r>
+      </w:hyperlink>
+      <w:r>
+        <w:rPr>
+          <w:lang w:val="zh_TW" w:bidi="zh_TW"/>
+        </w:rPr>
+        <w:t>節）。也就是說，耶穌的死亡使那些「先時所犯」的罪（</w:t>
+      </w:r>
+      <w:hyperlink r:id="rId198">
+        <w:r>
+          <w:rPr>
+            <w:lang w:val="zh_TW" w:bidi="zh_TW"/>
+          </w:rPr>
+          <w:rPr>
+            <w:color w:val="0000EE"/>
+            <w:u w:val="single"/>
+          </w:rPr>
+          <w:t>25節下</w:t>
+        </w:r>
+      </w:hyperlink>
+      <w:r>
+        <w:rPr>
+          <w:lang w:val="zh_TW" w:bidi="zh_TW"/>
+        </w:rPr>
+        <w:t>）成為神的忿怒（參</w:t>
+      </w:r>
+      <w:hyperlink r:id="rId200">
+        <w:r>
+          <w:rPr>
+            <w:lang w:val="zh_TW" w:bidi="zh_TW"/>
+          </w:rPr>
+          <w:rPr>
+            <w:color w:val="0000EE"/>
+            <w:u w:val="single"/>
+          </w:rPr>
+          <w:t>1:18</w:t>
+        </w:r>
+      </w:hyperlink>
+      <w:r>
+        <w:rPr>
+          <w:lang w:val="zh_TW" w:bidi="zh_TW"/>
+        </w:rPr>
+        <w:t>）和審判的對象。然而，就在神公義且果斷處理罪的地方，神亦向罪人顯明了祂的恩典。因為對罪的審判不是落在罪人本身，而是落在受命代替他們並承擔其罪的那一位身上（</w:t>
+      </w:r>
+      <w:hyperlink r:id="rId164">
+        <w:r>
+          <w:rPr>
+            <w:lang w:val="zh_TW" w:bidi="zh_TW"/>
+          </w:rPr>
+          <w:rPr>
+            <w:color w:val="0000EE"/>
+            <w:u w:val="single"/>
+          </w:rPr>
+          <w:t>羅4:25</w:t>
+        </w:r>
+      </w:hyperlink>
+      <w:r>
+        <w:rPr>
+          <w:lang w:val="zh_TW" w:bidi="zh_TW"/>
+        </w:rPr>
+        <w:t>，</w:t>
+      </w:r>
+      <w:hyperlink r:id="rId201">
+        <w:r>
+          <w:rPr>
+            <w:lang w:val="zh_TW" w:bidi="zh_TW"/>
+          </w:rPr>
+          <w:rPr>
+            <w:color w:val="0000EE"/>
+            <w:u w:val="single"/>
+          </w:rPr>
+          <w:t>5:6、11</w:t>
+        </w:r>
+      </w:hyperlink>
+      <w:r>
+        <w:rPr>
+          <w:lang w:val="zh_TW" w:bidi="zh_TW"/>
+        </w:rPr>
+        <w:t>；參</w:t>
+      </w:r>
+      <w:hyperlink r:id="rId202">
+        <w:r>
+          <w:rPr>
+            <w:lang w:val="zh_TW" w:bidi="zh_TW"/>
+          </w:rPr>
+          <w:rPr>
+            <w:color w:val="0000EE"/>
+            <w:u w:val="single"/>
+          </w:rPr>
+          <w:t>林後5:21</w:t>
+        </w:r>
+      </w:hyperlink>
+      <w:r>
+        <w:rPr>
+          <w:lang w:val="zh_TW" w:bidi="zh_TW"/>
+        </w:rPr>
+        <w:t>；</w:t>
+      </w:r>
+      <w:hyperlink r:id="rId203">
+        <w:r>
+          <w:rPr>
+            <w:lang w:val="zh_TW" w:bidi="zh_TW"/>
+          </w:rPr>
+          <w:rPr>
+            <w:color w:val="0000EE"/>
+            <w:u w:val="single"/>
+          </w:rPr>
+          <w:t>加3:13</w:t>
+        </w:r>
+      </w:hyperlink>
+      <w:r>
+        <w:rPr>
+          <w:lang w:val="zh_TW" w:bidi="zh_TW"/>
+        </w:rPr>
+        <w:t>）。建基於此，罪人白白地稱義（</w:t>
+      </w:r>
+      <w:hyperlink r:id="rId204">
+        <w:r>
+          <w:rPr>
+            <w:lang w:val="zh_TW" w:bidi="zh_TW"/>
+          </w:rPr>
+          <w:rPr>
+            <w:color w:val="0000EE"/>
+            <w:u w:val="single"/>
+          </w:rPr>
+          <w:t>羅3:24</w:t>
+        </w:r>
+      </w:hyperlink>
+      <w:r>
+        <w:rPr>
+          <w:lang w:val="zh_TW" w:bidi="zh_TW"/>
+        </w:rPr>
+        <w:t>）。「主耶穌的恩」（</w:t>
+      </w:r>
+      <w:hyperlink r:id="rId205">
+        <w:r>
+          <w:rPr>
+            <w:lang w:val="zh_TW" w:bidi="zh_TW"/>
+          </w:rPr>
+          <w:rPr>
+            <w:color w:val="0000EE"/>
+            <w:u w:val="single"/>
+          </w:rPr>
+          <w:t>徒15:11</w:t>
+        </w:r>
+      </w:hyperlink>
+      <w:r>
+        <w:rPr>
+          <w:lang w:val="zh_TW" w:bidi="zh_TW"/>
+        </w:rPr>
+        <w:t>）對罪人顯而易見的，因為祂甘願承擔他們的罪，並承受他們過犯的後果（</w:t>
+      </w:r>
+      <w:hyperlink r:id="rId206">
+        <w:r>
+          <w:rPr>
+            <w:lang w:val="zh_TW" w:bidi="zh_TW"/>
+          </w:rPr>
+          <w:rPr>
+            <w:color w:val="0000EE"/>
+            <w:u w:val="single"/>
+          </w:rPr>
+          <w:t>加2:20</w:t>
+        </w:r>
+      </w:hyperlink>
+      <w:r>
+        <w:rPr>
+          <w:lang w:val="zh_TW" w:bidi="zh_TW"/>
+        </w:rPr>
+        <w:t>；參</w:t>
+      </w:r>
+      <w:hyperlink r:id="rId207">
+        <w:r>
+          <w:rPr>
+            <w:lang w:val="zh_TW" w:bidi="zh_TW"/>
+          </w:rPr>
+          <w:rPr>
+            <w:color w:val="0000EE"/>
+            <w:u w:val="single"/>
+          </w:rPr>
+          <w:t>林後8:9</w:t>
+        </w:r>
+      </w:hyperlink>
+      <w:r>
+        <w:rPr>
+          <w:lang w:val="zh_TW" w:bidi="zh_TW"/>
+        </w:rPr>
+        <w:t>；</w:t>
+      </w:r>
+      <w:hyperlink r:id="rId208">
+        <w:r>
+          <w:rPr>
+            <w:lang w:val="zh_TW" w:bidi="zh_TW"/>
+          </w:rPr>
+          <w:rPr>
+            <w:color w:val="0000EE"/>
+            <w:u w:val="single"/>
+          </w:rPr>
+          <w:t>腓2:6–8</w:t>
+        </w:r>
+      </w:hyperlink>
+      <w:r>
+        <w:rPr>
+          <w:lang w:val="zh_TW" w:bidi="zh_TW"/>
+        </w:rPr>
+        <w:t>）。</w:t>
+      </w:r>
+    </w:p>
+    <w:p>
+      <w:pPr/>
+      <w:r>
+        <w:rPr>
+          <w:lang w:val="zh_TW" w:bidi="zh_TW"/>
+        </w:rPr>
+      </w:r>
+      <w:r>
+        <w:rPr>
+          <w:lang w:val="zh_TW" w:bidi="zh_TW"/>
+        </w:rPr>
+        <w:t>第二，福音是神恩典的</w:t>
+      </w:r>
+      <w:r>
+        <w:rPr>
+          <w:i/>
+          <w:lang w:val="zh_TW" w:bidi="zh_TW"/>
+        </w:rPr>
+        <w:t>途徑</w:t>
+      </w:r>
+      <w:r>
+        <w:rPr>
+          <w:lang w:val="zh_TW" w:bidi="zh_TW"/>
+        </w:rPr>
+        <w:t>。保羅說：「神的義正在這福音上顯明出來」（</w:t>
+      </w:r>
+      <w:hyperlink r:id="rId209">
+        <w:r>
+          <w:rPr>
+            <w:lang w:val="zh_TW" w:bidi="zh_TW"/>
+          </w:rPr>
+          <w:rPr>
+            <w:color w:val="0000EE"/>
+            <w:u w:val="single"/>
+          </w:rPr>
+          <w:t>羅1:17</w:t>
+        </w:r>
+      </w:hyperlink>
+      <w:r>
+        <w:rPr>
+          <w:lang w:val="zh_TW" w:bidi="zh_TW"/>
+        </w:rPr>
+        <w:t>）。他的意思不是說福音談到神的義（雖然它確實如此），而是神的義在福音中積極運作。這一活動進而解釋了福音如何成為「神的大能，要救一切相信的」（</w:t>
+      </w:r>
+      <w:hyperlink r:id="rId146">
+        <w:r>
+          <w:rPr>
+            <w:lang w:val="zh_TW" w:bidi="zh_TW"/>
+          </w:rPr>
+          <w:rPr>
+            <w:color w:val="0000EE"/>
+            <w:u w:val="single"/>
+          </w:rPr>
+          <w:t>16</w:t>
+        </w:r>
+      </w:hyperlink>
+      <w:r>
+        <w:rPr>
+          <w:lang w:val="zh_TW" w:bidi="zh_TW"/>
+        </w:rPr>
+        <w:t>節）。那神如何在這一階段顯明祂的公義呢？簡而言之，就是將祂的公義作為白白的禮物賜給罪人；它仍然是神的公義，但藉著神的恩典，這是人類可以分享的公義。此外，分享神的公義，取決於人與耶穌基督的個別聯合。在保羅看來，得救的人是已經被審判者神宣告「無罪」、「稱義」的人。這一判決的基礎不是我自己有義（神稱罪人為義，</w:t>
+      </w:r>
+      <w:hyperlink r:id="rId210">
+        <w:r>
+          <w:rPr>
+            <w:lang w:val="zh_TW" w:bidi="zh_TW"/>
+          </w:rPr>
+          <w:rPr>
+            <w:color w:val="0000EE"/>
+            <w:u w:val="single"/>
+          </w:rPr>
+          <w:t>羅4:5</w:t>
+        </w:r>
+      </w:hyperlink>
+      <w:r>
+        <w:rPr>
+          <w:lang w:val="zh_TW" w:bidi="zh_TW"/>
+        </w:rPr>
+        <w:t>），神也不是把我當作義人來對待。根據保羅的說法，我被稱為義是因為我真</w:t>
+      </w:r>
+      <w:r>
+        <w:rPr>
+          <w:i/>
+          <w:lang w:val="zh_TW" w:bidi="zh_TW"/>
+        </w:rPr>
+        <w:t>是</w:t>
+      </w:r>
+      <w:r>
+        <w:rPr>
+          <w:lang w:val="zh_TW" w:bidi="zh_TW"/>
+        </w:rPr>
+        <w:t>義的——不是在我自己裡面，而是在基督裡（</w:t>
+      </w:r>
+      <w:hyperlink r:id="rId211">
+        <w:r>
+          <w:rPr>
+            <w:lang w:val="zh_TW" w:bidi="zh_TW"/>
+          </w:rPr>
+          <w:rPr>
+            <w:color w:val="0000EE"/>
+            <w:u w:val="single"/>
+          </w:rPr>
+          <w:t>林前1:30</w:t>
+        </w:r>
+      </w:hyperlink>
+      <w:r>
+        <w:rPr>
+          <w:lang w:val="zh_TW" w:bidi="zh_TW"/>
+        </w:rPr>
+        <w:t>；</w:t>
+      </w:r>
+      <w:hyperlink r:id="rId202">
+        <w:r>
+          <w:rPr>
+            <w:lang w:val="zh_TW" w:bidi="zh_TW"/>
+          </w:rPr>
+          <w:rPr>
+            <w:color w:val="0000EE"/>
+            <w:u w:val="single"/>
+          </w:rPr>
+          <w:t>林後5:21</w:t>
+        </w:r>
+      </w:hyperlink>
+      <w:r>
+        <w:rPr>
+          <w:lang w:val="zh_TW" w:bidi="zh_TW"/>
+        </w:rPr>
+        <w:t>；</w:t>
+      </w:r>
+      <w:hyperlink r:id="rId212">
+        <w:r>
+          <w:rPr>
+            <w:lang w:val="zh_TW" w:bidi="zh_TW"/>
+          </w:rPr>
+          <w:rPr>
+            <w:color w:val="0000EE"/>
+            <w:u w:val="single"/>
+          </w:rPr>
+          <w:t>腓3:9</w:t>
+        </w:r>
+      </w:hyperlink>
+      <w:r>
+        <w:rPr>
+          <w:lang w:val="zh_TW" w:bidi="zh_TW"/>
+        </w:rPr>
+        <w:t>）。這種聯合是通過福音中，神的義和白白賜下而建立的（</w:t>
+      </w:r>
+      <w:hyperlink r:id="rId213">
+        <w:r>
+          <w:rPr>
+            <w:lang w:val="zh_TW" w:bidi="zh_TW"/>
+          </w:rPr>
+          <w:rPr>
+            <w:color w:val="0000EE"/>
+            <w:u w:val="single"/>
+          </w:rPr>
+          <w:t>羅1:16</w:t>
+        </w:r>
+      </w:hyperlink>
+      <w:r>
+        <w:rPr>
+          <w:lang w:val="zh_TW" w:bidi="zh_TW"/>
+        </w:rPr>
+        <w:t>–</w:t>
+      </w:r>
+      <w:hyperlink r:id="rId213">
+        <w:r>
+          <w:rPr>
+            <w:lang w:val="zh_TW" w:bidi="zh_TW"/>
+          </w:rPr>
+          <w:rPr>
+            <w:color w:val="0000EE"/>
+            <w:u w:val="single"/>
+          </w:rPr>
+          <w:t>17</w:t>
+        </w:r>
+      </w:hyperlink>
+      <w:r>
+        <w:rPr>
+          <w:lang w:val="zh_TW" w:bidi="zh_TW"/>
+        </w:rPr>
+        <w:t>）。</w:t>
+      </w:r>
+    </w:p>
+    <w:p>
+      <w:pPr>
+        <w:pStyle w:val="Heading4"/>
+      </w:pPr>
+      <w:r>
+        <w:rPr>
+          <w:lang w:val="zh_TW" w:bidi="zh_TW"/>
+        </w:rPr>
+        <w:t>回應福音</w:t>
+      </w:r>
+    </w:p>
+    <w:p>
+      <w:pPr/>
+      <w:r>
+        <w:rPr>
+          <w:lang w:val="zh_TW" w:bidi="zh_TW"/>
+        </w:rPr>
+      </w:r>
+      <w:r>
+        <w:rPr>
+          <w:lang w:val="zh_TW" w:bidi="zh_TW"/>
+        </w:rPr>
+        <w:t>福音要求我們作出三重回應：</w:t>
+      </w:r>
+    </w:p>
+    <w:p>
+      <w:pPr>
+        <w:pStyle w:val="ListNumber"/>
+        <w:numPr>
+          <w:ilvl w:val="0"/>
+          <w:numId w:val="18"/>
+        </w:numPr>
+        <w:spacing w:line="240" w:lineRule="auto"/>
+        <w:ind w:left="720"/>
+      </w:pPr>
+      <w:r>
+        <w:rPr>
+          <w:lang w:val="zh_TW" w:bidi="zh_TW"/>
+        </w:rPr>
+      </w:r>
+      <w:r>
+        <w:rPr>
+          <w:i/>
+          <w:lang w:val="zh_TW" w:bidi="zh_TW"/>
+        </w:rPr>
+        <w:t>信靠。</w:t>
+      </w:r>
+      <w:r>
+        <w:rPr>
+          <w:lang w:val="zh_TW" w:bidi="zh_TW"/>
+        </w:rPr>
+        <w:t xml:space="preserve"> 保羅說，福音是「神的大能，要救一切相信的」（</w:t>
+      </w:r>
+      <w:hyperlink r:id="rId146">
+        <w:r>
+          <w:rPr>
+            <w:lang w:val="zh_TW" w:bidi="zh_TW"/>
+          </w:rPr>
+          <w:rPr>
+            <w:color w:val="0000EE"/>
+            <w:u w:val="single"/>
+          </w:rPr>
+          <w:t>羅1:16</w:t>
+        </w:r>
+      </w:hyperlink>
+      <w:r>
+        <w:rPr>
+          <w:lang w:val="zh_TW" w:bidi="zh_TW"/>
+        </w:rPr>
+        <w:t>）。對保羅來說，信心是完全放棄靠「遵行律法」稱義（</w:t>
+      </w:r>
+      <w:hyperlink r:id="rId214">
+        <w:r>
+          <w:rPr>
+            <w:lang w:val="zh_TW" w:bidi="zh_TW"/>
+          </w:rPr>
+          <w:rPr>
+            <w:color w:val="0000EE"/>
+            <w:u w:val="single"/>
+          </w:rPr>
+          <w:t>3:28</w:t>
+        </w:r>
+      </w:hyperlink>
+      <w:r>
+        <w:rPr>
+          <w:lang w:val="zh_TW" w:bidi="zh_TW"/>
+        </w:rPr>
+        <w:t>），完全依靠神在基督工作中所顯明的恩典，特別是祂的死亡（</w:t>
+      </w:r>
+      <w:hyperlink r:id="rId198">
+        <w:r>
+          <w:rPr>
+            <w:lang w:val="zh_TW" w:bidi="zh_TW"/>
+          </w:rPr>
+          <w:rPr>
+            <w:color w:val="0000EE"/>
+            <w:u w:val="single"/>
+          </w:rPr>
+          <w:t>25</w:t>
+        </w:r>
+      </w:hyperlink>
+      <w:r>
+        <w:rPr>
+          <w:lang w:val="zh_TW" w:bidi="zh_TW"/>
+        </w:rPr>
+        <w:t>節）。因此，</w:t>
+      </w:r>
+      <w:hyperlink r:id="rId215">
+        <w:r>
+          <w:rPr>
+            <w:lang w:val="zh_TW" w:bidi="zh_TW"/>
+          </w:rPr>
+          <w:rPr>
+            <w:color w:val="0000EE"/>
+            <w:u w:val="single"/>
+          </w:rPr>
+          <w:t>加拉太書一章6節</w:t>
+        </w:r>
+      </w:hyperlink>
+      <w:r>
+        <w:rPr>
+          <w:lang w:val="zh_TW" w:bidi="zh_TW"/>
+        </w:rPr>
+        <w:t>和</w:t>
+      </w:r>
+      <w:hyperlink r:id="rId136">
+        <w:r>
+          <w:rPr>
+            <w:lang w:val="zh_TW" w:bidi="zh_TW"/>
+          </w:rPr>
+          <w:rPr>
+            <w:color w:val="0000EE"/>
+            <w:u w:val="single"/>
+          </w:rPr>
+          <w:t>哥林多後書十一章4節</w:t>
+        </w:r>
+      </w:hyperlink>
+      <w:r>
+        <w:rPr>
+          <w:lang w:val="zh_TW" w:bidi="zh_TW"/>
+        </w:rPr>
+        <w:t>的「另得一個福音」是虛假的，因為它宣講的是靠個人行為，而不是（或與）基督的工作來得救（參</w:t>
+      </w:r>
+      <w:hyperlink r:id="rId216">
+        <w:r>
+          <w:rPr>
+            <w:lang w:val="zh_TW" w:bidi="zh_TW"/>
+          </w:rPr>
+          <w:rPr>
+            <w:color w:val="0000EE"/>
+            <w:u w:val="single"/>
+          </w:rPr>
+          <w:t>加2:16</w:t>
+        </w:r>
+      </w:hyperlink>
+      <w:r>
+        <w:rPr>
+          <w:lang w:val="zh_TW" w:bidi="zh_TW"/>
+        </w:rPr>
+        <w:t>）。最終，信心是依靠神（</w:t>
+      </w:r>
+      <w:hyperlink r:id="rId217">
+        <w:r>
+          <w:rPr>
+            <w:lang w:val="zh_TW" w:bidi="zh_TW"/>
+          </w:rPr>
+          <w:rPr>
+            <w:color w:val="0000EE"/>
+            <w:u w:val="single"/>
+          </w:rPr>
+          <w:t>羅4:24</w:t>
+        </w:r>
+      </w:hyperlink>
+      <w:r>
+        <w:rPr>
+          <w:lang w:val="zh_TW" w:bidi="zh_TW"/>
+        </w:rPr>
+        <w:t>；</w:t>
+      </w:r>
+      <w:hyperlink r:id="rId218">
+        <w:r>
+          <w:rPr>
+            <w:lang w:val="zh_TW" w:bidi="zh_TW"/>
+          </w:rPr>
+          <w:rPr>
+            <w:color w:val="0000EE"/>
+            <w:u w:val="single"/>
+          </w:rPr>
+          <w:t>帖前1:8–9</w:t>
+        </w:r>
+      </w:hyperlink>
+      <w:r>
+        <w:rPr>
+          <w:lang w:val="zh_TW" w:bidi="zh_TW"/>
+        </w:rPr>
+        <w:t>）和基督（</w:t>
+      </w:r>
+      <w:hyperlink r:id="rId219">
+        <w:r>
+          <w:rPr>
+            <w:lang w:val="zh_TW" w:bidi="zh_TW"/>
+          </w:rPr>
+          <w:rPr>
+            <w:color w:val="0000EE"/>
+            <w:u w:val="single"/>
+          </w:rPr>
+          <w:t>羅3:22、26</w:t>
+        </w:r>
+      </w:hyperlink>
+      <w:r>
+        <w:rPr>
+          <w:lang w:val="zh_TW" w:bidi="zh_TW"/>
+        </w:rPr>
+        <w:t>；</w:t>
+      </w:r>
+      <w:hyperlink r:id="rId220">
+        <w:r>
+          <w:rPr>
+            <w:lang w:val="zh_TW" w:bidi="zh_TW"/>
+          </w:rPr>
+          <w:rPr>
+            <w:color w:val="0000EE"/>
+            <w:u w:val="single"/>
+          </w:rPr>
+          <w:t>加2:16、20</w:t>
+        </w:r>
+      </w:hyperlink>
+      <w:r>
+        <w:rPr>
+          <w:lang w:val="zh_TW" w:bidi="zh_TW"/>
+        </w:rPr>
+        <w:t>）。然而，人也必須相信福音（</w:t>
+      </w:r>
+      <w:hyperlink r:id="rId221">
+        <w:r>
+          <w:rPr>
+            <w:lang w:val="zh_TW" w:bidi="zh_TW"/>
+          </w:rPr>
+          <w:rPr>
+            <w:color w:val="0000EE"/>
+            <w:u w:val="single"/>
+          </w:rPr>
+          <w:t>徒8:12，</w:t>
+        </w:r>
+      </w:hyperlink>
+      <w:hyperlink r:id="rId149">
+        <w:r>
+          <w:rPr>
+            <w:lang w:val="zh_TW" w:bidi="zh_TW"/>
+          </w:rPr>
+          <w:rPr>
+            <w:color w:val="0000EE"/>
+            <w:u w:val="single"/>
+          </w:rPr>
+          <w:t>11:20–21</w:t>
+        </w:r>
+      </w:hyperlink>
+      <w:r>
+        <w:rPr>
+          <w:lang w:val="zh_TW" w:bidi="zh_TW"/>
+        </w:rPr>
+        <w:t>，</w:t>
+      </w:r>
+      <w:hyperlink r:id="rId222">
+        <w:r>
+          <w:rPr>
+            <w:lang w:val="zh_TW" w:bidi="zh_TW"/>
+          </w:rPr>
+          <w:rPr>
+            <w:color w:val="0000EE"/>
+            <w:u w:val="single"/>
+          </w:rPr>
+          <w:t>15:7</w:t>
+        </w:r>
+      </w:hyperlink>
+      <w:r>
+        <w:rPr>
+          <w:lang w:val="zh_TW" w:bidi="zh_TW"/>
+        </w:rPr>
+        <w:t>；</w:t>
+      </w:r>
+      <w:hyperlink r:id="rId146">
+        <w:r>
+          <w:rPr>
+            <w:lang w:val="zh_TW" w:bidi="zh_TW"/>
+          </w:rPr>
+          <w:rPr>
+            <w:color w:val="0000EE"/>
+            <w:u w:val="single"/>
+          </w:rPr>
+          <w:t>羅1:16，</w:t>
+        </w:r>
+      </w:hyperlink>
+      <w:hyperlink r:id="rId133">
+        <w:r>
+          <w:rPr>
+            <w:lang w:val="zh_TW" w:bidi="zh_TW"/>
+          </w:rPr>
+          <w:rPr>
+            <w:color w:val="0000EE"/>
+            <w:u w:val="single"/>
+          </w:rPr>
+          <w:t>10:8–17</w:t>
+        </w:r>
+      </w:hyperlink>
+      <w:r>
+        <w:rPr>
+          <w:lang w:val="zh_TW" w:bidi="zh_TW"/>
+        </w:rPr>
+        <w:t>；</w:t>
+      </w:r>
+      <w:hyperlink r:id="rId223">
+        <w:r>
+          <w:rPr>
+            <w:lang w:val="zh_TW" w:bidi="zh_TW"/>
+          </w:rPr>
+          <w:rPr>
+            <w:color w:val="0000EE"/>
+            <w:u w:val="single"/>
+          </w:rPr>
+          <w:t>林前1:17–24</w:t>
+        </w:r>
+      </w:hyperlink>
+      <w:r>
+        <w:rPr>
+          <w:lang w:val="zh_TW" w:bidi="zh_TW"/>
+        </w:rPr>
+        <w:t>；</w:t>
+      </w:r>
+      <w:hyperlink r:id="rId224">
+        <w:r>
+          <w:rPr>
+            <w:lang w:val="zh_TW" w:bidi="zh_TW"/>
+          </w:rPr>
+          <w:rPr>
+            <w:color w:val="0000EE"/>
+            <w:u w:val="single"/>
+          </w:rPr>
+          <w:t>腓1:27</w:t>
+        </w:r>
+      </w:hyperlink>
+      <w:r>
+        <w:rPr>
+          <w:lang w:val="zh_TW" w:bidi="zh_TW"/>
+        </w:rPr>
+        <w:t>；</w:t>
+      </w:r>
+      <w:hyperlink r:id="rId225">
+        <w:r>
+          <w:rPr>
+            <w:lang w:val="zh_TW" w:bidi="zh_TW"/>
+          </w:rPr>
+          <w:rPr>
+            <w:color w:val="0000EE"/>
+            <w:u w:val="single"/>
+          </w:rPr>
+          <w:t>來4:2</w:t>
+        </w:r>
+      </w:hyperlink>
+      <w:r>
+        <w:rPr>
+          <w:lang w:val="zh_TW" w:bidi="zh_TW"/>
+        </w:rPr>
+        <w:t>），因為神的救恩就是通過這個方法來宣揚和傳遞的。此外，相信福音意味著悔改（</w:t>
+      </w:r>
+      <w:hyperlink r:id="rId226">
+        <w:r>
+          <w:rPr>
+            <w:lang w:val="zh_TW" w:bidi="zh_TW"/>
+          </w:rPr>
+          <w:rPr>
+            <w:color w:val="0000EE"/>
+            <w:u w:val="single"/>
+          </w:rPr>
+          <w:t>徒14:15</w:t>
+        </w:r>
+      </w:hyperlink>
+      <w:r>
+        <w:rPr>
+          <w:lang w:val="zh_TW" w:bidi="zh_TW"/>
+        </w:rPr>
+        <w:t>，</w:t>
+      </w:r>
+      <w:hyperlink r:id="rId227">
+        <w:r>
+          <w:rPr>
+            <w:lang w:val="zh_TW" w:bidi="zh_TW"/>
+          </w:rPr>
+          <w:rPr>
+            <w:color w:val="0000EE"/>
+            <w:u w:val="single"/>
+          </w:rPr>
+          <w:t>20:21、24</w:t>
+        </w:r>
+      </w:hyperlink>
+      <w:r>
+        <w:rPr>
+          <w:lang w:val="zh_TW" w:bidi="zh_TW"/>
+        </w:rPr>
+        <w:t>；</w:t>
+      </w:r>
+      <w:hyperlink r:id="rId156">
+        <w:r>
+          <w:rPr>
+            <w:lang w:val="zh_TW" w:bidi="zh_TW"/>
+          </w:rPr>
+          <w:rPr>
+            <w:color w:val="0000EE"/>
+            <w:u w:val="single"/>
+          </w:rPr>
+          <w:t>帖前1:5–10</w:t>
+        </w:r>
+      </w:hyperlink>
+      <w:r>
+        <w:rPr>
+          <w:lang w:val="zh_TW" w:bidi="zh_TW"/>
+        </w:rPr>
+        <w:t>）和順服（</w:t>
+      </w:r>
+      <w:hyperlink r:id="rId228">
+        <w:r>
+          <w:rPr>
+            <w:lang w:val="zh_TW" w:bidi="zh_TW"/>
+          </w:rPr>
+          <w:rPr>
+            <w:color w:val="0000EE"/>
+            <w:u w:val="single"/>
+          </w:rPr>
+          <w:t>羅1:5</w:t>
+        </w:r>
+      </w:hyperlink>
+      <w:r>
+        <w:rPr>
+          <w:lang w:val="zh_TW" w:bidi="zh_TW"/>
+        </w:rPr>
+        <w:t>，</w:t>
+      </w:r>
+      <w:hyperlink r:id="rId122">
+        <w:r>
+          <w:rPr>
+            <w:lang w:val="zh_TW" w:bidi="zh_TW"/>
+          </w:rPr>
+          <w:rPr>
+            <w:color w:val="0000EE"/>
+            <w:u w:val="single"/>
+          </w:rPr>
+          <w:t>15:16–18</w:t>
+        </w:r>
+      </w:hyperlink>
+      <w:r>
+        <w:rPr>
+          <w:lang w:val="zh_TW" w:bidi="zh_TW"/>
+        </w:rPr>
+        <w:t>；</w:t>
+      </w:r>
+      <w:hyperlink r:id="rId229">
+        <w:r>
+          <w:rPr>
+            <w:lang w:val="zh_TW" w:bidi="zh_TW"/>
+          </w:rPr>
+          <w:rPr>
+            <w:color w:val="0000EE"/>
+            <w:u w:val="single"/>
+          </w:rPr>
+          <w:t>來4:6</w:t>
+        </w:r>
+      </w:hyperlink>
+      <w:r>
+        <w:rPr>
+          <w:lang w:val="zh_TW" w:bidi="zh_TW"/>
+        </w:rPr>
+        <w:t>）。那些拒絕順服福音的人，是在危及自己的生命（</w:t>
+      </w:r>
+      <w:hyperlink r:id="rId230">
+        <w:r>
+          <w:rPr>
+            <w:lang w:val="zh_TW" w:bidi="zh_TW"/>
+          </w:rPr>
+          <w:rPr>
+            <w:color w:val="0000EE"/>
+            <w:u w:val="single"/>
+          </w:rPr>
+          <w:t>帖後1:5–10</w:t>
+        </w:r>
+      </w:hyperlink>
+      <w:r>
+        <w:rPr>
+          <w:lang w:val="zh_TW" w:bidi="zh_TW"/>
+        </w:rPr>
+        <w:t>；</w:t>
+      </w:r>
+      <w:hyperlink r:id="rId231">
+        <w:r>
+          <w:rPr>
+            <w:lang w:val="zh_TW" w:bidi="zh_TW"/>
+          </w:rPr>
+          <w:rPr>
+            <w:color w:val="0000EE"/>
+            <w:u w:val="single"/>
+          </w:rPr>
+          <w:t>彼前4:17</w:t>
+        </w:r>
+      </w:hyperlink>
+      <w:r>
+        <w:rPr>
+          <w:lang w:val="zh_TW" w:bidi="zh_TW"/>
+        </w:rPr>
+        <w:t>）。</w:t>
+      </w:r>
+    </w:p>
+    <w:p>
+      <w:pPr>
+        <w:pStyle w:val="ListNumber"/>
+        <w:spacing w:line="240" w:lineRule="auto"/>
+        <w:ind w:left="720"/>
+      </w:pPr>
+      <w:r>
+        <w:rPr>
+          <w:lang w:val="zh_TW" w:bidi="zh_TW"/>
+        </w:rPr>
+      </w:r>
+      <w:r>
+        <w:rPr>
+          <w:i/>
+          <w:lang w:val="zh_TW" w:bidi="zh_TW"/>
+        </w:rPr>
+        <w:t>成長。</w:t>
+      </w:r>
+      <w:r>
+        <w:rPr>
+          <w:lang w:val="zh_TW" w:bidi="zh_TW"/>
+        </w:rPr>
+        <w:t xml:space="preserve"> 福音不僅僅是一個要接受的信息，也是一個可以站立的地方（</w:t>
+      </w:r>
+      <w:hyperlink r:id="rId188">
+        <w:r>
+          <w:rPr>
+            <w:lang w:val="zh_TW" w:bidi="zh_TW"/>
+          </w:rPr>
+          <w:rPr>
+            <w:color w:val="0000EE"/>
+            <w:u w:val="single"/>
+          </w:rPr>
+          <w:t>林前15:1–2</w:t>
+        </w:r>
+      </w:hyperlink>
+      <w:r>
+        <w:rPr>
+          <w:lang w:val="zh_TW" w:bidi="zh_TW"/>
+        </w:rPr>
+        <w:t>）；它既是生命的維持者，也是生命的賜予者。基督徒的成長，不是離開福音去追求其他事物（離開福音就是背棄神和基督，</w:t>
+      </w:r>
+      <w:hyperlink r:id="rId215">
+        <w:r>
+          <w:rPr>
+            <w:lang w:val="zh_TW" w:bidi="zh_TW"/>
+          </w:rPr>
+          <w:rPr>
+            <w:color w:val="0000EE"/>
+            <w:u w:val="single"/>
+          </w:rPr>
+          <w:t>加1:6</w:t>
+        </w:r>
+      </w:hyperlink>
+      <w:r>
+        <w:rPr>
+          <w:lang w:val="zh_TW" w:bidi="zh_TW"/>
+        </w:rPr>
+        <w:t>），而是更深入進入福音。在</w:t>
+      </w:r>
+      <w:hyperlink r:id="rId232">
+        <w:r>
+          <w:rPr>
+            <w:lang w:val="zh_TW" w:bidi="zh_TW"/>
+          </w:rPr>
+          <w:rPr>
+            <w:color w:val="0000EE"/>
+            <w:u w:val="single"/>
+          </w:rPr>
+          <w:t>羅馬書一章15節</w:t>
+        </w:r>
+      </w:hyperlink>
+      <w:r>
+        <w:rPr>
+          <w:lang w:val="zh_TW" w:bidi="zh_TW"/>
+        </w:rPr>
+        <w:t>中，保羅表達了他向羅馬基督徒傳福音的渴望。在接下來的幾章中，保羅預料他將會到訪羅馬，並為此作準備，提出了他對福音最深刻的闡述之一——福音的真理永遠無法窮盡，福音的大能永遠不會枯竭。</w:t>
+      </w:r>
+    </w:p>
+    <w:p>
+      <w:pPr>
+        <w:pStyle w:val="ListNumber"/>
+        <w:spacing w:line="240" w:lineRule="auto"/>
+        <w:ind w:left="720"/>
+      </w:pPr>
+      <w:r>
+        <w:rPr>
+          <w:lang w:val="zh_TW" w:bidi="zh_TW"/>
+        </w:rPr>
+      </w:r>
+      <w:r>
+        <w:rPr>
+          <w:i/>
+          <w:lang w:val="zh_TW" w:bidi="zh_TW"/>
+        </w:rPr>
+        <w:t>盼望。</w:t>
+      </w:r>
+      <w:r>
+        <w:rPr>
+          <w:lang w:val="zh_TW" w:bidi="zh_TW"/>
+        </w:rPr>
+        <w:t>「福音的盼望」（</w:t>
+      </w:r>
+      <w:hyperlink r:id="rId233">
+        <w:r>
+          <w:rPr>
+            <w:lang w:val="zh_TW" w:bidi="zh_TW"/>
+          </w:rPr>
+          <w:rPr>
+            <w:color w:val="0000EE"/>
+            <w:u w:val="single"/>
+          </w:rPr>
+          <w:t>西1:23</w:t>
+        </w:r>
+      </w:hyperlink>
+      <w:r>
+        <w:rPr>
+          <w:lang w:val="zh_TW" w:bidi="zh_TW"/>
+        </w:rPr>
+        <w:t>）不僅包括基督的再來和天上的榮耀（</w:t>
+      </w:r>
+      <w:hyperlink r:id="rId234">
+        <w:r>
+          <w:rPr>
+            <w:lang w:val="zh_TW" w:bidi="zh_TW"/>
+          </w:rPr>
+          <w:rPr>
+            <w:color w:val="0000EE"/>
+            <w:u w:val="single"/>
+          </w:rPr>
+          <w:t>西1:5，</w:t>
+        </w:r>
+      </w:hyperlink>
+      <w:hyperlink r:id="rId155">
+        <w:r>
+          <w:rPr>
+            <w:lang w:val="zh_TW" w:bidi="zh_TW"/>
+          </w:rPr>
+          <w:rPr>
+            <w:color w:val="0000EE"/>
+            <w:u w:val="single"/>
+          </w:rPr>
+          <w:t>3:1–4</w:t>
+        </w:r>
+      </w:hyperlink>
+      <w:r>
+        <w:rPr>
+          <w:lang w:val="zh_TW" w:bidi="zh_TW"/>
+        </w:rPr>
+        <w:t>；</w:t>
+      </w:r>
+      <w:hyperlink r:id="rId235">
+        <w:r>
+          <w:rPr>
+            <w:lang w:val="zh_TW" w:bidi="zh_TW"/>
+          </w:rPr>
+          <w:rPr>
+            <w:color w:val="0000EE"/>
+            <w:u w:val="single"/>
+          </w:rPr>
+          <w:t>帖後2:14–16</w:t>
+        </w:r>
+      </w:hyperlink>
+      <w:r>
+        <w:rPr>
+          <w:lang w:val="zh_TW" w:bidi="zh_TW"/>
+        </w:rPr>
+        <w:t>），還包括最後的審判。對於那些接受福音的人來說，最後的審判並不可怕，因為審判者（基督）正是將他們從將來的忿怒中拯救出來的那位（</w:t>
+      </w:r>
+      <w:hyperlink r:id="rId236">
+        <w:r>
+          <w:rPr>
+            <w:lang w:val="zh_TW" w:bidi="zh_TW"/>
+          </w:rPr>
+          <w:rPr>
+            <w:color w:val="0000EE"/>
+            <w:u w:val="single"/>
+          </w:rPr>
+          <w:t>帖前1:10</w:t>
+        </w:r>
+      </w:hyperlink>
+      <w:r>
+        <w:rPr>
+          <w:lang w:val="zh_TW" w:bidi="zh_TW"/>
+        </w:rPr>
+        <w:t>）。那些與祂聯合的人，現在或末日都不必懼怕定罪（</w:t>
+      </w:r>
+      <w:hyperlink r:id="rId237">
+        <w:r>
+          <w:rPr>
+            <w:lang w:val="zh_TW" w:bidi="zh_TW"/>
+          </w:rPr>
+          <w:rPr>
+            <w:color w:val="0000EE"/>
+            <w:u w:val="single"/>
+          </w:rPr>
+          <w:t>羅8:1</w:t>
+        </w:r>
+      </w:hyperlink>
+      <w:r>
+        <w:rPr>
+          <w:lang w:val="zh_TW" w:bidi="zh_TW"/>
+        </w:rPr>
+        <w:t>）。相反，最後的審判標誌著，神為他們帶來最終所盼望的義（</w:t>
+      </w:r>
+      <w:hyperlink r:id="rId238">
+        <w:r>
+          <w:rPr>
+            <w:lang w:val="zh_TW" w:bidi="zh_TW"/>
+          </w:rPr>
+          <w:rPr>
+            <w:color w:val="0000EE"/>
+            <w:u w:val="single"/>
+          </w:rPr>
+          <w:t>林前4:5</w:t>
+        </w:r>
+      </w:hyperlink>
+      <w:r>
+        <w:rPr>
+          <w:lang w:val="zh_TW" w:bidi="zh_TW"/>
+        </w:rPr>
+        <w:t>；</w:t>
+      </w:r>
+      <w:hyperlink r:id="rId239">
+        <w:r>
+          <w:rPr>
+            <w:lang w:val="zh_TW" w:bidi="zh_TW"/>
+          </w:rPr>
+          <w:rPr>
+            <w:color w:val="0000EE"/>
+            <w:u w:val="single"/>
+          </w:rPr>
+          <w:t>加5:5</w:t>
+        </w:r>
+      </w:hyperlink>
+      <w:r>
+        <w:rPr>
+          <w:lang w:val="zh_TW" w:bidi="zh_TW"/>
+        </w:rPr>
+        <w:t>）。因此，最後的審判這個主題，不僅僅是好消息的結果，而是好消息的一個重要部分（</w:t>
+      </w:r>
+      <w:hyperlink r:id="rId157">
+        <w:r>
+          <w:rPr>
+            <w:lang w:val="zh_TW" w:bidi="zh_TW"/>
+          </w:rPr>
+          <w:rPr>
+            <w:color w:val="0000EE"/>
+            <w:u w:val="single"/>
+          </w:rPr>
+          <w:t>羅2:16</w:t>
+        </w:r>
+      </w:hyperlink>
+      <w:r>
+        <w:rPr>
+          <w:lang w:val="zh_TW" w:bidi="zh_TW"/>
+        </w:rPr>
+        <w:t>）。那些在接受福音後去世的人（</w:t>
+      </w:r>
+      <w:hyperlink r:id="rId240">
+        <w:r>
+          <w:rPr>
+            <w:lang w:val="zh_TW" w:bidi="zh_TW"/>
+          </w:rPr>
+          <w:rPr>
+            <w:color w:val="0000EE"/>
+            <w:u w:val="single"/>
+          </w:rPr>
+          <w:t>彼前4:6</w:t>
+        </w:r>
+      </w:hyperlink>
+      <w:r>
+        <w:rPr>
+          <w:lang w:val="zh_TW" w:bidi="zh_TW"/>
+        </w:rPr>
+        <w:t>）看似遭受與所有人相同的命運，甚至可能像那些不義之人一樣遭到定罪。然而，事實上，他們對福音的回應，保證他們會得到將臨之主的肯定（</w:t>
+      </w:r>
+      <w:hyperlink r:id="rId241">
+        <w:r>
+          <w:rPr>
+            <w:lang w:val="zh_TW" w:bidi="zh_TW"/>
+          </w:rPr>
+          <w:rPr>
+            <w:color w:val="0000EE"/>
+            <w:u w:val="single"/>
+          </w:rPr>
+          <w:t>4:5–6</w:t>
+        </w:r>
+      </w:hyperlink>
+      <w:r>
+        <w:rPr>
+          <w:lang w:val="zh_TW" w:bidi="zh_TW"/>
+        </w:rPr>
+        <w:t>，</w:t>
+      </w:r>
+      <w:hyperlink r:id="rId242">
+        <w:r>
+          <w:rPr>
+            <w:lang w:val="zh_TW" w:bidi="zh_TW"/>
+          </w:rPr>
+          <w:rPr>
+            <w:color w:val="0000EE"/>
+            <w:u w:val="single"/>
+          </w:rPr>
+          <w:t>5:4</w:t>
+        </w:r>
+      </w:hyperlink>
+      <w:r>
+        <w:rPr>
+          <w:lang w:val="zh_TW" w:bidi="zh_TW"/>
+        </w:rPr>
+        <w:t>），並且將分享那不朽壞的天上基業（</w:t>
+      </w:r>
+      <w:hyperlink r:id="rId243">
+        <w:r>
+          <w:rPr>
+            <w:lang w:val="zh_TW" w:bidi="zh_TW"/>
+          </w:rPr>
+          <w:rPr>
+            <w:color w:val="0000EE"/>
+            <w:u w:val="single"/>
+          </w:rPr>
+          <w:t>1:4</w:t>
+        </w:r>
+      </w:hyperlink>
+      <w:r>
+        <w:rPr>
+          <w:lang w:val="zh_TW" w:bidi="zh_TW"/>
+        </w:rPr>
+        <w:t>）。</w:t>
+      </w:r>
+      <w:r>
+        <w:rPr>
+          <w:lang w:val="zh_TW" w:bidi="zh_TW"/>
+        </w:rPr>
+      </w:r>
+      <w:r>
+        <w:rPr>
+          <w:lang w:val="zh_TW" w:bidi="zh_TW"/>
+        </w:rPr>
+      </w:r>
+    </w:p>
+    <w:p>
+      <w:pPr/>
+      <w:r>
+        <w:rPr>
+          <w:lang w:val="zh_TW" w:bidi="zh_TW"/>
+        </w:rPr>
+      </w:r>
+    </w:p>
+    <w:p>
+      <w:pPr>
+        <w:pStyle w:val="Heading2"/>
+      </w:pPr>
+      <w:r>
+        <w:rPr>
+          <w:lang w:val="zh_TW" w:bidi="zh_TW"/>
+        </w:rPr>
+        <w:t>復活</w:t>
+      </w:r>
+      <w:r>
+        <w:rPr>
+          <w:lang w:val="zh_TW" w:bidi="zh_TW"/>
+        </w:rPr>
+      </w:r>
+    </w:p>
+    <w:p>
+      <w:pPr/>
+      <w:r>
+        <w:rPr>
+          <w:lang w:val="zh_TW" w:bidi="zh_TW"/>
+        </w:rPr>
+      </w:r>
+      <w:r>
+        <w:rPr>
+          <w:lang w:val="zh_TW" w:bidi="zh_TW"/>
+        </w:rPr>
+        <w:t>從死裡復活，用於聖經三種不同的上下文中：（1）指死百奇蹟般重獲地上的生命，例如以利亞使男孩子復活（</w:t>
+      </w:r>
+      <w:hyperlink r:id="rId244">
+        <w:r>
+          <w:rPr>
+            <w:lang w:val="zh_TW" w:bidi="zh_TW"/>
+          </w:rPr>
+          <w:rPr>
+            <w:color w:val="0000EE"/>
+            <w:u w:val="single"/>
+          </w:rPr>
+          <w:t>王上17:8–24</w:t>
+        </w:r>
+      </w:hyperlink>
+      <w:r>
+        <w:rPr>
+          <w:lang w:val="zh_TW" w:bidi="zh_TW"/>
+        </w:rPr>
+        <w:t>），以利沙使書念婦人的兒子復活（</w:t>
+      </w:r>
+      <w:hyperlink r:id="rId245">
+        <w:r>
+          <w:rPr>
+            <w:lang w:val="zh_TW" w:bidi="zh_TW"/>
+          </w:rPr>
+          <w:rPr>
+            <w:color w:val="0000EE"/>
+            <w:u w:val="single"/>
+          </w:rPr>
+          <w:t>王下4:18–37</w:t>
+        </w:r>
+      </w:hyperlink>
+      <w:r>
+        <w:rPr>
+          <w:lang w:val="zh_TW" w:bidi="zh_TW"/>
+        </w:rPr>
+        <w:t>），耶穌使睚魯的女兒（</w:t>
+      </w:r>
+      <w:hyperlink r:id="rId246">
+        <w:r>
+          <w:rPr>
+            <w:lang w:val="zh_TW" w:bidi="zh_TW"/>
+          </w:rPr>
+          <w:rPr>
+            <w:color w:val="0000EE"/>
+            <w:u w:val="single"/>
+          </w:rPr>
+          <w:t>可5:35–43</w:t>
+        </w:r>
+      </w:hyperlink>
+      <w:r>
+        <w:rPr>
+          <w:lang w:val="zh_TW" w:bidi="zh_TW"/>
+        </w:rPr>
+        <w:t>）和拉撒路復活（</w:t>
+      </w:r>
+      <w:hyperlink r:id="rId247">
+        <w:r>
+          <w:rPr>
+            <w:lang w:val="zh_TW" w:bidi="zh_TW"/>
+          </w:rPr>
+          <w:rPr>
+            <w:color w:val="0000EE"/>
+            <w:u w:val="single"/>
+          </w:rPr>
           <w:t>約11:17–44</w:t>
         </w:r>
       </w:hyperlink>
@@ -679,6 +7569,291 @@
         <w:rPr>
           <w:lang w:val="zh_TW" w:bidi="zh_TW"/>
         </w:rPr>
+        <w:t>），彼得使多加復活（</w:t>
+      </w:r>
+      <w:hyperlink r:id="rId248">
+        <w:r>
+          <w:rPr>
+            <w:lang w:val="zh_TW" w:bidi="zh_TW"/>
+          </w:rPr>
+          <w:rPr>
+            <w:color w:val="0000EE"/>
+            <w:u w:val="single"/>
+          </w:rPr>
+          <w:t>徒9:36–42</w:t>
+        </w:r>
+      </w:hyperlink>
+      <w:r>
+        <w:rPr>
+          <w:lang w:val="zh_TW" w:bidi="zh_TW"/>
+        </w:rPr>
+        <w:t>），以及保羅使猶推古復活（</w:t>
+      </w:r>
+      <w:hyperlink r:id="rId249">
+        <w:r>
+          <w:rPr>
+            <w:lang w:val="zh_TW" w:bidi="zh_TW"/>
+          </w:rPr>
+          <w:rPr>
+            <w:color w:val="0000EE"/>
+            <w:u w:val="single"/>
+          </w:rPr>
+          <w:t>20:9–12</w:t>
+        </w:r>
+      </w:hyperlink>
+      <w:r>
+        <w:rPr>
+          <w:lang w:val="zh_TW" w:bidi="zh_TW"/>
+        </w:rPr>
+        <w:t>）。人們這樣復活，不代表將來不會死亡。（2）最常指的是耶穌基督復活。（3）復活也指人在末日的復活，其時會接受刑罰或獎賞（</w:t>
+      </w:r>
+      <w:hyperlink r:id="rId250">
+        <w:r>
+          <w:rPr>
+            <w:lang w:val="zh_TW" w:bidi="zh_TW"/>
+          </w:rPr>
+          <w:rPr>
+            <w:color w:val="0000EE"/>
+            <w:u w:val="single"/>
+          </w:rPr>
+          <w:t>約5:29</w:t>
+        </w:r>
+      </w:hyperlink>
+      <w:r>
+        <w:rPr>
+          <w:lang w:val="zh_TW" w:bidi="zh_TW"/>
+        </w:rPr>
+        <w:t>；參</w:t>
+      </w:r>
+      <w:hyperlink r:id="rId251">
+        <w:r>
+          <w:rPr>
+            <w:lang w:val="zh_TW" w:bidi="zh_TW"/>
+          </w:rPr>
+          <w:rPr>
+            <w:color w:val="0000EE"/>
+            <w:u w:val="single"/>
+          </w:rPr>
+          <w:t>啟20:5–6）</w:t>
+        </w:r>
+      </w:hyperlink>
+      <w:r>
+        <w:rPr>
+          <w:lang w:val="zh_TW" w:bidi="zh_TW"/>
+        </w:rPr>
+        <w:t>。</w:t>
+      </w:r>
+    </w:p>
+    <w:p>
+      <w:pPr/>
+      <w:r>
+        <w:rPr>
+          <w:lang w:val="zh_TW" w:bidi="zh_TW"/>
+        </w:rPr>
+      </w:r>
+      <w:r>
+        <w:rPr>
+          <w:lang w:val="zh_TW" w:bidi="zh_TW"/>
+        </w:rPr>
+        <w:t>概述</w:t>
+      </w:r>
+    </w:p>
+    <w:p>
+      <w:pPr/>
+      <w:r>
+        <w:rPr>
+          <w:lang w:val="zh_TW" w:bidi="zh_TW"/>
+        </w:rPr>
+      </w:r>
+      <w:r>
+        <w:rPr>
+          <w:lang w:val="zh_TW" w:bidi="zh_TW"/>
+        </w:rPr>
+        <w:t>• 舊約聖經和猶太教中的復活</w:t>
+      </w:r>
+    </w:p>
+    <w:p>
+      <w:pPr/>
+      <w:r>
+        <w:rPr>
+          <w:lang w:val="zh_TW" w:bidi="zh_TW"/>
+        </w:rPr>
+      </w:r>
+      <w:r>
+        <w:rPr>
+          <w:lang w:val="zh_TW" w:bidi="zh_TW"/>
+        </w:rPr>
+        <w:t>• 耶穌基督的復活</w:t>
+      </w:r>
+    </w:p>
+    <w:p>
+      <w:pPr/>
+      <w:r>
+        <w:rPr>
+          <w:lang w:val="zh_TW" w:bidi="zh_TW"/>
+        </w:rPr>
+      </w:r>
+      <w:r>
+        <w:rPr>
+          <w:lang w:val="zh_TW" w:bidi="zh_TW"/>
+        </w:rPr>
+        <w:t>• 復活的記載</w:t>
+      </w:r>
+    </w:p>
+    <w:p>
+      <w:pPr/>
+      <w:r>
+        <w:rPr>
+          <w:lang w:val="zh_TW" w:bidi="zh_TW"/>
+        </w:rPr>
+      </w:r>
+      <w:r>
+        <w:rPr>
+          <w:lang w:val="zh_TW" w:bidi="zh_TW"/>
+        </w:rPr>
+        <w:t>• 基督復活的意義</w:t>
+      </w:r>
+    </w:p>
+    <w:p>
+      <w:pPr/>
+      <w:r>
+        <w:rPr>
+          <w:lang w:val="zh_TW" w:bidi="zh_TW"/>
+        </w:rPr>
+      </w:r>
+      <w:r>
+        <w:rPr>
+          <w:lang w:val="zh_TW" w:bidi="zh_TW"/>
+        </w:rPr>
+        <w:t>• 廣義上的復活</w:t>
+      </w:r>
+    </w:p>
+    <w:p>
+      <w:pPr/>
+      <w:r>
+        <w:rPr>
+          <w:lang w:val="zh_TW" w:bidi="zh_TW"/>
+        </w:rPr>
+      </w:r>
+      <w:r>
+        <w:rPr>
+          <w:lang w:val="zh_TW" w:bidi="zh_TW"/>
+        </w:rPr>
+        <w:t>• 復活與諾斯底主義</w:t>
+      </w:r>
+    </w:p>
+    <w:p>
+      <w:pPr>
+        <w:pStyle w:val="Heading3"/>
+      </w:pPr>
+      <w:r>
+        <w:rPr>
+          <w:lang w:val="zh_TW" w:bidi="zh_TW"/>
+        </w:rPr>
+        <w:t>舊約聖經和猶太教中的復活</w:t>
+      </w:r>
+    </w:p>
+    <w:p>
+      <w:pPr/>
+      <w:r>
+        <w:rPr>
+          <w:lang w:val="zh_TW" w:bidi="zh_TW"/>
+        </w:rPr>
+      </w:r>
+      <w:r>
+        <w:rPr>
+          <w:lang w:val="zh_TW" w:bidi="zh_TW"/>
+        </w:rPr>
+        <w:t>在以色列中，復活得永生的概念發展得很慢。生命和死亡僅限於這個世界的物質存在。死亡意味著離開這個世界，進入稱為陰間，即陰魂所在的地方（</w:t>
+      </w:r>
+      <w:hyperlink r:id="rId252">
+        <w:r>
+          <w:rPr>
+            <w:lang w:val="zh_TW" w:bidi="zh_TW"/>
+          </w:rPr>
+          <w:rPr>
+            <w:color w:val="0000EE"/>
+            <w:u w:val="single"/>
+          </w:rPr>
+          <w:t>賽14:9</w:t>
+        </w:r>
+      </w:hyperlink>
+      <w:r>
+        <w:rPr>
+          <w:lang w:val="zh_TW" w:bidi="zh_TW"/>
+        </w:rPr>
+        <w:t>），那裡沒有盼望（</w:t>
+      </w:r>
+      <w:hyperlink r:id="rId253">
+        <w:r>
+          <w:rPr>
+            <w:lang w:val="zh_TW" w:bidi="zh_TW"/>
+          </w:rPr>
+          <w:rPr>
+            <w:color w:val="0000EE"/>
+            <w:u w:val="single"/>
+          </w:rPr>
+          <w:t>撒下12:23</w:t>
+        </w:r>
+      </w:hyperlink>
+      <w:r>
+        <w:rPr>
+          <w:lang w:val="zh_TW" w:bidi="zh_TW"/>
+        </w:rPr>
+        <w:t>；</w:t>
+      </w:r>
+      <w:hyperlink r:id="rId254">
+        <w:r>
+          <w:rPr>
+            <w:lang w:val="zh_TW" w:bidi="zh_TW"/>
+          </w:rPr>
+          <w:rPr>
+            <w:color w:val="0000EE"/>
+            <w:u w:val="single"/>
+          </w:rPr>
+          <w:t>伯7:9–10</w:t>
+        </w:r>
+      </w:hyperlink>
+      <w:r>
+        <w:rPr>
+          <w:lang w:val="zh_TW" w:bidi="zh_TW"/>
+        </w:rPr>
+        <w:t>）。陰間的悲慘之處，在於人與神的關係斷絕。在以色列的思想階段，似乎沒有任何復活的盼望（</w:t>
+      </w:r>
+      <w:hyperlink r:id="rId255">
+        <w:r>
+          <w:rPr>
+            <w:lang w:val="zh_TW" w:bidi="zh_TW"/>
+          </w:rPr>
+          <w:rPr>
+            <w:color w:val="0000EE"/>
+            <w:u w:val="single"/>
+          </w:rPr>
+          <w:t>詩6:4–5</w:t>
+        </w:r>
+      </w:hyperlink>
+      <w:r>
+        <w:rPr>
+          <w:lang w:val="zh_TW" w:bidi="zh_TW"/>
+        </w:rPr>
+        <w:t>，</w:t>
+      </w:r>
+      <w:hyperlink r:id="rId256">
+        <w:r>
+          <w:rPr>
+            <w:lang w:val="zh_TW" w:bidi="zh_TW"/>
+          </w:rPr>
+          <w:rPr>
+            <w:color w:val="0000EE"/>
+            <w:u w:val="single"/>
+          </w:rPr>
+          <w:t>88:10–12</w:t>
+        </w:r>
+      </w:hyperlink>
+      <w:r>
+        <w:rPr>
+          <w:lang w:val="zh_TW" w:bidi="zh_TW"/>
+        </w:rPr>
         <w:t>）。</w:t>
       </w:r>
     </w:p>
@@ -693,25 +7868,43 @@
         <w:rPr>
           <w:lang w:val="zh_TW" w:bidi="zh_TW"/>
         </w:rPr>
-        <w:t>耶穌最後一次來到耶路撒冷，是從耶利哥城出發，從東方越過橄欖山，然後下到汲淪溪谷（</w:t>
-      </w:r>
-      <w:hyperlink r:id="rId22">
-        <w:r>
-          <w:rPr>
-            <w:lang w:val="zh_TW" w:bidi="zh_TW"/>
-          </w:rPr>
-          <w:rPr>
-            <w:color w:val="0000EE"/>
-            <w:u w:val="single"/>
-          </w:rPr>
-          <w:t>可11:1–10）</w:t>
-        </w:r>
-      </w:hyperlink>
-      <w:r>
-        <w:rPr>
-          <w:lang w:val="zh_TW" w:bidi="zh_TW"/>
-        </w:rPr>
-        <w:t>。這一天，人們迎接祂如同迎接君王，在路上鋪上棕樹枝。</w:t>
+        <w:t>不過，人們對個人未來感到絕望之中，以色列發展出了忠信於神的意識。雖然未來並不明朗，約伯無助地呼喊：「人若死了豈能再活呢？」（</w:t>
+      </w:r>
+      <w:hyperlink r:id="rId257">
+        <w:r>
+          <w:rPr>
+            <w:lang w:val="zh_TW" w:bidi="zh_TW"/>
+          </w:rPr>
+          <w:rPr>
+            <w:color w:val="0000EE"/>
+            <w:u w:val="single"/>
+          </w:rPr>
+          <w:t>伯14:14</w:t>
+        </w:r>
+      </w:hyperlink>
+      <w:r>
+        <w:rPr>
+          <w:lang w:val="zh_TW" w:bidi="zh_TW"/>
+        </w:rPr>
+        <w:t>）；當約伯尋求看似不可能的事時，</w:t>
+      </w:r>
+      <w:hyperlink r:id="rId258">
+        <w:r>
+          <w:rPr>
+            <w:lang w:val="zh_TW" w:bidi="zh_TW"/>
+          </w:rPr>
+          <w:rPr>
+            <w:color w:val="0000EE"/>
+            <w:u w:val="single"/>
+          </w:rPr>
+          <w:t>約伯記十九章25至26節</w:t>
+        </w:r>
+      </w:hyperlink>
+      <w:r>
+        <w:rPr>
+          <w:lang w:val="zh_TW" w:bidi="zh_TW"/>
+        </w:rPr>
+        <w:t>中的難解經文，暗示活著的救贖者（go’el）會帶來復活的事實。</w:t>
       </w:r>
     </w:p>
     <w:p>
@@ -725,18 +7918,136 @@
         <w:rPr>
           <w:lang w:val="zh_TW" w:bidi="zh_TW"/>
         </w:rPr>
-        <w:t>當耶穌下山看到耶路撒冷時，祂停下來哭泣，因為祂深知這座城市未來會發生什麼事（</w:t>
-      </w:r>
-      <w:hyperlink r:id="rId23">
-        <w:r>
-          <w:rPr>
-            <w:lang w:val="zh_TW" w:bidi="zh_TW"/>
-          </w:rPr>
-          <w:rPr>
-            <w:color w:val="0000EE"/>
-            <w:u w:val="single"/>
-          </w:rPr>
-          <w:t>路19:41–44</w:t>
+        <w:t>雖然有些人會認為</w:t>
+      </w:r>
+      <w:hyperlink r:id="rId259">
+        <w:r>
+          <w:rPr>
+            <w:lang w:val="zh_TW" w:bidi="zh_TW"/>
+          </w:rPr>
+          <w:rPr>
+            <w:color w:val="0000EE"/>
+            <w:u w:val="single"/>
+          </w:rPr>
+          <w:t>何西阿書六章1至3節</w:t>
+        </w:r>
+      </w:hyperlink>
+      <w:r>
+        <w:rPr>
+          <w:lang w:val="zh_TW" w:bidi="zh_TW"/>
+        </w:rPr>
+        <w:t>暗指復活，但更有可能是以色列以此為神持續關懷的應許，即使在遭受敵人打擊時也是如此。我們難以斷定，保羅看到何西阿所作第三天興起的陳述，是否指向耶穌 (</w:t>
+      </w:r>
+      <w:hyperlink r:id="rId260">
+        <w:r>
+          <w:rPr>
+            <w:lang w:val="zh_TW" w:bidi="zh_TW"/>
+          </w:rPr>
+          <w:rPr>
+            <w:color w:val="0000EE"/>
+            <w:u w:val="single"/>
+          </w:rPr>
+          <w:t>哥林多前書 15:4</w:t>
+        </w:r>
+      </w:hyperlink>
+      <w:r>
+        <w:rPr>
+          <w:lang w:val="zh_TW" w:bidi="zh_TW"/>
+        </w:rPr>
+        <w:t>)。這段經文，以及像以西結書中枯骨（第</w:t>
+      </w:r>
+      <w:hyperlink r:id="rId261">
+        <w:r>
+          <w:rPr>
+            <w:lang w:val="zh_TW" w:bidi="zh_TW"/>
+          </w:rPr>
+          <w:rPr>
+            <w:color w:val="0000EE"/>
+            <w:u w:val="single"/>
+          </w:rPr>
+          <w:t>37</w:t>
+        </w:r>
+      </w:hyperlink>
+      <w:r>
+        <w:rPr>
+          <w:lang w:val="zh_TW" w:bidi="zh_TW"/>
+        </w:rPr>
+        <w:t>章）的經文，主要集中為失敗的以色列帶來盼望。不過這些經文，可能已成為以色列不斷發展信念的一部分，他們的信念認為，人死後還有其他東西。</w:t>
+      </w:r>
+    </w:p>
+    <w:p>
+      <w:pPr/>
+      <w:r>
+        <w:rPr>
+          <w:lang w:val="zh_TW" w:bidi="zh_TW"/>
+        </w:rPr>
+      </w:r>
+      <w:r>
+        <w:rPr>
+          <w:lang w:val="zh_TW" w:bidi="zh_TW"/>
+        </w:rPr>
+        <w:t>然而，在</w:t>
+      </w:r>
+      <w:hyperlink r:id="rId262">
+        <w:r>
+          <w:rPr>
+            <w:lang w:val="zh_TW" w:bidi="zh_TW"/>
+          </w:rPr>
+          <w:rPr>
+            <w:color w:val="0000EE"/>
+            <w:u w:val="single"/>
+          </w:rPr>
+          <w:t>但以理書十二章2節</w:t>
+        </w:r>
+      </w:hyperlink>
+      <w:r>
+        <w:rPr>
+          <w:lang w:val="zh_TW" w:bidi="zh_TW"/>
+        </w:rPr>
+        <w:t>中，確實提到死人的復活。事實上，這段經文宣告了猶太人的雙重復活：一些人復活得永生，一些人永遠受羞辱；但這段經文並未暗示所有人都會復活。</w:t>
+      </w:r>
+    </w:p>
+    <w:p>
+      <w:pPr/>
+      <w:r>
+        <w:rPr>
+          <w:lang w:val="zh_TW" w:bidi="zh_TW"/>
+        </w:rPr>
+      </w:r>
+      <w:r>
+        <w:rPr>
+          <w:lang w:val="zh_TW" w:bidi="zh_TW"/>
+        </w:rPr>
+        <w:t>在兩約時期，各種觀點開始變得穩固。神學上保守的撒都該人，不願接受復活和來世的新觀念。他們繼續辯稱摩西的著作中沒有提到復活，生命僅限於這個世界的領域，未來的盼望要透過兒女來經歷（</w:t>
+      </w:r>
+      <w:hyperlink r:id="rId263">
+        <w:r>
+          <w:rPr>
+            <w:lang w:val="zh_TW" w:bidi="zh_TW"/>
+          </w:rPr>
+          <w:rPr>
+            <w:color w:val="0000EE"/>
+            <w:u w:val="single"/>
+          </w:rPr>
+          <w:t>便46:12</w:t>
+        </w:r>
+      </w:hyperlink>
+      <w:r>
+        <w:rPr>
+          <w:lang w:val="zh_TW" w:bidi="zh_TW"/>
+        </w:rPr>
+        <w:t>）。陰間是死人的居所，與神無關，是一個充滿無奈的地方。撒都該人對復活的看法，為基督徒所熟知，因為耶穌與撒都該人相遇，他們試圖用七個弟兄的妻子來陷害耶穌。耶穌否定了他們對復活、對神以及對聖經的看法（</w:t>
+      </w:r>
+      <w:hyperlink r:id="rId264">
+        <w:r>
+          <w:rPr>
+            <w:lang w:val="zh_TW" w:bidi="zh_TW"/>
+          </w:rPr>
+          <w:rPr>
+            <w:color w:val="0000EE"/>
+            <w:u w:val="single"/>
+          </w:rPr>
+          <w:t>可12:18–27</w:t>
         </w:r>
       </w:hyperlink>
       <w:r>
@@ -757,55 +8068,25 @@
         <w:rPr>
           <w:lang w:val="zh_TW" w:bidi="zh_TW"/>
         </w:rPr>
-        <w:t>耶穌生命的最後一周，祂花了大部份時間待在橄欖山。祂白天在那裡教導人（</w:t>
-      </w:r>
-      <w:hyperlink r:id="rId24">
-        <w:r>
-          <w:rPr>
-            <w:lang w:val="zh_TW" w:bidi="zh_TW"/>
-          </w:rPr>
-          <w:rPr>
-            <w:color w:val="0000EE"/>
-            <w:u w:val="single"/>
-          </w:rPr>
-          <w:t>可13</w:t>
-        </w:r>
-      </w:hyperlink>
-      <w:r>
-        <w:rPr>
-          <w:lang w:val="zh_TW" w:bidi="zh_TW"/>
-        </w:rPr>
-        <w:t>）；晚上，住在山上或附近的村莊伯大尼（</w:t>
-      </w:r>
-      <w:hyperlink r:id="rId25">
-        <w:r>
-          <w:rPr>
-            <w:lang w:val="zh_TW" w:bidi="zh_TW"/>
-          </w:rPr>
-          <w:rPr>
-            <w:color w:val="0000EE"/>
-            <w:u w:val="single"/>
-          </w:rPr>
-          <w:t>路21:37</w:t>
-        </w:r>
-      </w:hyperlink>
-      <w:r>
-        <w:rPr>
-          <w:lang w:val="zh_TW" w:bidi="zh_TW"/>
-        </w:rPr>
-        <w:t>，這裡的</w:t>
-      </w:r>
-      <w:r>
-        <w:rPr>
-          <w:lang w:val="zh_TW" w:bidi="zh_TW"/>
-        </w:rPr>
-        <w:t>橄欖山</w:t>
-      </w:r>
-      <w:r>
-        <w:rPr>
-          <w:lang w:val="zh_TW" w:bidi="zh_TW"/>
-        </w:rPr>
-        <w:t>可能指的是伯大尼）。</w:t>
+        <w:t>法利賽人、愛色尼派和昆蘭群體都相信復活。為人熟知的末世經文，如以斯拉二書七章和巴錄啟示錄五十至五十一章都提到復活的雙重模式。這兩段文字最晚可能可追溯到公元一世紀。在以諾一書的比喻中，公義的猶太人通常會期待復活，但惡人則不然（以諾一書1:46、51、62）。但在以諾一書的其他地方，則暗示一些惡人可能會復活，以接受審判（22、67、90節）。這些段落中，義人的復活通常與屬靈身體有關，但在</w:t>
+      </w:r>
+      <w:hyperlink r:id="rId265">
+        <w:r>
+          <w:rPr>
+            <w:lang w:val="zh_TW" w:bidi="zh_TW"/>
+          </w:rPr>
+          <w:rPr>
+            <w:color w:val="0000EE"/>
+            <w:u w:val="single"/>
+          </w:rPr>
+          <w:t>馬加比二書七章14節及後</w:t>
+        </w:r>
+      </w:hyperlink>
+      <w:r>
+        <w:rPr>
+          <w:lang w:val="zh_TW" w:bidi="zh_TW"/>
+        </w:rPr>
+        <w:t>，這種觀點似乎較不成熟，並更關乎肉身。昆蘭的苦行者期待在耶和華的偉大日子復活。</w:t>
       </w:r>
     </w:p>
     <w:p>
@@ -819,54 +8100,61 @@
         <w:rPr>
           <w:lang w:val="zh_TW" w:bidi="zh_TW"/>
         </w:rPr>
-        <w:t>在最後的晚餐之後，耶穌來到橄欖山禱告（</w:t>
-      </w:r>
-      <w:hyperlink r:id="rId26">
-        <w:r>
-          <w:rPr>
-            <w:lang w:val="zh_TW" w:bidi="zh_TW"/>
-          </w:rPr>
-          <w:rPr>
-            <w:color w:val="0000EE"/>
-            <w:u w:val="single"/>
-          </w:rPr>
-          <w:t>可14:26</w:t>
-        </w:r>
-      </w:hyperlink>
-      <w:r>
-        <w:rPr>
-          <w:lang w:val="zh_TW" w:bidi="zh_TW"/>
-        </w:rPr>
-        <w:t>）。祂在客西馬尼園的榨油器具旁邊被捕（第</w:t>
-      </w:r>
-      <w:hyperlink r:id="rId27">
-        <w:r>
-          <w:rPr>
-            <w:lang w:val="zh_TW" w:bidi="zh_TW"/>
-          </w:rPr>
-          <w:rPr>
-            <w:color w:val="0000EE"/>
-            <w:u w:val="single"/>
-          </w:rPr>
-          <w:t>32</w:t>
-        </w:r>
-      </w:hyperlink>
-      <w:r>
-        <w:rPr>
-          <w:lang w:val="zh_TW" w:bidi="zh_TW"/>
-        </w:rPr>
-        <w:t>節）。後來，耶穌從死裡復活，與祂的門徒在橄欖山作最後會面。正當他們觀看時，耶穌被提升到天上。基督徒稱這個事件為升天（</w:t>
-      </w:r>
-      <w:hyperlink r:id="rId28">
-        <w:r>
-          <w:rPr>
-            <w:lang w:val="zh_TW" w:bidi="zh_TW"/>
-          </w:rPr>
-          <w:rPr>
-            <w:color w:val="0000EE"/>
-            <w:u w:val="single"/>
-          </w:rPr>
-          <w:t>徒1:12</w:t>
+        <w:t>在猶太教中，雖然對末世復活和審判日的觀念日益增強，但並無任何彌賽亞復活的暗示。這個想法待耶穌在歷史上出現，才開始實現。</w:t>
+      </w:r>
+    </w:p>
+    <w:p>
+      <w:pPr>
+        <w:pStyle w:val="Heading3"/>
+      </w:pPr>
+      <w:r>
+        <w:rPr>
+          <w:lang w:val="zh_TW" w:bidi="zh_TW"/>
+        </w:rPr>
+        <w:t>耶穌基督的復活</w:t>
+      </w:r>
+    </w:p>
+    <w:p>
+      <w:pPr/>
+      <w:r>
+        <w:rPr>
+          <w:lang w:val="zh_TW" w:bidi="zh_TW"/>
+        </w:rPr>
+      </w:r>
+      <w:r>
+        <w:rPr>
+          <w:lang w:val="zh_TW" w:bidi="zh_TW"/>
+        </w:rPr>
+        <w:t>基督的復活是基督教的核心。對保羅來說，復活極奇重要，以至他所傳所信，皆以基督真實復活為基礎。他認為沒有復活的基督教是空洞且無意義的（</w:t>
+      </w:r>
+      <w:hyperlink r:id="rId266">
+        <w:r>
+          <w:rPr>
+            <w:lang w:val="zh_TW" w:bidi="zh_TW"/>
+          </w:rPr>
+          <w:rPr>
+            <w:color w:val="0000EE"/>
+            <w:u w:val="single"/>
+          </w:rPr>
+          <w:t>林前15:12–19</w:t>
+        </w:r>
+      </w:hyperlink>
+      <w:r>
+        <w:rPr>
+          <w:lang w:val="zh_TW" w:bidi="zh_TW"/>
+        </w:rPr>
+        <w:t>）。的確，對他來說，復活是神的能力在耶穌身上顯明（</w:t>
+      </w:r>
+      <w:hyperlink r:id="rId267">
+        <w:r>
+          <w:rPr>
+            <w:lang w:val="zh_TW" w:bidi="zh_TW"/>
+          </w:rPr>
+          <w:rPr>
+            <w:color w:val="0000EE"/>
+            <w:u w:val="single"/>
+          </w:rPr>
+          <w:t>羅1:4</w:t>
         </w:r>
       </w:hyperlink>
       <w:r>
@@ -874,6 +8162,1284 @@
           <w:lang w:val="zh_TW" w:bidi="zh_TW"/>
         </w:rPr>
         <w:t>）。</w:t>
+      </w:r>
+    </w:p>
+    <w:p>
+      <w:pPr/>
+      <w:r>
+        <w:rPr>
+          <w:lang w:val="zh_TW" w:bidi="zh_TW"/>
+        </w:rPr>
+      </w:r>
+      <w:r>
+        <w:rPr>
+          <w:lang w:val="zh_TW" w:bidi="zh_TW"/>
+        </w:rPr>
+        <w:t>基督的復活也是新約其它經文的前提。人能重生並有活潑的盼望，是基於復活（</w:t>
+      </w:r>
+      <w:hyperlink r:id="rId268">
+        <w:r>
+          <w:rPr>
+            <w:lang w:val="zh_TW" w:bidi="zh_TW"/>
+          </w:rPr>
+          <w:rPr>
+            <w:color w:val="0000EE"/>
+            <w:u w:val="single"/>
+          </w:rPr>
+          <w:t>彼前1:3</w:t>
+        </w:r>
+      </w:hyperlink>
+      <w:r>
+        <w:rPr>
+          <w:lang w:val="zh_TW" w:bidi="zh_TW"/>
+        </w:rPr>
+        <w:t>）。復活是見證和與神相交的基礎，因為復活的主是人所看見、觸摸過的（</w:t>
+      </w:r>
+      <w:hyperlink r:id="rId269">
+        <w:r>
+          <w:rPr>
+            <w:lang w:val="zh_TW" w:bidi="zh_TW"/>
+          </w:rPr>
+          <w:rPr>
+            <w:color w:val="0000EE"/>
+            <w:u w:val="single"/>
+          </w:rPr>
+          <w:t>約一1:1–4</w:t>
+        </w:r>
+      </w:hyperlink>
+      <w:r>
+        <w:rPr>
+          <w:lang w:val="zh_TW" w:bidi="zh_TW"/>
+        </w:rPr>
+        <w:t>）。這是一切事奉和使徒職分的基石（</w:t>
+      </w:r>
+      <w:hyperlink r:id="rId270">
+        <w:r>
+          <w:rPr>
+            <w:lang w:val="zh_TW" w:bidi="zh_TW"/>
+          </w:rPr>
+          <w:rPr>
+            <w:color w:val="0000EE"/>
+            <w:u w:val="single"/>
+          </w:rPr>
+          <w:t>徒1:21–25</w:t>
+        </w:r>
+      </w:hyperlink>
+      <w:r>
+        <w:rPr>
+          <w:lang w:val="zh_TW" w:bidi="zh_TW"/>
+        </w:rPr>
+        <w:t>）。同樣，如果福音書沒有以基督的復活作結，它們就很難被稱為好消息。基督的復活是信徒去向的原型，所有信徒將在基督再來時經歷復活。</w:t>
+      </w:r>
+    </w:p>
+    <w:p>
+      <w:pPr>
+        <w:pStyle w:val="Heading3"/>
+      </w:pPr>
+      <w:r>
+        <w:rPr>
+          <w:lang w:val="zh_TW" w:bidi="zh_TW"/>
+        </w:rPr>
+        <w:t>復活的記載</w:t>
+      </w:r>
+    </w:p>
+    <w:p>
+      <w:pPr/>
+      <w:r>
+        <w:rPr>
+          <w:lang w:val="zh_TW" w:bidi="zh_TW"/>
+        </w:rPr>
+      </w:r>
+      <w:r>
+        <w:rPr>
+          <w:lang w:val="zh_TW" w:bidi="zh_TW"/>
+        </w:rPr>
+        <w:t>雖然耶穌基督的復活是基督教的核心，但卻是備受爭議的主題。一眾學者經常指出經文記載中的差異。墳墓前有多少婦女？墳墓前有一位天使（太；可）還是兩位天使（路；約）？婦女是來膏抹耶穌的身體（可；路）還是來看墳墓（太）？婦女因為害怕所以沒有告訴任何人（可），還是有告訴門徒（太）？耶穌向人顯現，順序是什麼？是在耶路撒冷（路；</w:t>
+      </w:r>
+      <w:hyperlink r:id="rId271">
+        <w:r>
+          <w:rPr>
+            <w:lang w:val="zh_TW" w:bidi="zh_TW"/>
+          </w:rPr>
+          <w:rPr>
+            <w:color w:val="0000EE"/>
+            <w:u w:val="single"/>
+          </w:rPr>
+          <w:t>約20</w:t>
+        </w:r>
+      </w:hyperlink>
+      <w:r>
+        <w:rPr>
+          <w:lang w:val="zh_TW" w:bidi="zh_TW"/>
+        </w:rPr>
+        <w:t>）還是在加利利（太；</w:t>
+      </w:r>
+      <w:hyperlink r:id="rId272">
+        <w:r>
+          <w:rPr>
+            <w:lang w:val="zh_TW" w:bidi="zh_TW"/>
+          </w:rPr>
+          <w:rPr>
+            <w:color w:val="0000EE"/>
+            <w:u w:val="single"/>
+          </w:rPr>
+          <w:t>約21</w:t>
+        </w:r>
+      </w:hyperlink>
+      <w:r>
+        <w:rPr>
+          <w:lang w:val="zh_TW" w:bidi="zh_TW"/>
+        </w:rPr>
+        <w:t>），或兩地都有？這些顯現的記載能否調和？耶穌的身體是怎樣？這些問題和許多其他問題，是當代學術討論的一個個分水嶺。</w:t>
+      </w:r>
+    </w:p>
+    <w:p>
+      <w:pPr/>
+      <w:r>
+        <w:rPr>
+          <w:lang w:val="zh_TW" w:bidi="zh_TW"/>
+        </w:rPr>
+      </w:r>
+      <w:r>
+        <w:rPr>
+          <w:lang w:val="zh_TW" w:bidi="zh_TW"/>
+        </w:rPr>
+        <w:t>這些問題大都不是由近期學者首先提出。二世紀的他提安（Tatian）曾編寫《四福音合參》（</w:t>
+      </w:r>
+      <w:r>
+        <w:rPr>
+          <w:i/>
+          <w:lang w:val="zh_TW" w:bidi="zh_TW"/>
+        </w:rPr>
+        <w:t>Diatessaron</w:t>
+      </w:r>
+      <w:r>
+        <w:rPr>
+          <w:lang w:val="zh_TW" w:bidi="zh_TW"/>
+        </w:rPr>
+        <w:t>），嘗試消除這些問題，希望基督徒接受他的作品，作為定論福音書的補充。雖然基督徒喜歡這種合參，但他們繼續忠實傳播福音書，因為他們相信，福音書是神的啟示，是神賜下有關其兒子的有力見證。今天許多人仍然嘗試用合參的方法，處理歷史問題的細節，但卻忽略了各本福音書見證的獨特之處。其他人則強調差異，並推測福音書如何構成，卻容易將復活的事實，埋沒在這些人為創造的細節中。這兩者都是以不同方式，嘗試同時保全信仰的核心和理性。</w:t>
+      </w:r>
+    </w:p>
+    <w:p>
+      <w:pPr>
+        <w:pStyle w:val="Heading4"/>
+      </w:pPr>
+      <w:r>
+        <w:rPr>
+          <w:lang w:val="zh_TW" w:bidi="zh_TW"/>
+        </w:rPr>
+        <w:t>空墳墓</w:t>
+      </w:r>
+    </w:p>
+    <w:p>
+      <w:pPr/>
+      <w:r>
+        <w:rPr>
+          <w:lang w:val="zh_TW" w:bidi="zh_TW"/>
+        </w:rPr>
+      </w:r>
+      <w:r>
+        <w:rPr>
+          <w:lang w:val="zh_TW" w:bidi="zh_TW"/>
+        </w:rPr>
+        <w:t>人們對於空墳墓，有許多不同解釋。有些人說是門徒偷走了屍體（</w:t>
+      </w:r>
+      <w:hyperlink r:id="rId273">
+        <w:r>
+          <w:rPr>
+            <w:lang w:val="zh_TW" w:bidi="zh_TW"/>
+          </w:rPr>
+          <w:rPr>
+            <w:color w:val="0000EE"/>
+            <w:u w:val="single"/>
+          </w:rPr>
+          <w:t>太28:13</w:t>
+        </w:r>
+      </w:hyperlink>
+      <w:r>
+        <w:rPr>
+          <w:lang w:val="zh_TW" w:bidi="zh_TW"/>
+        </w:rPr>
+        <w:t>已提出這種說法），但這樣解釋教會，就需要以欺詐為基礎。另一些人則說猶太人可能偷走了屍體，或者門徒可能認錯墳墓，但這樣一來，為敵的人很快就會拿出屍體。還有一些人說耶穌可能暫時昏厥，後來在冰冷的墳墓中醒來，但這樣的結果難以激發基督教教會的力量。這些解釋都是從理性角度出發，其前提是耶穌不可能真正的復活。</w:t>
+      </w:r>
+    </w:p>
+    <w:p>
+      <w:pPr/>
+      <w:r>
+        <w:rPr>
+          <w:lang w:val="zh_TW" w:bidi="zh_TW"/>
+        </w:rPr>
+      </w:r>
+      <w:r>
+        <w:rPr>
+          <w:lang w:val="zh_TW" w:bidi="zh_TW"/>
+        </w:rPr>
+        <w:t>雖然福音書記載的內容存在差異，作者在墳墓故事中使用了大量的共同材料，但他們自己卻避免以墳墓為復活信仰的基礎。除了</w:t>
+      </w:r>
+      <w:hyperlink r:id="rId274">
+        <w:r>
+          <w:rPr>
+            <w:lang w:val="zh_TW" w:bidi="zh_TW"/>
+          </w:rPr>
+          <w:rPr>
+            <w:color w:val="0000EE"/>
+            <w:u w:val="single"/>
+          </w:rPr>
+          <w:t>約翰福音二十章8節</w:t>
+        </w:r>
+      </w:hyperlink>
+      <w:r>
+        <w:rPr>
+          <w:lang w:val="zh_TW" w:bidi="zh_TW"/>
+        </w:rPr>
+        <w:t>之外，空墳墓都引起了驚訝和恐懼。事實上，這似乎是無稽之談（</w:t>
+      </w:r>
+      <w:hyperlink r:id="rId275">
+        <w:r>
+          <w:rPr>
+            <w:lang w:val="zh_TW" w:bidi="zh_TW"/>
+          </w:rPr>
+          <w:rPr>
+            <w:color w:val="0000EE"/>
+            <w:u w:val="single"/>
+          </w:rPr>
+          <w:t>路24:11</w:t>
+        </w:r>
+      </w:hyperlink>
+      <w:r>
+        <w:rPr>
+          <w:lang w:val="zh_TW" w:bidi="zh_TW"/>
+        </w:rPr>
+        <w:t>）。帶來信心的，不是墳墓故事，而是耶穌復活後的顯現。</w:t>
+      </w:r>
+    </w:p>
+    <w:p>
+      <w:pPr>
+        <w:pStyle w:val="Heading4"/>
+      </w:pPr>
+      <w:r>
+        <w:rPr>
+          <w:lang w:val="zh_TW" w:bidi="zh_TW"/>
+        </w:rPr>
+        <w:t>顯現</w:t>
+      </w:r>
+    </w:p>
+    <w:p>
+      <w:pPr/>
+      <w:r>
+        <w:rPr>
+          <w:lang w:val="zh_TW" w:bidi="zh_TW"/>
+        </w:rPr>
+      </w:r>
+      <w:r>
+        <w:rPr>
+          <w:lang w:val="zh_TW" w:bidi="zh_TW"/>
+        </w:rPr>
+        <w:t>與墳墓故事不同，顯現的材料幾乎沒有共通之處。然而，顯現是信仰的基礎——令人難以置信的事情發生了。像保羅這樣的仇敵，成了熱心的使徒（</w:t>
+      </w:r>
+      <w:hyperlink r:id="rId276">
+        <w:r>
+          <w:rPr>
+            <w:lang w:val="zh_TW" w:bidi="zh_TW"/>
+          </w:rPr>
+          <w:rPr>
+            <w:color w:val="0000EE"/>
+            <w:u w:val="single"/>
+          </w:rPr>
+          <w:t>徒9:1–22</w:t>
+        </w:r>
+      </w:hyperlink>
+      <w:r>
+        <w:rPr>
+          <w:lang w:val="zh_TW" w:bidi="zh_TW"/>
+        </w:rPr>
+        <w:t>；</w:t>
+      </w:r>
+      <w:hyperlink r:id="rId277">
+        <w:r>
+          <w:rPr>
+            <w:lang w:val="zh_TW" w:bidi="zh_TW"/>
+          </w:rPr>
+          <w:rPr>
+            <w:color w:val="0000EE"/>
+            <w:u w:val="single"/>
+          </w:rPr>
+          <w:t>林前15:8</w:t>
+        </w:r>
+      </w:hyperlink>
+      <w:r>
+        <w:rPr>
+          <w:lang w:val="zh_TW" w:bidi="zh_TW"/>
+        </w:rPr>
+        <w:t>）。像彼得這樣充滿懼怕漁夫捨棄漁網（</w:t>
+      </w:r>
+      <w:hyperlink r:id="rId272">
+        <w:r>
+          <w:rPr>
+            <w:lang w:val="zh_TW" w:bidi="zh_TW"/>
+          </w:rPr>
+          <w:rPr>
+            <w:color w:val="0000EE"/>
+            <w:u w:val="single"/>
+          </w:rPr>
+          <w:t>約21章</w:t>
+        </w:r>
+      </w:hyperlink>
+      <w:r>
+        <w:rPr>
+          <w:lang w:val="zh_TW" w:bidi="zh_TW"/>
+        </w:rPr>
+        <w:t>）。像多馬這樣充滿懷疑的人，說出早期基督教最偉大的認信，稱呼耶穌「我的主！我的神」（</w:t>
+      </w:r>
+      <w:hyperlink r:id="rId278">
+        <w:r>
+          <w:rPr>
+            <w:lang w:val="zh_TW" w:bidi="zh_TW"/>
+          </w:rPr>
+          <w:rPr>
+            <w:color w:val="0000EE"/>
+            <w:u w:val="single"/>
+          </w:rPr>
+          <w:t>約20:24–28</w:t>
+        </w:r>
+      </w:hyperlink>
+      <w:r>
+        <w:rPr>
+          <w:lang w:val="zh_TW" w:bidi="zh_TW"/>
+        </w:rPr>
+        <w:t>）。兩位前往以馬忤斯的疲憊旅人，重新燃起熱情，迅速返回耶路撒冷，分享他們與復活耶穌相遇的消息（</w:t>
+      </w:r>
+      <w:hyperlink r:id="rId279">
+        <w:r>
+          <w:rPr>
+            <w:lang w:val="zh_TW" w:bidi="zh_TW"/>
+          </w:rPr>
+          <w:rPr>
+            <w:color w:val="0000EE"/>
+            <w:u w:val="single"/>
+          </w:rPr>
+          <w:t>路24:13–35</w:t>
+        </w:r>
+      </w:hyperlink>
+      <w:r>
+        <w:rPr>
+          <w:lang w:val="zh_TW" w:bidi="zh_TW"/>
+        </w:rPr>
+        <w:t>）。</w:t>
+      </w:r>
+    </w:p>
+    <w:p>
+      <w:pPr/>
+      <w:r>
+        <w:rPr>
+          <w:lang w:val="zh_TW" w:bidi="zh_TW"/>
+        </w:rPr>
+      </w:r>
+      <w:r>
+        <w:rPr>
+          <w:lang w:val="zh_TW" w:bidi="zh_TW"/>
+        </w:rPr>
+        <w:t>學者討論這些顯現的性質。從保羅列舉的顯現（</w:t>
+      </w:r>
+      <w:hyperlink r:id="rId280">
+        <w:r>
+          <w:rPr>
+            <w:lang w:val="zh_TW" w:bidi="zh_TW"/>
+          </w:rPr>
+          <w:rPr>
+            <w:color w:val="0000EE"/>
+            <w:u w:val="single"/>
+          </w:rPr>
+          <w:t>林前15:5–8</w:t>
+        </w:r>
+      </w:hyperlink>
+      <w:r>
+        <w:rPr>
+          <w:lang w:val="zh_TW" w:bidi="zh_TW"/>
+        </w:rPr>
+        <w:t>）開始，有些人認為所有顯現的性質相同；因為使徒行傳記載，耶穌在大馬士革路上向保羅的顯現，似乎具有屬靈的性質（</w:t>
+      </w:r>
+      <w:hyperlink r:id="rId281">
+        <w:r>
+          <w:rPr>
+            <w:lang w:val="zh_TW" w:bidi="zh_TW"/>
+          </w:rPr>
+          <w:rPr>
+            <w:color w:val="0000EE"/>
+            <w:u w:val="single"/>
+          </w:rPr>
+          <w:t>徒9:1–9</w:t>
+        </w:r>
+      </w:hyperlink>
+      <w:r>
+        <w:rPr>
+          <w:lang w:val="zh_TW" w:bidi="zh_TW"/>
+        </w:rPr>
+        <w:t>；參</w:t>
+      </w:r>
+      <w:hyperlink r:id="rId282">
+        <w:r>
+          <w:rPr>
+            <w:lang w:val="zh_TW" w:bidi="zh_TW"/>
+          </w:rPr>
+          <w:rPr>
+            <w:color w:val="0000EE"/>
+            <w:u w:val="single"/>
+          </w:rPr>
+          <w:t>22:6–11</w:t>
+        </w:r>
+      </w:hyperlink>
+      <w:r>
+        <w:rPr>
+          <w:lang w:val="zh_TW" w:bidi="zh_TW"/>
+        </w:rPr>
+        <w:t>；</w:t>
+      </w:r>
+      <w:hyperlink r:id="rId283">
+        <w:r>
+          <w:rPr>
+            <w:lang w:val="zh_TW" w:bidi="zh_TW"/>
+          </w:rPr>
+          <w:rPr>
+            <w:color w:val="0000EE"/>
+            <w:u w:val="single"/>
+          </w:rPr>
+          <w:t>26:12–19</w:t>
+        </w:r>
+      </w:hyperlink>
+      <w:r>
+        <w:rPr>
+          <w:lang w:val="zh_TW" w:bidi="zh_TW"/>
+        </w:rPr>
+        <w:t>），因此所有顯現應該都是類似的。至於復活耶穌可以觸摸的陳述（</w:t>
+      </w:r>
+      <w:hyperlink r:id="rId284">
+        <w:r>
+          <w:rPr>
+            <w:lang w:val="zh_TW" w:bidi="zh_TW"/>
+          </w:rPr>
+          <w:rPr>
+            <w:color w:val="0000EE"/>
+            <w:u w:val="single"/>
+          </w:rPr>
+          <w:t>路24:41–43</w:t>
+        </w:r>
+      </w:hyperlink>
+      <w:r>
+        <w:rPr>
+          <w:lang w:val="zh_TW" w:bidi="zh_TW"/>
+        </w:rPr>
+        <w:t>），被認為是後期添加，附加在更早期的異象式傳統中。這種看法的前提，是身體不可能復活。</w:t>
+      </w:r>
+    </w:p>
+    <w:p>
+      <w:pPr/>
+      <w:r>
+        <w:rPr>
+          <w:lang w:val="zh_TW" w:bidi="zh_TW"/>
+        </w:rPr>
+      </w:r>
+      <w:r>
+        <w:rPr>
+          <w:lang w:val="zh_TW" w:bidi="zh_TW"/>
+        </w:rPr>
+        <w:t>另一個理論，則基於歷史上的耶穌與信仰中的基督之間的分歧。根據這一觀點，復活不應被視為歷史事實，而應被視為門徒信仰的經歷。然而，問題在於，耶穌復活的目擊見證者宣稱，這事件是歷史上確實可見的現實。</w:t>
+      </w:r>
+    </w:p>
+    <w:p>
+      <w:pPr>
+        <w:pStyle w:val="Heading3"/>
+      </w:pPr>
+      <w:r>
+        <w:rPr>
+          <w:lang w:val="zh_TW" w:bidi="zh_TW"/>
+        </w:rPr>
+        <w:t>基督復活的意義</w:t>
+      </w:r>
+    </w:p>
+    <w:p>
+      <w:pPr/>
+      <w:r>
+        <w:rPr>
+          <w:lang w:val="zh_TW" w:bidi="zh_TW"/>
+        </w:rPr>
+      </w:r>
+      <w:r>
+        <w:rPr>
+          <w:lang w:val="zh_TW" w:bidi="zh_TW"/>
+        </w:rPr>
+        <w:t>根據聖經的記載，有好幾個人從死裡復活。以利亞使寡婦的兒子復活，耶穌使另一個寡婦的兒子復活，又使拉撒路復活。然而，他們的重生（或甦醒）與基督的復活不同。他們復生之後，仍會再死；而耶穌復活後永遠活著。他們復生後仍會朽壞，耶穌復活後卻不會朽壞。他們復生後其本質沒有改變；而耶穌復活後以明顯不同的形式出現。</w:t>
+      </w:r>
+    </w:p>
+    <w:p>
+      <w:pPr/>
+      <w:r>
+        <w:rPr>
+          <w:lang w:val="zh_TW" w:bidi="zh_TW"/>
+        </w:rPr>
+      </w:r>
+      <w:r>
+        <w:rPr>
+          <w:lang w:val="zh_TW" w:bidi="zh_TW"/>
+        </w:rPr>
+        <w:t>當主復活時，三件重要的事情發生在祂身上。祂進入榮耀，改變形像，成為靈。這三件事是同時發生的。當耶穌復活時，祂進入榮耀（見</w:t>
+      </w:r>
+      <w:hyperlink r:id="rId285">
+        <w:r>
+          <w:rPr>
+            <w:lang w:val="zh_TW" w:bidi="zh_TW"/>
+          </w:rPr>
+          <w:rPr>
+            <w:color w:val="0000EE"/>
+            <w:u w:val="single"/>
+          </w:rPr>
+          <w:t>路24:26</w:t>
+        </w:r>
+      </w:hyperlink>
+      <w:r>
+        <w:rPr>
+          <w:lang w:val="zh_TW" w:bidi="zh_TW"/>
+        </w:rPr>
+        <w:t>）。同時，祂的身體變成了榮耀的形狀（</w:t>
+      </w:r>
+      <w:hyperlink r:id="rId286">
+        <w:r>
+          <w:rPr>
+            <w:lang w:val="zh_TW" w:bidi="zh_TW"/>
+          </w:rPr>
+          <w:rPr>
+            <w:color w:val="0000EE"/>
+            <w:u w:val="single"/>
+          </w:rPr>
+          <w:t>腓3:21</w:t>
+        </w:r>
+      </w:hyperlink>
+      <w:r>
+        <w:rPr>
+          <w:lang w:val="zh_TW" w:bidi="zh_TW"/>
+        </w:rPr>
+        <w:t>）。同樣——而且相當奧秘地，祂成了叫人活的靈（</w:t>
+      </w:r>
+      <w:hyperlink r:id="rId287">
+        <w:r>
+          <w:rPr>
+            <w:lang w:val="zh_TW" w:bidi="zh_TW"/>
+          </w:rPr>
+          <w:rPr>
+            <w:color w:val="0000EE"/>
+            <w:u w:val="single"/>
+          </w:rPr>
+          <w:t>林前15:45</w:t>
+        </w:r>
+      </w:hyperlink>
+      <w:r>
+        <w:rPr>
+          <w:lang w:val="zh_TW" w:bidi="zh_TW"/>
+        </w:rPr>
+        <w:t>）。</w:t>
+      </w:r>
+    </w:p>
+    <w:p>
+      <w:pPr/>
+      <w:r>
+        <w:rPr>
+          <w:lang w:val="zh_TW" w:bidi="zh_TW"/>
+        </w:rPr>
+      </w:r>
+      <w:r>
+        <w:rPr>
+          <w:lang w:val="zh_TW" w:bidi="zh_TW"/>
+        </w:rPr>
+        <w:t>在主被釘十字架和復活之前，祂宣告：「時候到了，人子要得榮耀。我實實在在告訴你們，一粒麥子不落在地裡死了，仍舊是一粒；若是死了，就結出許多子粒來」（</w:t>
+      </w:r>
+      <w:hyperlink r:id="rId288">
+        <w:r>
+          <w:rPr>
+            <w:lang w:val="zh_TW" w:bidi="zh_TW"/>
+          </w:rPr>
+          <w:rPr>
+            <w:color w:val="0000EE"/>
+            <w:u w:val="single"/>
+          </w:rPr>
+          <w:t>約12:23–24</w:t>
+        </w:r>
+      </w:hyperlink>
+      <w:r>
+        <w:rPr>
+          <w:lang w:val="zh_TW" w:bidi="zh_TW"/>
+        </w:rPr>
+        <w:t>）。這個宣告是復活的最佳圖像。保羅也使用了這個比喻，將復活的榮耀比作種子死了，被種下，然後得生。實際上，保羅在回答哥林多人關於復活的兩個問題時，使用了這個示例：(1) 死人怎樣復活？(2) 他們帶著</w:t>
+      </w:r>
+      <w:r>
+        <w:rPr>
+          <w:lang w:val="zh_TW" w:bidi="zh_TW"/>
+        </w:rPr>
+        <w:t>甚麼身體來</w:t>
+      </w:r>
+      <w:r>
+        <w:rPr>
+          <w:lang w:val="zh_TW" w:bidi="zh_TW"/>
+        </w:rPr>
+        <w:t>？（</w:t>
+      </w:r>
+      <w:hyperlink r:id="rId289">
+        <w:r>
+          <w:rPr>
+            <w:lang w:val="zh_TW" w:bidi="zh_TW"/>
+          </w:rPr>
+          <w:rPr>
+            <w:color w:val="0000EE"/>
+            <w:u w:val="single"/>
+          </w:rPr>
+          <w:t>林前15:35</w:t>
+        </w:r>
+      </w:hyperlink>
+      <w:r>
+        <w:rPr>
+          <w:lang w:val="zh_TW" w:bidi="zh_TW"/>
+        </w:rPr>
+        <w:t>）。</w:t>
+      </w:r>
+    </w:p>
+    <w:p>
+      <w:pPr/>
+      <w:r>
+        <w:rPr>
+          <w:lang w:val="zh_TW" w:bidi="zh_TW"/>
+        </w:rPr>
+      </w:r>
+      <w:r>
+        <w:rPr>
+          <w:lang w:val="zh_TW" w:bidi="zh_TW"/>
+        </w:rPr>
+        <w:t>對於第一個問題，保羅回答：「</w:t>
+      </w:r>
+      <w:r>
+        <w:rPr>
+          <w:lang w:val="zh_TW" w:bidi="zh_TW"/>
+        </w:rPr>
+        <w:t>無知的人哪，你所種的，若不死就不能生</w:t>
+      </w:r>
+      <w:r>
+        <w:rPr>
+          <w:lang w:val="zh_TW" w:bidi="zh_TW"/>
+        </w:rPr>
+        <w:t>」（</w:t>
+      </w:r>
+      <w:hyperlink r:id="rId290">
+        <w:r>
+          <w:rPr>
+            <w:lang w:val="zh_TW" w:bidi="zh_TW"/>
+          </w:rPr>
+          <w:rPr>
+            <w:color w:val="0000EE"/>
+            <w:u w:val="single"/>
+          </w:rPr>
+          <w:t>林前15:36</w:t>
+        </w:r>
+      </w:hyperlink>
+      <w:r>
+        <w:rPr>
+          <w:lang w:val="zh_TW" w:bidi="zh_TW"/>
+        </w:rPr>
+        <w:t>）。這完全符合主在</w:t>
+      </w:r>
+      <w:hyperlink r:id="rId291">
+        <w:r>
+          <w:rPr>
+            <w:lang w:val="zh_TW" w:bidi="zh_TW"/>
+          </w:rPr>
+          <w:rPr>
+            <w:color w:val="0000EE"/>
+            <w:u w:val="single"/>
+          </w:rPr>
+          <w:t>約翰福音十二章24節</w:t>
+        </w:r>
+      </w:hyperlink>
+      <w:r>
+        <w:rPr>
+          <w:lang w:val="zh_TW" w:bidi="zh_TW"/>
+        </w:rPr>
+        <w:t>的話，兩者互相解釋。麥子必須死了，才能結出子粒。保羅更詳細解釋第二個問題；聖靈啟示他發出崇高的言論來揭示這個奧秘。保羅用同樣的自然界的例子——小麥的子粒，揭示在復活中出現的身體，與所種的身體在形式上完全不同。經過有機的過程，單一顆粒轉變為小麥的莖。從本質上講，子粒和莖是一體的——後者只是前者生命的成長和顯現出來的延伸。簡而言之，莖是子粒的榮耀，或進入榮耀的子粒。這個例證顯示了耶穌復活的身體與埋葬的身體完全不同。在死亡中，祂被種在朽壞、羞辱和軟弱中；在復活中，祂以不朽、榮耀和能力出現。耶穌身為人的自然身體，成了屬靈的身體，與此同時基督成為「叫人活的靈」。</w:t>
+      </w:r>
+    </w:p>
+    <w:p>
+      <w:pPr/>
+      <w:r>
+        <w:rPr>
+          <w:lang w:val="zh_TW" w:bidi="zh_TW"/>
+        </w:rPr>
+      </w:r>
+      <w:r>
+        <w:rPr>
+          <w:lang w:val="zh_TW" w:bidi="zh_TW"/>
+        </w:rPr>
+        <w:t>有了這種新的屬靈存在，基督作為靈並藉著聖靈，可以同時內住在數百萬信徒中。在復活之前，耶穌被祂的血肉身體限制；在復活之後，耶穌可以超越限制，為所有信徒經歷。在復活之前，基督只能與祂的信徒同住；在復活之後，祂可以住在祂的信徒裡面。因為基督透過復活成為靈，祂可以被那些祂所內住的人經歷。基督的靈現在使基督對我們而言，是非常真實且可經歷的。</w:t>
+      </w:r>
+    </w:p>
+    <w:p>
+      <w:pPr/>
+      <w:r>
+        <w:rPr>
+          <w:lang w:val="zh_TW" w:bidi="zh_TW"/>
+        </w:rPr>
+      </w:r>
+      <w:r>
+        <w:rPr>
+          <w:lang w:val="zh_TW" w:bidi="zh_TW"/>
+        </w:rPr>
+        <w:t>我們閱讀福音書的最後幾章，會意識到我們的主在復活後，出現巨大的變化。進入榮耀後，耶穌進入了一個新的存在領域。某一刻祂是可見的；另一刻祂變得不可見（</w:t>
+      </w:r>
+      <w:hyperlink r:id="rId292">
+        <w:r>
+          <w:rPr>
+            <w:lang w:val="zh_TW" w:bidi="zh_TW"/>
+          </w:rPr>
+          <w:rPr>
+            <w:color w:val="0000EE"/>
+            <w:u w:val="single"/>
+          </w:rPr>
+          <w:t>路24:31</w:t>
+        </w:r>
+      </w:hyperlink>
+      <w:r>
+        <w:rPr>
+          <w:lang w:val="zh_TW" w:bidi="zh_TW"/>
+        </w:rPr>
+        <w:t>）。祂超越空間，甚至可能是時間的限制。在復活日的清晨，祂在園中向抹大拉的馬利亞顯現（</w:t>
+      </w:r>
+      <w:hyperlink r:id="rId293">
+        <w:r>
+          <w:rPr>
+            <w:lang w:val="zh_TW" w:bidi="zh_TW"/>
+          </w:rPr>
+          <w:rPr>
+            <w:color w:val="0000EE"/>
+            <w:u w:val="single"/>
+          </w:rPr>
+          <w:t>約20:11–17</w:t>
+        </w:r>
+      </w:hyperlink>
+      <w:r>
+        <w:rPr>
+          <w:lang w:val="zh_TW" w:bidi="zh_TW"/>
+        </w:rPr>
+        <w:t>），然後向其他婦女顯現（</w:t>
+      </w:r>
+      <w:hyperlink r:id="rId294">
+        <w:r>
+          <w:rPr>
+            <w:lang w:val="zh_TW" w:bidi="zh_TW"/>
+          </w:rPr>
+          <w:rPr>
+            <w:color w:val="0000EE"/>
+            <w:u w:val="single"/>
+          </w:rPr>
+          <w:t>太28:9</w:t>
+        </w:r>
+      </w:hyperlink>
+      <w:r>
+        <w:rPr>
+          <w:lang w:val="zh_TW" w:bidi="zh_TW"/>
+        </w:rPr>
+        <w:t>）。之後，祂升到祂的父那裡（</w:t>
+      </w:r>
+      <w:hyperlink r:id="rId295">
+        <w:r>
+          <w:rPr>
+            <w:lang w:val="zh_TW" w:bidi="zh_TW"/>
+          </w:rPr>
+          <w:rPr>
+            <w:color w:val="0000EE"/>
+            <w:u w:val="single"/>
+          </w:rPr>
+          <w:t>約20:17</w:t>
+        </w:r>
+      </w:hyperlink>
+      <w:r>
+        <w:rPr>
+          <w:lang w:val="zh_TW" w:bidi="zh_TW"/>
+        </w:rPr>
+        <w:t>）。隨後祂回來，向回到住處的彼得顯現（</w:t>
+      </w:r>
+      <w:hyperlink r:id="rId296">
+        <w:r>
+          <w:rPr>
+            <w:lang w:val="zh_TW" w:bidi="zh_TW"/>
+          </w:rPr>
+          <w:rPr>
+            <w:color w:val="0000EE"/>
+            <w:u w:val="single"/>
+          </w:rPr>
+          <w:t>約20:10</w:t>
+        </w:r>
+      </w:hyperlink>
+      <w:r>
+        <w:rPr>
+          <w:lang w:val="zh_TW" w:bidi="zh_TW"/>
+        </w:rPr>
+        <w:t>；</w:t>
+      </w:r>
+      <w:hyperlink r:id="rId297">
+        <w:r>
+          <w:rPr>
+            <w:lang w:val="zh_TW" w:bidi="zh_TW"/>
+          </w:rPr>
+          <w:rPr>
+            <w:color w:val="0000EE"/>
+            <w:u w:val="single"/>
+          </w:rPr>
+          <w:t>路24:34</w:t>
+        </w:r>
+      </w:hyperlink>
+      <w:r>
+        <w:rPr>
+          <w:lang w:val="zh_TW" w:bidi="zh_TW"/>
+        </w:rPr>
+        <w:t>）。同一天傍晚，祂與兩個門徒一起走了七里路（11.3公里）到以馬忤斯（</w:t>
+      </w:r>
+      <w:hyperlink r:id="rId298">
+        <w:r>
+          <w:rPr>
+            <w:lang w:val="zh_TW" w:bidi="zh_TW"/>
+          </w:rPr>
+          <w:rPr>
+            <w:color w:val="0000EE"/>
+            <w:u w:val="single"/>
+          </w:rPr>
+          <w:t>路24:13–33</w:t>
+        </w:r>
+      </w:hyperlink>
+      <w:r>
+        <w:rPr>
+          <w:lang w:val="zh_TW" w:bidi="zh_TW"/>
+        </w:rPr>
+        <w:t>），然後在耶路撒冷某處一個關著門的房間，向聚集的門徒顯現（</w:t>
+      </w:r>
+      <w:hyperlink r:id="rId299">
+        <w:r>
+          <w:rPr>
+            <w:lang w:val="zh_TW" w:bidi="zh_TW"/>
+          </w:rPr>
+          <w:rPr>
+            <w:color w:val="0000EE"/>
+            <w:u w:val="single"/>
+          </w:rPr>
+          <w:t>路24:33–48</w:t>
+        </w:r>
+      </w:hyperlink>
+      <w:r>
+        <w:rPr>
+          <w:lang w:val="zh_TW" w:bidi="zh_TW"/>
+        </w:rPr>
+        <w:t>；</w:t>
+      </w:r>
+      <w:hyperlink r:id="rId300">
+        <w:r>
+          <w:rPr>
+            <w:lang w:val="zh_TW" w:bidi="zh_TW"/>
+          </w:rPr>
+          <w:rPr>
+            <w:color w:val="0000EE"/>
+            <w:u w:val="single"/>
+          </w:rPr>
+          <w:t>約20:19–23</w:t>
+        </w:r>
+      </w:hyperlink>
+      <w:r>
+        <w:rPr>
+          <w:lang w:val="zh_TW" w:bidi="zh_TW"/>
+        </w:rPr>
+        <w:t>）。這些事件幾乎不可能按照順序、照著時間先後來追蹤。耶穌所做的，是人類無法做到的。祂怎能在同一天出現這麼多次？我們只能說復活大大改變了祂的存在領域；祂是靈，卻仍有身體——一個榮耀的身體，祂不再受時間和空間的限制。</w:t>
+      </w:r>
+    </w:p>
+    <w:p>
+      <w:pPr/>
+      <w:r>
+        <w:rPr>
+          <w:lang w:val="zh_TW" w:bidi="zh_TW"/>
+        </w:rPr>
+      </w:r>
+      <w:r>
+        <w:rPr>
+          <w:lang w:val="zh_TW" w:bidi="zh_TW"/>
+        </w:rPr>
+        <w:t>復活後，耶穌有了不同的形像（見</w:t>
+      </w:r>
+      <w:hyperlink r:id="rId301">
+        <w:r>
+          <w:rPr>
+            <w:lang w:val="zh_TW" w:bidi="zh_TW"/>
+          </w:rPr>
+          <w:rPr>
+            <w:color w:val="0000EE"/>
+            <w:u w:val="single"/>
+          </w:rPr>
+          <w:t>可16:12</w:t>
+        </w:r>
+      </w:hyperlink>
+      <w:r>
+        <w:rPr>
+          <w:lang w:val="zh_TW" w:bidi="zh_TW"/>
+        </w:rPr>
+        <w:t>）。但他還是同一個人；在加利利行走，又在加略山被釘十字架的，是同一位復活的耶穌。祂本人沒有改變，也永遠不會改變；這是永恆不變的，但祂的形像確實改變了；祂現在是叫人活的靈。這樣，基督就能內住於所有的信徒裡面。</w:t>
+      </w:r>
+    </w:p>
+    <w:p>
+      <w:pPr/>
+      <w:r>
+        <w:rPr>
+          <w:lang w:val="zh_TW" w:bidi="zh_TW"/>
+        </w:rPr>
+      </w:r>
+      <w:r>
+        <w:rPr>
+          <w:lang w:val="zh_TW" w:bidi="zh_TW"/>
+        </w:rPr>
+        <w:t>復活和重生在聖經中關係密切，就像釘十字架和救贖，是不可分割的整體。沒有基督釘十字架，就不可能有救贖，同樣，沒有基督的復活，就不可能有重生。聖經明確指出，我們是藉著基督的復活而重生的（</w:t>
+      </w:r>
+      <w:hyperlink r:id="rId268">
+        <w:r>
+          <w:rPr>
+            <w:lang w:val="zh_TW" w:bidi="zh_TW"/>
+          </w:rPr>
+          <w:rPr>
+            <w:color w:val="0000EE"/>
+            <w:u w:val="single"/>
+          </w:rPr>
+          <w:t>彼前1:3</w:t>
+        </w:r>
+      </w:hyperlink>
+      <w:r>
+        <w:rPr>
+          <w:lang w:val="zh_TW" w:bidi="zh_TW"/>
+        </w:rPr>
+        <w:t>）。</w:t>
+      </w:r>
+    </w:p>
+    <w:p>
+      <w:pPr/>
+      <w:r>
+        <w:rPr>
+          <w:lang w:val="zh_TW" w:bidi="zh_TW"/>
+        </w:rPr>
+      </w:r>
+      <w:r>
+        <w:rPr>
+          <w:lang w:val="zh_TW" w:bidi="zh_TW"/>
+        </w:rPr>
+        <w:t>基督從死裡復活之後，稱門徒為祂的弟兄（</w:t>
+      </w:r>
+      <w:hyperlink r:id="rId302">
+        <w:r>
+          <w:rPr>
+            <w:lang w:val="zh_TW" w:bidi="zh_TW"/>
+          </w:rPr>
+          <w:rPr>
+            <w:color w:val="0000EE"/>
+            <w:u w:val="single"/>
+          </w:rPr>
+          <w:t>太28:10</w:t>
+        </w:r>
+      </w:hyperlink>
+      <w:r>
+        <w:rPr>
+          <w:lang w:val="zh_TW" w:bidi="zh_TW"/>
+        </w:rPr>
+        <w:t>；</w:t>
+      </w:r>
+      <w:hyperlink r:id="rId303">
+        <w:r>
+          <w:rPr>
+            <w:lang w:val="zh_TW" w:bidi="zh_TW"/>
+          </w:rPr>
+          <w:rPr>
+            <w:color w:val="0000EE"/>
+            <w:u w:val="single"/>
+          </w:rPr>
+          <w:t>約20:19</w:t>
+        </w:r>
+      </w:hyperlink>
+      <w:r>
+        <w:rPr>
+          <w:lang w:val="zh_TW" w:bidi="zh_TW"/>
+        </w:rPr>
+        <w:t>），並宣告祂的神現在也是他們的神，祂的父也是他們的父。復活後，門徒成為耶穌的弟兄，擁有相同的屬神生命和相同的父。耶穌基督首先從死裡復活（</w:t>
+      </w:r>
+      <w:hyperlink r:id="rId304">
+        <w:r>
+          <w:rPr>
+            <w:lang w:val="zh_TW" w:bidi="zh_TW"/>
+          </w:rPr>
+          <w:rPr>
+            <w:color w:val="0000EE"/>
+            <w:u w:val="single"/>
+          </w:rPr>
+          <w:t>西1:18</w:t>
+        </w:r>
+      </w:hyperlink>
+      <w:r>
+        <w:rPr>
+          <w:lang w:val="zh_TW" w:bidi="zh_TW"/>
+        </w:rPr>
+        <w:t>；</w:t>
+      </w:r>
+      <w:hyperlink r:id="rId305">
+        <w:r>
+          <w:rPr>
+            <w:lang w:val="zh_TW" w:bidi="zh_TW"/>
+          </w:rPr>
+          <w:rPr>
+            <w:color w:val="0000EE"/>
+            <w:u w:val="single"/>
+          </w:rPr>
+          <w:t>啟1:18</w:t>
+        </w:r>
+      </w:hyperlink>
+      <w:r>
+        <w:rPr>
+          <w:lang w:val="zh_TW" w:bidi="zh_TW"/>
+        </w:rPr>
+        <w:t>），成為許多弟兄中的長子（</w:t>
+      </w:r>
+      <w:hyperlink r:id="rId306">
+        <w:r>
+          <w:rPr>
+            <w:lang w:val="zh_TW" w:bidi="zh_TW"/>
+          </w:rPr>
+          <w:rPr>
+            <w:color w:val="0000EE"/>
+            <w:u w:val="single"/>
+          </w:rPr>
+          <w:t>羅8:29</w:t>
+        </w:r>
+      </w:hyperlink>
+      <w:r>
+        <w:rPr>
+          <w:lang w:val="zh_TW" w:bidi="zh_TW"/>
+        </w:rPr>
+        <w:t>）。</w:t>
+      </w:r>
+    </w:p>
+    <w:p>
+      <w:pPr>
+        <w:pStyle w:val="Heading3"/>
+      </w:pPr>
+      <w:r>
+        <w:rPr>
+          <w:lang w:val="zh_TW" w:bidi="zh_TW"/>
+        </w:rPr>
+        <w:t>廣義的復活</w:t>
+      </w:r>
+    </w:p>
+    <w:p>
+      <w:pPr/>
+      <w:r>
+        <w:rPr>
+          <w:lang w:val="zh_TW" w:bidi="zh_TW"/>
+        </w:rPr>
+      </w:r>
+      <w:r>
+        <w:rPr>
+          <w:lang w:val="zh_TW" w:bidi="zh_TW"/>
+        </w:rPr>
+        <w:t>保羅期待主的日子，在基督裡死去的人將被復活，而那些仍然活著的人，將與死去的人一起，在最終的勝利中相遇（</w:t>
+      </w:r>
+      <w:hyperlink r:id="rId307">
+        <w:r>
+          <w:rPr>
+            <w:lang w:val="zh_TW" w:bidi="zh_TW"/>
+          </w:rPr>
+          <w:rPr>
+            <w:color w:val="0000EE"/>
+            <w:u w:val="single"/>
+          </w:rPr>
+          <w:t>帖前4:15–18</w:t>
+        </w:r>
+      </w:hyperlink>
+      <w:r>
+        <w:rPr>
+          <w:lang w:val="zh_TW" w:bidi="zh_TW"/>
+        </w:rPr>
+        <w:t>）。毫無疑問，他認為這次復活是榮耀的盼望，涉及某種個人化的身體，並且這個身體不是屬血氣，而是屬靈的（</w:t>
+      </w:r>
+      <w:hyperlink r:id="rId308">
+        <w:r>
+          <w:rPr>
+            <w:lang w:val="zh_TW" w:bidi="zh_TW"/>
+          </w:rPr>
+          <w:rPr>
+            <w:color w:val="0000EE"/>
+            <w:u w:val="single"/>
+          </w:rPr>
+          <w:t>林前15:35–44</w:t>
+        </w:r>
+      </w:hyperlink>
+      <w:r>
+        <w:rPr>
+          <w:lang w:val="zh_TW" w:bidi="zh_TW"/>
+        </w:rPr>
+        <w:t>）。保羅並沒有像約翰福音的經文（比如，</w:t>
+      </w:r>
+      <w:hyperlink r:id="rId250">
+        <w:r>
+          <w:rPr>
+            <w:lang w:val="zh_TW" w:bidi="zh_TW"/>
+          </w:rPr>
+          <w:rPr>
+            <w:color w:val="0000EE"/>
+            <w:u w:val="single"/>
+          </w:rPr>
+          <w:t>約5:29</w:t>
+        </w:r>
+      </w:hyperlink>
+      <w:r>
+        <w:rPr>
+          <w:lang w:val="zh_TW" w:bidi="zh_TW"/>
+        </w:rPr>
+        <w:t>）那樣談論到兩次復活，而只是談到復活的生命。也許約翰的啟示錄帶來最佳線索，去理解新約思想，因為它提到首次復活的有福了（</w:t>
+      </w:r>
+      <w:hyperlink r:id="rId251">
+        <w:r>
+          <w:rPr>
+            <w:lang w:val="zh_TW" w:bidi="zh_TW"/>
+          </w:rPr>
+          <w:rPr>
+            <w:color w:val="0000EE"/>
+            <w:u w:val="single"/>
+          </w:rPr>
+          <w:t>啟20:5–6</w:t>
+        </w:r>
+      </w:hyperlink>
+      <w:r>
+        <w:rPr>
+          <w:lang w:val="zh_TW" w:bidi="zh_TW"/>
+        </w:rPr>
+        <w:t>）。雖然在啟示錄中，「復活」一詞並未與審判聯繫，但在審判台前出現和火湖中第二次死的判決表明，復活受審判的性質，與復活得生命的性質，可說絕不相同。</w:t>
+      </w:r>
+    </w:p>
+    <w:p>
+      <w:pPr>
+        <w:pStyle w:val="Heading3"/>
+      </w:pPr>
+      <w:r>
+        <w:rPr>
+          <w:lang w:val="zh_TW" w:bidi="zh_TW"/>
+        </w:rPr>
+        <w:t>復活與諾斯底主義</w:t>
+      </w:r>
+    </w:p>
+    <w:p>
+      <w:pPr/>
+      <w:r>
+        <w:rPr>
+          <w:lang w:val="zh_TW" w:bidi="zh_TW"/>
+        </w:rPr>
+      </w:r>
+      <w:r>
+        <w:rPr>
+          <w:lang w:val="zh_TW" w:bidi="zh_TW"/>
+        </w:rPr>
+        <w:t>諾斯底末世論受希臘人永生觀念的影響，涉及信徒在屬靈的上升，拋棄肉體的外殼，進入</w:t>
+      </w:r>
+      <w:r>
+        <w:rPr>
+          <w:lang w:val="zh_TW" w:bidi="zh_TW"/>
+        </w:rPr>
+        <w:t>普累若麻（Pleroma，希臘文原文即「豐盛」的意思）</w:t>
+      </w:r>
+      <w:r>
+        <w:rPr>
+          <w:lang w:val="zh_TW" w:bidi="zh_TW"/>
+        </w:rPr>
+        <w:t>，或諾斯底的天堂。由於諾斯底派用詞的方式，腓力福音能有助我們理解諾斯底扭曲思想。其中說道：「那些說主先死了，然後復活的人是錯誤的；因為他先復活，然後才死了。如果有人沒有先復活，難道他不會死嗎？」（腓力福音56:15–19）。復活的概念失去了末世向度，被「去末世化」（de-eschatologized）了，不是以真正未來的復活盼望來定義，而是以在這個世界中實現的屬靈覺醒來定義。腓力福音也有助我們理解，為什麼</w:t>
+      </w:r>
+      <w:hyperlink r:id="rId309">
+        <w:r>
+          <w:rPr>
+            <w:lang w:val="zh_TW" w:bidi="zh_TW"/>
+          </w:rPr>
+          <w:rPr>
+            <w:color w:val="0000EE"/>
+            <w:u w:val="single"/>
+          </w:rPr>
+          <w:t>提摩太後書二章17至19節</w:t>
+        </w:r>
+      </w:hyperlink>
+      <w:r>
+        <w:rPr>
+          <w:lang w:val="zh_TW" w:bidi="zh_TW"/>
+        </w:rPr>
+        <w:t>，對許米乃和腓理徒的批評如此嚴厲，因為他們認為復活已經過去。顯然，在諾斯底主義出現已經實現的末世論時，保羅的群體和教會將之拒絕了。教會在當今時代，也應繼續拒絕這種說法。</w:t>
+      </w:r>
+    </w:p>
+    <w:p>
+      <w:pPr/>
+      <w:r>
+        <w:rPr>
+          <w:lang w:val="zh_TW" w:bidi="zh_TW"/>
+        </w:rPr>
+      </w:r>
+      <w:r>
+        <w:rPr>
+          <w:i/>
+          <w:lang w:val="zh_TW" w:bidi="zh_TW"/>
+        </w:rPr>
+        <w:t>另見</w:t>
+      </w:r>
+      <w:r>
+        <w:rPr>
+          <w:lang w:val="zh_TW" w:bidi="zh_TW"/>
+        </w:rPr>
+        <w:t xml:space="preserve"> </w:t>
+      </w:r>
+      <w:r>
+        <w:rPr>
+          <w:lang w:val="zh_TW" w:bidi="zh_TW"/>
+        </w:rPr>
+        <w:t>死者之地</w:t>
+      </w:r>
+      <w:r>
+        <w:rPr>
+          <w:lang w:val="zh_TW" w:bidi="zh_TW"/>
+        </w:rPr>
+        <w:t>；</w:t>
+      </w:r>
+      <w:r>
+        <w:rPr>
+          <w:lang w:val="zh_TW" w:bidi="zh_TW"/>
+        </w:rPr>
+        <w:t>末世論</w:t>
+      </w:r>
+      <w:r>
+        <w:rPr>
+          <w:lang w:val="zh_TW" w:bidi="zh_TW"/>
+        </w:rPr>
+        <w:t>；</w:t>
+      </w:r>
+      <w:r>
+        <w:rPr>
+          <w:lang w:val="zh_TW" w:bidi="zh_TW"/>
+        </w:rPr>
+        <w:t>基督的再來</w:t>
+      </w:r>
+      <w:r>
+        <w:rPr>
+          <w:lang w:val="zh_TW" w:bidi="zh_TW"/>
+        </w:rPr>
+        <w:t>；</w:t>
+      </w:r>
+      <w:r>
+        <w:rPr>
+          <w:lang w:val="zh_TW" w:bidi="zh_TW"/>
+        </w:rPr>
+        <w:t>靈</w:t>
+      </w:r>
+      <w:r>
+        <w:rPr>
+          <w:lang w:val="zh_TW" w:bidi="zh_TW"/>
+        </w:rPr>
+        <w:t>。</w:t>
       </w:r>
       <w:r>
         <w:rPr>
@@ -2776,6 +11342,36 @@
   <w:num w:numId="13" w16cid:durableId="592781308">
     <w:abstractNumId w:val="11"/>
   </w:num>
+  <w:num w:numId="14">
+    <w:abstractNumId w:val="3"/>
+    <w:lvlOverride w:ilvl="0">
+      <w:startOverride w:val="1"/>
+    </w:lvlOverride>
+  </w:num>
+  <w:num w:numId="15">
+    <w:abstractNumId w:val="3"/>
+    <w:lvlOverride w:ilvl="0">
+      <w:startOverride w:val="1"/>
+    </w:lvlOverride>
+  </w:num>
+  <w:num w:numId="16">
+    <w:abstractNumId w:val="3"/>
+    <w:lvlOverride w:ilvl="0">
+      <w:startOverride w:val="1"/>
+    </w:lvlOverride>
+  </w:num>
+  <w:num w:numId="17">
+    <w:abstractNumId w:val="3"/>
+    <w:lvlOverride w:ilvl="0">
+      <w:startOverride w:val="1"/>
+    </w:lvlOverride>
+  </w:num>
+  <w:num w:numId="18">
+    <w:abstractNumId w:val="3"/>
+    <w:lvlOverride w:ilvl="0">
+      <w:startOverride w:val="1"/>
+    </w:lvlOverride>
+  </w:num>
   <w:numIdMacAtCleanup w:val="10"/>
 </w:numbering>
 </file>

--- a/zht/docx/044.content.docx
+++ b/zht/docx/044.content.docx
@@ -149,7 +149,7 @@
         <w:rPr>
           <w:lang w:val="zh_TW" w:bidi="zh_TW"/>
         </w:rPr>
-        <w:t>feng</w:t>
+        <w:t>fen</w:t>
       </w:r>
       <w:r>
         <w:rPr>
@@ -212,7 +212,7 @@
         <w:rPr>
           <w:lang w:val="zh_TW" w:bidi="zh_TW"/>
         </w:rPr>
-        <w:t>風茄</w:t>
+        <w:t>分辨善惡樹</w:t>
       </w:r>
       <w:r>
         <w:rPr>
@@ -231,7 +231,7 @@
         <w:rPr>
           <w:lang w:val="zh_TW" w:bidi="zh_TW"/>
         </w:rPr>
-        <w:t>一種生長於地中海沿岸地區的植物。古代人相信這種植物能增強性慾（</w:t>
+        <w:t>這是伊甸園中被禁止吃的樹，人若吃它的果子便會得知善惡，隨之而來的是死亡，也就是與神分離，最終走向滅亡（</w:t>
       </w:r>
       <w:hyperlink r:id="rId13">
         <w:r>
@@ -242,14 +242,32 @@
             <w:color w:val="0000EE"/>
             <w:u w:val="single"/>
           </w:rPr>
-          <w:t>創30章</w:t>
+          <w:t>創2:9</w:t>
         </w:r>
       </w:hyperlink>
       <w:r>
         <w:rPr>
           <w:lang w:val="zh_TW" w:bidi="zh_TW"/>
         </w:rPr>
-        <w:t>）。它也以芬芳的香氣聞名（</w:t>
+        <w:t>、</w:t>
+      </w:r>
+      <w:hyperlink r:id="rId13">
+        <w:r>
+          <w:rPr>
+            <w:lang w:val="zh_TW" w:bidi="zh_TW"/>
+          </w:rPr>
+          <w:rPr>
+            <w:color w:val="0000EE"/>
+            <w:u w:val="single"/>
+          </w:rPr>
+          <w:t>15–17</w:t>
+        </w:r>
+      </w:hyperlink>
+      <w:r>
+        <w:rPr>
+          <w:lang w:val="zh_TW" w:bidi="zh_TW"/>
+        </w:rPr>
+        <w:t>，</w:t>
       </w:r>
       <w:hyperlink r:id="rId14">
         <w:r>
@@ -260,14 +278,68 @@
             <w:color w:val="0000EE"/>
             <w:u w:val="single"/>
           </w:rPr>
-          <w:t>歌7:13</w:t>
+          <w:t>3:1–24</w:t>
         </w:r>
       </w:hyperlink>
       <w:r>
         <w:rPr>
           <w:lang w:val="zh_TW" w:bidi="zh_TW"/>
         </w:rPr>
-        <w:t>）。</w:t>
+        <w:t>）。那引誘人的蛇應許夏娃，只要她吃這果子，就能與神同等。夏娃和亞當吃了那樹上的果子之後，果然得著了「分別善惡的知識」。根據聖經其它地方對「知善惡」一語的用法（</w:t>
+      </w:r>
+      <w:hyperlink r:id="rId15">
+        <w:r>
+          <w:rPr>
+            <w:lang w:val="zh_TW" w:bidi="zh_TW"/>
+          </w:rPr>
+          <w:rPr>
+            <w:color w:val="0000EE"/>
+            <w:u w:val="single"/>
+          </w:rPr>
+          <w:t>申1:39</w:t>
+        </w:r>
+      </w:hyperlink>
+      <w:r>
+        <w:rPr>
+          <w:lang w:val="zh_TW" w:bidi="zh_TW"/>
+        </w:rPr>
+        <w:t>；</w:t>
+      </w:r>
+      <w:hyperlink r:id="rId16">
+        <w:r>
+          <w:rPr>
+            <w:lang w:val="zh_TW" w:bidi="zh_TW"/>
+          </w:rPr>
+          <w:rPr>
+            <w:color w:val="0000EE"/>
+            <w:u w:val="single"/>
+          </w:rPr>
+          <w:t>賽7:15–16</w:t>
+        </w:r>
+      </w:hyperlink>
+      <w:r>
+        <w:rPr>
+          <w:lang w:val="zh_TW" w:bidi="zh_TW"/>
+        </w:rPr>
+        <w:t>；</w:t>
+      </w:r>
+      <w:hyperlink r:id="rId17">
+        <w:r>
+          <w:rPr>
+            <w:lang w:val="zh_TW" w:bidi="zh_TW"/>
+          </w:rPr>
+          <w:rPr>
+            <w:color w:val="0000EE"/>
+            <w:u w:val="single"/>
+          </w:rPr>
+          <w:t>來5:14</w:t>
+        </w:r>
+      </w:hyperlink>
+      <w:r>
+        <w:rPr>
+          <w:lang w:val="zh_TW" w:bidi="zh_TW"/>
+        </w:rPr>
+        <w:t>），這個表達指的是孩子從天真無邪進入有道德意識階段的時期。</w:t>
       </w:r>
     </w:p>
     <w:p>
@@ -281,7 +353,7 @@
         <w:rPr>
           <w:lang w:val="zh_TW" w:bidi="zh_TW"/>
         </w:rPr>
-        <w:t>風茄又稱愛情果（love apple），是一種多年生的無莖植物。它與龍葵（nightshade）、馬鈴薯和番茄同屬一個植物科。風茄有粗大而肥厚的根，形狀常呈分叉，看起來像甜菜根（beet）。根頂長出許多深色葉子，約長30.5公分（1英尺）、寬10.2公分（4英寸）。</w:t>
+        <w:t>與這知識同時出現的，還有性自覺。亞當和夏娃吃了果子之後，便察覺自己的性特徵。同時，他們也能像神那樣觀看，因此以為神會因他們的赤身露體而羞辱他們。這個故事成了象徵：人為了追求神的地位而故意不順服，結果失去了無罪的純真，也不能與神相交。</w:t>
       </w:r>
     </w:p>
     <w:p>
@@ -295,25 +367,7 @@
         <w:rPr>
           <w:lang w:val="zh_TW" w:bidi="zh_TW"/>
         </w:rPr>
-        <w:t>這種植物帶有輕微毒性。由於它粗大的根有時形似人體下半身，人們便相信它具有增強性慾或生育能力的特殊功效（</w:t>
-      </w:r>
-      <w:hyperlink r:id="rId15">
-        <w:r>
-          <w:rPr>
-            <w:lang w:val="zh_TW" w:bidi="zh_TW"/>
-          </w:rPr>
-          <w:rPr>
-            <w:color w:val="0000EE"/>
-            <w:u w:val="single"/>
-          </w:rPr>
-          <w:t>創30:14–16</w:t>
-        </w:r>
-      </w:hyperlink>
-      <w:r>
-        <w:rPr>
-          <w:lang w:val="zh_TW" w:bidi="zh_TW"/>
-        </w:rPr>
-        <w:t>）。</w:t>
+        <w:t>亞當和夏娃吃分別善惡樹的果子所帶來的悲慘結果，就是他們失去了純真，並與神隔絕。為了阻止他們再吃那第二棵樹──「生命樹」的果子，使他們永遠不死，神將他們趕出伊甸園。然而，那樣一來，他們就會在墮落、有罪的狀態下永遠不死；因此，神將他們逐出伊甸園其實是出於祝福。</w:t>
       </w:r>
     </w:p>
     <w:p>
@@ -325,9 +379,80 @@
       </w:r>
       <w:r>
         <w:rPr>
-          <w:lang w:val="zh_TW" w:bidi="zh_TW"/>
-        </w:rPr>
-        <w:t>愛情果廣泛生長於以色列及周邊地區的曠野和空地，也自然分布於整個地中海地區、南歐和西亞（小亞細亞）。</w:t>
+          <w:i/>
+          <w:lang w:val="zh_TW" w:bidi="zh_TW"/>
+        </w:rPr>
+        <w:t>另見</w:t>
+      </w:r>
+      <w:r>
+        <w:rPr>
+          <w:lang w:val="zh_TW" w:bidi="zh_TW"/>
+        </w:rPr>
+        <w:t>亞當（人物）</w:t>
+      </w:r>
+      <w:r>
+        <w:rPr>
+          <w:lang w:val="zh_TW" w:bidi="zh_TW"/>
+        </w:rPr>
+        <w:t>；</w:t>
+      </w:r>
+      <w:r>
+        <w:rPr>
+          <w:lang w:val="zh_TW" w:bidi="zh_TW"/>
+        </w:rPr>
+        <w:t>夏娃</w:t>
+      </w:r>
+      <w:r>
+        <w:rPr>
+          <w:lang w:val="zh_TW" w:bidi="zh_TW"/>
+        </w:rPr>
+        <w:t>；</w:t>
+      </w:r>
+      <w:r>
+        <w:rPr>
+          <w:lang w:val="zh_TW" w:bidi="zh_TW"/>
+        </w:rPr>
+        <w:t>伊甸園</w:t>
+      </w:r>
+      <w:r>
+        <w:rPr>
+          <w:lang w:val="zh_TW" w:bidi="zh_TW"/>
+        </w:rPr>
+        <w:t>；</w:t>
+      </w:r>
+      <w:r>
+        <w:rPr>
+          <w:lang w:val="zh_TW" w:bidi="zh_TW"/>
+        </w:rPr>
+        <w:t>人類的墮落</w:t>
+      </w:r>
+      <w:r>
+        <w:rPr>
+          <w:lang w:val="zh_TW" w:bidi="zh_TW"/>
+        </w:rPr>
+        <w:t>；</w:t>
+      </w:r>
+      <w:r>
+        <w:rPr>
+          <w:lang w:val="zh_TW" w:bidi="zh_TW"/>
+        </w:rPr>
+        <w:t>生命樹</w:t>
+      </w:r>
+      <w:r>
+        <w:rPr>
+          <w:lang w:val="zh_TW" w:bidi="zh_TW"/>
+        </w:rPr>
+        <w:t>。</w:t>
+      </w:r>
+      <w:r>
+        <w:rPr>
+          <w:lang w:val="zh_TW" w:bidi="zh_TW"/>
+        </w:rPr>
+      </w:r>
+      <w:r>
+        <w:rPr>
+          <w:lang w:val="zh_TW" w:bidi="zh_TW"/>
+        </w:rPr>
       </w:r>
     </w:p>
     <w:p>
@@ -337,41 +462,16 @@
           <w:lang w:val="zh_TW" w:bidi="zh_TW"/>
         </w:rPr>
       </w:r>
-      <w:hyperlink r:id="rId14">
-        <w:r>
-          <w:rPr>
-            <w:lang w:val="zh_TW" w:bidi="zh_TW"/>
-          </w:rPr>
-          <w:rPr>
-            <w:color w:val="0000EE"/>
-            <w:u w:val="single"/>
-          </w:rPr>
-          <w:t>雅歌七章13節</w:t>
-        </w:r>
-      </w:hyperlink>
-      <w:r>
-        <w:rPr>
-          <w:lang w:val="zh_TW" w:bidi="zh_TW"/>
-        </w:rPr>
-        <w:t>中曾提到風茄。不過，有些學者認為，作者所指的可能是另一種植物，例如香櫞（citron）或常見可食用的田野蘑菇（</w:t>
-      </w:r>
-      <w:r>
-        <w:rPr>
-          <w:i/>
-          <w:lang w:val="zh_TW" w:bidi="zh_TW"/>
-        </w:rPr>
-        <w:t>Agaricus campestris</w:t>
-      </w:r>
-      <w:r>
-        <w:rPr>
-          <w:lang w:val="zh_TW" w:bidi="zh_TW"/>
-        </w:rPr>
-        <w:t>）。</w:t>
-      </w:r>
-      <w:r>
-        <w:rPr>
-          <w:lang w:val="zh_TW" w:bidi="zh_TW"/>
-        </w:rPr>
+    </w:p>
+    <w:p>
+      <w:pPr>
+        <w:pStyle w:val="Heading2"/>
+      </w:pPr>
+      <w:r>
+        <w:rPr>
+          <w:lang w:val="zh_TW" w:bidi="zh_TW"/>
+        </w:rPr>
+        <w:t>分封王</w:t>
       </w:r>
       <w:r>
         <w:rPr>
@@ -386,21 +486,11 @@
           <w:lang w:val="zh_TW" w:bidi="zh_TW"/>
         </w:rPr>
       </w:r>
-    </w:p>
-    <w:p>
-      <w:pPr>
-        <w:pStyle w:val="Heading2"/>
-      </w:pPr>
-      <w:r>
-        <w:rPr>
-          <w:lang w:val="zh_TW" w:bidi="zh_TW"/>
-        </w:rPr>
-        <w:t>風琴</w:t>
-      </w:r>
-      <w:r>
-        <w:rPr>
-          <w:lang w:val="zh_TW" w:bidi="zh_TW"/>
-        </w:rPr>
+      <w:r>
+        <w:rPr>
+          <w:lang w:val="zh_TW" w:bidi="zh_TW"/>
+        </w:rPr>
+        <w:t>分封王是一類羅馬官員，統治部分行省。分封王是地方領袖，但他們的權力不足以被稱為王。這個稱號在一些羅馬省份使用，如帖撒羅尼迦、加拉太和敘利亞。</w:t>
       </w:r>
     </w:p>
     <w:p>
@@ -414,108 +504,7 @@
         <w:rPr>
           <w:lang w:val="zh_TW" w:bidi="zh_TW"/>
         </w:rPr>
-        <w:t>一些聖經譯本對於</w:t>
-      </w:r>
-      <w:hyperlink r:id="rId16">
-        <w:r>
-          <w:rPr>
-            <w:lang w:val="zh_TW" w:bidi="zh_TW"/>
-          </w:rPr>
-          <w:rPr>
-            <w:color w:val="0000EE"/>
-            <w:u w:val="single"/>
-          </w:rPr>
-          <w:t>創世記四章21節</w:t>
-        </w:r>
-      </w:hyperlink>
-      <w:r>
-        <w:rPr>
-          <w:lang w:val="zh_TW" w:bidi="zh_TW"/>
-        </w:rPr>
-        <w:t>；</w:t>
-      </w:r>
-      <w:hyperlink r:id="rId17">
-        <w:r>
-          <w:rPr>
-            <w:lang w:val="zh_TW" w:bidi="zh_TW"/>
-          </w:rPr>
-          <w:rPr>
-            <w:color w:val="0000EE"/>
-            <w:u w:val="single"/>
-          </w:rPr>
-          <w:t>約伯記二十一章12節</w:t>
-        </w:r>
-      </w:hyperlink>
-      <w:r>
-        <w:rPr>
-          <w:lang w:val="zh_TW" w:bidi="zh_TW"/>
-        </w:rPr>
-        <w:t>，</w:t>
-      </w:r>
-      <w:hyperlink r:id="rId18">
-        <w:r>
-          <w:rPr>
-            <w:lang w:val="zh_TW" w:bidi="zh_TW"/>
-          </w:rPr>
-          <w:rPr>
-            <w:color w:val="0000EE"/>
-            <w:u w:val="single"/>
-          </w:rPr>
-          <w:t>三十章31節</w:t>
-        </w:r>
-      </w:hyperlink>
-      <w:r>
-        <w:rPr>
-          <w:lang w:val="zh_TW" w:bidi="zh_TW"/>
-        </w:rPr>
-        <w:t>和</w:t>
-      </w:r>
-      <w:hyperlink r:id="rId19">
-        <w:r>
-          <w:rPr>
-            <w:lang w:val="zh_TW" w:bidi="zh_TW"/>
-          </w:rPr>
-          <w:rPr>
-            <w:color w:val="0000EE"/>
-            <w:u w:val="single"/>
-          </w:rPr>
-          <w:t>詩篇一五〇篇4節</w:t>
-        </w:r>
-      </w:hyperlink>
-      <w:r>
-        <w:rPr>
-          <w:lang w:val="zh_TW" w:bidi="zh_TW"/>
-        </w:rPr>
-        <w:t>中「簫」的誤譯。</w:t>
-      </w:r>
-      <w:r>
-        <w:rPr>
-          <w:i/>
-          <w:lang w:val="zh_TW" w:bidi="zh_TW"/>
-        </w:rPr>
-        <w:t>見</w:t>
-      </w:r>
-      <w:r>
-        <w:rPr>
-          <w:lang w:val="zh_TW" w:bidi="zh_TW"/>
-        </w:rPr>
-        <w:t>樂器（烏加布）</w:t>
-      </w:r>
-      <w:r>
-        <w:rPr>
-          <w:lang w:val="zh_TW" w:bidi="zh_TW"/>
-        </w:rPr>
-        <w:t>。</w:t>
-      </w:r>
-      <w:r>
-        <w:rPr>
-          <w:lang w:val="zh_TW" w:bidi="zh_TW"/>
-        </w:rPr>
-      </w:r>
-      <w:r>
-        <w:rPr>
-          <w:lang w:val="zh_TW" w:bidi="zh_TW"/>
-        </w:rPr>
+        <w:t>「分封王」這個稱號可能來自於統治某區域或國家四分之一地區的總督，就像希律大帝去世後的敘利亞一樣。到了新約聖經時代，這個稱號意義的重要性已經減弱。到那時，分封王的稱號只適用於次要的王子。</w:t>
       </w:r>
     </w:p>
     <w:p>
@@ -525,16 +514,142 @@
           <w:lang w:val="zh_TW" w:bidi="zh_TW"/>
         </w:rPr>
       </w:r>
-    </w:p>
-    <w:p>
-      <w:pPr>
-        <w:pStyle w:val="Heading2"/>
-      </w:pPr>
-      <w:r>
-        <w:rPr>
-          <w:lang w:val="zh_TW" w:bidi="zh_TW"/>
-        </w:rPr>
-        <w:t>楓樹</w:t>
+      <w:r>
+        <w:rPr>
+          <w:lang w:val="zh_TW" w:bidi="zh_TW"/>
+        </w:rPr>
+        <w:t>在聖經中提到三位分封王。路加記載希律安提帕是加利利的分封王。他還指出腓力是以土利亞和特拉可尼地方的分封王，而呂撒聶是亞比利尼的分封王（</w:t>
+      </w:r>
+      <w:hyperlink r:id="rId18">
+        <w:r>
+          <w:rPr>
+            <w:lang w:val="zh_TW" w:bidi="zh_TW"/>
+          </w:rPr>
+          <w:rPr>
+            <w:color w:val="0000EE"/>
+            <w:u w:val="single"/>
+          </w:rPr>
+          <w:t>路加福音3:1</w:t>
+        </w:r>
+      </w:hyperlink>
+      <w:r>
+        <w:rPr>
+          <w:lang w:val="zh_TW" w:bidi="zh_TW"/>
+        </w:rPr>
+        <w:t>）。在聖經其它地方唯一提到的分封王是希律（</w:t>
+      </w:r>
+      <w:hyperlink r:id="rId19">
+        <w:r>
+          <w:rPr>
+            <w:lang w:val="zh_TW" w:bidi="zh_TW"/>
+          </w:rPr>
+          <w:rPr>
+            <w:color w:val="0000EE"/>
+            <w:u w:val="single"/>
+          </w:rPr>
+          <w:t>馬太福音14:1</w:t>
+        </w:r>
+      </w:hyperlink>
+      <w:r>
+        <w:rPr>
+          <w:lang w:val="zh_TW" w:bidi="zh_TW"/>
+        </w:rPr>
+        <w:t>；</w:t>
+      </w:r>
+      <w:hyperlink r:id="rId20">
+        <w:r>
+          <w:rPr>
+            <w:lang w:val="zh_TW" w:bidi="zh_TW"/>
+          </w:rPr>
+          <w:rPr>
+            <w:color w:val="0000EE"/>
+            <w:u w:val="single"/>
+          </w:rPr>
+          <w:t>路加福音3:19</w:t>
+        </w:r>
+      </w:hyperlink>
+      <w:r>
+        <w:rPr>
+          <w:lang w:val="zh_TW" w:bidi="zh_TW"/>
+        </w:rPr>
+        <w:t>，</w:t>
+      </w:r>
+      <w:hyperlink r:id="rId21">
+        <w:r>
+          <w:rPr>
+            <w:lang w:val="zh_TW" w:bidi="zh_TW"/>
+          </w:rPr>
+          <w:rPr>
+            <w:color w:val="0000EE"/>
+            <w:u w:val="single"/>
+          </w:rPr>
+          <w:t>9:7</w:t>
+        </w:r>
+      </w:hyperlink>
+      <w:r>
+        <w:rPr>
+          <w:lang w:val="zh_TW" w:bidi="zh_TW"/>
+        </w:rPr>
+        <w:t>；</w:t>
+      </w:r>
+      <w:hyperlink r:id="rId22">
+        <w:r>
+          <w:rPr>
+            <w:lang w:val="zh_TW" w:bidi="zh_TW"/>
+          </w:rPr>
+          <w:rPr>
+            <w:color w:val="0000EE"/>
+            <w:u w:val="single"/>
+          </w:rPr>
+          <w:t>使徒行傳13:1</w:t>
+        </w:r>
+      </w:hyperlink>
+      <w:r>
+        <w:rPr>
+          <w:lang w:val="zh_TW" w:bidi="zh_TW"/>
+        </w:rPr>
+        <w:t>）。希律也被他的猶太臣民稱為「王」，顯示出他較大的重要性（</w:t>
+      </w:r>
+      <w:hyperlink r:id="rId23">
+        <w:r>
+          <w:rPr>
+            <w:lang w:val="zh_TW" w:bidi="zh_TW"/>
+          </w:rPr>
+          <w:rPr>
+            <w:color w:val="0000EE"/>
+            <w:u w:val="single"/>
+          </w:rPr>
+          <w:t>馬太福音14:9</w:t>
+        </w:r>
+      </w:hyperlink>
+      <w:r>
+        <w:rPr>
+          <w:lang w:val="zh_TW" w:bidi="zh_TW"/>
+        </w:rPr>
+        <w:t>；</w:t>
+      </w:r>
+      <w:hyperlink r:id="rId24">
+        <w:r>
+          <w:rPr>
+            <w:lang w:val="zh_TW" w:bidi="zh_TW"/>
+          </w:rPr>
+          <w:rPr>
+            <w:color w:val="0000EE"/>
+            <w:u w:val="single"/>
+          </w:rPr>
+          <w:t>馬可福音6:14</w:t>
+        </w:r>
+      </w:hyperlink>
+      <w:r>
+        <w:rPr>
+          <w:lang w:val="zh_TW" w:bidi="zh_TW"/>
+        </w:rPr>
+        <w:t>）。</w:t>
+      </w:r>
+      <w:r>
+        <w:rPr>
+          <w:lang w:val="zh_TW" w:bidi="zh_TW"/>
+        </w:rPr>
       </w:r>
       <w:r>
         <w:rPr>
@@ -549,60 +664,21 @@
           <w:lang w:val="zh_TW" w:bidi="zh_TW"/>
         </w:rPr>
       </w:r>
-      <w:r>
-        <w:rPr>
-          <w:lang w:val="zh_TW" w:bidi="zh_TW"/>
-        </w:rPr>
-        <w:t>楓樹是一種高大而開展的樹木，其具有粗大的樹幹和鱗片狀的樹皮，原產於巴勒斯坦地區。這種樹屬於一個果實呈鈴狀聚生的樹科。它的外層樹皮通常會成片或成條狀剝落。在</w:t>
-      </w:r>
-      <w:hyperlink r:id="rId20">
-        <w:r>
-          <w:rPr>
-            <w:lang w:val="zh_TW" w:bidi="zh_TW"/>
-          </w:rPr>
-          <w:rPr>
-            <w:color w:val="0000EE"/>
-            <w:u w:val="single"/>
-          </w:rPr>
-          <w:t>創世記三十章37節</w:t>
-        </w:r>
-      </w:hyperlink>
-      <w:r>
-        <w:rPr>
-          <w:lang w:val="zh_TW" w:bidi="zh_TW"/>
-        </w:rPr>
-        <w:t>和</w:t>
-      </w:r>
-      <w:hyperlink r:id="rId21">
-        <w:r>
-          <w:rPr>
-            <w:lang w:val="zh_TW" w:bidi="zh_TW"/>
-          </w:rPr>
-          <w:rPr>
-            <w:color w:val="0000EE"/>
-            <w:u w:val="single"/>
-          </w:rPr>
-          <w:t>以西結書三十一章8節</w:t>
-        </w:r>
-      </w:hyperlink>
-      <w:r>
-        <w:rPr>
-          <w:lang w:val="zh_TW" w:bidi="zh_TW"/>
-        </w:rPr>
-        <w:t>提到的樹木，顯然不是栗樹，因為栗樹並不是自然地生長於巴勒斯坦。這兩處經文所指的是東方懸鈴木（</w:t>
-      </w:r>
-      <w:r>
-        <w:rPr>
-          <w:i/>
-          <w:lang w:val="zh_TW" w:bidi="zh_TW"/>
-        </w:rPr>
-        <w:t>Platanus orientalis</w:t>
-      </w:r>
-      <w:r>
-        <w:rPr>
-          <w:lang w:val="zh_TW" w:bidi="zh_TW"/>
-        </w:rPr>
-        <w:t>）。</w:t>
+    </w:p>
+    <w:p>
+      <w:pPr>
+        <w:pStyle w:val="Heading2"/>
+      </w:pPr>
+      <w:r>
+        <w:rPr>
+          <w:lang w:val="zh_TW" w:bidi="zh_TW"/>
+        </w:rPr>
+        <w:t>忿怒</w:t>
+      </w:r>
+      <w:r>
+        <w:rPr>
+          <w:lang w:val="zh_TW" w:bidi="zh_TW"/>
+        </w:rPr>
       </w:r>
     </w:p>
     <w:p>
@@ -616,7 +692,97 @@
         <w:rPr>
           <w:lang w:val="zh_TW" w:bidi="zh_TW"/>
         </w:rPr>
-        <w:t>楓樹是一種大型樹木，高度可達18.3公尺（60英尺）或更高。它的樹幹通常十分粗壯，周長有時可達12.2公尺（40英尺）左右。外層樹皮會成片或呈鱗片狀脫落，下面可見光滑的白色或淡黃色樹皮。</w:t>
+        <w:t>這個詞在聖經中常用來指憤怒（rage）、烈怒（fury）和惱恨（indignation）。在大多數情況下，忿怒被視為是錯誤的情緒。例如，</w:t>
+      </w:r>
+      <w:hyperlink r:id="rId25">
+        <w:r>
+          <w:rPr>
+            <w:lang w:val="zh_TW" w:bidi="zh_TW"/>
+          </w:rPr>
+          <w:rPr>
+            <w:color w:val="0000EE"/>
+            <w:u w:val="single"/>
+          </w:rPr>
+          <w:t>詩篇三十七篇8節</w:t>
+        </w:r>
+      </w:hyperlink>
+      <w:r>
+        <w:rPr>
+          <w:lang w:val="zh_TW" w:bidi="zh_TW"/>
+        </w:rPr>
+        <w:t>命令：「當止住怒氣，離棄忿怒」當耶穌說：「只是我告訴你們，凡向弟兄動怒的，難免受審斷」（</w:t>
+      </w:r>
+      <w:hyperlink r:id="rId26">
+        <w:r>
+          <w:rPr>
+            <w:lang w:val="zh_TW" w:bidi="zh_TW"/>
+          </w:rPr>
+          <w:rPr>
+            <w:color w:val="0000EE"/>
+            <w:u w:val="single"/>
+          </w:rPr>
+          <w:t>太5:22</w:t>
+        </w:r>
+      </w:hyperlink>
+      <w:r>
+        <w:rPr>
+          <w:lang w:val="zh_TW" w:bidi="zh_TW"/>
+        </w:rPr>
+        <w:t>），耶穌提到將忿怒與謀殺相提並論，這意味著當一個人心中懷有忿怒時，就如同他實際上犯下了謀殺罪。</w:t>
+      </w:r>
+      <w:hyperlink r:id="rId27">
+        <w:r>
+          <w:rPr>
+            <w:lang w:val="zh_TW" w:bidi="zh_TW"/>
+          </w:rPr>
+          <w:rPr>
+            <w:color w:val="0000EE"/>
+            <w:u w:val="single"/>
+          </w:rPr>
+          <w:t>以弗所書四章31節</w:t>
+        </w:r>
+      </w:hyperlink>
+      <w:r>
+        <w:rPr>
+          <w:lang w:val="zh_TW" w:bidi="zh_TW"/>
+        </w:rPr>
+        <w:t>和</w:t>
+      </w:r>
+      <w:hyperlink r:id="rId28">
+        <w:r>
+          <w:rPr>
+            <w:lang w:val="zh_TW" w:bidi="zh_TW"/>
+          </w:rPr>
+          <w:rPr>
+            <w:color w:val="0000EE"/>
+            <w:u w:val="single"/>
+          </w:rPr>
+          <w:t>歌羅西書三章8節</w:t>
+        </w:r>
+      </w:hyperlink>
+      <w:r>
+        <w:rPr>
+          <w:lang w:val="zh_TW" w:bidi="zh_TW"/>
+        </w:rPr>
+        <w:t>列出惱恨，以及苦毒、忿怒、惡毒（malice）和毀謗，這些都是基督徒必須徹底擺脫的態度。在保羅列出的教會主教或牧師的品格特質中，指出基督徒領袖不應該易於動怒或輕易被激怒（</w:t>
+      </w:r>
+      <w:hyperlink r:id="rId29">
+        <w:r>
+          <w:rPr>
+            <w:lang w:val="zh_TW" w:bidi="zh_TW"/>
+          </w:rPr>
+          <w:rPr>
+            <w:color w:val="0000EE"/>
+            <w:u w:val="single"/>
+          </w:rPr>
+          <w:t>多1:7</w:t>
+        </w:r>
+      </w:hyperlink>
+      <w:r>
+        <w:rPr>
+          <w:lang w:val="zh_TW" w:bidi="zh_TW"/>
+        </w:rPr>
+        <w:t>）。</w:t>
       </w:r>
     </w:p>
     <w:p>
@@ -630,17 +796,43 @@
         <w:rPr>
           <w:lang w:val="zh_TW" w:bidi="zh_TW"/>
         </w:rPr>
-        <w:t>這種樹廣泛分布於黎巴嫩、敘利亞和巴勒斯坦地區，即使在高山地帶也能生長。不過，它主要生長於平原和低地，常見於溪流和湖泊旁，以及潮濕的沼澤地帶。</w:t>
-      </w:r>
-      <w:r>
-        <w:rPr>
-          <w:lang w:val="zh_TW" w:bidi="zh_TW"/>
-        </w:rPr>
-      </w:r>
-      <w:r>
-        <w:rPr>
-          <w:lang w:val="zh_TW" w:bidi="zh_TW"/>
-        </w:rPr>
+        <w:t>聖經承認人會忿怒。聖經並沒有譴責忿怒這種情緒，而是譴責忿怒所導致的後果。人習慣於讓忿怒控制或影響他們的行為，導致他們犯罪。這就是為什麼使徒保羅說：「生氣卻不要犯罪」（</w:t>
+      </w:r>
+      <w:hyperlink r:id="rId30">
+        <w:r>
+          <w:rPr>
+            <w:lang w:val="zh_TW" w:bidi="zh_TW"/>
+          </w:rPr>
+          <w:rPr>
+            <w:color w:val="0000EE"/>
+            <w:u w:val="single"/>
+          </w:rPr>
+          <w:t>弗4:26</w:t>
+        </w:r>
+      </w:hyperlink>
+      <w:r>
+        <w:rPr>
+          <w:lang w:val="zh_TW" w:bidi="zh_TW"/>
+        </w:rPr>
+        <w:t>）。一個人讓忿怒情緒持續的時間越長，越有可能產生罪惡的行為，從而給撒但留地步（見</w:t>
+      </w:r>
+      <w:hyperlink r:id="rId31">
+        <w:r>
+          <w:rPr>
+            <w:lang w:val="zh_TW" w:bidi="zh_TW"/>
+          </w:rPr>
+          <w:rPr>
+            <w:color w:val="0000EE"/>
+            <w:u w:val="single"/>
+          </w:rPr>
+          <w:t>弗4:27</w:t>
+        </w:r>
+      </w:hyperlink>
+      <w:r>
+        <w:rPr>
+          <w:lang w:val="zh_TW" w:bidi="zh_TW"/>
+        </w:rPr>
+        <w:t>）。</w:t>
       </w:r>
     </w:p>
     <w:p>
@@ -650,21 +842,47 @@
           <w:lang w:val="zh_TW" w:bidi="zh_TW"/>
         </w:rPr>
       </w:r>
-    </w:p>
-    <w:p>
-      <w:pPr>
-        <w:pStyle w:val="Heading2"/>
-      </w:pPr>
-      <w:r>
-        <w:rPr>
-          <w:lang w:val="zh_TW" w:bidi="zh_TW"/>
-        </w:rPr>
-        <w:t>豐滿（充滿、豐盛）</w:t>
-      </w:r>
-      <w:r>
-        <w:rPr>
-          <w:lang w:val="zh_TW" w:bidi="zh_TW"/>
-        </w:rPr>
+      <w:r>
+        <w:rPr>
+          <w:lang w:val="zh_TW" w:bidi="zh_TW"/>
+        </w:rPr>
+        <w:t>聖經中也提到了好的忿怒。「義怒」指的是聖潔的心極度不滿，無法容忍任何形式的罪。神的忿怒包含這一元素：人應該是良善的，然而他們卻犯罪——神發怒「因這地的人離棄了耶和華—他們列祖的神，領他們出埃及地的時候與他們所立的約，去事奉敬拜素不認識的別神，是耶和華所未曾給他們安排的」（</w:t>
+      </w:r>
+      <w:hyperlink r:id="rId32">
+        <w:r>
+          <w:rPr>
+            <w:lang w:val="zh_TW" w:bidi="zh_TW"/>
+          </w:rPr>
+          <w:rPr>
+            <w:color w:val="0000EE"/>
+            <w:u w:val="single"/>
+          </w:rPr>
+          <w:t>申29:25–26</w:t>
+        </w:r>
+      </w:hyperlink>
+      <w:r>
+        <w:rPr>
+          <w:lang w:val="zh_TW" w:bidi="zh_TW"/>
+        </w:rPr>
+        <w:t>）。也正是在這個意義上，摩西在西奈山上看到金牛犢和以色列人崇拜偶像時，怒火中燒，以至他把立約的石版摔碎在地上（</w:t>
+      </w:r>
+      <w:hyperlink r:id="rId33">
+        <w:r>
+          <w:rPr>
+            <w:lang w:val="zh_TW" w:bidi="zh_TW"/>
+          </w:rPr>
+          <w:rPr>
+            <w:color w:val="0000EE"/>
+            <w:u w:val="single"/>
+          </w:rPr>
+          <w:t>出32:19</w:t>
+        </w:r>
+      </w:hyperlink>
+      <w:r>
+        <w:rPr>
+          <w:lang w:val="zh_TW" w:bidi="zh_TW"/>
+        </w:rPr>
+        <w:t>）。</w:t>
       </w:r>
     </w:p>
     <w:p>
@@ -678,7 +896,71 @@
         <w:rPr>
           <w:lang w:val="zh_TW" w:bidi="zh_TW"/>
         </w:rPr>
-        <w:t>「豐滿（或譯：充滿）」是指完全滿足或沒有任何缺失的狀態。它是希臘文 pleroma 的常用翻譯。在聖經中，「充滿 」通常是指某樣東西是完整的或完全填滿的狀態。確切的意思取決於這個字出現的上下文。</w:t>
+        <w:t>在新約聖經中，馬可福音記載耶穌忿怒地看著法利賽人，他們希望抓到耶穌違反他們律法的把柄（</w:t>
+      </w:r>
+      <w:hyperlink r:id="rId34">
+        <w:r>
+          <w:rPr>
+            <w:lang w:val="zh_TW" w:bidi="zh_TW"/>
+          </w:rPr>
+          <w:rPr>
+            <w:color w:val="0000EE"/>
+            <w:u w:val="single"/>
+          </w:rPr>
+          <w:t>可3:5</w:t>
+        </w:r>
+      </w:hyperlink>
+      <w:r>
+        <w:rPr>
+          <w:lang w:val="zh_TW" w:bidi="zh_TW"/>
+        </w:rPr>
+        <w:t>）。耶穌的忿怒也表現在祂潔淨聖殿（</w:t>
+      </w:r>
+      <w:hyperlink r:id="rId35">
+        <w:r>
+          <w:rPr>
+            <w:lang w:val="zh_TW" w:bidi="zh_TW"/>
+          </w:rPr>
+          <w:rPr>
+            <w:color w:val="0000EE"/>
+            <w:u w:val="single"/>
+          </w:rPr>
+          <w:t>約2:13–22</w:t>
+        </w:r>
+      </w:hyperlink>
+      <w:r>
+        <w:rPr>
+          <w:lang w:val="zh_TW" w:bidi="zh_TW"/>
+        </w:rPr>
+        <w:t>），聖殿應該是一個禱告的地方，但卻被用來做生意，所以耶穌「進了神的殿，趕出殿裡一切做買賣的人，推倒兌換銀錢之人的桌子，和賣鴿子之人的凳子」（</w:t>
+      </w:r>
+      <w:hyperlink r:id="rId36">
+        <w:r>
+          <w:rPr>
+            <w:lang w:val="zh_TW" w:bidi="zh_TW"/>
+          </w:rPr>
+          <w:rPr>
+            <w:color w:val="0000EE"/>
+            <w:u w:val="single"/>
+          </w:rPr>
+          <w:t>太21:12</w:t>
+        </w:r>
+      </w:hyperlink>
+      <w:r>
+        <w:rPr>
+          <w:lang w:val="zh_TW" w:bidi="zh_TW"/>
+        </w:rPr>
+        <w:t>）。祂的聖潔義怒既不是軟弱也不是罪惡。這樣的忿怒是對罪惡和不公義的適當回應，尤其是當罪惡和不公義顯然未受到懲罰時。</w:t>
+      </w:r>
+      <w:r>
+        <w:rPr>
+          <w:lang w:val="zh_TW" w:bidi="zh_TW"/>
+        </w:rPr>
+      </w:r>
+      <w:r>
+        <w:rPr>
+          <w:lang w:val="zh_TW" w:bidi="zh_TW"/>
+        </w:rPr>
       </w:r>
     </w:p>
     <w:p>
@@ -688,29 +970,21 @@
           <w:lang w:val="zh_TW" w:bidi="zh_TW"/>
         </w:rPr>
       </w:r>
-      <w:r>
-        <w:rPr>
-          <w:lang w:val="zh_TW" w:bidi="zh_TW"/>
-        </w:rPr>
-        <w:t>在《舊約》中，與 「充滿 」對應的希伯來字之一是 melo。這個字出現在不同的經文中，其意義與希臘文的 pleroma 相似。它通常描述填滿某個東西的內容。例如，</w:t>
-      </w:r>
-      <w:hyperlink r:id="rId22">
-        <w:r>
-          <w:rPr>
-            <w:lang w:val="zh_TW" w:bidi="zh_TW"/>
-          </w:rPr>
-          <w:rPr>
-            <w:color w:val="0000EE"/>
-            <w:u w:val="single"/>
-          </w:rPr>
-          <w:t>詩篇24篇1節</w:t>
-        </w:r>
-      </w:hyperlink>
-      <w:r>
-        <w:rPr>
-          <w:lang w:val="zh_TW" w:bidi="zh_TW"/>
-        </w:rPr>
-        <w:t>中的 「地和其中所充滿的 」指的是受造物中的萬物都是神所有的一部分。</w:t>
+    </w:p>
+    <w:p>
+      <w:pPr>
+        <w:pStyle w:val="Heading2"/>
+      </w:pPr>
+      <w:r>
+        <w:rPr>
+          <w:lang w:val="zh_TW" w:bidi="zh_TW"/>
+        </w:rPr>
+        <w:t>奮銳黨</w:t>
+      </w:r>
+      <w:r>
+        <w:rPr>
+          <w:lang w:val="zh_TW" w:bidi="zh_TW"/>
+        </w:rPr>
       </w:r>
     </w:p>
     <w:p>
@@ -724,18 +998,43 @@
         <w:rPr>
           <w:lang w:val="zh_TW" w:bidi="zh_TW"/>
         </w:rPr>
-        <w:t>要了解「充滿」在特定經文中的意思，我們需要看看上下文的字詞和該經文的整體訊息。</w:t>
-      </w:r>
-    </w:p>
-    <w:p>
-      <w:pPr>
-        <w:pStyle w:val="Heading3"/>
-      </w:pPr>
-      <w:r>
-        <w:rPr>
-          <w:lang w:val="zh_TW" w:bidi="zh_TW"/>
-        </w:rPr>
-        <w:t>一般用法</w:t>
+        <w:t>奮銳黨（zealot）是指對某種事業或信仰非常熱衷的人。在聖經中，這個詞被用來描述西門，他是耶穌十二門徒之一（</w:t>
+      </w:r>
+      <w:hyperlink r:id="rId37">
+        <w:r>
+          <w:rPr>
+            <w:lang w:val="zh_TW" w:bidi="zh_TW"/>
+          </w:rPr>
+          <w:rPr>
+            <w:color w:val="0000EE"/>
+            <w:u w:val="single"/>
+          </w:rPr>
+          <w:t>路6:15</w:t>
+        </w:r>
+      </w:hyperlink>
+      <w:r>
+        <w:rPr>
+          <w:lang w:val="zh_TW" w:bidi="zh_TW"/>
+        </w:rPr>
+        <w:t>；</w:t>
+      </w:r>
+      <w:hyperlink r:id="rId38">
+        <w:r>
+          <w:rPr>
+            <w:lang w:val="zh_TW" w:bidi="zh_TW"/>
+          </w:rPr>
+          <w:rPr>
+            <w:color w:val="0000EE"/>
+            <w:u w:val="single"/>
+          </w:rPr>
+          <w:t>徒1:13</w:t>
+        </w:r>
+      </w:hyperlink>
+      <w:r>
+        <w:rPr>
+          <w:lang w:val="zh_TW" w:bidi="zh_TW"/>
+        </w:rPr>
+        <w:t>）。這個西門不同於西門彼得，後者也是十二門徒之一。</w:t>
       </w:r>
     </w:p>
     <w:p>
@@ -749,7 +1048,79 @@
         <w:rPr>
           <w:lang w:val="zh_TW" w:bidi="zh_TW"/>
         </w:rPr>
-        <w:t>在《新約》以外的古希臘著作中，pleroma 的意思是 「〔用來〕充滿的東西（that which fills）」。</w:t>
+        <w:t>馬太和馬可用「迦南人(Cananaean」這個希臘文來代替奮銳黨（和合本聖經並沒有譯為迦南人，而是單單採用奮銳黨一詞，</w:t>
+      </w:r>
+      <w:hyperlink r:id="rId39">
+        <w:r>
+          <w:rPr>
+            <w:lang w:val="zh_TW" w:bidi="zh_TW"/>
+          </w:rPr>
+          <w:rPr>
+            <w:color w:val="0000EE"/>
+            <w:u w:val="single"/>
+          </w:rPr>
+          <w:t>太10:4</w:t>
+        </w:r>
+      </w:hyperlink>
+      <w:r>
+        <w:rPr>
+          <w:lang w:val="zh_TW" w:bidi="zh_TW"/>
+        </w:rPr>
+        <w:t>；</w:t>
+      </w:r>
+      <w:hyperlink r:id="rId40">
+        <w:r>
+          <w:rPr>
+            <w:lang w:val="zh_TW" w:bidi="zh_TW"/>
+          </w:rPr>
+          <w:rPr>
+            <w:color w:val="0000EE"/>
+            <w:u w:val="single"/>
+          </w:rPr>
+          <w:t>可3:18</w:t>
+        </w:r>
+      </w:hyperlink>
+      <w:r>
+        <w:rPr>
+          <w:lang w:val="zh_TW" w:bidi="zh_TW"/>
+        </w:rPr>
+        <w:t>）。這些詞在不同語言中意思相同，指的是一個非常熱衷於捍衛或支持某事的人。這個詞來自於「強烈的感情」或「非常渴望某事」的概念（</w:t>
+      </w:r>
+      <w:hyperlink r:id="rId41">
+        <w:r>
+          <w:rPr>
+            <w:lang w:val="zh_TW" w:bidi="zh_TW"/>
+          </w:rPr>
+          <w:rPr>
+            <w:color w:val="0000EE"/>
+            <w:u w:val="single"/>
+          </w:rPr>
+          <w:t>出34:14</w:t>
+        </w:r>
+      </w:hyperlink>
+      <w:r>
+        <w:rPr>
+          <w:lang w:val="zh_TW" w:bidi="zh_TW"/>
+        </w:rPr>
+        <w:t>；</w:t>
+      </w:r>
+      <w:hyperlink r:id="rId42">
+        <w:r>
+          <w:rPr>
+            <w:lang w:val="zh_TW" w:bidi="zh_TW"/>
+          </w:rPr>
+          <w:rPr>
+            <w:color w:val="0000EE"/>
+            <w:u w:val="single"/>
+          </w:rPr>
+          <w:t>馬加比二書4:2</w:t>
+        </w:r>
+      </w:hyperlink>
+      <w:r>
+        <w:rPr>
+          <w:lang w:val="zh_TW" w:bidi="zh_TW"/>
+        </w:rPr>
+        <w:t>）。</w:t>
       </w:r>
     </w:p>
     <w:p>
@@ -763,61 +1134,25 @@
         <w:rPr>
           <w:lang w:val="zh_TW" w:bidi="zh_TW"/>
         </w:rPr>
-        <w:t>通常這個字用來形容：</w:t>
-      </w:r>
-    </w:p>
-    <w:p>
-      <w:pPr>
-        <w:pStyle w:val="ListBullet"/>
-        <w:spacing w:line="240" w:lineRule="auto"/>
-        <w:ind w:left="720"/>
-      </w:pPr>
-      <w:r>
-        <w:rPr>
-          <w:lang w:val="zh_TW" w:bidi="zh_TW"/>
-        </w:rPr>
-      </w:r>
-      <w:r>
-        <w:rPr>
-          <w:lang w:val="zh_TW" w:bidi="zh_TW"/>
-        </w:rPr>
-        <w:t>填滿一艘船的貨物或船員</w:t>
-      </w:r>
-    </w:p>
-    <w:p>
-      <w:pPr>
-        <w:pStyle w:val="ListBullet"/>
-        <w:spacing w:line="240" w:lineRule="auto"/>
-        <w:ind w:left="720"/>
-      </w:pPr>
-      <w:r>
-        <w:rPr>
-          <w:lang w:val="zh_TW" w:bidi="zh_TW"/>
-        </w:rPr>
-      </w:r>
-      <w:r>
-        <w:rPr>
-          <w:lang w:val="zh_TW" w:bidi="zh_TW"/>
-        </w:rPr>
-        <w:t>填滿人群的人</w:t>
-      </w:r>
-    </w:p>
-    <w:p>
-      <w:pPr>
-        <w:pStyle w:val="ListBullet"/>
-        <w:spacing w:line="240" w:lineRule="auto"/>
-        <w:ind w:left="720"/>
-      </w:pPr>
-      <w:r>
-        <w:rPr>
-          <w:lang w:val="zh_TW" w:bidi="zh_TW"/>
-        </w:rPr>
-      </w:r>
-      <w:r>
-        <w:rPr>
-          <w:lang w:val="zh_TW" w:bidi="zh_TW"/>
-        </w:rPr>
-        <w:t>填滿人一生的歲月</w:t>
+        <w:t>當耶穌清理聖殿中濫用聖殿的人時，祂自己也表現出熱心（強烈的熱情），聖經說祂為「你的殿心裏焦急，如同火燒」（</w:t>
+      </w:r>
+      <w:hyperlink r:id="rId43">
+        <w:r>
+          <w:rPr>
+            <w:lang w:val="zh_TW" w:bidi="zh_TW"/>
+          </w:rPr>
+          <w:rPr>
+            <w:color w:val="0000EE"/>
+            <w:u w:val="single"/>
+          </w:rPr>
+          <w:t>約2:17</w:t>
+        </w:r>
+      </w:hyperlink>
+      <w:r>
+        <w:rPr>
+          <w:lang w:val="zh_TW" w:bidi="zh_TW"/>
+        </w:rPr>
+        <w:t>）。</w:t>
       </w:r>
     </w:p>
     <w:p>
@@ -831,9 +1166,9 @@
         <w:rPr>
           <w:lang w:val="zh_TW" w:bidi="zh_TW"/>
         </w:rPr>
-        <w:t>希臘哲學家亞里士多德用這個詞來表示充滿一個城市的人口。在馬太福音和馬可福音中，這個詞被用來指新布填補舊衣服的破洞（</w:t>
-      </w:r>
-      <w:hyperlink r:id="rId23">
+        <w:t>在早期基督教會中，一些信徒對屬靈的恩賜、善行和遵守神的律法充滿熱心（</w:t>
+      </w:r>
+      <w:hyperlink r:id="rId44">
         <w:r>
           <w:rPr>
             <w:lang w:val="zh_TW" w:bidi="zh_TW"/>
@@ -842,7 +1177,7 @@
             <w:color w:val="0000EE"/>
             <w:u w:val="single"/>
           </w:rPr>
-          <w:t>太9:16</w:t>
+          <w:t>徒21:20</w:t>
         </w:r>
       </w:hyperlink>
       <w:r>
@@ -851,7 +1186,7 @@
         </w:rPr>
         <w:t>；</w:t>
       </w:r>
-      <w:hyperlink r:id="rId24">
+      <w:hyperlink r:id="rId45">
         <w:r>
           <w:rPr>
             <w:lang w:val="zh_TW" w:bidi="zh_TW"/>
@@ -860,16 +1195,16 @@
             <w:color w:val="0000EE"/>
             <w:u w:val="single"/>
           </w:rPr>
-          <w:t>可2:21</w:t>
+          <w:t>林前14:12</w:t>
         </w:r>
       </w:hyperlink>
       <w:r>
         <w:rPr>
           <w:lang w:val="zh_TW" w:bidi="zh_TW"/>
         </w:rPr>
-        <w:t>），在馬可福音中則指裝滿籃子的魚塊（</w:t>
-      </w:r>
-      <w:hyperlink r:id="rId25">
+        <w:t>；</w:t>
+      </w:r>
+      <w:hyperlink r:id="rId46">
         <w:r>
           <w:rPr>
             <w:lang w:val="zh_TW" w:bidi="zh_TW"/>
@@ -878,10 +1213,16 @@
             <w:color w:val="0000EE"/>
             <w:u w:val="single"/>
           </w:rPr>
-          <w:t>可6:43，</w:t>
+          <w:t>多2:14</w:t>
         </w:r>
       </w:hyperlink>
-      <w:hyperlink r:id="rId26">
+      <w:r>
+        <w:rPr>
+          <w:lang w:val="zh_TW" w:bidi="zh_TW"/>
+        </w:rPr>
+        <w:t>）。保羅在成為耶穌的跟隨者之前，對祖先的傳統和對神的熱心也非常狂熱（</w:t>
+      </w:r>
+      <w:hyperlink r:id="rId47">
         <w:r>
           <w:rPr>
             <w:lang w:val="zh_TW" w:bidi="zh_TW"/>
@@ -890,25 +1231,32 @@
             <w:color w:val="0000EE"/>
             <w:u w:val="single"/>
           </w:rPr>
-          <w:t>8:20</w:t>
+          <w:t>徒22:3</w:t>
         </w:r>
       </w:hyperlink>
       <w:r>
         <w:rPr>
           <w:lang w:val="zh_TW" w:bidi="zh_TW"/>
         </w:rPr>
+        <w:t>；</w:t>
+      </w:r>
+      <w:hyperlink r:id="rId48">
+        <w:r>
+          <w:rPr>
+            <w:lang w:val="zh_TW" w:bidi="zh_TW"/>
+          </w:rPr>
+          <w:rPr>
+            <w:color w:val="0000EE"/>
+            <w:u w:val="single"/>
+          </w:rPr>
+          <w:t>加1:14</w:t>
+        </w:r>
+      </w:hyperlink>
+      <w:r>
+        <w:rPr>
+          <w:lang w:val="zh_TW" w:bidi="zh_TW"/>
+        </w:rPr>
         <w:t>）。</w:t>
-      </w:r>
-    </w:p>
-    <w:p>
-      <w:pPr>
-        <w:pStyle w:val="Heading3"/>
-      </w:pPr>
-      <w:r>
-        <w:rPr>
-          <w:lang w:val="zh_TW" w:bidi="zh_TW"/>
-        </w:rPr>
-        <w:t>「地和其中所充滿的」表達</w:t>
       </w:r>
     </w:p>
     <w:p>
@@ -922,115 +1270,7 @@
         <w:rPr>
           <w:lang w:val="zh_TW" w:bidi="zh_TW"/>
         </w:rPr>
-        <w:t>希臘文pleroma在七十士譯本（舊約希臘文譯本）中出現多次。在</w:t>
-      </w:r>
-      <w:hyperlink r:id="rId22">
-        <w:r>
-          <w:rPr>
-            <w:lang w:val="zh_TW" w:bidi="zh_TW"/>
-          </w:rPr>
-          <w:rPr>
-            <w:color w:val="0000EE"/>
-            <w:u w:val="single"/>
-          </w:rPr>
-          <w:t>詩篇二十四篇1節</w:t>
-        </w:r>
-      </w:hyperlink>
-      <w:r>
-        <w:rPr>
-          <w:lang w:val="zh_TW" w:bidi="zh_TW"/>
-        </w:rPr>
-        <w:t>、</w:t>
-      </w:r>
-      <w:hyperlink r:id="rId27">
-        <w:r>
-          <w:rPr>
-            <w:lang w:val="zh_TW" w:bidi="zh_TW"/>
-          </w:rPr>
-          <w:rPr>
-            <w:color w:val="0000EE"/>
-            <w:u w:val="single"/>
-          </w:rPr>
-          <w:t>五十篇12節</w:t>
-        </w:r>
-      </w:hyperlink>
-      <w:r>
-        <w:rPr>
-          <w:lang w:val="zh_TW" w:bidi="zh_TW"/>
-        </w:rPr>
-        <w:t>、</w:t>
-      </w:r>
-      <w:hyperlink r:id="rId28">
-        <w:r>
-          <w:rPr>
-            <w:lang w:val="zh_TW" w:bidi="zh_TW"/>
-          </w:rPr>
-          <w:rPr>
-            <w:color w:val="0000EE"/>
-            <w:u w:val="single"/>
-          </w:rPr>
-          <w:t>八十九篇11節</w:t>
-        </w:r>
-      </w:hyperlink>
-      <w:r>
-        <w:rPr>
-          <w:lang w:val="zh_TW" w:bidi="zh_TW"/>
-        </w:rPr>
-        <w:t>中，使用pleroma來翻譯希伯來文「豐盛（melo）」一詞。</w:t>
-      </w:r>
-      <w:hyperlink r:id="rId29">
-        <w:r>
-          <w:rPr>
-            <w:lang w:val="zh_TW" w:bidi="zh_TW"/>
-          </w:rPr>
-          <w:rPr>
-            <w:color w:val="0000EE"/>
-            <w:u w:val="single"/>
-          </w:rPr>
-          <w:t>哥林多前書十章26節</w:t>
-        </w:r>
-      </w:hyperlink>
-      <w:r>
-        <w:rPr>
-          <w:lang w:val="zh_TW" w:bidi="zh_TW"/>
-        </w:rPr>
-        <w:t>後來引用了這個概念。類似的短語有「海和其中所充滿的澎湃」（</w:t>
-      </w:r>
-      <w:hyperlink r:id="rId30">
-        <w:r>
-          <w:rPr>
-            <w:lang w:val="zh_TW" w:bidi="zh_TW"/>
-          </w:rPr>
-          <w:rPr>
-            <w:color w:val="0000EE"/>
-            <w:u w:val="single"/>
-          </w:rPr>
-          <w:t>代上16:32</w:t>
-        </w:r>
-      </w:hyperlink>
-      <w:r>
-        <w:rPr>
-          <w:lang w:val="zh_TW" w:bidi="zh_TW"/>
-        </w:rPr>
-        <w:t>；</w:t>
-      </w:r>
-      <w:hyperlink r:id="rId31">
-        <w:r>
-          <w:rPr>
-            <w:lang w:val="zh_TW" w:bidi="zh_TW"/>
-          </w:rPr>
-          <w:rPr>
-            <w:color w:val="0000EE"/>
-            <w:u w:val="single"/>
-          </w:rPr>
-          <w:t>詩96:11–12</w:t>
-        </w:r>
-      </w:hyperlink>
-      <w:r>
-        <w:rPr>
-          <w:lang w:val="zh_TW" w:bidi="zh_TW"/>
-        </w:rPr>
-        <w:t>）。除了明顯的量化意義之外，這些表達中的含義可能反映出質的特性：地的內容是美好而特殊的。</w:t>
+        <w:t>西門被稱為奮銳黨，是因為他對宗教的熱心，這也是人們區分他與西門彼得及其他門徒的方式。</w:t>
       </w:r>
     </w:p>
     <w:p>
@@ -1044,162 +1284,7 @@
         <w:rPr>
           <w:lang w:val="zh_TW" w:bidi="zh_TW"/>
         </w:rPr>
-        <w:t>希伯來人的思想是將受造之物的秩序視為造物主的反映（</w:t>
-      </w:r>
-      <w:hyperlink r:id="rId32">
-        <w:r>
-          <w:rPr>
-            <w:lang w:val="zh_TW" w:bidi="zh_TW"/>
-          </w:rPr>
-          <w:rPr>
-            <w:color w:val="0000EE"/>
-            <w:u w:val="single"/>
-          </w:rPr>
-          <w:t>詩8:5–6</w:t>
-        </w:r>
-      </w:hyperlink>
-      <w:r>
-        <w:rPr>
-          <w:lang w:val="zh_TW" w:bidi="zh_TW"/>
-        </w:rPr>
-        <w:t>，</w:t>
-      </w:r>
-      <w:hyperlink r:id="rId33">
-        <w:r>
-          <w:rPr>
-            <w:lang w:val="zh_TW" w:bidi="zh_TW"/>
-          </w:rPr>
-          <w:rPr>
-            <w:color w:val="0000EE"/>
-            <w:u w:val="single"/>
-          </w:rPr>
-          <w:t>19:1–6</w:t>
-        </w:r>
-      </w:hyperlink>
-      <w:r>
-        <w:rPr>
-          <w:lang w:val="zh_TW" w:bidi="zh_TW"/>
-        </w:rPr>
-        <w:t>；</w:t>
-      </w:r>
-      <w:hyperlink r:id="rId34">
-        <w:r>
-          <w:rPr>
-            <w:lang w:val="zh_TW" w:bidi="zh_TW"/>
-          </w:rPr>
-          <w:rPr>
-            <w:color w:val="0000EE"/>
-            <w:u w:val="single"/>
-          </w:rPr>
-          <w:t>耶23:24</w:t>
-        </w:r>
-      </w:hyperlink>
-      <w:r>
-        <w:rPr>
-          <w:lang w:val="zh_TW" w:bidi="zh_TW"/>
-        </w:rPr>
-        <w:t>）。因此，每當人們與神創造的任何事物建立關係，無論是在工作、飲食還是人際關係中，他們也客觀地進入了與神的關係，因為這些事物是神所賜。因此，當猶太人聽到先知宣布神要毀滅「地和其上所有的」時，便感到恐懼（</w:t>
-      </w:r>
-      <w:hyperlink r:id="rId35">
-        <w:r>
-          <w:rPr>
-            <w:lang w:val="zh_TW" w:bidi="zh_TW"/>
-          </w:rPr>
-          <w:rPr>
-            <w:color w:val="0000EE"/>
-            <w:u w:val="single"/>
-          </w:rPr>
-          <w:t>耶8:16</w:t>
-        </w:r>
-      </w:hyperlink>
-      <w:r>
-        <w:rPr>
-          <w:lang w:val="zh_TW" w:bidi="zh_TW"/>
-        </w:rPr>
-        <w:t>，</w:t>
-      </w:r>
-      <w:hyperlink r:id="rId36">
-        <w:r>
-          <w:rPr>
-            <w:lang w:val="zh_TW" w:bidi="zh_TW"/>
-          </w:rPr>
-          <w:rPr>
-            <w:color w:val="0000EE"/>
-            <w:u w:val="single"/>
-          </w:rPr>
-          <w:t>47:2</w:t>
-        </w:r>
-      </w:hyperlink>
-      <w:r>
-        <w:rPr>
-          <w:lang w:val="zh_TW" w:bidi="zh_TW"/>
-        </w:rPr>
-        <w:t>；</w:t>
-      </w:r>
-      <w:hyperlink r:id="rId37">
-        <w:r>
-          <w:rPr>
-            <w:lang w:val="zh_TW" w:bidi="zh_TW"/>
-          </w:rPr>
-          <w:rPr>
-            <w:color w:val="0000EE"/>
-            <w:u w:val="single"/>
-          </w:rPr>
-          <w:t>結12:19</w:t>
-        </w:r>
-      </w:hyperlink>
-      <w:r>
-        <w:rPr>
-          <w:lang w:val="zh_TW" w:bidi="zh_TW"/>
-        </w:rPr>
-        <w:t>，</w:t>
-      </w:r>
-      <w:hyperlink r:id="rId38">
-        <w:r>
-          <w:rPr>
-            <w:lang w:val="zh_TW" w:bidi="zh_TW"/>
-          </w:rPr>
-          <w:rPr>
-            <w:color w:val="0000EE"/>
-            <w:u w:val="single"/>
-          </w:rPr>
-          <w:t>19:7</w:t>
-        </w:r>
-      </w:hyperlink>
-      <w:r>
-        <w:rPr>
-          <w:lang w:val="zh_TW" w:bidi="zh_TW"/>
-        </w:rPr>
-        <w:t>，</w:t>
-      </w:r>
-      <w:hyperlink r:id="rId39">
-        <w:r>
-          <w:rPr>
-            <w:lang w:val="zh_TW" w:bidi="zh_TW"/>
-          </w:rPr>
-          <w:rPr>
-            <w:color w:val="0000EE"/>
-            <w:u w:val="single"/>
-          </w:rPr>
-          <w:t>30:12</w:t>
-        </w:r>
-      </w:hyperlink>
-      <w:r>
-        <w:rPr>
-          <w:lang w:val="zh_TW" w:bidi="zh_TW"/>
-        </w:rPr>
-        <w:t>）。</w:t>
-      </w:r>
-    </w:p>
-    <w:p>
-      <w:pPr>
-        <w:pStyle w:val="Heading3"/>
-      </w:pPr>
-      <w:r>
-        <w:rPr>
-          <w:lang w:val="zh_TW" w:bidi="zh_TW"/>
-        </w:rPr>
-        <w:t>使徒保羅的用法</w:t>
+        <w:t>到了路加撰寫福音書的時候，「奮銳黨」這個稱號有了更具體的意義。它指的是一群強烈反對羅馬統治的人，這個群體有宗教和政治的目標。</w:t>
       </w:r>
     </w:p>
     <w:p>
@@ -1213,9 +1298,9 @@
         <w:rPr>
           <w:lang w:val="zh_TW" w:bidi="zh_TW"/>
         </w:rPr>
-        <w:t>保羅對「豐盛（fullness）」這一重要神學術語的理解和使用的起源，一直存在爭議。有些人認為這個詞是諾斯底主義者的專有名詞，指一個介於真正的神與「邪惡」世界之間的靈界。因此，假教師認為基督是眾多居於那個「豐盛」中的神祇之一。保羅為了糾正這種誤解，借用了對手的用語，將其應用於基督。保羅教導說，耶穌不僅僅是神與人之間的眾多存在之一；更確切地說，祂是神與人之間的全部（「豐盛」）（</w:t>
-      </w:r>
-      <w:hyperlink r:id="rId40">
+        <w:t>這個奮銳黨群體可能在公元6年左右，也就是希律大帝去世後開始形成，它可能是由加利利的猶大和法利賽人撒督創立的。奮銳黨受馬加比家族的激勵，馬加比在許多年前曾經反抗外族統治（</w:t>
+      </w:r>
+      <w:hyperlink r:id="rId49">
         <w:r>
           <w:rPr>
             <w:lang w:val="zh_TW" w:bidi="zh_TW"/>
@@ -1224,7 +1309,7 @@
             <w:color w:val="0000EE"/>
             <w:u w:val="single"/>
           </w:rPr>
-          <w:t>西1:15–20</w:t>
+          <w:t>馬加比一書2:15–28</w:t>
         </w:r>
       </w:hyperlink>
       <w:r>
@@ -1245,43 +1330,7 @@
         <w:rPr>
           <w:lang w:val="zh_TW" w:bidi="zh_TW"/>
         </w:rPr>
-        <w:t>反對這種觀點的人認為，保羅在一些明顯不適合這種解釋的上下文中使用了這個詞（</w:t>
-      </w:r>
-      <w:hyperlink r:id="rId41">
-        <w:r>
-          <w:rPr>
-            <w:lang w:val="zh_TW" w:bidi="zh_TW"/>
-          </w:rPr>
-          <w:rPr>
-            <w:color w:val="0000EE"/>
-            <w:u w:val="single"/>
-          </w:rPr>
-          <w:t>羅13:10</w:t>
-        </w:r>
-      </w:hyperlink>
-      <w:r>
-        <w:rPr>
-          <w:lang w:val="zh_TW" w:bidi="zh_TW"/>
-        </w:rPr>
-        <w:t>；</w:t>
-      </w:r>
-      <w:hyperlink r:id="rId42">
-        <w:r>
-          <w:rPr>
-            <w:lang w:val="zh_TW" w:bidi="zh_TW"/>
-          </w:rPr>
-          <w:rPr>
-            <w:color w:val="0000EE"/>
-            <w:u w:val="single"/>
-          </w:rPr>
-          <w:t>弗1:22–23</w:t>
-        </w:r>
-      </w:hyperlink>
-      <w:r>
-        <w:rPr>
-          <w:lang w:val="zh_TW" w:bidi="zh_TW"/>
-        </w:rPr>
-        <w:t>）。此外，保羅有法利賽猶太人的背景，可能會根據其在舊約中的用法，來理解這個詞。因此，保羅使用這個詞可能會被更好地理解為不是從他的對手那裡借用的。</w:t>
+        <w:t>奮銳黨非常致力於遵守神的律法（稱為妥拉）。他們相信神是唯一的真王。他們認為自己是神審判和拯救的代理人。他們強烈反對任何他們認為違背神或與羅馬合作的行為。奮銳黨認為彌賽亞（神揀選的領袖）會成為他們的領袖。</w:t>
       </w:r>
     </w:p>
     <w:p>
@@ -1295,97 +1344,7 @@
         <w:rPr>
           <w:lang w:val="zh_TW" w:bidi="zh_TW"/>
         </w:rPr>
-        <w:t>保羅在羅馬書中使用了四次這個術語。它可以被翻譯為「完全歸向」，指的是猶太人（</w:t>
-      </w:r>
-      <w:hyperlink r:id="rId43">
-        <w:r>
-          <w:rPr>
-            <w:lang w:val="zh_TW" w:bidi="zh_TW"/>
-          </w:rPr>
-          <w:rPr>
-            <w:color w:val="0000EE"/>
-            <w:u w:val="single"/>
-          </w:rPr>
-          <w:t>羅11:12</w:t>
-        </w:r>
-      </w:hyperlink>
-      <w:r>
-        <w:rPr>
-          <w:lang w:val="zh_TW" w:bidi="zh_TW"/>
-        </w:rPr>
-        <w:t>）或外邦人（</w:t>
-      </w:r>
-      <w:hyperlink r:id="rId44">
-        <w:r>
-          <w:rPr>
-            <w:lang w:val="zh_TW" w:bidi="zh_TW"/>
-          </w:rPr>
-          <w:rPr>
-            <w:color w:val="0000EE"/>
-            <w:u w:val="single"/>
-          </w:rPr>
-          <w:t>25</w:t>
-        </w:r>
-      </w:hyperlink>
-      <w:r>
-        <w:rPr>
-          <w:lang w:val="zh_TW" w:bidi="zh_TW"/>
-        </w:rPr>
-        <w:t>節）完全歸向神的總數。然而，在第</w:t>
-      </w:r>
-      <w:hyperlink r:id="rId43">
-        <w:r>
-          <w:rPr>
-            <w:lang w:val="zh_TW" w:bidi="zh_TW"/>
-          </w:rPr>
-          <w:rPr>
-            <w:color w:val="0000EE"/>
-            <w:u w:val="single"/>
-          </w:rPr>
-          <w:t>12</w:t>
-        </w:r>
-      </w:hyperlink>
-      <w:r>
-        <w:rPr>
-          <w:lang w:val="zh_TW" w:bidi="zh_TW"/>
-        </w:rPr>
-        <w:t>節中，這個術語與猶太人的「過失」和「缺乏」相對，表明他們認為義是來自他們的猶太血統，而不是來自信心。保羅可能是指「完全順服神的旨意」。因此，保羅實際上說：「如果他們的不順服對世界有這麼多好處，那麼想想他們的順服會意味著什麼。」這種積極的意義在</w:t>
-      </w:r>
-      <w:hyperlink r:id="rId41">
-        <w:r>
-          <w:rPr>
-            <w:lang w:val="zh_TW" w:bidi="zh_TW"/>
-          </w:rPr>
-          <w:rPr>
-            <w:color w:val="0000EE"/>
-            <w:u w:val="single"/>
-          </w:rPr>
-          <w:t>羅馬書十三章10節</w:t>
-        </w:r>
-      </w:hyperlink>
-      <w:r>
-        <w:rPr>
-          <w:lang w:val="zh_TW" w:bidi="zh_TW"/>
-        </w:rPr>
-        <w:t>中的「完全」中體現出來。愛帶來了律法所要實現的一切。同樣，保羅也渴望他自己的生命能夠完全表達基督的福音（</w:t>
-      </w:r>
-      <w:hyperlink r:id="rId45">
-        <w:r>
-          <w:rPr>
-            <w:lang w:val="zh_TW" w:bidi="zh_TW"/>
-          </w:rPr>
-          <w:rPr>
-            <w:color w:val="0000EE"/>
-            <w:u w:val="single"/>
-          </w:rPr>
-          <w:t>15:29</w:t>
-        </w:r>
-      </w:hyperlink>
-      <w:r>
-        <w:rPr>
-          <w:lang w:val="zh_TW" w:bidi="zh_TW"/>
-        </w:rPr>
-        <w:t>）。</w:t>
+        <w:t>隨著羅馬和猶太地（猶太人的家園）之間的緊張局勢加劇，奮銳黨變得更好戰。他們將自己的戰鬥視為「聖戰」。與馬加比家族為了自衛而戰不同，奮銳黨採取了更具攻擊性的態度。</w:t>
       </w:r>
     </w:p>
     <w:p>
@@ -1399,126 +1358,45 @@
         <w:rPr>
           <w:lang w:val="zh_TW" w:bidi="zh_TW"/>
         </w:rPr>
-        <w:t>在以弗所書中，教會被稱為「基督的豐滿」（</w:t>
-      </w:r>
-      <w:hyperlink r:id="rId42">
-        <w:r>
-          <w:rPr>
-            <w:lang w:val="zh_TW" w:bidi="zh_TW"/>
-          </w:rPr>
-          <w:rPr>
-            <w:color w:val="0000EE"/>
-            <w:u w:val="single"/>
-          </w:rPr>
-          <w:t>弗1:22–23</w:t>
-        </w:r>
-      </w:hyperlink>
-      <w:r>
-        <w:rPr>
-          <w:lang w:val="zh_TW" w:bidi="zh_TW"/>
-        </w:rPr>
-        <w:t>；</w:t>
-      </w:r>
-      <w:hyperlink r:id="rId46">
-        <w:r>
-          <w:rPr>
-            <w:lang w:val="zh_TW" w:bidi="zh_TW"/>
-          </w:rPr>
-          <w:rPr>
-            <w:color w:val="0000EE"/>
-            <w:u w:val="single"/>
-          </w:rPr>
-          <w:t>4:13</w:t>
-        </w:r>
-      </w:hyperlink>
-      <w:r>
-        <w:rPr>
-          <w:lang w:val="zh_TW" w:bidi="zh_TW"/>
-        </w:rPr>
-        <w:t>），以及「充滿萬有者所充滿的」（</w:t>
-      </w:r>
-      <w:hyperlink r:id="rId47">
-        <w:r>
-          <w:rPr>
-            <w:lang w:val="zh_TW" w:bidi="zh_TW"/>
-          </w:rPr>
-          <w:rPr>
-            <w:color w:val="0000EE"/>
-            <w:u w:val="single"/>
-          </w:rPr>
-          <w:t>3:19</w:t>
-        </w:r>
-      </w:hyperlink>
-      <w:r>
-        <w:rPr>
-          <w:lang w:val="zh_TW" w:bidi="zh_TW"/>
-        </w:rPr>
-        <w:t>）。對於這個短語，有各種解釋：教會被基督充滿、使其完整或完全；教會擁有基督的屬性；教會是基督完成祂所有工作的工具。教會充滿基督，因為它是基督的話語和作為的完整、持續的表達（參</w:t>
-      </w:r>
-      <w:hyperlink r:id="rId48">
-        <w:r>
-          <w:rPr>
-            <w:lang w:val="zh_TW" w:bidi="zh_TW"/>
-          </w:rPr>
-          <w:rPr>
-            <w:color w:val="0000EE"/>
-            <w:u w:val="single"/>
-          </w:rPr>
-          <w:t>西2:10</w:t>
-        </w:r>
-      </w:hyperlink>
-      <w:r>
-        <w:rPr>
-          <w:lang w:val="zh_TW" w:bidi="zh_TW"/>
-        </w:rPr>
-        <w:t>）。在歌羅西書中，保羅使用這個術語來指基督；在祂裡面居住著「一切的豐盛」（</w:t>
-      </w:r>
-      <w:hyperlink r:id="rId49">
-        <w:r>
-          <w:rPr>
-            <w:lang w:val="zh_TW" w:bidi="zh_TW"/>
-          </w:rPr>
-          <w:rPr>
-            <w:color w:val="0000EE"/>
-            <w:u w:val="single"/>
-          </w:rPr>
-          <w:t>1:19</w:t>
-        </w:r>
-      </w:hyperlink>
-      <w:r>
-        <w:rPr>
-          <w:lang w:val="zh_TW" w:bidi="zh_TW"/>
-        </w:rPr>
-        <w:t>，</w:t>
-      </w:r>
-      <w:hyperlink r:id="rId50">
-        <w:r>
-          <w:rPr>
-            <w:lang w:val="zh_TW" w:bidi="zh_TW"/>
-          </w:rPr>
-          <w:rPr>
-            <w:color w:val="0000EE"/>
-            <w:u w:val="single"/>
-          </w:rPr>
-          <w:t>2:9</w:t>
-        </w:r>
-      </w:hyperlink>
-      <w:r>
-        <w:rPr>
-          <w:lang w:val="zh_TW" w:bidi="zh_TW"/>
-        </w:rPr>
-        <w:t>）。這些經文通常被解釋為宣告基督與神同等。神的所有屬性都在基督裡。神所是的，基督都是。</w:t>
-      </w:r>
-    </w:p>
-    <w:p>
-      <w:pPr>
-        <w:pStyle w:val="Heading3"/>
-      </w:pPr>
-      <w:r>
-        <w:rPr>
-          <w:lang w:val="zh_TW" w:bidi="zh_TW"/>
-        </w:rPr>
-        <w:t>使徒約翰的用法</w:t>
+        <w:t>猶太歷史學家約瑟夫稱他們為強盜和罪犯（猶太</w:t>
+      </w:r>
+      <w:r>
+        <w:rPr>
+          <w:i/>
+          <w:lang w:val="zh_TW" w:bidi="zh_TW"/>
+        </w:rPr>
+        <w:t>古史記</w:t>
+      </w:r>
+      <w:r>
+        <w:rPr>
+          <w:lang w:val="zh_TW" w:bidi="zh_TW"/>
+        </w:rPr>
+        <w:t xml:space="preserve"> 18.1.1–6；</w:t>
+      </w:r>
+      <w:r>
+        <w:rPr>
+          <w:i/>
+          <w:lang w:val="zh_TW" w:bidi="zh_TW"/>
+        </w:rPr>
+        <w:t>猶太戰史</w:t>
+      </w:r>
+      <w:r>
+        <w:rPr>
+          <w:lang w:val="zh_TW" w:bidi="zh_TW"/>
+        </w:rPr>
+        <w:t xml:space="preserve"> 4.3.9），雖然約瑟夫對他們有所偏見。羅馬人稱他們為「</w:t>
+      </w:r>
+      <w:r>
+        <w:rPr>
+          <w:lang w:val="zh_TW" w:bidi="zh_TW"/>
+        </w:rPr>
+        <w:t>匕首黨（</w:t>
+      </w:r>
+      <w:r>
+        <w:rPr>
+          <w:lang w:val="zh_TW" w:bidi="zh_TW"/>
+        </w:rPr>
+        <w:t>Sicarii）」，意思是「刺客」。但他們的支持者會稱他們為愛國戰士。</w:t>
       </w:r>
     </w:p>
     <w:p>
@@ -1532,79 +1410,7 @@
         <w:rPr>
           <w:lang w:val="zh_TW" w:bidi="zh_TW"/>
         </w:rPr>
-        <w:t>約翰福音的序言指出，所有信徒都接受了「他豐滿的恩典（fullness of Christ）」（</w:t>
-      </w:r>
-      <w:hyperlink r:id="rId51">
-        <w:r>
-          <w:rPr>
-            <w:lang w:val="zh_TW" w:bidi="zh_TW"/>
-          </w:rPr>
-          <w:rPr>
-            <w:color w:val="0000EE"/>
-            <w:u w:val="single"/>
-          </w:rPr>
-          <w:t>1:16</w:t>
-        </w:r>
-      </w:hyperlink>
-      <w:r>
-        <w:rPr>
-          <w:lang w:val="zh_TW" w:bidi="zh_TW"/>
-        </w:rPr>
-        <w:t>）。這個「豐滿」確切的性質在第</w:t>
-      </w:r>
-      <w:hyperlink r:id="rId52">
-        <w:r>
-          <w:rPr>
-            <w:lang w:val="zh_TW" w:bidi="zh_TW"/>
-          </w:rPr>
-          <w:rPr>
-            <w:color w:val="0000EE"/>
-            <w:u w:val="single"/>
-          </w:rPr>
-          <w:t>14</w:t>
-        </w:r>
-      </w:hyperlink>
-      <w:r>
-        <w:rPr>
-          <w:lang w:val="zh_TW" w:bidi="zh_TW"/>
-        </w:rPr>
-        <w:t>節中有定義：「道成了肉身，住在我們中間，充充滿滿地有恩典有真理。」這裡的希臘文詞語「豐滿」表示豐富和全部。諾斯底主義者用這個詞來描述所有神祇的總和。約翰和保羅一樣，用這個詞來描述基督是神的充滿和神的豐富，因為神本性一切的豐盛都居住在基督耶穌裡（見</w:t>
-      </w:r>
-      <w:hyperlink r:id="rId49">
-        <w:r>
-          <w:rPr>
-            <w:lang w:val="zh_TW" w:bidi="zh_TW"/>
-          </w:rPr>
-          <w:rPr>
-            <w:color w:val="0000EE"/>
-            <w:u w:val="single"/>
-          </w:rPr>
-          <w:t>西1:19</w:t>
-        </w:r>
-      </w:hyperlink>
-      <w:r>
-        <w:rPr>
-          <w:lang w:val="zh_TW" w:bidi="zh_TW"/>
-        </w:rPr>
-        <w:t>，</w:t>
-      </w:r>
-      <w:hyperlink r:id="rId50">
-        <w:r>
-          <w:rPr>
-            <w:lang w:val="zh_TW" w:bidi="zh_TW"/>
-          </w:rPr>
-          <w:rPr>
-            <w:color w:val="0000EE"/>
-            <w:u w:val="single"/>
-          </w:rPr>
-          <w:t>2:9</w:t>
-        </w:r>
-      </w:hyperlink>
-      <w:r>
-        <w:rPr>
-          <w:lang w:val="zh_TW" w:bidi="zh_TW"/>
-        </w:rPr>
-        <w:t>）。</w:t>
+        <w:t>奮銳黨在公元66年至70年的反抗羅馬的起義中扮演了重要角色。他們的最後一個據點是在一個叫馬薩達（Masada）的地方，該地在公元73年被羅馬人攻陷，960名奮銳黨人選擇自殺而不被俘擄。</w:t>
       </w:r>
     </w:p>
     <w:p>
@@ -1618,9 +1424,9 @@
         <w:rPr>
           <w:lang w:val="zh_TW" w:bidi="zh_TW"/>
         </w:rPr>
-        <w:t>因為神一切的豐盛都居住在基督裡，每個屬靈的現實都能在基督裡找到。在基督裡，信徒沒有缺乏。當然，沒有一個信徒能夠領受基督的一切；只有基督的身體才能領受基督的豐滿並表達出來（</w:t>
-      </w:r>
-      <w:hyperlink r:id="rId53">
+        <w:t>奮銳黨西門可能在公元30年左右是這個運動早期的一分子。其他門徒如加略人猶大或「雷子」不太可能是奮銳黨（</w:t>
+      </w:r>
+      <w:hyperlink r:id="rId50">
         <w:r>
           <w:rPr>
             <w:lang w:val="zh_TW" w:bidi="zh_TW"/>
@@ -1629,14 +1435,343 @@
             <w:color w:val="0000EE"/>
             <w:u w:val="single"/>
           </w:rPr>
-          <w:t>弗1:23</w:t>
+          <w:t>可3:17</w:t>
         </w:r>
       </w:hyperlink>
       <w:r>
         <w:rPr>
           <w:lang w:val="zh_TW" w:bidi="zh_TW"/>
         </w:rPr>
-        <w:t>）。然而，每位信徒都能在某種程度上領受這同樣的豐滿。基督永遠是充滿的；祂從不枯竭。無論信徒從祂那裡領受到多少，祂都不斷地賜下。除了基督之外，信徒不需要尋求任何其他來源，因為基督是唯一的源泉。</w:t>
+        <w:t>）。有人認為加利利人猶大甚至保羅，也與奮銳黨有關（</w:t>
+      </w:r>
+      <w:hyperlink r:id="rId51">
+        <w:r>
+          <w:rPr>
+            <w:lang w:val="zh_TW" w:bidi="zh_TW"/>
+          </w:rPr>
+          <w:rPr>
+            <w:color w:val="0000EE"/>
+            <w:u w:val="single"/>
+          </w:rPr>
+          <w:t>徒5:37–38</w:t>
+        </w:r>
+      </w:hyperlink>
+      <w:r>
+        <w:rPr>
+          <w:lang w:val="zh_TW" w:bidi="zh_TW"/>
+        </w:rPr>
+        <w:t>，</w:t>
+      </w:r>
+      <w:hyperlink r:id="rId52">
+        <w:r>
+          <w:rPr>
+            <w:lang w:val="zh_TW" w:bidi="zh_TW"/>
+          </w:rPr>
+          <w:rPr>
+            <w:color w:val="0000EE"/>
+            <w:u w:val="single"/>
+          </w:rPr>
+          <w:t>21:38</w:t>
+        </w:r>
+      </w:hyperlink>
+      <w:r>
+        <w:rPr>
+          <w:lang w:val="zh_TW" w:bidi="zh_TW"/>
+        </w:rPr>
+        <w:t>）。</w:t>
+      </w:r>
+    </w:p>
+    <w:p>
+      <w:pPr/>
+      <w:r>
+        <w:rPr>
+          <w:lang w:val="zh_TW" w:bidi="zh_TW"/>
+        </w:rPr>
+      </w:r>
+      <w:r>
+        <w:rPr>
+          <w:i/>
+          <w:lang w:val="zh_TW" w:bidi="zh_TW"/>
+        </w:rPr>
+        <w:t>另見</w:t>
+      </w:r>
+      <w:r>
+        <w:rPr>
+          <w:lang w:val="zh_TW" w:bidi="zh_TW"/>
+        </w:rPr>
+        <w:t xml:space="preserve"> </w:t>
+      </w:r>
+      <w:r>
+        <w:rPr>
+          <w:lang w:val="zh_TW" w:bidi="zh_TW"/>
+        </w:rPr>
+        <w:t>第一次猶太起義</w:t>
+      </w:r>
+      <w:r>
+        <w:rPr>
+          <w:lang w:val="zh_TW" w:bidi="zh_TW"/>
+        </w:rPr>
+        <w:t>；</w:t>
+      </w:r>
+      <w:r>
+        <w:rPr>
+          <w:lang w:val="zh_TW" w:bidi="zh_TW"/>
+        </w:rPr>
+        <w:t>猶太教</w:t>
+      </w:r>
+      <w:r>
+        <w:rPr>
+          <w:lang w:val="zh_TW" w:bidi="zh_TW"/>
+        </w:rPr>
+        <w:t>。</w:t>
+      </w:r>
+      <w:r>
+        <w:rPr>
+          <w:lang w:val="zh_TW" w:bidi="zh_TW"/>
+        </w:rPr>
+      </w:r>
+      <w:r>
+        <w:rPr>
+          <w:lang w:val="zh_TW" w:bidi="zh_TW"/>
+        </w:rPr>
+      </w:r>
+    </w:p>
+    <w:p>
+      <w:pPr/>
+      <w:r>
+        <w:rPr>
+          <w:lang w:val="zh_TW" w:bidi="zh_TW"/>
+        </w:rPr>
+      </w:r>
+    </w:p>
+    <w:p>
+      <w:pPr>
+        <w:pStyle w:val="Heading2"/>
+      </w:pPr>
+      <w:r>
+        <w:rPr>
+          <w:lang w:val="zh_TW" w:bidi="zh_TW"/>
+        </w:rPr>
+        <w:t>奮銳黨的西門</w:t>
+      </w:r>
+      <w:r>
+        <w:rPr>
+          <w:lang w:val="zh_TW" w:bidi="zh_TW"/>
+        </w:rPr>
+      </w:r>
+    </w:p>
+    <w:p>
+      <w:pPr/>
+      <w:r>
+        <w:rPr>
+          <w:lang w:val="zh_TW" w:bidi="zh_TW"/>
+        </w:rPr>
+      </w:r>
+      <w:r>
+        <w:rPr>
+          <w:lang w:val="zh_TW" w:bidi="zh_TW"/>
+        </w:rPr>
+        <w:t>有英文譯本在</w:t>
+      </w:r>
+      <w:hyperlink r:id="rId39">
+        <w:r>
+          <w:rPr>
+            <w:lang w:val="zh_TW" w:bidi="zh_TW"/>
+          </w:rPr>
+          <w:rPr>
+            <w:color w:val="0000EE"/>
+            <w:u w:val="single"/>
+          </w:rPr>
+          <w:t>馬太福音十章4節</w:t>
+        </w:r>
+      </w:hyperlink>
+      <w:r>
+        <w:rPr>
+          <w:lang w:val="zh_TW" w:bidi="zh_TW"/>
+        </w:rPr>
+        <w:t>和</w:t>
+      </w:r>
+      <w:hyperlink r:id="rId40">
+        <w:r>
+          <w:rPr>
+            <w:lang w:val="zh_TW" w:bidi="zh_TW"/>
+          </w:rPr>
+          <w:rPr>
+            <w:color w:val="0000EE"/>
+            <w:u w:val="single"/>
+          </w:rPr>
+          <w:t>馬可福音三章18節</w:t>
+        </w:r>
+      </w:hyperlink>
+      <w:r>
+        <w:rPr>
+          <w:lang w:val="zh_TW" w:bidi="zh_TW"/>
+        </w:rPr>
+        <w:t>中，將奮銳黨西門的翻譯為Simon the Cananean，</w:t>
+      </w:r>
+      <w:r>
+        <w:rPr>
+          <w:i/>
+          <w:lang w:val="zh_TW" w:bidi="zh_TW"/>
+        </w:rPr>
+        <w:t>見</w:t>
+      </w:r>
+      <w:r>
+        <w:rPr>
+          <w:lang w:val="zh_TW" w:bidi="zh_TW"/>
+        </w:rPr>
+        <w:t>西門#5</w:t>
+      </w:r>
+      <w:r>
+        <w:rPr>
+          <w:lang w:val="zh_TW" w:bidi="zh_TW"/>
+        </w:rPr>
+        <w:t>。</w:t>
+      </w:r>
+      <w:r>
+        <w:rPr>
+          <w:lang w:val="zh_TW" w:bidi="zh_TW"/>
+        </w:rPr>
+      </w:r>
+      <w:r>
+        <w:rPr>
+          <w:lang w:val="zh_TW" w:bidi="zh_TW"/>
+        </w:rPr>
+      </w:r>
+    </w:p>
+    <w:p>
+      <w:pPr/>
+      <w:r>
+        <w:rPr>
+          <w:lang w:val="zh_TW" w:bidi="zh_TW"/>
+        </w:rPr>
+      </w:r>
+    </w:p>
+    <w:p>
+      <w:pPr>
+        <w:pStyle w:val="Heading2"/>
+      </w:pPr>
+      <w:r>
+        <w:rPr>
+          <w:lang w:val="zh_TW" w:bidi="zh_TW"/>
+        </w:rPr>
+        <w:t>奮銳黨的西門</w:t>
+      </w:r>
+      <w:r>
+        <w:rPr>
+          <w:lang w:val="zh_TW" w:bidi="zh_TW"/>
+        </w:rPr>
+      </w:r>
+    </w:p>
+    <w:p>
+      <w:pPr/>
+      <w:r>
+        <w:rPr>
+          <w:lang w:val="zh_TW" w:bidi="zh_TW"/>
+        </w:rPr>
+      </w:r>
+      <w:r>
+        <w:rPr>
+          <w:lang w:val="zh_TW" w:bidi="zh_TW"/>
+        </w:rPr>
+        <w:t>耶穌的一位門徒（</w:t>
+      </w:r>
+      <w:hyperlink r:id="rId39">
+        <w:r>
+          <w:rPr>
+            <w:lang w:val="zh_TW" w:bidi="zh_TW"/>
+          </w:rPr>
+          <w:rPr>
+            <w:color w:val="0000EE"/>
+            <w:u w:val="single"/>
+          </w:rPr>
+          <w:t>太10:4</w:t>
+        </w:r>
+      </w:hyperlink>
+      <w:r>
+        <w:rPr>
+          <w:lang w:val="zh_TW" w:bidi="zh_TW"/>
+        </w:rPr>
+        <w:t>；</w:t>
+      </w:r>
+      <w:hyperlink r:id="rId40">
+        <w:r>
+          <w:rPr>
+            <w:lang w:val="zh_TW" w:bidi="zh_TW"/>
+          </w:rPr>
+          <w:rPr>
+            <w:color w:val="0000EE"/>
+            <w:u w:val="single"/>
+          </w:rPr>
+          <w:t>可3:18</w:t>
+        </w:r>
+      </w:hyperlink>
+      <w:r>
+        <w:rPr>
+          <w:lang w:val="zh_TW" w:bidi="zh_TW"/>
+        </w:rPr>
+        <w:t>；</w:t>
+      </w:r>
+      <w:hyperlink r:id="rId37">
+        <w:r>
+          <w:rPr>
+            <w:lang w:val="zh_TW" w:bidi="zh_TW"/>
+          </w:rPr>
+          <w:rPr>
+            <w:color w:val="0000EE"/>
+            <w:u w:val="single"/>
+          </w:rPr>
+          <w:t>路6:15</w:t>
+        </w:r>
+      </w:hyperlink>
+      <w:r>
+        <w:rPr>
+          <w:lang w:val="zh_TW" w:bidi="zh_TW"/>
+        </w:rPr>
+        <w:t>；</w:t>
+      </w:r>
+      <w:hyperlink r:id="rId38">
+        <w:r>
+          <w:rPr>
+            <w:lang w:val="zh_TW" w:bidi="zh_TW"/>
+          </w:rPr>
+          <w:rPr>
+            <w:color w:val="0000EE"/>
+            <w:u w:val="single"/>
+          </w:rPr>
+          <w:t>徒1:13</w:t>
+        </w:r>
+      </w:hyperlink>
+      <w:r>
+        <w:rPr>
+          <w:lang w:val="zh_TW" w:bidi="zh_TW"/>
+        </w:rPr>
+        <w:t>）。</w:t>
+      </w:r>
+      <w:r>
+        <w:rPr>
+          <w:i/>
+          <w:lang w:val="zh_TW" w:bidi="zh_TW"/>
+        </w:rPr>
+        <w:t>見</w:t>
+      </w:r>
+      <w:r>
+        <w:rPr>
+          <w:lang w:val="zh_TW" w:bidi="zh_TW"/>
+        </w:rPr>
+        <w:t xml:space="preserve"> </w:t>
+      </w:r>
+      <w:r>
+        <w:rPr>
+          <w:lang w:val="zh_TW" w:bidi="zh_TW"/>
+        </w:rPr>
+        <w:t>西門#5</w:t>
+      </w:r>
+      <w:r>
+        <w:rPr>
+          <w:lang w:val="zh_TW" w:bidi="zh_TW"/>
+        </w:rPr>
+        <w:t>。</w:t>
       </w:r>
       <w:r>
         <w:rPr>

--- a/zht/docx/044.content.docx
+++ b/zht/docx/044.content.docx
@@ -233,108 +233,72 @@
         </w:rPr>
         <w:t>這是伊甸園中被禁止吃的樹，人若吃它的果子便會得知善惡，隨之而來的是死亡，也就是與神分離，最終走向滅亡（</w:t>
       </w:r>
-      <w:hyperlink r:id="rId13">
-        <w:r>
-          <w:rPr>
-            <w:lang w:val="zh_TW" w:bidi="zh_TW"/>
-          </w:rPr>
-          <w:rPr>
-            <w:color w:val="0000EE"/>
-            <w:u w:val="single"/>
-          </w:rPr>
-          <w:t>創2:9</w:t>
-        </w:r>
-      </w:hyperlink>
+      <w:r>
+        <w:rPr>
+          <w:lang w:val="zh_TW" w:bidi="zh_TW"/>
+        </w:rPr>
+        <w:t>創2:9</w:t>
+      </w:r>
       <w:r>
         <w:rPr>
           <w:lang w:val="zh_TW" w:bidi="zh_TW"/>
         </w:rPr>
         <w:t>、</w:t>
       </w:r>
-      <w:hyperlink r:id="rId13">
-        <w:r>
-          <w:rPr>
-            <w:lang w:val="zh_TW" w:bidi="zh_TW"/>
-          </w:rPr>
-          <w:rPr>
-            <w:color w:val="0000EE"/>
-            <w:u w:val="single"/>
-          </w:rPr>
-          <w:t>15–17</w:t>
-        </w:r>
-      </w:hyperlink>
+      <w:r>
+        <w:rPr>
+          <w:lang w:val="zh_TW" w:bidi="zh_TW"/>
+        </w:rPr>
+        <w:t>15–17</w:t>
+      </w:r>
       <w:r>
         <w:rPr>
           <w:lang w:val="zh_TW" w:bidi="zh_TW"/>
         </w:rPr>
         <w:t>，</w:t>
       </w:r>
-      <w:hyperlink r:id="rId14">
-        <w:r>
-          <w:rPr>
-            <w:lang w:val="zh_TW" w:bidi="zh_TW"/>
-          </w:rPr>
-          <w:rPr>
-            <w:color w:val="0000EE"/>
-            <w:u w:val="single"/>
-          </w:rPr>
-          <w:t>3:1–24</w:t>
-        </w:r>
-      </w:hyperlink>
+      <w:r>
+        <w:rPr>
+          <w:lang w:val="zh_TW" w:bidi="zh_TW"/>
+        </w:rPr>
+        <w:t>3:1–24</w:t>
+      </w:r>
       <w:r>
         <w:rPr>
           <w:lang w:val="zh_TW" w:bidi="zh_TW"/>
         </w:rPr>
         <w:t>）。那引誘人的蛇應許夏娃，只要她吃這果子，就能與神同等。夏娃和亞當吃了那樹上的果子之後，果然得著了「分別善惡的知識」。根據聖經其它地方對「知善惡」一語的用法（</w:t>
       </w:r>
-      <w:hyperlink r:id="rId15">
-        <w:r>
-          <w:rPr>
-            <w:lang w:val="zh_TW" w:bidi="zh_TW"/>
-          </w:rPr>
-          <w:rPr>
-            <w:color w:val="0000EE"/>
-            <w:u w:val="single"/>
-          </w:rPr>
-          <w:t>申1:39</w:t>
-        </w:r>
-      </w:hyperlink>
+      <w:r>
+        <w:rPr>
+          <w:lang w:val="zh_TW" w:bidi="zh_TW"/>
+        </w:rPr>
+        <w:t>申1:39</w:t>
+      </w:r>
       <w:r>
         <w:rPr>
           <w:lang w:val="zh_TW" w:bidi="zh_TW"/>
         </w:rPr>
         <w:t>；</w:t>
       </w:r>
-      <w:hyperlink r:id="rId16">
-        <w:r>
-          <w:rPr>
-            <w:lang w:val="zh_TW" w:bidi="zh_TW"/>
-          </w:rPr>
-          <w:rPr>
-            <w:color w:val="0000EE"/>
-            <w:u w:val="single"/>
-          </w:rPr>
-          <w:t>賽7:15–16</w:t>
-        </w:r>
-      </w:hyperlink>
+      <w:r>
+        <w:rPr>
+          <w:lang w:val="zh_TW" w:bidi="zh_TW"/>
+        </w:rPr>
+        <w:t>賽7:15–16</w:t>
+      </w:r>
       <w:r>
         <w:rPr>
           <w:lang w:val="zh_TW" w:bidi="zh_TW"/>
         </w:rPr>
         <w:t>；</w:t>
       </w:r>
-      <w:hyperlink r:id="rId17">
-        <w:r>
-          <w:rPr>
-            <w:lang w:val="zh_TW" w:bidi="zh_TW"/>
-          </w:rPr>
-          <w:rPr>
-            <w:color w:val="0000EE"/>
-            <w:u w:val="single"/>
-          </w:rPr>
-          <w:t>來5:14</w:t>
-        </w:r>
-      </w:hyperlink>
+      <w:r>
+        <w:rPr>
+          <w:lang w:val="zh_TW" w:bidi="zh_TW"/>
+        </w:rPr>
+        <w:t>來5:14</w:t>
+      </w:r>
       <w:r>
         <w:rPr>
           <w:lang w:val="zh_TW" w:bidi="zh_TW"/>
@@ -520,126 +484,84 @@
         </w:rPr>
         <w:t>在聖經中提到三位分封王。路加記載希律安提帕是加利利的分封王。他還指出腓力是以土利亞和特拉可尼地方的分封王，而呂撒聶是亞比利尼的分封王（</w:t>
       </w:r>
-      <w:hyperlink r:id="rId18">
-        <w:r>
-          <w:rPr>
-            <w:lang w:val="zh_TW" w:bidi="zh_TW"/>
-          </w:rPr>
-          <w:rPr>
-            <w:color w:val="0000EE"/>
-            <w:u w:val="single"/>
-          </w:rPr>
-          <w:t>路加福音3:1</w:t>
-        </w:r>
-      </w:hyperlink>
+      <w:r>
+        <w:rPr>
+          <w:lang w:val="zh_TW" w:bidi="zh_TW"/>
+        </w:rPr>
+        <w:t>路加福音3:1</w:t>
+      </w:r>
       <w:r>
         <w:rPr>
           <w:lang w:val="zh_TW" w:bidi="zh_TW"/>
         </w:rPr>
         <w:t>）。在聖經其它地方唯一提到的分封王是希律（</w:t>
       </w:r>
-      <w:hyperlink r:id="rId19">
-        <w:r>
-          <w:rPr>
-            <w:lang w:val="zh_TW" w:bidi="zh_TW"/>
-          </w:rPr>
-          <w:rPr>
-            <w:color w:val="0000EE"/>
-            <w:u w:val="single"/>
-          </w:rPr>
-          <w:t>馬太福音14:1</w:t>
-        </w:r>
-      </w:hyperlink>
+      <w:r>
+        <w:rPr>
+          <w:lang w:val="zh_TW" w:bidi="zh_TW"/>
+        </w:rPr>
+        <w:t>馬太福音14:1</w:t>
+      </w:r>
       <w:r>
         <w:rPr>
           <w:lang w:val="zh_TW" w:bidi="zh_TW"/>
         </w:rPr>
         <w:t>；</w:t>
       </w:r>
-      <w:hyperlink r:id="rId20">
-        <w:r>
-          <w:rPr>
-            <w:lang w:val="zh_TW" w:bidi="zh_TW"/>
-          </w:rPr>
-          <w:rPr>
-            <w:color w:val="0000EE"/>
-            <w:u w:val="single"/>
-          </w:rPr>
-          <w:t>路加福音3:19</w:t>
-        </w:r>
-      </w:hyperlink>
+      <w:r>
+        <w:rPr>
+          <w:lang w:val="zh_TW" w:bidi="zh_TW"/>
+        </w:rPr>
+        <w:t>路加福音3:19</w:t>
+      </w:r>
       <w:r>
         <w:rPr>
           <w:lang w:val="zh_TW" w:bidi="zh_TW"/>
         </w:rPr>
         <w:t>，</w:t>
       </w:r>
-      <w:hyperlink r:id="rId21">
-        <w:r>
-          <w:rPr>
-            <w:lang w:val="zh_TW" w:bidi="zh_TW"/>
-          </w:rPr>
-          <w:rPr>
-            <w:color w:val="0000EE"/>
-            <w:u w:val="single"/>
-          </w:rPr>
-          <w:t>9:7</w:t>
-        </w:r>
-      </w:hyperlink>
+      <w:r>
+        <w:rPr>
+          <w:lang w:val="zh_TW" w:bidi="zh_TW"/>
+        </w:rPr>
+        <w:t>9:7</w:t>
+      </w:r>
       <w:r>
         <w:rPr>
           <w:lang w:val="zh_TW" w:bidi="zh_TW"/>
         </w:rPr>
         <w:t>；</w:t>
       </w:r>
-      <w:hyperlink r:id="rId22">
-        <w:r>
-          <w:rPr>
-            <w:lang w:val="zh_TW" w:bidi="zh_TW"/>
-          </w:rPr>
-          <w:rPr>
-            <w:color w:val="0000EE"/>
-            <w:u w:val="single"/>
-          </w:rPr>
-          <w:t>使徒行傳13:1</w:t>
-        </w:r>
-      </w:hyperlink>
+      <w:r>
+        <w:rPr>
+          <w:lang w:val="zh_TW" w:bidi="zh_TW"/>
+        </w:rPr>
+        <w:t>使徒行傳13:1</w:t>
+      </w:r>
       <w:r>
         <w:rPr>
           <w:lang w:val="zh_TW" w:bidi="zh_TW"/>
         </w:rPr>
         <w:t>）。希律也被他的猶太臣民稱為「王」，顯示出他較大的重要性（</w:t>
       </w:r>
-      <w:hyperlink r:id="rId23">
-        <w:r>
-          <w:rPr>
-            <w:lang w:val="zh_TW" w:bidi="zh_TW"/>
-          </w:rPr>
-          <w:rPr>
-            <w:color w:val="0000EE"/>
-            <w:u w:val="single"/>
-          </w:rPr>
-          <w:t>馬太福音14:9</w:t>
-        </w:r>
-      </w:hyperlink>
+      <w:r>
+        <w:rPr>
+          <w:lang w:val="zh_TW" w:bidi="zh_TW"/>
+        </w:rPr>
+        <w:t>馬太福音14:9</w:t>
+      </w:r>
       <w:r>
         <w:rPr>
           <w:lang w:val="zh_TW" w:bidi="zh_TW"/>
         </w:rPr>
         <w:t>；</w:t>
       </w:r>
-      <w:hyperlink r:id="rId24">
-        <w:r>
-          <w:rPr>
-            <w:lang w:val="zh_TW" w:bidi="zh_TW"/>
-          </w:rPr>
-          <w:rPr>
-            <w:color w:val="0000EE"/>
-            <w:u w:val="single"/>
-          </w:rPr>
-          <w:t>馬可福音6:14</w:t>
-        </w:r>
-      </w:hyperlink>
+      <w:r>
+        <w:rPr>
+          <w:lang w:val="zh_TW" w:bidi="zh_TW"/>
+        </w:rPr>
+        <w:t>馬可福音6:14</w:t>
+      </w:r>
       <w:r>
         <w:rPr>
           <w:lang w:val="zh_TW" w:bidi="zh_TW"/>
@@ -694,90 +616,60 @@
         </w:rPr>
         <w:t>這個詞在聖經中常用來指憤怒（rage）、烈怒（fury）和惱恨（indignation）。在大多數情況下，忿怒被視為是錯誤的情緒。例如，</w:t>
       </w:r>
-      <w:hyperlink r:id="rId25">
-        <w:r>
-          <w:rPr>
-            <w:lang w:val="zh_TW" w:bidi="zh_TW"/>
-          </w:rPr>
-          <w:rPr>
-            <w:color w:val="0000EE"/>
-            <w:u w:val="single"/>
-          </w:rPr>
-          <w:t>詩篇三十七篇8節</w:t>
-        </w:r>
-      </w:hyperlink>
+      <w:r>
+        <w:rPr>
+          <w:lang w:val="zh_TW" w:bidi="zh_TW"/>
+        </w:rPr>
+        <w:t>詩篇三十七篇8節</w:t>
+      </w:r>
       <w:r>
         <w:rPr>
           <w:lang w:val="zh_TW" w:bidi="zh_TW"/>
         </w:rPr>
         <w:t>命令：「當止住怒氣，離棄忿怒」當耶穌說：「只是我告訴你們，凡向弟兄動怒的，難免受審斷」（</w:t>
       </w:r>
-      <w:hyperlink r:id="rId26">
-        <w:r>
-          <w:rPr>
-            <w:lang w:val="zh_TW" w:bidi="zh_TW"/>
-          </w:rPr>
-          <w:rPr>
-            <w:color w:val="0000EE"/>
-            <w:u w:val="single"/>
-          </w:rPr>
-          <w:t>太5:22</w:t>
-        </w:r>
-      </w:hyperlink>
+      <w:r>
+        <w:rPr>
+          <w:lang w:val="zh_TW" w:bidi="zh_TW"/>
+        </w:rPr>
+        <w:t>太5:22</w:t>
+      </w:r>
       <w:r>
         <w:rPr>
           <w:lang w:val="zh_TW" w:bidi="zh_TW"/>
         </w:rPr>
         <w:t>），耶穌提到將忿怒與謀殺相提並論，這意味著當一個人心中懷有忿怒時，就如同他實際上犯下了謀殺罪。</w:t>
       </w:r>
-      <w:hyperlink r:id="rId27">
-        <w:r>
-          <w:rPr>
-            <w:lang w:val="zh_TW" w:bidi="zh_TW"/>
-          </w:rPr>
-          <w:rPr>
-            <w:color w:val="0000EE"/>
-            <w:u w:val="single"/>
-          </w:rPr>
-          <w:t>以弗所書四章31節</w:t>
-        </w:r>
-      </w:hyperlink>
+      <w:r>
+        <w:rPr>
+          <w:lang w:val="zh_TW" w:bidi="zh_TW"/>
+        </w:rPr>
+        <w:t>以弗所書四章31節</w:t>
+      </w:r>
       <w:r>
         <w:rPr>
           <w:lang w:val="zh_TW" w:bidi="zh_TW"/>
         </w:rPr>
         <w:t>和</w:t>
       </w:r>
-      <w:hyperlink r:id="rId28">
-        <w:r>
-          <w:rPr>
-            <w:lang w:val="zh_TW" w:bidi="zh_TW"/>
-          </w:rPr>
-          <w:rPr>
-            <w:color w:val="0000EE"/>
-            <w:u w:val="single"/>
-          </w:rPr>
-          <w:t>歌羅西書三章8節</w:t>
-        </w:r>
-      </w:hyperlink>
+      <w:r>
+        <w:rPr>
+          <w:lang w:val="zh_TW" w:bidi="zh_TW"/>
+        </w:rPr>
+        <w:t>歌羅西書三章8節</w:t>
+      </w:r>
       <w:r>
         <w:rPr>
           <w:lang w:val="zh_TW" w:bidi="zh_TW"/>
         </w:rPr>
         <w:t>列出惱恨，以及苦毒、忿怒、惡毒（malice）和毀謗，這些都是基督徒必須徹底擺脫的態度。在保羅列出的教會主教或牧師的品格特質中，指出基督徒領袖不應該易於動怒或輕易被激怒（</w:t>
       </w:r>
-      <w:hyperlink r:id="rId29">
-        <w:r>
-          <w:rPr>
-            <w:lang w:val="zh_TW" w:bidi="zh_TW"/>
-          </w:rPr>
-          <w:rPr>
-            <w:color w:val="0000EE"/>
-            <w:u w:val="single"/>
-          </w:rPr>
-          <w:t>多1:7</w:t>
-        </w:r>
-      </w:hyperlink>
+      <w:r>
+        <w:rPr>
+          <w:lang w:val="zh_TW" w:bidi="zh_TW"/>
+        </w:rPr>
+        <w:t>多1:7</w:t>
+      </w:r>
       <w:r>
         <w:rPr>
           <w:lang w:val="zh_TW" w:bidi="zh_TW"/>
@@ -798,36 +690,24 @@
         </w:rPr>
         <w:t>聖經承認人會忿怒。聖經並沒有譴責忿怒這種情緒，而是譴責忿怒所導致的後果。人習慣於讓忿怒控制或影響他們的行為，導致他們犯罪。這就是為什麼使徒保羅說：「生氣卻不要犯罪」（</w:t>
       </w:r>
-      <w:hyperlink r:id="rId30">
-        <w:r>
-          <w:rPr>
-            <w:lang w:val="zh_TW" w:bidi="zh_TW"/>
-          </w:rPr>
-          <w:rPr>
-            <w:color w:val="0000EE"/>
-            <w:u w:val="single"/>
-          </w:rPr>
-          <w:t>弗4:26</w:t>
-        </w:r>
-      </w:hyperlink>
+      <w:r>
+        <w:rPr>
+          <w:lang w:val="zh_TW" w:bidi="zh_TW"/>
+        </w:rPr>
+        <w:t>弗4:26</w:t>
+      </w:r>
       <w:r>
         <w:rPr>
           <w:lang w:val="zh_TW" w:bidi="zh_TW"/>
         </w:rPr>
         <w:t>）。一個人讓忿怒情緒持續的時間越長，越有可能產生罪惡的行為，從而給撒但留地步（見</w:t>
       </w:r>
-      <w:hyperlink r:id="rId31">
-        <w:r>
-          <w:rPr>
-            <w:lang w:val="zh_TW" w:bidi="zh_TW"/>
-          </w:rPr>
-          <w:rPr>
-            <w:color w:val="0000EE"/>
-            <w:u w:val="single"/>
-          </w:rPr>
-          <w:t>弗4:27</w:t>
-        </w:r>
-      </w:hyperlink>
+      <w:r>
+        <w:rPr>
+          <w:lang w:val="zh_TW" w:bidi="zh_TW"/>
+        </w:rPr>
+        <w:t>弗4:27</w:t>
+      </w:r>
       <w:r>
         <w:rPr>
           <w:lang w:val="zh_TW" w:bidi="zh_TW"/>
@@ -848,36 +728,24 @@
         </w:rPr>
         <w:t>聖經中也提到了好的忿怒。「義怒」指的是聖潔的心極度不滿，無法容忍任何形式的罪。神的忿怒包含這一元素：人應該是良善的，然而他們卻犯罪——神發怒「因這地的人離棄了耶和華—他們列祖的神，領他們出埃及地的時候與他們所立的約，去事奉敬拜素不認識的別神，是耶和華所未曾給他們安排的」（</w:t>
       </w:r>
-      <w:hyperlink r:id="rId32">
-        <w:r>
-          <w:rPr>
-            <w:lang w:val="zh_TW" w:bidi="zh_TW"/>
-          </w:rPr>
-          <w:rPr>
-            <w:color w:val="0000EE"/>
-            <w:u w:val="single"/>
-          </w:rPr>
-          <w:t>申29:25–26</w:t>
-        </w:r>
-      </w:hyperlink>
+      <w:r>
+        <w:rPr>
+          <w:lang w:val="zh_TW" w:bidi="zh_TW"/>
+        </w:rPr>
+        <w:t>申29:25–26</w:t>
+      </w:r>
       <w:r>
         <w:rPr>
           <w:lang w:val="zh_TW" w:bidi="zh_TW"/>
         </w:rPr>
         <w:t>）。也正是在這個意義上，摩西在西奈山上看到金牛犢和以色列人崇拜偶像時，怒火中燒，以至他把立約的石版摔碎在地上（</w:t>
       </w:r>
-      <w:hyperlink r:id="rId33">
-        <w:r>
-          <w:rPr>
-            <w:lang w:val="zh_TW" w:bidi="zh_TW"/>
-          </w:rPr>
-          <w:rPr>
-            <w:color w:val="0000EE"/>
-            <w:u w:val="single"/>
-          </w:rPr>
-          <w:t>出32:19</w:t>
-        </w:r>
-      </w:hyperlink>
+      <w:r>
+        <w:rPr>
+          <w:lang w:val="zh_TW" w:bidi="zh_TW"/>
+        </w:rPr>
+        <w:t>出32:19</w:t>
+      </w:r>
       <w:r>
         <w:rPr>
           <w:lang w:val="zh_TW" w:bidi="zh_TW"/>
@@ -898,54 +766,36 @@
         </w:rPr>
         <w:t>在新約聖經中，馬可福音記載耶穌忿怒地看著法利賽人，他們希望抓到耶穌違反他們律法的把柄（</w:t>
       </w:r>
-      <w:hyperlink r:id="rId34">
-        <w:r>
-          <w:rPr>
-            <w:lang w:val="zh_TW" w:bidi="zh_TW"/>
-          </w:rPr>
-          <w:rPr>
-            <w:color w:val="0000EE"/>
-            <w:u w:val="single"/>
-          </w:rPr>
-          <w:t>可3:5</w:t>
-        </w:r>
-      </w:hyperlink>
+      <w:r>
+        <w:rPr>
+          <w:lang w:val="zh_TW" w:bidi="zh_TW"/>
+        </w:rPr>
+        <w:t>可3:5</w:t>
+      </w:r>
       <w:r>
         <w:rPr>
           <w:lang w:val="zh_TW" w:bidi="zh_TW"/>
         </w:rPr>
         <w:t>）。耶穌的忿怒也表現在祂潔淨聖殿（</w:t>
       </w:r>
-      <w:hyperlink r:id="rId35">
-        <w:r>
-          <w:rPr>
-            <w:lang w:val="zh_TW" w:bidi="zh_TW"/>
-          </w:rPr>
-          <w:rPr>
-            <w:color w:val="0000EE"/>
-            <w:u w:val="single"/>
-          </w:rPr>
-          <w:t>約2:13–22</w:t>
-        </w:r>
-      </w:hyperlink>
+      <w:r>
+        <w:rPr>
+          <w:lang w:val="zh_TW" w:bidi="zh_TW"/>
+        </w:rPr>
+        <w:t>約2:13–22</w:t>
+      </w:r>
       <w:r>
         <w:rPr>
           <w:lang w:val="zh_TW" w:bidi="zh_TW"/>
         </w:rPr>
         <w:t>），聖殿應該是一個禱告的地方，但卻被用來做生意，所以耶穌「進了神的殿，趕出殿裡一切做買賣的人，推倒兌換銀錢之人的桌子，和賣鴿子之人的凳子」（</w:t>
       </w:r>
-      <w:hyperlink r:id="rId36">
-        <w:r>
-          <w:rPr>
-            <w:lang w:val="zh_TW" w:bidi="zh_TW"/>
-          </w:rPr>
-          <w:rPr>
-            <w:color w:val="0000EE"/>
-            <w:u w:val="single"/>
-          </w:rPr>
-          <w:t>太21:12</w:t>
-        </w:r>
-      </w:hyperlink>
+      <w:r>
+        <w:rPr>
+          <w:lang w:val="zh_TW" w:bidi="zh_TW"/>
+        </w:rPr>
+        <w:t>太21:12</w:t>
+      </w:r>
       <w:r>
         <w:rPr>
           <w:lang w:val="zh_TW" w:bidi="zh_TW"/>
@@ -1000,36 +850,24 @@
         </w:rPr>
         <w:t>奮銳黨（zealot）是指對某種事業或信仰非常熱衷的人。在聖經中，這個詞被用來描述西門，他是耶穌十二門徒之一（</w:t>
       </w:r>
-      <w:hyperlink r:id="rId37">
-        <w:r>
-          <w:rPr>
-            <w:lang w:val="zh_TW" w:bidi="zh_TW"/>
-          </w:rPr>
-          <w:rPr>
-            <w:color w:val="0000EE"/>
-            <w:u w:val="single"/>
-          </w:rPr>
-          <w:t>路6:15</w:t>
-        </w:r>
-      </w:hyperlink>
+      <w:r>
+        <w:rPr>
+          <w:lang w:val="zh_TW" w:bidi="zh_TW"/>
+        </w:rPr>
+        <w:t>路6:15</w:t>
+      </w:r>
       <w:r>
         <w:rPr>
           <w:lang w:val="zh_TW" w:bidi="zh_TW"/>
         </w:rPr>
         <w:t>；</w:t>
       </w:r>
-      <w:hyperlink r:id="rId38">
-        <w:r>
-          <w:rPr>
-            <w:lang w:val="zh_TW" w:bidi="zh_TW"/>
-          </w:rPr>
-          <w:rPr>
-            <w:color w:val="0000EE"/>
-            <w:u w:val="single"/>
-          </w:rPr>
-          <w:t>徒1:13</w:t>
-        </w:r>
-      </w:hyperlink>
+      <w:r>
+        <w:rPr>
+          <w:lang w:val="zh_TW" w:bidi="zh_TW"/>
+        </w:rPr>
+        <w:t>徒1:13</w:t>
+      </w:r>
       <w:r>
         <w:rPr>
           <w:lang w:val="zh_TW" w:bidi="zh_TW"/>
@@ -1050,77 +888,41 @@
         </w:rPr>
         <w:t>馬太和馬可用「迦南人(Cananaean」這個希臘文來代替奮銳黨（和合本聖經並沒有譯為迦南人，而是單單採用奮銳黨一詞，</w:t>
       </w:r>
-      <w:hyperlink r:id="rId39">
-        <w:r>
-          <w:rPr>
-            <w:lang w:val="zh_TW" w:bidi="zh_TW"/>
-          </w:rPr>
-          <w:rPr>
-            <w:color w:val="0000EE"/>
-            <w:u w:val="single"/>
-          </w:rPr>
-          <w:t>太10:4</w:t>
-        </w:r>
-      </w:hyperlink>
+      <w:r>
+        <w:rPr>
+          <w:lang w:val="zh_TW" w:bidi="zh_TW"/>
+        </w:rPr>
+        <w:t>太10:4</w:t>
+      </w:r>
       <w:r>
         <w:rPr>
           <w:lang w:val="zh_TW" w:bidi="zh_TW"/>
         </w:rPr>
         <w:t>；</w:t>
       </w:r>
-      <w:hyperlink r:id="rId40">
-        <w:r>
-          <w:rPr>
-            <w:lang w:val="zh_TW" w:bidi="zh_TW"/>
-          </w:rPr>
-          <w:rPr>
-            <w:color w:val="0000EE"/>
-            <w:u w:val="single"/>
-          </w:rPr>
-          <w:t>可3:18</w:t>
-        </w:r>
-      </w:hyperlink>
+      <w:r>
+        <w:rPr>
+          <w:lang w:val="zh_TW" w:bidi="zh_TW"/>
+        </w:rPr>
+        <w:t>可3:18</w:t>
+      </w:r>
       <w:r>
         <w:rPr>
           <w:lang w:val="zh_TW" w:bidi="zh_TW"/>
         </w:rPr>
         <w:t>）。這些詞在不同語言中意思相同，指的是一個非常熱衷於捍衛或支持某事的人。這個詞來自於「強烈的感情」或「非常渴望某事」的概念（</w:t>
       </w:r>
-      <w:hyperlink r:id="rId41">
-        <w:r>
-          <w:rPr>
-            <w:lang w:val="zh_TW" w:bidi="zh_TW"/>
-          </w:rPr>
-          <w:rPr>
-            <w:color w:val="0000EE"/>
-            <w:u w:val="single"/>
-          </w:rPr>
-          <w:t>出34:14</w:t>
-        </w:r>
-      </w:hyperlink>
-      <w:r>
-        <w:rPr>
-          <w:lang w:val="zh_TW" w:bidi="zh_TW"/>
-        </w:rPr>
-        <w:t>；</w:t>
-      </w:r>
-      <w:hyperlink r:id="rId42">
-        <w:r>
-          <w:rPr>
-            <w:lang w:val="zh_TW" w:bidi="zh_TW"/>
-          </w:rPr>
-          <w:rPr>
-            <w:color w:val="0000EE"/>
-            <w:u w:val="single"/>
-          </w:rPr>
-          <w:t>馬加比二書4:2</w:t>
-        </w:r>
-      </w:hyperlink>
-      <w:r>
-        <w:rPr>
-          <w:lang w:val="zh_TW" w:bidi="zh_TW"/>
-        </w:rPr>
-        <w:t>）。</w:t>
+      <w:r>
+        <w:rPr>
+          <w:lang w:val="zh_TW" w:bidi="zh_TW"/>
+        </w:rPr>
+        <w:t>出34:14</w:t>
+      </w:r>
+      <w:r>
+        <w:rPr>
+          <w:lang w:val="zh_TW" w:bidi="zh_TW"/>
+        </w:rPr>
+        <w:t>；馬加比二書4:2）。</w:t>
       </w:r>
     </w:p>
     <w:p>
@@ -1136,18 +938,12 @@
         </w:rPr>
         <w:t>當耶穌清理聖殿中濫用聖殿的人時，祂自己也表現出熱心（強烈的熱情），聖經說祂為「你的殿心裏焦急，如同火燒」（</w:t>
       </w:r>
-      <w:hyperlink r:id="rId43">
-        <w:r>
-          <w:rPr>
-            <w:lang w:val="zh_TW" w:bidi="zh_TW"/>
-          </w:rPr>
-          <w:rPr>
-            <w:color w:val="0000EE"/>
-            <w:u w:val="single"/>
-          </w:rPr>
-          <w:t>約2:17</w:t>
-        </w:r>
-      </w:hyperlink>
+      <w:r>
+        <w:rPr>
+          <w:lang w:val="zh_TW" w:bidi="zh_TW"/>
+        </w:rPr>
+        <w:t>約2:17</w:t>
+      </w:r>
       <w:r>
         <w:rPr>
           <w:lang w:val="zh_TW" w:bidi="zh_TW"/>
@@ -1168,90 +964,60 @@
         </w:rPr>
         <w:t>在早期基督教會中，一些信徒對屬靈的恩賜、善行和遵守神的律法充滿熱心（</w:t>
       </w:r>
-      <w:hyperlink r:id="rId44">
-        <w:r>
-          <w:rPr>
-            <w:lang w:val="zh_TW" w:bidi="zh_TW"/>
-          </w:rPr>
-          <w:rPr>
-            <w:color w:val="0000EE"/>
-            <w:u w:val="single"/>
-          </w:rPr>
-          <w:t>徒21:20</w:t>
-        </w:r>
-      </w:hyperlink>
+      <w:r>
+        <w:rPr>
+          <w:lang w:val="zh_TW" w:bidi="zh_TW"/>
+        </w:rPr>
+        <w:t>徒21:20</w:t>
+      </w:r>
       <w:r>
         <w:rPr>
           <w:lang w:val="zh_TW" w:bidi="zh_TW"/>
         </w:rPr>
         <w:t>；</w:t>
       </w:r>
-      <w:hyperlink r:id="rId45">
-        <w:r>
-          <w:rPr>
-            <w:lang w:val="zh_TW" w:bidi="zh_TW"/>
-          </w:rPr>
-          <w:rPr>
-            <w:color w:val="0000EE"/>
-            <w:u w:val="single"/>
-          </w:rPr>
-          <w:t>林前14:12</w:t>
-        </w:r>
-      </w:hyperlink>
+      <w:r>
+        <w:rPr>
+          <w:lang w:val="zh_TW" w:bidi="zh_TW"/>
+        </w:rPr>
+        <w:t>林前14:12</w:t>
+      </w:r>
       <w:r>
         <w:rPr>
           <w:lang w:val="zh_TW" w:bidi="zh_TW"/>
         </w:rPr>
         <w:t>；</w:t>
       </w:r>
-      <w:hyperlink r:id="rId46">
-        <w:r>
-          <w:rPr>
-            <w:lang w:val="zh_TW" w:bidi="zh_TW"/>
-          </w:rPr>
-          <w:rPr>
-            <w:color w:val="0000EE"/>
-            <w:u w:val="single"/>
-          </w:rPr>
-          <w:t>多2:14</w:t>
-        </w:r>
-      </w:hyperlink>
+      <w:r>
+        <w:rPr>
+          <w:lang w:val="zh_TW" w:bidi="zh_TW"/>
+        </w:rPr>
+        <w:t>多2:14</w:t>
+      </w:r>
       <w:r>
         <w:rPr>
           <w:lang w:val="zh_TW" w:bidi="zh_TW"/>
         </w:rPr>
         <w:t>）。保羅在成為耶穌的跟隨者之前，對祖先的傳統和對神的熱心也非常狂熱（</w:t>
       </w:r>
-      <w:hyperlink r:id="rId47">
-        <w:r>
-          <w:rPr>
-            <w:lang w:val="zh_TW" w:bidi="zh_TW"/>
-          </w:rPr>
-          <w:rPr>
-            <w:color w:val="0000EE"/>
-            <w:u w:val="single"/>
-          </w:rPr>
-          <w:t>徒22:3</w:t>
-        </w:r>
-      </w:hyperlink>
+      <w:r>
+        <w:rPr>
+          <w:lang w:val="zh_TW" w:bidi="zh_TW"/>
+        </w:rPr>
+        <w:t>徒22:3</w:t>
+      </w:r>
       <w:r>
         <w:rPr>
           <w:lang w:val="zh_TW" w:bidi="zh_TW"/>
         </w:rPr>
         <w:t>；</w:t>
       </w:r>
-      <w:hyperlink r:id="rId48">
-        <w:r>
-          <w:rPr>
-            <w:lang w:val="zh_TW" w:bidi="zh_TW"/>
-          </w:rPr>
-          <w:rPr>
-            <w:color w:val="0000EE"/>
-            <w:u w:val="single"/>
-          </w:rPr>
-          <w:t>加1:14</w:t>
-        </w:r>
-      </w:hyperlink>
+      <w:r>
+        <w:rPr>
+          <w:lang w:val="zh_TW" w:bidi="zh_TW"/>
+        </w:rPr>
+        <w:t>加1:14</w:t>
+      </w:r>
       <w:r>
         <w:rPr>
           <w:lang w:val="zh_TW" w:bidi="zh_TW"/>
@@ -1298,25 +1064,7 @@
         <w:rPr>
           <w:lang w:val="zh_TW" w:bidi="zh_TW"/>
         </w:rPr>
-        <w:t>這個奮銳黨群體可能在公元6年左右，也就是希律大帝去世後開始形成，它可能是由加利利的猶大和法利賽人撒督創立的。奮銳黨受馬加比家族的激勵，馬加比在許多年前曾經反抗外族統治（</w:t>
-      </w:r>
-      <w:hyperlink r:id="rId49">
-        <w:r>
-          <w:rPr>
-            <w:lang w:val="zh_TW" w:bidi="zh_TW"/>
-          </w:rPr>
-          <w:rPr>
-            <w:color w:val="0000EE"/>
-            <w:u w:val="single"/>
-          </w:rPr>
-          <w:t>馬加比一書2:15–28</w:t>
-        </w:r>
-      </w:hyperlink>
-      <w:r>
-        <w:rPr>
-          <w:lang w:val="zh_TW" w:bidi="zh_TW"/>
-        </w:rPr>
-        <w:t>）。</w:t>
+        <w:t>這個奮銳黨群體可能在公元6年左右，也就是希律大帝去世後開始形成，它可能是由加利利的猶大和法利賽人撒督創立的。奮銳黨受馬加比家族的激勵，馬加比在許多年前曾經反抗外族統治（馬加比一書2:15–28）。</w:t>
       </w:r>
     </w:p>
     <w:p>
@@ -1426,54 +1174,36 @@
         </w:rPr>
         <w:t>奮銳黨西門可能在公元30年左右是這個運動早期的一分子。其他門徒如加略人猶大或「雷子」不太可能是奮銳黨（</w:t>
       </w:r>
-      <w:hyperlink r:id="rId50">
-        <w:r>
-          <w:rPr>
-            <w:lang w:val="zh_TW" w:bidi="zh_TW"/>
-          </w:rPr>
-          <w:rPr>
-            <w:color w:val="0000EE"/>
-            <w:u w:val="single"/>
-          </w:rPr>
-          <w:t>可3:17</w:t>
-        </w:r>
-      </w:hyperlink>
+      <w:r>
+        <w:rPr>
+          <w:lang w:val="zh_TW" w:bidi="zh_TW"/>
+        </w:rPr>
+        <w:t>可3:17</w:t>
+      </w:r>
       <w:r>
         <w:rPr>
           <w:lang w:val="zh_TW" w:bidi="zh_TW"/>
         </w:rPr>
         <w:t>）。有人認為加利利人猶大甚至保羅，也與奮銳黨有關（</w:t>
       </w:r>
-      <w:hyperlink r:id="rId51">
-        <w:r>
-          <w:rPr>
-            <w:lang w:val="zh_TW" w:bidi="zh_TW"/>
-          </w:rPr>
-          <w:rPr>
-            <w:color w:val="0000EE"/>
-            <w:u w:val="single"/>
-          </w:rPr>
-          <w:t>徒5:37–38</w:t>
-        </w:r>
-      </w:hyperlink>
+      <w:r>
+        <w:rPr>
+          <w:lang w:val="zh_TW" w:bidi="zh_TW"/>
+        </w:rPr>
+        <w:t>徒5:37–38</w:t>
+      </w:r>
       <w:r>
         <w:rPr>
           <w:lang w:val="zh_TW" w:bidi="zh_TW"/>
         </w:rPr>
         <w:t>，</w:t>
       </w:r>
-      <w:hyperlink r:id="rId52">
-        <w:r>
-          <w:rPr>
-            <w:lang w:val="zh_TW" w:bidi="zh_TW"/>
-          </w:rPr>
-          <w:rPr>
-            <w:color w:val="0000EE"/>
-            <w:u w:val="single"/>
-          </w:rPr>
-          <w:t>21:38</w:t>
-        </w:r>
-      </w:hyperlink>
+      <w:r>
+        <w:rPr>
+          <w:lang w:val="zh_TW" w:bidi="zh_TW"/>
+        </w:rPr>
+        <w:t>21:38</w:t>
+      </w:r>
       <w:r>
         <w:rPr>
           <w:lang w:val="zh_TW" w:bidi="zh_TW"/>
@@ -1573,36 +1303,24 @@
         </w:rPr>
         <w:t>有英文譯本在</w:t>
       </w:r>
-      <w:hyperlink r:id="rId39">
-        <w:r>
-          <w:rPr>
-            <w:lang w:val="zh_TW" w:bidi="zh_TW"/>
-          </w:rPr>
-          <w:rPr>
-            <w:color w:val="0000EE"/>
-            <w:u w:val="single"/>
-          </w:rPr>
-          <w:t>馬太福音十章4節</w:t>
-        </w:r>
-      </w:hyperlink>
+      <w:r>
+        <w:rPr>
+          <w:lang w:val="zh_TW" w:bidi="zh_TW"/>
+        </w:rPr>
+        <w:t>馬太福音十章4節</w:t>
+      </w:r>
       <w:r>
         <w:rPr>
           <w:lang w:val="zh_TW" w:bidi="zh_TW"/>
         </w:rPr>
         <w:t>和</w:t>
       </w:r>
-      <w:hyperlink r:id="rId40">
-        <w:r>
-          <w:rPr>
-            <w:lang w:val="zh_TW" w:bidi="zh_TW"/>
-          </w:rPr>
-          <w:rPr>
-            <w:color w:val="0000EE"/>
-            <w:u w:val="single"/>
-          </w:rPr>
-          <w:t>馬可福音三章18節</w:t>
-        </w:r>
-      </w:hyperlink>
+      <w:r>
+        <w:rPr>
+          <w:lang w:val="zh_TW" w:bidi="zh_TW"/>
+        </w:rPr>
+        <w:t>馬可福音三章18節</w:t>
+      </w:r>
       <w:r>
         <w:rPr>
           <w:lang w:val="zh_TW" w:bidi="zh_TW"/>
@@ -1676,72 +1394,48 @@
         </w:rPr>
         <w:t>耶穌的一位門徒（</w:t>
       </w:r>
-      <w:hyperlink r:id="rId39">
-        <w:r>
-          <w:rPr>
-            <w:lang w:val="zh_TW" w:bidi="zh_TW"/>
-          </w:rPr>
-          <w:rPr>
-            <w:color w:val="0000EE"/>
-            <w:u w:val="single"/>
-          </w:rPr>
-          <w:t>太10:4</w:t>
-        </w:r>
-      </w:hyperlink>
+      <w:r>
+        <w:rPr>
+          <w:lang w:val="zh_TW" w:bidi="zh_TW"/>
+        </w:rPr>
+        <w:t>太10:4</w:t>
+      </w:r>
       <w:r>
         <w:rPr>
           <w:lang w:val="zh_TW" w:bidi="zh_TW"/>
         </w:rPr>
         <w:t>；</w:t>
       </w:r>
-      <w:hyperlink r:id="rId40">
-        <w:r>
-          <w:rPr>
-            <w:lang w:val="zh_TW" w:bidi="zh_TW"/>
-          </w:rPr>
-          <w:rPr>
-            <w:color w:val="0000EE"/>
-            <w:u w:val="single"/>
-          </w:rPr>
-          <w:t>可3:18</w:t>
-        </w:r>
-      </w:hyperlink>
+      <w:r>
+        <w:rPr>
+          <w:lang w:val="zh_TW" w:bidi="zh_TW"/>
+        </w:rPr>
+        <w:t>可3:18</w:t>
+      </w:r>
       <w:r>
         <w:rPr>
           <w:lang w:val="zh_TW" w:bidi="zh_TW"/>
         </w:rPr>
         <w:t>；</w:t>
       </w:r>
-      <w:hyperlink r:id="rId37">
-        <w:r>
-          <w:rPr>
-            <w:lang w:val="zh_TW" w:bidi="zh_TW"/>
-          </w:rPr>
-          <w:rPr>
-            <w:color w:val="0000EE"/>
-            <w:u w:val="single"/>
-          </w:rPr>
-          <w:t>路6:15</w:t>
-        </w:r>
-      </w:hyperlink>
+      <w:r>
+        <w:rPr>
+          <w:lang w:val="zh_TW" w:bidi="zh_TW"/>
+        </w:rPr>
+        <w:t>路6:15</w:t>
+      </w:r>
       <w:r>
         <w:rPr>
           <w:lang w:val="zh_TW" w:bidi="zh_TW"/>
         </w:rPr>
         <w:t>；</w:t>
       </w:r>
-      <w:hyperlink r:id="rId38">
-        <w:r>
-          <w:rPr>
-            <w:lang w:val="zh_TW" w:bidi="zh_TW"/>
-          </w:rPr>
-          <w:rPr>
-            <w:color w:val="0000EE"/>
-            <w:u w:val="single"/>
-          </w:rPr>
-          <w:t>徒1:13</w:t>
-        </w:r>
-      </w:hyperlink>
+      <w:r>
+        <w:rPr>
+          <w:lang w:val="zh_TW" w:bidi="zh_TW"/>
+        </w:rPr>
+        <w:t>徒1:13</w:t>
+      </w:r>
       <w:r>
         <w:rPr>
           <w:lang w:val="zh_TW" w:bidi="zh_TW"/>
